--- a/000.exe.docx
+++ b/000.exe.docx
@@ -1,16 +1,10 @@
 
 <file path=word/document.xml><?xml version="1.0" encoding="utf-8"?>
-<w:document xmlns:wpc="http://schemas.microsoft.com/office/word/2010/wordprocessingCanvas" xmlns:cx="http://schemas.microsoft.com/office/drawing/2014/chartex" xmlns:cx1="http://schemas.microsoft.com/office/drawing/2015/9/8/chartex" xmlns:cx2="http://schemas.microsoft.com/office/drawing/2015/10/21/chartex" xmlns:cx3="http://schemas.microsoft.com/office/drawing/2016/5/9/chartex" xmlns:cx4="http://schemas.microsoft.com/office/drawing/2016/5/10/chartex" xmlns:cx5="http://schemas.microsoft.com/office/drawing/2016/5/11/chartex" xmlns:cx6="http://schemas.microsoft.com/office/drawing/2016/5/12/chartex" xmlns:cx7="http://schemas.microsoft.com/office/drawing/2016/5/13/chartex" xmlns:cx8="http://schemas.microsoft.com/office/drawing/2016/5/14/chartex" xmlns:mc="http://schemas.openxmlformats.org/markup-compatibility/2006" xmlns:aink="http://schemas.microsoft.com/office/drawing/2016/ink" xmlns:am3d="http://schemas.microsoft.com/office/drawing/2017/model3d" xmlns:o="urn:schemas-microsoft-com:office:office" xmlns:r="http://schemas.openxmlformats.org/officeDocument/2006/relationships" xmlns:m="http://schemas.openxmlformats.org/officeDocument/2006/math" xmlns:v="urn:schemas-microsoft-com:vml" xmlns:wp14="http://schemas.microsoft.com/office/word/2010/wordprocessingDrawing" xmlns:wp="http://schemas.openxmlformats.org/drawingml/2006/wordprocessingDrawing" xmlns:w10="urn:schemas-microsoft-com:office:word" xmlns:w="http://schemas.openxmlformats.org/wordprocessingml/2006/main" xmlns:w14="http://schemas.microsoft.com/office/word/2010/wordml" xmlns:w15="http://schemas.microsoft.com/office/word/2012/wordml" xmlns:w16cex="http://schemas.microsoft.com/office/word/2018/wordml/cex" xmlns:w16cid="http://schemas.microsoft.com/office/word/2016/wordml/cid" xmlns:w16="http://schemas.microsoft.com/office/word/2018/wordml" xmlns:w16sdtdh="http://schemas.microsoft.com/office/word/2020/wordml/sdtdatahash" xmlns:w16se="http://schemas.microsoft.com/office/word/2015/wordml/symex" xmlns:wpg="http://schemas.microsoft.com/office/word/2010/wordprocessingGroup" xmlns:wpi="http://schemas.microsoft.com/office/word/2010/wordprocessingInk" xmlns:wne="http://schemas.microsoft.com/office/word/2006/wordml" xmlns:wps="http://schemas.microsoft.com/office/word/2010/wordprocessingShape" mc:Ignorable="w14 w15 w16se w16cid w16 w16cex w16sdtdh wp14">
+<w:document xmlns:wpc="http://schemas.microsoft.com/office/word/2010/wordprocessingCanvas" xmlns:mc="http://schemas.openxmlformats.org/markup-compatibility/2006" xmlns:o="urn:schemas-microsoft-com:office:office" xmlns:r="http://schemas.openxmlformats.org/officeDocument/2006/relationships" xmlns:m="http://schemas.openxmlformats.org/officeDocument/2006/math" xmlns:v="urn:schemas-microsoft-com:vml" xmlns:wp14="http://schemas.microsoft.com/office/word/2010/wordprocessingDrawing" xmlns:wp="http://schemas.openxmlformats.org/drawingml/2006/wordprocessingDrawing" xmlns:w10="urn:schemas-microsoft-com:office:word" xmlns:w="http://schemas.openxmlformats.org/wordprocessingml/2006/main" xmlns:w14="http://schemas.microsoft.com/office/word/2010/wordml" xmlns:wpg="http://schemas.microsoft.com/office/word/2010/wordprocessingGroup" xmlns:wpi="http://schemas.microsoft.com/office/word/2010/wordprocessingInk" xmlns:wne="http://schemas.microsoft.com/office/word/2006/wordml" xmlns:wps="http://schemas.microsoft.com/office/word/2010/wordprocessingShape" mc:Ignorable="w14 wp14">
   <w:body>
     <w:sdt>
       <w:sdtPr>
-        <w:rPr>
-          <w:rFonts w:ascii="Times New Roman" w:eastAsiaTheme="minorEastAsia" w:hAnsi="Times New Roman" w:cs="Times New Roman"/>
-          <w:color w:val="auto"/>
-          <w:sz w:val="28"/>
-          <w:szCs w:val="28"/>
-        </w:rPr>
-        <w:id w:val="332191350"/>
+        <w:id w:val="-13226710"/>
         <w:docPartObj>
           <w:docPartGallery w:val="Table of Contents"/>
           <w:docPartUnique/>
@@ -18,14 +12,19 @@
       </w:sdtPr>
       <w:sdtEndPr>
         <w:rPr>
+          <w:rFonts w:ascii="Times New Roman" w:eastAsiaTheme="minorEastAsia" w:hAnsi="Times New Roman" w:cs="Times New Roman"/>
           <w:b/>
           <w:bCs/>
+          <w:color w:val="auto"/>
+          <w:sz w:val="28"/>
+          <w:szCs w:val="28"/>
         </w:rPr>
       </w:sdtEndPr>
       <w:sdtContent>
         <w:p>
           <w:pPr>
             <w:pStyle w:val="af2"/>
+            <w:jc w:val="left"/>
           </w:pPr>
           <w:r>
             <w:t>Оглавление</w:t>
@@ -34,9 +33,6 @@
         <w:p>
           <w:pPr>
             <w:pStyle w:val="15"/>
-            <w:tabs>
-              <w:tab w:val="right" w:leader="dot" w:pos="9345"/>
-            </w:tabs>
             <w:rPr>
               <w:rFonts w:asciiTheme="minorHAnsi" w:hAnsiTheme="minorHAnsi" w:cstheme="minorBidi"/>
               <w:noProof/>
@@ -54,13 +50,13 @@
           <w:r>
             <w:fldChar w:fldCharType="separate"/>
           </w:r>
-          <w:hyperlink w:anchor="_Toc226983889" w:history="1">
+          <w:hyperlink w:anchor="_Toc227941771" w:history="1">
             <w:r>
               <w:rPr>
                 <w:rStyle w:val="af5"/>
                 <w:noProof/>
               </w:rPr>
-              <w:t>Глава 1. О сисюликах</w:t>
+              <w:t>ВВЕДЕНИЕ</w:t>
             </w:r>
             <w:r>
               <w:rPr>
@@ -81,7 +77,7 @@
                 <w:noProof/>
                 <w:webHidden/>
               </w:rPr>
-              <w:instrText xml:space="preserve"> PAGEREF _Toc226983889 \h </w:instrText>
+              <w:instrText xml:space="preserve"> PAGEREF _Toc227941771 \h </w:instrText>
             </w:r>
             <w:r>
               <w:rPr>
@@ -102,6 +98,75 @@
                 <w:webHidden/>
               </w:rPr>
               <w:t>1</w:t>
+            </w:r>
+            <w:r>
+              <w:rPr>
+                <w:noProof/>
+                <w:webHidden/>
+              </w:rPr>
+              <w:fldChar w:fldCharType="end"/>
+            </w:r>
+          </w:hyperlink>
+        </w:p>
+        <w:p>
+          <w:pPr>
+            <w:pStyle w:val="15"/>
+            <w:rPr>
+              <w:rFonts w:asciiTheme="minorHAnsi" w:hAnsiTheme="minorHAnsi" w:cstheme="minorBidi"/>
+              <w:noProof/>
+              <w:sz w:val="22"/>
+              <w:szCs w:val="22"/>
+              <w:lang w:eastAsia="ru-RU"/>
+            </w:rPr>
+          </w:pPr>
+          <w:hyperlink w:anchor="_Toc227941772" w:history="1">
+            <w:r>
+              <w:rPr>
+                <w:rStyle w:val="af5"/>
+                <w:noProof/>
+              </w:rPr>
+              <w:t>Глава 1. ТЕОРЕТИЧЕСКИЕ ОСНОВЫ БЕЗОПАСНОСТИ ПРОГРАММНОГО ОБЕСПЕЧЕНИЯ</w:t>
+            </w:r>
+            <w:r>
+              <w:rPr>
+                <w:noProof/>
+                <w:webHidden/>
+              </w:rPr>
+              <w:tab/>
+            </w:r>
+            <w:r>
+              <w:rPr>
+                <w:noProof/>
+                <w:webHidden/>
+              </w:rPr>
+              <w:fldChar w:fldCharType="begin"/>
+            </w:r>
+            <w:r>
+              <w:rPr>
+                <w:noProof/>
+                <w:webHidden/>
+              </w:rPr>
+              <w:instrText xml:space="preserve"> PAGEREF _Toc227941772 \h </w:instrText>
+            </w:r>
+            <w:r>
+              <w:rPr>
+                <w:noProof/>
+                <w:webHidden/>
+              </w:rPr>
+            </w:r>
+            <w:r>
+              <w:rPr>
+                <w:noProof/>
+                <w:webHidden/>
+              </w:rPr>
+              <w:fldChar w:fldCharType="separate"/>
+            </w:r>
+            <w:r>
+              <w:rPr>
+                <w:noProof/>
+                <w:webHidden/>
+              </w:rPr>
+              <w:t>3</w:t>
             </w:r>
             <w:r>
               <w:rPr>
@@ -116,7 +181,7 @@
           <w:pPr>
             <w:pStyle w:val="23"/>
             <w:tabs>
-              <w:tab w:val="right" w:leader="dot" w:pos="9345"/>
+              <w:tab w:val="left" w:pos="1320"/>
             </w:tabs>
             <w:rPr>
               <w:rFonts w:asciiTheme="minorHAnsi" w:hAnsiTheme="minorHAnsi" w:cstheme="minorBidi"/>
@@ -126,23 +191,40 @@
               <w:lang w:eastAsia="ru-RU"/>
             </w:rPr>
           </w:pPr>
-          <w:hyperlink w:anchor="_Toc226983890" w:history="1">
+          <w:hyperlink w:anchor="_Toc227941773" w:history="1">
             <w:r>
               <w:rPr>
                 <w:rStyle w:val="af5"/>
                 <w:noProof/>
               </w:rPr>
-              <w:t>Подзаголовок 1. Мы являемся управлением сисюликами</w:t>
-            </w:r>
-            <w:r>
-              <w:rPr>
-                <w:noProof/>
-                <w:webHidden/>
+              <w:t>1.1</w:t>
+            </w:r>
+            <w:r>
+              <w:rPr>
+                <w:rFonts w:asciiTheme="minorHAnsi" w:hAnsiTheme="minorHAnsi" w:cstheme="minorBidi"/>
+                <w:noProof/>
+                <w:sz w:val="22"/>
+                <w:szCs w:val="22"/>
+                <w:lang w:eastAsia="ru-RU"/>
               </w:rPr>
               <w:tab/>
             </w:r>
             <w:r>
               <w:rPr>
+                <w:rStyle w:val="af5"/>
+                <w:noProof/>
+              </w:rPr>
+              <w:t>Понятие и классификация пиратского программного обеспечения.</w:t>
+            </w:r>
+            <w:r>
+              <w:rPr>
+                <w:noProof/>
+                <w:webHidden/>
+              </w:rPr>
+              <w:tab/>
+            </w:r>
+            <w:r>
+              <w:rPr>
                 <w:noProof/>
                 <w:webHidden/>
               </w:rPr>
@@ -153,7 +235,7 @@
                 <w:noProof/>
                 <w:webHidden/>
               </w:rPr>
-              <w:instrText xml:space="preserve"> PAGEREF _Toc226983890 \h </w:instrText>
+              <w:instrText xml:space="preserve"> PAGEREF _Toc227941773 \h </w:instrText>
             </w:r>
             <w:r>
               <w:rPr>
@@ -173,7 +255,7 @@
                 <w:noProof/>
                 <w:webHidden/>
               </w:rPr>
-              <w:t>1</w:t>
+              <w:t>3</w:t>
             </w:r>
             <w:r>
               <w:rPr>
@@ -186,9 +268,123 @@
         </w:p>
         <w:p>
           <w:pPr>
-            <w:pStyle w:val="15"/>
+            <w:pStyle w:val="23"/>
+            <w:rPr>
+              <w:rFonts w:asciiTheme="minorHAnsi" w:hAnsiTheme="minorHAnsi" w:cstheme="minorBidi"/>
+              <w:noProof/>
+              <w:sz w:val="22"/>
+              <w:szCs w:val="22"/>
+              <w:lang w:eastAsia="ru-RU"/>
+            </w:rPr>
+          </w:pPr>
+          <w:hyperlink w:anchor="_Toc227941774" w:history="1">
+            <w:r>
+              <w:rPr>
+                <w:rStyle w:val="af5"/>
+                <w:noProof/>
+              </w:rPr>
+              <w:t xml:space="preserve">1.2 Защита </w:t>
+            </w:r>
+            <w:r>
+              <w:rPr>
+                <w:rStyle w:val="af5"/>
+                <w:noProof/>
+                <w:lang w:val="en-US"/>
+              </w:rPr>
+              <w:t>D</w:t>
+            </w:r>
+            <w:r>
+              <w:rPr>
+                <w:rStyle w:val="af5"/>
+                <w:noProof/>
+              </w:rPr>
+              <w:t xml:space="preserve">igital </w:t>
+            </w:r>
+            <w:r>
+              <w:rPr>
+                <w:rStyle w:val="af5"/>
+                <w:noProof/>
+                <w:lang w:val="en-US"/>
+              </w:rPr>
+              <w:t>R</w:t>
+            </w:r>
+            <w:r>
+              <w:rPr>
+                <w:rStyle w:val="af5"/>
+                <w:noProof/>
+              </w:rPr>
+              <w:t xml:space="preserve">ights </w:t>
+            </w:r>
+            <w:r>
+              <w:rPr>
+                <w:rStyle w:val="af5"/>
+                <w:noProof/>
+                <w:lang w:val="en-US"/>
+              </w:rPr>
+              <w:t>M</w:t>
+            </w:r>
+            <w:r>
+              <w:rPr>
+                <w:rStyle w:val="af5"/>
+                <w:noProof/>
+              </w:rPr>
+              <w:t>anagement</w:t>
+            </w:r>
+            <w:r>
+              <w:rPr>
+                <w:noProof/>
+                <w:webHidden/>
+              </w:rPr>
+              <w:tab/>
+            </w:r>
+            <w:r>
+              <w:rPr>
+                <w:noProof/>
+                <w:webHidden/>
+              </w:rPr>
+              <w:fldChar w:fldCharType="begin"/>
+            </w:r>
+            <w:r>
+              <w:rPr>
+                <w:noProof/>
+                <w:webHidden/>
+              </w:rPr>
+              <w:instrText xml:space="preserve"> PAGEREF _Toc227941774 \h </w:instrText>
+            </w:r>
+            <w:r>
+              <w:rPr>
+                <w:noProof/>
+                <w:webHidden/>
+              </w:rPr>
+            </w:r>
+            <w:r>
+              <w:rPr>
+                <w:noProof/>
+                <w:webHidden/>
+              </w:rPr>
+              <w:fldChar w:fldCharType="separate"/>
+            </w:r>
+            <w:r>
+              <w:rPr>
+                <w:noProof/>
+                <w:webHidden/>
+              </w:rPr>
+              <w:t>3</w:t>
+            </w:r>
+            <w:r>
+              <w:rPr>
+                <w:noProof/>
+                <w:webHidden/>
+              </w:rPr>
+              <w:fldChar w:fldCharType="end"/>
+            </w:r>
+          </w:hyperlink>
+        </w:p>
+        <w:p>
+          <w:pPr>
+            <w:pStyle w:val="31"/>
             <w:tabs>
-              <w:tab w:val="right" w:leader="dot" w:pos="9345"/>
+              <w:tab w:val="right" w:leader="dot" w:pos="9628"/>
             </w:tabs>
             <w:rPr>
               <w:rFonts w:asciiTheme="minorHAnsi" w:hAnsiTheme="minorHAnsi" w:cstheme="minorBidi"/>
@@ -198,13 +394,13 @@
               <w:lang w:eastAsia="ru-RU"/>
             </w:rPr>
           </w:pPr>
-          <w:hyperlink w:anchor="_Toc226983891" w:history="1">
+          <w:hyperlink w:anchor="_Toc227941775" w:history="1">
             <w:r>
               <w:rPr>
                 <w:rStyle w:val="af5"/>
                 <w:noProof/>
               </w:rPr>
-              <w:t>Глава 2. О писюликах</w:t>
+              <w:t>1.2.1 Технология Denuvo Anti-Tamper</w:t>
             </w:r>
             <w:r>
               <w:rPr>
@@ -225,7 +421,7 @@
                 <w:noProof/>
                 <w:webHidden/>
               </w:rPr>
-              <w:instrText xml:space="preserve"> PAGEREF _Toc226983891 \h </w:instrText>
+              <w:instrText xml:space="preserve"> PAGEREF _Toc227941775 \h </w:instrText>
             </w:r>
             <w:r>
               <w:rPr>
@@ -245,7 +441,7 @@
                 <w:noProof/>
                 <w:webHidden/>
               </w:rPr>
-              <w:t>2</w:t>
+              <w:t>5</w:t>
             </w:r>
             <w:r>
               <w:rPr>
@@ -258,9 +454,292 @@
         </w:p>
         <w:p>
           <w:pPr>
-            <w:pStyle w:val="15"/>
+            <w:pStyle w:val="23"/>
+            <w:rPr>
+              <w:rFonts w:asciiTheme="minorHAnsi" w:hAnsiTheme="minorHAnsi" w:cstheme="minorBidi"/>
+              <w:noProof/>
+              <w:sz w:val="22"/>
+              <w:szCs w:val="22"/>
+              <w:lang w:eastAsia="ru-RU"/>
+            </w:rPr>
+          </w:pPr>
+          <w:hyperlink w:anchor="_Toc227941776" w:history="1">
+            <w:r>
+              <w:rPr>
+                <w:rStyle w:val="af5"/>
+                <w:noProof/>
+              </w:rPr>
+              <w:t xml:space="preserve">1.2.1.1 Основное понятие </w:t>
+            </w:r>
+            <w:r>
+              <w:rPr>
+                <w:rStyle w:val="af5"/>
+                <w:noProof/>
+                <w:lang w:val="en-US"/>
+              </w:rPr>
+              <w:t>Denuvo</w:t>
+            </w:r>
+            <w:r>
+              <w:rPr>
+                <w:rStyle w:val="af5"/>
+                <w:noProof/>
+              </w:rPr>
+              <w:t xml:space="preserve"> </w:t>
+            </w:r>
+            <w:r>
+              <w:rPr>
+                <w:rStyle w:val="af5"/>
+                <w:noProof/>
+                <w:lang w:val="en-US"/>
+              </w:rPr>
+              <w:t>Anti</w:t>
+            </w:r>
+            <w:r>
+              <w:rPr>
+                <w:rStyle w:val="af5"/>
+                <w:noProof/>
+              </w:rPr>
+              <w:t>-</w:t>
+            </w:r>
+            <w:r>
+              <w:rPr>
+                <w:rStyle w:val="af5"/>
+                <w:noProof/>
+                <w:lang w:val="en-US"/>
+              </w:rPr>
+              <w:t>Tamper</w:t>
+            </w:r>
+            <w:r>
+              <w:rPr>
+                <w:noProof/>
+                <w:webHidden/>
+              </w:rPr>
+              <w:tab/>
+            </w:r>
+            <w:r>
+              <w:rPr>
+                <w:noProof/>
+                <w:webHidden/>
+              </w:rPr>
+              <w:fldChar w:fldCharType="begin"/>
+            </w:r>
+            <w:r>
+              <w:rPr>
+                <w:noProof/>
+                <w:webHidden/>
+              </w:rPr>
+              <w:instrText xml:space="preserve"> PAGEREF _Toc227941776 \h </w:instrText>
+            </w:r>
+            <w:r>
+              <w:rPr>
+                <w:noProof/>
+                <w:webHidden/>
+              </w:rPr>
+            </w:r>
+            <w:r>
+              <w:rPr>
+                <w:noProof/>
+                <w:webHidden/>
+              </w:rPr>
+              <w:fldChar w:fldCharType="separate"/>
+            </w:r>
+            <w:r>
+              <w:rPr>
+                <w:noProof/>
+                <w:webHidden/>
+              </w:rPr>
+              <w:t>5</w:t>
+            </w:r>
+            <w:r>
+              <w:rPr>
+                <w:noProof/>
+                <w:webHidden/>
+              </w:rPr>
+              <w:fldChar w:fldCharType="end"/>
+            </w:r>
+          </w:hyperlink>
+        </w:p>
+        <w:p>
+          <w:pPr>
+            <w:pStyle w:val="23"/>
+            <w:rPr>
+              <w:rFonts w:asciiTheme="minorHAnsi" w:hAnsiTheme="minorHAnsi" w:cstheme="minorBidi"/>
+              <w:noProof/>
+              <w:sz w:val="22"/>
+              <w:szCs w:val="22"/>
+              <w:lang w:eastAsia="ru-RU"/>
+            </w:rPr>
+          </w:pPr>
+          <w:hyperlink w:anchor="_Toc227941777" w:history="1">
+            <w:r>
+              <w:rPr>
+                <w:rStyle w:val="af5"/>
+                <w:noProof/>
+              </w:rPr>
+              <w:t xml:space="preserve">1.2.1.2 Механизм работы </w:t>
+            </w:r>
+            <w:r>
+              <w:rPr>
+                <w:rStyle w:val="af5"/>
+                <w:noProof/>
+                <w:lang w:val="en-US"/>
+              </w:rPr>
+              <w:t>Denuvo</w:t>
+            </w:r>
+            <w:r>
+              <w:rPr>
+                <w:rStyle w:val="af5"/>
+                <w:noProof/>
+              </w:rPr>
+              <w:t xml:space="preserve"> </w:t>
+            </w:r>
+            <w:r>
+              <w:rPr>
+                <w:rStyle w:val="af5"/>
+                <w:noProof/>
+                <w:lang w:val="en-US"/>
+              </w:rPr>
+              <w:t>Anti</w:t>
+            </w:r>
+            <w:r>
+              <w:rPr>
+                <w:rStyle w:val="af5"/>
+                <w:noProof/>
+              </w:rPr>
+              <w:t>-</w:t>
+            </w:r>
+            <w:r>
+              <w:rPr>
+                <w:rStyle w:val="af5"/>
+                <w:noProof/>
+                <w:lang w:val="en-US"/>
+              </w:rPr>
+              <w:t>Tamper</w:t>
+            </w:r>
+            <w:r>
+              <w:rPr>
+                <w:noProof/>
+                <w:webHidden/>
+              </w:rPr>
+              <w:tab/>
+            </w:r>
+            <w:r>
+              <w:rPr>
+                <w:noProof/>
+                <w:webHidden/>
+              </w:rPr>
+              <w:fldChar w:fldCharType="begin"/>
+            </w:r>
+            <w:r>
+              <w:rPr>
+                <w:noProof/>
+                <w:webHidden/>
+              </w:rPr>
+              <w:instrText xml:space="preserve"> PAGEREF _Toc227941777 \h </w:instrText>
+            </w:r>
+            <w:r>
+              <w:rPr>
+                <w:noProof/>
+                <w:webHidden/>
+              </w:rPr>
+            </w:r>
+            <w:r>
+              <w:rPr>
+                <w:noProof/>
+                <w:webHidden/>
+              </w:rPr>
+              <w:fldChar w:fldCharType="separate"/>
+            </w:r>
+            <w:r>
+              <w:rPr>
+                <w:noProof/>
+                <w:webHidden/>
+              </w:rPr>
+              <w:t>5</w:t>
+            </w:r>
+            <w:r>
+              <w:rPr>
+                <w:noProof/>
+                <w:webHidden/>
+              </w:rPr>
+              <w:fldChar w:fldCharType="end"/>
+            </w:r>
+          </w:hyperlink>
+        </w:p>
+        <w:p>
+          <w:pPr>
+            <w:pStyle w:val="23"/>
+            <w:rPr>
+              <w:rFonts w:asciiTheme="minorHAnsi" w:hAnsiTheme="minorHAnsi" w:cstheme="minorBidi"/>
+              <w:noProof/>
+              <w:sz w:val="22"/>
+              <w:szCs w:val="22"/>
+              <w:lang w:eastAsia="ru-RU"/>
+            </w:rPr>
+          </w:pPr>
+          <w:hyperlink w:anchor="_Toc227941778" w:history="1">
+            <w:r>
+              <w:rPr>
+                <w:rStyle w:val="af5"/>
+                <w:noProof/>
+              </w:rPr>
+              <w:t>1.2.1.3 Механизм динамических проверок</w:t>
+            </w:r>
+            <w:r>
+              <w:rPr>
+                <w:noProof/>
+                <w:webHidden/>
+              </w:rPr>
+              <w:tab/>
+            </w:r>
+            <w:r>
+              <w:rPr>
+                <w:noProof/>
+                <w:webHidden/>
+              </w:rPr>
+              <w:fldChar w:fldCharType="begin"/>
+            </w:r>
+            <w:r>
+              <w:rPr>
+                <w:noProof/>
+                <w:webHidden/>
+              </w:rPr>
+              <w:instrText xml:space="preserve"> PAGEREF _Toc227941778 \h </w:instrText>
+            </w:r>
+            <w:r>
+              <w:rPr>
+                <w:noProof/>
+                <w:webHidden/>
+              </w:rPr>
+            </w:r>
+            <w:r>
+              <w:rPr>
+                <w:noProof/>
+                <w:webHidden/>
+              </w:rPr>
+              <w:fldChar w:fldCharType="separate"/>
+            </w:r>
+            <w:r>
+              <w:rPr>
+                <w:noProof/>
+                <w:webHidden/>
+              </w:rPr>
+              <w:t>5</w:t>
+            </w:r>
+            <w:r>
+              <w:rPr>
+                <w:noProof/>
+                <w:webHidden/>
+              </w:rPr>
+              <w:fldChar w:fldCharType="end"/>
+            </w:r>
+          </w:hyperlink>
+        </w:p>
+        <w:p>
+          <w:pPr>
+            <w:pStyle w:val="23"/>
             <w:tabs>
-              <w:tab w:val="right" w:leader="dot" w:pos="9345"/>
+              <w:tab w:val="left" w:pos="1320"/>
             </w:tabs>
             <w:rPr>
               <w:rFonts w:asciiTheme="minorHAnsi" w:hAnsiTheme="minorHAnsi" w:cstheme="minorBidi"/>
@@ -270,23 +749,40 @@
               <w:lang w:eastAsia="ru-RU"/>
             </w:rPr>
           </w:pPr>
-          <w:hyperlink w:anchor="_Toc226983892" w:history="1">
+          <w:hyperlink w:anchor="_Toc227941779" w:history="1">
             <w:r>
               <w:rPr>
                 <w:rStyle w:val="af5"/>
                 <w:noProof/>
               </w:rPr>
-              <w:t>Глава 3. О писисюликах</w:t>
-            </w:r>
-            <w:r>
-              <w:rPr>
-                <w:noProof/>
-                <w:webHidden/>
+              <w:t>1.3</w:t>
+            </w:r>
+            <w:r>
+              <w:rPr>
+                <w:rFonts w:asciiTheme="minorHAnsi" w:hAnsiTheme="minorHAnsi" w:cstheme="minorBidi"/>
+                <w:noProof/>
+                <w:sz w:val="22"/>
+                <w:szCs w:val="22"/>
+                <w:lang w:eastAsia="ru-RU"/>
               </w:rPr>
               <w:tab/>
             </w:r>
             <w:r>
               <w:rPr>
+                <w:rStyle w:val="af5"/>
+                <w:noProof/>
+              </w:rPr>
+              <w:t>Классификация угроз в нелицензионных дистрибутивах</w:t>
+            </w:r>
+            <w:r>
+              <w:rPr>
+                <w:noProof/>
+                <w:webHidden/>
+              </w:rPr>
+              <w:tab/>
+            </w:r>
+            <w:r>
+              <w:rPr>
                 <w:noProof/>
                 <w:webHidden/>
               </w:rPr>
@@ -297,7 +793,7 @@
                 <w:noProof/>
                 <w:webHidden/>
               </w:rPr>
-              <w:instrText xml:space="preserve"> PAGEREF _Toc226983892 \h </w:instrText>
+              <w:instrText xml:space="preserve"> PAGEREF _Toc227941779 \h </w:instrText>
             </w:r>
             <w:r>
               <w:rPr>
@@ -317,7 +813,7 @@
                 <w:noProof/>
                 <w:webHidden/>
               </w:rPr>
-              <w:t>3</w:t>
+              <w:t>6</w:t>
             </w:r>
             <w:r>
               <w:rPr>
@@ -332,7 +828,7 @@
           <w:pPr>
             <w:pStyle w:val="23"/>
             <w:tabs>
-              <w:tab w:val="right" w:leader="dot" w:pos="9345"/>
+              <w:tab w:val="left" w:pos="1320"/>
             </w:tabs>
             <w:rPr>
               <w:rFonts w:asciiTheme="minorHAnsi" w:hAnsiTheme="minorHAnsi" w:cstheme="minorBidi"/>
@@ -342,23 +838,40 @@
               <w:lang w:eastAsia="ru-RU"/>
             </w:rPr>
           </w:pPr>
-          <w:hyperlink w:anchor="_Toc226983893" w:history="1">
+          <w:hyperlink w:anchor="_Toc227941780" w:history="1">
             <w:r>
               <w:rPr>
                 <w:rStyle w:val="af5"/>
                 <w:noProof/>
               </w:rPr>
-              <w:t>Подзаголовок 2.</w:t>
-            </w:r>
-            <w:r>
-              <w:rPr>
-                <w:noProof/>
-                <w:webHidden/>
+              <w:t>1.4</w:t>
+            </w:r>
+            <w:r>
+              <w:rPr>
+                <w:rFonts w:asciiTheme="minorHAnsi" w:hAnsiTheme="minorHAnsi" w:cstheme="minorBidi"/>
+                <w:noProof/>
+                <w:sz w:val="22"/>
+                <w:szCs w:val="22"/>
+                <w:lang w:eastAsia="ru-RU"/>
               </w:rPr>
               <w:tab/>
             </w:r>
             <w:r>
               <w:rPr>
+                <w:rStyle w:val="af5"/>
+                <w:noProof/>
+              </w:rPr>
+              <w:t>Методы скрытого внедрения и маскировки угроз</w:t>
+            </w:r>
+            <w:r>
+              <w:rPr>
+                <w:noProof/>
+                <w:webHidden/>
+              </w:rPr>
+              <w:tab/>
+            </w:r>
+            <w:r>
+              <w:rPr>
                 <w:noProof/>
                 <w:webHidden/>
               </w:rPr>
@@ -369,7 +882,7 @@
                 <w:noProof/>
                 <w:webHidden/>
               </w:rPr>
-              <w:instrText xml:space="preserve"> PAGEREF _Toc226983893 \h </w:instrText>
+              <w:instrText xml:space="preserve"> PAGEREF _Toc227941780 \h </w:instrText>
             </w:r>
             <w:r>
               <w:rPr>
@@ -389,7 +902,7 @@
                 <w:noProof/>
                 <w:webHidden/>
               </w:rPr>
-              <w:t>3</w:t>
+              <w:t>8</w:t>
             </w:r>
             <w:r>
               <w:rPr>
@@ -403,9 +916,6 @@
         <w:p>
           <w:pPr>
             <w:pStyle w:val="15"/>
-            <w:tabs>
-              <w:tab w:val="right" w:leader="dot" w:pos="9345"/>
-            </w:tabs>
             <w:rPr>
               <w:rFonts w:asciiTheme="minorHAnsi" w:hAnsiTheme="minorHAnsi" w:cstheme="minorBidi"/>
               <w:noProof/>
@@ -414,13 +924,13 @@
               <w:lang w:eastAsia="ru-RU"/>
             </w:rPr>
           </w:pPr>
-          <w:hyperlink w:anchor="_Toc226983894" w:history="1">
+          <w:hyperlink w:anchor="_Toc227941781" w:history="1">
             <w:r>
               <w:rPr>
                 <w:rStyle w:val="af5"/>
                 <w:noProof/>
               </w:rPr>
-              <w:t>Глава 4. Архив сисюликов.</w:t>
+              <w:t>ЗАКЛЮЧЕНИЕ</w:t>
             </w:r>
             <w:r>
               <w:rPr>
@@ -441,7 +951,7 @@
                 <w:noProof/>
                 <w:webHidden/>
               </w:rPr>
-              <w:instrText xml:space="preserve"> PAGEREF _Toc226983894 \h </w:instrText>
+              <w:instrText xml:space="preserve"> PAGEREF _Toc227941781 \h </w:instrText>
             </w:r>
             <w:r>
               <w:rPr>
@@ -461,7 +971,7 @@
                 <w:noProof/>
                 <w:webHidden/>
               </w:rPr>
-              <w:t>5</w:t>
+              <w:t>12</w:t>
             </w:r>
             <w:r>
               <w:rPr>
@@ -475,9 +985,6 @@
         <w:p>
           <w:pPr>
             <w:pStyle w:val="15"/>
-            <w:tabs>
-              <w:tab w:val="right" w:leader="dot" w:pos="9345"/>
-            </w:tabs>
             <w:rPr>
               <w:rFonts w:asciiTheme="minorHAnsi" w:hAnsiTheme="minorHAnsi" w:cstheme="minorBidi"/>
               <w:noProof/>
@@ -486,13 +993,13 @@
               <w:lang w:eastAsia="ru-RU"/>
             </w:rPr>
           </w:pPr>
-          <w:hyperlink w:anchor="_Toc226983895" w:history="1">
+          <w:hyperlink w:anchor="_Toc227941782" w:history="1">
             <w:r>
               <w:rPr>
                 <w:rStyle w:val="af5"/>
                 <w:noProof/>
               </w:rPr>
-              <w:t>Глава 5. Архив сиписюликов.</w:t>
+              <w:t>СПИСОК ИСПОЛЬЗОВАННЫХ ИСТОЧНИКОВ</w:t>
             </w:r>
             <w:r>
               <w:rPr>
@@ -513,7 +1020,7 @@
                 <w:noProof/>
                 <w:webHidden/>
               </w:rPr>
-              <w:instrText xml:space="preserve"> PAGEREF _Toc226983895 \h </w:instrText>
+              <w:instrText xml:space="preserve"> PAGEREF _Toc227941782 \h </w:instrText>
             </w:r>
             <w:r>
               <w:rPr>
@@ -533,7 +1040,7 @@
                 <w:noProof/>
                 <w:webHidden/>
               </w:rPr>
-              <w:t>6</w:t>
+              <w:t>13</w:t>
             </w:r>
             <w:r>
               <w:rPr>
@@ -545,6 +1052,9 @@
           </w:hyperlink>
         </w:p>
         <w:p>
+          <w:pPr>
+            <w:jc w:val="left"/>
+          </w:pPr>
           <w:r>
             <w:rPr>
               <w:b/>
@@ -564,7 +1074,7 @@
           <w:b/>
         </w:rPr>
         <w:sectPr>
-          <w:footerReference w:type="default" r:id="rId8"/>
+          <w:footerReference w:type="default" r:id="rId9"/>
           <w:pgSz w:w="11906" w:h="16838"/>
           <w:pgMar w:top="1134" w:right="567" w:bottom="1134" w:left="1701" w:header="709" w:footer="709" w:gutter="0"/>
           <w:cols w:space="708"/>
@@ -572,6 +1082,8 @@
           <w:docGrid w:linePitch="381"/>
         </w:sectPr>
       </w:pPr>
+      <w:bookmarkStart w:id="0" w:name="_GoBack"/>
+      <w:bookmarkEnd w:id="0"/>
     </w:p>
     <w:p>
       <w:pPr>
@@ -605,7 +1117,15 @@
         <w:ind w:firstLine="708"/>
       </w:pPr>
       <w:r>
-        <w:t>Поля (мм)</w:t>
+        <w:t>Поля (</w:t>
+      </w:r>
+      <w:proofErr w:type="gramStart"/>
+      <w:r>
+        <w:t>мм</w:t>
+      </w:r>
+      <w:proofErr w:type="gramEnd"/>
+      <w:r>
+        <w:t>)</w:t>
       </w:r>
       <w:r>
         <w:t xml:space="preserve"> л</w:t>
@@ -628,15 +1148,16 @@
     <w:p>
       <w:pPr>
         <w:pStyle w:val="11"/>
-      </w:pPr>
-      <w:bookmarkStart w:id="0" w:name="_Toc226983891"/>
-      <w:r>
-        <w:lastRenderedPageBreak/>
+        <w:jc w:val="center"/>
+      </w:pPr>
+      <w:bookmarkStart w:id="1" w:name="_Toc227941771"/>
+      <w:r>
         <w:t>В</w:t>
       </w:r>
       <w:r>
         <w:t>ВЕДЕНИЕ</w:t>
       </w:r>
+      <w:bookmarkEnd w:id="1"/>
     </w:p>
     <w:p>
       <w:r>
@@ -673,7 +1194,15 @@
         <w:t>й</w:t>
       </w:r>
       <w:r>
-        <w:t xml:space="preserve"> своих действий. Пиратское программное обеспечение является вектором для распространения троянов, программ-вымогателей, скрытых майнеров и других инструментов для кражи личных данных. Актуальность исследования обусловлена ростом числа случаев использования нелицензионных программ, а также повышением уровня сложности защиты программных продуктов. </w:t>
+        <w:t xml:space="preserve"> своих действий. Пиратское программное обеспечение является вектором для распространения троянов, программ-вымогателей, скрытых </w:t>
+      </w:r>
+      <w:proofErr w:type="spellStart"/>
+      <w:r>
+        <w:t>майнеров</w:t>
+      </w:r>
+      <w:proofErr w:type="spellEnd"/>
+      <w:r>
+        <w:t xml:space="preserve"> и других инструментов для кражи личных данных. Актуальность исследования обусловлена ростом числа случаев использования нелицензионных программ, а также повышением уровня сложности защиты программных продуктов. </w:t>
       </w:r>
     </w:p>
     <w:p>
@@ -764,7 +1293,6 @@
     </w:p>
     <w:p>
       <w:r>
-        <w:lastRenderedPageBreak/>
         <w:t xml:space="preserve">4. Исследовать влияние региональных ограничений на доступность лицензионного программного обеспечения. </w:t>
       </w:r>
     </w:p>
@@ -776,8 +1304,13 @@
         <w:t xml:space="preserve">. </w:t>
       </w:r>
       <w:r>
-        <w:t>Классифицировать актуальные угрозы информационной безопасности, распространяемые через нелицензионные дистрибутивы ПО</w:t>
-      </w:r>
+        <w:t xml:space="preserve">Классифицировать актуальные угрозы информационной безопасности, распространяемые через нелицензионные дистрибутивы </w:t>
+      </w:r>
+      <w:proofErr w:type="gramStart"/>
+      <w:r>
+        <w:t>ПО</w:t>
+      </w:r>
+      <w:proofErr w:type="gramEnd"/>
       <w:r>
         <w:t>.</w:t>
       </w:r>
@@ -806,8 +1339,8 @@
       <w:pPr>
         <w:pStyle w:val="11"/>
       </w:pPr>
-      <w:r>
-        <w:lastRenderedPageBreak/>
+      <w:bookmarkStart w:id="2" w:name="_Toc227941772"/>
+      <w:r>
         <w:t xml:space="preserve">Глава </w:t>
       </w:r>
       <w:r>
@@ -816,9 +1349,12 @@
       <w:r>
         <w:t xml:space="preserve">. </w:t>
       </w:r>
-      <w:bookmarkEnd w:id="0"/>
-      <w:r>
-        <w:t xml:space="preserve">ТЕОРЕТИЧЕСКИЕ ОСНОВЫ БЕЗОПАСНОСТИ ПРОГРАММНОГО ОБЕСПЕЧЕНИЯ </w:t>
+      <w:r>
+        <w:t>ТЕОРЕТИЧЕСКИЕ ОСНОВЫ БЕЗОПАСНОСТИ ПРОГРАММНОГО ОБЕСПЕЧЕНИЯ</w:t>
+      </w:r>
+      <w:bookmarkEnd w:id="2"/>
+      <w:r>
+        <w:t xml:space="preserve"> </w:t>
       </w:r>
     </w:p>
     <w:p>
@@ -829,6 +1365,7 @@
           <w:numId w:val="1"/>
         </w:numPr>
       </w:pPr>
+      <w:bookmarkStart w:id="3" w:name="_Toc227941773"/>
       <w:r>
         <w:t xml:space="preserve">Понятие </w:t>
       </w:r>
@@ -839,7 +1376,11 @@
         <w:t>классификация</w:t>
       </w:r>
       <w:r>
-        <w:t xml:space="preserve"> пиратского программного обеспечения. </w:t>
+        <w:t xml:space="preserve"> пиратского программного обеспечения.</w:t>
+      </w:r>
+      <w:bookmarkEnd w:id="3"/>
+      <w:r>
+        <w:t xml:space="preserve"> </w:t>
       </w:r>
     </w:p>
     <w:p>
@@ -913,13 +1454,29 @@
         <w:t xml:space="preserve"> </w:t>
       </w:r>
       <w:r>
-        <w:t>(Репак)</w:t>
+        <w:t>(</w:t>
+      </w:r>
+      <w:proofErr w:type="spellStart"/>
+      <w:r>
+        <w:t>Репак</w:t>
+      </w:r>
+      <w:proofErr w:type="spellEnd"/>
+      <w:r>
+        <w:t>)</w:t>
       </w:r>
       <w:r>
         <w:t xml:space="preserve">: </w:t>
       </w:r>
       <w:r>
-        <w:t xml:space="preserve">Пересобранная программа, из которой удалены лишние компоненты и в котором уже вшит сам взлом. Это один из самых опасных видов пиратского программного обеспечения, так как автор такого репака может добавить в него любой скрытый код. </w:t>
+        <w:t xml:space="preserve">Пересобранная программа, из которой удалены лишние компоненты и в котором уже вшит сам взлом. Это один из самых опасных видов пиратского программного обеспечения, так как автор такого </w:t>
+      </w:r>
+      <w:proofErr w:type="spellStart"/>
+      <w:r>
+        <w:t>репака</w:t>
+      </w:r>
+      <w:proofErr w:type="spellEnd"/>
+      <w:r>
+        <w:t xml:space="preserve"> может добавить в него любой скрытый код. </w:t>
       </w:r>
     </w:p>
     <w:p>
@@ -971,6 +1528,7 @@
       <w:pPr>
         <w:pStyle w:val="13"/>
       </w:pPr>
+      <w:bookmarkStart w:id="4" w:name="_Toc227941774"/>
       <w:r>
         <w:t xml:space="preserve">1.2 Защита </w:t>
       </w:r>
@@ -980,8 +1538,13 @@
         </w:rPr>
         <w:t>D</w:t>
       </w:r>
-      <w:r>
-        <w:t xml:space="preserve">igital </w:t>
+      <w:proofErr w:type="spellStart"/>
+      <w:r>
+        <w:t>igital</w:t>
+      </w:r>
+      <w:proofErr w:type="spellEnd"/>
+      <w:r>
+        <w:t xml:space="preserve"> </w:t>
       </w:r>
       <w:r>
         <w:rPr>
@@ -989,8 +1552,13 @@
         </w:rPr>
         <w:t>R</w:t>
       </w:r>
-      <w:r>
-        <w:t xml:space="preserve">ights </w:t>
+      <w:proofErr w:type="spellStart"/>
+      <w:r>
+        <w:t>ights</w:t>
+      </w:r>
+      <w:proofErr w:type="spellEnd"/>
+      <w:r>
+        <w:t xml:space="preserve"> </w:t>
       </w:r>
       <w:r>
         <w:rPr>
@@ -998,9 +1566,12 @@
         </w:rPr>
         <w:t>M</w:t>
       </w:r>
+      <w:proofErr w:type="spellStart"/>
       <w:r>
         <w:t>anagement</w:t>
       </w:r>
+      <w:bookmarkEnd w:id="4"/>
+      <w:proofErr w:type="spellEnd"/>
     </w:p>
     <w:p>
       <w:pPr>
@@ -1010,7 +1581,31 @@
         <w:t xml:space="preserve">Существование подобных видов программного обеспечения обуславливается наличием технических средств защиты авторских прав </w:t>
       </w:r>
       <w:r>
-        <w:t>(digital rights management)</w:t>
+        <w:t>(</w:t>
+      </w:r>
+      <w:proofErr w:type="spellStart"/>
+      <w:r>
+        <w:t>digital</w:t>
+      </w:r>
+      <w:proofErr w:type="spellEnd"/>
+      <w:r>
+        <w:t xml:space="preserve"> </w:t>
+      </w:r>
+      <w:proofErr w:type="spellStart"/>
+      <w:r>
+        <w:t>rights</w:t>
+      </w:r>
+      <w:proofErr w:type="spellEnd"/>
+      <w:r>
+        <w:t xml:space="preserve"> </w:t>
+      </w:r>
+      <w:proofErr w:type="spellStart"/>
+      <w:r>
+        <w:t>management</w:t>
+      </w:r>
+      <w:proofErr w:type="spellEnd"/>
+      <w:r>
+        <w:t>)</w:t>
       </w:r>
       <w:r>
         <w:t xml:space="preserve"> - </w:t>
@@ -1040,11 +1635,15 @@
         <w:t xml:space="preserve"> </w:t>
       </w:r>
       <w:r>
-        <w:t xml:space="preserve">– привязать копию программного обеспечения к конкретному пользователю или оборудованию, тем самым исключая возможность несанкционированного копирования. Существует несколько методов, с </w:t>
-      </w:r>
-      <w:r>
-        <w:lastRenderedPageBreak/>
-        <w:t xml:space="preserve">помощью которых </w:t>
+        <w:t xml:space="preserve">– привязать копию программного обеспечения к конкретному пользователю или оборудованию, тем </w:t>
+      </w:r>
+      <w:proofErr w:type="gramStart"/>
+      <w:r>
+        <w:t>самым</w:t>
+      </w:r>
+      <w:proofErr w:type="gramEnd"/>
+      <w:r>
+        <w:t xml:space="preserve"> исключая возможность несанкционированного копирования. Существует несколько методов, с помощью которых </w:t>
       </w:r>
       <w:r>
         <w:rPr>
@@ -1056,7 +1655,15 @@
         <w:t xml:space="preserve"> </w:t>
       </w:r>
       <w:r>
-        <w:t>обеспечивает наиболее высокую эффективность для защиты цифрового контента</w:t>
+        <w:t xml:space="preserve">обеспечивает наиболее высокую эффективность для защиты </w:t>
+      </w:r>
+      <w:proofErr w:type="gramStart"/>
+      <w:r>
+        <w:t>цифрового</w:t>
+      </w:r>
+      <w:proofErr w:type="gramEnd"/>
+      <w:r>
+        <w:t xml:space="preserve"> контента</w:t>
       </w:r>
       <w:r>
         <w:t>:</w:t>
@@ -1112,7 +1719,15 @@
         </w:rPr>
       </w:pPr>
       <w:r>
-        <w:t xml:space="preserve">Несмотря на всю сложность системы, желающие получить доступ к программе бесплатно используют различные техники, способы для обхода </w:t>
+        <w:t xml:space="preserve">Несмотря на всю сложность </w:t>
+      </w:r>
+      <w:proofErr w:type="gramStart"/>
+      <w:r>
+        <w:t>системы, желающие получить доступ к программе бесплатно используют</w:t>
+      </w:r>
+      <w:proofErr w:type="gramEnd"/>
+      <w:r>
+        <w:t xml:space="preserve"> различные техники, способы для обхода </w:t>
       </w:r>
       <w:r>
         <w:rPr>
@@ -1148,7 +1763,15 @@
         <w:t xml:space="preserve"> </w:t>
       </w:r>
       <w:r>
-        <w:t>(Патчинг)</w:t>
+        <w:t>(</w:t>
+      </w:r>
+      <w:proofErr w:type="spellStart"/>
+      <w:r>
+        <w:t>Патчинг</w:t>
+      </w:r>
+      <w:proofErr w:type="spellEnd"/>
+      <w:r>
+        <w:t>)</w:t>
       </w:r>
       <w:r>
         <w:t>. Это наиболее старый метод, суть которого заключается в редактировании бинарного файла. Взломщик находит в коде некие инструкции, отвечающие за проверку на наличие лицензии. После чего данный участок кода меняется на безусловный переход на пустую инструкцию, тем самым пропуская этот этап проверки.</w:t>
@@ -1166,7 +1789,15 @@
         </w:numPr>
       </w:pPr>
       <w:r>
-        <w:t>Эмуляцию среды. Вместо того, чтобы взламывать исполняемый файл, создается некоторая поддельная библиотека, суть которой заключается в имитации ответов сервера защиты. Такой файл сообщает игре, что пользователь авторизован.</w:t>
+        <w:t>Эмуляцию среды. Вместо того</w:t>
+      </w:r>
+      <w:proofErr w:type="gramStart"/>
+      <w:r>
+        <w:t>,</w:t>
+      </w:r>
+      <w:proofErr w:type="gramEnd"/>
+      <w:r>
+        <w:t xml:space="preserve"> чтобы взламывать исполняемый файл, создается некоторая поддельная библиотека, суть которой заключается в имитации ответов сервера защиты. Такой файл сообщает игре, что пользователь авторизован.</w:t>
       </w:r>
     </w:p>
     <w:p>
@@ -1177,12 +1808,14 @@
           <w:numId w:val="6"/>
         </w:numPr>
       </w:pPr>
+      <w:proofErr w:type="spellStart"/>
       <w:r>
         <w:rPr>
           <w:lang w:val="en-US"/>
         </w:rPr>
         <w:t>Keygen</w:t>
       </w:r>
+      <w:proofErr w:type="spellEnd"/>
       <w:r>
         <w:t xml:space="preserve"> </w:t>
       </w:r>
@@ -1195,12 +1828,14 @@
       <w:r>
         <w:t xml:space="preserve">Взломщик для начала анализирует процесс создания валидных ключей. После чего он разрабатывает </w:t>
       </w:r>
+      <w:proofErr w:type="spellStart"/>
       <w:r>
         <w:rPr>
           <w:lang w:val="en-US"/>
         </w:rPr>
         <w:t>Keygen</w:t>
       </w:r>
+      <w:proofErr w:type="spellEnd"/>
       <w:r>
         <w:t xml:space="preserve"> -</w:t>
       </w:r>
@@ -1211,39 +1846,58 @@
         <w:t xml:space="preserve"> </w:t>
       </w:r>
       <w:r>
-        <w:t xml:space="preserve">для создания особых уникальных лицензионных ключей. Система принимает их за подлинные </w:t>
-      </w:r>
-      <w:r>
-        <w:lastRenderedPageBreak/>
-        <w:t xml:space="preserve">и позволяют пользователю получить доступ к используемым функциям точно так же, как если бы лицензия была приобретена легально. </w:t>
-      </w:r>
+        <w:t xml:space="preserve">для создания особых уникальных лицензионных ключей. </w:t>
+      </w:r>
+      <w:proofErr w:type="gramStart"/>
+      <w:r>
+        <w:t xml:space="preserve">Система принимает их за подлинные и позволяют пользователю получить доступ к используемым функциям точно так же, как если бы лицензия была приобретена легально. </w:t>
+      </w:r>
+      <w:proofErr w:type="gramEnd"/>
     </w:p>
     <w:p>
       <w:pPr>
         <w:pStyle w:val="13"/>
         <w:outlineLvl w:val="2"/>
       </w:pPr>
+      <w:bookmarkStart w:id="5" w:name="_Toc227941775"/>
       <w:r>
         <w:t xml:space="preserve">1.2.1 </w:t>
       </w:r>
       <w:r>
-        <w:t>Технология Denuvo Anti-Tamper</w:t>
-      </w:r>
+        <w:t xml:space="preserve">Технология </w:t>
+      </w:r>
+      <w:proofErr w:type="spellStart"/>
+      <w:r>
+        <w:t>Denuvo</w:t>
+      </w:r>
+      <w:proofErr w:type="spellEnd"/>
+      <w:r>
+        <w:t xml:space="preserve"> </w:t>
+      </w:r>
+      <w:proofErr w:type="spellStart"/>
+      <w:r>
+        <w:t>Anti-Tamper</w:t>
+      </w:r>
+      <w:bookmarkEnd w:id="5"/>
+      <w:proofErr w:type="spellEnd"/>
     </w:p>
     <w:p>
       <w:pPr>
         <w:pStyle w:val="13"/>
         <w:outlineLvl w:val="3"/>
       </w:pPr>
+      <w:bookmarkStart w:id="6" w:name="_Toc227941776"/>
       <w:r>
         <w:t xml:space="preserve">1.2.1.1 Основное понятие </w:t>
       </w:r>
+      <w:proofErr w:type="spellStart"/>
       <w:r>
         <w:rPr>
           <w:lang w:val="en-US"/>
         </w:rPr>
         <w:t>Denuvo</w:t>
       </w:r>
+      <w:proofErr w:type="spellEnd"/>
       <w:r>
         <w:t xml:space="preserve"> </w:t>
       </w:r>
@@ -1262,10 +1916,72 @@
         </w:rPr>
         <w:t>Tamper</w:t>
       </w:r>
-    </w:p>
-    <w:p>
-      <w:r>
-        <w:t>Denuvo — это система для защиты от вмешательства и для управления цифровыми правами (digital rights management system, DRM). В основном она используется для защиты от пиратства и реверс-инжиниринга цифровых медиа наподобие видеоигр. В отличие от традиционных DRM-систем, Denuvo использует широкий спектр уникальных методик и проверок для подтверждения и целостности игры, и лицензированности пользователя</w:t>
+      <w:bookmarkEnd w:id="6"/>
+    </w:p>
+    <w:p>
+      <w:proofErr w:type="spellStart"/>
+      <w:r>
+        <w:t>Denuvo</w:t>
+      </w:r>
+      <w:proofErr w:type="spellEnd"/>
+      <w:r>
+        <w:t xml:space="preserve"> — это система для защиты от вмешательства и для управления цифровыми правами (</w:t>
+      </w:r>
+      <w:proofErr w:type="spellStart"/>
+      <w:r>
+        <w:t>digital</w:t>
+      </w:r>
+      <w:proofErr w:type="spellEnd"/>
+      <w:r>
+        <w:t xml:space="preserve"> </w:t>
+      </w:r>
+      <w:proofErr w:type="spellStart"/>
+      <w:r>
+        <w:t>rights</w:t>
+      </w:r>
+      <w:proofErr w:type="spellEnd"/>
+      <w:r>
+        <w:t xml:space="preserve"> </w:t>
+      </w:r>
+      <w:proofErr w:type="spellStart"/>
+      <w:r>
+        <w:t>management</w:t>
+      </w:r>
+      <w:proofErr w:type="spellEnd"/>
+      <w:r>
+        <w:t xml:space="preserve"> </w:t>
+      </w:r>
+      <w:proofErr w:type="spellStart"/>
+      <w:r>
+        <w:t>system</w:t>
+      </w:r>
+      <w:proofErr w:type="spellEnd"/>
+      <w:r>
+        <w:t xml:space="preserve">, DRM). </w:t>
+      </w:r>
+      <w:proofErr w:type="gramStart"/>
+      <w:r>
+        <w:t>В основном она используется для защиты от пиратства и реверс-инжиниринга цифровых медиа наподобие видеоигр.</w:t>
+      </w:r>
+      <w:proofErr w:type="gramEnd"/>
+      <w:r>
+        <w:t xml:space="preserve"> В отличие от традиционных DRM-систем, </w:t>
+      </w:r>
+      <w:proofErr w:type="spellStart"/>
+      <w:r>
+        <w:t>Denuvo</w:t>
+      </w:r>
+      <w:proofErr w:type="spellEnd"/>
+      <w:r>
+        <w:t xml:space="preserve"> использует широкий спектр уникальных методик и проверок для подтверждения и целостности игры, и </w:t>
+      </w:r>
+      <w:proofErr w:type="spellStart"/>
+      <w:r>
+        <w:t>лицензированности</w:t>
+      </w:r>
+      <w:proofErr w:type="spellEnd"/>
+      <w:r>
+        <w:t xml:space="preserve"> пользователя</w:t>
       </w:r>
       <w:r>
         <w:t xml:space="preserve"> </w:t>
@@ -1288,15 +2004,18 @@
         <w:pStyle w:val="13"/>
         <w:outlineLvl w:val="3"/>
       </w:pPr>
+      <w:bookmarkStart w:id="7" w:name="_Toc227941777"/>
       <w:r>
         <w:t xml:space="preserve">1.2.1.2 Механизм работы </w:t>
       </w:r>
+      <w:proofErr w:type="spellStart"/>
       <w:r>
         <w:rPr>
           <w:lang w:val="en-US"/>
         </w:rPr>
         <w:t>Denuvo</w:t>
       </w:r>
+      <w:proofErr w:type="spellEnd"/>
       <w:r>
         <w:t xml:space="preserve"> </w:t>
       </w:r>
@@ -1315,6 +2034,7 @@
         </w:rPr>
         <w:t>Tamper</w:t>
       </w:r>
+      <w:bookmarkEnd w:id="7"/>
     </w:p>
     <w:p>
       <w:r>
@@ -1356,12 +2076,14 @@
       <w:r>
         <w:t xml:space="preserve">процессора, модель материнской платы, версия операционной системы), которые отправляются на сервер </w:t>
       </w:r>
+      <w:proofErr w:type="spellStart"/>
       <w:r>
         <w:rPr>
           <w:lang w:val="en-US"/>
         </w:rPr>
         <w:t>Denuvo</w:t>
       </w:r>
+      <w:proofErr w:type="spellEnd"/>
       <w:r>
         <w:t xml:space="preserve">. Тот в свою очередь применяет некоторые математические функции, смешивая их с информацией о компьютере и отправляя лицензионный файл обратно в </w:t>
       </w:r>
@@ -1401,17 +2123,32 @@
       <w:r>
         <w:t xml:space="preserve"> при запусках программы в дальнейшем, дабы постоянно не обращаться к серверу и не создавать онлайн-запросы. </w:t>
       </w:r>
+      <w:proofErr w:type="spellStart"/>
+      <w:proofErr w:type="gramStart"/>
       <w:r>
         <w:rPr>
           <w:lang w:val="en-US"/>
         </w:rPr>
         <w:t>Denuvo</w:t>
       </w:r>
-      <w:r>
-        <w:t xml:space="preserve">-модуль начинает расшифровывать ту часть кода, которая и была запутанной. </w:t>
-      </w:r>
-      <w:r>
-        <w:t>Если собранная во время исполнения информация об оборудовании не будет равна той, которая использовалась для создания файла лицензии на сервере Denuvo, то будет расшифрована неверная заимствованная константа, и из-за этого пострадает игра</w:t>
+      <w:proofErr w:type="spellEnd"/>
+      <w:r>
+        <w:t>-модуль начинает расшифровывать ту часть кода, которая и была запутанной.</w:t>
+      </w:r>
+      <w:proofErr w:type="gramEnd"/>
+      <w:r>
+        <w:t xml:space="preserve"> </w:t>
+      </w:r>
+      <w:r>
+        <w:t xml:space="preserve">Если собранная во время исполнения информация об оборудовании не будет равна той, которая использовалась для создания файла лицензии на сервере </w:t>
+      </w:r>
+      <w:proofErr w:type="spellStart"/>
+      <w:r>
+        <w:t>Denuvo</w:t>
+      </w:r>
+      <w:proofErr w:type="spellEnd"/>
+      <w:r>
+        <w:t>, то будет расшифрована неверная заимствованная константа, и из-за этого пострадает игра</w:t>
       </w:r>
       <w:r>
         <w:t xml:space="preserve">. </w:t>
@@ -1422,9 +2159,11 @@
         <w:pStyle w:val="13"/>
         <w:outlineLvl w:val="3"/>
       </w:pPr>
+      <w:bookmarkStart w:id="8" w:name="_Toc227941778"/>
       <w:r>
         <w:t>1.2.1.3 Механизм динамических проверок</w:t>
       </w:r>
+      <w:bookmarkEnd w:id="8"/>
     </w:p>
     <w:p>
       <w:pPr>
@@ -1445,14 +2184,18 @@
         <w:t xml:space="preserve">, она параллельно отправляет скрытый запрос к модулю защиты. После чего </w:t>
       </w:r>
       <w:r>
-        <w:t xml:space="preserve">триггер </w:t>
-      </w:r>
-      <w:r>
-        <w:lastRenderedPageBreak/>
-        <w:t>проверяет, не была ли нарушена целостность кода в оперативной памяти. Если проверка провалена, то программа не сразу выдает ошибку о ненайденной подлинной лицензии.</w:t>
-      </w:r>
-      <w:r>
-        <w:t xml:space="preserve"> Связано это с тем, что современные системы защиты отходят от мгновенно блокировки приложения, дабы взломщику было труднее догадаться на каком именно этапе сработала защита. </w:t>
+        <w:t>триггер проверяет, не была ли нарушена целостность кода в оперативной памяти. Если проверка провалена, то программа не сразу выдает ошибку о ненайденной подлинной лицензии.</w:t>
+      </w:r>
+      <w:r>
+        <w:t xml:space="preserve"> Связано это с тем, что современные системы защиты отходят от мгновенно блокировки приложения, дабы </w:t>
+      </w:r>
+      <w:proofErr w:type="gramStart"/>
+      <w:r>
+        <w:t>взломщику было труднее догадаться на каком именно этапе сработала</w:t>
+      </w:r>
+      <w:proofErr w:type="gramEnd"/>
+      <w:r>
+        <w:t xml:space="preserve"> защита. </w:t>
       </w:r>
       <w:r>
         <w:t xml:space="preserve"> Вместо этого она</w:t>
@@ -1523,7 +2266,15 @@
         <w:ind w:left="360" w:firstLine="0"/>
       </w:pPr>
       <w:r>
-        <w:t>Для взлома программы, обладающей подобной защитой, взломщику нужно пройти программу целиком, найти каждый скрытый триггер, который вызывает проверку с последующей выдачей ошибки и пропатчить каждый из них</w:t>
+        <w:t xml:space="preserve">Для взлома программы, обладающей подобной защитой, взломщику нужно пройти программу целиком, найти каждый скрытый триггер, который вызывает проверку с последующей выдачей ошибки и </w:t>
+      </w:r>
+      <w:proofErr w:type="spellStart"/>
+      <w:r>
+        <w:t>пропатчить</w:t>
+      </w:r>
+      <w:proofErr w:type="spellEnd"/>
+      <w:r>
+        <w:t xml:space="preserve"> каждый из них</w:t>
       </w:r>
       <w:r>
         <w:t xml:space="preserve">. </w:t>
@@ -1540,17 +2291,15 @@
       <w:r>
         <w:t xml:space="preserve"> </w:t>
       </w:r>
+      <w:bookmarkStart w:id="9" w:name="_Toc227941779"/>
       <w:r>
         <w:t>Классификация угроз в нелицензионных дистрибутивах</w:t>
       </w:r>
-    </w:p>
-    <w:p>
-      <w:r>
-        <w:t xml:space="preserve">Нелицензионное программное обеспечение давно перестало быть исключительно инструментом для бесплатного использования программы. Пиратское программное обеспечение является одним из ведущих способов доставки вредоносного кода на системы пользователей. Анализ безопасности </w:t>
-      </w:r>
-      <w:r>
-        <w:lastRenderedPageBreak/>
-        <w:t xml:space="preserve">пиратского программного обеспечения </w:t>
+      <w:bookmarkEnd w:id="9"/>
+    </w:p>
+    <w:p>
+      <w:r>
+        <w:t xml:space="preserve">Нелицензионное программное обеспечение давно перестало быть исключительно инструментом для бесплатного использования программы. Пиратское программное обеспечение является одним из ведущих способов доставки вредоносного кода на системы пользователей. Анализ безопасности пиратского программного обеспечения </w:t>
       </w:r>
       <w:r>
         <w:t xml:space="preserve">требует четкой классификации угроз, так как вредоносный код может преследовать самые разные цели. </w:t>
@@ -1565,8 +2314,13 @@
         </w:numPr>
       </w:pPr>
       <w:r>
-        <w:t>Трояны-стилеры</w:t>
-      </w:r>
+        <w:t>Трояны-</w:t>
+      </w:r>
+      <w:proofErr w:type="spellStart"/>
+      <w:r>
+        <w:t>стилеры</w:t>
+      </w:r>
+      <w:proofErr w:type="spellEnd"/>
       <w:r>
         <w:t xml:space="preserve"> (</w:t>
       </w:r>
@@ -1588,8 +2342,29 @@
       <w:r>
         <w:t xml:space="preserve"> данных с зараженного устройства. </w:t>
       </w:r>
-      <w:r>
-        <w:t>Стилеры могут извлекать сохраненные секретные ключи из браузеров и других утилит, анализировать кэш и файлы cookie и получать доступ к данным криптокошельков. Собранные сведения троянец обычно отправляет на командный сервер.</w:t>
+      <w:proofErr w:type="spellStart"/>
+      <w:r>
+        <w:t>Стилеры</w:t>
+      </w:r>
+      <w:proofErr w:type="spellEnd"/>
+      <w:r>
+        <w:t xml:space="preserve"> могут извлекать сохраненные секретные ключи из браузеров и других утилит, анализировать кэш и файлы </w:t>
+      </w:r>
+      <w:proofErr w:type="spellStart"/>
+      <w:r>
+        <w:t>cookie</w:t>
+      </w:r>
+      <w:proofErr w:type="spellEnd"/>
+      <w:r>
+        <w:t xml:space="preserve"> и получать доступ к данным </w:t>
+      </w:r>
+      <w:proofErr w:type="spellStart"/>
+      <w:r>
+        <w:t>криптокошельков</w:t>
+      </w:r>
+      <w:proofErr w:type="spellEnd"/>
+      <w:r>
+        <w:t>. Собранные сведения троянец обычно отправляет на командный сервер.</w:t>
       </w:r>
       <w:r>
         <w:t xml:space="preserve"> </w:t>
@@ -1619,14 +2394,24 @@
         </w:numPr>
       </w:pPr>
       <w:r>
-        <w:t>Скрытые майнеры (</w:t>
-      </w:r>
+        <w:t xml:space="preserve">Скрытые </w:t>
+      </w:r>
+      <w:proofErr w:type="spellStart"/>
+      <w:r>
+        <w:t>майнеры</w:t>
+      </w:r>
+      <w:proofErr w:type="spellEnd"/>
+      <w:r>
+        <w:t xml:space="preserve"> (</w:t>
+      </w:r>
+      <w:proofErr w:type="spellStart"/>
       <w:r>
         <w:rPr>
           <w:lang w:val="en-US"/>
         </w:rPr>
         <w:t>Cryptojackers</w:t>
       </w:r>
+      <w:proofErr w:type="spellEnd"/>
       <w:r>
         <w:t>)</w:t>
       </w:r>
@@ -1634,7 +2419,31 @@
         <w:t>. В</w:t>
       </w:r>
       <w:r>
-        <w:t xml:space="preserve">редоносный код, который использует вычислительную мощность компьютера пользователя с целью добычи криптовалюты. Подобное программное обеспечение может не только добывать криптовалюту, но и выполнять ряд других действий. Например, извлекать какую либо конфиденциальную информацию пользователя и открывать посторонним лицам доступ к электронным кошелькам, финансовым средствам. Современные майнеры используют продвинутые методы сокрытия на компьютере своего присутствия. Он может внедриться в код легитимных служб </w:t>
+        <w:t xml:space="preserve">редоносный код, который использует вычислительную мощность компьютера пользователя с целью добычи </w:t>
+      </w:r>
+      <w:proofErr w:type="spellStart"/>
+      <w:r>
+        <w:t>криптовалюты</w:t>
+      </w:r>
+      <w:proofErr w:type="spellEnd"/>
+      <w:r>
+        <w:t xml:space="preserve">. Подобное программное обеспечение может не только добывать </w:t>
+      </w:r>
+      <w:proofErr w:type="spellStart"/>
+      <w:r>
+        <w:t>криптовалюту</w:t>
+      </w:r>
+      <w:proofErr w:type="spellEnd"/>
+      <w:r>
+        <w:t xml:space="preserve">, но и выполнять ряд других действий. Например, извлекать какую либо конфиденциальную информацию пользователя и открывать посторонним лицам доступ к электронным кошелькам, финансовым средствам. Современные </w:t>
+      </w:r>
+      <w:proofErr w:type="spellStart"/>
+      <w:r>
+        <w:t>майнеры</w:t>
+      </w:r>
+      <w:proofErr w:type="spellEnd"/>
+      <w:r>
+        <w:t xml:space="preserve"> используют продвинутые методы сокрытия на компьютере своего присутствия. Он может внедриться в код легитимных служб </w:t>
       </w:r>
       <w:r>
         <w:rPr>
@@ -1643,7 +2452,23 @@
         <w:t>Windows</w:t>
       </w:r>
       <w:r>
-        <w:t>, постоянно мониторить производительность и деятельность, выполняемую на компьютере. В случае запуска «Диспетчер задач», майнер может прекратить свою работу, чтобы снизить риск быть обнаруженным. Как итог, работа подобного вида вредоносной программы приводит к физическому износу видеокарты и процессора пользователя с последующим повреждением чипов и выходу из строя</w:t>
+        <w:t xml:space="preserve">, постоянно </w:t>
+      </w:r>
+      <w:proofErr w:type="spellStart"/>
+      <w:r>
+        <w:t>мониторить</w:t>
+      </w:r>
+      <w:proofErr w:type="spellEnd"/>
+      <w:r>
+        <w:t xml:space="preserve"> производительность и деятельность, выполняемую на компьютере. В случае запуска «Диспетчер задач», </w:t>
+      </w:r>
+      <w:proofErr w:type="spellStart"/>
+      <w:r>
+        <w:t>майнер</w:t>
+      </w:r>
+      <w:proofErr w:type="spellEnd"/>
+      <w:r>
+        <w:t xml:space="preserve"> может прекратить свою работу, чтобы снизить риск быть обнаруженным. Как итог, работа подобного вида вредоносной программы приводит к физическому износу видеокарты и процессора пользователя с последующим повреждением чипов и выходу из строя</w:t>
       </w:r>
       <w:r>
         <w:t xml:space="preserve">, к значительному увеличению энергопотреблению. </w:t>
@@ -1657,12 +2482,19 @@
           <w:numId w:val="10"/>
         </w:numPr>
       </w:pPr>
-      <w:r>
-        <w:t>Бэкдоры (</w:t>
-      </w:r>
+      <w:proofErr w:type="spellStart"/>
+      <w:r>
+        <w:t>Бэкдоры</w:t>
+      </w:r>
+      <w:proofErr w:type="spellEnd"/>
+      <w:r>
+        <w:t xml:space="preserve"> (</w:t>
+      </w:r>
+      <w:proofErr w:type="spellStart"/>
       <w:r>
         <w:t>Backdoors</w:t>
       </w:r>
+      <w:proofErr w:type="spellEnd"/>
       <w:r>
         <w:t xml:space="preserve">). </w:t>
       </w:r>
@@ -1691,14 +2523,42 @@
         <w:t xml:space="preserve"> стабильного и скрытого </w:t>
       </w:r>
       <w:r>
-        <w:t xml:space="preserve"> входа в саму систему. Бэкдоры часто вшиваются в код взломанной программы, при запуске которой </w:t>
-      </w:r>
-      <w:r>
-        <w:lastRenderedPageBreak/>
-        <w:t xml:space="preserve">открывается определенный сетевой порт или создается скрытая учетная запись с правами администратора. </w:t>
-      </w:r>
-      <w:r>
-        <w:t>Проникнув в систему через бэкдор, киберпреступники получают возможность удалённо управлять системой и даже BIOS устройства, похищать данные, скачивать файлы, открывать доступ для другого вредоносного ПО.</w:t>
+        <w:t xml:space="preserve"> входа в саму систему. </w:t>
+      </w:r>
+      <w:proofErr w:type="spellStart"/>
+      <w:r>
+        <w:t>Бэкдоры</w:t>
+      </w:r>
+      <w:proofErr w:type="spellEnd"/>
+      <w:r>
+        <w:t xml:space="preserve"> часто вшиваются в код взломанной программы, при запуске которой открывается определенный сетевой порт или создается скрытая учетная запись с правами администратора. </w:t>
+      </w:r>
+      <w:r>
+        <w:t xml:space="preserve">Проникнув в систему через </w:t>
+      </w:r>
+      <w:proofErr w:type="spellStart"/>
+      <w:r>
+        <w:t>бэкдор</w:t>
+      </w:r>
+      <w:proofErr w:type="spellEnd"/>
+      <w:r>
+        <w:t xml:space="preserve">, </w:t>
+      </w:r>
+      <w:proofErr w:type="spellStart"/>
+      <w:r>
+        <w:t>киберпреступники</w:t>
+      </w:r>
+      <w:proofErr w:type="spellEnd"/>
+      <w:r>
+        <w:t xml:space="preserve"> получают возможность удалённо управлять системой и даже BIOS устройства, похищать данные, скачивать файлы, открывать доступ </w:t>
+      </w:r>
+      <w:proofErr w:type="gramStart"/>
+      <w:r>
+        <w:t>для</w:t>
+      </w:r>
+      <w:proofErr w:type="gramEnd"/>
+      <w:r>
+        <w:t xml:space="preserve"> другого вредоносного ПО.</w:t>
       </w:r>
       <w:r>
         <w:t xml:space="preserve"> </w:t>
@@ -1731,19 +2591,59 @@
         <w:rPr>
           <w:lang w:val="en-US"/>
         </w:rPr>
-        <w:t>RAT (Remote Access Trojan</w:t>
+        <w:t>RAT</w:t>
+      </w:r>
+      <w:r>
+        <w:t xml:space="preserve"> (</w:t>
       </w:r>
       <w:r>
         <w:rPr>
           <w:lang w:val="en-US"/>
         </w:rPr>
+        <w:t>Remote</w:t>
+      </w:r>
+      <w:r>
+        <w:t xml:space="preserve"> </w:t>
+      </w:r>
+      <w:r>
+        <w:rPr>
+          <w:lang w:val="en-US"/>
+        </w:rPr>
+        <w:t>Access</w:t>
+      </w:r>
+      <w:r>
+        <w:t xml:space="preserve"> </w:t>
+      </w:r>
+      <w:r>
+        <w:rPr>
+          <w:lang w:val="en-US"/>
+        </w:rPr>
+        <w:t>Trojan</w:t>
+      </w:r>
+      <w:r>
         <w:t xml:space="preserve">). </w:t>
       </w:r>
       <w:r>
-        <w:t xml:space="preserve">Троян удаленного доступа, который скрыто устанавливается на компьютер или телефон и дает злоумышленнику абсолютно полный контроль над устройством. </w:t>
-      </w:r>
-      <w:r>
-        <w:t xml:space="preserve">После загрузки RAT в компьютер он подключается к открытому TCP-порту, чтобы создать онлайн-соединение с машиной хакера. </w:t>
+        <w:t xml:space="preserve">Троян удаленного доступа, который </w:t>
+      </w:r>
+      <w:proofErr w:type="gramStart"/>
+      <w:r>
+        <w:t>скрыто</w:t>
+      </w:r>
+      <w:proofErr w:type="gramEnd"/>
+      <w:r>
+        <w:t xml:space="preserve"> устанавливается на компьютер или телефон и дает злоумышленнику абсолютно полный контроль над устройством. </w:t>
+      </w:r>
+      <w:r>
+        <w:t xml:space="preserve">После загрузки RAT в компьютер он подключается к </w:t>
+      </w:r>
+      <w:proofErr w:type="gramStart"/>
+      <w:r>
+        <w:t>открытому</w:t>
+      </w:r>
+      <w:proofErr w:type="gramEnd"/>
+      <w:r>
+        <w:t xml:space="preserve"> TCP-порту, чтобы создать онлайн-соединение с машиной хакера. </w:t>
       </w:r>
       <w:r>
         <w:rPr>
@@ -1770,7 +2670,15 @@
         </w:numPr>
       </w:pPr>
       <w:r>
-        <w:t>Программы-вымогатели (Ransomware)</w:t>
+        <w:t>Программы-вымогатели (</w:t>
+      </w:r>
+      <w:proofErr w:type="spellStart"/>
+      <w:r>
+        <w:t>Ransomware</w:t>
+      </w:r>
+      <w:proofErr w:type="spellEnd"/>
+      <w:r>
+        <w:t>)</w:t>
       </w:r>
       <w:r>
         <w:t xml:space="preserve">. Это тип вредоносного программного обеспечения, который после запуска блокирует доступ к файлам пользователя или всей операционной системе или шифрует данные пользователя, требуя определенный денежный выкуп за восстановление. </w:t>
@@ -1787,13 +2695,39 @@
       <w:r>
         <w:t xml:space="preserve"> </w:t>
       </w:r>
+      <w:bookmarkStart w:id="10" w:name="_Toc227941780"/>
       <w:r>
         <w:t>Методы скрытого внедрения и маскировки угроз</w:t>
       </w:r>
-    </w:p>
-    <w:p>
-      <w:r>
-        <w:t xml:space="preserve">Недопущение обнаружения какого-либо вируса на устройстве является одной из главной задачей для каждого хакера. Если же антивирус удалит зараженную программу, то злоумышленник не получит никакой выгоды для себя. Современные киберугрозы используют комплексные методы для проникновения на устройство пользователя и маскировки своего присутствия, задачи которых является обеспечение </w:t>
+      <w:bookmarkEnd w:id="10"/>
+    </w:p>
+    <w:p>
+      <w:r>
+        <w:t xml:space="preserve">Недопущение обнаружения какого-либо вируса на устройстве является одной </w:t>
+      </w:r>
+      <w:proofErr w:type="gramStart"/>
+      <w:r>
+        <w:t>из</w:t>
+      </w:r>
+      <w:proofErr w:type="gramEnd"/>
+      <w:r>
+        <w:t xml:space="preserve"> </w:t>
+      </w:r>
+      <w:proofErr w:type="gramStart"/>
+      <w:r>
+        <w:t>главной</w:t>
+      </w:r>
+      <w:proofErr w:type="gramEnd"/>
+      <w:r>
+        <w:t xml:space="preserve"> задачей для каждого хакера. Если же антивирус удалит зараженную программу, то злоумышленник не получит никакой выгоды для себя. Современные </w:t>
+      </w:r>
+      <w:proofErr w:type="spellStart"/>
+      <w:r>
+        <w:t>киберугрозы</w:t>
+      </w:r>
+      <w:proofErr w:type="spellEnd"/>
+      <w:r>
+        <w:t xml:space="preserve"> используют комплексные методы для проникновения на устройство пользователя и маскировки своего присутствия, задачи которых является обеспечение </w:t>
       </w:r>
       <w:r>
         <w:t xml:space="preserve">максимального количество времени жизни вредоносного кода в системе. </w:t>
@@ -1809,10 +2743,26 @@
     </w:p>
     <w:p>
       <w:r>
-        <w:t xml:space="preserve">1. Склеивание через байндеры. Является классическим способом внедрения вредоносного кода в систему пользователя. </w:t>
-      </w:r>
-      <w:r>
-        <w:t>Несмотря на то, что этот метод является одним из самых старых, на сегодняшний день он остается эффективным. Он позволяет хакеру объединить два и более файлов в один общий исполняемый</w:t>
+        <w:t xml:space="preserve">1. Склеивание через </w:t>
+      </w:r>
+      <w:proofErr w:type="spellStart"/>
+      <w:r>
+        <w:t>байндеры</w:t>
+      </w:r>
+      <w:proofErr w:type="spellEnd"/>
+      <w:r>
+        <w:t xml:space="preserve">. Является классическим способом внедрения вредоносного кода в систему пользователя. </w:t>
+      </w:r>
+      <w:r>
+        <w:t xml:space="preserve">Несмотря на то, что этот метод является одним из самых старых, на сегодняшний день он остается эффективным. Он позволяет хакеру объединить </w:t>
+      </w:r>
+      <w:proofErr w:type="gramStart"/>
+      <w:r>
+        <w:t>два и более файлов</w:t>
+      </w:r>
+      <w:proofErr w:type="gramEnd"/>
+      <w:r>
+        <w:t xml:space="preserve"> в один общий исполняемый</w:t>
       </w:r>
       <w:r>
         <w:t xml:space="preserve"> (.</w:t>
@@ -1827,14 +2777,34 @@
         <w:t>)</w:t>
       </w:r>
       <w:r>
-        <w:t xml:space="preserve">. Для создания подобного используются специальным программы, называемые байндерами. При запуске файла сначала обрабатывается код самого байндера, который распаковывает содержимое во </w:t>
-      </w:r>
-      <w:r>
-        <w:lastRenderedPageBreak/>
-        <w:t xml:space="preserve">временную папку системы. Он запускает сразу два процесса. Первый – это реальная установка той программы, которой ожидает пользователь. Второй – скрытый запуск вредоносного кода. </w:t>
-      </w:r>
-      <w:r>
-        <w:t>Многие байндеры не просто склеивают, а шифруют код. Распаковка происходит прямо в оперативной памяти</w:t>
+        <w:t xml:space="preserve">. Для создания подобного используются специальным программы, называемые </w:t>
+      </w:r>
+      <w:proofErr w:type="spellStart"/>
+      <w:r>
+        <w:t>байндерами</w:t>
+      </w:r>
+      <w:proofErr w:type="spellEnd"/>
+      <w:r>
+        <w:t xml:space="preserve">. При запуске файла сначала обрабатывается код самого </w:t>
+      </w:r>
+      <w:proofErr w:type="spellStart"/>
+      <w:r>
+        <w:t>байндера</w:t>
+      </w:r>
+      <w:proofErr w:type="spellEnd"/>
+      <w:r>
+        <w:t xml:space="preserve">, который распаковывает содержимое во временную папку системы. Он запускает сразу два процесса. Первый – это реальная установка той программы, которой ожидает пользователь. Второй – скрытый запуск вредоносного кода. </w:t>
+      </w:r>
+      <w:r>
+        <w:t xml:space="preserve">Многие </w:t>
+      </w:r>
+      <w:proofErr w:type="spellStart"/>
+      <w:r>
+        <w:t>байндеры</w:t>
+      </w:r>
+      <w:proofErr w:type="spellEnd"/>
+      <w:r>
+        <w:t xml:space="preserve"> не просто склеивают, а шифруют код. Распаковка происходит прямо в оперативной памяти</w:t>
       </w:r>
       <w:r>
         <w:t>, пропуска</w:t>
@@ -1867,19 +2837,21 @@
       <w:pPr>
         <w:pStyle w:val="11"/>
       </w:pPr>
-      <w:r>
-        <w:lastRenderedPageBreak/>
+      <w:bookmarkStart w:id="11" w:name="_Toc227941781"/>
+      <w:r>
         <w:t>ЗАКЛЮЧЕНИЕ</w:t>
       </w:r>
+      <w:bookmarkEnd w:id="11"/>
     </w:p>
     <w:p>
       <w:pPr>
         <w:pStyle w:val="11"/>
       </w:pPr>
-      <w:r>
-        <w:lastRenderedPageBreak/>
+      <w:bookmarkStart w:id="12" w:name="_Toc227941782"/>
+      <w:r>
         <w:t>СПИСОК ИСПОЛЬЗОВАННЫХ ИСТОЧНИКОВ</w:t>
       </w:r>
+      <w:bookmarkEnd w:id="12"/>
     </w:p>
     <w:p>
       <w:pPr>
@@ -1894,7 +2866,7 @@
           <w:u w:val="none"/>
         </w:rPr>
       </w:pPr>
-      <w:hyperlink r:id="rId9" w:history="1">
+      <w:hyperlink r:id="rId10" w:history="1">
         <w:r>
           <w:rPr>
             <w:rStyle w:val="af5"/>
@@ -1911,13 +2883,21 @@
           <w:numId w:val="3"/>
         </w:numPr>
       </w:pPr>
-      <w:hyperlink r:id="rId10" w:history="1">
+      <w:hyperlink r:id="rId11" w:history="1">
         <w:r>
           <w:rPr>
             <w:rStyle w:val="af5"/>
           </w:rPr>
-          <w:t>Анализ технологии Denuvo</w:t>
+          <w:t xml:space="preserve">Анализ технологии </w:t>
         </w:r>
+        <w:proofErr w:type="spellStart"/>
+        <w:r>
+          <w:rPr>
+            <w:rStyle w:val="af5"/>
+          </w:rPr>
+          <w:t>Denuvo</w:t>
+        </w:r>
+        <w:proofErr w:type="spellEnd"/>
       </w:hyperlink>
     </w:p>
     <w:p>
@@ -1933,7 +2913,7 @@
           <w:u w:val="none"/>
         </w:rPr>
       </w:pPr>
-      <w:hyperlink r:id="rId11" w:history="1">
+      <w:hyperlink r:id="rId12" w:history="1">
         <w:r>
           <w:rPr>
             <w:rStyle w:val="af5"/>
@@ -2008,7 +2988,7 @@
       <w:r>
         <w:t xml:space="preserve"> </w:t>
       </w:r>
-      <w:hyperlink r:id="rId12" w:history="1">
+      <w:hyperlink r:id="rId13" w:history="1">
         <w:r>
           <w:rPr>
             <w:rStyle w:val="af5"/>
@@ -2026,7 +3006,7 @@
         </w:numPr>
         <w:jc w:val="left"/>
       </w:pPr>
-      <w:hyperlink r:id="rId13" w:history="1">
+      <w:hyperlink r:id="rId14" w:history="1">
         <w:r>
           <w:rPr>
             <w:rStyle w:val="af5"/>
@@ -2037,7 +3017,7 @@
       </w:hyperlink>
     </w:p>
     <w:sectPr>
-      <w:footerReference w:type="default" r:id="rId14"/>
+      <w:footerReference w:type="default" r:id="rId15"/>
       <w:pgSz w:w="11906" w:h="16838"/>
       <w:pgMar w:top="1134" w:right="567" w:bottom="1134" w:left="1701" w:header="709" w:footer="709" w:gutter="0"/>
       <w:pgNumType w:start="0"/>
@@ -2050,7 +3030,7 @@
 </file>
 
 <file path=word/endnotes.xml><?xml version="1.0" encoding="utf-8"?>
-<w:endnotes xmlns:wpc="http://schemas.microsoft.com/office/word/2010/wordprocessingCanvas" xmlns:cx="http://schemas.microsoft.com/office/drawing/2014/chartex" xmlns:cx1="http://schemas.microsoft.com/office/drawing/2015/9/8/chartex" xmlns:cx2="http://schemas.microsoft.com/office/drawing/2015/10/21/chartex" xmlns:cx3="http://schemas.microsoft.com/office/drawing/2016/5/9/chartex" xmlns:cx4="http://schemas.microsoft.com/office/drawing/2016/5/10/chartex" xmlns:cx5="http://schemas.microsoft.com/office/drawing/2016/5/11/chartex" xmlns:cx6="http://schemas.microsoft.com/office/drawing/2016/5/12/chartex" xmlns:cx7="http://schemas.microsoft.com/office/drawing/2016/5/13/chartex" xmlns:cx8="http://schemas.microsoft.com/office/drawing/2016/5/14/chartex" xmlns:mc="http://schemas.openxmlformats.org/markup-compatibility/2006" xmlns:aink="http://schemas.microsoft.com/office/drawing/2016/ink" xmlns:am3d="http://schemas.microsoft.com/office/drawing/2017/model3d" xmlns:o="urn:schemas-microsoft-com:office:office" xmlns:r="http://schemas.openxmlformats.org/officeDocument/2006/relationships" xmlns:m="http://schemas.openxmlformats.org/officeDocument/2006/math" xmlns:v="urn:schemas-microsoft-com:vml" xmlns:wp14="http://schemas.microsoft.com/office/word/2010/wordprocessingDrawing" xmlns:wp="http://schemas.openxmlformats.org/drawingml/2006/wordprocessingDrawing" xmlns:w10="urn:schemas-microsoft-com:office:word" xmlns:w="http://schemas.openxmlformats.org/wordprocessingml/2006/main" xmlns:w14="http://schemas.microsoft.com/office/word/2010/wordml" xmlns:w15="http://schemas.microsoft.com/office/word/2012/wordml" xmlns:w16cex="http://schemas.microsoft.com/office/word/2018/wordml/cex" xmlns:w16cid="http://schemas.microsoft.com/office/word/2016/wordml/cid" xmlns:w16="http://schemas.microsoft.com/office/word/2018/wordml" xmlns:w16sdtdh="http://schemas.microsoft.com/office/word/2020/wordml/sdtdatahash" xmlns:w16se="http://schemas.microsoft.com/office/word/2015/wordml/symex" xmlns:wpg="http://schemas.microsoft.com/office/word/2010/wordprocessingGroup" xmlns:wpi="http://schemas.microsoft.com/office/word/2010/wordprocessingInk" xmlns:wne="http://schemas.microsoft.com/office/word/2006/wordml" xmlns:wps="http://schemas.microsoft.com/office/word/2010/wordprocessingShape" mc:Ignorable="w14 w15 w16se w16cid w16 w16cex w16sdtdh wp14">
+<w:endnotes xmlns:wpc="http://schemas.microsoft.com/office/word/2010/wordprocessingCanvas" xmlns:mc="http://schemas.openxmlformats.org/markup-compatibility/2006" xmlns:o="urn:schemas-microsoft-com:office:office" xmlns:r="http://schemas.openxmlformats.org/officeDocument/2006/relationships" xmlns:m="http://schemas.openxmlformats.org/officeDocument/2006/math" xmlns:v="urn:schemas-microsoft-com:vml" xmlns:wp14="http://schemas.microsoft.com/office/word/2010/wordprocessingDrawing" xmlns:wp="http://schemas.openxmlformats.org/drawingml/2006/wordprocessingDrawing" xmlns:w10="urn:schemas-microsoft-com:office:word" xmlns:w="http://schemas.openxmlformats.org/wordprocessingml/2006/main" xmlns:w14="http://schemas.microsoft.com/office/word/2010/wordml" xmlns:wpg="http://schemas.microsoft.com/office/word/2010/wordprocessingGroup" xmlns:wpi="http://schemas.microsoft.com/office/word/2010/wordprocessingInk" xmlns:wne="http://schemas.microsoft.com/office/word/2006/wordml" xmlns:wps="http://schemas.microsoft.com/office/word/2010/wordprocessingShape" mc:Ignorable="w14 wp14">
   <w:endnote w:type="separator" w:id="-1">
     <w:p>
       <w:pPr>
@@ -2075,7 +3055,7 @@
 </file>
 
 <file path=word/footer1.xml><?xml version="1.0" encoding="utf-8"?>
-<w:ftr xmlns:wpc="http://schemas.microsoft.com/office/word/2010/wordprocessingCanvas" xmlns:cx="http://schemas.microsoft.com/office/drawing/2014/chartex" xmlns:cx1="http://schemas.microsoft.com/office/drawing/2015/9/8/chartex" xmlns:cx2="http://schemas.microsoft.com/office/drawing/2015/10/21/chartex" xmlns:cx3="http://schemas.microsoft.com/office/drawing/2016/5/9/chartex" xmlns:cx4="http://schemas.microsoft.com/office/drawing/2016/5/10/chartex" xmlns:cx5="http://schemas.microsoft.com/office/drawing/2016/5/11/chartex" xmlns:cx6="http://schemas.microsoft.com/office/drawing/2016/5/12/chartex" xmlns:cx7="http://schemas.microsoft.com/office/drawing/2016/5/13/chartex" xmlns:cx8="http://schemas.microsoft.com/office/drawing/2016/5/14/chartex" xmlns:mc="http://schemas.openxmlformats.org/markup-compatibility/2006" xmlns:aink="http://schemas.microsoft.com/office/drawing/2016/ink" xmlns:am3d="http://schemas.microsoft.com/office/drawing/2017/model3d" xmlns:o="urn:schemas-microsoft-com:office:office" xmlns:r="http://schemas.openxmlformats.org/officeDocument/2006/relationships" xmlns:m="http://schemas.openxmlformats.org/officeDocument/2006/math" xmlns:v="urn:schemas-microsoft-com:vml" xmlns:wp14="http://schemas.microsoft.com/office/word/2010/wordprocessingDrawing" xmlns:wp="http://schemas.openxmlformats.org/drawingml/2006/wordprocessingDrawing" xmlns:w10="urn:schemas-microsoft-com:office:word" xmlns:w="http://schemas.openxmlformats.org/wordprocessingml/2006/main" xmlns:w14="http://schemas.microsoft.com/office/word/2010/wordml" xmlns:w15="http://schemas.microsoft.com/office/word/2012/wordml" xmlns:w16cex="http://schemas.microsoft.com/office/word/2018/wordml/cex" xmlns:w16cid="http://schemas.microsoft.com/office/word/2016/wordml/cid" xmlns:w16="http://schemas.microsoft.com/office/word/2018/wordml" xmlns:w16sdtdh="http://schemas.microsoft.com/office/word/2020/wordml/sdtdatahash" xmlns:w16se="http://schemas.microsoft.com/office/word/2015/wordml/symex" xmlns:wpg="http://schemas.microsoft.com/office/word/2010/wordprocessingGroup" xmlns:wpi="http://schemas.microsoft.com/office/word/2010/wordprocessingInk" xmlns:wne="http://schemas.microsoft.com/office/word/2006/wordml" xmlns:wps="http://schemas.microsoft.com/office/word/2010/wordprocessingShape" mc:Ignorable="w14 w15 w16se w16cid w16 w16cex w16sdtdh wp14">
+<w:ftr xmlns:wpc="http://schemas.microsoft.com/office/word/2010/wordprocessingCanvas" xmlns:mc="http://schemas.openxmlformats.org/markup-compatibility/2006" xmlns:o="urn:schemas-microsoft-com:office:office" xmlns:r="http://schemas.openxmlformats.org/officeDocument/2006/relationships" xmlns:m="http://schemas.openxmlformats.org/officeDocument/2006/math" xmlns:v="urn:schemas-microsoft-com:vml" xmlns:wp14="http://schemas.microsoft.com/office/word/2010/wordprocessingDrawing" xmlns:wp="http://schemas.openxmlformats.org/drawingml/2006/wordprocessingDrawing" xmlns:w10="urn:schemas-microsoft-com:office:word" xmlns:w="http://schemas.openxmlformats.org/wordprocessingml/2006/main" xmlns:w14="http://schemas.microsoft.com/office/word/2010/wordml" xmlns:wpg="http://schemas.microsoft.com/office/word/2010/wordprocessingGroup" xmlns:wpi="http://schemas.microsoft.com/office/word/2010/wordprocessingInk" xmlns:wne="http://schemas.microsoft.com/office/word/2006/wordml" xmlns:wps="http://schemas.microsoft.com/office/word/2010/wordprocessingShape" mc:Ignorable="w14 wp14">
   <w:sdt>
     <w:sdtPr>
       <w:id w:val="306828245"/>
@@ -2101,7 +3081,7 @@
 </file>
 
 <file path=word/footer2.xml><?xml version="1.0" encoding="utf-8"?>
-<w:ftr xmlns:wpc="http://schemas.microsoft.com/office/word/2010/wordprocessingCanvas" xmlns:cx="http://schemas.microsoft.com/office/drawing/2014/chartex" xmlns:cx1="http://schemas.microsoft.com/office/drawing/2015/9/8/chartex" xmlns:cx2="http://schemas.microsoft.com/office/drawing/2015/10/21/chartex" xmlns:cx3="http://schemas.microsoft.com/office/drawing/2016/5/9/chartex" xmlns:cx4="http://schemas.microsoft.com/office/drawing/2016/5/10/chartex" xmlns:cx5="http://schemas.microsoft.com/office/drawing/2016/5/11/chartex" xmlns:cx6="http://schemas.microsoft.com/office/drawing/2016/5/12/chartex" xmlns:cx7="http://schemas.microsoft.com/office/drawing/2016/5/13/chartex" xmlns:cx8="http://schemas.microsoft.com/office/drawing/2016/5/14/chartex" xmlns:mc="http://schemas.openxmlformats.org/markup-compatibility/2006" xmlns:aink="http://schemas.microsoft.com/office/drawing/2016/ink" xmlns:am3d="http://schemas.microsoft.com/office/drawing/2017/model3d" xmlns:o="urn:schemas-microsoft-com:office:office" xmlns:r="http://schemas.openxmlformats.org/officeDocument/2006/relationships" xmlns:m="http://schemas.openxmlformats.org/officeDocument/2006/math" xmlns:v="urn:schemas-microsoft-com:vml" xmlns:wp14="http://schemas.microsoft.com/office/word/2010/wordprocessingDrawing" xmlns:wp="http://schemas.openxmlformats.org/drawingml/2006/wordprocessingDrawing" xmlns:w10="urn:schemas-microsoft-com:office:word" xmlns:w="http://schemas.openxmlformats.org/wordprocessingml/2006/main" xmlns:w14="http://schemas.microsoft.com/office/word/2010/wordml" xmlns:w15="http://schemas.microsoft.com/office/word/2012/wordml" xmlns:w16cex="http://schemas.microsoft.com/office/word/2018/wordml/cex" xmlns:w16cid="http://schemas.microsoft.com/office/word/2016/wordml/cid" xmlns:w16="http://schemas.microsoft.com/office/word/2018/wordml" xmlns:w16sdtdh="http://schemas.microsoft.com/office/word/2020/wordml/sdtdatahash" xmlns:w16se="http://schemas.microsoft.com/office/word/2015/wordml/symex" xmlns:wpg="http://schemas.microsoft.com/office/word/2010/wordprocessingGroup" xmlns:wpi="http://schemas.microsoft.com/office/word/2010/wordprocessingInk" xmlns:wne="http://schemas.microsoft.com/office/word/2006/wordml" xmlns:wps="http://schemas.microsoft.com/office/word/2010/wordprocessingShape" mc:Ignorable="w14 w15 w16se w16cid w16 w16cex w16sdtdh wp14">
+<w:ftr xmlns:wpc="http://schemas.microsoft.com/office/word/2010/wordprocessingCanvas" xmlns:mc="http://schemas.openxmlformats.org/markup-compatibility/2006" xmlns:o="urn:schemas-microsoft-com:office:office" xmlns:r="http://schemas.openxmlformats.org/officeDocument/2006/relationships" xmlns:m="http://schemas.openxmlformats.org/officeDocument/2006/math" xmlns:v="urn:schemas-microsoft-com:vml" xmlns:wp14="http://schemas.microsoft.com/office/word/2010/wordprocessingDrawing" xmlns:wp="http://schemas.openxmlformats.org/drawingml/2006/wordprocessingDrawing" xmlns:w10="urn:schemas-microsoft-com:office:word" xmlns:w="http://schemas.openxmlformats.org/wordprocessingml/2006/main" xmlns:w14="http://schemas.microsoft.com/office/word/2010/wordml" xmlns:wpg="http://schemas.microsoft.com/office/word/2010/wordprocessingGroup" xmlns:wpi="http://schemas.microsoft.com/office/word/2010/wordprocessingInk" xmlns:wne="http://schemas.microsoft.com/office/word/2006/wordml" xmlns:wps="http://schemas.microsoft.com/office/word/2010/wordprocessingShape" mc:Ignorable="w14 wp14">
   <w:sdt>
     <w:sdtPr>
       <w:id w:val="1459301120"/>
@@ -2127,7 +3107,10 @@
           <w:fldChar w:fldCharType="separate"/>
         </w:r>
         <w:r>
-          <w:t>2</w:t>
+          <w:rPr>
+            <w:noProof/>
+          </w:rPr>
+          <w:t>13</w:t>
         </w:r>
         <w:r>
           <w:fldChar w:fldCharType="end"/>
@@ -2144,7 +3127,7 @@
 </file>
 
 <file path=word/footnotes.xml><?xml version="1.0" encoding="utf-8"?>
-<w:footnotes xmlns:wpc="http://schemas.microsoft.com/office/word/2010/wordprocessingCanvas" xmlns:cx="http://schemas.microsoft.com/office/drawing/2014/chartex" xmlns:cx1="http://schemas.microsoft.com/office/drawing/2015/9/8/chartex" xmlns:cx2="http://schemas.microsoft.com/office/drawing/2015/10/21/chartex" xmlns:cx3="http://schemas.microsoft.com/office/drawing/2016/5/9/chartex" xmlns:cx4="http://schemas.microsoft.com/office/drawing/2016/5/10/chartex" xmlns:cx5="http://schemas.microsoft.com/office/drawing/2016/5/11/chartex" xmlns:cx6="http://schemas.microsoft.com/office/drawing/2016/5/12/chartex" xmlns:cx7="http://schemas.microsoft.com/office/drawing/2016/5/13/chartex" xmlns:cx8="http://schemas.microsoft.com/office/drawing/2016/5/14/chartex" xmlns:mc="http://schemas.openxmlformats.org/markup-compatibility/2006" xmlns:aink="http://schemas.microsoft.com/office/drawing/2016/ink" xmlns:am3d="http://schemas.microsoft.com/office/drawing/2017/model3d" xmlns:o="urn:schemas-microsoft-com:office:office" xmlns:r="http://schemas.openxmlformats.org/officeDocument/2006/relationships" xmlns:m="http://schemas.openxmlformats.org/officeDocument/2006/math" xmlns:v="urn:schemas-microsoft-com:vml" xmlns:wp14="http://schemas.microsoft.com/office/word/2010/wordprocessingDrawing" xmlns:wp="http://schemas.openxmlformats.org/drawingml/2006/wordprocessingDrawing" xmlns:w10="urn:schemas-microsoft-com:office:word" xmlns:w="http://schemas.openxmlformats.org/wordprocessingml/2006/main" xmlns:w14="http://schemas.microsoft.com/office/word/2010/wordml" xmlns:w15="http://schemas.microsoft.com/office/word/2012/wordml" xmlns:w16cex="http://schemas.microsoft.com/office/word/2018/wordml/cex" xmlns:w16cid="http://schemas.microsoft.com/office/word/2016/wordml/cid" xmlns:w16="http://schemas.microsoft.com/office/word/2018/wordml" xmlns:w16sdtdh="http://schemas.microsoft.com/office/word/2020/wordml/sdtdatahash" xmlns:w16se="http://schemas.microsoft.com/office/word/2015/wordml/symex" xmlns:wpg="http://schemas.microsoft.com/office/word/2010/wordprocessingGroup" xmlns:wpi="http://schemas.microsoft.com/office/word/2010/wordprocessingInk" xmlns:wne="http://schemas.microsoft.com/office/word/2006/wordml" xmlns:wps="http://schemas.microsoft.com/office/word/2010/wordprocessingShape" mc:Ignorable="w14 w15 w16se w16cid w16 w16cex w16sdtdh wp14">
+<w:footnotes xmlns:wpc="http://schemas.microsoft.com/office/word/2010/wordprocessingCanvas" xmlns:mc="http://schemas.openxmlformats.org/markup-compatibility/2006" xmlns:o="urn:schemas-microsoft-com:office:office" xmlns:r="http://schemas.openxmlformats.org/officeDocument/2006/relationships" xmlns:m="http://schemas.openxmlformats.org/officeDocument/2006/math" xmlns:v="urn:schemas-microsoft-com:vml" xmlns:wp14="http://schemas.microsoft.com/office/word/2010/wordprocessingDrawing" xmlns:wp="http://schemas.openxmlformats.org/drawingml/2006/wordprocessingDrawing" xmlns:w10="urn:schemas-microsoft-com:office:word" xmlns:w="http://schemas.openxmlformats.org/wordprocessingml/2006/main" xmlns:w14="http://schemas.microsoft.com/office/word/2010/wordml" xmlns:wpg="http://schemas.microsoft.com/office/word/2010/wordprocessingGroup" xmlns:wpi="http://schemas.microsoft.com/office/word/2010/wordprocessingInk" xmlns:wne="http://schemas.microsoft.com/office/word/2006/wordml" xmlns:wps="http://schemas.microsoft.com/office/word/2010/wordprocessingShape" mc:Ignorable="w14 wp14">
   <w:footnote w:type="separator" w:id="-1">
     <w:p>
       <w:pPr>
@@ -2169,8 +3152,8 @@
 </file>
 
 <file path=word/numbering.xml><?xml version="1.0" encoding="utf-8"?>
-<w:numbering xmlns:wpc="http://schemas.microsoft.com/office/word/2010/wordprocessingCanvas" xmlns:cx="http://schemas.microsoft.com/office/drawing/2014/chartex" xmlns:cx1="http://schemas.microsoft.com/office/drawing/2015/9/8/chartex" xmlns:cx2="http://schemas.microsoft.com/office/drawing/2015/10/21/chartex" xmlns:cx3="http://schemas.microsoft.com/office/drawing/2016/5/9/chartex" xmlns:cx4="http://schemas.microsoft.com/office/drawing/2016/5/10/chartex" xmlns:cx5="http://schemas.microsoft.com/office/drawing/2016/5/11/chartex" xmlns:cx6="http://schemas.microsoft.com/office/drawing/2016/5/12/chartex" xmlns:cx7="http://schemas.microsoft.com/office/drawing/2016/5/13/chartex" xmlns:cx8="http://schemas.microsoft.com/office/drawing/2016/5/14/chartex" xmlns:mc="http://schemas.openxmlformats.org/markup-compatibility/2006" xmlns:aink="http://schemas.microsoft.com/office/drawing/2016/ink" xmlns:am3d="http://schemas.microsoft.com/office/drawing/2017/model3d" xmlns:o="urn:schemas-microsoft-com:office:office" xmlns:r="http://schemas.openxmlformats.org/officeDocument/2006/relationships" xmlns:m="http://schemas.openxmlformats.org/officeDocument/2006/math" xmlns:v="urn:schemas-microsoft-com:vml" xmlns:wp14="http://schemas.microsoft.com/office/word/2010/wordprocessingDrawing" xmlns:wp="http://schemas.openxmlformats.org/drawingml/2006/wordprocessingDrawing" xmlns:w10="urn:schemas-microsoft-com:office:word" xmlns:w="http://schemas.openxmlformats.org/wordprocessingml/2006/main" xmlns:w14="http://schemas.microsoft.com/office/word/2010/wordml" xmlns:w15="http://schemas.microsoft.com/office/word/2012/wordml" xmlns:w16cex="http://schemas.microsoft.com/office/word/2018/wordml/cex" xmlns:w16cid="http://schemas.microsoft.com/office/word/2016/wordml/cid" xmlns:w16="http://schemas.microsoft.com/office/word/2018/wordml" xmlns:w16sdtdh="http://schemas.microsoft.com/office/word/2020/wordml/sdtdatahash" xmlns:w16se="http://schemas.microsoft.com/office/word/2015/wordml/symex" xmlns:wpg="http://schemas.microsoft.com/office/word/2010/wordprocessingGroup" xmlns:wpi="http://schemas.microsoft.com/office/word/2010/wordprocessingInk" xmlns:wne="http://schemas.microsoft.com/office/word/2006/wordml" xmlns:wps="http://schemas.microsoft.com/office/word/2010/wordprocessingShape" mc:Ignorable="w14 w15 w16se w16cid w16 w16cex w16sdtdh wp14">
-  <w:abstractNum w:abstractNumId="0" w15:restartNumberingAfterBreak="0">
+<w:numbering xmlns:wpc="http://schemas.microsoft.com/office/word/2010/wordprocessingCanvas" xmlns:mc="http://schemas.openxmlformats.org/markup-compatibility/2006" xmlns:o="urn:schemas-microsoft-com:office:office" xmlns:r="http://schemas.openxmlformats.org/officeDocument/2006/relationships" xmlns:m="http://schemas.openxmlformats.org/officeDocument/2006/math" xmlns:v="urn:schemas-microsoft-com:vml" xmlns:wp14="http://schemas.microsoft.com/office/word/2010/wordprocessingDrawing" xmlns:wp="http://schemas.openxmlformats.org/drawingml/2006/wordprocessingDrawing" xmlns:w10="urn:schemas-microsoft-com:office:word" xmlns:w="http://schemas.openxmlformats.org/wordprocessingml/2006/main" xmlns:w14="http://schemas.microsoft.com/office/word/2010/wordml" xmlns:wpg="http://schemas.microsoft.com/office/word/2010/wordprocessingGroup" xmlns:wpi="http://schemas.microsoft.com/office/word/2010/wordprocessingInk" xmlns:wne="http://schemas.microsoft.com/office/word/2006/wordml" xmlns:wps="http://schemas.microsoft.com/office/word/2010/wordprocessingShape" mc:Ignorable="w14 wp14">
+  <w:abstractNum w:abstractNumId="0">
     <w:nsid w:val="065519F6"/>
     <w:multiLevelType w:val="multilevel"/>
     <w:tmpl w:val="2E48DE40"/>
@@ -2283,7 +3266,7 @@
       </w:rPr>
     </w:lvl>
   </w:abstractNum>
-  <w:abstractNum w:abstractNumId="1" w15:restartNumberingAfterBreak="0">
+  <w:abstractNum w:abstractNumId="1">
     <w:nsid w:val="1C082881"/>
     <w:multiLevelType w:val="hybridMultilevel"/>
     <w:tmpl w:val="7108E054"/>
@@ -2372,7 +3355,7 @@
       </w:pPr>
     </w:lvl>
   </w:abstractNum>
-  <w:abstractNum w:abstractNumId="2" w15:restartNumberingAfterBreak="0">
+  <w:abstractNum w:abstractNumId="2">
     <w:nsid w:val="494F246C"/>
     <w:multiLevelType w:val="hybridMultilevel"/>
     <w:tmpl w:val="AFC6BC40"/>
@@ -2461,7 +3444,7 @@
       </w:pPr>
     </w:lvl>
   </w:abstractNum>
-  <w:abstractNum w:abstractNumId="3" w15:restartNumberingAfterBreak="0">
+  <w:abstractNum w:abstractNumId="3">
     <w:nsid w:val="50ED5D1A"/>
     <w:multiLevelType w:val="hybridMultilevel"/>
     <w:tmpl w:val="9E083F96"/>
@@ -2550,7 +3533,7 @@
       </w:pPr>
     </w:lvl>
   </w:abstractNum>
-  <w:abstractNum w:abstractNumId="4" w15:restartNumberingAfterBreak="0">
+  <w:abstractNum w:abstractNumId="4">
     <w:nsid w:val="53C87547"/>
     <w:multiLevelType w:val="hybridMultilevel"/>
     <w:tmpl w:val="A60461A8"/>
@@ -2639,7 +3622,7 @@
       </w:pPr>
     </w:lvl>
   </w:abstractNum>
-  <w:abstractNum w:abstractNumId="5" w15:restartNumberingAfterBreak="0">
+  <w:abstractNum w:abstractNumId="5">
     <w:nsid w:val="5BAE6DC1"/>
     <w:multiLevelType w:val="multilevel"/>
     <w:tmpl w:val="C2082E80"/>
@@ -2752,7 +3735,7 @@
       </w:rPr>
     </w:lvl>
   </w:abstractNum>
-  <w:abstractNum w:abstractNumId="6" w15:restartNumberingAfterBreak="0">
+  <w:abstractNum w:abstractNumId="6">
     <w:nsid w:val="644E476E"/>
     <w:multiLevelType w:val="hybridMultilevel"/>
     <w:tmpl w:val="1362F3DC"/>
@@ -2841,7 +3824,7 @@
       </w:pPr>
     </w:lvl>
   </w:abstractNum>
-  <w:abstractNum w:abstractNumId="7" w15:restartNumberingAfterBreak="0">
+  <w:abstractNum w:abstractNumId="7">
     <w:nsid w:val="694E2A1F"/>
     <w:multiLevelType w:val="multilevel"/>
     <w:tmpl w:val="50A65B7C"/>
@@ -2954,7 +3937,7 @@
       </w:rPr>
     </w:lvl>
   </w:abstractNum>
-  <w:abstractNum w:abstractNumId="8" w15:restartNumberingAfterBreak="0">
+  <w:abstractNum w:abstractNumId="8">
     <w:nsid w:val="6A9472AC"/>
     <w:multiLevelType w:val="hybridMultilevel"/>
     <w:tmpl w:val="3982A616"/>
@@ -3043,7 +4026,7 @@
       </w:pPr>
     </w:lvl>
   </w:abstractNum>
-  <w:abstractNum w:abstractNumId="9" w15:restartNumberingAfterBreak="0">
+  <w:abstractNum w:abstractNumId="9">
     <w:nsid w:val="7AA137DA"/>
     <w:multiLevelType w:val="multilevel"/>
     <w:tmpl w:val="B2AE4670"/>
@@ -3198,7 +4181,7 @@
 </file>
 
 <file path=word/styles.xml><?xml version="1.0" encoding="utf-8"?>
-<w:styles xmlns:mc="http://schemas.openxmlformats.org/markup-compatibility/2006" xmlns:r="http://schemas.openxmlformats.org/officeDocument/2006/relationships" xmlns:w="http://schemas.openxmlformats.org/wordprocessingml/2006/main" xmlns:w14="http://schemas.microsoft.com/office/word/2010/wordml" xmlns:w15="http://schemas.microsoft.com/office/word/2012/wordml" xmlns:w16cex="http://schemas.microsoft.com/office/word/2018/wordml/cex" xmlns:w16cid="http://schemas.microsoft.com/office/word/2016/wordml/cid" xmlns:w16="http://schemas.microsoft.com/office/word/2018/wordml" xmlns:w16sdtdh="http://schemas.microsoft.com/office/word/2020/wordml/sdtdatahash" xmlns:w16se="http://schemas.microsoft.com/office/word/2015/wordml/symex" mc:Ignorable="w14 w15 w16se w16cid w16 w16cex w16sdtdh">
+<w:styles xmlns:mc="http://schemas.openxmlformats.org/markup-compatibility/2006" xmlns:r="http://schemas.openxmlformats.org/officeDocument/2006/relationships" xmlns:w="http://schemas.openxmlformats.org/wordprocessingml/2006/main" xmlns:w14="http://schemas.microsoft.com/office/word/2010/wordml" mc:Ignorable="w14">
   <w:docDefaults>
     <w:rPrDefault>
       <w:rPr>
@@ -3212,383 +4195,144 @@
       </w:pPr>
     </w:pPrDefault>
   </w:docDefaults>
-  <w:latentStyles w:defLockedState="0" w:defUIPriority="99" w:defSemiHidden="0" w:defUnhideWhenUsed="0" w:defQFormat="0" w:count="376">
-    <w:lsdException w:name="Normal" w:uiPriority="0" w:qFormat="1"/>
-    <w:lsdException w:name="heading 1" w:uiPriority="9" w:qFormat="1"/>
-    <w:lsdException w:name="heading 2" w:semiHidden="1" w:uiPriority="9" w:unhideWhenUsed="1" w:qFormat="1"/>
-    <w:lsdException w:name="heading 3" w:semiHidden="1" w:uiPriority="9" w:unhideWhenUsed="1" w:qFormat="1"/>
-    <w:lsdException w:name="heading 4" w:semiHidden="1" w:uiPriority="9" w:unhideWhenUsed="1" w:qFormat="1"/>
-    <w:lsdException w:name="heading 5" w:semiHidden="1" w:uiPriority="9" w:unhideWhenUsed="1" w:qFormat="1"/>
-    <w:lsdException w:name="heading 6" w:semiHidden="1" w:uiPriority="9" w:unhideWhenUsed="1" w:qFormat="1"/>
-    <w:lsdException w:name="heading 7" w:semiHidden="1" w:uiPriority="9" w:unhideWhenUsed="1" w:qFormat="1"/>
-    <w:lsdException w:name="heading 8" w:semiHidden="1" w:uiPriority="9" w:unhideWhenUsed="1" w:qFormat="1"/>
-    <w:lsdException w:name="heading 9" w:semiHidden="1" w:uiPriority="9" w:unhideWhenUsed="1" w:qFormat="1"/>
-    <w:lsdException w:name="index 1" w:semiHidden="1" w:unhideWhenUsed="1"/>
-    <w:lsdException w:name="index 2" w:semiHidden="1" w:unhideWhenUsed="1"/>
-    <w:lsdException w:name="index 3" w:semiHidden="1" w:unhideWhenUsed="1"/>
-    <w:lsdException w:name="index 4" w:semiHidden="1" w:unhideWhenUsed="1"/>
-    <w:lsdException w:name="index 5" w:semiHidden="1" w:unhideWhenUsed="1"/>
-    <w:lsdException w:name="index 6" w:semiHidden="1" w:unhideWhenUsed="1"/>
-    <w:lsdException w:name="index 7" w:semiHidden="1" w:unhideWhenUsed="1"/>
-    <w:lsdException w:name="index 8" w:semiHidden="1" w:unhideWhenUsed="1"/>
-    <w:lsdException w:name="index 9" w:semiHidden="1" w:unhideWhenUsed="1"/>
-    <w:lsdException w:name="toc 1" w:semiHidden="1" w:uiPriority="39" w:unhideWhenUsed="1"/>
-    <w:lsdException w:name="toc 2" w:semiHidden="1" w:uiPriority="39" w:unhideWhenUsed="1"/>
-    <w:lsdException w:name="toc 3" w:semiHidden="1" w:uiPriority="39" w:unhideWhenUsed="1"/>
-    <w:lsdException w:name="toc 4" w:semiHidden="1" w:uiPriority="39" w:unhideWhenUsed="1"/>
-    <w:lsdException w:name="toc 5" w:semiHidden="1" w:uiPriority="39" w:unhideWhenUsed="1"/>
-    <w:lsdException w:name="toc 6" w:semiHidden="1" w:uiPriority="39" w:unhideWhenUsed="1"/>
-    <w:lsdException w:name="toc 7" w:semiHidden="1" w:uiPriority="39" w:unhideWhenUsed="1"/>
-    <w:lsdException w:name="toc 8" w:semiHidden="1" w:uiPriority="39" w:unhideWhenUsed="1"/>
-    <w:lsdException w:name="toc 9" w:semiHidden="1" w:uiPriority="39" w:unhideWhenUsed="1"/>
-    <w:lsdException w:name="Normal Indent" w:semiHidden="1" w:unhideWhenUsed="1"/>
-    <w:lsdException w:name="footnote text" w:semiHidden="1" w:unhideWhenUsed="1"/>
-    <w:lsdException w:name="annotation text" w:semiHidden="1" w:unhideWhenUsed="1"/>
-    <w:lsdException w:name="header" w:semiHidden="1" w:unhideWhenUsed="1"/>
-    <w:lsdException w:name="footer" w:semiHidden="1" w:unhideWhenUsed="1"/>
-    <w:lsdException w:name="index heading" w:semiHidden="1" w:unhideWhenUsed="1"/>
-    <w:lsdException w:name="caption" w:semiHidden="1" w:uiPriority="35" w:unhideWhenUsed="1" w:qFormat="1"/>
-    <w:lsdException w:name="table of figures" w:semiHidden="1" w:unhideWhenUsed="1"/>
-    <w:lsdException w:name="envelope address" w:semiHidden="1" w:unhideWhenUsed="1"/>
-    <w:lsdException w:name="envelope return" w:semiHidden="1" w:unhideWhenUsed="1"/>
-    <w:lsdException w:name="footnote reference" w:semiHidden="1" w:unhideWhenUsed="1"/>
-    <w:lsdException w:name="annotation reference" w:semiHidden="1" w:unhideWhenUsed="1"/>
-    <w:lsdException w:name="line number" w:semiHidden="1" w:unhideWhenUsed="1"/>
-    <w:lsdException w:name="page number" w:semiHidden="1" w:unhideWhenUsed="1"/>
-    <w:lsdException w:name="endnote reference" w:semiHidden="1" w:unhideWhenUsed="1"/>
-    <w:lsdException w:name="endnote text" w:semiHidden="1" w:unhideWhenUsed="1"/>
-    <w:lsdException w:name="table of authorities" w:semiHidden="1" w:unhideWhenUsed="1"/>
-    <w:lsdException w:name="macro" w:semiHidden="1" w:unhideWhenUsed="1"/>
-    <w:lsdException w:name="toa heading" w:semiHidden="1" w:unhideWhenUsed="1"/>
-    <w:lsdException w:name="List" w:semiHidden="1" w:unhideWhenUsed="1"/>
-    <w:lsdException w:name="List Bullet" w:semiHidden="1" w:unhideWhenUsed="1"/>
-    <w:lsdException w:name="List Number" w:semiHidden="1" w:unhideWhenUsed="1"/>
-    <w:lsdException w:name="List 2" w:semiHidden="1" w:unhideWhenUsed="1"/>
-    <w:lsdException w:name="List 3" w:semiHidden="1" w:unhideWhenUsed="1"/>
-    <w:lsdException w:name="List 4" w:semiHidden="1" w:unhideWhenUsed="1"/>
-    <w:lsdException w:name="List 5" w:semiHidden="1" w:unhideWhenUsed="1"/>
-    <w:lsdException w:name="List Bullet 2" w:semiHidden="1" w:unhideWhenUsed="1"/>
-    <w:lsdException w:name="List Bullet 3" w:semiHidden="1" w:unhideWhenUsed="1"/>
-    <w:lsdException w:name="List Bullet 4" w:semiHidden="1" w:unhideWhenUsed="1"/>
-    <w:lsdException w:name="List Bullet 5" w:semiHidden="1" w:unhideWhenUsed="1"/>
-    <w:lsdException w:name="List Number 2" w:semiHidden="1" w:unhideWhenUsed="1"/>
-    <w:lsdException w:name="List Number 3" w:semiHidden="1" w:unhideWhenUsed="1"/>
-    <w:lsdException w:name="List Number 4" w:semiHidden="1" w:unhideWhenUsed="1"/>
-    <w:lsdException w:name="List Number 5" w:semiHidden="1" w:unhideWhenUsed="1"/>
-    <w:lsdException w:name="Title" w:uiPriority="10" w:qFormat="1"/>
-    <w:lsdException w:name="Closing" w:semiHidden="1" w:unhideWhenUsed="1"/>
-    <w:lsdException w:name="Signature" w:semiHidden="1" w:unhideWhenUsed="1"/>
-    <w:lsdException w:name="Default Paragraph Font" w:semiHidden="1" w:uiPriority="1" w:unhideWhenUsed="1"/>
-    <w:lsdException w:name="Body Text" w:semiHidden="1" w:unhideWhenUsed="1"/>
-    <w:lsdException w:name="Body Text Indent" w:semiHidden="1" w:unhideWhenUsed="1"/>
-    <w:lsdException w:name="List Continue" w:semiHidden="1" w:unhideWhenUsed="1"/>
-    <w:lsdException w:name="List Continue 2" w:semiHidden="1" w:unhideWhenUsed="1"/>
-    <w:lsdException w:name="List Continue 3" w:semiHidden="1" w:unhideWhenUsed="1"/>
-    <w:lsdException w:name="List Continue 4" w:semiHidden="1" w:unhideWhenUsed="1"/>
-    <w:lsdException w:name="List Continue 5" w:semiHidden="1" w:unhideWhenUsed="1"/>
-    <w:lsdException w:name="Message Header" w:semiHidden="1" w:unhideWhenUsed="1"/>
-    <w:lsdException w:name="Subtitle" w:uiPriority="11" w:qFormat="1"/>
-    <w:lsdException w:name="Salutation" w:semiHidden="1" w:unhideWhenUsed="1"/>
-    <w:lsdException w:name="Date" w:semiHidden="1" w:unhideWhenUsed="1"/>
-    <w:lsdException w:name="Body Text First Indent" w:semiHidden="1" w:unhideWhenUsed="1"/>
-    <w:lsdException w:name="Body Text First Indent 2" w:semiHidden="1" w:unhideWhenUsed="1"/>
-    <w:lsdException w:name="Note Heading" w:semiHidden="1" w:unhideWhenUsed="1"/>
-    <w:lsdException w:name="Body Text 2" w:semiHidden="1" w:unhideWhenUsed="1"/>
-    <w:lsdException w:name="Body Text 3" w:semiHidden="1" w:unhideWhenUsed="1"/>
-    <w:lsdException w:name="Body Text Indent 2" w:semiHidden="1" w:unhideWhenUsed="1"/>
-    <w:lsdException w:name="Body Text Indent 3" w:semiHidden="1" w:unhideWhenUsed="1"/>
-    <w:lsdException w:name="Block Text" w:semiHidden="1" w:unhideWhenUsed="1"/>
-    <w:lsdException w:name="Hyperlink" w:semiHidden="1" w:unhideWhenUsed="1"/>
-    <w:lsdException w:name="FollowedHyperlink" w:semiHidden="1" w:unhideWhenUsed="1"/>
-    <w:lsdException w:name="Strong" w:uiPriority="22" w:qFormat="1"/>
-    <w:lsdException w:name="Emphasis" w:uiPriority="20" w:qFormat="1"/>
-    <w:lsdException w:name="Document Map" w:semiHidden="1" w:unhideWhenUsed="1"/>
-    <w:lsdException w:name="Plain Text" w:semiHidden="1" w:unhideWhenUsed="1"/>
-    <w:lsdException w:name="E-mail Signature" w:semiHidden="1" w:unhideWhenUsed="1"/>
-    <w:lsdException w:name="HTML Top of Form" w:semiHidden="1" w:unhideWhenUsed="1"/>
-    <w:lsdException w:name="HTML Bottom of Form" w:semiHidden="1" w:unhideWhenUsed="1"/>
-    <w:lsdException w:name="Normal (Web)" w:semiHidden="1" w:unhideWhenUsed="1"/>
-    <w:lsdException w:name="HTML Acronym" w:semiHidden="1" w:unhideWhenUsed="1"/>
-    <w:lsdException w:name="HTML Address" w:semiHidden="1" w:unhideWhenUsed="1"/>
-    <w:lsdException w:name="HTML Cite" w:semiHidden="1" w:unhideWhenUsed="1"/>
-    <w:lsdException w:name="HTML Code" w:semiHidden="1" w:unhideWhenUsed="1"/>
-    <w:lsdException w:name="HTML Definition" w:semiHidden="1" w:unhideWhenUsed="1"/>
-    <w:lsdException w:name="HTML Keyboard" w:semiHidden="1" w:unhideWhenUsed="1"/>
-    <w:lsdException w:name="HTML Preformatted" w:semiHidden="1" w:unhideWhenUsed="1"/>
-    <w:lsdException w:name="HTML Sample" w:semiHidden="1" w:unhideWhenUsed="1"/>
-    <w:lsdException w:name="HTML Typewriter" w:semiHidden="1" w:unhideWhenUsed="1"/>
-    <w:lsdException w:name="HTML Variable" w:semiHidden="1" w:unhideWhenUsed="1"/>
-    <w:lsdException w:name="Normal Table" w:semiHidden="1" w:unhideWhenUsed="1"/>
-    <w:lsdException w:name="annotation subject" w:semiHidden="1" w:unhideWhenUsed="1"/>
-    <w:lsdException w:name="No List" w:semiHidden="1" w:unhideWhenUsed="1"/>
-    <w:lsdException w:name="Outline List 1" w:semiHidden="1" w:unhideWhenUsed="1"/>
-    <w:lsdException w:name="Outline List 2" w:semiHidden="1" w:unhideWhenUsed="1"/>
-    <w:lsdException w:name="Outline List 3" w:semiHidden="1" w:unhideWhenUsed="1"/>
-    <w:lsdException w:name="Table Simple 1" w:semiHidden="1" w:unhideWhenUsed="1"/>
-    <w:lsdException w:name="Table Simple 2" w:semiHidden="1" w:unhideWhenUsed="1"/>
-    <w:lsdException w:name="Table Simple 3" w:semiHidden="1" w:unhideWhenUsed="1"/>
-    <w:lsdException w:name="Table Classic 1" w:semiHidden="1" w:unhideWhenUsed="1"/>
-    <w:lsdException w:name="Table Classic 2" w:semiHidden="1" w:unhideWhenUsed="1"/>
-    <w:lsdException w:name="Table Classic 3" w:semiHidden="1" w:unhideWhenUsed="1"/>
-    <w:lsdException w:name="Table Classic 4" w:semiHidden="1" w:unhideWhenUsed="1"/>
-    <w:lsdException w:name="Table Colorful 1" w:semiHidden="1" w:unhideWhenUsed="1"/>
-    <w:lsdException w:name="Table Colorful 2" w:semiHidden="1" w:unhideWhenUsed="1"/>
-    <w:lsdException w:name="Table Colorful 3" w:semiHidden="1" w:unhideWhenUsed="1"/>
-    <w:lsdException w:name="Table Columns 1" w:semiHidden="1" w:unhideWhenUsed="1"/>
-    <w:lsdException w:name="Table Columns 2" w:semiHidden="1" w:unhideWhenUsed="1"/>
-    <w:lsdException w:name="Table Columns 3" w:semiHidden="1" w:unhideWhenUsed="1"/>
-    <w:lsdException w:name="Table Columns 4" w:semiHidden="1" w:unhideWhenUsed="1"/>
-    <w:lsdException w:name="Table Columns 5" w:semiHidden="1" w:unhideWhenUsed="1"/>
-    <w:lsdException w:name="Table Grid 1" w:semiHidden="1" w:unhideWhenUsed="1"/>
-    <w:lsdException w:name="Table Grid 2" w:semiHidden="1" w:unhideWhenUsed="1"/>
-    <w:lsdException w:name="Table Grid 3" w:semiHidden="1" w:unhideWhenUsed="1"/>
-    <w:lsdException w:name="Table Grid 4" w:semiHidden="1" w:unhideWhenUsed="1"/>
-    <w:lsdException w:name="Table Grid 5" w:semiHidden="1" w:unhideWhenUsed="1"/>
-    <w:lsdException w:name="Table Grid 6" w:semiHidden="1" w:unhideWhenUsed="1"/>
-    <w:lsdException w:name="Table Grid 7" w:semiHidden="1" w:unhideWhenUsed="1"/>
-    <w:lsdException w:name="Table Grid 8" w:semiHidden="1" w:unhideWhenUsed="1"/>
-    <w:lsdException w:name="Table List 1" w:semiHidden="1" w:unhideWhenUsed="1"/>
-    <w:lsdException w:name="Table List 2" w:semiHidden="1" w:unhideWhenUsed="1"/>
-    <w:lsdException w:name="Table List 3" w:semiHidden="1" w:unhideWhenUsed="1"/>
-    <w:lsdException w:name="Table List 4" w:semiHidden="1" w:unhideWhenUsed="1"/>
-    <w:lsdException w:name="Table List 5" w:semiHidden="1" w:unhideWhenUsed="1"/>
-    <w:lsdException w:name="Table List 6" w:semiHidden="1" w:unhideWhenUsed="1"/>
-    <w:lsdException w:name="Table List 7" w:semiHidden="1" w:unhideWhenUsed="1"/>
-    <w:lsdException w:name="Table List 8" w:semiHidden="1" w:unhideWhenUsed="1"/>
-    <w:lsdException w:name="Table 3D effects 1" w:semiHidden="1" w:unhideWhenUsed="1"/>
-    <w:lsdException w:name="Table 3D effects 2" w:semiHidden="1" w:unhideWhenUsed="1"/>
-    <w:lsdException w:name="Table 3D effects 3" w:semiHidden="1" w:unhideWhenUsed="1"/>
-    <w:lsdException w:name="Table Contemporary" w:semiHidden="1" w:unhideWhenUsed="1"/>
-    <w:lsdException w:name="Table Elegant" w:semiHidden="1" w:unhideWhenUsed="1"/>
-    <w:lsdException w:name="Table Professional" w:semiHidden="1" w:unhideWhenUsed="1"/>
-    <w:lsdException w:name="Table Subtle 1" w:semiHidden="1" w:unhideWhenUsed="1"/>
-    <w:lsdException w:name="Table Subtle 2" w:semiHidden="1" w:unhideWhenUsed="1"/>
-    <w:lsdException w:name="Table Web 1" w:semiHidden="1" w:unhideWhenUsed="1"/>
-    <w:lsdException w:name="Table Web 2" w:semiHidden="1" w:unhideWhenUsed="1"/>
-    <w:lsdException w:name="Table Web 3" w:semiHidden="1" w:unhideWhenUsed="1"/>
-    <w:lsdException w:name="Balloon Text" w:semiHidden="1" w:unhideWhenUsed="1"/>
-    <w:lsdException w:name="Table Grid" w:uiPriority="39"/>
-    <w:lsdException w:name="Table Theme" w:semiHidden="1" w:unhideWhenUsed="1"/>
-    <w:lsdException w:name="Placeholder Text" w:semiHidden="1"/>
-    <w:lsdException w:name="No Spacing" w:uiPriority="1" w:qFormat="1"/>
-    <w:lsdException w:name="Light Shading" w:uiPriority="60"/>
-    <w:lsdException w:name="Light List" w:uiPriority="61"/>
-    <w:lsdException w:name="Light Grid" w:uiPriority="62"/>
-    <w:lsdException w:name="Medium Shading 1" w:uiPriority="63"/>
-    <w:lsdException w:name="Medium Shading 2" w:uiPriority="64"/>
-    <w:lsdException w:name="Medium List 1" w:uiPriority="65"/>
-    <w:lsdException w:name="Medium List 2" w:uiPriority="66"/>
-    <w:lsdException w:name="Medium Grid 1" w:uiPriority="67"/>
-    <w:lsdException w:name="Medium Grid 2" w:uiPriority="68"/>
-    <w:lsdException w:name="Medium Grid 3" w:uiPriority="69"/>
-    <w:lsdException w:name="Dark List" w:uiPriority="70"/>
-    <w:lsdException w:name="Colorful Shading" w:uiPriority="71"/>
-    <w:lsdException w:name="Colorful List" w:uiPriority="72"/>
-    <w:lsdException w:name="Colorful Grid" w:uiPriority="73"/>
-    <w:lsdException w:name="Light Shading Accent 1" w:uiPriority="60"/>
-    <w:lsdException w:name="Light List Accent 1" w:uiPriority="61"/>
-    <w:lsdException w:name="Light Grid Accent 1" w:uiPriority="62"/>
-    <w:lsdException w:name="Medium Shading 1 Accent 1" w:uiPriority="63"/>
-    <w:lsdException w:name="Medium Shading 2 Accent 1" w:uiPriority="64"/>
-    <w:lsdException w:name="Medium List 1 Accent 1" w:uiPriority="65"/>
-    <w:lsdException w:name="Revision" w:semiHidden="1"/>
-    <w:lsdException w:name="List Paragraph" w:uiPriority="34" w:qFormat="1"/>
-    <w:lsdException w:name="Quote" w:uiPriority="29" w:qFormat="1"/>
-    <w:lsdException w:name="Intense Quote" w:uiPriority="30" w:qFormat="1"/>
-    <w:lsdException w:name="Medium List 2 Accent 1" w:uiPriority="66"/>
-    <w:lsdException w:name="Medium Grid 1 Accent 1" w:uiPriority="67"/>
-    <w:lsdException w:name="Medium Grid 2 Accent 1" w:uiPriority="68"/>
-    <w:lsdException w:name="Medium Grid 3 Accent 1" w:uiPriority="69"/>
-    <w:lsdException w:name="Dark List Accent 1" w:uiPriority="70"/>
-    <w:lsdException w:name="Colorful Shading Accent 1" w:uiPriority="71"/>
-    <w:lsdException w:name="Colorful List Accent 1" w:uiPriority="72"/>
-    <w:lsdException w:name="Colorful Grid Accent 1" w:uiPriority="73"/>
-    <w:lsdException w:name="Light Shading Accent 2" w:uiPriority="60"/>
-    <w:lsdException w:name="Light List Accent 2" w:uiPriority="61"/>
-    <w:lsdException w:name="Light Grid Accent 2" w:uiPriority="62"/>
-    <w:lsdException w:name="Medium Shading 1 Accent 2" w:uiPriority="63"/>
-    <w:lsdException w:name="Medium Shading 2 Accent 2" w:uiPriority="64"/>
-    <w:lsdException w:name="Medium List 1 Accent 2" w:uiPriority="65"/>
-    <w:lsdException w:name="Medium List 2 Accent 2" w:uiPriority="66"/>
-    <w:lsdException w:name="Medium Grid 1 Accent 2" w:uiPriority="67"/>
-    <w:lsdException w:name="Medium Grid 2 Accent 2" w:uiPriority="68"/>
-    <w:lsdException w:name="Medium Grid 3 Accent 2" w:uiPriority="69"/>
-    <w:lsdException w:name="Dark List Accent 2" w:uiPriority="70"/>
-    <w:lsdException w:name="Colorful Shading Accent 2" w:uiPriority="71"/>
-    <w:lsdException w:name="Colorful List Accent 2" w:uiPriority="72"/>
-    <w:lsdException w:name="Colorful Grid Accent 2" w:uiPriority="73"/>
-    <w:lsdException w:name="Light Shading Accent 3" w:uiPriority="60"/>
-    <w:lsdException w:name="Light List Accent 3" w:uiPriority="61"/>
-    <w:lsdException w:name="Light Grid Accent 3" w:uiPriority="62"/>
-    <w:lsdException w:name="Medium Shading 1 Accent 3" w:uiPriority="63"/>
-    <w:lsdException w:name="Medium Shading 2 Accent 3" w:uiPriority="64"/>
-    <w:lsdException w:name="Medium List 1 Accent 3" w:uiPriority="65"/>
-    <w:lsdException w:name="Medium List 2 Accent 3" w:uiPriority="66"/>
-    <w:lsdException w:name="Medium Grid 1 Accent 3" w:uiPriority="67"/>
-    <w:lsdException w:name="Medium Grid 2 Accent 3" w:uiPriority="68"/>
-    <w:lsdException w:name="Medium Grid 3 Accent 3" w:uiPriority="69"/>
-    <w:lsdException w:name="Dark List Accent 3" w:uiPriority="70"/>
-    <w:lsdException w:name="Colorful Shading Accent 3" w:uiPriority="71"/>
-    <w:lsdException w:name="Colorful List Accent 3" w:uiPriority="72"/>
-    <w:lsdException w:name="Colorful Grid Accent 3" w:uiPriority="73"/>
-    <w:lsdException w:name="Light Shading Accent 4" w:uiPriority="60"/>
-    <w:lsdException w:name="Light List Accent 4" w:uiPriority="61"/>
-    <w:lsdException w:name="Light Grid Accent 4" w:uiPriority="62"/>
-    <w:lsdException w:name="Medium Shading 1 Accent 4" w:uiPriority="63"/>
-    <w:lsdException w:name="Medium Shading 2 Accent 4" w:uiPriority="64"/>
-    <w:lsdException w:name="Medium List 1 Accent 4" w:uiPriority="65"/>
-    <w:lsdException w:name="Medium List 2 Accent 4" w:uiPriority="66"/>
-    <w:lsdException w:name="Medium Grid 1 Accent 4" w:uiPriority="67"/>
-    <w:lsdException w:name="Medium Grid 2 Accent 4" w:uiPriority="68"/>
-    <w:lsdException w:name="Medium Grid 3 Accent 4" w:uiPriority="69"/>
-    <w:lsdException w:name="Dark List Accent 4" w:uiPriority="70"/>
-    <w:lsdException w:name="Colorful Shading Accent 4" w:uiPriority="71"/>
-    <w:lsdException w:name="Colorful List Accent 4" w:uiPriority="72"/>
-    <w:lsdException w:name="Colorful Grid Accent 4" w:uiPriority="73"/>
-    <w:lsdException w:name="Light Shading Accent 5" w:uiPriority="60"/>
-    <w:lsdException w:name="Light List Accent 5" w:uiPriority="61"/>
-    <w:lsdException w:name="Light Grid Accent 5" w:uiPriority="62"/>
-    <w:lsdException w:name="Medium Shading 1 Accent 5" w:uiPriority="63"/>
-    <w:lsdException w:name="Medium Shading 2 Accent 5" w:uiPriority="64"/>
-    <w:lsdException w:name="Medium List 1 Accent 5" w:uiPriority="65"/>
-    <w:lsdException w:name="Medium List 2 Accent 5" w:uiPriority="66"/>
-    <w:lsdException w:name="Medium Grid 1 Accent 5" w:uiPriority="67"/>
-    <w:lsdException w:name="Medium Grid 2 Accent 5" w:uiPriority="68"/>
-    <w:lsdException w:name="Medium Grid 3 Accent 5" w:uiPriority="69"/>
-    <w:lsdException w:name="Dark List Accent 5" w:uiPriority="70"/>
-    <w:lsdException w:name="Colorful Shading Accent 5" w:uiPriority="71"/>
-    <w:lsdException w:name="Colorful List Accent 5" w:uiPriority="72"/>
-    <w:lsdException w:name="Colorful Grid Accent 5" w:uiPriority="73"/>
-    <w:lsdException w:name="Light Shading Accent 6" w:uiPriority="60"/>
-    <w:lsdException w:name="Light List Accent 6" w:uiPriority="61"/>
-    <w:lsdException w:name="Light Grid Accent 6" w:uiPriority="62"/>
-    <w:lsdException w:name="Medium Shading 1 Accent 6" w:uiPriority="63"/>
-    <w:lsdException w:name="Medium Shading 2 Accent 6" w:uiPriority="64"/>
-    <w:lsdException w:name="Medium List 1 Accent 6" w:uiPriority="65"/>
-    <w:lsdException w:name="Medium List 2 Accent 6" w:uiPriority="66"/>
-    <w:lsdException w:name="Medium Grid 1 Accent 6" w:uiPriority="67"/>
-    <w:lsdException w:name="Medium Grid 2 Accent 6" w:uiPriority="68"/>
-    <w:lsdException w:name="Medium Grid 3 Accent 6" w:uiPriority="69"/>
-    <w:lsdException w:name="Dark List Accent 6" w:uiPriority="70"/>
-    <w:lsdException w:name="Colorful Shading Accent 6" w:uiPriority="71"/>
-    <w:lsdException w:name="Colorful List Accent 6" w:uiPriority="72"/>
-    <w:lsdException w:name="Colorful Grid Accent 6" w:uiPriority="73"/>
-    <w:lsdException w:name="Subtle Emphasis" w:uiPriority="19" w:qFormat="1"/>
-    <w:lsdException w:name="Intense Emphasis" w:uiPriority="21" w:qFormat="1"/>
-    <w:lsdException w:name="Subtle Reference" w:uiPriority="31" w:qFormat="1"/>
-    <w:lsdException w:name="Intense Reference" w:uiPriority="32" w:qFormat="1"/>
-    <w:lsdException w:name="Book Title" w:uiPriority="33" w:qFormat="1"/>
-    <w:lsdException w:name="Bibliography" w:semiHidden="1" w:uiPriority="37" w:unhideWhenUsed="1"/>
-    <w:lsdException w:name="TOC Heading" w:semiHidden="1" w:uiPriority="39" w:unhideWhenUsed="1" w:qFormat="1"/>
-    <w:lsdException w:name="Plain Table 1" w:uiPriority="41"/>
-    <w:lsdException w:name="Plain Table 2" w:uiPriority="42"/>
-    <w:lsdException w:name="Plain Table 3" w:uiPriority="43"/>
-    <w:lsdException w:name="Plain Table 4" w:uiPriority="44"/>
-    <w:lsdException w:name="Plain Table 5" w:uiPriority="45"/>
-    <w:lsdException w:name="Grid Table Light" w:uiPriority="40"/>
-    <w:lsdException w:name="Grid Table 1 Light" w:uiPriority="46"/>
-    <w:lsdException w:name="Grid Table 2" w:uiPriority="47"/>
-    <w:lsdException w:name="Grid Table 3" w:uiPriority="48"/>
-    <w:lsdException w:name="Grid Table 4" w:uiPriority="49"/>
-    <w:lsdException w:name="Grid Table 5 Dark" w:uiPriority="50"/>
-    <w:lsdException w:name="Grid Table 6 Colorful" w:uiPriority="51"/>
-    <w:lsdException w:name="Grid Table 7 Colorful" w:uiPriority="52"/>
-    <w:lsdException w:name="Grid Table 1 Light Accent 1" w:uiPriority="46"/>
-    <w:lsdException w:name="Grid Table 2 Accent 1" w:uiPriority="47"/>
-    <w:lsdException w:name="Grid Table 3 Accent 1" w:uiPriority="48"/>
-    <w:lsdException w:name="Grid Table 4 Accent 1" w:uiPriority="49"/>
-    <w:lsdException w:name="Grid Table 5 Dark Accent 1" w:uiPriority="50"/>
-    <w:lsdException w:name="Grid Table 6 Colorful Accent 1" w:uiPriority="51"/>
-    <w:lsdException w:name="Grid Table 7 Colorful Accent 1" w:uiPriority="52"/>
-    <w:lsdException w:name="Grid Table 1 Light Accent 2" w:uiPriority="46"/>
-    <w:lsdException w:name="Grid Table 2 Accent 2" w:uiPriority="47"/>
-    <w:lsdException w:name="Grid Table 3 Accent 2" w:uiPriority="48"/>
-    <w:lsdException w:name="Grid Table 4 Accent 2" w:uiPriority="49"/>
-    <w:lsdException w:name="Grid Table 5 Dark Accent 2" w:uiPriority="50"/>
-    <w:lsdException w:name="Grid Table 6 Colorful Accent 2" w:uiPriority="51"/>
-    <w:lsdException w:name="Grid Table 7 Colorful Accent 2" w:uiPriority="52"/>
-    <w:lsdException w:name="Grid Table 1 Light Accent 3" w:uiPriority="46"/>
-    <w:lsdException w:name="Grid Table 2 Accent 3" w:uiPriority="47"/>
-    <w:lsdException w:name="Grid Table 3 Accent 3" w:uiPriority="48"/>
-    <w:lsdException w:name="Grid Table 4 Accent 3" w:uiPriority="49"/>
-    <w:lsdException w:name="Grid Table 5 Dark Accent 3" w:uiPriority="50"/>
-    <w:lsdException w:name="Grid Table 6 Colorful Accent 3" w:uiPriority="51"/>
-    <w:lsdException w:name="Grid Table 7 Colorful Accent 3" w:uiPriority="52"/>
-    <w:lsdException w:name="Grid Table 1 Light Accent 4" w:uiPriority="46"/>
-    <w:lsdException w:name="Grid Table 2 Accent 4" w:uiPriority="47"/>
-    <w:lsdException w:name="Grid Table 3 Accent 4" w:uiPriority="48"/>
-    <w:lsdException w:name="Grid Table 4 Accent 4" w:uiPriority="49"/>
-    <w:lsdException w:name="Grid Table 5 Dark Accent 4" w:uiPriority="50"/>
-    <w:lsdException w:name="Grid Table 6 Colorful Accent 4" w:uiPriority="51"/>
-    <w:lsdException w:name="Grid Table 7 Colorful Accent 4" w:uiPriority="52"/>
-    <w:lsdException w:name="Grid Table 1 Light Accent 5" w:uiPriority="46"/>
-    <w:lsdException w:name="Grid Table 2 Accent 5" w:uiPriority="47"/>
-    <w:lsdException w:name="Grid Table 3 Accent 5" w:uiPriority="48"/>
-    <w:lsdException w:name="Grid Table 4 Accent 5" w:uiPriority="49"/>
-    <w:lsdException w:name="Grid Table 5 Dark Accent 5" w:uiPriority="50"/>
-    <w:lsdException w:name="Grid Table 6 Colorful Accent 5" w:uiPriority="51"/>
-    <w:lsdException w:name="Grid Table 7 Colorful Accent 5" w:uiPriority="52"/>
-    <w:lsdException w:name="Grid Table 1 Light Accent 6" w:uiPriority="46"/>
-    <w:lsdException w:name="Grid Table 2 Accent 6" w:uiPriority="47"/>
-    <w:lsdException w:name="Grid Table 3 Accent 6" w:uiPriority="48"/>
-    <w:lsdException w:name="Grid Table 4 Accent 6" w:uiPriority="49"/>
-    <w:lsdException w:name="Grid Table 5 Dark Accent 6" w:uiPriority="50"/>
-    <w:lsdException w:name="Grid Table 6 Colorful Accent 6" w:uiPriority="51"/>
-    <w:lsdException w:name="Grid Table 7 Colorful Accent 6" w:uiPriority="52"/>
-    <w:lsdException w:name="List Table 1 Light" w:uiPriority="46"/>
-    <w:lsdException w:name="List Table 2" w:uiPriority="47"/>
-    <w:lsdException w:name="List Table 3" w:uiPriority="48"/>
-    <w:lsdException w:name="List Table 4" w:uiPriority="49"/>
-    <w:lsdException w:name="List Table 5 Dark" w:uiPriority="50"/>
-    <w:lsdException w:name="List Table 6 Colorful" w:uiPriority="51"/>
-    <w:lsdException w:name="List Table 7 Colorful" w:uiPriority="52"/>
-    <w:lsdException w:name="List Table 1 Light Accent 1" w:uiPriority="46"/>
-    <w:lsdException w:name="List Table 2 Accent 1" w:uiPriority="47"/>
-    <w:lsdException w:name="List Table 3 Accent 1" w:uiPriority="48"/>
-    <w:lsdException w:name="List Table 4 Accent 1" w:uiPriority="49"/>
-    <w:lsdException w:name="List Table 5 Dark Accent 1" w:uiPriority="50"/>
-    <w:lsdException w:name="List Table 6 Colorful Accent 1" w:uiPriority="51"/>
-    <w:lsdException w:name="List Table 7 Colorful Accent 1" w:uiPriority="52"/>
-    <w:lsdException w:name="List Table 1 Light Accent 2" w:uiPriority="46"/>
-    <w:lsdException w:name="List Table 2 Accent 2" w:uiPriority="47"/>
-    <w:lsdException w:name="List Table 3 Accent 2" w:uiPriority="48"/>
-    <w:lsdException w:name="List Table 4 Accent 2" w:uiPriority="49"/>
-    <w:lsdException w:name="List Table 5 Dark Accent 2" w:uiPriority="50"/>
-    <w:lsdException w:name="List Table 6 Colorful Accent 2" w:uiPriority="51"/>
-    <w:lsdException w:name="List Table 7 Colorful Accent 2" w:uiPriority="52"/>
-    <w:lsdException w:name="List Table 1 Light Accent 3" w:uiPriority="46"/>
-    <w:lsdException w:name="List Table 2 Accent 3" w:uiPriority="47"/>
-    <w:lsdException w:name="List Table 3 Accent 3" w:uiPriority="48"/>
-    <w:lsdException w:name="List Table 4 Accent 3" w:uiPriority="49"/>
-    <w:lsdException w:name="List Table 5 Dark Accent 3" w:uiPriority="50"/>
-    <w:lsdException w:name="List Table 6 Colorful Accent 3" w:uiPriority="51"/>
-    <w:lsdException w:name="List Table 7 Colorful Accent 3" w:uiPriority="52"/>
-    <w:lsdException w:name="List Table 1 Light Accent 4" w:uiPriority="46"/>
-    <w:lsdException w:name="List Table 2 Accent 4" w:uiPriority="47"/>
-    <w:lsdException w:name="List Table 3 Accent 4" w:uiPriority="48"/>
-    <w:lsdException w:name="List Table 4 Accent 4" w:uiPriority="49"/>
-    <w:lsdException w:name="List Table 5 Dark Accent 4" w:uiPriority="50"/>
-    <w:lsdException w:name="List Table 6 Colorful Accent 4" w:uiPriority="51"/>
-    <w:lsdException w:name="List Table 7 Colorful Accent 4" w:uiPriority="52"/>
-    <w:lsdException w:name="List Table 1 Light Accent 5" w:uiPriority="46"/>
-    <w:lsdException w:name="List Table 2 Accent 5" w:uiPriority="47"/>
-    <w:lsdException w:name="List Table 3 Accent 5" w:uiPriority="48"/>
-    <w:lsdException w:name="List Table 4 Accent 5" w:uiPriority="49"/>
-    <w:lsdException w:name="List Table 5 Dark Accent 5" w:uiPriority="50"/>
-    <w:lsdException w:name="List Table 6 Colorful Accent 5" w:uiPriority="51"/>
-    <w:lsdException w:name="List Table 7 Colorful Accent 5" w:uiPriority="52"/>
-    <w:lsdException w:name="List Table 1 Light Accent 6" w:uiPriority="46"/>
-    <w:lsdException w:name="List Table 2 Accent 6" w:uiPriority="47"/>
-    <w:lsdException w:name="List Table 3 Accent 6" w:uiPriority="48"/>
-    <w:lsdException w:name="List Table 4 Accent 6" w:uiPriority="49"/>
-    <w:lsdException w:name="List Table 5 Dark Accent 6" w:uiPriority="50"/>
-    <w:lsdException w:name="List Table 6 Colorful Accent 6" w:uiPriority="51"/>
-    <w:lsdException w:name="List Table 7 Colorful Accent 6" w:uiPriority="52"/>
-    <w:lsdException w:name="Mention" w:semiHidden="1" w:unhideWhenUsed="1"/>
-    <w:lsdException w:name="Smart Hyperlink" w:semiHidden="1" w:unhideWhenUsed="1"/>
-    <w:lsdException w:name="Hashtag" w:semiHidden="1" w:unhideWhenUsed="1"/>
-    <w:lsdException w:name="Unresolved Mention" w:semiHidden="1" w:unhideWhenUsed="1"/>
-    <w:lsdException w:name="Smart Link" w:semiHidden="1" w:unhideWhenUsed="1"/>
+  <w:latentStyles w:defLockedState="0" w:defUIPriority="99" w:defSemiHidden="1" w:defUnhideWhenUsed="1" w:defQFormat="0" w:count="267">
+    <w:lsdException w:name="Normal" w:semiHidden="0" w:uiPriority="0" w:unhideWhenUsed="0" w:qFormat="1"/>
+    <w:lsdException w:name="heading 1" w:semiHidden="0" w:uiPriority="9" w:unhideWhenUsed="0" w:qFormat="1"/>
+    <w:lsdException w:name="heading 2" w:uiPriority="9" w:qFormat="1"/>
+    <w:lsdException w:name="heading 3" w:uiPriority="9" w:qFormat="1"/>
+    <w:lsdException w:name="heading 4" w:uiPriority="9" w:qFormat="1"/>
+    <w:lsdException w:name="heading 5" w:uiPriority="9" w:qFormat="1"/>
+    <w:lsdException w:name="heading 6" w:uiPriority="9" w:qFormat="1"/>
+    <w:lsdException w:name="heading 7" w:uiPriority="9" w:qFormat="1"/>
+    <w:lsdException w:name="heading 8" w:uiPriority="9" w:qFormat="1"/>
+    <w:lsdException w:name="heading 9" w:uiPriority="9" w:qFormat="1"/>
+    <w:lsdException w:name="toc 1" w:uiPriority="39"/>
+    <w:lsdException w:name="toc 2" w:uiPriority="39"/>
+    <w:lsdException w:name="toc 3" w:uiPriority="39"/>
+    <w:lsdException w:name="toc 4" w:uiPriority="39"/>
+    <w:lsdException w:name="toc 5" w:uiPriority="39"/>
+    <w:lsdException w:name="toc 6" w:uiPriority="39"/>
+    <w:lsdException w:name="toc 7" w:uiPriority="39"/>
+    <w:lsdException w:name="toc 8" w:uiPriority="39"/>
+    <w:lsdException w:name="toc 9" w:uiPriority="39"/>
+    <w:lsdException w:name="caption" w:uiPriority="35" w:qFormat="1"/>
+    <w:lsdException w:name="Title" w:semiHidden="0" w:uiPriority="10" w:unhideWhenUsed="0" w:qFormat="1"/>
+    <w:lsdException w:name="Default Paragraph Font" w:uiPriority="1"/>
+    <w:lsdException w:name="Subtitle" w:semiHidden="0" w:uiPriority="11" w:unhideWhenUsed="0" w:qFormat="1"/>
+    <w:lsdException w:name="Strong" w:semiHidden="0" w:uiPriority="22" w:unhideWhenUsed="0" w:qFormat="1"/>
+    <w:lsdException w:name="Emphasis" w:semiHidden="0" w:uiPriority="20" w:unhideWhenUsed="0" w:qFormat="1"/>
+    <w:lsdException w:name="Table Grid" w:semiHidden="0" w:uiPriority="39" w:unhideWhenUsed="0"/>
+    <w:lsdException w:name="Placeholder Text" w:unhideWhenUsed="0"/>
+    <w:lsdException w:name="No Spacing" w:semiHidden="0" w:uiPriority="1" w:unhideWhenUsed="0" w:qFormat="1"/>
+    <w:lsdException w:name="Light Shading" w:semiHidden="0" w:uiPriority="60" w:unhideWhenUsed="0"/>
+    <w:lsdException w:name="Light List" w:semiHidden="0" w:uiPriority="61" w:unhideWhenUsed="0"/>
+    <w:lsdException w:name="Light Grid" w:semiHidden="0" w:uiPriority="62" w:unhideWhenUsed="0"/>
+    <w:lsdException w:name="Medium Shading 1" w:semiHidden="0" w:uiPriority="63" w:unhideWhenUsed="0"/>
+    <w:lsdException w:name="Medium Shading 2" w:semiHidden="0" w:uiPriority="64" w:unhideWhenUsed="0"/>
+    <w:lsdException w:name="Medium List 1" w:semiHidden="0" w:uiPriority="65" w:unhideWhenUsed="0"/>
+    <w:lsdException w:name="Medium List 2" w:semiHidden="0" w:uiPriority="66" w:unhideWhenUsed="0"/>
+    <w:lsdException w:name="Medium Grid 1" w:semiHidden="0" w:uiPriority="67" w:unhideWhenUsed="0"/>
+    <w:lsdException w:name="Medium Grid 2" w:semiHidden="0" w:uiPriority="68" w:unhideWhenUsed="0"/>
+    <w:lsdException w:name="Medium Grid 3" w:semiHidden="0" w:uiPriority="69" w:unhideWhenUsed="0"/>
+    <w:lsdException w:name="Dark List" w:semiHidden="0" w:uiPriority="70" w:unhideWhenUsed="0"/>
+    <w:lsdException w:name="Colorful Shading" w:semiHidden="0" w:uiPriority="71" w:unhideWhenUsed="0"/>
+    <w:lsdException w:name="Colorful List" w:semiHidden="0" w:uiPriority="72" w:unhideWhenUsed="0"/>
+    <w:lsdException w:name="Colorful Grid" w:semiHidden="0" w:uiPriority="73" w:unhideWhenUsed="0"/>
+    <w:lsdException w:name="Light Shading Accent 1" w:semiHidden="0" w:uiPriority="60" w:unhideWhenUsed="0"/>
+    <w:lsdException w:name="Light List Accent 1" w:semiHidden="0" w:uiPriority="61" w:unhideWhenUsed="0"/>
+    <w:lsdException w:name="Light Grid Accent 1" w:semiHidden="0" w:uiPriority="62" w:unhideWhenUsed="0"/>
+    <w:lsdException w:name="Medium Shading 1 Accent 1" w:semiHidden="0" w:uiPriority="63" w:unhideWhenUsed="0"/>
+    <w:lsdException w:name="Medium Shading 2 Accent 1" w:semiHidden="0" w:uiPriority="64" w:unhideWhenUsed="0"/>
+    <w:lsdException w:name="Medium List 1 Accent 1" w:semiHidden="0" w:uiPriority="65" w:unhideWhenUsed="0"/>
+    <w:lsdException w:name="Revision" w:unhideWhenUsed="0"/>
+    <w:lsdException w:name="List Paragraph" w:semiHidden="0" w:uiPriority="34" w:unhideWhenUsed="0" w:qFormat="1"/>
+    <w:lsdException w:name="Quote" w:semiHidden="0" w:uiPriority="29" w:unhideWhenUsed="0" w:qFormat="1"/>
+    <w:lsdException w:name="Intense Quote" w:semiHidden="0" w:uiPriority="30" w:unhideWhenUsed="0" w:qFormat="1"/>
+    <w:lsdException w:name="Medium List 2 Accent 1" w:semiHidden="0" w:uiPriority="66" w:unhideWhenUsed="0"/>
+    <w:lsdException w:name="Medium Grid 1 Accent 1" w:semiHidden="0" w:uiPriority="67" w:unhideWhenUsed="0"/>
+    <w:lsdException w:name="Medium Grid 2 Accent 1" w:semiHidden="0" w:uiPriority="68" w:unhideWhenUsed="0"/>
+    <w:lsdException w:name="Medium Grid 3 Accent 1" w:semiHidden="0" w:uiPriority="69" w:unhideWhenUsed="0"/>
+    <w:lsdException w:name="Dark List Accent 1" w:semiHidden="0" w:uiPriority="70" w:unhideWhenUsed="0"/>
+    <w:lsdException w:name="Colorful Shading Accent 1" w:semiHidden="0" w:uiPriority="71" w:unhideWhenUsed="0"/>
+    <w:lsdException w:name="Colorful List Accent 1" w:semiHidden="0" w:uiPriority="72" w:unhideWhenUsed="0"/>
+    <w:lsdException w:name="Colorful Grid Accent 1" w:semiHidden="0" w:uiPriority="73" w:unhideWhenUsed="0"/>
+    <w:lsdException w:name="Light Shading Accent 2" w:semiHidden="0" w:uiPriority="60" w:unhideWhenUsed="0"/>
+    <w:lsdException w:name="Light List Accent 2" w:semiHidden="0" w:uiPriority="61" w:unhideWhenUsed="0"/>
+    <w:lsdException w:name="Light Grid Accent 2" w:semiHidden="0" w:uiPriority="62" w:unhideWhenUsed="0"/>
+    <w:lsdException w:name="Medium Shading 1 Accent 2" w:semiHidden="0" w:uiPriority="63" w:unhideWhenUsed="0"/>
+    <w:lsdException w:name="Medium Shading 2 Accent 2" w:semiHidden="0" w:uiPriority="64" w:unhideWhenUsed="0"/>
+    <w:lsdException w:name="Medium List 1 Accent 2" w:semiHidden="0" w:uiPriority="65" w:unhideWhenUsed="0"/>
+    <w:lsdException w:name="Medium List 2 Accent 2" w:semiHidden="0" w:uiPriority="66" w:unhideWhenUsed="0"/>
+    <w:lsdException w:name="Medium Grid 1 Accent 2" w:semiHidden="0" w:uiPriority="67" w:unhideWhenUsed="0"/>
+    <w:lsdException w:name="Medium Grid 2 Accent 2" w:semiHidden="0" w:uiPriority="68" w:unhideWhenUsed="0"/>
+    <w:lsdException w:name="Medium Grid 3 Accent 2" w:semiHidden="0" w:uiPriority="69" w:unhideWhenUsed="0"/>
+    <w:lsdException w:name="Dark List Accent 2" w:semiHidden="0" w:uiPriority="70" w:unhideWhenUsed="0"/>
+    <w:lsdException w:name="Colorful Shading Accent 2" w:semiHidden="0" w:uiPriority="71" w:unhideWhenUsed="0"/>
+    <w:lsdException w:name="Colorful List Accent 2" w:semiHidden="0" w:uiPriority="72" w:unhideWhenUsed="0"/>
+    <w:lsdException w:name="Colorful Grid Accent 2" w:semiHidden="0" w:uiPriority="73" w:unhideWhenUsed="0"/>
+    <w:lsdException w:name="Light Shading Accent 3" w:semiHidden="0" w:uiPriority="60" w:unhideWhenUsed="0"/>
+    <w:lsdException w:name="Light List Accent 3" w:semiHidden="0" w:uiPriority="61" w:unhideWhenUsed="0"/>
+    <w:lsdException w:name="Light Grid Accent 3" w:semiHidden="0" w:uiPriority="62" w:unhideWhenUsed="0"/>
+    <w:lsdException w:name="Medium Shading 1 Accent 3" w:semiHidden="0" w:uiPriority="63" w:unhideWhenUsed="0"/>
+    <w:lsdException w:name="Medium Shading 2 Accent 3" w:semiHidden="0" w:uiPriority="64" w:unhideWhenUsed="0"/>
+    <w:lsdException w:name="Medium List 1 Accent 3" w:semiHidden="0" w:uiPriority="65" w:unhideWhenUsed="0"/>
+    <w:lsdException w:name="Medium List 2 Accent 3" w:semiHidden="0" w:uiPriority="66" w:unhideWhenUsed="0"/>
+    <w:lsdException w:name="Medium Grid 1 Accent 3" w:semiHidden="0" w:uiPriority="67" w:unhideWhenUsed="0"/>
+    <w:lsdException w:name="Medium Grid 2 Accent 3" w:semiHidden="0" w:uiPriority="68" w:unhideWhenUsed="0"/>
+    <w:lsdException w:name="Medium Grid 3 Accent 3" w:semiHidden="0" w:uiPriority="69" w:unhideWhenUsed="0"/>
+    <w:lsdException w:name="Dark List Accent 3" w:semiHidden="0" w:uiPriority="70" w:unhideWhenUsed="0"/>
+    <w:lsdException w:name="Colorful Shading Accent 3" w:semiHidden="0" w:uiPriority="71" w:unhideWhenUsed="0"/>
+    <w:lsdException w:name="Colorful List Accent 3" w:semiHidden="0" w:uiPriority="72" w:unhideWhenUsed="0"/>
+    <w:lsdException w:name="Colorful Grid Accent 3" w:semiHidden="0" w:uiPriority="73" w:unhideWhenUsed="0"/>
+    <w:lsdException w:name="Light Shading Accent 4" w:semiHidden="0" w:uiPriority="60" w:unhideWhenUsed="0"/>
+    <w:lsdException w:name="Light List Accent 4" w:semiHidden="0" w:uiPriority="61" w:unhideWhenUsed="0"/>
+    <w:lsdException w:name="Light Grid Accent 4" w:semiHidden="0" w:uiPriority="62" w:unhideWhenUsed="0"/>
+    <w:lsdException w:name="Medium Shading 1 Accent 4" w:semiHidden="0" w:uiPriority="63" w:unhideWhenUsed="0"/>
+    <w:lsdException w:name="Medium Shading 2 Accent 4" w:semiHidden="0" w:uiPriority="64" w:unhideWhenUsed="0"/>
+    <w:lsdException w:name="Medium List 1 Accent 4" w:semiHidden="0" w:uiPriority="65" w:unhideWhenUsed="0"/>
+    <w:lsdException w:name="Medium List 2 Accent 4" w:semiHidden="0" w:uiPriority="66" w:unhideWhenUsed="0"/>
+    <w:lsdException w:name="Medium Grid 1 Accent 4" w:semiHidden="0" w:uiPriority="67" w:unhideWhenUsed="0"/>
+    <w:lsdException w:name="Medium Grid 2 Accent 4" w:semiHidden="0" w:uiPriority="68" w:unhideWhenUsed="0"/>
+    <w:lsdException w:name="Medium Grid 3 Accent 4" w:semiHidden="0" w:uiPriority="69" w:unhideWhenUsed="0"/>
+    <w:lsdException w:name="Dark List Accent 4" w:semiHidden="0" w:uiPriority="70" w:unhideWhenUsed="0"/>
+    <w:lsdException w:name="Colorful Shading Accent 4" w:semiHidden="0" w:uiPriority="71" w:unhideWhenUsed="0"/>
+    <w:lsdException w:name="Colorful List Accent 4" w:semiHidden="0" w:uiPriority="72" w:unhideWhenUsed="0"/>
+    <w:lsdException w:name="Colorful Grid Accent 4" w:semiHidden="0" w:uiPriority="73" w:unhideWhenUsed="0"/>
+    <w:lsdException w:name="Light Shading Accent 5" w:semiHidden="0" w:uiPriority="60" w:unhideWhenUsed="0"/>
+    <w:lsdException w:name="Light List Accent 5" w:semiHidden="0" w:uiPriority="61" w:unhideWhenUsed="0"/>
+    <w:lsdException w:name="Light Grid Accent 5" w:semiHidden="0" w:uiPriority="62" w:unhideWhenUsed="0"/>
+    <w:lsdException w:name="Medium Shading 1 Accent 5" w:semiHidden="0" w:uiPriority="63" w:unhideWhenUsed="0"/>
+    <w:lsdException w:name="Medium Shading 2 Accent 5" w:semiHidden="0" w:uiPriority="64" w:unhideWhenUsed="0"/>
+    <w:lsdException w:name="Medium List 1 Accent 5" w:semiHidden="0" w:uiPriority="65" w:unhideWhenUsed="0"/>
+    <w:lsdException w:name="Medium List 2 Accent 5" w:semiHidden="0" w:uiPriority="66" w:unhideWhenUsed="0"/>
+    <w:lsdException w:name="Medium Grid 1 Accent 5" w:semiHidden="0" w:uiPriority="67" w:unhideWhenUsed="0"/>
+    <w:lsdException w:name="Medium Grid 2 Accent 5" w:semiHidden="0" w:uiPriority="68" w:unhideWhenUsed="0"/>
+    <w:lsdException w:name="Medium Grid 3 Accent 5" w:semiHidden="0" w:uiPriority="69" w:unhideWhenUsed="0"/>
+    <w:lsdException w:name="Dark List Accent 5" w:semiHidden="0" w:uiPriority="70" w:unhideWhenUsed="0"/>
+    <w:lsdException w:name="Colorful Shading Accent 5" w:semiHidden="0" w:uiPriority="71" w:unhideWhenUsed="0"/>
+    <w:lsdException w:name="Colorful List Accent 5" w:semiHidden="0" w:uiPriority="72" w:unhideWhenUsed="0"/>
+    <w:lsdException w:name="Colorful Grid Accent 5" w:semiHidden="0" w:uiPriority="73" w:unhideWhenUsed="0"/>
+    <w:lsdException w:name="Light Shading Accent 6" w:semiHidden="0" w:uiPriority="60" w:unhideWhenUsed="0"/>
+    <w:lsdException w:name="Light List Accent 6" w:semiHidden="0" w:uiPriority="61" w:unhideWhenUsed="0"/>
+    <w:lsdException w:name="Light Grid Accent 6" w:semiHidden="0" w:uiPriority="62" w:unhideWhenUsed="0"/>
+    <w:lsdException w:name="Medium Shading 1 Accent 6" w:semiHidden="0" w:uiPriority="63" w:unhideWhenUsed="0"/>
+    <w:lsdException w:name="Medium Shading 2 Accent 6" w:semiHidden="0" w:uiPriority="64" w:unhideWhenUsed="0"/>
+    <w:lsdException w:name="Medium List 1 Accent 6" w:semiHidden="0" w:uiPriority="65" w:unhideWhenUsed="0"/>
+    <w:lsdException w:name="Medium List 2 Accent 6" w:semiHidden="0" w:uiPriority="66" w:unhideWhenUsed="0"/>
+    <w:lsdException w:name="Medium Grid 1 Accent 6" w:semiHidden="0" w:uiPriority="67" w:unhideWhenUsed="0"/>
+    <w:lsdException w:name="Medium Grid 2 Accent 6" w:semiHidden="0" w:uiPriority="68" w:unhideWhenUsed="0"/>
+    <w:lsdException w:name="Medium Grid 3 Accent 6" w:semiHidden="0" w:uiPriority="69" w:unhideWhenUsed="0"/>
+    <w:lsdException w:name="Dark List Accent 6" w:semiHidden="0" w:uiPriority="70" w:unhideWhenUsed="0"/>
+    <w:lsdException w:name="Colorful Shading Accent 6" w:semiHidden="0" w:uiPriority="71" w:unhideWhenUsed="0"/>
+    <w:lsdException w:name="Colorful List Accent 6" w:semiHidden="0" w:uiPriority="72" w:unhideWhenUsed="0"/>
+    <w:lsdException w:name="Colorful Grid Accent 6" w:semiHidden="0" w:uiPriority="73" w:unhideWhenUsed="0"/>
+    <w:lsdException w:name="Subtle Emphasis" w:semiHidden="0" w:uiPriority="19" w:unhideWhenUsed="0" w:qFormat="1"/>
+    <w:lsdException w:name="Intense Emphasis" w:semiHidden="0" w:uiPriority="21" w:unhideWhenUsed="0" w:qFormat="1"/>
+    <w:lsdException w:name="Subtle Reference" w:semiHidden="0" w:uiPriority="31" w:unhideWhenUsed="0" w:qFormat="1"/>
+    <w:lsdException w:name="Intense Reference" w:semiHidden="0" w:uiPriority="32" w:unhideWhenUsed="0" w:qFormat="1"/>
+    <w:lsdException w:name="Book Title" w:semiHidden="0" w:uiPriority="33" w:unhideWhenUsed="0" w:qFormat="1"/>
+    <w:lsdException w:name="Bibliography" w:uiPriority="37"/>
+    <w:lsdException w:name="TOC Heading" w:uiPriority="39" w:qFormat="1"/>
   </w:latentStyles>
   <w:style w:type="paragraph" w:default="1" w:styleId="a">
     <w:name w:val="Normal"/>
@@ -4011,7 +4755,7 @@
     </w:rPr>
   </w:style>
   <w:style w:type="character" w:customStyle="1" w:styleId="a5">
-    <w:name w:val="Заголовок Знак"/>
+    <w:name w:val="Название Знак"/>
     <w:basedOn w:val="a0"/>
     <w:link w:val="a4"/>
     <w:uiPriority w:val="10"/>
@@ -4262,12 +5006,11 @@
     <w:next w:val="a"/>
     <w:link w:val="12"/>
     <w:qFormat/>
-    <w:rsid w:val="005A0AC5"/>
+    <w:rsid w:val="00585846"/>
     <w:pPr>
       <w:pageBreakBefore/>
       <w:spacing w:before="0" w:line="360" w:lineRule="auto"/>
       <w:ind w:firstLine="0"/>
-      <w:jc w:val="center"/>
     </w:pPr>
     <w:rPr>
       <w:rFonts w:ascii="Times New Roman" w:hAnsi="Times New Roman"/>
@@ -4294,7 +5037,7 @@
     <w:name w:val="Заг1 Знак"/>
     <w:basedOn w:val="a0"/>
     <w:link w:val="11"/>
-    <w:rsid w:val="005A0AC5"/>
+    <w:rsid w:val="00585846"/>
     <w:rPr>
       <w:rFonts w:ascii="Times New Roman" w:eastAsiaTheme="majorEastAsia" w:hAnsi="Times New Roman" w:cstheme="majorBidi"/>
       <w:b/>
@@ -4310,9 +5053,14 @@
     <w:autoRedefine/>
     <w:uiPriority w:val="39"/>
     <w:unhideWhenUsed/>
-    <w:rsid w:val="00DC171B"/>
+    <w:rsid w:val="00585846"/>
     <w:pPr>
+      <w:tabs>
+        <w:tab w:val="right" w:leader="dot" w:pos="9628"/>
+      </w:tabs>
       <w:spacing w:after="100"/>
+      <w:ind w:firstLine="0"/>
+      <w:jc w:val="left"/>
     </w:pPr>
   </w:style>
   <w:style w:type="character" w:customStyle="1" w:styleId="14">
@@ -4334,10 +5082,13 @@
     <w:autoRedefine/>
     <w:uiPriority w:val="39"/>
     <w:unhideWhenUsed/>
-    <w:rsid w:val="00DC171B"/>
+    <w:rsid w:val="00585846"/>
     <w:pPr>
+      <w:tabs>
+        <w:tab w:val="right" w:leader="dot" w:pos="9628"/>
+      </w:tabs>
       <w:spacing w:after="100"/>
-      <w:ind w:left="280"/>
+      <w:jc w:val="left"/>
     </w:pPr>
   </w:style>
   <w:style w:type="character" w:styleId="af5">
@@ -4444,7 +5195,7 @@
       <w:contextualSpacing/>
     </w:pPr>
   </w:style>
-  <w:style w:type="character" w:styleId="afd">
+  <w:style w:type="character" w:customStyle="1" w:styleId="UnresolvedMention">
     <w:name w:val="Unresolved Mention"/>
     <w:basedOn w:val="a0"/>
     <w:uiPriority w:val="99"/>
@@ -4478,6 +5229,1085 @@
       <w:sz w:val="28"/>
       <w:szCs w:val="28"/>
     </w:rPr>
+  </w:style>
+  <w:style w:type="paragraph" w:styleId="31">
+    <w:name w:val="toc 3"/>
+    <w:basedOn w:val="a"/>
+    <w:next w:val="a"/>
+    <w:autoRedefine/>
+    <w:uiPriority w:val="39"/>
+    <w:unhideWhenUsed/>
+    <w:rsid w:val="00585846"/>
+    <w:pPr>
+      <w:spacing w:after="100"/>
+      <w:ind w:left="560"/>
+    </w:pPr>
+  </w:style>
+</w:styles>
+</file>
+
+<file path=word/stylesWithEffects.xml><?xml version="1.0" encoding="utf-8"?>
+<w:styles xmlns:wpc="http://schemas.microsoft.com/office/word/2010/wordprocessingCanvas" xmlns:mc="http://schemas.openxmlformats.org/markup-compatibility/2006" xmlns:o="urn:schemas-microsoft-com:office:office" xmlns:r="http://schemas.openxmlformats.org/officeDocument/2006/relationships" xmlns:m="http://schemas.openxmlformats.org/officeDocument/2006/math" xmlns:v="urn:schemas-microsoft-com:vml" xmlns:wp14="http://schemas.microsoft.com/office/word/2010/wordprocessingDrawing" xmlns:wp="http://schemas.openxmlformats.org/drawingml/2006/wordprocessingDrawing" xmlns:w10="urn:schemas-microsoft-com:office:word" xmlns:w="http://schemas.openxmlformats.org/wordprocessingml/2006/main" xmlns:w14="http://schemas.microsoft.com/office/word/2010/wordml" xmlns:wpg="http://schemas.microsoft.com/office/word/2010/wordprocessingGroup" xmlns:wpi="http://schemas.microsoft.com/office/word/2010/wordprocessingInk" xmlns:wne="http://schemas.microsoft.com/office/word/2006/wordml" xmlns:wps="http://schemas.microsoft.com/office/word/2010/wordprocessingShape" mc:Ignorable="w14 wp14">
+  <w:docDefaults>
+    <w:rPrDefault>
+      <w:rPr>
+        <w:rFonts w:asciiTheme="minorHAnsi" w:eastAsiaTheme="minorEastAsia" w:hAnsiTheme="minorHAnsi" w:cstheme="minorBidi"/>
+        <w:lang w:val="ru-RU" w:eastAsia="en-US" w:bidi="ar-SA"/>
+      </w:rPr>
+    </w:rPrDefault>
+    <w:pPrDefault>
+      <w:pPr>
+        <w:spacing w:after="120" w:line="264" w:lineRule="auto"/>
+      </w:pPr>
+    </w:pPrDefault>
+  </w:docDefaults>
+  <w:latentStyles w:defLockedState="0" w:defUIPriority="99" w:defSemiHidden="1" w:defUnhideWhenUsed="1" w:defQFormat="0" w:count="267">
+    <w:lsdException w:name="Normal" w:semiHidden="0" w:uiPriority="0" w:unhideWhenUsed="0" w:qFormat="1"/>
+    <w:lsdException w:name="heading 1" w:semiHidden="0" w:uiPriority="9" w:unhideWhenUsed="0" w:qFormat="1"/>
+    <w:lsdException w:name="heading 2" w:uiPriority="9" w:qFormat="1"/>
+    <w:lsdException w:name="heading 3" w:uiPriority="9" w:qFormat="1"/>
+    <w:lsdException w:name="heading 4" w:uiPriority="9" w:qFormat="1"/>
+    <w:lsdException w:name="heading 5" w:uiPriority="9" w:qFormat="1"/>
+    <w:lsdException w:name="heading 6" w:uiPriority="9" w:qFormat="1"/>
+    <w:lsdException w:name="heading 7" w:uiPriority="9" w:qFormat="1"/>
+    <w:lsdException w:name="heading 8" w:uiPriority="9" w:qFormat="1"/>
+    <w:lsdException w:name="heading 9" w:uiPriority="9" w:qFormat="1"/>
+    <w:lsdException w:name="toc 1" w:uiPriority="39"/>
+    <w:lsdException w:name="toc 2" w:uiPriority="39"/>
+    <w:lsdException w:name="toc 3" w:uiPriority="39"/>
+    <w:lsdException w:name="toc 4" w:uiPriority="39"/>
+    <w:lsdException w:name="toc 5" w:uiPriority="39"/>
+    <w:lsdException w:name="toc 6" w:uiPriority="39"/>
+    <w:lsdException w:name="toc 7" w:uiPriority="39"/>
+    <w:lsdException w:name="toc 8" w:uiPriority="39"/>
+    <w:lsdException w:name="toc 9" w:uiPriority="39"/>
+    <w:lsdException w:name="caption" w:uiPriority="35" w:qFormat="1"/>
+    <w:lsdException w:name="Title" w:semiHidden="0" w:uiPriority="10" w:unhideWhenUsed="0" w:qFormat="1"/>
+    <w:lsdException w:name="Default Paragraph Font" w:uiPriority="1"/>
+    <w:lsdException w:name="Subtitle" w:semiHidden="0" w:uiPriority="11" w:unhideWhenUsed="0" w:qFormat="1"/>
+    <w:lsdException w:name="Strong" w:semiHidden="0" w:uiPriority="22" w:unhideWhenUsed="0" w:qFormat="1"/>
+    <w:lsdException w:name="Emphasis" w:semiHidden="0" w:uiPriority="20" w:unhideWhenUsed="0" w:qFormat="1"/>
+    <w:lsdException w:name="Table Grid" w:semiHidden="0" w:uiPriority="39" w:unhideWhenUsed="0"/>
+    <w:lsdException w:name="Placeholder Text" w:unhideWhenUsed="0"/>
+    <w:lsdException w:name="No Spacing" w:semiHidden="0" w:uiPriority="1" w:unhideWhenUsed="0" w:qFormat="1"/>
+    <w:lsdException w:name="Light Shading" w:semiHidden="0" w:uiPriority="60" w:unhideWhenUsed="0"/>
+    <w:lsdException w:name="Light List" w:semiHidden="0" w:uiPriority="61" w:unhideWhenUsed="0"/>
+    <w:lsdException w:name="Light Grid" w:semiHidden="0" w:uiPriority="62" w:unhideWhenUsed="0"/>
+    <w:lsdException w:name="Medium Shading 1" w:semiHidden="0" w:uiPriority="63" w:unhideWhenUsed="0"/>
+    <w:lsdException w:name="Medium Shading 2" w:semiHidden="0" w:uiPriority="64" w:unhideWhenUsed="0"/>
+    <w:lsdException w:name="Medium List 1" w:semiHidden="0" w:uiPriority="65" w:unhideWhenUsed="0"/>
+    <w:lsdException w:name="Medium List 2" w:semiHidden="0" w:uiPriority="66" w:unhideWhenUsed="0"/>
+    <w:lsdException w:name="Medium Grid 1" w:semiHidden="0" w:uiPriority="67" w:unhideWhenUsed="0"/>
+    <w:lsdException w:name="Medium Grid 2" w:semiHidden="0" w:uiPriority="68" w:unhideWhenUsed="0"/>
+    <w:lsdException w:name="Medium Grid 3" w:semiHidden="0" w:uiPriority="69" w:unhideWhenUsed="0"/>
+    <w:lsdException w:name="Dark List" w:semiHidden="0" w:uiPriority="70" w:unhideWhenUsed="0"/>
+    <w:lsdException w:name="Colorful Shading" w:semiHidden="0" w:uiPriority="71" w:unhideWhenUsed="0"/>
+    <w:lsdException w:name="Colorful List" w:semiHidden="0" w:uiPriority="72" w:unhideWhenUsed="0"/>
+    <w:lsdException w:name="Colorful Grid" w:semiHidden="0" w:uiPriority="73" w:unhideWhenUsed="0"/>
+    <w:lsdException w:name="Light Shading Accent 1" w:semiHidden="0" w:uiPriority="60" w:unhideWhenUsed="0"/>
+    <w:lsdException w:name="Light List Accent 1" w:semiHidden="0" w:uiPriority="61" w:unhideWhenUsed="0"/>
+    <w:lsdException w:name="Light Grid Accent 1" w:semiHidden="0" w:uiPriority="62" w:unhideWhenUsed="0"/>
+    <w:lsdException w:name="Medium Shading 1 Accent 1" w:semiHidden="0" w:uiPriority="63" w:unhideWhenUsed="0"/>
+    <w:lsdException w:name="Medium Shading 2 Accent 1" w:semiHidden="0" w:uiPriority="64" w:unhideWhenUsed="0"/>
+    <w:lsdException w:name="Medium List 1 Accent 1" w:semiHidden="0" w:uiPriority="65" w:unhideWhenUsed="0"/>
+    <w:lsdException w:name="Revision" w:unhideWhenUsed="0"/>
+    <w:lsdException w:name="List Paragraph" w:semiHidden="0" w:uiPriority="34" w:unhideWhenUsed="0" w:qFormat="1"/>
+    <w:lsdException w:name="Quote" w:semiHidden="0" w:uiPriority="29" w:unhideWhenUsed="0" w:qFormat="1"/>
+    <w:lsdException w:name="Intense Quote" w:semiHidden="0" w:uiPriority="30" w:unhideWhenUsed="0" w:qFormat="1"/>
+    <w:lsdException w:name="Medium List 2 Accent 1" w:semiHidden="0" w:uiPriority="66" w:unhideWhenUsed="0"/>
+    <w:lsdException w:name="Medium Grid 1 Accent 1" w:semiHidden="0" w:uiPriority="67" w:unhideWhenUsed="0"/>
+    <w:lsdException w:name="Medium Grid 2 Accent 1" w:semiHidden="0" w:uiPriority="68" w:unhideWhenUsed="0"/>
+    <w:lsdException w:name="Medium Grid 3 Accent 1" w:semiHidden="0" w:uiPriority="69" w:unhideWhenUsed="0"/>
+    <w:lsdException w:name="Dark List Accent 1" w:semiHidden="0" w:uiPriority="70" w:unhideWhenUsed="0"/>
+    <w:lsdException w:name="Colorful Shading Accent 1" w:semiHidden="0" w:uiPriority="71" w:unhideWhenUsed="0"/>
+    <w:lsdException w:name="Colorful List Accent 1" w:semiHidden="0" w:uiPriority="72" w:unhideWhenUsed="0"/>
+    <w:lsdException w:name="Colorful Grid Accent 1" w:semiHidden="0" w:uiPriority="73" w:unhideWhenUsed="0"/>
+    <w:lsdException w:name="Light Shading Accent 2" w:semiHidden="0" w:uiPriority="60" w:unhideWhenUsed="0"/>
+    <w:lsdException w:name="Light List Accent 2" w:semiHidden="0" w:uiPriority="61" w:unhideWhenUsed="0"/>
+    <w:lsdException w:name="Light Grid Accent 2" w:semiHidden="0" w:uiPriority="62" w:unhideWhenUsed="0"/>
+    <w:lsdException w:name="Medium Shading 1 Accent 2" w:semiHidden="0" w:uiPriority="63" w:unhideWhenUsed="0"/>
+    <w:lsdException w:name="Medium Shading 2 Accent 2" w:semiHidden="0" w:uiPriority="64" w:unhideWhenUsed="0"/>
+    <w:lsdException w:name="Medium List 1 Accent 2" w:semiHidden="0" w:uiPriority="65" w:unhideWhenUsed="0"/>
+    <w:lsdException w:name="Medium List 2 Accent 2" w:semiHidden="0" w:uiPriority="66" w:unhideWhenUsed="0"/>
+    <w:lsdException w:name="Medium Grid 1 Accent 2" w:semiHidden="0" w:uiPriority="67" w:unhideWhenUsed="0"/>
+    <w:lsdException w:name="Medium Grid 2 Accent 2" w:semiHidden="0" w:uiPriority="68" w:unhideWhenUsed="0"/>
+    <w:lsdException w:name="Medium Grid 3 Accent 2" w:semiHidden="0" w:uiPriority="69" w:unhideWhenUsed="0"/>
+    <w:lsdException w:name="Dark List Accent 2" w:semiHidden="0" w:uiPriority="70" w:unhideWhenUsed="0"/>
+    <w:lsdException w:name="Colorful Shading Accent 2" w:semiHidden="0" w:uiPriority="71" w:unhideWhenUsed="0"/>
+    <w:lsdException w:name="Colorful List Accent 2" w:semiHidden="0" w:uiPriority="72" w:unhideWhenUsed="0"/>
+    <w:lsdException w:name="Colorful Grid Accent 2" w:semiHidden="0" w:uiPriority="73" w:unhideWhenUsed="0"/>
+    <w:lsdException w:name="Light Shading Accent 3" w:semiHidden="0" w:uiPriority="60" w:unhideWhenUsed="0"/>
+    <w:lsdException w:name="Light List Accent 3" w:semiHidden="0" w:uiPriority="61" w:unhideWhenUsed="0"/>
+    <w:lsdException w:name="Light Grid Accent 3" w:semiHidden="0" w:uiPriority="62" w:unhideWhenUsed="0"/>
+    <w:lsdException w:name="Medium Shading 1 Accent 3" w:semiHidden="0" w:uiPriority="63" w:unhideWhenUsed="0"/>
+    <w:lsdException w:name="Medium Shading 2 Accent 3" w:semiHidden="0" w:uiPriority="64" w:unhideWhenUsed="0"/>
+    <w:lsdException w:name="Medium List 1 Accent 3" w:semiHidden="0" w:uiPriority="65" w:unhideWhenUsed="0"/>
+    <w:lsdException w:name="Medium List 2 Accent 3" w:semiHidden="0" w:uiPriority="66" w:unhideWhenUsed="0"/>
+    <w:lsdException w:name="Medium Grid 1 Accent 3" w:semiHidden="0" w:uiPriority="67" w:unhideWhenUsed="0"/>
+    <w:lsdException w:name="Medium Grid 2 Accent 3" w:semiHidden="0" w:uiPriority="68" w:unhideWhenUsed="0"/>
+    <w:lsdException w:name="Medium Grid 3 Accent 3" w:semiHidden="0" w:uiPriority="69" w:unhideWhenUsed="0"/>
+    <w:lsdException w:name="Dark List Accent 3" w:semiHidden="0" w:uiPriority="70" w:unhideWhenUsed="0"/>
+    <w:lsdException w:name="Colorful Shading Accent 3" w:semiHidden="0" w:uiPriority="71" w:unhideWhenUsed="0"/>
+    <w:lsdException w:name="Colorful List Accent 3" w:semiHidden="0" w:uiPriority="72" w:unhideWhenUsed="0"/>
+    <w:lsdException w:name="Colorful Grid Accent 3" w:semiHidden="0" w:uiPriority="73" w:unhideWhenUsed="0"/>
+    <w:lsdException w:name="Light Shading Accent 4" w:semiHidden="0" w:uiPriority="60" w:unhideWhenUsed="0"/>
+    <w:lsdException w:name="Light List Accent 4" w:semiHidden="0" w:uiPriority="61" w:unhideWhenUsed="0"/>
+    <w:lsdException w:name="Light Grid Accent 4" w:semiHidden="0" w:uiPriority="62" w:unhideWhenUsed="0"/>
+    <w:lsdException w:name="Medium Shading 1 Accent 4" w:semiHidden="0" w:uiPriority="63" w:unhideWhenUsed="0"/>
+    <w:lsdException w:name="Medium Shading 2 Accent 4" w:semiHidden="0" w:uiPriority="64" w:unhideWhenUsed="0"/>
+    <w:lsdException w:name="Medium List 1 Accent 4" w:semiHidden="0" w:uiPriority="65" w:unhideWhenUsed="0"/>
+    <w:lsdException w:name="Medium List 2 Accent 4" w:semiHidden="0" w:uiPriority="66" w:unhideWhenUsed="0"/>
+    <w:lsdException w:name="Medium Grid 1 Accent 4" w:semiHidden="0" w:uiPriority="67" w:unhideWhenUsed="0"/>
+    <w:lsdException w:name="Medium Grid 2 Accent 4" w:semiHidden="0" w:uiPriority="68" w:unhideWhenUsed="0"/>
+    <w:lsdException w:name="Medium Grid 3 Accent 4" w:semiHidden="0" w:uiPriority="69" w:unhideWhenUsed="0"/>
+    <w:lsdException w:name="Dark List Accent 4" w:semiHidden="0" w:uiPriority="70" w:unhideWhenUsed="0"/>
+    <w:lsdException w:name="Colorful Shading Accent 4" w:semiHidden="0" w:uiPriority="71" w:unhideWhenUsed="0"/>
+    <w:lsdException w:name="Colorful List Accent 4" w:semiHidden="0" w:uiPriority="72" w:unhideWhenUsed="0"/>
+    <w:lsdException w:name="Colorful Grid Accent 4" w:semiHidden="0" w:uiPriority="73" w:unhideWhenUsed="0"/>
+    <w:lsdException w:name="Light Shading Accent 5" w:semiHidden="0" w:uiPriority="60" w:unhideWhenUsed="0"/>
+    <w:lsdException w:name="Light List Accent 5" w:semiHidden="0" w:uiPriority="61" w:unhideWhenUsed="0"/>
+    <w:lsdException w:name="Light Grid Accent 5" w:semiHidden="0" w:uiPriority="62" w:unhideWhenUsed="0"/>
+    <w:lsdException w:name="Medium Shading 1 Accent 5" w:semiHidden="0" w:uiPriority="63" w:unhideWhenUsed="0"/>
+    <w:lsdException w:name="Medium Shading 2 Accent 5" w:semiHidden="0" w:uiPriority="64" w:unhideWhenUsed="0"/>
+    <w:lsdException w:name="Medium List 1 Accent 5" w:semiHidden="0" w:uiPriority="65" w:unhideWhenUsed="0"/>
+    <w:lsdException w:name="Medium List 2 Accent 5" w:semiHidden="0" w:uiPriority="66" w:unhideWhenUsed="0"/>
+    <w:lsdException w:name="Medium Grid 1 Accent 5" w:semiHidden="0" w:uiPriority="67" w:unhideWhenUsed="0"/>
+    <w:lsdException w:name="Medium Grid 2 Accent 5" w:semiHidden="0" w:uiPriority="68" w:unhideWhenUsed="0"/>
+    <w:lsdException w:name="Medium Grid 3 Accent 5" w:semiHidden="0" w:uiPriority="69" w:unhideWhenUsed="0"/>
+    <w:lsdException w:name="Dark List Accent 5" w:semiHidden="0" w:uiPriority="70" w:unhideWhenUsed="0"/>
+    <w:lsdException w:name="Colorful Shading Accent 5" w:semiHidden="0" w:uiPriority="71" w:unhideWhenUsed="0"/>
+    <w:lsdException w:name="Colorful List Accent 5" w:semiHidden="0" w:uiPriority="72" w:unhideWhenUsed="0"/>
+    <w:lsdException w:name="Colorful Grid Accent 5" w:semiHidden="0" w:uiPriority="73" w:unhideWhenUsed="0"/>
+    <w:lsdException w:name="Light Shading Accent 6" w:semiHidden="0" w:uiPriority="60" w:unhideWhenUsed="0"/>
+    <w:lsdException w:name="Light List Accent 6" w:semiHidden="0" w:uiPriority="61" w:unhideWhenUsed="0"/>
+    <w:lsdException w:name="Light Grid Accent 6" w:semiHidden="0" w:uiPriority="62" w:unhideWhenUsed="0"/>
+    <w:lsdException w:name="Medium Shading 1 Accent 6" w:semiHidden="0" w:uiPriority="63" w:unhideWhenUsed="0"/>
+    <w:lsdException w:name="Medium Shading 2 Accent 6" w:semiHidden="0" w:uiPriority="64" w:unhideWhenUsed="0"/>
+    <w:lsdException w:name="Medium List 1 Accent 6" w:semiHidden="0" w:uiPriority="65" w:unhideWhenUsed="0"/>
+    <w:lsdException w:name="Medium List 2 Accent 6" w:semiHidden="0" w:uiPriority="66" w:unhideWhenUsed="0"/>
+    <w:lsdException w:name="Medium Grid 1 Accent 6" w:semiHidden="0" w:uiPriority="67" w:unhideWhenUsed="0"/>
+    <w:lsdException w:name="Medium Grid 2 Accent 6" w:semiHidden="0" w:uiPriority="68" w:unhideWhenUsed="0"/>
+    <w:lsdException w:name="Medium Grid 3 Accent 6" w:semiHidden="0" w:uiPriority="69" w:unhideWhenUsed="0"/>
+    <w:lsdException w:name="Dark List Accent 6" w:semiHidden="0" w:uiPriority="70" w:unhideWhenUsed="0"/>
+    <w:lsdException w:name="Colorful Shading Accent 6" w:semiHidden="0" w:uiPriority="71" w:unhideWhenUsed="0"/>
+    <w:lsdException w:name="Colorful List Accent 6" w:semiHidden="0" w:uiPriority="72" w:unhideWhenUsed="0"/>
+    <w:lsdException w:name="Colorful Grid Accent 6" w:semiHidden="0" w:uiPriority="73" w:unhideWhenUsed="0"/>
+    <w:lsdException w:name="Subtle Emphasis" w:semiHidden="0" w:uiPriority="19" w:unhideWhenUsed="0" w:qFormat="1"/>
+    <w:lsdException w:name="Intense Emphasis" w:semiHidden="0" w:uiPriority="21" w:unhideWhenUsed="0" w:qFormat="1"/>
+    <w:lsdException w:name="Subtle Reference" w:semiHidden="0" w:uiPriority="31" w:unhideWhenUsed="0" w:qFormat="1"/>
+    <w:lsdException w:name="Intense Reference" w:semiHidden="0" w:uiPriority="32" w:unhideWhenUsed="0" w:qFormat="1"/>
+    <w:lsdException w:name="Book Title" w:semiHidden="0" w:uiPriority="33" w:unhideWhenUsed="0" w:qFormat="1"/>
+    <w:lsdException w:name="Bibliography" w:uiPriority="37"/>
+    <w:lsdException w:name="TOC Heading" w:uiPriority="39" w:qFormat="1"/>
+  </w:latentStyles>
+  <w:style w:type="paragraph" w:default="1" w:styleId="a">
+    <w:name w:val="Normal"/>
+    <w:qFormat/>
+    <w:rsid w:val="008C1607"/>
+    <w:pPr>
+      <w:spacing w:after="0" w:line="360" w:lineRule="auto"/>
+      <w:ind w:firstLine="709"/>
+      <w:jc w:val="both"/>
+    </w:pPr>
+    <w:rPr>
+      <w:rFonts w:ascii="Times New Roman" w:hAnsi="Times New Roman" w:cs="Times New Roman"/>
+      <w:sz w:val="28"/>
+      <w:szCs w:val="28"/>
+    </w:rPr>
+  </w:style>
+  <w:style w:type="paragraph" w:styleId="1">
+    <w:name w:val="heading 1"/>
+    <w:basedOn w:val="a"/>
+    <w:next w:val="a"/>
+    <w:link w:val="10"/>
+    <w:uiPriority w:val="9"/>
+    <w:qFormat/>
+    <w:rsid w:val="00AF7CEB"/>
+    <w:pPr>
+      <w:keepNext/>
+      <w:keepLines/>
+      <w:spacing w:before="320" w:line="240" w:lineRule="auto"/>
+      <w:outlineLvl w:val="0"/>
+    </w:pPr>
+    <w:rPr>
+      <w:rFonts w:asciiTheme="majorHAnsi" w:eastAsiaTheme="majorEastAsia" w:hAnsiTheme="majorHAnsi" w:cstheme="majorBidi"/>
+      <w:color w:val="2F5496" w:themeColor="accent1" w:themeShade="BF"/>
+      <w:sz w:val="32"/>
+      <w:szCs w:val="32"/>
+    </w:rPr>
+  </w:style>
+  <w:style w:type="paragraph" w:styleId="2">
+    <w:name w:val="heading 2"/>
+    <w:basedOn w:val="a"/>
+    <w:next w:val="a"/>
+    <w:link w:val="20"/>
+    <w:uiPriority w:val="9"/>
+    <w:semiHidden/>
+    <w:unhideWhenUsed/>
+    <w:qFormat/>
+    <w:rsid w:val="00AF7CEB"/>
+    <w:pPr>
+      <w:keepNext/>
+      <w:keepLines/>
+      <w:spacing w:before="80" w:line="240" w:lineRule="auto"/>
+      <w:outlineLvl w:val="1"/>
+    </w:pPr>
+    <w:rPr>
+      <w:rFonts w:asciiTheme="majorHAnsi" w:eastAsiaTheme="majorEastAsia" w:hAnsiTheme="majorHAnsi" w:cstheme="majorBidi"/>
+      <w:color w:val="404040" w:themeColor="text1" w:themeTint="BF"/>
+    </w:rPr>
+  </w:style>
+  <w:style w:type="paragraph" w:styleId="3">
+    <w:name w:val="heading 3"/>
+    <w:basedOn w:val="a"/>
+    <w:next w:val="a"/>
+    <w:link w:val="30"/>
+    <w:uiPriority w:val="9"/>
+    <w:semiHidden/>
+    <w:unhideWhenUsed/>
+    <w:qFormat/>
+    <w:rsid w:val="00AF7CEB"/>
+    <w:pPr>
+      <w:keepNext/>
+      <w:keepLines/>
+      <w:spacing w:before="40" w:line="240" w:lineRule="auto"/>
+      <w:outlineLvl w:val="2"/>
+    </w:pPr>
+    <w:rPr>
+      <w:rFonts w:asciiTheme="majorHAnsi" w:eastAsiaTheme="majorEastAsia" w:hAnsiTheme="majorHAnsi" w:cstheme="majorBidi"/>
+      <w:color w:val="44546A" w:themeColor="text2"/>
+      <w:sz w:val="24"/>
+      <w:szCs w:val="24"/>
+    </w:rPr>
+  </w:style>
+  <w:style w:type="paragraph" w:styleId="4">
+    <w:name w:val="heading 4"/>
+    <w:basedOn w:val="a"/>
+    <w:next w:val="a"/>
+    <w:link w:val="40"/>
+    <w:uiPriority w:val="9"/>
+    <w:semiHidden/>
+    <w:unhideWhenUsed/>
+    <w:qFormat/>
+    <w:rsid w:val="00AF7CEB"/>
+    <w:pPr>
+      <w:keepNext/>
+      <w:keepLines/>
+      <w:spacing w:before="40"/>
+      <w:outlineLvl w:val="3"/>
+    </w:pPr>
+    <w:rPr>
+      <w:rFonts w:asciiTheme="majorHAnsi" w:eastAsiaTheme="majorEastAsia" w:hAnsiTheme="majorHAnsi" w:cstheme="majorBidi"/>
+      <w:sz w:val="22"/>
+      <w:szCs w:val="22"/>
+    </w:rPr>
+  </w:style>
+  <w:style w:type="paragraph" w:styleId="5">
+    <w:name w:val="heading 5"/>
+    <w:basedOn w:val="a"/>
+    <w:next w:val="a"/>
+    <w:link w:val="50"/>
+    <w:uiPriority w:val="9"/>
+    <w:semiHidden/>
+    <w:unhideWhenUsed/>
+    <w:qFormat/>
+    <w:rsid w:val="00AF7CEB"/>
+    <w:pPr>
+      <w:keepNext/>
+      <w:keepLines/>
+      <w:spacing w:before="40"/>
+      <w:outlineLvl w:val="4"/>
+    </w:pPr>
+    <w:rPr>
+      <w:rFonts w:asciiTheme="majorHAnsi" w:eastAsiaTheme="majorEastAsia" w:hAnsiTheme="majorHAnsi" w:cstheme="majorBidi"/>
+      <w:color w:val="44546A" w:themeColor="text2"/>
+      <w:sz w:val="22"/>
+      <w:szCs w:val="22"/>
+    </w:rPr>
+  </w:style>
+  <w:style w:type="paragraph" w:styleId="6">
+    <w:name w:val="heading 6"/>
+    <w:basedOn w:val="a"/>
+    <w:next w:val="a"/>
+    <w:link w:val="60"/>
+    <w:uiPriority w:val="9"/>
+    <w:semiHidden/>
+    <w:unhideWhenUsed/>
+    <w:qFormat/>
+    <w:rsid w:val="00AF7CEB"/>
+    <w:pPr>
+      <w:keepNext/>
+      <w:keepLines/>
+      <w:spacing w:before="40"/>
+      <w:outlineLvl w:val="5"/>
+    </w:pPr>
+    <w:rPr>
+      <w:rFonts w:asciiTheme="majorHAnsi" w:eastAsiaTheme="majorEastAsia" w:hAnsiTheme="majorHAnsi" w:cstheme="majorBidi"/>
+      <w:i/>
+      <w:iCs/>
+      <w:color w:val="44546A" w:themeColor="text2"/>
+      <w:sz w:val="21"/>
+      <w:szCs w:val="21"/>
+    </w:rPr>
+  </w:style>
+  <w:style w:type="paragraph" w:styleId="7">
+    <w:name w:val="heading 7"/>
+    <w:basedOn w:val="a"/>
+    <w:next w:val="a"/>
+    <w:link w:val="70"/>
+    <w:uiPriority w:val="9"/>
+    <w:semiHidden/>
+    <w:unhideWhenUsed/>
+    <w:qFormat/>
+    <w:rsid w:val="00AF7CEB"/>
+    <w:pPr>
+      <w:keepNext/>
+      <w:keepLines/>
+      <w:spacing w:before="40"/>
+      <w:outlineLvl w:val="6"/>
+    </w:pPr>
+    <w:rPr>
+      <w:rFonts w:asciiTheme="majorHAnsi" w:eastAsiaTheme="majorEastAsia" w:hAnsiTheme="majorHAnsi" w:cstheme="majorBidi"/>
+      <w:i/>
+      <w:iCs/>
+      <w:color w:val="1F3864" w:themeColor="accent1" w:themeShade="80"/>
+      <w:sz w:val="21"/>
+      <w:szCs w:val="21"/>
+    </w:rPr>
+  </w:style>
+  <w:style w:type="paragraph" w:styleId="8">
+    <w:name w:val="heading 8"/>
+    <w:basedOn w:val="a"/>
+    <w:next w:val="a"/>
+    <w:link w:val="80"/>
+    <w:uiPriority w:val="9"/>
+    <w:semiHidden/>
+    <w:unhideWhenUsed/>
+    <w:qFormat/>
+    <w:rsid w:val="00AF7CEB"/>
+    <w:pPr>
+      <w:keepNext/>
+      <w:keepLines/>
+      <w:spacing w:before="40"/>
+      <w:outlineLvl w:val="7"/>
+    </w:pPr>
+    <w:rPr>
+      <w:rFonts w:asciiTheme="majorHAnsi" w:eastAsiaTheme="majorEastAsia" w:hAnsiTheme="majorHAnsi" w:cstheme="majorBidi"/>
+      <w:b/>
+      <w:bCs/>
+      <w:color w:val="44546A" w:themeColor="text2"/>
+    </w:rPr>
+  </w:style>
+  <w:style w:type="paragraph" w:styleId="9">
+    <w:name w:val="heading 9"/>
+    <w:basedOn w:val="a"/>
+    <w:next w:val="a"/>
+    <w:link w:val="90"/>
+    <w:uiPriority w:val="9"/>
+    <w:semiHidden/>
+    <w:unhideWhenUsed/>
+    <w:qFormat/>
+    <w:rsid w:val="00AF7CEB"/>
+    <w:pPr>
+      <w:keepNext/>
+      <w:keepLines/>
+      <w:spacing w:before="40"/>
+      <w:outlineLvl w:val="8"/>
+    </w:pPr>
+    <w:rPr>
+      <w:rFonts w:asciiTheme="majorHAnsi" w:eastAsiaTheme="majorEastAsia" w:hAnsiTheme="majorHAnsi" w:cstheme="majorBidi"/>
+      <w:b/>
+      <w:bCs/>
+      <w:i/>
+      <w:iCs/>
+      <w:color w:val="44546A" w:themeColor="text2"/>
+    </w:rPr>
+  </w:style>
+  <w:style w:type="character" w:default="1" w:styleId="a0">
+    <w:name w:val="Default Paragraph Font"/>
+    <w:uiPriority w:val="1"/>
+    <w:semiHidden/>
+    <w:unhideWhenUsed/>
+  </w:style>
+  <w:style w:type="table" w:default="1" w:styleId="a1">
+    <w:name w:val="Normal Table"/>
+    <w:uiPriority w:val="99"/>
+    <w:semiHidden/>
+    <w:unhideWhenUsed/>
+    <w:tblPr>
+      <w:tblInd w:w="0" w:type="dxa"/>
+      <w:tblCellMar>
+        <w:top w:w="0" w:type="dxa"/>
+        <w:left w:w="108" w:type="dxa"/>
+        <w:bottom w:w="0" w:type="dxa"/>
+        <w:right w:w="108" w:type="dxa"/>
+      </w:tblCellMar>
+    </w:tblPr>
+  </w:style>
+  <w:style w:type="numbering" w:default="1" w:styleId="a2">
+    <w:name w:val="No List"/>
+    <w:uiPriority w:val="99"/>
+    <w:semiHidden/>
+    <w:unhideWhenUsed/>
+  </w:style>
+  <w:style w:type="character" w:customStyle="1" w:styleId="10">
+    <w:name w:val="Заголовок 1 Знак"/>
+    <w:basedOn w:val="a0"/>
+    <w:link w:val="1"/>
+    <w:uiPriority w:val="9"/>
+    <w:rsid w:val="00AF7CEB"/>
+    <w:rPr>
+      <w:rFonts w:asciiTheme="majorHAnsi" w:eastAsiaTheme="majorEastAsia" w:hAnsiTheme="majorHAnsi" w:cstheme="majorBidi"/>
+      <w:color w:val="2F5496" w:themeColor="accent1" w:themeShade="BF"/>
+      <w:sz w:val="32"/>
+      <w:szCs w:val="32"/>
+    </w:rPr>
+  </w:style>
+  <w:style w:type="character" w:customStyle="1" w:styleId="20">
+    <w:name w:val="Заголовок 2 Знак"/>
+    <w:basedOn w:val="a0"/>
+    <w:link w:val="2"/>
+    <w:uiPriority w:val="9"/>
+    <w:semiHidden/>
+    <w:rsid w:val="00AF7CEB"/>
+    <w:rPr>
+      <w:rFonts w:asciiTheme="majorHAnsi" w:eastAsiaTheme="majorEastAsia" w:hAnsiTheme="majorHAnsi" w:cstheme="majorBidi"/>
+      <w:color w:val="404040" w:themeColor="text1" w:themeTint="BF"/>
+      <w:sz w:val="28"/>
+      <w:szCs w:val="28"/>
+    </w:rPr>
+  </w:style>
+  <w:style w:type="character" w:customStyle="1" w:styleId="30">
+    <w:name w:val="Заголовок 3 Знак"/>
+    <w:basedOn w:val="a0"/>
+    <w:link w:val="3"/>
+    <w:uiPriority w:val="9"/>
+    <w:semiHidden/>
+    <w:rsid w:val="00AF7CEB"/>
+    <w:rPr>
+      <w:rFonts w:asciiTheme="majorHAnsi" w:eastAsiaTheme="majorEastAsia" w:hAnsiTheme="majorHAnsi" w:cstheme="majorBidi"/>
+      <w:color w:val="44546A" w:themeColor="text2"/>
+      <w:sz w:val="24"/>
+      <w:szCs w:val="24"/>
+    </w:rPr>
+  </w:style>
+  <w:style w:type="character" w:customStyle="1" w:styleId="40">
+    <w:name w:val="Заголовок 4 Знак"/>
+    <w:basedOn w:val="a0"/>
+    <w:link w:val="4"/>
+    <w:uiPriority w:val="9"/>
+    <w:semiHidden/>
+    <w:rsid w:val="00AF7CEB"/>
+    <w:rPr>
+      <w:rFonts w:asciiTheme="majorHAnsi" w:eastAsiaTheme="majorEastAsia" w:hAnsiTheme="majorHAnsi" w:cstheme="majorBidi"/>
+      <w:sz w:val="22"/>
+      <w:szCs w:val="22"/>
+    </w:rPr>
+  </w:style>
+  <w:style w:type="character" w:customStyle="1" w:styleId="50">
+    <w:name w:val="Заголовок 5 Знак"/>
+    <w:basedOn w:val="a0"/>
+    <w:link w:val="5"/>
+    <w:uiPriority w:val="9"/>
+    <w:semiHidden/>
+    <w:rsid w:val="00AF7CEB"/>
+    <w:rPr>
+      <w:rFonts w:asciiTheme="majorHAnsi" w:eastAsiaTheme="majorEastAsia" w:hAnsiTheme="majorHAnsi" w:cstheme="majorBidi"/>
+      <w:color w:val="44546A" w:themeColor="text2"/>
+      <w:sz w:val="22"/>
+      <w:szCs w:val="22"/>
+    </w:rPr>
+  </w:style>
+  <w:style w:type="character" w:customStyle="1" w:styleId="60">
+    <w:name w:val="Заголовок 6 Знак"/>
+    <w:basedOn w:val="a0"/>
+    <w:link w:val="6"/>
+    <w:uiPriority w:val="9"/>
+    <w:semiHidden/>
+    <w:rsid w:val="00AF7CEB"/>
+    <w:rPr>
+      <w:rFonts w:asciiTheme="majorHAnsi" w:eastAsiaTheme="majorEastAsia" w:hAnsiTheme="majorHAnsi" w:cstheme="majorBidi"/>
+      <w:i/>
+      <w:iCs/>
+      <w:color w:val="44546A" w:themeColor="text2"/>
+      <w:sz w:val="21"/>
+      <w:szCs w:val="21"/>
+    </w:rPr>
+  </w:style>
+  <w:style w:type="character" w:customStyle="1" w:styleId="70">
+    <w:name w:val="Заголовок 7 Знак"/>
+    <w:basedOn w:val="a0"/>
+    <w:link w:val="7"/>
+    <w:uiPriority w:val="9"/>
+    <w:semiHidden/>
+    <w:rsid w:val="00AF7CEB"/>
+    <w:rPr>
+      <w:rFonts w:asciiTheme="majorHAnsi" w:eastAsiaTheme="majorEastAsia" w:hAnsiTheme="majorHAnsi" w:cstheme="majorBidi"/>
+      <w:i/>
+      <w:iCs/>
+      <w:color w:val="1F3864" w:themeColor="accent1" w:themeShade="80"/>
+      <w:sz w:val="21"/>
+      <w:szCs w:val="21"/>
+    </w:rPr>
+  </w:style>
+  <w:style w:type="character" w:customStyle="1" w:styleId="80">
+    <w:name w:val="Заголовок 8 Знак"/>
+    <w:basedOn w:val="a0"/>
+    <w:link w:val="8"/>
+    <w:uiPriority w:val="9"/>
+    <w:semiHidden/>
+    <w:rsid w:val="00AF7CEB"/>
+    <w:rPr>
+      <w:rFonts w:asciiTheme="majorHAnsi" w:eastAsiaTheme="majorEastAsia" w:hAnsiTheme="majorHAnsi" w:cstheme="majorBidi"/>
+      <w:b/>
+      <w:bCs/>
+      <w:color w:val="44546A" w:themeColor="text2"/>
+    </w:rPr>
+  </w:style>
+  <w:style w:type="character" w:customStyle="1" w:styleId="90">
+    <w:name w:val="Заголовок 9 Знак"/>
+    <w:basedOn w:val="a0"/>
+    <w:link w:val="9"/>
+    <w:uiPriority w:val="9"/>
+    <w:semiHidden/>
+    <w:rsid w:val="00AF7CEB"/>
+    <w:rPr>
+      <w:rFonts w:asciiTheme="majorHAnsi" w:eastAsiaTheme="majorEastAsia" w:hAnsiTheme="majorHAnsi" w:cstheme="majorBidi"/>
+      <w:b/>
+      <w:bCs/>
+      <w:i/>
+      <w:iCs/>
+      <w:color w:val="44546A" w:themeColor="text2"/>
+    </w:rPr>
+  </w:style>
+  <w:style w:type="paragraph" w:styleId="a3">
+    <w:name w:val="caption"/>
+    <w:basedOn w:val="a"/>
+    <w:next w:val="a"/>
+    <w:uiPriority w:val="35"/>
+    <w:semiHidden/>
+    <w:unhideWhenUsed/>
+    <w:qFormat/>
+    <w:rsid w:val="00AF7CEB"/>
+    <w:pPr>
+      <w:spacing w:line="240" w:lineRule="auto"/>
+    </w:pPr>
+    <w:rPr>
+      <w:b/>
+      <w:bCs/>
+      <w:smallCaps/>
+      <w:color w:val="595959" w:themeColor="text1" w:themeTint="A6"/>
+      <w:spacing w:val="6"/>
+    </w:rPr>
+  </w:style>
+  <w:style w:type="paragraph" w:styleId="a4">
+    <w:name w:val="Title"/>
+    <w:basedOn w:val="a"/>
+    <w:next w:val="a"/>
+    <w:link w:val="a5"/>
+    <w:uiPriority w:val="10"/>
+    <w:qFormat/>
+    <w:rsid w:val="00AF7CEB"/>
+    <w:pPr>
+      <w:spacing w:line="240" w:lineRule="auto"/>
+      <w:contextualSpacing/>
+    </w:pPr>
+    <w:rPr>
+      <w:rFonts w:asciiTheme="majorHAnsi" w:eastAsiaTheme="majorEastAsia" w:hAnsiTheme="majorHAnsi" w:cstheme="majorBidi"/>
+      <w:color w:val="4472C4" w:themeColor="accent1"/>
+      <w:spacing w:val="-10"/>
+      <w:sz w:val="56"/>
+      <w:szCs w:val="56"/>
+    </w:rPr>
+  </w:style>
+  <w:style w:type="character" w:customStyle="1" w:styleId="a5">
+    <w:name w:val="Название Знак"/>
+    <w:basedOn w:val="a0"/>
+    <w:link w:val="a4"/>
+    <w:uiPriority w:val="10"/>
+    <w:rsid w:val="00AF7CEB"/>
+    <w:rPr>
+      <w:rFonts w:asciiTheme="majorHAnsi" w:eastAsiaTheme="majorEastAsia" w:hAnsiTheme="majorHAnsi" w:cstheme="majorBidi"/>
+      <w:color w:val="4472C4" w:themeColor="accent1"/>
+      <w:spacing w:val="-10"/>
+      <w:sz w:val="56"/>
+      <w:szCs w:val="56"/>
+    </w:rPr>
+  </w:style>
+  <w:style w:type="paragraph" w:styleId="a6">
+    <w:name w:val="Subtitle"/>
+    <w:basedOn w:val="a"/>
+    <w:next w:val="a"/>
+    <w:link w:val="a7"/>
+    <w:uiPriority w:val="11"/>
+    <w:qFormat/>
+    <w:rsid w:val="00AF7CEB"/>
+    <w:pPr>
+      <w:numPr>
+        <w:ilvl w:val="1"/>
+      </w:numPr>
+      <w:spacing w:line="240" w:lineRule="auto"/>
+      <w:ind w:firstLine="709"/>
+    </w:pPr>
+    <w:rPr>
+      <w:rFonts w:asciiTheme="majorHAnsi" w:eastAsiaTheme="majorEastAsia" w:hAnsiTheme="majorHAnsi" w:cstheme="majorBidi"/>
+      <w:sz w:val="24"/>
+      <w:szCs w:val="24"/>
+    </w:rPr>
+  </w:style>
+  <w:style w:type="character" w:customStyle="1" w:styleId="a7">
+    <w:name w:val="Подзаголовок Знак"/>
+    <w:basedOn w:val="a0"/>
+    <w:link w:val="a6"/>
+    <w:uiPriority w:val="11"/>
+    <w:rsid w:val="00AF7CEB"/>
+    <w:rPr>
+      <w:rFonts w:asciiTheme="majorHAnsi" w:eastAsiaTheme="majorEastAsia" w:hAnsiTheme="majorHAnsi" w:cstheme="majorBidi"/>
+      <w:sz w:val="24"/>
+      <w:szCs w:val="24"/>
+    </w:rPr>
+  </w:style>
+  <w:style w:type="character" w:styleId="a8">
+    <w:name w:val="Strong"/>
+    <w:basedOn w:val="a0"/>
+    <w:uiPriority w:val="22"/>
+    <w:qFormat/>
+    <w:rsid w:val="00AF7CEB"/>
+    <w:rPr>
+      <w:b/>
+      <w:bCs/>
+    </w:rPr>
+  </w:style>
+  <w:style w:type="character" w:styleId="a9">
+    <w:name w:val="Emphasis"/>
+    <w:basedOn w:val="a0"/>
+    <w:uiPriority w:val="20"/>
+    <w:qFormat/>
+    <w:rsid w:val="00AF7CEB"/>
+    <w:rPr>
+      <w:i/>
+      <w:iCs/>
+    </w:rPr>
+  </w:style>
+  <w:style w:type="paragraph" w:styleId="aa">
+    <w:name w:val="No Spacing"/>
+    <w:uiPriority w:val="1"/>
+    <w:qFormat/>
+    <w:rsid w:val="00AF7CEB"/>
+    <w:pPr>
+      <w:spacing w:after="0" w:line="240" w:lineRule="auto"/>
+    </w:pPr>
+  </w:style>
+  <w:style w:type="paragraph" w:styleId="21">
+    <w:name w:val="Quote"/>
+    <w:basedOn w:val="a"/>
+    <w:next w:val="a"/>
+    <w:link w:val="22"/>
+    <w:uiPriority w:val="29"/>
+    <w:qFormat/>
+    <w:rsid w:val="00AF7CEB"/>
+    <w:pPr>
+      <w:spacing w:before="160"/>
+      <w:ind w:left="720" w:right="720"/>
+    </w:pPr>
+    <w:rPr>
+      <w:i/>
+      <w:iCs/>
+      <w:color w:val="404040" w:themeColor="text1" w:themeTint="BF"/>
+    </w:rPr>
+  </w:style>
+  <w:style w:type="character" w:customStyle="1" w:styleId="22">
+    <w:name w:val="Цитата 2 Знак"/>
+    <w:basedOn w:val="a0"/>
+    <w:link w:val="21"/>
+    <w:uiPriority w:val="29"/>
+    <w:rsid w:val="00AF7CEB"/>
+    <w:rPr>
+      <w:i/>
+      <w:iCs/>
+      <w:color w:val="404040" w:themeColor="text1" w:themeTint="BF"/>
+    </w:rPr>
+  </w:style>
+  <w:style w:type="paragraph" w:styleId="ab">
+    <w:name w:val="Intense Quote"/>
+    <w:basedOn w:val="a"/>
+    <w:next w:val="a"/>
+    <w:link w:val="ac"/>
+    <w:uiPriority w:val="30"/>
+    <w:qFormat/>
+    <w:rsid w:val="00AF7CEB"/>
+    <w:pPr>
+      <w:pBdr>
+        <w:left w:val="single" w:sz="18" w:space="12" w:color="4472C4" w:themeColor="accent1"/>
+      </w:pBdr>
+      <w:spacing w:before="100" w:beforeAutospacing="1" w:line="300" w:lineRule="auto"/>
+      <w:ind w:left="1224" w:right="1224"/>
+    </w:pPr>
+    <w:rPr>
+      <w:rFonts w:asciiTheme="majorHAnsi" w:eastAsiaTheme="majorEastAsia" w:hAnsiTheme="majorHAnsi" w:cstheme="majorBidi"/>
+      <w:color w:val="4472C4" w:themeColor="accent1"/>
+    </w:rPr>
+  </w:style>
+  <w:style w:type="character" w:customStyle="1" w:styleId="ac">
+    <w:name w:val="Выделенная цитата Знак"/>
+    <w:basedOn w:val="a0"/>
+    <w:link w:val="ab"/>
+    <w:uiPriority w:val="30"/>
+    <w:rsid w:val="00AF7CEB"/>
+    <w:rPr>
+      <w:rFonts w:asciiTheme="majorHAnsi" w:eastAsiaTheme="majorEastAsia" w:hAnsiTheme="majorHAnsi" w:cstheme="majorBidi"/>
+      <w:color w:val="4472C4" w:themeColor="accent1"/>
+      <w:sz w:val="28"/>
+      <w:szCs w:val="28"/>
+    </w:rPr>
+  </w:style>
+  <w:style w:type="character" w:styleId="ad">
+    <w:name w:val="Subtle Emphasis"/>
+    <w:basedOn w:val="a0"/>
+    <w:uiPriority w:val="19"/>
+    <w:qFormat/>
+    <w:rsid w:val="00AF7CEB"/>
+    <w:rPr>
+      <w:i/>
+      <w:iCs/>
+      <w:color w:val="404040" w:themeColor="text1" w:themeTint="BF"/>
+    </w:rPr>
+  </w:style>
+  <w:style w:type="character" w:styleId="ae">
+    <w:name w:val="Intense Emphasis"/>
+    <w:basedOn w:val="a0"/>
+    <w:uiPriority w:val="21"/>
+    <w:qFormat/>
+    <w:rsid w:val="00AF7CEB"/>
+    <w:rPr>
+      <w:b/>
+      <w:bCs/>
+      <w:i/>
+      <w:iCs/>
+    </w:rPr>
+  </w:style>
+  <w:style w:type="character" w:styleId="af">
+    <w:name w:val="Subtle Reference"/>
+    <w:basedOn w:val="a0"/>
+    <w:uiPriority w:val="31"/>
+    <w:qFormat/>
+    <w:rsid w:val="00AF7CEB"/>
+    <w:rPr>
+      <w:smallCaps/>
+      <w:color w:val="404040" w:themeColor="text1" w:themeTint="BF"/>
+      <w:u w:val="single" w:color="7F7F7F" w:themeColor="text1" w:themeTint="80"/>
+    </w:rPr>
+  </w:style>
+  <w:style w:type="character" w:styleId="af0">
+    <w:name w:val="Intense Reference"/>
+    <w:basedOn w:val="a0"/>
+    <w:uiPriority w:val="32"/>
+    <w:qFormat/>
+    <w:rsid w:val="00AF7CEB"/>
+    <w:rPr>
+      <w:b/>
+      <w:bCs/>
+      <w:smallCaps/>
+      <w:spacing w:val="5"/>
+      <w:u w:val="single"/>
+    </w:rPr>
+  </w:style>
+  <w:style w:type="character" w:styleId="af1">
+    <w:name w:val="Book Title"/>
+    <w:basedOn w:val="a0"/>
+    <w:uiPriority w:val="33"/>
+    <w:qFormat/>
+    <w:rsid w:val="00AF7CEB"/>
+    <w:rPr>
+      <w:b/>
+      <w:bCs/>
+      <w:smallCaps/>
+    </w:rPr>
+  </w:style>
+  <w:style w:type="paragraph" w:styleId="af2">
+    <w:name w:val="TOC Heading"/>
+    <w:basedOn w:val="1"/>
+    <w:next w:val="a"/>
+    <w:uiPriority w:val="39"/>
+    <w:unhideWhenUsed/>
+    <w:qFormat/>
+    <w:rsid w:val="00AF7CEB"/>
+    <w:pPr>
+      <w:outlineLvl w:val="9"/>
+    </w:pPr>
+  </w:style>
+  <w:style w:type="paragraph" w:styleId="af3">
+    <w:name w:val="Balloon Text"/>
+    <w:basedOn w:val="a"/>
+    <w:link w:val="af4"/>
+    <w:uiPriority w:val="99"/>
+    <w:semiHidden/>
+    <w:unhideWhenUsed/>
+    <w:rsid w:val="004733DC"/>
+    <w:pPr>
+      <w:spacing w:line="240" w:lineRule="auto"/>
+    </w:pPr>
+    <w:rPr>
+      <w:rFonts w:ascii="Segoe UI" w:hAnsi="Segoe UI" w:cs="Segoe UI"/>
+      <w:sz w:val="18"/>
+      <w:szCs w:val="18"/>
+    </w:rPr>
+  </w:style>
+  <w:style w:type="character" w:customStyle="1" w:styleId="af4">
+    <w:name w:val="Текст выноски Знак"/>
+    <w:basedOn w:val="a0"/>
+    <w:link w:val="af3"/>
+    <w:uiPriority w:val="99"/>
+    <w:semiHidden/>
+    <w:rsid w:val="004733DC"/>
+    <w:rPr>
+      <w:rFonts w:ascii="Segoe UI" w:hAnsi="Segoe UI" w:cs="Segoe UI"/>
+      <w:sz w:val="18"/>
+      <w:szCs w:val="18"/>
+    </w:rPr>
+  </w:style>
+  <w:style w:type="paragraph" w:customStyle="1" w:styleId="11">
+    <w:name w:val="Заг1"/>
+    <w:basedOn w:val="1"/>
+    <w:next w:val="a"/>
+    <w:link w:val="12"/>
+    <w:qFormat/>
+    <w:rsid w:val="00585846"/>
+    <w:pPr>
+      <w:pageBreakBefore/>
+      <w:spacing w:before="0" w:line="360" w:lineRule="auto"/>
+      <w:ind w:firstLine="0"/>
+    </w:pPr>
+    <w:rPr>
+      <w:rFonts w:ascii="Times New Roman" w:hAnsi="Times New Roman"/>
+      <w:b/>
+      <w:color w:val="000000" w:themeColor="text1"/>
+      <w:sz w:val="28"/>
+    </w:rPr>
+  </w:style>
+  <w:style w:type="paragraph" w:customStyle="1" w:styleId="13">
+    <w:name w:val="Подзаг1"/>
+    <w:basedOn w:val="a"/>
+    <w:next w:val="a"/>
+    <w:link w:val="14"/>
+    <w:qFormat/>
+    <w:rsid w:val="004733DC"/>
+    <w:pPr>
+      <w:outlineLvl w:val="1"/>
+    </w:pPr>
+    <w:rPr>
+      <w:b/>
+    </w:rPr>
+  </w:style>
+  <w:style w:type="character" w:customStyle="1" w:styleId="12">
+    <w:name w:val="Заг1 Знак"/>
+    <w:basedOn w:val="a0"/>
+    <w:link w:val="11"/>
+    <w:rsid w:val="00585846"/>
+    <w:rPr>
+      <w:rFonts w:ascii="Times New Roman" w:eastAsiaTheme="majorEastAsia" w:hAnsi="Times New Roman" w:cstheme="majorBidi"/>
+      <w:b/>
+      <w:color w:val="000000" w:themeColor="text1"/>
+      <w:sz w:val="28"/>
+      <w:szCs w:val="32"/>
+    </w:rPr>
+  </w:style>
+  <w:style w:type="paragraph" w:styleId="15">
+    <w:name w:val="toc 1"/>
+    <w:basedOn w:val="a"/>
+    <w:next w:val="a"/>
+    <w:autoRedefine/>
+    <w:uiPriority w:val="39"/>
+    <w:unhideWhenUsed/>
+    <w:rsid w:val="00585846"/>
+    <w:pPr>
+      <w:tabs>
+        <w:tab w:val="right" w:leader="dot" w:pos="9628"/>
+      </w:tabs>
+      <w:spacing w:after="100"/>
+      <w:ind w:firstLine="0"/>
+      <w:jc w:val="left"/>
+    </w:pPr>
+  </w:style>
+  <w:style w:type="character" w:customStyle="1" w:styleId="14">
+    <w:name w:val="Подзаг1 Знак"/>
+    <w:basedOn w:val="a0"/>
+    <w:link w:val="13"/>
+    <w:rsid w:val="004733DC"/>
+    <w:rPr>
+      <w:rFonts w:ascii="Times New Roman" w:hAnsi="Times New Roman" w:cs="Times New Roman"/>
+      <w:b/>
+      <w:sz w:val="28"/>
+      <w:szCs w:val="28"/>
+    </w:rPr>
+  </w:style>
+  <w:style w:type="paragraph" w:styleId="23">
+    <w:name w:val="toc 2"/>
+    <w:basedOn w:val="a"/>
+    <w:next w:val="a"/>
+    <w:autoRedefine/>
+    <w:uiPriority w:val="39"/>
+    <w:unhideWhenUsed/>
+    <w:rsid w:val="00585846"/>
+    <w:pPr>
+      <w:tabs>
+        <w:tab w:val="right" w:leader="dot" w:pos="9628"/>
+      </w:tabs>
+      <w:spacing w:after="100"/>
+      <w:jc w:val="left"/>
+    </w:pPr>
+  </w:style>
+  <w:style w:type="character" w:styleId="af5">
+    <w:name w:val="Hyperlink"/>
+    <w:basedOn w:val="a0"/>
+    <w:uiPriority w:val="99"/>
+    <w:unhideWhenUsed/>
+    <w:rsid w:val="00DC171B"/>
+    <w:rPr>
+      <w:color w:val="0563C1" w:themeColor="hyperlink"/>
+      <w:u w:val="single"/>
+    </w:rPr>
+  </w:style>
+  <w:style w:type="paragraph" w:styleId="af6">
+    <w:name w:val="header"/>
+    <w:basedOn w:val="a"/>
+    <w:link w:val="af7"/>
+    <w:uiPriority w:val="99"/>
+    <w:unhideWhenUsed/>
+    <w:rsid w:val="00140328"/>
+    <w:pPr>
+      <w:tabs>
+        <w:tab w:val="center" w:pos="4677"/>
+        <w:tab w:val="right" w:pos="9355"/>
+      </w:tabs>
+      <w:spacing w:line="240" w:lineRule="auto"/>
+    </w:pPr>
+  </w:style>
+  <w:style w:type="character" w:customStyle="1" w:styleId="af7">
+    <w:name w:val="Верхний колонтитул Знак"/>
+    <w:basedOn w:val="a0"/>
+    <w:link w:val="af6"/>
+    <w:uiPriority w:val="99"/>
+    <w:rsid w:val="00140328"/>
+    <w:rPr>
+      <w:rFonts w:ascii="Times New Roman" w:hAnsi="Times New Roman" w:cs="Times New Roman"/>
+      <w:sz w:val="28"/>
+      <w:szCs w:val="28"/>
+    </w:rPr>
+  </w:style>
+  <w:style w:type="paragraph" w:styleId="af8">
+    <w:name w:val="footer"/>
+    <w:basedOn w:val="a"/>
+    <w:link w:val="af9"/>
+    <w:uiPriority w:val="99"/>
+    <w:unhideWhenUsed/>
+    <w:rsid w:val="00140328"/>
+    <w:pPr>
+      <w:tabs>
+        <w:tab w:val="center" w:pos="4677"/>
+        <w:tab w:val="right" w:pos="9355"/>
+      </w:tabs>
+      <w:spacing w:line="240" w:lineRule="auto"/>
+    </w:pPr>
+  </w:style>
+  <w:style w:type="character" w:customStyle="1" w:styleId="af9">
+    <w:name w:val="Нижний колонтитул Знак"/>
+    <w:basedOn w:val="a0"/>
+    <w:link w:val="af8"/>
+    <w:uiPriority w:val="99"/>
+    <w:rsid w:val="00140328"/>
+    <w:rPr>
+      <w:rFonts w:ascii="Times New Roman" w:hAnsi="Times New Roman" w:cs="Times New Roman"/>
+      <w:sz w:val="28"/>
+      <w:szCs w:val="28"/>
+    </w:rPr>
+  </w:style>
+  <w:style w:type="paragraph" w:customStyle="1" w:styleId="afa">
+    <w:name w:val="Рисунок"/>
+    <w:basedOn w:val="a"/>
+    <w:link w:val="afb"/>
+    <w:qFormat/>
+    <w:rsid w:val="00BC7457"/>
+    <w:pPr>
+      <w:keepNext/>
+      <w:keepLines/>
+      <w:ind w:firstLine="0"/>
+      <w:jc w:val="center"/>
+    </w:pPr>
+    <w:rPr>
+      <w:noProof/>
+    </w:rPr>
+  </w:style>
+  <w:style w:type="character" w:customStyle="1" w:styleId="afb">
+    <w:name w:val="Рисунок Знак"/>
+    <w:basedOn w:val="a0"/>
+    <w:link w:val="afa"/>
+    <w:rsid w:val="00BC7457"/>
+    <w:rPr>
+      <w:rFonts w:ascii="Times New Roman" w:hAnsi="Times New Roman" w:cs="Times New Roman"/>
+      <w:noProof/>
+      <w:sz w:val="28"/>
+      <w:szCs w:val="28"/>
+    </w:rPr>
+  </w:style>
+  <w:style w:type="paragraph" w:styleId="afc">
+    <w:name w:val="List Paragraph"/>
+    <w:basedOn w:val="a"/>
+    <w:uiPriority w:val="34"/>
+    <w:qFormat/>
+    <w:rsid w:val="00633F66"/>
+    <w:pPr>
+      <w:ind w:left="720"/>
+      <w:contextualSpacing/>
+    </w:pPr>
+  </w:style>
+  <w:style w:type="character" w:customStyle="1" w:styleId="UnresolvedMention">
+    <w:name w:val="Unresolved Mention"/>
+    <w:basedOn w:val="a0"/>
+    <w:uiPriority w:val="99"/>
+    <w:semiHidden/>
+    <w:unhideWhenUsed/>
+    <w:rsid w:val="0069596D"/>
+    <w:rPr>
+      <w:color w:val="605E5C"/>
+      <w:shd w:val="clear" w:color="auto" w:fill="E1DFDD"/>
+    </w:rPr>
+  </w:style>
+  <w:style w:type="paragraph" w:customStyle="1" w:styleId="24">
+    <w:name w:val="Подзаг 2"/>
+    <w:basedOn w:val="a"/>
+    <w:next w:val="a"/>
+    <w:link w:val="25"/>
+    <w:qFormat/>
+    <w:rsid w:val="00F92AF7"/>
+    <w:rPr>
+      <w:b/>
+    </w:rPr>
+  </w:style>
+  <w:style w:type="character" w:customStyle="1" w:styleId="25">
+    <w:name w:val="Подзаг 2 Знак"/>
+    <w:basedOn w:val="a0"/>
+    <w:link w:val="24"/>
+    <w:rsid w:val="00F92AF7"/>
+    <w:rPr>
+      <w:rFonts w:ascii="Times New Roman" w:hAnsi="Times New Roman" w:cs="Times New Roman"/>
+      <w:b/>
+      <w:sz w:val="28"/>
+      <w:szCs w:val="28"/>
+    </w:rPr>
+  </w:style>
+  <w:style w:type="paragraph" w:styleId="31">
+    <w:name w:val="toc 3"/>
+    <w:basedOn w:val="a"/>
+    <w:next w:val="a"/>
+    <w:autoRedefine/>
+    <w:uiPriority w:val="39"/>
+    <w:unhideWhenUsed/>
+    <w:rsid w:val="00585846"/>
+    <w:pPr>
+      <w:spacing w:after="100"/>
+      <w:ind w:left="560"/>
+    </w:pPr>
   </w:style>
 </w:styles>
 </file>
@@ -4771,7 +6601,7 @@
   <a:extraClrSchemeLst/>
   <a:extLst>
     <a:ext uri="{05A4C25C-085E-4340-85A3-A5531E510DB2}">
-      <thm15:themeFamily xmlns:thm15="http://schemas.microsoft.com/office/thememl/2012/main" name="Office Theme" id="{62F939B6-93AF-4DB8-9C6B-D6C7DFDC589F}" vid="{4A3C46E8-61CC-4603-A589-7422A47A8E4A}"/>
+      <thm15:themeFamily xmlns:thm15="http://schemas.microsoft.com/office/thememl/2012/main" xmlns="" name="Office Theme" id="{62F939B6-93AF-4DB8-9C6B-D6C7DFDC589F}" vid="{4A3C46E8-61CC-4603-A589-7422A47A8E4A}"/>
     </a:ext>
   </a:extLst>
 </a:theme>
@@ -4782,7 +6612,7 @@
 </file>
 
 <file path=customXml/itemProps1.xml><?xml version="1.0" encoding="utf-8"?>
-<ds:datastoreItem xmlns:ds="http://schemas.openxmlformats.org/officeDocument/2006/customXml" ds:itemID="{29CC8C0F-3005-4E8E-A7ED-CF37A7682FFD}">
+<ds:datastoreItem xmlns:ds="http://schemas.openxmlformats.org/officeDocument/2006/customXml" ds:itemID="{34C6F69D-D920-47DD-BA2C-70511ADC430D}">
   <ds:schemaRefs>
     <ds:schemaRef ds:uri="http://schemas.openxmlformats.org/officeDocument/2006/bibliography"/>
   </ds:schemaRefs>

--- a/000.exe.docx
+++ b/000.exe.docx
@@ -1,9 +1,15 @@
 
 <file path=word/document.xml><?xml version="1.0" encoding="utf-8"?>
-<w:document xmlns:wpc="http://schemas.microsoft.com/office/word/2010/wordprocessingCanvas" xmlns:mc="http://schemas.openxmlformats.org/markup-compatibility/2006" xmlns:o="urn:schemas-microsoft-com:office:office" xmlns:r="http://schemas.openxmlformats.org/officeDocument/2006/relationships" xmlns:m="http://schemas.openxmlformats.org/officeDocument/2006/math" xmlns:v="urn:schemas-microsoft-com:vml" xmlns:wp14="http://schemas.microsoft.com/office/word/2010/wordprocessingDrawing" xmlns:wp="http://schemas.openxmlformats.org/drawingml/2006/wordprocessingDrawing" xmlns:w10="urn:schemas-microsoft-com:office:word" xmlns:w="http://schemas.openxmlformats.org/wordprocessingml/2006/main" xmlns:w14="http://schemas.microsoft.com/office/word/2010/wordml" xmlns:wpg="http://schemas.microsoft.com/office/word/2010/wordprocessingGroup" xmlns:wpi="http://schemas.microsoft.com/office/word/2010/wordprocessingInk" xmlns:wne="http://schemas.microsoft.com/office/word/2006/wordml" xmlns:wps="http://schemas.microsoft.com/office/word/2010/wordprocessingShape" mc:Ignorable="w14 wp14">
+<w:document xmlns:wpc="http://schemas.microsoft.com/office/word/2010/wordprocessingCanvas" xmlns:cx="http://schemas.microsoft.com/office/drawing/2014/chartex" xmlns:cx1="http://schemas.microsoft.com/office/drawing/2015/9/8/chartex" xmlns:cx2="http://schemas.microsoft.com/office/drawing/2015/10/21/chartex" xmlns:cx3="http://schemas.microsoft.com/office/drawing/2016/5/9/chartex" xmlns:cx4="http://schemas.microsoft.com/office/drawing/2016/5/10/chartex" xmlns:cx5="http://schemas.microsoft.com/office/drawing/2016/5/11/chartex" xmlns:cx6="http://schemas.microsoft.com/office/drawing/2016/5/12/chartex" xmlns:cx7="http://schemas.microsoft.com/office/drawing/2016/5/13/chartex" xmlns:cx8="http://schemas.microsoft.com/office/drawing/2016/5/14/chartex" xmlns:mc="http://schemas.openxmlformats.org/markup-compatibility/2006" xmlns:aink="http://schemas.microsoft.com/office/drawing/2016/ink" xmlns:am3d="http://schemas.microsoft.com/office/drawing/2017/model3d" xmlns:o="urn:schemas-microsoft-com:office:office" xmlns:r="http://schemas.openxmlformats.org/officeDocument/2006/relationships" xmlns:m="http://schemas.openxmlformats.org/officeDocument/2006/math" xmlns:v="urn:schemas-microsoft-com:vml" xmlns:wp14="http://schemas.microsoft.com/office/word/2010/wordprocessingDrawing" xmlns:wp="http://schemas.openxmlformats.org/drawingml/2006/wordprocessingDrawing" xmlns:w10="urn:schemas-microsoft-com:office:word" xmlns:w="http://schemas.openxmlformats.org/wordprocessingml/2006/main" xmlns:w14="http://schemas.microsoft.com/office/word/2010/wordml" xmlns:w15="http://schemas.microsoft.com/office/word/2012/wordml" xmlns:w16cid="http://schemas.microsoft.com/office/word/2016/wordml/cid" xmlns:w16se="http://schemas.microsoft.com/office/word/2015/wordml/symex" xmlns:wpg="http://schemas.microsoft.com/office/word/2010/wordprocessingGroup" xmlns:wpi="http://schemas.microsoft.com/office/word/2010/wordprocessingInk" xmlns:wne="http://schemas.microsoft.com/office/word/2006/wordml" xmlns:wps="http://schemas.microsoft.com/office/word/2010/wordprocessingShape" mc:Ignorable="w14 w15 w16se w16cid wp14">
   <w:body>
     <w:sdt>
       <w:sdtPr>
+        <w:rPr>
+          <w:rFonts w:ascii="Times New Roman" w:eastAsiaTheme="minorEastAsia" w:hAnsi="Times New Roman" w:cs="Times New Roman"/>
+          <w:color w:val="auto"/>
+          <w:sz w:val="28"/>
+          <w:szCs w:val="28"/>
+        </w:rPr>
         <w:id w:val="-13226710"/>
         <w:docPartObj>
           <w:docPartGallery w:val="Table of Contents"/>
@@ -12,12 +18,8 @@
       </w:sdtPr>
       <w:sdtEndPr>
         <w:rPr>
-          <w:rFonts w:ascii="Times New Roman" w:eastAsiaTheme="minorEastAsia" w:hAnsi="Times New Roman" w:cs="Times New Roman"/>
           <w:b/>
           <w:bCs/>
-          <w:color w:val="auto"/>
-          <w:sz w:val="28"/>
-          <w:szCs w:val="28"/>
         </w:rPr>
       </w:sdtEndPr>
       <w:sdtContent>
@@ -50,7 +52,7 @@
           <w:r>
             <w:fldChar w:fldCharType="separate"/>
           </w:r>
-          <w:hyperlink w:anchor="_Toc227941771" w:history="1">
+          <w:hyperlink w:anchor="_Toc228359147" w:history="1">
             <w:r>
               <w:rPr>
                 <w:rStyle w:val="af5"/>
@@ -77,7 +79,7 @@
                 <w:noProof/>
                 <w:webHidden/>
               </w:rPr>
-              <w:instrText xml:space="preserve"> PAGEREF _Toc227941771 \h </w:instrText>
+              <w:instrText xml:space="preserve"> PAGEREF _Toc228359147 \h </w:instrText>
             </w:r>
             <w:r>
               <w:rPr>
@@ -119,7 +121,7 @@
               <w:lang w:eastAsia="ru-RU"/>
             </w:rPr>
           </w:pPr>
-          <w:hyperlink w:anchor="_Toc227941772" w:history="1">
+          <w:hyperlink w:anchor="_Toc228359148" w:history="1">
             <w:r>
               <w:rPr>
                 <w:rStyle w:val="af5"/>
@@ -146,7 +148,7 @@
                 <w:noProof/>
                 <w:webHidden/>
               </w:rPr>
-              <w:instrText xml:space="preserve"> PAGEREF _Toc227941772 \h </w:instrText>
+              <w:instrText xml:space="preserve"> PAGEREF _Toc228359148 \h </w:instrText>
             </w:r>
             <w:r>
               <w:rPr>
@@ -191,7 +193,7 @@
               <w:lang w:eastAsia="ru-RU"/>
             </w:rPr>
           </w:pPr>
-          <w:hyperlink w:anchor="_Toc227941773" w:history="1">
+          <w:hyperlink w:anchor="_Toc228359149" w:history="1">
             <w:r>
               <w:rPr>
                 <w:rStyle w:val="af5"/>
@@ -235,7 +237,7 @@
                 <w:noProof/>
                 <w:webHidden/>
               </w:rPr>
-              <w:instrText xml:space="preserve"> PAGEREF _Toc227941773 \h </w:instrText>
+              <w:instrText xml:space="preserve"> PAGEREF _Toc228359149 \h </w:instrText>
             </w:r>
             <w:r>
               <w:rPr>
@@ -277,7 +279,7 @@
               <w:lang w:eastAsia="ru-RU"/>
             </w:rPr>
           </w:pPr>
-          <w:hyperlink w:anchor="_Toc227941774" w:history="1">
+          <w:hyperlink w:anchor="_Toc228359150" w:history="1">
             <w:r>
               <w:rPr>
                 <w:rStyle w:val="af5"/>
@@ -349,7 +351,7 @@
                 <w:noProof/>
                 <w:webHidden/>
               </w:rPr>
-              <w:instrText xml:space="preserve"> PAGEREF _Toc227941774 \h </w:instrText>
+              <w:instrText xml:space="preserve"> PAGEREF _Toc228359150 \h </w:instrText>
             </w:r>
             <w:r>
               <w:rPr>
@@ -394,7 +396,7 @@
               <w:lang w:eastAsia="ru-RU"/>
             </w:rPr>
           </w:pPr>
-          <w:hyperlink w:anchor="_Toc227941775" w:history="1">
+          <w:hyperlink w:anchor="_Toc228359151" w:history="1">
             <w:r>
               <w:rPr>
                 <w:rStyle w:val="af5"/>
@@ -421,7 +423,7 @@
                 <w:noProof/>
                 <w:webHidden/>
               </w:rPr>
-              <w:instrText xml:space="preserve"> PAGEREF _Toc227941775 \h </w:instrText>
+              <w:instrText xml:space="preserve"> PAGEREF _Toc228359151 \h </w:instrText>
             </w:r>
             <w:r>
               <w:rPr>
@@ -463,7 +465,7 @@
               <w:lang w:eastAsia="ru-RU"/>
             </w:rPr>
           </w:pPr>
-          <w:hyperlink w:anchor="_Toc227941776" w:history="1">
+          <w:hyperlink w:anchor="_Toc228359152" w:history="1">
             <w:r>
               <w:rPr>
                 <w:rStyle w:val="af5"/>
@@ -528,7 +530,7 @@
                 <w:noProof/>
                 <w:webHidden/>
               </w:rPr>
-              <w:instrText xml:space="preserve"> PAGEREF _Toc227941776 \h </w:instrText>
+              <w:instrText xml:space="preserve"> PAGEREF _Toc228359152 \h </w:instrText>
             </w:r>
             <w:r>
               <w:rPr>
@@ -570,7 +572,7 @@
               <w:lang w:eastAsia="ru-RU"/>
             </w:rPr>
           </w:pPr>
-          <w:hyperlink w:anchor="_Toc227941777" w:history="1">
+          <w:hyperlink w:anchor="_Toc228359153" w:history="1">
             <w:r>
               <w:rPr>
                 <w:rStyle w:val="af5"/>
@@ -635,7 +637,7 @@
                 <w:noProof/>
                 <w:webHidden/>
               </w:rPr>
-              <w:instrText xml:space="preserve"> PAGEREF _Toc227941777 \h </w:instrText>
+              <w:instrText xml:space="preserve"> PAGEREF _Toc228359153 \h </w:instrText>
             </w:r>
             <w:r>
               <w:rPr>
@@ -677,7 +679,7 @@
               <w:lang w:eastAsia="ru-RU"/>
             </w:rPr>
           </w:pPr>
-          <w:hyperlink w:anchor="_Toc227941778" w:history="1">
+          <w:hyperlink w:anchor="_Toc228359154" w:history="1">
             <w:r>
               <w:rPr>
                 <w:rStyle w:val="af5"/>
@@ -704,7 +706,7 @@
                 <w:noProof/>
                 <w:webHidden/>
               </w:rPr>
-              <w:instrText xml:space="preserve"> PAGEREF _Toc227941778 \h </w:instrText>
+              <w:instrText xml:space="preserve"> PAGEREF _Toc228359154 \h </w:instrText>
             </w:r>
             <w:r>
               <w:rPr>
@@ -749,7 +751,7 @@
               <w:lang w:eastAsia="ru-RU"/>
             </w:rPr>
           </w:pPr>
-          <w:hyperlink w:anchor="_Toc227941779" w:history="1">
+          <w:hyperlink w:anchor="_Toc228359155" w:history="1">
             <w:r>
               <w:rPr>
                 <w:rStyle w:val="af5"/>
@@ -793,7 +795,7 @@
                 <w:noProof/>
                 <w:webHidden/>
               </w:rPr>
-              <w:instrText xml:space="preserve"> PAGEREF _Toc227941779 \h </w:instrText>
+              <w:instrText xml:space="preserve"> PAGEREF _Toc228359155 \h </w:instrText>
             </w:r>
             <w:r>
               <w:rPr>
@@ -838,7 +840,7 @@
               <w:lang w:eastAsia="ru-RU"/>
             </w:rPr>
           </w:pPr>
-          <w:hyperlink w:anchor="_Toc227941780" w:history="1">
+          <w:hyperlink w:anchor="_Toc228359156" w:history="1">
             <w:r>
               <w:rPr>
                 <w:rStyle w:val="af5"/>
@@ -882,7 +884,7 @@
                 <w:noProof/>
                 <w:webHidden/>
               </w:rPr>
-              <w:instrText xml:space="preserve"> PAGEREF _Toc227941780 \h </w:instrText>
+              <w:instrText xml:space="preserve"> PAGEREF _Toc228359156 \h </w:instrText>
             </w:r>
             <w:r>
               <w:rPr>
@@ -924,7 +926,7 @@
               <w:lang w:eastAsia="ru-RU"/>
             </w:rPr>
           </w:pPr>
-          <w:hyperlink w:anchor="_Toc227941781" w:history="1">
+          <w:hyperlink w:anchor="_Toc228359157" w:history="1">
             <w:r>
               <w:rPr>
                 <w:rStyle w:val="af5"/>
@@ -951,7 +953,7 @@
                 <w:noProof/>
                 <w:webHidden/>
               </w:rPr>
-              <w:instrText xml:space="preserve"> PAGEREF _Toc227941781 \h </w:instrText>
+              <w:instrText xml:space="preserve"> PAGEREF _Toc228359157 \h </w:instrText>
             </w:r>
             <w:r>
               <w:rPr>
@@ -993,7 +995,7 @@
               <w:lang w:eastAsia="ru-RU"/>
             </w:rPr>
           </w:pPr>
-          <w:hyperlink w:anchor="_Toc227941782" w:history="1">
+          <w:hyperlink w:anchor="_Toc228359158" w:history="1">
             <w:r>
               <w:rPr>
                 <w:rStyle w:val="af5"/>
@@ -1020,7 +1022,7 @@
                 <w:noProof/>
                 <w:webHidden/>
               </w:rPr>
-              <w:instrText xml:space="preserve"> PAGEREF _Toc227941782 \h </w:instrText>
+              <w:instrText xml:space="preserve"> PAGEREF _Toc228359158 \h </w:instrText>
             </w:r>
             <w:r>
               <w:rPr>
@@ -1074,7 +1076,7 @@
           <w:b/>
         </w:rPr>
         <w:sectPr>
-          <w:footerReference w:type="default" r:id="rId9"/>
+          <w:footerReference w:type="default" r:id="rId8"/>
           <w:pgSz w:w="11906" w:h="16838"/>
           <w:pgMar w:top="1134" w:right="567" w:bottom="1134" w:left="1701" w:header="709" w:footer="709" w:gutter="0"/>
           <w:cols w:space="708"/>
@@ -1082,8 +1084,6 @@
           <w:docGrid w:linePitch="381"/>
         </w:sectPr>
       </w:pPr>
-      <w:bookmarkStart w:id="0" w:name="_GoBack"/>
-      <w:bookmarkEnd w:id="0"/>
     </w:p>
     <w:p>
       <w:pPr>
@@ -1117,15 +1117,7 @@
         <w:ind w:firstLine="708"/>
       </w:pPr>
       <w:r>
-        <w:t>Поля (</w:t>
-      </w:r>
-      <w:proofErr w:type="gramStart"/>
-      <w:r>
-        <w:t>мм</w:t>
-      </w:r>
-      <w:proofErr w:type="gramEnd"/>
-      <w:r>
-        <w:t>)</w:t>
+        <w:t>Поля (мм)</w:t>
       </w:r>
       <w:r>
         <w:t xml:space="preserve"> л</w:t>
@@ -1150,209 +1142,207 @@
         <w:pStyle w:val="11"/>
         <w:jc w:val="center"/>
       </w:pPr>
-      <w:bookmarkStart w:id="1" w:name="_Toc227941771"/>
-      <w:r>
+      <w:bookmarkStart w:id="0" w:name="_Toc228359147"/>
+      <w:r>
+        <w:lastRenderedPageBreak/>
         <w:t>В</w:t>
       </w:r>
       <w:r>
         <w:t>ВЕДЕНИЕ</w:t>
       </w:r>
+      <w:bookmarkEnd w:id="0"/>
+    </w:p>
+    <w:p>
+      <w:r>
+        <w:t>В настоящее время</w:t>
+      </w:r>
+      <w:r>
+        <w:t xml:space="preserve"> существует противоречие между желанием получить бесплатный доступ к программному обеспечению и высокими рисками, которыми подвергается личная информация или компьютерная техника.</w:t>
+      </w:r>
+      <w:r>
+        <w:t xml:space="preserve"> </w:t>
+      </w:r>
+      <w:r>
+        <w:t xml:space="preserve">В </w:t>
+      </w:r>
+      <w:r>
+        <w:t>условиях ухода крупных иностранных компаний с российского рынка и роста стоимости лицензионных продуктов, пользователи интернета, параллельно стремясь к экономии своих средств</w:t>
+      </w:r>
+      <w:r>
+        <w:t>,</w:t>
+      </w:r>
+      <w:r>
+        <w:t xml:space="preserve"> все чаще обращаются к нелицензионному программному обеспечению</w:t>
+      </w:r>
+      <w:r>
+        <w:t>,</w:t>
+      </w:r>
+      <w:r>
+        <w:t xml:space="preserve"> </w:t>
+      </w:r>
+      <w:r>
+        <w:t>не осознавая последстви</w:t>
+      </w:r>
+      <w:r>
+        <w:t>й</w:t>
+      </w:r>
+      <w:r>
+        <w:t xml:space="preserve"> своих действий. Пиратское программное обеспечение является вектором для распространения троянов, программ-вымогателей, скрытых </w:t>
+      </w:r>
+      <w:proofErr w:type="spellStart"/>
+      <w:r>
+        <w:t>майнеров</w:t>
+      </w:r>
+      <w:proofErr w:type="spellEnd"/>
+      <w:r>
+        <w:t xml:space="preserve"> и других инструментов для кражи личных данных. Актуальность исследования обусловлена ростом числа случаев использования нелицензионных программ, а также повышением уровня сложности защиты программных продуктов. </w:t>
+      </w:r>
+    </w:p>
+    <w:p>
+      <w:r>
+        <w:t xml:space="preserve">Объект исследования </w:t>
+      </w:r>
+      <w:r>
+        <w:t>–</w:t>
+      </w:r>
+      <w:r>
+        <w:t xml:space="preserve"> </w:t>
+      </w:r>
+      <w:r>
+        <w:t>пиратское программное обеспечение и методы его распространения.</w:t>
+      </w:r>
+    </w:p>
+    <w:p>
+      <w:r>
+        <w:t>Предмет исследования – механизмы внедрения вредоносного кода и риски информационной безопасности</w:t>
+      </w:r>
+      <w:r>
+        <w:t xml:space="preserve">; </w:t>
+      </w:r>
+      <w:r>
+        <w:t xml:space="preserve">влияние пиратского программного обеспечения на безопасность информационных систем, включая распространение вредоносных программ. </w:t>
+      </w:r>
+    </w:p>
+    <w:p>
+      <w:r>
+        <w:t xml:space="preserve">Цель работы – провести комплексный анализ безопасности пиратского программного обеспечения и механизмы его защиты, оценить угрозы, определить слабые места. </w:t>
+      </w:r>
+    </w:p>
+    <w:p>
+      <w:pPr>
+        <w:ind w:left="708" w:firstLine="1"/>
+      </w:pPr>
+      <w:r>
+        <w:t>Задачи</w:t>
+      </w:r>
+      <w:r>
+        <w:t>:</w:t>
+      </w:r>
+    </w:p>
+    <w:p>
+      <w:pPr>
+        <w:ind w:left="708" w:firstLine="1"/>
+      </w:pPr>
+      <w:r>
+        <w:t>1. Изучить правовые и технические аспекты защиты программных продуктов.</w:t>
+      </w:r>
+    </w:p>
+    <w:p>
+      <w:r>
+        <w:t xml:space="preserve">2. Изучить теоретические основы взлома программного обеспечения и механизмы обхода защиты </w:t>
+      </w:r>
+      <w:r>
+        <w:rPr>
+          <w:lang w:val="en-US"/>
+        </w:rPr>
+        <w:t>DRM</w:t>
+      </w:r>
+      <w:r>
+        <w:t xml:space="preserve"> и </w:t>
+      </w:r>
+      <w:r>
+        <w:rPr>
+          <w:lang w:val="en-US"/>
+        </w:rPr>
+        <w:t>Anti</w:t>
+      </w:r>
+      <w:r>
+        <w:t>-</w:t>
+      </w:r>
+      <w:r>
+        <w:rPr>
+          <w:lang w:val="en-US"/>
+        </w:rPr>
+        <w:t>Tamper</w:t>
+      </w:r>
+      <w:r>
+        <w:t xml:space="preserve">. </w:t>
+      </w:r>
+    </w:p>
+    <w:p>
+      <w:r>
+        <w:t xml:space="preserve">3. Провести практическое исследование вредоносного файла в изолированной программной среде на наличие вредоносного кода. </w:t>
+      </w:r>
+    </w:p>
+    <w:p>
+      <w:r>
+        <w:lastRenderedPageBreak/>
+        <w:t xml:space="preserve">4. Исследовать влияние региональных ограничений на доступность лицензионного программного обеспечения. </w:t>
+      </w:r>
+    </w:p>
+    <w:p>
+      <w:r>
+        <w:t>5</w:t>
+      </w:r>
+      <w:r>
+        <w:t xml:space="preserve">. </w:t>
+      </w:r>
+      <w:r>
+        <w:t>Классифицировать актуальные угрозы информационной безопасности, распространяемые через нелицензионные дистрибутивы ПО</w:t>
+      </w:r>
+      <w:r>
+        <w:t>.</w:t>
+      </w:r>
+    </w:p>
+    <w:p>
+      <w:r>
+        <w:t xml:space="preserve">6. </w:t>
+      </w:r>
+      <w:r>
+        <w:t>Исследовать технические методы скрытого внедрения вредоносного кода</w:t>
+      </w:r>
+      <w:r>
+        <w:t>.</w:t>
+      </w:r>
+    </w:p>
+    <w:p>
+      <w:r>
+        <w:t xml:space="preserve">Методы исследования – исследование научной литературы, нормативно-правовых документов, технических материалов по системам защиты программного обеспечения и способам их обхода, динамический анализ </w:t>
+      </w:r>
+      <w:r>
+        <w:t xml:space="preserve">в изолированной программной среде, анализ различных видов защиты и методов обходов. </w:t>
+      </w:r>
+    </w:p>
+    <w:p/>
+    <w:p>
+      <w:pPr>
+        <w:pStyle w:val="11"/>
+      </w:pPr>
+      <w:bookmarkStart w:id="1" w:name="_Toc228359148"/>
+      <w:r>
+        <w:lastRenderedPageBreak/>
+        <w:t xml:space="preserve">Глава </w:t>
+      </w:r>
+      <w:r>
+        <w:t>1</w:t>
+      </w:r>
+      <w:r>
+        <w:t xml:space="preserve">. </w:t>
+      </w:r>
+      <w:r>
+        <w:t>ТЕОРЕТИЧЕСКИЕ ОСНОВЫ БЕЗОПАСНОСТИ ПРОГРАММНОГО ОБЕСПЕЧЕНИЯ</w:t>
+      </w:r>
       <w:bookmarkEnd w:id="1"/>
-    </w:p>
-    <w:p>
-      <w:r>
-        <w:t>В настоящее время</w:t>
-      </w:r>
-      <w:r>
-        <w:t xml:space="preserve"> существует противоречие между желанием получить бесплатный доступ к программному обеспечению и высокими рисками, которыми подвергается личная информация или компьютерная техника.</w:t>
-      </w:r>
-      <w:r>
-        <w:t xml:space="preserve"> </w:t>
-      </w:r>
-      <w:r>
-        <w:t xml:space="preserve">В </w:t>
-      </w:r>
-      <w:r>
-        <w:t>условиях ухода крупных иностранных компаний с российского рынка и роста стоимости лицензионных продуктов, пользователи интернета, параллельно стремясь к экономии своих средств</w:t>
-      </w:r>
-      <w:r>
-        <w:t>,</w:t>
-      </w:r>
-      <w:r>
-        <w:t xml:space="preserve"> все чаще обращаются к нелицензионному программному обеспечению</w:t>
-      </w:r>
-      <w:r>
-        <w:t>,</w:t>
-      </w:r>
-      <w:r>
-        <w:t xml:space="preserve"> </w:t>
-      </w:r>
-      <w:r>
-        <w:t>не осознавая последстви</w:t>
-      </w:r>
-      <w:r>
-        <w:t>й</w:t>
-      </w:r>
-      <w:r>
-        <w:t xml:space="preserve"> своих действий. Пиратское программное обеспечение является вектором для распространения троянов, программ-вымогателей, скрытых </w:t>
-      </w:r>
-      <w:proofErr w:type="spellStart"/>
-      <w:r>
-        <w:t>майнеров</w:t>
-      </w:r>
-      <w:proofErr w:type="spellEnd"/>
-      <w:r>
-        <w:t xml:space="preserve"> и других инструментов для кражи личных данных. Актуальность исследования обусловлена ростом числа случаев использования нелицензионных программ, а также повышением уровня сложности защиты программных продуктов. </w:t>
-      </w:r>
-    </w:p>
-    <w:p>
-      <w:r>
-        <w:t xml:space="preserve">Объект исследования </w:t>
-      </w:r>
-      <w:r>
-        <w:t>–</w:t>
-      </w:r>
-      <w:r>
-        <w:t xml:space="preserve"> </w:t>
-      </w:r>
-      <w:r>
-        <w:t>пиратское программное обеспечение и методы его распространения.</w:t>
-      </w:r>
-    </w:p>
-    <w:p>
-      <w:r>
-        <w:t>Предмет исследования – механизмы внедрения вредоносного кода и риски информационной безопасности</w:t>
-      </w:r>
-      <w:r>
-        <w:t xml:space="preserve">; </w:t>
-      </w:r>
-      <w:r>
-        <w:t xml:space="preserve">влияние пиратского программного обеспечения на безопасность информационных систем, включая распространение вредоносных программ. </w:t>
-      </w:r>
-    </w:p>
-    <w:p>
-      <w:r>
-        <w:t xml:space="preserve">Цель работы – провести комплексный анализ безопасности пиратского программного обеспечения и механизмы его защиты, оценить угрозы, определить слабые места. </w:t>
-      </w:r>
-    </w:p>
-    <w:p>
-      <w:pPr>
-        <w:ind w:left="708" w:firstLine="1"/>
-      </w:pPr>
-      <w:r>
-        <w:t>Задачи</w:t>
-      </w:r>
-      <w:r>
-        <w:t>:</w:t>
-      </w:r>
-    </w:p>
-    <w:p>
-      <w:pPr>
-        <w:ind w:left="708" w:firstLine="1"/>
-      </w:pPr>
-      <w:r>
-        <w:t>1. Изучить правовые и технические аспекты защиты программных продуктов.</w:t>
-      </w:r>
-    </w:p>
-    <w:p>
-      <w:r>
-        <w:t xml:space="preserve">2. Изучить теоретические основы взлома программного обеспечения и механизмы обхода защиты </w:t>
-      </w:r>
-      <w:r>
-        <w:rPr>
-          <w:lang w:val="en-US"/>
-        </w:rPr>
-        <w:t>DRM</w:t>
-      </w:r>
-      <w:r>
-        <w:t xml:space="preserve"> и </w:t>
-      </w:r>
-      <w:r>
-        <w:rPr>
-          <w:lang w:val="en-US"/>
-        </w:rPr>
-        <w:t>Anti</w:t>
-      </w:r>
-      <w:r>
-        <w:t>-</w:t>
-      </w:r>
-      <w:r>
-        <w:rPr>
-          <w:lang w:val="en-US"/>
-        </w:rPr>
-        <w:t>Tamper</w:t>
-      </w:r>
-      <w:r>
-        <w:t xml:space="preserve">. </w:t>
-      </w:r>
-    </w:p>
-    <w:p>
-      <w:r>
-        <w:t xml:space="preserve">3. Провести практическое исследование вредоносного файла в изолированной программной среде на наличие вредоносного кода. </w:t>
-      </w:r>
-    </w:p>
-    <w:p>
-      <w:r>
-        <w:t xml:space="preserve">4. Исследовать влияние региональных ограничений на доступность лицензионного программного обеспечения. </w:t>
-      </w:r>
-    </w:p>
-    <w:p>
-      <w:r>
-        <w:t>5</w:t>
-      </w:r>
-      <w:r>
-        <w:t xml:space="preserve">. </w:t>
-      </w:r>
-      <w:r>
-        <w:t xml:space="preserve">Классифицировать актуальные угрозы информационной безопасности, распространяемые через нелицензионные дистрибутивы </w:t>
-      </w:r>
-      <w:proofErr w:type="gramStart"/>
-      <w:r>
-        <w:t>ПО</w:t>
-      </w:r>
-      <w:proofErr w:type="gramEnd"/>
-      <w:r>
-        <w:t>.</w:t>
-      </w:r>
-    </w:p>
-    <w:p>
-      <w:r>
-        <w:t xml:space="preserve">6. </w:t>
-      </w:r>
-      <w:r>
-        <w:t>Исследовать технические методы скрытого внедрения вредоносного кода</w:t>
-      </w:r>
-      <w:r>
-        <w:t>.</w:t>
-      </w:r>
-    </w:p>
-    <w:p>
-      <w:r>
-        <w:t xml:space="preserve">Методы исследования – исследование научной литературы, нормативно-правовых документов, технических материалов по системам защиты программного обеспечения и способам их обхода, динамический анализ </w:t>
-      </w:r>
-      <w:r>
-        <w:t xml:space="preserve">в изолированной программной среде, анализ различных видов защиты и методов обходов. </w:t>
-      </w:r>
-    </w:p>
-    <w:p/>
-    <w:p>
-      <w:pPr>
-        <w:pStyle w:val="11"/>
-      </w:pPr>
-      <w:bookmarkStart w:id="2" w:name="_Toc227941772"/>
-      <w:r>
-        <w:t xml:space="preserve">Глава </w:t>
-      </w:r>
-      <w:r>
-        <w:t>1</w:t>
-      </w:r>
-      <w:r>
-        <w:t xml:space="preserve">. </w:t>
-      </w:r>
-      <w:r>
-        <w:t>ТЕОРЕТИЧЕСКИЕ ОСНОВЫ БЕЗОПАСНОСТИ ПРОГРАММНОГО ОБЕСПЕЧЕНИЯ</w:t>
-      </w:r>
-      <w:bookmarkEnd w:id="2"/>
       <w:r>
         <w:t xml:space="preserve"> </w:t>
       </w:r>
@@ -1365,7 +1355,7 @@
           <w:numId w:val="1"/>
         </w:numPr>
       </w:pPr>
-      <w:bookmarkStart w:id="3" w:name="_Toc227941773"/>
+      <w:bookmarkStart w:id="2" w:name="_Toc228359149"/>
       <w:r>
         <w:t xml:space="preserve">Понятие </w:t>
       </w:r>
@@ -1378,7 +1368,7 @@
       <w:r>
         <w:t xml:space="preserve"> пиратского программного обеспечения.</w:t>
       </w:r>
-      <w:bookmarkEnd w:id="3"/>
+      <w:bookmarkEnd w:id="2"/>
       <w:r>
         <w:t xml:space="preserve"> </w:t>
       </w:r>
@@ -1528,7 +1518,7 @@
       <w:pPr>
         <w:pStyle w:val="13"/>
       </w:pPr>
-      <w:bookmarkStart w:id="4" w:name="_Toc227941774"/>
+      <w:bookmarkStart w:id="3" w:name="_Toc228359150"/>
       <w:r>
         <w:t xml:space="preserve">1.2 Защита </w:t>
       </w:r>
@@ -1570,7 +1560,7 @@
       <w:r>
         <w:t>anagement</w:t>
       </w:r>
-      <w:bookmarkEnd w:id="4"/>
+      <w:bookmarkEnd w:id="3"/>
       <w:proofErr w:type="spellEnd"/>
     </w:p>
     <w:p>
@@ -1635,15 +1625,11 @@
         <w:t xml:space="preserve"> </w:t>
       </w:r>
       <w:r>
-        <w:t xml:space="preserve">– привязать копию программного обеспечения к конкретному пользователю или оборудованию, тем </w:t>
-      </w:r>
-      <w:proofErr w:type="gramStart"/>
-      <w:r>
-        <w:t>самым</w:t>
-      </w:r>
-      <w:proofErr w:type="gramEnd"/>
-      <w:r>
-        <w:t xml:space="preserve"> исключая возможность несанкционированного копирования. Существует несколько методов, с помощью которых </w:t>
+        <w:t xml:space="preserve">– привязать копию программного обеспечения к конкретному пользователю или оборудованию, тем самым исключая возможность несанкционированного копирования. Существует несколько </w:t>
+      </w:r>
+      <w:r>
+        <w:lastRenderedPageBreak/>
+        <w:t xml:space="preserve">методов, с помощью которых </w:t>
       </w:r>
       <w:r>
         <w:rPr>
@@ -1655,15 +1641,7 @@
         <w:t xml:space="preserve"> </w:t>
       </w:r>
       <w:r>
-        <w:t xml:space="preserve">обеспечивает наиболее высокую эффективность для защиты </w:t>
-      </w:r>
-      <w:proofErr w:type="gramStart"/>
-      <w:r>
-        <w:t>цифрового</w:t>
-      </w:r>
-      <w:proofErr w:type="gramEnd"/>
-      <w:r>
-        <w:t xml:space="preserve"> контента</w:t>
+        <w:t>обеспечивает наиболее высокую эффективность для защиты цифрового контента</w:t>
       </w:r>
       <w:r>
         <w:t>:</w:t>
@@ -1719,15 +1697,15 @@
         </w:rPr>
       </w:pPr>
       <w:r>
-        <w:t xml:space="preserve">Несмотря на всю сложность </w:t>
+        <w:t xml:space="preserve">Несмотря на всю сложность системы, желающие получить доступ </w:t>
       </w:r>
       <w:proofErr w:type="gramStart"/>
       <w:r>
-        <w:t>системы, желающие получить доступ к программе бесплатно используют</w:t>
+        <w:t>к программе</w:t>
       </w:r>
       <w:proofErr w:type="gramEnd"/>
       <w:r>
-        <w:t xml:space="preserve"> различные техники, способы для обхода </w:t>
+        <w:t xml:space="preserve"> бесплатно используют различные техники, способы для обхода </w:t>
       </w:r>
       <w:r>
         <w:rPr>
@@ -1789,15 +1767,7 @@
         </w:numPr>
       </w:pPr>
       <w:r>
-        <w:t>Эмуляцию среды. Вместо того</w:t>
-      </w:r>
-      <w:proofErr w:type="gramStart"/>
-      <w:r>
-        <w:t>,</w:t>
-      </w:r>
-      <w:proofErr w:type="gramEnd"/>
-      <w:r>
-        <w:t xml:space="preserve"> чтобы взламывать исполняемый файл, создается некоторая поддельная библиотека, суть которой заключается в имитации ответов сервера защиты. Такой файл сообщает игре, что пользователь авторизован.</w:t>
+        <w:t>Эмуляцию среды. Вместо того, чтобы взламывать исполняемый файл, создается некоторая поддельная библиотека, суть которой заключается в имитации ответов сервера защиты. Такой файл сообщает игре, что пользователь авторизован.</w:t>
       </w:r>
     </w:p>
     <w:p>
@@ -1808,14 +1778,12 @@
           <w:numId w:val="6"/>
         </w:numPr>
       </w:pPr>
-      <w:proofErr w:type="spellStart"/>
       <w:r>
         <w:rPr>
           <w:lang w:val="en-US"/>
         </w:rPr>
         <w:t>Keygen</w:t>
       </w:r>
-      <w:proofErr w:type="spellEnd"/>
       <w:r>
         <w:t xml:space="preserve"> </w:t>
       </w:r>
@@ -1828,14 +1796,12 @@
       <w:r>
         <w:t xml:space="preserve">Взломщик для начала анализирует процесс создания валидных ключей. После чего он разрабатывает </w:t>
       </w:r>
-      <w:proofErr w:type="spellStart"/>
       <w:r>
         <w:rPr>
           <w:lang w:val="en-US"/>
         </w:rPr>
         <w:t>Keygen</w:t>
       </w:r>
-      <w:proofErr w:type="spellEnd"/>
       <w:r>
         <w:t xml:space="preserve"> -</w:t>
       </w:r>
@@ -1846,20 +1812,19 @@
         <w:t xml:space="preserve"> </w:t>
       </w:r>
       <w:r>
-        <w:t xml:space="preserve">для создания особых уникальных лицензионных ключей. </w:t>
-      </w:r>
-      <w:proofErr w:type="gramStart"/>
-      <w:r>
-        <w:t xml:space="preserve">Система принимает их за подлинные и позволяют пользователю получить доступ к используемым функциям точно так же, как если бы лицензия была приобретена легально. </w:t>
-      </w:r>
-      <w:proofErr w:type="gramEnd"/>
+        <w:t xml:space="preserve">для создания особых </w:t>
+      </w:r>
+      <w:r>
+        <w:lastRenderedPageBreak/>
+        <w:t xml:space="preserve">уникальных лицензионных ключей. Система принимает их за подлинные и позволяют пользователю получить доступ к используемым функциям точно так же, как если бы лицензия была приобретена легально. </w:t>
+      </w:r>
     </w:p>
     <w:p>
       <w:pPr>
         <w:pStyle w:val="13"/>
         <w:outlineLvl w:val="2"/>
       </w:pPr>
-      <w:bookmarkStart w:id="5" w:name="_Toc227941775"/>
+      <w:bookmarkStart w:id="4" w:name="_Toc228359151"/>
       <w:r>
         <w:t xml:space="preserve">1.2.1 </w:t>
       </w:r>
@@ -1878,7 +1843,7 @@
       <w:r>
         <w:t>Anti-Tamper</w:t>
       </w:r>
-      <w:bookmarkEnd w:id="5"/>
+      <w:bookmarkEnd w:id="4"/>
       <w:proofErr w:type="spellEnd"/>
     </w:p>
     <w:p>
@@ -1886,7 +1851,7 @@
         <w:pStyle w:val="13"/>
         <w:outlineLvl w:val="3"/>
       </w:pPr>
-      <w:bookmarkStart w:id="6" w:name="_Toc227941776"/>
+      <w:bookmarkStart w:id="5" w:name="_Toc228359152"/>
       <w:r>
         <w:t xml:space="preserve">1.2.1.1 Основное понятие </w:t>
       </w:r>
@@ -1916,7 +1881,7 @@
         </w:rPr>
         <w:t>Tamper</w:t>
       </w:r>
-      <w:bookmarkEnd w:id="6"/>
+      <w:bookmarkEnd w:id="5"/>
     </w:p>
     <w:p>
       <w:proofErr w:type="spellStart"/>
@@ -1957,15 +1922,7 @@
       </w:r>
       <w:proofErr w:type="spellEnd"/>
       <w:r>
-        <w:t xml:space="preserve">, DRM). </w:t>
-      </w:r>
-      <w:proofErr w:type="gramStart"/>
-      <w:r>
-        <w:t>В основном она используется для защиты от пиратства и реверс-инжиниринга цифровых медиа наподобие видеоигр.</w:t>
-      </w:r>
-      <w:proofErr w:type="gramEnd"/>
-      <w:r>
-        <w:t xml:space="preserve"> В отличие от традиционных DRM-систем, </w:t>
+        <w:t xml:space="preserve">, DRM). В основном она используется для защиты от пиратства и реверс-инжиниринга цифровых медиа наподобие видеоигр. В отличие от традиционных DRM-систем, </w:t>
       </w:r>
       <w:proofErr w:type="spellStart"/>
       <w:r>
@@ -2004,7 +1961,7 @@
         <w:pStyle w:val="13"/>
         <w:outlineLvl w:val="3"/>
       </w:pPr>
-      <w:bookmarkStart w:id="7" w:name="_Toc227941777"/>
+      <w:bookmarkStart w:id="6" w:name="_Toc228359153"/>
       <w:r>
         <w:t xml:space="preserve">1.2.1.2 Механизм работы </w:t>
       </w:r>
@@ -2034,7 +1991,7 @@
         </w:rPr>
         <w:t>Tamper</w:t>
       </w:r>
-      <w:bookmarkEnd w:id="7"/>
+      <w:bookmarkEnd w:id="6"/>
     </w:p>
     <w:p>
       <w:r>
@@ -2124,7 +2081,6 @@
         <w:t xml:space="preserve"> при запусках программы в дальнейшем, дабы постоянно не обращаться к серверу и не создавать онлайн-запросы. </w:t>
       </w:r>
       <w:proofErr w:type="spellStart"/>
-      <w:proofErr w:type="gramStart"/>
       <w:r>
         <w:rPr>
           <w:lang w:val="en-US"/>
@@ -2133,11 +2089,7 @@
       </w:r>
       <w:proofErr w:type="spellEnd"/>
       <w:r>
-        <w:t>-модуль начинает расшифровывать ту часть кода, которая и была запутанной.</w:t>
-      </w:r>
-      <w:proofErr w:type="gramEnd"/>
-      <w:r>
-        <w:t xml:space="preserve"> </w:t>
+        <w:t xml:space="preserve">-модуль начинает расшифровывать ту часть кода, которая и была запутанной. </w:t>
       </w:r>
       <w:r>
         <w:t xml:space="preserve">Если собранная во время исполнения информация об оборудовании не будет равна той, которая использовалась для создания файла лицензии на сервере </w:t>
@@ -2159,11 +2111,11 @@
         <w:pStyle w:val="13"/>
         <w:outlineLvl w:val="3"/>
       </w:pPr>
-      <w:bookmarkStart w:id="8" w:name="_Toc227941778"/>
+      <w:bookmarkStart w:id="7" w:name="_Toc228359154"/>
       <w:r>
         <w:t>1.2.1.3 Механизм динамических проверок</w:t>
       </w:r>
-      <w:bookmarkEnd w:id="8"/>
+      <w:bookmarkEnd w:id="7"/>
     </w:p>
     <w:p>
       <w:pPr>
@@ -2178,7 +2130,11 @@
         <w:t xml:space="preserve">В код программы встроено большое множество точек контроля, которые называются триггерами. Они срабатывают во время </w:t>
       </w:r>
       <w:r>
-        <w:t>игрового процесса. Сам триггер вшивается в функцию программы. Когда та выполняет свои основные действия</w:t>
+        <w:t xml:space="preserve">игрового процесса. Сам триггер вшивается в </w:t>
+      </w:r>
+      <w:r>
+        <w:lastRenderedPageBreak/>
+        <w:t>функцию программы. Когда та выполняет свои основные действия</w:t>
       </w:r>
       <w:r>
         <w:t xml:space="preserve">, она параллельно отправляет скрытый запрос к модулю защиты. После чего </w:t>
@@ -2187,15 +2143,7 @@
         <w:t>триггер проверяет, не была ли нарушена целостность кода в оперативной памяти. Если проверка провалена, то программа не сразу выдает ошибку о ненайденной подлинной лицензии.</w:t>
       </w:r>
       <w:r>
-        <w:t xml:space="preserve"> Связано это с тем, что современные системы защиты отходят от мгновенно блокировки приложения, дабы </w:t>
-      </w:r>
-      <w:proofErr w:type="gramStart"/>
-      <w:r>
-        <w:t>взломщику было труднее догадаться на каком именно этапе сработала</w:t>
-      </w:r>
-      <w:proofErr w:type="gramEnd"/>
-      <w:r>
-        <w:t xml:space="preserve"> защита. </w:t>
+        <w:t xml:space="preserve"> Связано это с тем, что современные системы защиты отходят от мгновенно блокировки приложения, дабы взломщику было труднее догадаться на каком именно этапе сработала защита. </w:t>
       </w:r>
       <w:r>
         <w:t xml:space="preserve"> Вместо этого она</w:t>
@@ -2291,15 +2239,19 @@
       <w:r>
         <w:t xml:space="preserve"> </w:t>
       </w:r>
-      <w:bookmarkStart w:id="9" w:name="_Toc227941779"/>
+      <w:bookmarkStart w:id="8" w:name="_Toc228359155"/>
       <w:r>
         <w:t>Классификация угроз в нелицензионных дистрибутивах</w:t>
       </w:r>
-      <w:bookmarkEnd w:id="9"/>
-    </w:p>
-    <w:p>
-      <w:r>
-        <w:t xml:space="preserve">Нелицензионное программное обеспечение давно перестало быть исключительно инструментом для бесплатного использования программы. Пиратское программное обеспечение является одним из ведущих способов доставки вредоносного кода на системы пользователей. Анализ безопасности пиратского программного обеспечения </w:t>
+      <w:bookmarkEnd w:id="8"/>
+    </w:p>
+    <w:p>
+      <w:r>
+        <w:t xml:space="preserve">Нелицензионное программное обеспечение давно перестало быть исключительно инструментом для бесплатного использования программы. </w:t>
+      </w:r>
+      <w:r>
+        <w:lastRenderedPageBreak/>
+        <w:t xml:space="preserve">Пиратское программное обеспечение является одним из ведущих способов доставки вредоносного кода на системы пользователей. Анализ безопасности пиратского программного обеспечения </w:t>
       </w:r>
       <w:r>
         <w:t xml:space="preserve">требует четкой классификации угроз, так как вредоносный код может преследовать самые разные цели. </w:t>
@@ -2419,30 +2371,14 @@
         <w:t>. В</w:t>
       </w:r>
       <w:r>
-        <w:t xml:space="preserve">редоносный код, который использует вычислительную мощность компьютера пользователя с целью добычи </w:t>
+        <w:t xml:space="preserve">редоносный код, который использует вычислительную мощность компьютера пользователя с целью добычи криптовалюты. Подобное программное обеспечение может не только добывать криптовалюту, но и выполнять ряд других действий. Например, извлекать какую либо конфиденциальную информацию пользователя и открывать посторонним лицам доступ к электронным кошелькам, финансовым средствам. Современные </w:t>
       </w:r>
       <w:proofErr w:type="spellStart"/>
       <w:r>
-        <w:t>криптовалюты</w:t>
+        <w:t>майнеры</w:t>
       </w:r>
       <w:proofErr w:type="spellEnd"/>
       <w:r>
-        <w:t xml:space="preserve">. Подобное программное обеспечение может не только добывать </w:t>
-      </w:r>
-      <w:proofErr w:type="spellStart"/>
-      <w:r>
-        <w:t>криптовалюту</w:t>
-      </w:r>
-      <w:proofErr w:type="spellEnd"/>
-      <w:r>
-        <w:t xml:space="preserve">, но и выполнять ряд других действий. Например, извлекать какую либо конфиденциальную информацию пользователя и открывать посторонним лицам доступ к электронным кошелькам, финансовым средствам. Современные </w:t>
-      </w:r>
-      <w:proofErr w:type="spellStart"/>
-      <w:r>
-        <w:t>майнеры</w:t>
-      </w:r>
-      <w:proofErr w:type="spellEnd"/>
-      <w:r>
         <w:t xml:space="preserve"> используют продвинутые методы сокрытия на компьютере своего присутствия. Он может внедриться в код легитимных служб </w:t>
       </w:r>
       <w:r>
@@ -2452,15 +2388,7 @@
         <w:t>Windows</w:t>
       </w:r>
       <w:r>
-        <w:t xml:space="preserve">, постоянно </w:t>
-      </w:r>
-      <w:proofErr w:type="spellStart"/>
-      <w:r>
-        <w:t>мониторить</w:t>
-      </w:r>
-      <w:proofErr w:type="spellEnd"/>
-      <w:r>
-        <w:t xml:space="preserve"> производительность и деятельность, выполняемую на компьютере. В случае запуска «Диспетчер задач», </w:t>
+        <w:t xml:space="preserve">, постоянно мониторить производительность и деятельность, выполняемую на компьютере. В случае запуска «Диспетчер задач», </w:t>
       </w:r>
       <w:proofErr w:type="spellStart"/>
       <w:r>
@@ -2482,20 +2410,15 @@
           <w:numId w:val="10"/>
         </w:numPr>
       </w:pPr>
+      <w:r>
+        <w:t>Бэкдоры (</w:t>
+      </w:r>
       <w:proofErr w:type="spellStart"/>
       <w:r>
-        <w:t>Бэкдоры</w:t>
+        <w:t>Backdoors</w:t>
       </w:r>
       <w:proofErr w:type="spellEnd"/>
       <w:r>
-        <w:t xml:space="preserve"> (</w:t>
-      </w:r>
-      <w:proofErr w:type="spellStart"/>
-      <w:r>
-        <w:t>Backdoors</w:t>
-      </w:r>
-      <w:proofErr w:type="spellEnd"/>
-      <w:r>
         <w:t xml:space="preserve">). </w:t>
       </w:r>
       <w:r>
@@ -2514,7 +2437,11 @@
         <w:t>]</w:t>
       </w:r>
       <w:r>
-        <w:t>. Основной задачей данного программного обеспечения является предоставление злоумышленнику</w:t>
+        <w:t xml:space="preserve">. Основной задачей данного программного </w:t>
+      </w:r>
+      <w:r>
+        <w:lastRenderedPageBreak/>
+        <w:t>обеспечения является предоставление злоумышленнику</w:t>
       </w:r>
       <w:r>
         <w:t xml:space="preserve"> возможности повторного</w:t>
@@ -2523,42 +2450,10 @@
         <w:t xml:space="preserve"> стабильного и скрытого </w:t>
       </w:r>
       <w:r>
-        <w:t xml:space="preserve"> входа в саму систему. </w:t>
-      </w:r>
-      <w:proofErr w:type="spellStart"/>
-      <w:r>
-        <w:t>Бэкдоры</w:t>
-      </w:r>
-      <w:proofErr w:type="spellEnd"/>
-      <w:r>
-        <w:t xml:space="preserve"> часто вшиваются в код взломанной программы, при запуске которой открывается определенный сетевой порт или создается скрытая учетная запись с правами администратора. </w:t>
-      </w:r>
-      <w:r>
-        <w:t xml:space="preserve">Проникнув в систему через </w:t>
-      </w:r>
-      <w:proofErr w:type="spellStart"/>
-      <w:r>
-        <w:t>бэкдор</w:t>
-      </w:r>
-      <w:proofErr w:type="spellEnd"/>
-      <w:r>
-        <w:t xml:space="preserve">, </w:t>
-      </w:r>
-      <w:proofErr w:type="spellStart"/>
-      <w:r>
-        <w:t>киберпреступники</w:t>
-      </w:r>
-      <w:proofErr w:type="spellEnd"/>
-      <w:r>
-        <w:t xml:space="preserve"> получают возможность удалённо управлять системой и даже BIOS устройства, похищать данные, скачивать файлы, открывать доступ </w:t>
-      </w:r>
-      <w:proofErr w:type="gramStart"/>
-      <w:r>
-        <w:t>для</w:t>
-      </w:r>
-      <w:proofErr w:type="gramEnd"/>
-      <w:r>
-        <w:t xml:space="preserve"> другого вредоносного ПО.</w:t>
+        <w:t xml:space="preserve"> входа в саму систему. Бэкдоры часто вшиваются в код взломанной программы, при запуске которой открывается определенный сетевой порт или создается скрытая учетная запись с правами администратора. </w:t>
+      </w:r>
+      <w:r>
+        <w:t>Проникнув в систему через бэкдор, киберпреступники получают возможность удалённо управлять системой и даже BIOS устройства, похищать данные, скачивать файлы, открывать доступ для другого вредоносного ПО.</w:t>
       </w:r>
       <w:r>
         <w:t xml:space="preserve"> </w:t>
@@ -2624,26 +2519,10 @@
         <w:t xml:space="preserve">). </w:t>
       </w:r>
       <w:r>
-        <w:t xml:space="preserve">Троян удаленного доступа, который </w:t>
-      </w:r>
-      <w:proofErr w:type="gramStart"/>
-      <w:r>
-        <w:t>скрыто</w:t>
-      </w:r>
-      <w:proofErr w:type="gramEnd"/>
-      <w:r>
-        <w:t xml:space="preserve"> устанавливается на компьютер или телефон и дает злоумышленнику абсолютно полный контроль над устройством. </w:t>
-      </w:r>
-      <w:r>
-        <w:t xml:space="preserve">После загрузки RAT в компьютер он подключается к </w:t>
-      </w:r>
-      <w:proofErr w:type="gramStart"/>
-      <w:r>
-        <w:t>открытому</w:t>
-      </w:r>
-      <w:proofErr w:type="gramEnd"/>
-      <w:r>
-        <w:t xml:space="preserve"> TCP-порту, чтобы создать онлайн-соединение с машиной хакера. </w:t>
+        <w:t xml:space="preserve">Троян удаленного доступа, который скрыто устанавливается на компьютер или телефон и дает злоумышленнику абсолютно полный контроль над устройством. </w:t>
+      </w:r>
+      <w:r>
+        <w:t xml:space="preserve">После загрузки RAT в компьютер он подключается к открытому TCP-порту, чтобы создать онлайн-соединение с машиной хакера. </w:t>
       </w:r>
       <w:r>
         <w:rPr>
@@ -2695,131 +2574,298 @@
       <w:r>
         <w:t xml:space="preserve"> </w:t>
       </w:r>
-      <w:bookmarkStart w:id="10" w:name="_Toc227941780"/>
+      <w:bookmarkStart w:id="9" w:name="_Toc228359156"/>
       <w:r>
         <w:t>Методы скрытого внедрения и маскировки угроз</w:t>
       </w:r>
+      <w:bookmarkEnd w:id="9"/>
+    </w:p>
+    <w:p>
+      <w:r>
+        <w:t xml:space="preserve">Недопущение обнаружения какого-либо вируса на устройстве является одной из главной задачей для каждого хакера. Если же антивирус удалит зараженную программу, то злоумышленник не получит никакой выгоды для себя. Современные </w:t>
+      </w:r>
+      <w:proofErr w:type="spellStart"/>
+      <w:r>
+        <w:t>киберугрозы</w:t>
+      </w:r>
+      <w:proofErr w:type="spellEnd"/>
+      <w:r>
+        <w:t xml:space="preserve"> используют комплексные методы для проникновения на устройство пользователя и маскировки своего присутствия, задачи которых является обеспечение </w:t>
+      </w:r>
+      <w:r>
+        <w:t xml:space="preserve">максимального количество времени жизни вредоносного кода в системе. </w:t>
+      </w:r>
+    </w:p>
+    <w:p>
+      <w:pPr>
+        <w:pStyle w:val="24"/>
+      </w:pPr>
+      <w:r>
+        <w:t>1.4.1 Технология первичного внедрения вредоносного кода</w:t>
+      </w:r>
+    </w:p>
+    <w:p>
+      <w:r>
+        <w:t xml:space="preserve">1. Склеивание через </w:t>
+      </w:r>
+      <w:proofErr w:type="spellStart"/>
+      <w:r>
+        <w:t>байндеры</w:t>
+      </w:r>
+      <w:proofErr w:type="spellEnd"/>
+      <w:r>
+        <w:t xml:space="preserve">. Является классическим способом внедрения вредоносного кода в систему пользователя. </w:t>
+      </w:r>
+      <w:r>
+        <w:t xml:space="preserve">Несмотря на то, что этот метод является одним из самых старых, на сегодняшний день он остается </w:t>
+      </w:r>
+      <w:r>
+        <w:lastRenderedPageBreak/>
+        <w:t>эффективным. Он позволяет хакеру объединить два и более файлов в один общий исполняемый</w:t>
+      </w:r>
+      <w:r>
+        <w:t xml:space="preserve"> (.</w:t>
+      </w:r>
+      <w:r>
+        <w:rPr>
+          <w:lang w:val="en-US"/>
+        </w:rPr>
+        <w:t>exe</w:t>
+      </w:r>
+      <w:r>
+        <w:t>)</w:t>
+      </w:r>
+      <w:r>
+        <w:t xml:space="preserve">. Для создания подобного используются специальным программы, называемые </w:t>
+      </w:r>
+      <w:proofErr w:type="spellStart"/>
+      <w:r>
+        <w:t>байндерами</w:t>
+      </w:r>
+      <w:proofErr w:type="spellEnd"/>
+      <w:r>
+        <w:t xml:space="preserve">. При запуске файла сначала обрабатывается код самого </w:t>
+      </w:r>
+      <w:proofErr w:type="spellStart"/>
+      <w:r>
+        <w:t>байндера</w:t>
+      </w:r>
+      <w:proofErr w:type="spellEnd"/>
+      <w:r>
+        <w:t xml:space="preserve">, который распаковывает содержимое во временную папку системы. Он запускает сразу два процесса. Первый – это реальная установка той программы, которой ожидает пользователь. Второй – скрытый запуск вредоносного кода. </w:t>
+      </w:r>
+      <w:r>
+        <w:t xml:space="preserve">Многие </w:t>
+      </w:r>
+      <w:proofErr w:type="spellStart"/>
+      <w:r>
+        <w:t>байндеры</w:t>
+      </w:r>
+      <w:proofErr w:type="spellEnd"/>
+      <w:r>
+        <w:t xml:space="preserve"> не просто склеивают, а шифруют код. Распаковка происходит прямо в оперативной памяти</w:t>
+      </w:r>
+      <w:r>
+        <w:t>, пропуска</w:t>
+      </w:r>
+      <w:r>
+        <w:t>я создание файла на диске</w:t>
+      </w:r>
+      <w:r>
+        <w:t xml:space="preserve">. </w:t>
+      </w:r>
+    </w:p>
+    <w:p>
+      <w:pPr>
+        <w:pStyle w:val="11"/>
+      </w:pPr>
+      <w:r>
+        <w:lastRenderedPageBreak/>
+        <w:t>Глава 2. ПРАКТИЧЕСКАЯ ЧАСТЬ</w:t>
+      </w:r>
+    </w:p>
+    <w:p>
+      <w:pPr>
+        <w:pStyle w:val="13"/>
+      </w:pPr>
+      <w:r>
+        <w:t>2.1 Инструменты и условия проведения исследования</w:t>
+      </w:r>
+    </w:p>
+    <w:p>
+      <w:r>
+        <w:t>Для проведения качественного анализа безопасности пиратского программного обеспечения необходимо создать специальную среду и использовать комплекс специальных инструментов.</w:t>
+      </w:r>
+    </w:p>
+    <w:p>
+      <w:pPr>
+        <w:pStyle w:val="afc"/>
+        <w:numPr>
+          <w:ilvl w:val="0"/>
+          <w:numId w:val="11"/>
+        </w:numPr>
+      </w:pPr>
+      <w:r>
+        <w:t>Виртуальная машина.</w:t>
+      </w:r>
+      <w:r>
+        <w:t xml:space="preserve"> Одним из главных условий является использование виртуальной машины. Виртуальная машина представляет собой эмуляцию физического компьютера, которая работает внутри другой виртуальной машины. Виртуальные машины изолированы друг от друга и от хост-системы. Если</w:t>
+      </w:r>
+      <w:r>
+        <w:t xml:space="preserve"> </w:t>
+      </w:r>
+      <w:r>
+        <w:t xml:space="preserve">файл окажется запущенным на виртуальной машине, то он сможет повредить только файлы, находящиеся на виртуальной машине. </w:t>
+      </w:r>
+    </w:p>
+    <w:p>
+      <w:pPr>
+        <w:pStyle w:val="afc"/>
+        <w:numPr>
+          <w:ilvl w:val="0"/>
+          <w:numId w:val="11"/>
+        </w:numPr>
+      </w:pPr>
+      <w:r>
+        <w:rPr>
+          <w:lang w:val="en-US"/>
+        </w:rPr>
+        <w:t>Virus</w:t>
+      </w:r>
+      <w:r>
+        <w:t xml:space="preserve"> </w:t>
+      </w:r>
+      <w:r>
+        <w:rPr>
+          <w:lang w:val="en-US"/>
+        </w:rPr>
+        <w:t>Total</w:t>
+      </w:r>
+      <w:r>
+        <w:t xml:space="preserve"> </w:t>
+      </w:r>
+      <w:r>
+        <w:t xml:space="preserve">(Веб-платформа мультисканирования). </w:t>
+      </w:r>
+      <w:proofErr w:type="spellStart"/>
+      <w:proofErr w:type="gramStart"/>
+      <w:r>
+        <w:t>VirusTotal</w:t>
+      </w:r>
+      <w:proofErr w:type="spellEnd"/>
+      <w:r>
+        <w:t xml:space="preserve">  —</w:t>
+      </w:r>
+      <w:proofErr w:type="gramEnd"/>
+      <w:r>
+        <w:t xml:space="preserve"> бесплатная служба, осуществляющая анализ подозрительных файлов и ссылок (URL) на предмет выявления вирусов, червей, троянов и всевозможных вредоносных программ</w:t>
+      </w:r>
+      <w:r>
+        <w:t xml:space="preserve"> </w:t>
+      </w:r>
+      <w:r>
+        <w:t>[</w:t>
+      </w:r>
+      <w:r>
+        <w:t>7, С1</w:t>
+      </w:r>
+      <w:r>
+        <w:t>]</w:t>
+      </w:r>
+      <w:r>
+        <w:t>. Он одновременно обращается сразу более чем к 70-и различным антивирусным базам. Его задача – получить коллективное мнение большинства антивирусных лабораторий, что позволяет увидеть даже те угрозы, которые не внесены в базу других антивирусных систем.</w:t>
+      </w:r>
+    </w:p>
+    <w:p>
+      <w:pPr>
+        <w:pStyle w:val="afc"/>
+        <w:numPr>
+          <w:ilvl w:val="0"/>
+          <w:numId w:val="11"/>
+        </w:numPr>
+      </w:pPr>
+      <w:r>
+        <w:t xml:space="preserve">Командная строка </w:t>
+      </w:r>
+      <w:r>
+        <w:rPr>
+          <w:lang w:val="en-US"/>
+        </w:rPr>
+        <w:t>Windows</w:t>
+      </w:r>
+      <w:r>
+        <w:t xml:space="preserve"> (</w:t>
+      </w:r>
+      <w:r>
+        <w:rPr>
+          <w:lang w:val="en-US"/>
+        </w:rPr>
+        <w:t>CMD</w:t>
+      </w:r>
+      <w:r>
+        <w:t xml:space="preserve">) </w:t>
+      </w:r>
+      <w:r>
+        <w:t xml:space="preserve">и системные утилиты управления правами. С помощью командной строки проводился анализ и восстановление прав доступа к </w:t>
+      </w:r>
+      <w:r>
+        <w:t xml:space="preserve">объектам, которые были изменены пиратским программным обеспечением. </w:t>
+      </w:r>
+    </w:p>
+    <w:p>
+      <w:pPr>
+        <w:pStyle w:val="13"/>
+      </w:pPr>
+      <w:r>
+        <w:t xml:space="preserve">2.2 Анализ </w:t>
+      </w:r>
+      <w:r>
+        <w:t>рисков использования пиратского программного обеспечения</w:t>
+      </w:r>
+    </w:p>
+    <w:p>
+      <w:r>
+        <w:t>В качестве исследуемого объекта был использован дистрибутив нелицензионного программного обеспечения, загруженный с популярного торрент-</w:t>
+      </w:r>
+      <w:proofErr w:type="spellStart"/>
+      <w:r>
+        <w:t>трекера</w:t>
+      </w:r>
+      <w:proofErr w:type="spellEnd"/>
+      <w:r>
+        <w:t xml:space="preserve">. После запуска загруженного исполняемого файла </w:t>
+      </w:r>
+      <w:r>
+        <w:t xml:space="preserve">был </w:t>
+      </w:r>
+      <w:r>
+        <w:lastRenderedPageBreak/>
+        <w:t>зафиксирован факт понижения производительности компьютера, выраженный в резком понижении частоты кадров (</w:t>
+      </w:r>
+      <w:r>
+        <w:rPr>
+          <w:lang w:val="en-US"/>
+        </w:rPr>
+        <w:t>FPS</w:t>
+      </w:r>
+      <w:r>
+        <w:t xml:space="preserve">). </w:t>
+      </w:r>
+      <w:bookmarkStart w:id="10" w:name="_GoBack"/>
       <w:bookmarkEnd w:id="10"/>
     </w:p>
     <w:p>
-      <w:r>
-        <w:t xml:space="preserve">Недопущение обнаружения какого-либо вируса на устройстве является одной </w:t>
-      </w:r>
-      <w:proofErr w:type="gramStart"/>
-      <w:r>
-        <w:t>из</w:t>
-      </w:r>
-      <w:proofErr w:type="gramEnd"/>
-      <w:r>
-        <w:t xml:space="preserve"> </w:t>
-      </w:r>
-      <w:proofErr w:type="gramStart"/>
-      <w:r>
-        <w:t>главной</w:t>
-      </w:r>
-      <w:proofErr w:type="gramEnd"/>
-      <w:r>
-        <w:t xml:space="preserve"> задачей для каждого хакера. Если же антивирус удалит зараженную программу, то злоумышленник не получит никакой выгоды для себя. Современные </w:t>
-      </w:r>
-      <w:proofErr w:type="spellStart"/>
-      <w:r>
-        <w:t>киберугрозы</w:t>
-      </w:r>
-      <w:proofErr w:type="spellEnd"/>
-      <w:r>
-        <w:t xml:space="preserve"> используют комплексные методы для проникновения на устройство пользователя и маскировки своего присутствия, задачи которых является обеспечение </w:t>
-      </w:r>
-      <w:r>
-        <w:t xml:space="preserve">максимального количество времени жизни вредоносного кода в системе. </w:t>
-      </w:r>
-    </w:p>
-    <w:p>
-      <w:pPr>
-        <w:pStyle w:val="24"/>
-      </w:pPr>
-      <w:r>
-        <w:t>1.4.1 Технология первичного внедрения вредоносного кода</w:t>
-      </w:r>
-    </w:p>
-    <w:p>
-      <w:r>
-        <w:t xml:space="preserve">1. Склеивание через </w:t>
-      </w:r>
-      <w:proofErr w:type="spellStart"/>
-      <w:r>
-        <w:t>байндеры</w:t>
-      </w:r>
-      <w:proofErr w:type="spellEnd"/>
-      <w:r>
-        <w:t xml:space="preserve">. Является классическим способом внедрения вредоносного кода в систему пользователя. </w:t>
-      </w:r>
-      <w:r>
-        <w:t xml:space="preserve">Несмотря на то, что этот метод является одним из самых старых, на сегодняшний день он остается эффективным. Он позволяет хакеру объединить </w:t>
-      </w:r>
-      <w:proofErr w:type="gramStart"/>
-      <w:r>
-        <w:t>два и более файлов</w:t>
-      </w:r>
-      <w:proofErr w:type="gramEnd"/>
-      <w:r>
-        <w:t xml:space="preserve"> в один общий исполняемый</w:t>
-      </w:r>
-      <w:r>
-        <w:t xml:space="preserve"> (.</w:t>
-      </w:r>
-      <w:r>
-        <w:rPr>
-          <w:lang w:val="en-US"/>
-        </w:rPr>
-        <w:t>exe</w:t>
-      </w:r>
-      <w:r>
-        <w:t>)</w:t>
-      </w:r>
-      <w:r>
-        <w:t xml:space="preserve">. Для создания подобного используются специальным программы, называемые </w:t>
-      </w:r>
-      <w:proofErr w:type="spellStart"/>
-      <w:r>
-        <w:t>байндерами</w:t>
-      </w:r>
-      <w:proofErr w:type="spellEnd"/>
-      <w:r>
-        <w:t xml:space="preserve">. При запуске файла сначала обрабатывается код самого </w:t>
-      </w:r>
-      <w:proofErr w:type="spellStart"/>
-      <w:r>
-        <w:t>байндера</w:t>
-      </w:r>
-      <w:proofErr w:type="spellEnd"/>
-      <w:r>
-        <w:t xml:space="preserve">, который распаковывает содержимое во временную папку системы. Он запускает сразу два процесса. Первый – это реальная установка той программы, которой ожидает пользователь. Второй – скрытый запуск вредоносного кода. </w:t>
-      </w:r>
-      <w:r>
-        <w:t xml:space="preserve">Многие </w:t>
-      </w:r>
-      <w:proofErr w:type="spellStart"/>
-      <w:r>
-        <w:t>байндеры</w:t>
-      </w:r>
-      <w:proofErr w:type="spellEnd"/>
-      <w:r>
-        <w:t xml:space="preserve"> не просто склеивают, а шифруют код. Распаковка происходит прямо в оперативной памяти</w:t>
-      </w:r>
-      <w:r>
-        <w:t>, пропуска</w:t>
-      </w:r>
-      <w:r>
-        <w:t>я создание файла на диске</w:t>
-      </w:r>
-    </w:p>
-    <w:p>
       <w:pPr>
         <w:pStyle w:val="11"/>
       </w:pPr>
     </w:p>
     <w:p>
       <w:pPr>
+        <w:pStyle w:val="11"/>
+      </w:pPr>
+    </w:p>
+    <w:p>
+      <w:pPr>
         <w:ind w:left="360" w:firstLine="0"/>
       </w:pPr>
     </w:p>
@@ -2837,8 +2883,9 @@
       <w:pPr>
         <w:pStyle w:val="11"/>
       </w:pPr>
-      <w:bookmarkStart w:id="11" w:name="_Toc227941781"/>
-      <w:r>
+      <w:bookmarkStart w:id="11" w:name="_Toc228359157"/>
+      <w:r>
+        <w:lastRenderedPageBreak/>
         <w:t>ЗАКЛЮЧЕНИЕ</w:t>
       </w:r>
       <w:bookmarkEnd w:id="11"/>
@@ -2847,8 +2894,9 @@
       <w:pPr>
         <w:pStyle w:val="11"/>
       </w:pPr>
-      <w:bookmarkStart w:id="12" w:name="_Toc227941782"/>
-      <w:r>
+      <w:bookmarkStart w:id="12" w:name="_Toc228359158"/>
+      <w:r>
+        <w:lastRenderedPageBreak/>
         <w:t>СПИСОК ИСПОЛЬЗОВАННЫХ ИСТОЧНИКОВ</w:t>
       </w:r>
       <w:bookmarkEnd w:id="12"/>
@@ -2866,7 +2914,7 @@
           <w:u w:val="none"/>
         </w:rPr>
       </w:pPr>
-      <w:hyperlink r:id="rId10" w:history="1">
+      <w:hyperlink r:id="rId9" w:history="1">
         <w:r>
           <w:rPr>
             <w:rStyle w:val="af5"/>
@@ -2883,7 +2931,7 @@
           <w:numId w:val="3"/>
         </w:numPr>
       </w:pPr>
-      <w:hyperlink r:id="rId11" w:history="1">
+      <w:hyperlink r:id="rId10" w:history="1">
         <w:r>
           <w:rPr>
             <w:rStyle w:val="af5"/>
@@ -2913,7 +2961,7 @@
           <w:u w:val="none"/>
         </w:rPr>
       </w:pPr>
-      <w:hyperlink r:id="rId12" w:history="1">
+      <w:hyperlink r:id="rId11" w:history="1">
         <w:r>
           <w:rPr>
             <w:rStyle w:val="af5"/>
@@ -2988,7 +3036,7 @@
       <w:r>
         <w:t xml:space="preserve"> </w:t>
       </w:r>
-      <w:hyperlink r:id="rId13" w:history="1">
+      <w:hyperlink r:id="rId12" w:history="1">
         <w:r>
           <w:rPr>
             <w:rStyle w:val="af5"/>
@@ -3005,8 +3053,13 @@
           <w:numId w:val="3"/>
         </w:numPr>
         <w:jc w:val="left"/>
-      </w:pPr>
-      <w:hyperlink r:id="rId14" w:history="1">
+        <w:rPr>
+          <w:rStyle w:val="af5"/>
+          <w:color w:val="auto"/>
+          <w:u w:val="none"/>
+        </w:rPr>
+      </w:pPr>
+      <w:hyperlink r:id="rId13" w:history="1">
         <w:r>
           <w:rPr>
             <w:rStyle w:val="af5"/>
@@ -3015,6 +3068,43 @@
           <w:t>Kaspersky</w:t>
         </w:r>
       </w:hyperlink>
+    </w:p>
+    <w:p>
+      <w:pPr>
+        <w:pStyle w:val="afc"/>
+        <w:numPr>
+          <w:ilvl w:val="0"/>
+          <w:numId w:val="3"/>
+        </w:numPr>
+        <w:jc w:val="left"/>
+      </w:pPr>
+      <w:hyperlink r:id="rId14" w:history="1">
+        <w:proofErr w:type="spellStart"/>
+        <w:r>
+          <w:rPr>
+            <w:rStyle w:val="af5"/>
+            <w:lang w:val="en-US"/>
+          </w:rPr>
+          <w:t>VirusTotal</w:t>
+        </w:r>
+        <w:proofErr w:type="spellEnd"/>
+        <w:r>
+          <w:rPr>
+            <w:rStyle w:val="af5"/>
+            <w:lang w:val="en-US"/>
+          </w:rPr>
+          <w:t xml:space="preserve"> – </w:t>
+        </w:r>
+        <w:r>
+          <w:rPr>
+            <w:rStyle w:val="af5"/>
+          </w:rPr>
+          <w:t>Википедия</w:t>
+        </w:r>
+      </w:hyperlink>
+      <w:r>
+        <w:t xml:space="preserve"> </w:t>
+      </w:r>
     </w:p>
     <w:sectPr>
       <w:footerReference w:type="default" r:id="rId15"/>
@@ -3030,7 +3120,7 @@
 </file>
 
 <file path=word/endnotes.xml><?xml version="1.0" encoding="utf-8"?>
-<w:endnotes xmlns:wpc="http://schemas.microsoft.com/office/word/2010/wordprocessingCanvas" xmlns:mc="http://schemas.openxmlformats.org/markup-compatibility/2006" xmlns:o="urn:schemas-microsoft-com:office:office" xmlns:r="http://schemas.openxmlformats.org/officeDocument/2006/relationships" xmlns:m="http://schemas.openxmlformats.org/officeDocument/2006/math" xmlns:v="urn:schemas-microsoft-com:vml" xmlns:wp14="http://schemas.microsoft.com/office/word/2010/wordprocessingDrawing" xmlns:wp="http://schemas.openxmlformats.org/drawingml/2006/wordprocessingDrawing" xmlns:w10="urn:schemas-microsoft-com:office:word" xmlns:w="http://schemas.openxmlformats.org/wordprocessingml/2006/main" xmlns:w14="http://schemas.microsoft.com/office/word/2010/wordml" xmlns:wpg="http://schemas.microsoft.com/office/word/2010/wordprocessingGroup" xmlns:wpi="http://schemas.microsoft.com/office/word/2010/wordprocessingInk" xmlns:wne="http://schemas.microsoft.com/office/word/2006/wordml" xmlns:wps="http://schemas.microsoft.com/office/word/2010/wordprocessingShape" mc:Ignorable="w14 wp14">
+<w:endnotes xmlns:wpc="http://schemas.microsoft.com/office/word/2010/wordprocessingCanvas" xmlns:cx="http://schemas.microsoft.com/office/drawing/2014/chartex" xmlns:cx1="http://schemas.microsoft.com/office/drawing/2015/9/8/chartex" xmlns:cx2="http://schemas.microsoft.com/office/drawing/2015/10/21/chartex" xmlns:cx3="http://schemas.microsoft.com/office/drawing/2016/5/9/chartex" xmlns:cx4="http://schemas.microsoft.com/office/drawing/2016/5/10/chartex" xmlns:cx5="http://schemas.microsoft.com/office/drawing/2016/5/11/chartex" xmlns:cx6="http://schemas.microsoft.com/office/drawing/2016/5/12/chartex" xmlns:cx7="http://schemas.microsoft.com/office/drawing/2016/5/13/chartex" xmlns:cx8="http://schemas.microsoft.com/office/drawing/2016/5/14/chartex" xmlns:mc="http://schemas.openxmlformats.org/markup-compatibility/2006" xmlns:aink="http://schemas.microsoft.com/office/drawing/2016/ink" xmlns:am3d="http://schemas.microsoft.com/office/drawing/2017/model3d" xmlns:o="urn:schemas-microsoft-com:office:office" xmlns:r="http://schemas.openxmlformats.org/officeDocument/2006/relationships" xmlns:m="http://schemas.openxmlformats.org/officeDocument/2006/math" xmlns:v="urn:schemas-microsoft-com:vml" xmlns:wp14="http://schemas.microsoft.com/office/word/2010/wordprocessingDrawing" xmlns:wp="http://schemas.openxmlformats.org/drawingml/2006/wordprocessingDrawing" xmlns:w10="urn:schemas-microsoft-com:office:word" xmlns:w="http://schemas.openxmlformats.org/wordprocessingml/2006/main" xmlns:w14="http://schemas.microsoft.com/office/word/2010/wordml" xmlns:w15="http://schemas.microsoft.com/office/word/2012/wordml" xmlns:w16cid="http://schemas.microsoft.com/office/word/2016/wordml/cid" xmlns:w16se="http://schemas.microsoft.com/office/word/2015/wordml/symex" xmlns:wpg="http://schemas.microsoft.com/office/word/2010/wordprocessingGroup" xmlns:wpi="http://schemas.microsoft.com/office/word/2010/wordprocessingInk" xmlns:wne="http://schemas.microsoft.com/office/word/2006/wordml" xmlns:wps="http://schemas.microsoft.com/office/word/2010/wordprocessingShape" mc:Ignorable="w14 w15 w16se w16cid wp14">
   <w:endnote w:type="separator" w:id="-1">
     <w:p>
       <w:pPr>
@@ -3055,7 +3145,7 @@
 </file>
 
 <file path=word/footer1.xml><?xml version="1.0" encoding="utf-8"?>
-<w:ftr xmlns:wpc="http://schemas.microsoft.com/office/word/2010/wordprocessingCanvas" xmlns:mc="http://schemas.openxmlformats.org/markup-compatibility/2006" xmlns:o="urn:schemas-microsoft-com:office:office" xmlns:r="http://schemas.openxmlformats.org/officeDocument/2006/relationships" xmlns:m="http://schemas.openxmlformats.org/officeDocument/2006/math" xmlns:v="urn:schemas-microsoft-com:vml" xmlns:wp14="http://schemas.microsoft.com/office/word/2010/wordprocessingDrawing" xmlns:wp="http://schemas.openxmlformats.org/drawingml/2006/wordprocessingDrawing" xmlns:w10="urn:schemas-microsoft-com:office:word" xmlns:w="http://schemas.openxmlformats.org/wordprocessingml/2006/main" xmlns:w14="http://schemas.microsoft.com/office/word/2010/wordml" xmlns:wpg="http://schemas.microsoft.com/office/word/2010/wordprocessingGroup" xmlns:wpi="http://schemas.microsoft.com/office/word/2010/wordprocessingInk" xmlns:wne="http://schemas.microsoft.com/office/word/2006/wordml" xmlns:wps="http://schemas.microsoft.com/office/word/2010/wordprocessingShape" mc:Ignorable="w14 wp14">
+<w:ftr xmlns:wpc="http://schemas.microsoft.com/office/word/2010/wordprocessingCanvas" xmlns:cx="http://schemas.microsoft.com/office/drawing/2014/chartex" xmlns:cx1="http://schemas.microsoft.com/office/drawing/2015/9/8/chartex" xmlns:cx2="http://schemas.microsoft.com/office/drawing/2015/10/21/chartex" xmlns:cx3="http://schemas.microsoft.com/office/drawing/2016/5/9/chartex" xmlns:cx4="http://schemas.microsoft.com/office/drawing/2016/5/10/chartex" xmlns:cx5="http://schemas.microsoft.com/office/drawing/2016/5/11/chartex" xmlns:cx6="http://schemas.microsoft.com/office/drawing/2016/5/12/chartex" xmlns:cx7="http://schemas.microsoft.com/office/drawing/2016/5/13/chartex" xmlns:cx8="http://schemas.microsoft.com/office/drawing/2016/5/14/chartex" xmlns:mc="http://schemas.openxmlformats.org/markup-compatibility/2006" xmlns:aink="http://schemas.microsoft.com/office/drawing/2016/ink" xmlns:am3d="http://schemas.microsoft.com/office/drawing/2017/model3d" xmlns:o="urn:schemas-microsoft-com:office:office" xmlns:r="http://schemas.openxmlformats.org/officeDocument/2006/relationships" xmlns:m="http://schemas.openxmlformats.org/officeDocument/2006/math" xmlns:v="urn:schemas-microsoft-com:vml" xmlns:wp14="http://schemas.microsoft.com/office/word/2010/wordprocessingDrawing" xmlns:wp="http://schemas.openxmlformats.org/drawingml/2006/wordprocessingDrawing" xmlns:w10="urn:schemas-microsoft-com:office:word" xmlns:w="http://schemas.openxmlformats.org/wordprocessingml/2006/main" xmlns:w14="http://schemas.microsoft.com/office/word/2010/wordml" xmlns:w15="http://schemas.microsoft.com/office/word/2012/wordml" xmlns:w16cid="http://schemas.microsoft.com/office/word/2016/wordml/cid" xmlns:w16se="http://schemas.microsoft.com/office/word/2015/wordml/symex" xmlns:wpg="http://schemas.microsoft.com/office/word/2010/wordprocessingGroup" xmlns:wpi="http://schemas.microsoft.com/office/word/2010/wordprocessingInk" xmlns:wne="http://schemas.microsoft.com/office/word/2006/wordml" xmlns:wps="http://schemas.microsoft.com/office/word/2010/wordprocessingShape" mc:Ignorable="w14 w15 w16se w16cid wp14">
   <w:sdt>
     <w:sdtPr>
       <w:id w:val="306828245"/>
@@ -3081,7 +3171,7 @@
 </file>
 
 <file path=word/footer2.xml><?xml version="1.0" encoding="utf-8"?>
-<w:ftr xmlns:wpc="http://schemas.microsoft.com/office/word/2010/wordprocessingCanvas" xmlns:mc="http://schemas.openxmlformats.org/markup-compatibility/2006" xmlns:o="urn:schemas-microsoft-com:office:office" xmlns:r="http://schemas.openxmlformats.org/officeDocument/2006/relationships" xmlns:m="http://schemas.openxmlformats.org/officeDocument/2006/math" xmlns:v="urn:schemas-microsoft-com:vml" xmlns:wp14="http://schemas.microsoft.com/office/word/2010/wordprocessingDrawing" xmlns:wp="http://schemas.openxmlformats.org/drawingml/2006/wordprocessingDrawing" xmlns:w10="urn:schemas-microsoft-com:office:word" xmlns:w="http://schemas.openxmlformats.org/wordprocessingml/2006/main" xmlns:w14="http://schemas.microsoft.com/office/word/2010/wordml" xmlns:wpg="http://schemas.microsoft.com/office/word/2010/wordprocessingGroup" xmlns:wpi="http://schemas.microsoft.com/office/word/2010/wordprocessingInk" xmlns:wne="http://schemas.microsoft.com/office/word/2006/wordml" xmlns:wps="http://schemas.microsoft.com/office/word/2010/wordprocessingShape" mc:Ignorable="w14 wp14">
+<w:ftr xmlns:wpc="http://schemas.microsoft.com/office/word/2010/wordprocessingCanvas" xmlns:cx="http://schemas.microsoft.com/office/drawing/2014/chartex" xmlns:cx1="http://schemas.microsoft.com/office/drawing/2015/9/8/chartex" xmlns:cx2="http://schemas.microsoft.com/office/drawing/2015/10/21/chartex" xmlns:cx3="http://schemas.microsoft.com/office/drawing/2016/5/9/chartex" xmlns:cx4="http://schemas.microsoft.com/office/drawing/2016/5/10/chartex" xmlns:cx5="http://schemas.microsoft.com/office/drawing/2016/5/11/chartex" xmlns:cx6="http://schemas.microsoft.com/office/drawing/2016/5/12/chartex" xmlns:cx7="http://schemas.microsoft.com/office/drawing/2016/5/13/chartex" xmlns:cx8="http://schemas.microsoft.com/office/drawing/2016/5/14/chartex" xmlns:mc="http://schemas.openxmlformats.org/markup-compatibility/2006" xmlns:aink="http://schemas.microsoft.com/office/drawing/2016/ink" xmlns:am3d="http://schemas.microsoft.com/office/drawing/2017/model3d" xmlns:o="urn:schemas-microsoft-com:office:office" xmlns:r="http://schemas.openxmlformats.org/officeDocument/2006/relationships" xmlns:m="http://schemas.openxmlformats.org/officeDocument/2006/math" xmlns:v="urn:schemas-microsoft-com:vml" xmlns:wp14="http://schemas.microsoft.com/office/word/2010/wordprocessingDrawing" xmlns:wp="http://schemas.openxmlformats.org/drawingml/2006/wordprocessingDrawing" xmlns:w10="urn:schemas-microsoft-com:office:word" xmlns:w="http://schemas.openxmlformats.org/wordprocessingml/2006/main" xmlns:w14="http://schemas.microsoft.com/office/word/2010/wordml" xmlns:w15="http://schemas.microsoft.com/office/word/2012/wordml" xmlns:w16cid="http://schemas.microsoft.com/office/word/2016/wordml/cid" xmlns:w16se="http://schemas.microsoft.com/office/word/2015/wordml/symex" xmlns:wpg="http://schemas.microsoft.com/office/word/2010/wordprocessingGroup" xmlns:wpi="http://schemas.microsoft.com/office/word/2010/wordprocessingInk" xmlns:wne="http://schemas.microsoft.com/office/word/2006/wordml" xmlns:wps="http://schemas.microsoft.com/office/word/2010/wordprocessingShape" mc:Ignorable="w14 w15 w16se w16cid wp14">
   <w:sdt>
     <w:sdtPr>
       <w:id w:val="1459301120"/>
@@ -3127,7 +3217,7 @@
 </file>
 
 <file path=word/footnotes.xml><?xml version="1.0" encoding="utf-8"?>
-<w:footnotes xmlns:wpc="http://schemas.microsoft.com/office/word/2010/wordprocessingCanvas" xmlns:mc="http://schemas.openxmlformats.org/markup-compatibility/2006" xmlns:o="urn:schemas-microsoft-com:office:office" xmlns:r="http://schemas.openxmlformats.org/officeDocument/2006/relationships" xmlns:m="http://schemas.openxmlformats.org/officeDocument/2006/math" xmlns:v="urn:schemas-microsoft-com:vml" xmlns:wp14="http://schemas.microsoft.com/office/word/2010/wordprocessingDrawing" xmlns:wp="http://schemas.openxmlformats.org/drawingml/2006/wordprocessingDrawing" xmlns:w10="urn:schemas-microsoft-com:office:word" xmlns:w="http://schemas.openxmlformats.org/wordprocessingml/2006/main" xmlns:w14="http://schemas.microsoft.com/office/word/2010/wordml" xmlns:wpg="http://schemas.microsoft.com/office/word/2010/wordprocessingGroup" xmlns:wpi="http://schemas.microsoft.com/office/word/2010/wordprocessingInk" xmlns:wne="http://schemas.microsoft.com/office/word/2006/wordml" xmlns:wps="http://schemas.microsoft.com/office/word/2010/wordprocessingShape" mc:Ignorable="w14 wp14">
+<w:footnotes xmlns:wpc="http://schemas.microsoft.com/office/word/2010/wordprocessingCanvas" xmlns:cx="http://schemas.microsoft.com/office/drawing/2014/chartex" xmlns:cx1="http://schemas.microsoft.com/office/drawing/2015/9/8/chartex" xmlns:cx2="http://schemas.microsoft.com/office/drawing/2015/10/21/chartex" xmlns:cx3="http://schemas.microsoft.com/office/drawing/2016/5/9/chartex" xmlns:cx4="http://schemas.microsoft.com/office/drawing/2016/5/10/chartex" xmlns:cx5="http://schemas.microsoft.com/office/drawing/2016/5/11/chartex" xmlns:cx6="http://schemas.microsoft.com/office/drawing/2016/5/12/chartex" xmlns:cx7="http://schemas.microsoft.com/office/drawing/2016/5/13/chartex" xmlns:cx8="http://schemas.microsoft.com/office/drawing/2016/5/14/chartex" xmlns:mc="http://schemas.openxmlformats.org/markup-compatibility/2006" xmlns:aink="http://schemas.microsoft.com/office/drawing/2016/ink" xmlns:am3d="http://schemas.microsoft.com/office/drawing/2017/model3d" xmlns:o="urn:schemas-microsoft-com:office:office" xmlns:r="http://schemas.openxmlformats.org/officeDocument/2006/relationships" xmlns:m="http://schemas.openxmlformats.org/officeDocument/2006/math" xmlns:v="urn:schemas-microsoft-com:vml" xmlns:wp14="http://schemas.microsoft.com/office/word/2010/wordprocessingDrawing" xmlns:wp="http://schemas.openxmlformats.org/drawingml/2006/wordprocessingDrawing" xmlns:w10="urn:schemas-microsoft-com:office:word" xmlns:w="http://schemas.openxmlformats.org/wordprocessingml/2006/main" xmlns:w14="http://schemas.microsoft.com/office/word/2010/wordml" xmlns:w15="http://schemas.microsoft.com/office/word/2012/wordml" xmlns:w16cid="http://schemas.microsoft.com/office/word/2016/wordml/cid" xmlns:w16se="http://schemas.microsoft.com/office/word/2015/wordml/symex" xmlns:wpg="http://schemas.microsoft.com/office/word/2010/wordprocessingGroup" xmlns:wpi="http://schemas.microsoft.com/office/word/2010/wordprocessingInk" xmlns:wne="http://schemas.microsoft.com/office/word/2006/wordml" xmlns:wps="http://schemas.microsoft.com/office/word/2010/wordprocessingShape" mc:Ignorable="w14 w15 w16se w16cid wp14">
   <w:footnote w:type="separator" w:id="-1">
     <w:p>
       <w:pPr>
@@ -3152,8 +3242,8 @@
 </file>
 
 <file path=word/numbering.xml><?xml version="1.0" encoding="utf-8"?>
-<w:numbering xmlns:wpc="http://schemas.microsoft.com/office/word/2010/wordprocessingCanvas" xmlns:mc="http://schemas.openxmlformats.org/markup-compatibility/2006" xmlns:o="urn:schemas-microsoft-com:office:office" xmlns:r="http://schemas.openxmlformats.org/officeDocument/2006/relationships" xmlns:m="http://schemas.openxmlformats.org/officeDocument/2006/math" xmlns:v="urn:schemas-microsoft-com:vml" xmlns:wp14="http://schemas.microsoft.com/office/word/2010/wordprocessingDrawing" xmlns:wp="http://schemas.openxmlformats.org/drawingml/2006/wordprocessingDrawing" xmlns:w10="urn:schemas-microsoft-com:office:word" xmlns:w="http://schemas.openxmlformats.org/wordprocessingml/2006/main" xmlns:w14="http://schemas.microsoft.com/office/word/2010/wordml" xmlns:wpg="http://schemas.microsoft.com/office/word/2010/wordprocessingGroup" xmlns:wpi="http://schemas.microsoft.com/office/word/2010/wordprocessingInk" xmlns:wne="http://schemas.microsoft.com/office/word/2006/wordml" xmlns:wps="http://schemas.microsoft.com/office/word/2010/wordprocessingShape" mc:Ignorable="w14 wp14">
-  <w:abstractNum w:abstractNumId="0">
+<w:numbering xmlns:wpc="http://schemas.microsoft.com/office/word/2010/wordprocessingCanvas" xmlns:cx="http://schemas.microsoft.com/office/drawing/2014/chartex" xmlns:cx1="http://schemas.microsoft.com/office/drawing/2015/9/8/chartex" xmlns:cx2="http://schemas.microsoft.com/office/drawing/2015/10/21/chartex" xmlns:cx3="http://schemas.microsoft.com/office/drawing/2016/5/9/chartex" xmlns:cx4="http://schemas.microsoft.com/office/drawing/2016/5/10/chartex" xmlns:cx5="http://schemas.microsoft.com/office/drawing/2016/5/11/chartex" xmlns:cx6="http://schemas.microsoft.com/office/drawing/2016/5/12/chartex" xmlns:cx7="http://schemas.microsoft.com/office/drawing/2016/5/13/chartex" xmlns:cx8="http://schemas.microsoft.com/office/drawing/2016/5/14/chartex" xmlns:mc="http://schemas.openxmlformats.org/markup-compatibility/2006" xmlns:aink="http://schemas.microsoft.com/office/drawing/2016/ink" xmlns:am3d="http://schemas.microsoft.com/office/drawing/2017/model3d" xmlns:o="urn:schemas-microsoft-com:office:office" xmlns:r="http://schemas.openxmlformats.org/officeDocument/2006/relationships" xmlns:m="http://schemas.openxmlformats.org/officeDocument/2006/math" xmlns:v="urn:schemas-microsoft-com:vml" xmlns:wp14="http://schemas.microsoft.com/office/word/2010/wordprocessingDrawing" xmlns:wp="http://schemas.openxmlformats.org/drawingml/2006/wordprocessingDrawing" xmlns:w10="urn:schemas-microsoft-com:office:word" xmlns:w="http://schemas.openxmlformats.org/wordprocessingml/2006/main" xmlns:w14="http://schemas.microsoft.com/office/word/2010/wordml" xmlns:w15="http://schemas.microsoft.com/office/word/2012/wordml" xmlns:w16cid="http://schemas.microsoft.com/office/word/2016/wordml/cid" xmlns:w16se="http://schemas.microsoft.com/office/word/2015/wordml/symex" xmlns:wpg="http://schemas.microsoft.com/office/word/2010/wordprocessingGroup" xmlns:wpi="http://schemas.microsoft.com/office/word/2010/wordprocessingInk" xmlns:wne="http://schemas.microsoft.com/office/word/2006/wordml" xmlns:wps="http://schemas.microsoft.com/office/word/2010/wordprocessingShape" mc:Ignorable="w14 w15 w16se w16cid wp14">
+  <w:abstractNum w:abstractNumId="0" w15:restartNumberingAfterBreak="0">
     <w:nsid w:val="065519F6"/>
     <w:multiLevelType w:val="multilevel"/>
     <w:tmpl w:val="2E48DE40"/>
@@ -3266,7 +3356,7 @@
       </w:rPr>
     </w:lvl>
   </w:abstractNum>
-  <w:abstractNum w:abstractNumId="1">
+  <w:abstractNum w:abstractNumId="1" w15:restartNumberingAfterBreak="0">
     <w:nsid w:val="1C082881"/>
     <w:multiLevelType w:val="hybridMultilevel"/>
     <w:tmpl w:val="7108E054"/>
@@ -3355,7 +3445,96 @@
       </w:pPr>
     </w:lvl>
   </w:abstractNum>
-  <w:abstractNum w:abstractNumId="2">
+  <w:abstractNum w:abstractNumId="2" w15:restartNumberingAfterBreak="0">
+    <w:nsid w:val="25C70E73"/>
+    <w:multiLevelType w:val="hybridMultilevel"/>
+    <w:tmpl w:val="36C44796"/>
+    <w:lvl w:ilvl="0" w:tplc="7A082462">
+      <w:start w:val="1"/>
+      <w:numFmt w:val="decimal"/>
+      <w:lvlText w:val="%1."/>
+      <w:lvlJc w:val="left"/>
+      <w:pPr>
+        <w:ind w:left="1069" w:hanging="360"/>
+      </w:pPr>
+      <w:rPr>
+        <w:rFonts w:hint="default"/>
+      </w:rPr>
+    </w:lvl>
+    <w:lvl w:ilvl="1" w:tplc="04190019" w:tentative="1">
+      <w:start w:val="1"/>
+      <w:numFmt w:val="lowerLetter"/>
+      <w:lvlText w:val="%2."/>
+      <w:lvlJc w:val="left"/>
+      <w:pPr>
+        <w:ind w:left="1789" w:hanging="360"/>
+      </w:pPr>
+    </w:lvl>
+    <w:lvl w:ilvl="2" w:tplc="0419001B" w:tentative="1">
+      <w:start w:val="1"/>
+      <w:numFmt w:val="lowerRoman"/>
+      <w:lvlText w:val="%3."/>
+      <w:lvlJc w:val="right"/>
+      <w:pPr>
+        <w:ind w:left="2509" w:hanging="180"/>
+      </w:pPr>
+    </w:lvl>
+    <w:lvl w:ilvl="3" w:tplc="0419000F" w:tentative="1">
+      <w:start w:val="1"/>
+      <w:numFmt w:val="decimal"/>
+      <w:lvlText w:val="%4."/>
+      <w:lvlJc w:val="left"/>
+      <w:pPr>
+        <w:ind w:left="3229" w:hanging="360"/>
+      </w:pPr>
+    </w:lvl>
+    <w:lvl w:ilvl="4" w:tplc="04190019" w:tentative="1">
+      <w:start w:val="1"/>
+      <w:numFmt w:val="lowerLetter"/>
+      <w:lvlText w:val="%5."/>
+      <w:lvlJc w:val="left"/>
+      <w:pPr>
+        <w:ind w:left="3949" w:hanging="360"/>
+      </w:pPr>
+    </w:lvl>
+    <w:lvl w:ilvl="5" w:tplc="0419001B" w:tentative="1">
+      <w:start w:val="1"/>
+      <w:numFmt w:val="lowerRoman"/>
+      <w:lvlText w:val="%6."/>
+      <w:lvlJc w:val="right"/>
+      <w:pPr>
+        <w:ind w:left="4669" w:hanging="180"/>
+      </w:pPr>
+    </w:lvl>
+    <w:lvl w:ilvl="6" w:tplc="0419000F" w:tentative="1">
+      <w:start w:val="1"/>
+      <w:numFmt w:val="decimal"/>
+      <w:lvlText w:val="%7."/>
+      <w:lvlJc w:val="left"/>
+      <w:pPr>
+        <w:ind w:left="5389" w:hanging="360"/>
+      </w:pPr>
+    </w:lvl>
+    <w:lvl w:ilvl="7" w:tplc="04190019" w:tentative="1">
+      <w:start w:val="1"/>
+      <w:numFmt w:val="lowerLetter"/>
+      <w:lvlText w:val="%8."/>
+      <w:lvlJc w:val="left"/>
+      <w:pPr>
+        <w:ind w:left="6109" w:hanging="360"/>
+      </w:pPr>
+    </w:lvl>
+    <w:lvl w:ilvl="8" w:tplc="0419001B" w:tentative="1">
+      <w:start w:val="1"/>
+      <w:numFmt w:val="lowerRoman"/>
+      <w:lvlText w:val="%9."/>
+      <w:lvlJc w:val="right"/>
+      <w:pPr>
+        <w:ind w:left="6829" w:hanging="180"/>
+      </w:pPr>
+    </w:lvl>
+  </w:abstractNum>
+  <w:abstractNum w:abstractNumId="3" w15:restartNumberingAfterBreak="0">
     <w:nsid w:val="494F246C"/>
     <w:multiLevelType w:val="hybridMultilevel"/>
     <w:tmpl w:val="AFC6BC40"/>
@@ -3444,7 +3623,7 @@
       </w:pPr>
     </w:lvl>
   </w:abstractNum>
-  <w:abstractNum w:abstractNumId="3">
+  <w:abstractNum w:abstractNumId="4" w15:restartNumberingAfterBreak="0">
     <w:nsid w:val="50ED5D1A"/>
     <w:multiLevelType w:val="hybridMultilevel"/>
     <w:tmpl w:val="9E083F96"/>
@@ -3533,7 +3712,7 @@
       </w:pPr>
     </w:lvl>
   </w:abstractNum>
-  <w:abstractNum w:abstractNumId="4">
+  <w:abstractNum w:abstractNumId="5" w15:restartNumberingAfterBreak="0">
     <w:nsid w:val="53C87547"/>
     <w:multiLevelType w:val="hybridMultilevel"/>
     <w:tmpl w:val="A60461A8"/>
@@ -3622,7 +3801,7 @@
       </w:pPr>
     </w:lvl>
   </w:abstractNum>
-  <w:abstractNum w:abstractNumId="5">
+  <w:abstractNum w:abstractNumId="6" w15:restartNumberingAfterBreak="0">
     <w:nsid w:val="5BAE6DC1"/>
     <w:multiLevelType w:val="multilevel"/>
     <w:tmpl w:val="C2082E80"/>
@@ -3735,7 +3914,7 @@
       </w:rPr>
     </w:lvl>
   </w:abstractNum>
-  <w:abstractNum w:abstractNumId="6">
+  <w:abstractNum w:abstractNumId="7" w15:restartNumberingAfterBreak="0">
     <w:nsid w:val="644E476E"/>
     <w:multiLevelType w:val="hybridMultilevel"/>
     <w:tmpl w:val="1362F3DC"/>
@@ -3824,7 +4003,7 @@
       </w:pPr>
     </w:lvl>
   </w:abstractNum>
-  <w:abstractNum w:abstractNumId="7">
+  <w:abstractNum w:abstractNumId="8" w15:restartNumberingAfterBreak="0">
     <w:nsid w:val="694E2A1F"/>
     <w:multiLevelType w:val="multilevel"/>
     <w:tmpl w:val="50A65B7C"/>
@@ -3937,7 +4116,7 @@
       </w:rPr>
     </w:lvl>
   </w:abstractNum>
-  <w:abstractNum w:abstractNumId="8">
+  <w:abstractNum w:abstractNumId="9" w15:restartNumberingAfterBreak="0">
     <w:nsid w:val="6A9472AC"/>
     <w:multiLevelType w:val="hybridMultilevel"/>
     <w:tmpl w:val="3982A616"/>
@@ -4026,7 +4205,7 @@
       </w:pPr>
     </w:lvl>
   </w:abstractNum>
-  <w:abstractNum w:abstractNumId="9">
+  <w:abstractNum w:abstractNumId="10" w15:restartNumberingAfterBreak="0">
     <w:nsid w:val="7AA137DA"/>
     <w:multiLevelType w:val="multilevel"/>
     <w:tmpl w:val="B2AE4670"/>
@@ -4148,40 +4327,43 @@
     </w:lvl>
   </w:abstractNum>
   <w:num w:numId="1">
-    <w:abstractNumId w:val="7"/>
+    <w:abstractNumId w:val="8"/>
   </w:num>
   <w:num w:numId="2">
-    <w:abstractNumId w:val="2"/>
+    <w:abstractNumId w:val="3"/>
   </w:num>
   <w:num w:numId="3">
-    <w:abstractNumId w:val="8"/>
+    <w:abstractNumId w:val="9"/>
   </w:num>
   <w:num w:numId="4">
-    <w:abstractNumId w:val="3"/>
+    <w:abstractNumId w:val="4"/>
   </w:num>
   <w:num w:numId="5">
     <w:abstractNumId w:val="1"/>
   </w:num>
   <w:num w:numId="6">
-    <w:abstractNumId w:val="6"/>
+    <w:abstractNumId w:val="7"/>
   </w:num>
   <w:num w:numId="7">
-    <w:abstractNumId w:val="9"/>
+    <w:abstractNumId w:val="10"/>
   </w:num>
   <w:num w:numId="8">
     <w:abstractNumId w:val="0"/>
   </w:num>
   <w:num w:numId="9">
+    <w:abstractNumId w:val="6"/>
+  </w:num>
+  <w:num w:numId="10">
     <w:abstractNumId w:val="5"/>
   </w:num>
-  <w:num w:numId="10">
-    <w:abstractNumId w:val="4"/>
+  <w:num w:numId="11">
+    <w:abstractNumId w:val="2"/>
   </w:num>
 </w:numbering>
 </file>
 
 <file path=word/styles.xml><?xml version="1.0" encoding="utf-8"?>
-<w:styles xmlns:mc="http://schemas.openxmlformats.org/markup-compatibility/2006" xmlns:r="http://schemas.openxmlformats.org/officeDocument/2006/relationships" xmlns:w="http://schemas.openxmlformats.org/wordprocessingml/2006/main" xmlns:w14="http://schemas.microsoft.com/office/word/2010/wordml" mc:Ignorable="w14">
+<w:styles xmlns:mc="http://schemas.openxmlformats.org/markup-compatibility/2006" xmlns:r="http://schemas.openxmlformats.org/officeDocument/2006/relationships" xmlns:w="http://schemas.openxmlformats.org/wordprocessingml/2006/main" xmlns:w14="http://schemas.microsoft.com/office/word/2010/wordml" xmlns:w15="http://schemas.microsoft.com/office/word/2012/wordml" xmlns:w16cid="http://schemas.microsoft.com/office/word/2016/wordml/cid" xmlns:w16se="http://schemas.microsoft.com/office/word/2015/wordml/symex" mc:Ignorable="w14 w15 w16se w16cid">
   <w:docDefaults>
     <w:rPrDefault>
       <w:rPr>
@@ -4195,144 +4377,382 @@
       </w:pPr>
     </w:pPrDefault>
   </w:docDefaults>
-  <w:latentStyles w:defLockedState="0" w:defUIPriority="99" w:defSemiHidden="1" w:defUnhideWhenUsed="1" w:defQFormat="0" w:count="267">
-    <w:lsdException w:name="Normal" w:semiHidden="0" w:uiPriority="0" w:unhideWhenUsed="0" w:qFormat="1"/>
-    <w:lsdException w:name="heading 1" w:semiHidden="0" w:uiPriority="9" w:unhideWhenUsed="0" w:qFormat="1"/>
-    <w:lsdException w:name="heading 2" w:uiPriority="9" w:qFormat="1"/>
-    <w:lsdException w:name="heading 3" w:uiPriority="9" w:qFormat="1"/>
-    <w:lsdException w:name="heading 4" w:uiPriority="9" w:qFormat="1"/>
-    <w:lsdException w:name="heading 5" w:uiPriority="9" w:qFormat="1"/>
-    <w:lsdException w:name="heading 6" w:uiPriority="9" w:qFormat="1"/>
-    <w:lsdException w:name="heading 7" w:uiPriority="9" w:qFormat="1"/>
-    <w:lsdException w:name="heading 8" w:uiPriority="9" w:qFormat="1"/>
-    <w:lsdException w:name="heading 9" w:uiPriority="9" w:qFormat="1"/>
-    <w:lsdException w:name="toc 1" w:uiPriority="39"/>
-    <w:lsdException w:name="toc 2" w:uiPriority="39"/>
-    <w:lsdException w:name="toc 3" w:uiPriority="39"/>
-    <w:lsdException w:name="toc 4" w:uiPriority="39"/>
-    <w:lsdException w:name="toc 5" w:uiPriority="39"/>
-    <w:lsdException w:name="toc 6" w:uiPriority="39"/>
-    <w:lsdException w:name="toc 7" w:uiPriority="39"/>
-    <w:lsdException w:name="toc 8" w:uiPriority="39"/>
-    <w:lsdException w:name="toc 9" w:uiPriority="39"/>
-    <w:lsdException w:name="caption" w:uiPriority="35" w:qFormat="1"/>
-    <w:lsdException w:name="Title" w:semiHidden="0" w:uiPriority="10" w:unhideWhenUsed="0" w:qFormat="1"/>
-    <w:lsdException w:name="Default Paragraph Font" w:uiPriority="1"/>
-    <w:lsdException w:name="Subtitle" w:semiHidden="0" w:uiPriority="11" w:unhideWhenUsed="0" w:qFormat="1"/>
-    <w:lsdException w:name="Strong" w:semiHidden="0" w:uiPriority="22" w:unhideWhenUsed="0" w:qFormat="1"/>
-    <w:lsdException w:name="Emphasis" w:semiHidden="0" w:uiPriority="20" w:unhideWhenUsed="0" w:qFormat="1"/>
-    <w:lsdException w:name="Table Grid" w:semiHidden="0" w:uiPriority="39" w:unhideWhenUsed="0"/>
-    <w:lsdException w:name="Placeholder Text" w:unhideWhenUsed="0"/>
-    <w:lsdException w:name="No Spacing" w:semiHidden="0" w:uiPriority="1" w:unhideWhenUsed="0" w:qFormat="1"/>
-    <w:lsdException w:name="Light Shading" w:semiHidden="0" w:uiPriority="60" w:unhideWhenUsed="0"/>
-    <w:lsdException w:name="Light List" w:semiHidden="0" w:uiPriority="61" w:unhideWhenUsed="0"/>
-    <w:lsdException w:name="Light Grid" w:semiHidden="0" w:uiPriority="62" w:unhideWhenUsed="0"/>
-    <w:lsdException w:name="Medium Shading 1" w:semiHidden="0" w:uiPriority="63" w:unhideWhenUsed="0"/>
-    <w:lsdException w:name="Medium Shading 2" w:semiHidden="0" w:uiPriority="64" w:unhideWhenUsed="0"/>
-    <w:lsdException w:name="Medium List 1" w:semiHidden="0" w:uiPriority="65" w:unhideWhenUsed="0"/>
-    <w:lsdException w:name="Medium List 2" w:semiHidden="0" w:uiPriority="66" w:unhideWhenUsed="0"/>
-    <w:lsdException w:name="Medium Grid 1" w:semiHidden="0" w:uiPriority="67" w:unhideWhenUsed="0"/>
-    <w:lsdException w:name="Medium Grid 2" w:semiHidden="0" w:uiPriority="68" w:unhideWhenUsed="0"/>
-    <w:lsdException w:name="Medium Grid 3" w:semiHidden="0" w:uiPriority="69" w:unhideWhenUsed="0"/>
-    <w:lsdException w:name="Dark List" w:semiHidden="0" w:uiPriority="70" w:unhideWhenUsed="0"/>
-    <w:lsdException w:name="Colorful Shading" w:semiHidden="0" w:uiPriority="71" w:unhideWhenUsed="0"/>
-    <w:lsdException w:name="Colorful List" w:semiHidden="0" w:uiPriority="72" w:unhideWhenUsed="0"/>
-    <w:lsdException w:name="Colorful Grid" w:semiHidden="0" w:uiPriority="73" w:unhideWhenUsed="0"/>
-    <w:lsdException w:name="Light Shading Accent 1" w:semiHidden="0" w:uiPriority="60" w:unhideWhenUsed="0"/>
-    <w:lsdException w:name="Light List Accent 1" w:semiHidden="0" w:uiPriority="61" w:unhideWhenUsed="0"/>
-    <w:lsdException w:name="Light Grid Accent 1" w:semiHidden="0" w:uiPriority="62" w:unhideWhenUsed="0"/>
-    <w:lsdException w:name="Medium Shading 1 Accent 1" w:semiHidden="0" w:uiPriority="63" w:unhideWhenUsed="0"/>
-    <w:lsdException w:name="Medium Shading 2 Accent 1" w:semiHidden="0" w:uiPriority="64" w:unhideWhenUsed="0"/>
-    <w:lsdException w:name="Medium List 1 Accent 1" w:semiHidden="0" w:uiPriority="65" w:unhideWhenUsed="0"/>
-    <w:lsdException w:name="Revision" w:unhideWhenUsed="0"/>
-    <w:lsdException w:name="List Paragraph" w:semiHidden="0" w:uiPriority="34" w:unhideWhenUsed="0" w:qFormat="1"/>
-    <w:lsdException w:name="Quote" w:semiHidden="0" w:uiPriority="29" w:unhideWhenUsed="0" w:qFormat="1"/>
-    <w:lsdException w:name="Intense Quote" w:semiHidden="0" w:uiPriority="30" w:unhideWhenUsed="0" w:qFormat="1"/>
-    <w:lsdException w:name="Medium List 2 Accent 1" w:semiHidden="0" w:uiPriority="66" w:unhideWhenUsed="0"/>
-    <w:lsdException w:name="Medium Grid 1 Accent 1" w:semiHidden="0" w:uiPriority="67" w:unhideWhenUsed="0"/>
-    <w:lsdException w:name="Medium Grid 2 Accent 1" w:semiHidden="0" w:uiPriority="68" w:unhideWhenUsed="0"/>
-    <w:lsdException w:name="Medium Grid 3 Accent 1" w:semiHidden="0" w:uiPriority="69" w:unhideWhenUsed="0"/>
-    <w:lsdException w:name="Dark List Accent 1" w:semiHidden="0" w:uiPriority="70" w:unhideWhenUsed="0"/>
-    <w:lsdException w:name="Colorful Shading Accent 1" w:semiHidden="0" w:uiPriority="71" w:unhideWhenUsed="0"/>
-    <w:lsdException w:name="Colorful List Accent 1" w:semiHidden="0" w:uiPriority="72" w:unhideWhenUsed="0"/>
-    <w:lsdException w:name="Colorful Grid Accent 1" w:semiHidden="0" w:uiPriority="73" w:unhideWhenUsed="0"/>
-    <w:lsdException w:name="Light Shading Accent 2" w:semiHidden="0" w:uiPriority="60" w:unhideWhenUsed="0"/>
-    <w:lsdException w:name="Light List Accent 2" w:semiHidden="0" w:uiPriority="61" w:unhideWhenUsed="0"/>
-    <w:lsdException w:name="Light Grid Accent 2" w:semiHidden="0" w:uiPriority="62" w:unhideWhenUsed="0"/>
-    <w:lsdException w:name="Medium Shading 1 Accent 2" w:semiHidden="0" w:uiPriority="63" w:unhideWhenUsed="0"/>
-    <w:lsdException w:name="Medium Shading 2 Accent 2" w:semiHidden="0" w:uiPriority="64" w:unhideWhenUsed="0"/>
-    <w:lsdException w:name="Medium List 1 Accent 2" w:semiHidden="0" w:uiPriority="65" w:unhideWhenUsed="0"/>
-    <w:lsdException w:name="Medium List 2 Accent 2" w:semiHidden="0" w:uiPriority="66" w:unhideWhenUsed="0"/>
-    <w:lsdException w:name="Medium Grid 1 Accent 2" w:semiHidden="0" w:uiPriority="67" w:unhideWhenUsed="0"/>
-    <w:lsdException w:name="Medium Grid 2 Accent 2" w:semiHidden="0" w:uiPriority="68" w:unhideWhenUsed="0"/>
-    <w:lsdException w:name="Medium Grid 3 Accent 2" w:semiHidden="0" w:uiPriority="69" w:unhideWhenUsed="0"/>
-    <w:lsdException w:name="Dark List Accent 2" w:semiHidden="0" w:uiPriority="70" w:unhideWhenUsed="0"/>
-    <w:lsdException w:name="Colorful Shading Accent 2" w:semiHidden="0" w:uiPriority="71" w:unhideWhenUsed="0"/>
-    <w:lsdException w:name="Colorful List Accent 2" w:semiHidden="0" w:uiPriority="72" w:unhideWhenUsed="0"/>
-    <w:lsdException w:name="Colorful Grid Accent 2" w:semiHidden="0" w:uiPriority="73" w:unhideWhenUsed="0"/>
-    <w:lsdException w:name="Light Shading Accent 3" w:semiHidden="0" w:uiPriority="60" w:unhideWhenUsed="0"/>
-    <w:lsdException w:name="Light List Accent 3" w:semiHidden="0" w:uiPriority="61" w:unhideWhenUsed="0"/>
-    <w:lsdException w:name="Light Grid Accent 3" w:semiHidden="0" w:uiPriority="62" w:unhideWhenUsed="0"/>
-    <w:lsdException w:name="Medium Shading 1 Accent 3" w:semiHidden="0" w:uiPriority="63" w:unhideWhenUsed="0"/>
-    <w:lsdException w:name="Medium Shading 2 Accent 3" w:semiHidden="0" w:uiPriority="64" w:unhideWhenUsed="0"/>
-    <w:lsdException w:name="Medium List 1 Accent 3" w:semiHidden="0" w:uiPriority="65" w:unhideWhenUsed="0"/>
-    <w:lsdException w:name="Medium List 2 Accent 3" w:semiHidden="0" w:uiPriority="66" w:unhideWhenUsed="0"/>
-    <w:lsdException w:name="Medium Grid 1 Accent 3" w:semiHidden="0" w:uiPriority="67" w:unhideWhenUsed="0"/>
-    <w:lsdException w:name="Medium Grid 2 Accent 3" w:semiHidden="0" w:uiPriority="68" w:unhideWhenUsed="0"/>
-    <w:lsdException w:name="Medium Grid 3 Accent 3" w:semiHidden="0" w:uiPriority="69" w:unhideWhenUsed="0"/>
-    <w:lsdException w:name="Dark List Accent 3" w:semiHidden="0" w:uiPriority="70" w:unhideWhenUsed="0"/>
-    <w:lsdException w:name="Colorful Shading Accent 3" w:semiHidden="0" w:uiPriority="71" w:unhideWhenUsed="0"/>
-    <w:lsdException w:name="Colorful List Accent 3" w:semiHidden="0" w:uiPriority="72" w:unhideWhenUsed="0"/>
-    <w:lsdException w:name="Colorful Grid Accent 3" w:semiHidden="0" w:uiPriority="73" w:unhideWhenUsed="0"/>
-    <w:lsdException w:name="Light Shading Accent 4" w:semiHidden="0" w:uiPriority="60" w:unhideWhenUsed="0"/>
-    <w:lsdException w:name="Light List Accent 4" w:semiHidden="0" w:uiPriority="61" w:unhideWhenUsed="0"/>
-    <w:lsdException w:name="Light Grid Accent 4" w:semiHidden="0" w:uiPriority="62" w:unhideWhenUsed="0"/>
-    <w:lsdException w:name="Medium Shading 1 Accent 4" w:semiHidden="0" w:uiPriority="63" w:unhideWhenUsed="0"/>
-    <w:lsdException w:name="Medium Shading 2 Accent 4" w:semiHidden="0" w:uiPriority="64" w:unhideWhenUsed="0"/>
-    <w:lsdException w:name="Medium List 1 Accent 4" w:semiHidden="0" w:uiPriority="65" w:unhideWhenUsed="0"/>
-    <w:lsdException w:name="Medium List 2 Accent 4" w:semiHidden="0" w:uiPriority="66" w:unhideWhenUsed="0"/>
-    <w:lsdException w:name="Medium Grid 1 Accent 4" w:semiHidden="0" w:uiPriority="67" w:unhideWhenUsed="0"/>
-    <w:lsdException w:name="Medium Grid 2 Accent 4" w:semiHidden="0" w:uiPriority="68" w:unhideWhenUsed="0"/>
-    <w:lsdException w:name="Medium Grid 3 Accent 4" w:semiHidden="0" w:uiPriority="69" w:unhideWhenUsed="0"/>
-    <w:lsdException w:name="Dark List Accent 4" w:semiHidden="0" w:uiPriority="70" w:unhideWhenUsed="0"/>
-    <w:lsdException w:name="Colorful Shading Accent 4" w:semiHidden="0" w:uiPriority="71" w:unhideWhenUsed="0"/>
-    <w:lsdException w:name="Colorful List Accent 4" w:semiHidden="0" w:uiPriority="72" w:unhideWhenUsed="0"/>
-    <w:lsdException w:name="Colorful Grid Accent 4" w:semiHidden="0" w:uiPriority="73" w:unhideWhenUsed="0"/>
-    <w:lsdException w:name="Light Shading Accent 5" w:semiHidden="0" w:uiPriority="60" w:unhideWhenUsed="0"/>
-    <w:lsdException w:name="Light List Accent 5" w:semiHidden="0" w:uiPriority="61" w:unhideWhenUsed="0"/>
-    <w:lsdException w:name="Light Grid Accent 5" w:semiHidden="0" w:uiPriority="62" w:unhideWhenUsed="0"/>
-    <w:lsdException w:name="Medium Shading 1 Accent 5" w:semiHidden="0" w:uiPriority="63" w:unhideWhenUsed="0"/>
-    <w:lsdException w:name="Medium Shading 2 Accent 5" w:semiHidden="0" w:uiPriority="64" w:unhideWhenUsed="0"/>
-    <w:lsdException w:name="Medium List 1 Accent 5" w:semiHidden="0" w:uiPriority="65" w:unhideWhenUsed="0"/>
-    <w:lsdException w:name="Medium List 2 Accent 5" w:semiHidden="0" w:uiPriority="66" w:unhideWhenUsed="0"/>
-    <w:lsdException w:name="Medium Grid 1 Accent 5" w:semiHidden="0" w:uiPriority="67" w:unhideWhenUsed="0"/>
-    <w:lsdException w:name="Medium Grid 2 Accent 5" w:semiHidden="0" w:uiPriority="68" w:unhideWhenUsed="0"/>
-    <w:lsdException w:name="Medium Grid 3 Accent 5" w:semiHidden="0" w:uiPriority="69" w:unhideWhenUsed="0"/>
-    <w:lsdException w:name="Dark List Accent 5" w:semiHidden="0" w:uiPriority="70" w:unhideWhenUsed="0"/>
-    <w:lsdException w:name="Colorful Shading Accent 5" w:semiHidden="0" w:uiPriority="71" w:unhideWhenUsed="0"/>
-    <w:lsdException w:name="Colorful List Accent 5" w:semiHidden="0" w:uiPriority="72" w:unhideWhenUsed="0"/>
-    <w:lsdException w:name="Colorful Grid Accent 5" w:semiHidden="0" w:uiPriority="73" w:unhideWhenUsed="0"/>
-    <w:lsdException w:name="Light Shading Accent 6" w:semiHidden="0" w:uiPriority="60" w:unhideWhenUsed="0"/>
-    <w:lsdException w:name="Light List Accent 6" w:semiHidden="0" w:uiPriority="61" w:unhideWhenUsed="0"/>
-    <w:lsdException w:name="Light Grid Accent 6" w:semiHidden="0" w:uiPriority="62" w:unhideWhenUsed="0"/>
-    <w:lsdException w:name="Medium Shading 1 Accent 6" w:semiHidden="0" w:uiPriority="63" w:unhideWhenUsed="0"/>
-    <w:lsdException w:name="Medium Shading 2 Accent 6" w:semiHidden="0" w:uiPriority="64" w:unhideWhenUsed="0"/>
-    <w:lsdException w:name="Medium List 1 Accent 6" w:semiHidden="0" w:uiPriority="65" w:unhideWhenUsed="0"/>
-    <w:lsdException w:name="Medium List 2 Accent 6" w:semiHidden="0" w:uiPriority="66" w:unhideWhenUsed="0"/>
-    <w:lsdException w:name="Medium Grid 1 Accent 6" w:semiHidden="0" w:uiPriority="67" w:unhideWhenUsed="0"/>
-    <w:lsdException w:name="Medium Grid 2 Accent 6" w:semiHidden="0" w:uiPriority="68" w:unhideWhenUsed="0"/>
-    <w:lsdException w:name="Medium Grid 3 Accent 6" w:semiHidden="0" w:uiPriority="69" w:unhideWhenUsed="0"/>
-    <w:lsdException w:name="Dark List Accent 6" w:semiHidden="0" w:uiPriority="70" w:unhideWhenUsed="0"/>
-    <w:lsdException w:name="Colorful Shading Accent 6" w:semiHidden="0" w:uiPriority="71" w:unhideWhenUsed="0"/>
-    <w:lsdException w:name="Colorful List Accent 6" w:semiHidden="0" w:uiPriority="72" w:unhideWhenUsed="0"/>
-    <w:lsdException w:name="Colorful Grid Accent 6" w:semiHidden="0" w:uiPriority="73" w:unhideWhenUsed="0"/>
-    <w:lsdException w:name="Subtle Emphasis" w:semiHidden="0" w:uiPriority="19" w:unhideWhenUsed="0" w:qFormat="1"/>
-    <w:lsdException w:name="Intense Emphasis" w:semiHidden="0" w:uiPriority="21" w:unhideWhenUsed="0" w:qFormat="1"/>
-    <w:lsdException w:name="Subtle Reference" w:semiHidden="0" w:uiPriority="31" w:unhideWhenUsed="0" w:qFormat="1"/>
-    <w:lsdException w:name="Intense Reference" w:semiHidden="0" w:uiPriority="32" w:unhideWhenUsed="0" w:qFormat="1"/>
-    <w:lsdException w:name="Book Title" w:semiHidden="0" w:uiPriority="33" w:unhideWhenUsed="0" w:qFormat="1"/>
-    <w:lsdException w:name="Bibliography" w:uiPriority="37"/>
-    <w:lsdException w:name="TOC Heading" w:uiPriority="39" w:qFormat="1"/>
+  <w:latentStyles w:defLockedState="0" w:defUIPriority="99" w:defSemiHidden="0" w:defUnhideWhenUsed="0" w:defQFormat="0" w:count="375">
+    <w:lsdException w:name="Normal" w:uiPriority="0" w:qFormat="1"/>
+    <w:lsdException w:name="heading 1" w:uiPriority="9" w:qFormat="1"/>
+    <w:lsdException w:name="heading 2" w:semiHidden="1" w:uiPriority="9" w:unhideWhenUsed="1" w:qFormat="1"/>
+    <w:lsdException w:name="heading 3" w:semiHidden="1" w:uiPriority="9" w:unhideWhenUsed="1" w:qFormat="1"/>
+    <w:lsdException w:name="heading 4" w:semiHidden="1" w:uiPriority="9" w:unhideWhenUsed="1" w:qFormat="1"/>
+    <w:lsdException w:name="heading 5" w:semiHidden="1" w:uiPriority="9" w:unhideWhenUsed="1" w:qFormat="1"/>
+    <w:lsdException w:name="heading 6" w:semiHidden="1" w:uiPriority="9" w:unhideWhenUsed="1" w:qFormat="1"/>
+    <w:lsdException w:name="heading 7" w:semiHidden="1" w:uiPriority="9" w:unhideWhenUsed="1" w:qFormat="1"/>
+    <w:lsdException w:name="heading 8" w:semiHidden="1" w:uiPriority="9" w:unhideWhenUsed="1" w:qFormat="1"/>
+    <w:lsdException w:name="heading 9" w:semiHidden="1" w:uiPriority="9" w:unhideWhenUsed="1" w:qFormat="1"/>
+    <w:lsdException w:name="index 1" w:semiHidden="1" w:unhideWhenUsed="1"/>
+    <w:lsdException w:name="index 2" w:semiHidden="1" w:unhideWhenUsed="1"/>
+    <w:lsdException w:name="index 3" w:semiHidden="1" w:unhideWhenUsed="1"/>
+    <w:lsdException w:name="index 4" w:semiHidden="1" w:unhideWhenUsed="1"/>
+    <w:lsdException w:name="index 5" w:semiHidden="1" w:unhideWhenUsed="1"/>
+    <w:lsdException w:name="index 6" w:semiHidden="1" w:unhideWhenUsed="1"/>
+    <w:lsdException w:name="index 7" w:semiHidden="1" w:unhideWhenUsed="1"/>
+    <w:lsdException w:name="index 8" w:semiHidden="1" w:unhideWhenUsed="1"/>
+    <w:lsdException w:name="index 9" w:semiHidden="1" w:unhideWhenUsed="1"/>
+    <w:lsdException w:name="toc 1" w:semiHidden="1" w:uiPriority="39" w:unhideWhenUsed="1"/>
+    <w:lsdException w:name="toc 2" w:semiHidden="1" w:uiPriority="39" w:unhideWhenUsed="1"/>
+    <w:lsdException w:name="toc 3" w:semiHidden="1" w:uiPriority="39" w:unhideWhenUsed="1"/>
+    <w:lsdException w:name="toc 4" w:semiHidden="1" w:uiPriority="39" w:unhideWhenUsed="1"/>
+    <w:lsdException w:name="toc 5" w:semiHidden="1" w:uiPriority="39" w:unhideWhenUsed="1"/>
+    <w:lsdException w:name="toc 6" w:semiHidden="1" w:uiPriority="39" w:unhideWhenUsed="1"/>
+    <w:lsdException w:name="toc 7" w:semiHidden="1" w:uiPriority="39" w:unhideWhenUsed="1"/>
+    <w:lsdException w:name="toc 8" w:semiHidden="1" w:uiPriority="39" w:unhideWhenUsed="1"/>
+    <w:lsdException w:name="toc 9" w:semiHidden="1" w:uiPriority="39" w:unhideWhenUsed="1"/>
+    <w:lsdException w:name="Normal Indent" w:semiHidden="1" w:unhideWhenUsed="1"/>
+    <w:lsdException w:name="footnote text" w:semiHidden="1" w:unhideWhenUsed="1"/>
+    <w:lsdException w:name="annotation text" w:semiHidden="1" w:unhideWhenUsed="1"/>
+    <w:lsdException w:name="header" w:semiHidden="1" w:unhideWhenUsed="1"/>
+    <w:lsdException w:name="footer" w:semiHidden="1" w:unhideWhenUsed="1"/>
+    <w:lsdException w:name="index heading" w:semiHidden="1" w:unhideWhenUsed="1"/>
+    <w:lsdException w:name="caption" w:semiHidden="1" w:uiPriority="35" w:unhideWhenUsed="1" w:qFormat="1"/>
+    <w:lsdException w:name="table of figures" w:semiHidden="1" w:unhideWhenUsed="1"/>
+    <w:lsdException w:name="envelope address" w:semiHidden="1" w:unhideWhenUsed="1"/>
+    <w:lsdException w:name="envelope return" w:semiHidden="1" w:unhideWhenUsed="1"/>
+    <w:lsdException w:name="footnote reference" w:semiHidden="1" w:unhideWhenUsed="1"/>
+    <w:lsdException w:name="annotation reference" w:semiHidden="1" w:unhideWhenUsed="1"/>
+    <w:lsdException w:name="line number" w:semiHidden="1" w:unhideWhenUsed="1"/>
+    <w:lsdException w:name="page number" w:semiHidden="1" w:unhideWhenUsed="1"/>
+    <w:lsdException w:name="endnote reference" w:semiHidden="1" w:unhideWhenUsed="1"/>
+    <w:lsdException w:name="endnote text" w:semiHidden="1" w:unhideWhenUsed="1"/>
+    <w:lsdException w:name="table of authorities" w:semiHidden="1" w:unhideWhenUsed="1"/>
+    <w:lsdException w:name="macro" w:semiHidden="1" w:unhideWhenUsed="1"/>
+    <w:lsdException w:name="toa heading" w:semiHidden="1" w:unhideWhenUsed="1"/>
+    <w:lsdException w:name="List" w:semiHidden="1" w:unhideWhenUsed="1"/>
+    <w:lsdException w:name="List Bullet" w:semiHidden="1" w:unhideWhenUsed="1"/>
+    <w:lsdException w:name="List Number" w:semiHidden="1" w:unhideWhenUsed="1"/>
+    <w:lsdException w:name="List 2" w:semiHidden="1" w:unhideWhenUsed="1"/>
+    <w:lsdException w:name="List 3" w:semiHidden="1" w:unhideWhenUsed="1"/>
+    <w:lsdException w:name="List 4" w:semiHidden="1" w:unhideWhenUsed="1"/>
+    <w:lsdException w:name="List 5" w:semiHidden="1" w:unhideWhenUsed="1"/>
+    <w:lsdException w:name="List Bullet 2" w:semiHidden="1" w:unhideWhenUsed="1"/>
+    <w:lsdException w:name="List Bullet 3" w:semiHidden="1" w:unhideWhenUsed="1"/>
+    <w:lsdException w:name="List Bullet 4" w:semiHidden="1" w:unhideWhenUsed="1"/>
+    <w:lsdException w:name="List Bullet 5" w:semiHidden="1" w:unhideWhenUsed="1"/>
+    <w:lsdException w:name="List Number 2" w:semiHidden="1" w:unhideWhenUsed="1"/>
+    <w:lsdException w:name="List Number 3" w:semiHidden="1" w:unhideWhenUsed="1"/>
+    <w:lsdException w:name="List Number 4" w:semiHidden="1" w:unhideWhenUsed="1"/>
+    <w:lsdException w:name="List Number 5" w:semiHidden="1" w:unhideWhenUsed="1"/>
+    <w:lsdException w:name="Title" w:uiPriority="10" w:qFormat="1"/>
+    <w:lsdException w:name="Closing" w:semiHidden="1" w:unhideWhenUsed="1"/>
+    <w:lsdException w:name="Signature" w:semiHidden="1" w:unhideWhenUsed="1"/>
+    <w:lsdException w:name="Default Paragraph Font" w:semiHidden="1" w:uiPriority="1" w:unhideWhenUsed="1"/>
+    <w:lsdException w:name="Body Text" w:semiHidden="1" w:unhideWhenUsed="1"/>
+    <w:lsdException w:name="Body Text Indent" w:semiHidden="1" w:unhideWhenUsed="1"/>
+    <w:lsdException w:name="List Continue" w:semiHidden="1" w:unhideWhenUsed="1"/>
+    <w:lsdException w:name="List Continue 2" w:semiHidden="1" w:unhideWhenUsed="1"/>
+    <w:lsdException w:name="List Continue 3" w:semiHidden="1" w:unhideWhenUsed="1"/>
+    <w:lsdException w:name="List Continue 4" w:semiHidden="1" w:unhideWhenUsed="1"/>
+    <w:lsdException w:name="List Continue 5" w:semiHidden="1" w:unhideWhenUsed="1"/>
+    <w:lsdException w:name="Message Header" w:semiHidden="1" w:unhideWhenUsed="1"/>
+    <w:lsdException w:name="Subtitle" w:uiPriority="11" w:qFormat="1"/>
+    <w:lsdException w:name="Salutation" w:semiHidden="1" w:unhideWhenUsed="1"/>
+    <w:lsdException w:name="Date" w:semiHidden="1" w:unhideWhenUsed="1"/>
+    <w:lsdException w:name="Body Text First Indent" w:semiHidden="1" w:unhideWhenUsed="1"/>
+    <w:lsdException w:name="Body Text First Indent 2" w:semiHidden="1" w:unhideWhenUsed="1"/>
+    <w:lsdException w:name="Note Heading" w:semiHidden="1" w:unhideWhenUsed="1"/>
+    <w:lsdException w:name="Body Text 2" w:semiHidden="1" w:unhideWhenUsed="1"/>
+    <w:lsdException w:name="Body Text 3" w:semiHidden="1" w:unhideWhenUsed="1"/>
+    <w:lsdException w:name="Body Text Indent 2" w:semiHidden="1" w:unhideWhenUsed="1"/>
+    <w:lsdException w:name="Body Text Indent 3" w:semiHidden="1" w:unhideWhenUsed="1"/>
+    <w:lsdException w:name="Block Text" w:semiHidden="1" w:unhideWhenUsed="1"/>
+    <w:lsdException w:name="Hyperlink" w:semiHidden="1" w:unhideWhenUsed="1"/>
+    <w:lsdException w:name="FollowedHyperlink" w:semiHidden="1" w:unhideWhenUsed="1"/>
+    <w:lsdException w:name="Strong" w:uiPriority="22" w:qFormat="1"/>
+    <w:lsdException w:name="Emphasis" w:uiPriority="20" w:qFormat="1"/>
+    <w:lsdException w:name="Document Map" w:semiHidden="1" w:unhideWhenUsed="1"/>
+    <w:lsdException w:name="Plain Text" w:semiHidden="1" w:unhideWhenUsed="1"/>
+    <w:lsdException w:name="E-mail Signature" w:semiHidden="1" w:unhideWhenUsed="1"/>
+    <w:lsdException w:name="HTML Top of Form" w:semiHidden="1" w:unhideWhenUsed="1"/>
+    <w:lsdException w:name="HTML Bottom of Form" w:semiHidden="1" w:unhideWhenUsed="1"/>
+    <w:lsdException w:name="Normal (Web)" w:semiHidden="1" w:unhideWhenUsed="1"/>
+    <w:lsdException w:name="HTML Acronym" w:semiHidden="1" w:unhideWhenUsed="1"/>
+    <w:lsdException w:name="HTML Address" w:semiHidden="1" w:unhideWhenUsed="1"/>
+    <w:lsdException w:name="HTML Cite" w:semiHidden="1" w:unhideWhenUsed="1"/>
+    <w:lsdException w:name="HTML Code" w:semiHidden="1" w:unhideWhenUsed="1"/>
+    <w:lsdException w:name="HTML Definition" w:semiHidden="1" w:unhideWhenUsed="1"/>
+    <w:lsdException w:name="HTML Keyboard" w:semiHidden="1" w:unhideWhenUsed="1"/>
+    <w:lsdException w:name="HTML Preformatted" w:semiHidden="1" w:unhideWhenUsed="1"/>
+    <w:lsdException w:name="HTML Sample" w:semiHidden="1" w:unhideWhenUsed="1"/>
+    <w:lsdException w:name="HTML Typewriter" w:semiHidden="1" w:unhideWhenUsed="1"/>
+    <w:lsdException w:name="HTML Variable" w:semiHidden="1" w:unhideWhenUsed="1"/>
+    <w:lsdException w:name="Normal Table" w:semiHidden="1" w:unhideWhenUsed="1"/>
+    <w:lsdException w:name="annotation subject" w:semiHidden="1" w:unhideWhenUsed="1"/>
+    <w:lsdException w:name="No List" w:semiHidden="1" w:unhideWhenUsed="1"/>
+    <w:lsdException w:name="Outline List 1" w:semiHidden="1" w:unhideWhenUsed="1"/>
+    <w:lsdException w:name="Outline List 2" w:semiHidden="1" w:unhideWhenUsed="1"/>
+    <w:lsdException w:name="Outline List 3" w:semiHidden="1" w:unhideWhenUsed="1"/>
+    <w:lsdException w:name="Table Simple 1" w:semiHidden="1" w:unhideWhenUsed="1"/>
+    <w:lsdException w:name="Table Simple 2" w:semiHidden="1" w:unhideWhenUsed="1"/>
+    <w:lsdException w:name="Table Simple 3" w:semiHidden="1" w:unhideWhenUsed="1"/>
+    <w:lsdException w:name="Table Classic 1" w:semiHidden="1" w:unhideWhenUsed="1"/>
+    <w:lsdException w:name="Table Classic 2" w:semiHidden="1" w:unhideWhenUsed="1"/>
+    <w:lsdException w:name="Table Classic 3" w:semiHidden="1" w:unhideWhenUsed="1"/>
+    <w:lsdException w:name="Table Classic 4" w:semiHidden="1" w:unhideWhenUsed="1"/>
+    <w:lsdException w:name="Table Colorful 1" w:semiHidden="1" w:unhideWhenUsed="1"/>
+    <w:lsdException w:name="Table Colorful 2" w:semiHidden="1" w:unhideWhenUsed="1"/>
+    <w:lsdException w:name="Table Colorful 3" w:semiHidden="1" w:unhideWhenUsed="1"/>
+    <w:lsdException w:name="Table Columns 1" w:semiHidden="1" w:unhideWhenUsed="1"/>
+    <w:lsdException w:name="Table Columns 2" w:semiHidden="1" w:unhideWhenUsed="1"/>
+    <w:lsdException w:name="Table Columns 3" w:semiHidden="1" w:unhideWhenUsed="1"/>
+    <w:lsdException w:name="Table Columns 4" w:semiHidden="1" w:unhideWhenUsed="1"/>
+    <w:lsdException w:name="Table Columns 5" w:semiHidden="1" w:unhideWhenUsed="1"/>
+    <w:lsdException w:name="Table Grid 1" w:semiHidden="1" w:unhideWhenUsed="1"/>
+    <w:lsdException w:name="Table Grid 2" w:semiHidden="1" w:unhideWhenUsed="1"/>
+    <w:lsdException w:name="Table Grid 3" w:semiHidden="1" w:unhideWhenUsed="1"/>
+    <w:lsdException w:name="Table Grid 4" w:semiHidden="1" w:unhideWhenUsed="1"/>
+    <w:lsdException w:name="Table Grid 5" w:semiHidden="1" w:unhideWhenUsed="1"/>
+    <w:lsdException w:name="Table Grid 6" w:semiHidden="1" w:unhideWhenUsed="1"/>
+    <w:lsdException w:name="Table Grid 7" w:semiHidden="1" w:unhideWhenUsed="1"/>
+    <w:lsdException w:name="Table Grid 8" w:semiHidden="1" w:unhideWhenUsed="1"/>
+    <w:lsdException w:name="Table List 1" w:semiHidden="1" w:unhideWhenUsed="1"/>
+    <w:lsdException w:name="Table List 2" w:semiHidden="1" w:unhideWhenUsed="1"/>
+    <w:lsdException w:name="Table List 3" w:semiHidden="1" w:unhideWhenUsed="1"/>
+    <w:lsdException w:name="Table List 4" w:semiHidden="1" w:unhideWhenUsed="1"/>
+    <w:lsdException w:name="Table List 5" w:semiHidden="1" w:unhideWhenUsed="1"/>
+    <w:lsdException w:name="Table List 6" w:semiHidden="1" w:unhideWhenUsed="1"/>
+    <w:lsdException w:name="Table List 7" w:semiHidden="1" w:unhideWhenUsed="1"/>
+    <w:lsdException w:name="Table List 8" w:semiHidden="1" w:unhideWhenUsed="1"/>
+    <w:lsdException w:name="Table 3D effects 1" w:semiHidden="1" w:unhideWhenUsed="1"/>
+    <w:lsdException w:name="Table 3D effects 2" w:semiHidden="1" w:unhideWhenUsed="1"/>
+    <w:lsdException w:name="Table 3D effects 3" w:semiHidden="1" w:unhideWhenUsed="1"/>
+    <w:lsdException w:name="Table Contemporary" w:semiHidden="1" w:unhideWhenUsed="1"/>
+    <w:lsdException w:name="Table Elegant" w:semiHidden="1" w:unhideWhenUsed="1"/>
+    <w:lsdException w:name="Table Professional" w:semiHidden="1" w:unhideWhenUsed="1"/>
+    <w:lsdException w:name="Table Subtle 1" w:semiHidden="1" w:unhideWhenUsed="1"/>
+    <w:lsdException w:name="Table Subtle 2" w:semiHidden="1" w:unhideWhenUsed="1"/>
+    <w:lsdException w:name="Table Web 1" w:semiHidden="1" w:unhideWhenUsed="1"/>
+    <w:lsdException w:name="Table Web 2" w:semiHidden="1" w:unhideWhenUsed="1"/>
+    <w:lsdException w:name="Table Web 3" w:semiHidden="1" w:unhideWhenUsed="1"/>
+    <w:lsdException w:name="Balloon Text" w:semiHidden="1" w:unhideWhenUsed="1"/>
+    <w:lsdException w:name="Table Grid" w:semiHidden="1" w:uiPriority="39" w:unhideWhenUsed="1"/>
+    <w:lsdException w:name="Table Theme" w:semiHidden="1" w:unhideWhenUsed="1"/>
+    <w:lsdException w:name="Placeholder Text" w:semiHidden="1"/>
+    <w:lsdException w:name="No Spacing" w:uiPriority="1" w:qFormat="1"/>
+    <w:lsdException w:name="Light Shading" w:uiPriority="60"/>
+    <w:lsdException w:name="Light List" w:uiPriority="61"/>
+    <w:lsdException w:name="Light Grid" w:uiPriority="62"/>
+    <w:lsdException w:name="Medium Shading 1" w:uiPriority="63"/>
+    <w:lsdException w:name="Medium Shading 2" w:uiPriority="64"/>
+    <w:lsdException w:name="Medium List 1" w:uiPriority="65"/>
+    <w:lsdException w:name="Medium List 2" w:uiPriority="66"/>
+    <w:lsdException w:name="Medium Grid 1" w:uiPriority="67"/>
+    <w:lsdException w:name="Medium Grid 2" w:uiPriority="68"/>
+    <w:lsdException w:name="Medium Grid 3" w:uiPriority="69"/>
+    <w:lsdException w:name="Dark List" w:uiPriority="70"/>
+    <w:lsdException w:name="Colorful Shading" w:uiPriority="71"/>
+    <w:lsdException w:name="Colorful List" w:uiPriority="72"/>
+    <w:lsdException w:name="Colorful Grid" w:uiPriority="73"/>
+    <w:lsdException w:name="Light Shading Accent 1" w:uiPriority="60"/>
+    <w:lsdException w:name="Light List Accent 1" w:uiPriority="61"/>
+    <w:lsdException w:name="Light Grid Accent 1" w:uiPriority="62"/>
+    <w:lsdException w:name="Medium Shading 1 Accent 1" w:uiPriority="63"/>
+    <w:lsdException w:name="Medium Shading 2 Accent 1" w:uiPriority="64"/>
+    <w:lsdException w:name="Medium List 1 Accent 1" w:uiPriority="65"/>
+    <w:lsdException w:name="Revision" w:semiHidden="1"/>
+    <w:lsdException w:name="List Paragraph" w:uiPriority="34" w:qFormat="1"/>
+    <w:lsdException w:name="Quote" w:uiPriority="29" w:qFormat="1"/>
+    <w:lsdException w:name="Intense Quote" w:uiPriority="30" w:qFormat="1"/>
+    <w:lsdException w:name="Medium List 2 Accent 1" w:uiPriority="66"/>
+    <w:lsdException w:name="Medium Grid 1 Accent 1" w:uiPriority="67"/>
+    <w:lsdException w:name="Medium Grid 2 Accent 1" w:uiPriority="68"/>
+    <w:lsdException w:name="Medium Grid 3 Accent 1" w:uiPriority="69"/>
+    <w:lsdException w:name="Dark List Accent 1" w:uiPriority="70"/>
+    <w:lsdException w:name="Colorful Shading Accent 1" w:uiPriority="71"/>
+    <w:lsdException w:name="Colorful List Accent 1" w:uiPriority="72"/>
+    <w:lsdException w:name="Colorful Grid Accent 1" w:uiPriority="73"/>
+    <w:lsdException w:name="Light Shading Accent 2" w:uiPriority="60"/>
+    <w:lsdException w:name="Light List Accent 2" w:uiPriority="61"/>
+    <w:lsdException w:name="Light Grid Accent 2" w:uiPriority="62"/>
+    <w:lsdException w:name="Medium Shading 1 Accent 2" w:uiPriority="63"/>
+    <w:lsdException w:name="Medium Shading 2 Accent 2" w:uiPriority="64"/>
+    <w:lsdException w:name="Medium List 1 Accent 2" w:uiPriority="65"/>
+    <w:lsdException w:name="Medium List 2 Accent 2" w:uiPriority="66"/>
+    <w:lsdException w:name="Medium Grid 1 Accent 2" w:uiPriority="67"/>
+    <w:lsdException w:name="Medium Grid 2 Accent 2" w:uiPriority="68"/>
+    <w:lsdException w:name="Medium Grid 3 Accent 2" w:uiPriority="69"/>
+    <w:lsdException w:name="Dark List Accent 2" w:uiPriority="70"/>
+    <w:lsdException w:name="Colorful Shading Accent 2" w:uiPriority="71"/>
+    <w:lsdException w:name="Colorful List Accent 2" w:uiPriority="72"/>
+    <w:lsdException w:name="Colorful Grid Accent 2" w:uiPriority="73"/>
+    <w:lsdException w:name="Light Shading Accent 3" w:uiPriority="60"/>
+    <w:lsdException w:name="Light List Accent 3" w:uiPriority="61"/>
+    <w:lsdException w:name="Light Grid Accent 3" w:uiPriority="62"/>
+    <w:lsdException w:name="Medium Shading 1 Accent 3" w:uiPriority="63"/>
+    <w:lsdException w:name="Medium Shading 2 Accent 3" w:uiPriority="64"/>
+    <w:lsdException w:name="Medium List 1 Accent 3" w:uiPriority="65"/>
+    <w:lsdException w:name="Medium List 2 Accent 3" w:uiPriority="66"/>
+    <w:lsdException w:name="Medium Grid 1 Accent 3" w:uiPriority="67"/>
+    <w:lsdException w:name="Medium Grid 2 Accent 3" w:uiPriority="68"/>
+    <w:lsdException w:name="Medium Grid 3 Accent 3" w:uiPriority="69"/>
+    <w:lsdException w:name="Dark List Accent 3" w:uiPriority="70"/>
+    <w:lsdException w:name="Colorful Shading Accent 3" w:uiPriority="71"/>
+    <w:lsdException w:name="Colorful List Accent 3" w:uiPriority="72"/>
+    <w:lsdException w:name="Colorful Grid Accent 3" w:uiPriority="73"/>
+    <w:lsdException w:name="Light Shading Accent 4" w:uiPriority="60"/>
+    <w:lsdException w:name="Light List Accent 4" w:uiPriority="61"/>
+    <w:lsdException w:name="Light Grid Accent 4" w:uiPriority="62"/>
+    <w:lsdException w:name="Medium Shading 1 Accent 4" w:uiPriority="63"/>
+    <w:lsdException w:name="Medium Shading 2 Accent 4" w:uiPriority="64"/>
+    <w:lsdException w:name="Medium List 1 Accent 4" w:uiPriority="65"/>
+    <w:lsdException w:name="Medium List 2 Accent 4" w:uiPriority="66"/>
+    <w:lsdException w:name="Medium Grid 1 Accent 4" w:uiPriority="67"/>
+    <w:lsdException w:name="Medium Grid 2 Accent 4" w:uiPriority="68"/>
+    <w:lsdException w:name="Medium Grid 3 Accent 4" w:uiPriority="69"/>
+    <w:lsdException w:name="Dark List Accent 4" w:uiPriority="70"/>
+    <w:lsdException w:name="Colorful Shading Accent 4" w:uiPriority="71"/>
+    <w:lsdException w:name="Colorful List Accent 4" w:uiPriority="72"/>
+    <w:lsdException w:name="Colorful Grid Accent 4" w:uiPriority="73"/>
+    <w:lsdException w:name="Light Shading Accent 5" w:uiPriority="60"/>
+    <w:lsdException w:name="Light List Accent 5" w:uiPriority="61"/>
+    <w:lsdException w:name="Light Grid Accent 5" w:uiPriority="62"/>
+    <w:lsdException w:name="Medium Shading 1 Accent 5" w:uiPriority="63"/>
+    <w:lsdException w:name="Medium Shading 2 Accent 5" w:uiPriority="64"/>
+    <w:lsdException w:name="Medium List 1 Accent 5" w:uiPriority="65"/>
+    <w:lsdException w:name="Medium List 2 Accent 5" w:uiPriority="66"/>
+    <w:lsdException w:name="Medium Grid 1 Accent 5" w:uiPriority="67"/>
+    <w:lsdException w:name="Medium Grid 2 Accent 5" w:uiPriority="68"/>
+    <w:lsdException w:name="Medium Grid 3 Accent 5" w:uiPriority="69"/>
+    <w:lsdException w:name="Dark List Accent 5" w:uiPriority="70"/>
+    <w:lsdException w:name="Colorful Shading Accent 5" w:uiPriority="71"/>
+    <w:lsdException w:name="Colorful List Accent 5" w:uiPriority="72"/>
+    <w:lsdException w:name="Colorful Grid Accent 5" w:uiPriority="73"/>
+    <w:lsdException w:name="Light Shading Accent 6" w:uiPriority="60"/>
+    <w:lsdException w:name="Light List Accent 6" w:uiPriority="61"/>
+    <w:lsdException w:name="Light Grid Accent 6" w:uiPriority="62"/>
+    <w:lsdException w:name="Medium Shading 1 Accent 6" w:uiPriority="63"/>
+    <w:lsdException w:name="Medium Shading 2 Accent 6" w:uiPriority="64"/>
+    <w:lsdException w:name="Medium List 1 Accent 6" w:uiPriority="65"/>
+    <w:lsdException w:name="Medium List 2 Accent 6" w:uiPriority="66"/>
+    <w:lsdException w:name="Medium Grid 1 Accent 6" w:uiPriority="67"/>
+    <w:lsdException w:name="Medium Grid 2 Accent 6" w:uiPriority="68"/>
+    <w:lsdException w:name="Medium Grid 3 Accent 6" w:uiPriority="69"/>
+    <w:lsdException w:name="Dark List Accent 6" w:uiPriority="70"/>
+    <w:lsdException w:name="Colorful Shading Accent 6" w:uiPriority="71"/>
+    <w:lsdException w:name="Colorful List Accent 6" w:uiPriority="72"/>
+    <w:lsdException w:name="Colorful Grid Accent 6" w:uiPriority="73"/>
+    <w:lsdException w:name="Subtle Emphasis" w:uiPriority="19" w:qFormat="1"/>
+    <w:lsdException w:name="Intense Emphasis" w:uiPriority="21" w:qFormat="1"/>
+    <w:lsdException w:name="Subtle Reference" w:uiPriority="31" w:qFormat="1"/>
+    <w:lsdException w:name="Intense Reference" w:uiPriority="32" w:qFormat="1"/>
+    <w:lsdException w:name="Book Title" w:uiPriority="33" w:qFormat="1"/>
+    <w:lsdException w:name="Bibliography" w:semiHidden="1" w:uiPriority="37" w:unhideWhenUsed="1"/>
+    <w:lsdException w:name="TOC Heading" w:semiHidden="1" w:uiPriority="39" w:unhideWhenUsed="1" w:qFormat="1"/>
+    <w:lsdException w:name="Plain Table 1" w:uiPriority="41"/>
+    <w:lsdException w:name="Plain Table 2" w:uiPriority="42"/>
+    <w:lsdException w:name="Plain Table 3" w:uiPriority="43"/>
+    <w:lsdException w:name="Plain Table 4" w:uiPriority="44"/>
+    <w:lsdException w:name="Plain Table 5" w:uiPriority="45"/>
+    <w:lsdException w:name="Grid Table Light" w:uiPriority="40"/>
+    <w:lsdException w:name="Grid Table 1 Light" w:uiPriority="46"/>
+    <w:lsdException w:name="Grid Table 2" w:uiPriority="47"/>
+    <w:lsdException w:name="Grid Table 3" w:uiPriority="48"/>
+    <w:lsdException w:name="Grid Table 4" w:uiPriority="49"/>
+    <w:lsdException w:name="Grid Table 5 Dark" w:uiPriority="50"/>
+    <w:lsdException w:name="Grid Table 6 Colorful" w:uiPriority="51"/>
+    <w:lsdException w:name="Grid Table 7 Colorful" w:uiPriority="52"/>
+    <w:lsdException w:name="Grid Table 1 Light Accent 1" w:uiPriority="46"/>
+    <w:lsdException w:name="Grid Table 2 Accent 1" w:uiPriority="47"/>
+    <w:lsdException w:name="Grid Table 3 Accent 1" w:uiPriority="48"/>
+    <w:lsdException w:name="Grid Table 4 Accent 1" w:uiPriority="49"/>
+    <w:lsdException w:name="Grid Table 5 Dark Accent 1" w:uiPriority="50"/>
+    <w:lsdException w:name="Grid Table 6 Colorful Accent 1" w:uiPriority="51"/>
+    <w:lsdException w:name="Grid Table 7 Colorful Accent 1" w:uiPriority="52"/>
+    <w:lsdException w:name="Grid Table 1 Light Accent 2" w:uiPriority="46"/>
+    <w:lsdException w:name="Grid Table 2 Accent 2" w:uiPriority="47"/>
+    <w:lsdException w:name="Grid Table 3 Accent 2" w:uiPriority="48"/>
+    <w:lsdException w:name="Grid Table 4 Accent 2" w:uiPriority="49"/>
+    <w:lsdException w:name="Grid Table 5 Dark Accent 2" w:uiPriority="50"/>
+    <w:lsdException w:name="Grid Table 6 Colorful Accent 2" w:uiPriority="51"/>
+    <w:lsdException w:name="Grid Table 7 Colorful Accent 2" w:uiPriority="52"/>
+    <w:lsdException w:name="Grid Table 1 Light Accent 3" w:uiPriority="46"/>
+    <w:lsdException w:name="Grid Table 2 Accent 3" w:uiPriority="47"/>
+    <w:lsdException w:name="Grid Table 3 Accent 3" w:uiPriority="48"/>
+    <w:lsdException w:name="Grid Table 4 Accent 3" w:uiPriority="49"/>
+    <w:lsdException w:name="Grid Table 5 Dark Accent 3" w:uiPriority="50"/>
+    <w:lsdException w:name="Grid Table 6 Colorful Accent 3" w:uiPriority="51"/>
+    <w:lsdException w:name="Grid Table 7 Colorful Accent 3" w:uiPriority="52"/>
+    <w:lsdException w:name="Grid Table 1 Light Accent 4" w:uiPriority="46"/>
+    <w:lsdException w:name="Grid Table 2 Accent 4" w:uiPriority="47"/>
+    <w:lsdException w:name="Grid Table 3 Accent 4" w:uiPriority="48"/>
+    <w:lsdException w:name="Grid Table 4 Accent 4" w:uiPriority="49"/>
+    <w:lsdException w:name="Grid Table 5 Dark Accent 4" w:uiPriority="50"/>
+    <w:lsdException w:name="Grid Table 6 Colorful Accent 4" w:uiPriority="51"/>
+    <w:lsdException w:name="Grid Table 7 Colorful Accent 4" w:uiPriority="52"/>
+    <w:lsdException w:name="Grid Table 1 Light Accent 5" w:uiPriority="46"/>
+    <w:lsdException w:name="Grid Table 2 Accent 5" w:uiPriority="47"/>
+    <w:lsdException w:name="Grid Table 3 Accent 5" w:uiPriority="48"/>
+    <w:lsdException w:name="Grid Table 4 Accent 5" w:uiPriority="49"/>
+    <w:lsdException w:name="Grid Table 5 Dark Accent 5" w:uiPriority="50"/>
+    <w:lsdException w:name="Grid Table 6 Colorful Accent 5" w:uiPriority="51"/>
+    <w:lsdException w:name="Grid Table 7 Colorful Accent 5" w:uiPriority="52"/>
+    <w:lsdException w:name="Grid Table 1 Light Accent 6" w:uiPriority="46"/>
+    <w:lsdException w:name="Grid Table 2 Accent 6" w:uiPriority="47"/>
+    <w:lsdException w:name="Grid Table 3 Accent 6" w:uiPriority="48"/>
+    <w:lsdException w:name="Grid Table 4 Accent 6" w:uiPriority="49"/>
+    <w:lsdException w:name="Grid Table 5 Dark Accent 6" w:uiPriority="50"/>
+    <w:lsdException w:name="Grid Table 6 Colorful Accent 6" w:uiPriority="51"/>
+    <w:lsdException w:name="Grid Table 7 Colorful Accent 6" w:uiPriority="52"/>
+    <w:lsdException w:name="List Table 1 Light" w:uiPriority="46"/>
+    <w:lsdException w:name="List Table 2" w:uiPriority="47"/>
+    <w:lsdException w:name="List Table 3" w:uiPriority="48"/>
+    <w:lsdException w:name="List Table 4" w:uiPriority="49"/>
+    <w:lsdException w:name="List Table 5 Dark" w:uiPriority="50"/>
+    <w:lsdException w:name="List Table 6 Colorful" w:uiPriority="51"/>
+    <w:lsdException w:name="List Table 7 Colorful" w:uiPriority="52"/>
+    <w:lsdException w:name="List Table 1 Light Accent 1" w:uiPriority="46"/>
+    <w:lsdException w:name="List Table 2 Accent 1" w:uiPriority="47"/>
+    <w:lsdException w:name="List Table 3 Accent 1" w:uiPriority="48"/>
+    <w:lsdException w:name="List Table 4 Accent 1" w:uiPriority="49"/>
+    <w:lsdException w:name="List Table 5 Dark Accent 1" w:uiPriority="50"/>
+    <w:lsdException w:name="List Table 6 Colorful Accent 1" w:uiPriority="51"/>
+    <w:lsdException w:name="List Table 7 Colorful Accent 1" w:uiPriority="52"/>
+    <w:lsdException w:name="List Table 1 Light Accent 2" w:uiPriority="46"/>
+    <w:lsdException w:name="List Table 2 Accent 2" w:uiPriority="47"/>
+    <w:lsdException w:name="List Table 3 Accent 2" w:uiPriority="48"/>
+    <w:lsdException w:name="List Table 4 Accent 2" w:uiPriority="49"/>
+    <w:lsdException w:name="List Table 5 Dark Accent 2" w:uiPriority="50"/>
+    <w:lsdException w:name="List Table 6 Colorful Accent 2" w:uiPriority="51"/>
+    <w:lsdException w:name="List Table 7 Colorful Accent 2" w:uiPriority="52"/>
+    <w:lsdException w:name="List Table 1 Light Accent 3" w:uiPriority="46"/>
+    <w:lsdException w:name="List Table 2 Accent 3" w:uiPriority="47"/>
+    <w:lsdException w:name="List Table 3 Accent 3" w:uiPriority="48"/>
+    <w:lsdException w:name="List Table 4 Accent 3" w:uiPriority="49"/>
+    <w:lsdException w:name="List Table 5 Dark Accent 3" w:uiPriority="50"/>
+    <w:lsdException w:name="List Table 6 Colorful Accent 3" w:uiPriority="51"/>
+    <w:lsdException w:name="List Table 7 Colorful Accent 3" w:uiPriority="52"/>
+    <w:lsdException w:name="List Table 1 Light Accent 4" w:uiPriority="46"/>
+    <w:lsdException w:name="List Table 2 Accent 4" w:uiPriority="47"/>
+    <w:lsdException w:name="List Table 3 Accent 4" w:uiPriority="48"/>
+    <w:lsdException w:name="List Table 4 Accent 4" w:uiPriority="49"/>
+    <w:lsdException w:name="List Table 5 Dark Accent 4" w:uiPriority="50"/>
+    <w:lsdException w:name="List Table 6 Colorful Accent 4" w:uiPriority="51"/>
+    <w:lsdException w:name="List Table 7 Colorful Accent 4" w:uiPriority="52"/>
+    <w:lsdException w:name="List Table 1 Light Accent 5" w:uiPriority="46"/>
+    <w:lsdException w:name="List Table 2 Accent 5" w:uiPriority="47"/>
+    <w:lsdException w:name="List Table 3 Accent 5" w:uiPriority="48"/>
+    <w:lsdException w:name="List Table 4 Accent 5" w:uiPriority="49"/>
+    <w:lsdException w:name="List Table 5 Dark Accent 5" w:uiPriority="50"/>
+    <w:lsdException w:name="List Table 6 Colorful Accent 5" w:uiPriority="51"/>
+    <w:lsdException w:name="List Table 7 Colorful Accent 5" w:uiPriority="52"/>
+    <w:lsdException w:name="List Table 1 Light Accent 6" w:uiPriority="46"/>
+    <w:lsdException w:name="List Table 2 Accent 6" w:uiPriority="47"/>
+    <w:lsdException w:name="List Table 3 Accent 6" w:uiPriority="48"/>
+    <w:lsdException w:name="List Table 4 Accent 6" w:uiPriority="49"/>
+    <w:lsdException w:name="List Table 5 Dark Accent 6" w:uiPriority="50"/>
+    <w:lsdException w:name="List Table 6 Colorful Accent 6" w:uiPriority="51"/>
+    <w:lsdException w:name="List Table 7 Colorful Accent 6" w:uiPriority="52"/>
+    <w:lsdException w:name="Mention" w:semiHidden="1" w:unhideWhenUsed="1"/>
+    <w:lsdException w:name="Smart Hyperlink" w:semiHidden="1" w:unhideWhenUsed="1"/>
+    <w:lsdException w:name="Hashtag" w:semiHidden="1" w:unhideWhenUsed="1"/>
+    <w:lsdException w:name="Unresolved Mention" w:semiHidden="1" w:unhideWhenUsed="1"/>
   </w:latentStyles>
   <w:style w:type="paragraph" w:default="1" w:styleId="a">
     <w:name w:val="Normal"/>
@@ -4755,7 +5175,7 @@
     </w:rPr>
   </w:style>
   <w:style w:type="character" w:customStyle="1" w:styleId="a5">
-    <w:name w:val="Название Знак"/>
+    <w:name w:val="Заголовок Знак"/>
     <w:basedOn w:val="a0"/>
     <w:link w:val="a4"/>
     <w:uiPriority w:val="10"/>
@@ -5195,8 +5615,8 @@
       <w:contextualSpacing/>
     </w:pPr>
   </w:style>
-  <w:style w:type="character" w:customStyle="1" w:styleId="UnresolvedMention">
-    <w:name w:val="Unresolved Mention"/>
+  <w:style w:type="character" w:customStyle="1" w:styleId="16">
+    <w:name w:val="Неразрешенное упоминание1"/>
     <w:basedOn w:val="a0"/>
     <w:uiPriority w:val="99"/>
     <w:semiHidden/>
@@ -5243,1071 +5663,17 @@
       <w:ind w:left="560"/>
     </w:pPr>
   </w:style>
-</w:styles>
-</file>
-
-<file path=word/stylesWithEffects.xml><?xml version="1.0" encoding="utf-8"?>
-<w:styles xmlns:wpc="http://schemas.microsoft.com/office/word/2010/wordprocessingCanvas" xmlns:mc="http://schemas.openxmlformats.org/markup-compatibility/2006" xmlns:o="urn:schemas-microsoft-com:office:office" xmlns:r="http://schemas.openxmlformats.org/officeDocument/2006/relationships" xmlns:m="http://schemas.openxmlformats.org/officeDocument/2006/math" xmlns:v="urn:schemas-microsoft-com:vml" xmlns:wp14="http://schemas.microsoft.com/office/word/2010/wordprocessingDrawing" xmlns:wp="http://schemas.openxmlformats.org/drawingml/2006/wordprocessingDrawing" xmlns:w10="urn:schemas-microsoft-com:office:word" xmlns:w="http://schemas.openxmlformats.org/wordprocessingml/2006/main" xmlns:w14="http://schemas.microsoft.com/office/word/2010/wordml" xmlns:wpg="http://schemas.microsoft.com/office/word/2010/wordprocessingGroup" xmlns:wpi="http://schemas.microsoft.com/office/word/2010/wordprocessingInk" xmlns:wne="http://schemas.microsoft.com/office/word/2006/wordml" xmlns:wps="http://schemas.microsoft.com/office/word/2010/wordprocessingShape" mc:Ignorable="w14 wp14">
-  <w:docDefaults>
-    <w:rPrDefault>
-      <w:rPr>
-        <w:rFonts w:asciiTheme="minorHAnsi" w:eastAsiaTheme="minorEastAsia" w:hAnsiTheme="minorHAnsi" w:cstheme="minorBidi"/>
-        <w:lang w:val="ru-RU" w:eastAsia="en-US" w:bidi="ar-SA"/>
-      </w:rPr>
-    </w:rPrDefault>
-    <w:pPrDefault>
-      <w:pPr>
-        <w:spacing w:after="120" w:line="264" w:lineRule="auto"/>
-      </w:pPr>
-    </w:pPrDefault>
-  </w:docDefaults>
-  <w:latentStyles w:defLockedState="0" w:defUIPriority="99" w:defSemiHidden="1" w:defUnhideWhenUsed="1" w:defQFormat="0" w:count="267">
-    <w:lsdException w:name="Normal" w:semiHidden="0" w:uiPriority="0" w:unhideWhenUsed="0" w:qFormat="1"/>
-    <w:lsdException w:name="heading 1" w:semiHidden="0" w:uiPriority="9" w:unhideWhenUsed="0" w:qFormat="1"/>
-    <w:lsdException w:name="heading 2" w:uiPriority="9" w:qFormat="1"/>
-    <w:lsdException w:name="heading 3" w:uiPriority="9" w:qFormat="1"/>
-    <w:lsdException w:name="heading 4" w:uiPriority="9" w:qFormat="1"/>
-    <w:lsdException w:name="heading 5" w:uiPriority="9" w:qFormat="1"/>
-    <w:lsdException w:name="heading 6" w:uiPriority="9" w:qFormat="1"/>
-    <w:lsdException w:name="heading 7" w:uiPriority="9" w:qFormat="1"/>
-    <w:lsdException w:name="heading 8" w:uiPriority="9" w:qFormat="1"/>
-    <w:lsdException w:name="heading 9" w:uiPriority="9" w:qFormat="1"/>
-    <w:lsdException w:name="toc 1" w:uiPriority="39"/>
-    <w:lsdException w:name="toc 2" w:uiPriority="39"/>
-    <w:lsdException w:name="toc 3" w:uiPriority="39"/>
-    <w:lsdException w:name="toc 4" w:uiPriority="39"/>
-    <w:lsdException w:name="toc 5" w:uiPriority="39"/>
-    <w:lsdException w:name="toc 6" w:uiPriority="39"/>
-    <w:lsdException w:name="toc 7" w:uiPriority="39"/>
-    <w:lsdException w:name="toc 8" w:uiPriority="39"/>
-    <w:lsdException w:name="toc 9" w:uiPriority="39"/>
-    <w:lsdException w:name="caption" w:uiPriority="35" w:qFormat="1"/>
-    <w:lsdException w:name="Title" w:semiHidden="0" w:uiPriority="10" w:unhideWhenUsed="0" w:qFormat="1"/>
-    <w:lsdException w:name="Default Paragraph Font" w:uiPriority="1"/>
-    <w:lsdException w:name="Subtitle" w:semiHidden="0" w:uiPriority="11" w:unhideWhenUsed="0" w:qFormat="1"/>
-    <w:lsdException w:name="Strong" w:semiHidden="0" w:uiPriority="22" w:unhideWhenUsed="0" w:qFormat="1"/>
-    <w:lsdException w:name="Emphasis" w:semiHidden="0" w:uiPriority="20" w:unhideWhenUsed="0" w:qFormat="1"/>
-    <w:lsdException w:name="Table Grid" w:semiHidden="0" w:uiPriority="39" w:unhideWhenUsed="0"/>
-    <w:lsdException w:name="Placeholder Text" w:unhideWhenUsed="0"/>
-    <w:lsdException w:name="No Spacing" w:semiHidden="0" w:uiPriority="1" w:unhideWhenUsed="0" w:qFormat="1"/>
-    <w:lsdException w:name="Light Shading" w:semiHidden="0" w:uiPriority="60" w:unhideWhenUsed="0"/>
-    <w:lsdException w:name="Light List" w:semiHidden="0" w:uiPriority="61" w:unhideWhenUsed="0"/>
-    <w:lsdException w:name="Light Grid" w:semiHidden="0" w:uiPriority="62" w:unhideWhenUsed="0"/>
-    <w:lsdException w:name="Medium Shading 1" w:semiHidden="0" w:uiPriority="63" w:unhideWhenUsed="0"/>
-    <w:lsdException w:name="Medium Shading 2" w:semiHidden="0" w:uiPriority="64" w:unhideWhenUsed="0"/>
-    <w:lsdException w:name="Medium List 1" w:semiHidden="0" w:uiPriority="65" w:unhideWhenUsed="0"/>
-    <w:lsdException w:name="Medium List 2" w:semiHidden="0" w:uiPriority="66" w:unhideWhenUsed="0"/>
-    <w:lsdException w:name="Medium Grid 1" w:semiHidden="0" w:uiPriority="67" w:unhideWhenUsed="0"/>
-    <w:lsdException w:name="Medium Grid 2" w:semiHidden="0" w:uiPriority="68" w:unhideWhenUsed="0"/>
-    <w:lsdException w:name="Medium Grid 3" w:semiHidden="0" w:uiPriority="69" w:unhideWhenUsed="0"/>
-    <w:lsdException w:name="Dark List" w:semiHidden="0" w:uiPriority="70" w:unhideWhenUsed="0"/>
-    <w:lsdException w:name="Colorful Shading" w:semiHidden="0" w:uiPriority="71" w:unhideWhenUsed="0"/>
-    <w:lsdException w:name="Colorful List" w:semiHidden="0" w:uiPriority="72" w:unhideWhenUsed="0"/>
-    <w:lsdException w:name="Colorful Grid" w:semiHidden="0" w:uiPriority="73" w:unhideWhenUsed="0"/>
-    <w:lsdException w:name="Light Shading Accent 1" w:semiHidden="0" w:uiPriority="60" w:unhideWhenUsed="0"/>
-    <w:lsdException w:name="Light List Accent 1" w:semiHidden="0" w:uiPriority="61" w:unhideWhenUsed="0"/>
-    <w:lsdException w:name="Light Grid Accent 1" w:semiHidden="0" w:uiPriority="62" w:unhideWhenUsed="0"/>
-    <w:lsdException w:name="Medium Shading 1 Accent 1" w:semiHidden="0" w:uiPriority="63" w:unhideWhenUsed="0"/>
-    <w:lsdException w:name="Medium Shading 2 Accent 1" w:semiHidden="0" w:uiPriority="64" w:unhideWhenUsed="0"/>
-    <w:lsdException w:name="Medium List 1 Accent 1" w:semiHidden="0" w:uiPriority="65" w:unhideWhenUsed="0"/>
-    <w:lsdException w:name="Revision" w:unhideWhenUsed="0"/>
-    <w:lsdException w:name="List Paragraph" w:semiHidden="0" w:uiPriority="34" w:unhideWhenUsed="0" w:qFormat="1"/>
-    <w:lsdException w:name="Quote" w:semiHidden="0" w:uiPriority="29" w:unhideWhenUsed="0" w:qFormat="1"/>
-    <w:lsdException w:name="Intense Quote" w:semiHidden="0" w:uiPriority="30" w:unhideWhenUsed="0" w:qFormat="1"/>
-    <w:lsdException w:name="Medium List 2 Accent 1" w:semiHidden="0" w:uiPriority="66" w:unhideWhenUsed="0"/>
-    <w:lsdException w:name="Medium Grid 1 Accent 1" w:semiHidden="0" w:uiPriority="67" w:unhideWhenUsed="0"/>
-    <w:lsdException w:name="Medium Grid 2 Accent 1" w:semiHidden="0" w:uiPriority="68" w:unhideWhenUsed="0"/>
-    <w:lsdException w:name="Medium Grid 3 Accent 1" w:semiHidden="0" w:uiPriority="69" w:unhideWhenUsed="0"/>
-    <w:lsdException w:name="Dark List Accent 1" w:semiHidden="0" w:uiPriority="70" w:unhideWhenUsed="0"/>
-    <w:lsdException w:name="Colorful Shading Accent 1" w:semiHidden="0" w:uiPriority="71" w:unhideWhenUsed="0"/>
-    <w:lsdException w:name="Colorful List Accent 1" w:semiHidden="0" w:uiPriority="72" w:unhideWhenUsed="0"/>
-    <w:lsdException w:name="Colorful Grid Accent 1" w:semiHidden="0" w:uiPriority="73" w:unhideWhenUsed="0"/>
-    <w:lsdException w:name="Light Shading Accent 2" w:semiHidden="0" w:uiPriority="60" w:unhideWhenUsed="0"/>
-    <w:lsdException w:name="Light List Accent 2" w:semiHidden="0" w:uiPriority="61" w:unhideWhenUsed="0"/>
-    <w:lsdException w:name="Light Grid Accent 2" w:semiHidden="0" w:uiPriority="62" w:unhideWhenUsed="0"/>
-    <w:lsdException w:name="Medium Shading 1 Accent 2" w:semiHidden="0" w:uiPriority="63" w:unhideWhenUsed="0"/>
-    <w:lsdException w:name="Medium Shading 2 Accent 2" w:semiHidden="0" w:uiPriority="64" w:unhideWhenUsed="0"/>
-    <w:lsdException w:name="Medium List 1 Accent 2" w:semiHidden="0" w:uiPriority="65" w:unhideWhenUsed="0"/>
-    <w:lsdException w:name="Medium List 2 Accent 2" w:semiHidden="0" w:uiPriority="66" w:unhideWhenUsed="0"/>
-    <w:lsdException w:name="Medium Grid 1 Accent 2" w:semiHidden="0" w:uiPriority="67" w:unhideWhenUsed="0"/>
-    <w:lsdException w:name="Medium Grid 2 Accent 2" w:semiHidden="0" w:uiPriority="68" w:unhideWhenUsed="0"/>
-    <w:lsdException w:name="Medium Grid 3 Accent 2" w:semiHidden="0" w:uiPriority="69" w:unhideWhenUsed="0"/>
-    <w:lsdException w:name="Dark List Accent 2" w:semiHidden="0" w:uiPriority="70" w:unhideWhenUsed="0"/>
-    <w:lsdException w:name="Colorful Shading Accent 2" w:semiHidden="0" w:uiPriority="71" w:unhideWhenUsed="0"/>
-    <w:lsdException w:name="Colorful List Accent 2" w:semiHidden="0" w:uiPriority="72" w:unhideWhenUsed="0"/>
-    <w:lsdException w:name="Colorful Grid Accent 2" w:semiHidden="0" w:uiPriority="73" w:unhideWhenUsed="0"/>
-    <w:lsdException w:name="Light Shading Accent 3" w:semiHidden="0" w:uiPriority="60" w:unhideWhenUsed="0"/>
-    <w:lsdException w:name="Light List Accent 3" w:semiHidden="0" w:uiPriority="61" w:unhideWhenUsed="0"/>
-    <w:lsdException w:name="Light Grid Accent 3" w:semiHidden="0" w:uiPriority="62" w:unhideWhenUsed="0"/>
-    <w:lsdException w:name="Medium Shading 1 Accent 3" w:semiHidden="0" w:uiPriority="63" w:unhideWhenUsed="0"/>
-    <w:lsdException w:name="Medium Shading 2 Accent 3" w:semiHidden="0" w:uiPriority="64" w:unhideWhenUsed="0"/>
-    <w:lsdException w:name="Medium List 1 Accent 3" w:semiHidden="0" w:uiPriority="65" w:unhideWhenUsed="0"/>
-    <w:lsdException w:name="Medium List 2 Accent 3" w:semiHidden="0" w:uiPriority="66" w:unhideWhenUsed="0"/>
-    <w:lsdException w:name="Medium Grid 1 Accent 3" w:semiHidden="0" w:uiPriority="67" w:unhideWhenUsed="0"/>
-    <w:lsdException w:name="Medium Grid 2 Accent 3" w:semiHidden="0" w:uiPriority="68" w:unhideWhenUsed="0"/>
-    <w:lsdException w:name="Medium Grid 3 Accent 3" w:semiHidden="0" w:uiPriority="69" w:unhideWhenUsed="0"/>
-    <w:lsdException w:name="Dark List Accent 3" w:semiHidden="0" w:uiPriority="70" w:unhideWhenUsed="0"/>
-    <w:lsdException w:name="Colorful Shading Accent 3" w:semiHidden="0" w:uiPriority="71" w:unhideWhenUsed="0"/>
-    <w:lsdException w:name="Colorful List Accent 3" w:semiHidden="0" w:uiPriority="72" w:unhideWhenUsed="0"/>
-    <w:lsdException w:name="Colorful Grid Accent 3" w:semiHidden="0" w:uiPriority="73" w:unhideWhenUsed="0"/>
-    <w:lsdException w:name="Light Shading Accent 4" w:semiHidden="0" w:uiPriority="60" w:unhideWhenUsed="0"/>
-    <w:lsdException w:name="Light List Accent 4" w:semiHidden="0" w:uiPriority="61" w:unhideWhenUsed="0"/>
-    <w:lsdException w:name="Light Grid Accent 4" w:semiHidden="0" w:uiPriority="62" w:unhideWhenUsed="0"/>
-    <w:lsdException w:name="Medium Shading 1 Accent 4" w:semiHidden="0" w:uiPriority="63" w:unhideWhenUsed="0"/>
-    <w:lsdException w:name="Medium Shading 2 Accent 4" w:semiHidden="0" w:uiPriority="64" w:unhideWhenUsed="0"/>
-    <w:lsdException w:name="Medium List 1 Accent 4" w:semiHidden="0" w:uiPriority="65" w:unhideWhenUsed="0"/>
-    <w:lsdException w:name="Medium List 2 Accent 4" w:semiHidden="0" w:uiPriority="66" w:unhideWhenUsed="0"/>
-    <w:lsdException w:name="Medium Grid 1 Accent 4" w:semiHidden="0" w:uiPriority="67" w:unhideWhenUsed="0"/>
-    <w:lsdException w:name="Medium Grid 2 Accent 4" w:semiHidden="0" w:uiPriority="68" w:unhideWhenUsed="0"/>
-    <w:lsdException w:name="Medium Grid 3 Accent 4" w:semiHidden="0" w:uiPriority="69" w:unhideWhenUsed="0"/>
-    <w:lsdException w:name="Dark List Accent 4" w:semiHidden="0" w:uiPriority="70" w:unhideWhenUsed="0"/>
-    <w:lsdException w:name="Colorful Shading Accent 4" w:semiHidden="0" w:uiPriority="71" w:unhideWhenUsed="0"/>
-    <w:lsdException w:name="Colorful List Accent 4" w:semiHidden="0" w:uiPriority="72" w:unhideWhenUsed="0"/>
-    <w:lsdException w:name="Colorful Grid Accent 4" w:semiHidden="0" w:uiPriority="73" w:unhideWhenUsed="0"/>
-    <w:lsdException w:name="Light Shading Accent 5" w:semiHidden="0" w:uiPriority="60" w:unhideWhenUsed="0"/>
-    <w:lsdException w:name="Light List Accent 5" w:semiHidden="0" w:uiPriority="61" w:unhideWhenUsed="0"/>
-    <w:lsdException w:name="Light Grid Accent 5" w:semiHidden="0" w:uiPriority="62" w:unhideWhenUsed="0"/>
-    <w:lsdException w:name="Medium Shading 1 Accent 5" w:semiHidden="0" w:uiPriority="63" w:unhideWhenUsed="0"/>
-    <w:lsdException w:name="Medium Shading 2 Accent 5" w:semiHidden="0" w:uiPriority="64" w:unhideWhenUsed="0"/>
-    <w:lsdException w:name="Medium List 1 Accent 5" w:semiHidden="0" w:uiPriority="65" w:unhideWhenUsed="0"/>
-    <w:lsdException w:name="Medium List 2 Accent 5" w:semiHidden="0" w:uiPriority="66" w:unhideWhenUsed="0"/>
-    <w:lsdException w:name="Medium Grid 1 Accent 5" w:semiHidden="0" w:uiPriority="67" w:unhideWhenUsed="0"/>
-    <w:lsdException w:name="Medium Grid 2 Accent 5" w:semiHidden="0" w:uiPriority="68" w:unhideWhenUsed="0"/>
-    <w:lsdException w:name="Medium Grid 3 Accent 5" w:semiHidden="0" w:uiPriority="69" w:unhideWhenUsed="0"/>
-    <w:lsdException w:name="Dark List Accent 5" w:semiHidden="0" w:uiPriority="70" w:unhideWhenUsed="0"/>
-    <w:lsdException w:name="Colorful Shading Accent 5" w:semiHidden="0" w:uiPriority="71" w:unhideWhenUsed="0"/>
-    <w:lsdException w:name="Colorful List Accent 5" w:semiHidden="0" w:uiPriority="72" w:unhideWhenUsed="0"/>
-    <w:lsdException w:name="Colorful Grid Accent 5" w:semiHidden="0" w:uiPriority="73" w:unhideWhenUsed="0"/>
-    <w:lsdException w:name="Light Shading Accent 6" w:semiHidden="0" w:uiPriority="60" w:unhideWhenUsed="0"/>
-    <w:lsdException w:name="Light List Accent 6" w:semiHidden="0" w:uiPriority="61" w:unhideWhenUsed="0"/>
-    <w:lsdException w:name="Light Grid Accent 6" w:semiHidden="0" w:uiPriority="62" w:unhideWhenUsed="0"/>
-    <w:lsdException w:name="Medium Shading 1 Accent 6" w:semiHidden="0" w:uiPriority="63" w:unhideWhenUsed="0"/>
-    <w:lsdException w:name="Medium Shading 2 Accent 6" w:semiHidden="0" w:uiPriority="64" w:unhideWhenUsed="0"/>
-    <w:lsdException w:name="Medium List 1 Accent 6" w:semiHidden="0" w:uiPriority="65" w:unhideWhenUsed="0"/>
-    <w:lsdException w:name="Medium List 2 Accent 6" w:semiHidden="0" w:uiPriority="66" w:unhideWhenUsed="0"/>
-    <w:lsdException w:name="Medium Grid 1 Accent 6" w:semiHidden="0" w:uiPriority="67" w:unhideWhenUsed="0"/>
-    <w:lsdException w:name="Medium Grid 2 Accent 6" w:semiHidden="0" w:uiPriority="68" w:unhideWhenUsed="0"/>
-    <w:lsdException w:name="Medium Grid 3 Accent 6" w:semiHidden="0" w:uiPriority="69" w:unhideWhenUsed="0"/>
-    <w:lsdException w:name="Dark List Accent 6" w:semiHidden="0" w:uiPriority="70" w:unhideWhenUsed="0"/>
-    <w:lsdException w:name="Colorful Shading Accent 6" w:semiHidden="0" w:uiPriority="71" w:unhideWhenUsed="0"/>
-    <w:lsdException w:name="Colorful List Accent 6" w:semiHidden="0" w:uiPriority="72" w:unhideWhenUsed="0"/>
-    <w:lsdException w:name="Colorful Grid Accent 6" w:semiHidden="0" w:uiPriority="73" w:unhideWhenUsed="0"/>
-    <w:lsdException w:name="Subtle Emphasis" w:semiHidden="0" w:uiPriority="19" w:unhideWhenUsed="0" w:qFormat="1"/>
-    <w:lsdException w:name="Intense Emphasis" w:semiHidden="0" w:uiPriority="21" w:unhideWhenUsed="0" w:qFormat="1"/>
-    <w:lsdException w:name="Subtle Reference" w:semiHidden="0" w:uiPriority="31" w:unhideWhenUsed="0" w:qFormat="1"/>
-    <w:lsdException w:name="Intense Reference" w:semiHidden="0" w:uiPriority="32" w:unhideWhenUsed="0" w:qFormat="1"/>
-    <w:lsdException w:name="Book Title" w:semiHidden="0" w:uiPriority="33" w:unhideWhenUsed="0" w:qFormat="1"/>
-    <w:lsdException w:name="Bibliography" w:uiPriority="37"/>
-    <w:lsdException w:name="TOC Heading" w:uiPriority="39" w:qFormat="1"/>
-  </w:latentStyles>
-  <w:style w:type="paragraph" w:default="1" w:styleId="a">
-    <w:name w:val="Normal"/>
-    <w:qFormat/>
-    <w:rsid w:val="008C1607"/>
-    <w:pPr>
-      <w:spacing w:after="0" w:line="360" w:lineRule="auto"/>
-      <w:ind w:firstLine="709"/>
-      <w:jc w:val="both"/>
-    </w:pPr>
-    <w:rPr>
-      <w:rFonts w:ascii="Times New Roman" w:hAnsi="Times New Roman" w:cs="Times New Roman"/>
-      <w:sz w:val="28"/>
-      <w:szCs w:val="28"/>
-    </w:rPr>
-  </w:style>
-  <w:style w:type="paragraph" w:styleId="1">
-    <w:name w:val="heading 1"/>
-    <w:basedOn w:val="a"/>
-    <w:next w:val="a"/>
-    <w:link w:val="10"/>
-    <w:uiPriority w:val="9"/>
-    <w:qFormat/>
-    <w:rsid w:val="00AF7CEB"/>
-    <w:pPr>
-      <w:keepNext/>
-      <w:keepLines/>
-      <w:spacing w:before="320" w:line="240" w:lineRule="auto"/>
-      <w:outlineLvl w:val="0"/>
-    </w:pPr>
-    <w:rPr>
-      <w:rFonts w:asciiTheme="majorHAnsi" w:eastAsiaTheme="majorEastAsia" w:hAnsiTheme="majorHAnsi" w:cstheme="majorBidi"/>
-      <w:color w:val="2F5496" w:themeColor="accent1" w:themeShade="BF"/>
-      <w:sz w:val="32"/>
-      <w:szCs w:val="32"/>
-    </w:rPr>
-  </w:style>
-  <w:style w:type="paragraph" w:styleId="2">
-    <w:name w:val="heading 2"/>
-    <w:basedOn w:val="a"/>
-    <w:next w:val="a"/>
-    <w:link w:val="20"/>
-    <w:uiPriority w:val="9"/>
-    <w:semiHidden/>
-    <w:unhideWhenUsed/>
-    <w:qFormat/>
-    <w:rsid w:val="00AF7CEB"/>
-    <w:pPr>
-      <w:keepNext/>
-      <w:keepLines/>
-      <w:spacing w:before="80" w:line="240" w:lineRule="auto"/>
-      <w:outlineLvl w:val="1"/>
-    </w:pPr>
-    <w:rPr>
-      <w:rFonts w:asciiTheme="majorHAnsi" w:eastAsiaTheme="majorEastAsia" w:hAnsiTheme="majorHAnsi" w:cstheme="majorBidi"/>
-      <w:color w:val="404040" w:themeColor="text1" w:themeTint="BF"/>
-    </w:rPr>
-  </w:style>
-  <w:style w:type="paragraph" w:styleId="3">
-    <w:name w:val="heading 3"/>
-    <w:basedOn w:val="a"/>
-    <w:next w:val="a"/>
-    <w:link w:val="30"/>
-    <w:uiPriority w:val="9"/>
-    <w:semiHidden/>
-    <w:unhideWhenUsed/>
-    <w:qFormat/>
-    <w:rsid w:val="00AF7CEB"/>
-    <w:pPr>
-      <w:keepNext/>
-      <w:keepLines/>
-      <w:spacing w:before="40" w:line="240" w:lineRule="auto"/>
-      <w:outlineLvl w:val="2"/>
-    </w:pPr>
-    <w:rPr>
-      <w:rFonts w:asciiTheme="majorHAnsi" w:eastAsiaTheme="majorEastAsia" w:hAnsiTheme="majorHAnsi" w:cstheme="majorBidi"/>
-      <w:color w:val="44546A" w:themeColor="text2"/>
-      <w:sz w:val="24"/>
-      <w:szCs w:val="24"/>
-    </w:rPr>
-  </w:style>
-  <w:style w:type="paragraph" w:styleId="4">
-    <w:name w:val="heading 4"/>
-    <w:basedOn w:val="a"/>
-    <w:next w:val="a"/>
-    <w:link w:val="40"/>
-    <w:uiPriority w:val="9"/>
-    <w:semiHidden/>
-    <w:unhideWhenUsed/>
-    <w:qFormat/>
-    <w:rsid w:val="00AF7CEB"/>
-    <w:pPr>
-      <w:keepNext/>
-      <w:keepLines/>
-      <w:spacing w:before="40"/>
-      <w:outlineLvl w:val="3"/>
-    </w:pPr>
-    <w:rPr>
-      <w:rFonts w:asciiTheme="majorHAnsi" w:eastAsiaTheme="majorEastAsia" w:hAnsiTheme="majorHAnsi" w:cstheme="majorBidi"/>
-      <w:sz w:val="22"/>
-      <w:szCs w:val="22"/>
-    </w:rPr>
-  </w:style>
-  <w:style w:type="paragraph" w:styleId="5">
-    <w:name w:val="heading 5"/>
-    <w:basedOn w:val="a"/>
-    <w:next w:val="a"/>
-    <w:link w:val="50"/>
-    <w:uiPriority w:val="9"/>
-    <w:semiHidden/>
-    <w:unhideWhenUsed/>
-    <w:qFormat/>
-    <w:rsid w:val="00AF7CEB"/>
-    <w:pPr>
-      <w:keepNext/>
-      <w:keepLines/>
-      <w:spacing w:before="40"/>
-      <w:outlineLvl w:val="4"/>
-    </w:pPr>
-    <w:rPr>
-      <w:rFonts w:asciiTheme="majorHAnsi" w:eastAsiaTheme="majorEastAsia" w:hAnsiTheme="majorHAnsi" w:cstheme="majorBidi"/>
-      <w:color w:val="44546A" w:themeColor="text2"/>
-      <w:sz w:val="22"/>
-      <w:szCs w:val="22"/>
-    </w:rPr>
-  </w:style>
-  <w:style w:type="paragraph" w:styleId="6">
-    <w:name w:val="heading 6"/>
-    <w:basedOn w:val="a"/>
-    <w:next w:val="a"/>
-    <w:link w:val="60"/>
-    <w:uiPriority w:val="9"/>
-    <w:semiHidden/>
-    <w:unhideWhenUsed/>
-    <w:qFormat/>
-    <w:rsid w:val="00AF7CEB"/>
-    <w:pPr>
-      <w:keepNext/>
-      <w:keepLines/>
-      <w:spacing w:before="40"/>
-      <w:outlineLvl w:val="5"/>
-    </w:pPr>
-    <w:rPr>
-      <w:rFonts w:asciiTheme="majorHAnsi" w:eastAsiaTheme="majorEastAsia" w:hAnsiTheme="majorHAnsi" w:cstheme="majorBidi"/>
-      <w:i/>
-      <w:iCs/>
-      <w:color w:val="44546A" w:themeColor="text2"/>
-      <w:sz w:val="21"/>
-      <w:szCs w:val="21"/>
-    </w:rPr>
-  </w:style>
-  <w:style w:type="paragraph" w:styleId="7">
-    <w:name w:val="heading 7"/>
-    <w:basedOn w:val="a"/>
-    <w:next w:val="a"/>
-    <w:link w:val="70"/>
-    <w:uiPriority w:val="9"/>
-    <w:semiHidden/>
-    <w:unhideWhenUsed/>
-    <w:qFormat/>
-    <w:rsid w:val="00AF7CEB"/>
-    <w:pPr>
-      <w:keepNext/>
-      <w:keepLines/>
-      <w:spacing w:before="40"/>
-      <w:outlineLvl w:val="6"/>
-    </w:pPr>
-    <w:rPr>
-      <w:rFonts w:asciiTheme="majorHAnsi" w:eastAsiaTheme="majorEastAsia" w:hAnsiTheme="majorHAnsi" w:cstheme="majorBidi"/>
-      <w:i/>
-      <w:iCs/>
-      <w:color w:val="1F3864" w:themeColor="accent1" w:themeShade="80"/>
-      <w:sz w:val="21"/>
-      <w:szCs w:val="21"/>
-    </w:rPr>
-  </w:style>
-  <w:style w:type="paragraph" w:styleId="8">
-    <w:name w:val="heading 8"/>
-    <w:basedOn w:val="a"/>
-    <w:next w:val="a"/>
-    <w:link w:val="80"/>
-    <w:uiPriority w:val="9"/>
-    <w:semiHidden/>
-    <w:unhideWhenUsed/>
-    <w:qFormat/>
-    <w:rsid w:val="00AF7CEB"/>
-    <w:pPr>
-      <w:keepNext/>
-      <w:keepLines/>
-      <w:spacing w:before="40"/>
-      <w:outlineLvl w:val="7"/>
-    </w:pPr>
-    <w:rPr>
-      <w:rFonts w:asciiTheme="majorHAnsi" w:eastAsiaTheme="majorEastAsia" w:hAnsiTheme="majorHAnsi" w:cstheme="majorBidi"/>
-      <w:b/>
-      <w:bCs/>
-      <w:color w:val="44546A" w:themeColor="text2"/>
-    </w:rPr>
-  </w:style>
-  <w:style w:type="paragraph" w:styleId="9">
-    <w:name w:val="heading 9"/>
-    <w:basedOn w:val="a"/>
-    <w:next w:val="a"/>
-    <w:link w:val="90"/>
-    <w:uiPriority w:val="9"/>
-    <w:semiHidden/>
-    <w:unhideWhenUsed/>
-    <w:qFormat/>
-    <w:rsid w:val="00AF7CEB"/>
-    <w:pPr>
-      <w:keepNext/>
-      <w:keepLines/>
-      <w:spacing w:before="40"/>
-      <w:outlineLvl w:val="8"/>
-    </w:pPr>
-    <w:rPr>
-      <w:rFonts w:asciiTheme="majorHAnsi" w:eastAsiaTheme="majorEastAsia" w:hAnsiTheme="majorHAnsi" w:cstheme="majorBidi"/>
-      <w:b/>
-      <w:bCs/>
-      <w:i/>
-      <w:iCs/>
-      <w:color w:val="44546A" w:themeColor="text2"/>
-    </w:rPr>
-  </w:style>
-  <w:style w:type="character" w:default="1" w:styleId="a0">
-    <w:name w:val="Default Paragraph Font"/>
-    <w:uiPriority w:val="1"/>
-    <w:semiHidden/>
-    <w:unhideWhenUsed/>
-  </w:style>
-  <w:style w:type="table" w:default="1" w:styleId="a1">
-    <w:name w:val="Normal Table"/>
-    <w:uiPriority w:val="99"/>
-    <w:semiHidden/>
-    <w:unhideWhenUsed/>
-    <w:tblPr>
-      <w:tblInd w:w="0" w:type="dxa"/>
-      <w:tblCellMar>
-        <w:top w:w="0" w:type="dxa"/>
-        <w:left w:w="108" w:type="dxa"/>
-        <w:bottom w:w="0" w:type="dxa"/>
-        <w:right w:w="108" w:type="dxa"/>
-      </w:tblCellMar>
-    </w:tblPr>
-  </w:style>
-  <w:style w:type="numbering" w:default="1" w:styleId="a2">
-    <w:name w:val="No List"/>
-    <w:uiPriority w:val="99"/>
-    <w:semiHidden/>
-    <w:unhideWhenUsed/>
-  </w:style>
-  <w:style w:type="character" w:customStyle="1" w:styleId="10">
-    <w:name w:val="Заголовок 1 Знак"/>
-    <w:basedOn w:val="a0"/>
-    <w:link w:val="1"/>
-    <w:uiPriority w:val="9"/>
-    <w:rsid w:val="00AF7CEB"/>
-    <w:rPr>
-      <w:rFonts w:asciiTheme="majorHAnsi" w:eastAsiaTheme="majorEastAsia" w:hAnsiTheme="majorHAnsi" w:cstheme="majorBidi"/>
-      <w:color w:val="2F5496" w:themeColor="accent1" w:themeShade="BF"/>
-      <w:sz w:val="32"/>
-      <w:szCs w:val="32"/>
-    </w:rPr>
-  </w:style>
-  <w:style w:type="character" w:customStyle="1" w:styleId="20">
-    <w:name w:val="Заголовок 2 Знак"/>
-    <w:basedOn w:val="a0"/>
-    <w:link w:val="2"/>
-    <w:uiPriority w:val="9"/>
-    <w:semiHidden/>
-    <w:rsid w:val="00AF7CEB"/>
-    <w:rPr>
-      <w:rFonts w:asciiTheme="majorHAnsi" w:eastAsiaTheme="majorEastAsia" w:hAnsiTheme="majorHAnsi" w:cstheme="majorBidi"/>
-      <w:color w:val="404040" w:themeColor="text1" w:themeTint="BF"/>
-      <w:sz w:val="28"/>
-      <w:szCs w:val="28"/>
-    </w:rPr>
-  </w:style>
-  <w:style w:type="character" w:customStyle="1" w:styleId="30">
-    <w:name w:val="Заголовок 3 Знак"/>
-    <w:basedOn w:val="a0"/>
-    <w:link w:val="3"/>
-    <w:uiPriority w:val="9"/>
-    <w:semiHidden/>
-    <w:rsid w:val="00AF7CEB"/>
-    <w:rPr>
-      <w:rFonts w:asciiTheme="majorHAnsi" w:eastAsiaTheme="majorEastAsia" w:hAnsiTheme="majorHAnsi" w:cstheme="majorBidi"/>
-      <w:color w:val="44546A" w:themeColor="text2"/>
-      <w:sz w:val="24"/>
-      <w:szCs w:val="24"/>
-    </w:rPr>
-  </w:style>
-  <w:style w:type="character" w:customStyle="1" w:styleId="40">
-    <w:name w:val="Заголовок 4 Знак"/>
-    <w:basedOn w:val="a0"/>
-    <w:link w:val="4"/>
-    <w:uiPriority w:val="9"/>
-    <w:semiHidden/>
-    <w:rsid w:val="00AF7CEB"/>
-    <w:rPr>
-      <w:rFonts w:asciiTheme="majorHAnsi" w:eastAsiaTheme="majorEastAsia" w:hAnsiTheme="majorHAnsi" w:cstheme="majorBidi"/>
-      <w:sz w:val="22"/>
-      <w:szCs w:val="22"/>
-    </w:rPr>
-  </w:style>
-  <w:style w:type="character" w:customStyle="1" w:styleId="50">
-    <w:name w:val="Заголовок 5 Знак"/>
-    <w:basedOn w:val="a0"/>
-    <w:link w:val="5"/>
-    <w:uiPriority w:val="9"/>
-    <w:semiHidden/>
-    <w:rsid w:val="00AF7CEB"/>
-    <w:rPr>
-      <w:rFonts w:asciiTheme="majorHAnsi" w:eastAsiaTheme="majorEastAsia" w:hAnsiTheme="majorHAnsi" w:cstheme="majorBidi"/>
-      <w:color w:val="44546A" w:themeColor="text2"/>
-      <w:sz w:val="22"/>
-      <w:szCs w:val="22"/>
-    </w:rPr>
-  </w:style>
-  <w:style w:type="character" w:customStyle="1" w:styleId="60">
-    <w:name w:val="Заголовок 6 Знак"/>
-    <w:basedOn w:val="a0"/>
-    <w:link w:val="6"/>
-    <w:uiPriority w:val="9"/>
-    <w:semiHidden/>
-    <w:rsid w:val="00AF7CEB"/>
-    <w:rPr>
-      <w:rFonts w:asciiTheme="majorHAnsi" w:eastAsiaTheme="majorEastAsia" w:hAnsiTheme="majorHAnsi" w:cstheme="majorBidi"/>
-      <w:i/>
-      <w:iCs/>
-      <w:color w:val="44546A" w:themeColor="text2"/>
-      <w:sz w:val="21"/>
-      <w:szCs w:val="21"/>
-    </w:rPr>
-  </w:style>
-  <w:style w:type="character" w:customStyle="1" w:styleId="70">
-    <w:name w:val="Заголовок 7 Знак"/>
-    <w:basedOn w:val="a0"/>
-    <w:link w:val="7"/>
-    <w:uiPriority w:val="9"/>
-    <w:semiHidden/>
-    <w:rsid w:val="00AF7CEB"/>
-    <w:rPr>
-      <w:rFonts w:asciiTheme="majorHAnsi" w:eastAsiaTheme="majorEastAsia" w:hAnsiTheme="majorHAnsi" w:cstheme="majorBidi"/>
-      <w:i/>
-      <w:iCs/>
-      <w:color w:val="1F3864" w:themeColor="accent1" w:themeShade="80"/>
-      <w:sz w:val="21"/>
-      <w:szCs w:val="21"/>
-    </w:rPr>
-  </w:style>
-  <w:style w:type="character" w:customStyle="1" w:styleId="80">
-    <w:name w:val="Заголовок 8 Знак"/>
-    <w:basedOn w:val="a0"/>
-    <w:link w:val="8"/>
-    <w:uiPriority w:val="9"/>
-    <w:semiHidden/>
-    <w:rsid w:val="00AF7CEB"/>
-    <w:rPr>
-      <w:rFonts w:asciiTheme="majorHAnsi" w:eastAsiaTheme="majorEastAsia" w:hAnsiTheme="majorHAnsi" w:cstheme="majorBidi"/>
-      <w:b/>
-      <w:bCs/>
-      <w:color w:val="44546A" w:themeColor="text2"/>
-    </w:rPr>
-  </w:style>
-  <w:style w:type="character" w:customStyle="1" w:styleId="90">
-    <w:name w:val="Заголовок 9 Знак"/>
-    <w:basedOn w:val="a0"/>
-    <w:link w:val="9"/>
-    <w:uiPriority w:val="9"/>
-    <w:semiHidden/>
-    <w:rsid w:val="00AF7CEB"/>
-    <w:rPr>
-      <w:rFonts w:asciiTheme="majorHAnsi" w:eastAsiaTheme="majorEastAsia" w:hAnsiTheme="majorHAnsi" w:cstheme="majorBidi"/>
-      <w:b/>
-      <w:bCs/>
-      <w:i/>
-      <w:iCs/>
-      <w:color w:val="44546A" w:themeColor="text2"/>
-    </w:rPr>
-  </w:style>
-  <w:style w:type="paragraph" w:styleId="a3">
-    <w:name w:val="caption"/>
-    <w:basedOn w:val="a"/>
-    <w:next w:val="a"/>
-    <w:uiPriority w:val="35"/>
-    <w:semiHidden/>
-    <w:unhideWhenUsed/>
-    <w:qFormat/>
-    <w:rsid w:val="00AF7CEB"/>
-    <w:pPr>
-      <w:spacing w:line="240" w:lineRule="auto"/>
-    </w:pPr>
-    <w:rPr>
-      <w:b/>
-      <w:bCs/>
-      <w:smallCaps/>
-      <w:color w:val="595959" w:themeColor="text1" w:themeTint="A6"/>
-      <w:spacing w:val="6"/>
-    </w:rPr>
-  </w:style>
-  <w:style w:type="paragraph" w:styleId="a4">
-    <w:name w:val="Title"/>
-    <w:basedOn w:val="a"/>
-    <w:next w:val="a"/>
-    <w:link w:val="a5"/>
-    <w:uiPriority w:val="10"/>
-    <w:qFormat/>
-    <w:rsid w:val="00AF7CEB"/>
-    <w:pPr>
-      <w:spacing w:line="240" w:lineRule="auto"/>
-      <w:contextualSpacing/>
-    </w:pPr>
-    <w:rPr>
-      <w:rFonts w:asciiTheme="majorHAnsi" w:eastAsiaTheme="majorEastAsia" w:hAnsiTheme="majorHAnsi" w:cstheme="majorBidi"/>
-      <w:color w:val="4472C4" w:themeColor="accent1"/>
-      <w:spacing w:val="-10"/>
-      <w:sz w:val="56"/>
-      <w:szCs w:val="56"/>
-    </w:rPr>
-  </w:style>
-  <w:style w:type="character" w:customStyle="1" w:styleId="a5">
-    <w:name w:val="Название Знак"/>
-    <w:basedOn w:val="a0"/>
-    <w:link w:val="a4"/>
-    <w:uiPriority w:val="10"/>
-    <w:rsid w:val="00AF7CEB"/>
-    <w:rPr>
-      <w:rFonts w:asciiTheme="majorHAnsi" w:eastAsiaTheme="majorEastAsia" w:hAnsiTheme="majorHAnsi" w:cstheme="majorBidi"/>
-      <w:color w:val="4472C4" w:themeColor="accent1"/>
-      <w:spacing w:val="-10"/>
-      <w:sz w:val="56"/>
-      <w:szCs w:val="56"/>
-    </w:rPr>
-  </w:style>
-  <w:style w:type="paragraph" w:styleId="a6">
-    <w:name w:val="Subtitle"/>
-    <w:basedOn w:val="a"/>
-    <w:next w:val="a"/>
-    <w:link w:val="a7"/>
-    <w:uiPriority w:val="11"/>
-    <w:qFormat/>
-    <w:rsid w:val="00AF7CEB"/>
-    <w:pPr>
-      <w:numPr>
-        <w:ilvl w:val="1"/>
-      </w:numPr>
-      <w:spacing w:line="240" w:lineRule="auto"/>
-      <w:ind w:firstLine="709"/>
-    </w:pPr>
-    <w:rPr>
-      <w:rFonts w:asciiTheme="majorHAnsi" w:eastAsiaTheme="majorEastAsia" w:hAnsiTheme="majorHAnsi" w:cstheme="majorBidi"/>
-      <w:sz w:val="24"/>
-      <w:szCs w:val="24"/>
-    </w:rPr>
-  </w:style>
-  <w:style w:type="character" w:customStyle="1" w:styleId="a7">
-    <w:name w:val="Подзаголовок Знак"/>
-    <w:basedOn w:val="a0"/>
-    <w:link w:val="a6"/>
-    <w:uiPriority w:val="11"/>
-    <w:rsid w:val="00AF7CEB"/>
-    <w:rPr>
-      <w:rFonts w:asciiTheme="majorHAnsi" w:eastAsiaTheme="majorEastAsia" w:hAnsiTheme="majorHAnsi" w:cstheme="majorBidi"/>
-      <w:sz w:val="24"/>
-      <w:szCs w:val="24"/>
-    </w:rPr>
-  </w:style>
-  <w:style w:type="character" w:styleId="a8">
-    <w:name w:val="Strong"/>
-    <w:basedOn w:val="a0"/>
-    <w:uiPriority w:val="22"/>
-    <w:qFormat/>
-    <w:rsid w:val="00AF7CEB"/>
-    <w:rPr>
-      <w:b/>
-      <w:bCs/>
-    </w:rPr>
-  </w:style>
-  <w:style w:type="character" w:styleId="a9">
-    <w:name w:val="Emphasis"/>
-    <w:basedOn w:val="a0"/>
-    <w:uiPriority w:val="20"/>
-    <w:qFormat/>
-    <w:rsid w:val="00AF7CEB"/>
-    <w:rPr>
-      <w:i/>
-      <w:iCs/>
-    </w:rPr>
-  </w:style>
-  <w:style w:type="paragraph" w:styleId="aa">
-    <w:name w:val="No Spacing"/>
-    <w:uiPriority w:val="1"/>
-    <w:qFormat/>
-    <w:rsid w:val="00AF7CEB"/>
-    <w:pPr>
-      <w:spacing w:after="0" w:line="240" w:lineRule="auto"/>
-    </w:pPr>
-  </w:style>
-  <w:style w:type="paragraph" w:styleId="21">
-    <w:name w:val="Quote"/>
-    <w:basedOn w:val="a"/>
-    <w:next w:val="a"/>
-    <w:link w:val="22"/>
-    <w:uiPriority w:val="29"/>
-    <w:qFormat/>
-    <w:rsid w:val="00AF7CEB"/>
-    <w:pPr>
-      <w:spacing w:before="160"/>
-      <w:ind w:left="720" w:right="720"/>
-    </w:pPr>
-    <w:rPr>
-      <w:i/>
-      <w:iCs/>
-      <w:color w:val="404040" w:themeColor="text1" w:themeTint="BF"/>
-    </w:rPr>
-  </w:style>
-  <w:style w:type="character" w:customStyle="1" w:styleId="22">
-    <w:name w:val="Цитата 2 Знак"/>
-    <w:basedOn w:val="a0"/>
-    <w:link w:val="21"/>
-    <w:uiPriority w:val="29"/>
-    <w:rsid w:val="00AF7CEB"/>
-    <w:rPr>
-      <w:i/>
-      <w:iCs/>
-      <w:color w:val="404040" w:themeColor="text1" w:themeTint="BF"/>
-    </w:rPr>
-  </w:style>
-  <w:style w:type="paragraph" w:styleId="ab">
-    <w:name w:val="Intense Quote"/>
-    <w:basedOn w:val="a"/>
-    <w:next w:val="a"/>
-    <w:link w:val="ac"/>
-    <w:uiPriority w:val="30"/>
-    <w:qFormat/>
-    <w:rsid w:val="00AF7CEB"/>
-    <w:pPr>
-      <w:pBdr>
-        <w:left w:val="single" w:sz="18" w:space="12" w:color="4472C4" w:themeColor="accent1"/>
-      </w:pBdr>
-      <w:spacing w:before="100" w:beforeAutospacing="1" w:line="300" w:lineRule="auto"/>
-      <w:ind w:left="1224" w:right="1224"/>
-    </w:pPr>
-    <w:rPr>
-      <w:rFonts w:asciiTheme="majorHAnsi" w:eastAsiaTheme="majorEastAsia" w:hAnsiTheme="majorHAnsi" w:cstheme="majorBidi"/>
-      <w:color w:val="4472C4" w:themeColor="accent1"/>
-    </w:rPr>
-  </w:style>
-  <w:style w:type="character" w:customStyle="1" w:styleId="ac">
-    <w:name w:val="Выделенная цитата Знак"/>
-    <w:basedOn w:val="a0"/>
-    <w:link w:val="ab"/>
-    <w:uiPriority w:val="30"/>
-    <w:rsid w:val="00AF7CEB"/>
-    <w:rPr>
-      <w:rFonts w:asciiTheme="majorHAnsi" w:eastAsiaTheme="majorEastAsia" w:hAnsiTheme="majorHAnsi" w:cstheme="majorBidi"/>
-      <w:color w:val="4472C4" w:themeColor="accent1"/>
-      <w:sz w:val="28"/>
-      <w:szCs w:val="28"/>
-    </w:rPr>
-  </w:style>
-  <w:style w:type="character" w:styleId="ad">
-    <w:name w:val="Subtle Emphasis"/>
-    <w:basedOn w:val="a0"/>
-    <w:uiPriority w:val="19"/>
-    <w:qFormat/>
-    <w:rsid w:val="00AF7CEB"/>
-    <w:rPr>
-      <w:i/>
-      <w:iCs/>
-      <w:color w:val="404040" w:themeColor="text1" w:themeTint="BF"/>
-    </w:rPr>
-  </w:style>
-  <w:style w:type="character" w:styleId="ae">
-    <w:name w:val="Intense Emphasis"/>
-    <w:basedOn w:val="a0"/>
-    <w:uiPriority w:val="21"/>
-    <w:qFormat/>
-    <w:rsid w:val="00AF7CEB"/>
-    <w:rPr>
-      <w:b/>
-      <w:bCs/>
-      <w:i/>
-      <w:iCs/>
-    </w:rPr>
-  </w:style>
-  <w:style w:type="character" w:styleId="af">
-    <w:name w:val="Subtle Reference"/>
-    <w:basedOn w:val="a0"/>
-    <w:uiPriority w:val="31"/>
-    <w:qFormat/>
-    <w:rsid w:val="00AF7CEB"/>
-    <w:rPr>
-      <w:smallCaps/>
-      <w:color w:val="404040" w:themeColor="text1" w:themeTint="BF"/>
-      <w:u w:val="single" w:color="7F7F7F" w:themeColor="text1" w:themeTint="80"/>
-    </w:rPr>
-  </w:style>
-  <w:style w:type="character" w:styleId="af0">
-    <w:name w:val="Intense Reference"/>
-    <w:basedOn w:val="a0"/>
-    <w:uiPriority w:val="32"/>
-    <w:qFormat/>
-    <w:rsid w:val="00AF7CEB"/>
-    <w:rPr>
-      <w:b/>
-      <w:bCs/>
-      <w:smallCaps/>
-      <w:spacing w:val="5"/>
-      <w:u w:val="single"/>
-    </w:rPr>
-  </w:style>
-  <w:style w:type="character" w:styleId="af1">
-    <w:name w:val="Book Title"/>
-    <w:basedOn w:val="a0"/>
-    <w:uiPriority w:val="33"/>
-    <w:qFormat/>
-    <w:rsid w:val="00AF7CEB"/>
-    <w:rPr>
-      <w:b/>
-      <w:bCs/>
-      <w:smallCaps/>
-    </w:rPr>
-  </w:style>
-  <w:style w:type="paragraph" w:styleId="af2">
-    <w:name w:val="TOC Heading"/>
-    <w:basedOn w:val="1"/>
-    <w:next w:val="a"/>
-    <w:uiPriority w:val="39"/>
-    <w:unhideWhenUsed/>
-    <w:qFormat/>
-    <w:rsid w:val="00AF7CEB"/>
-    <w:pPr>
-      <w:outlineLvl w:val="9"/>
-    </w:pPr>
-  </w:style>
-  <w:style w:type="paragraph" w:styleId="af3">
-    <w:name w:val="Balloon Text"/>
-    <w:basedOn w:val="a"/>
-    <w:link w:val="af4"/>
-    <w:uiPriority w:val="99"/>
-    <w:semiHidden/>
-    <w:unhideWhenUsed/>
-    <w:rsid w:val="004733DC"/>
-    <w:pPr>
-      <w:spacing w:line="240" w:lineRule="auto"/>
-    </w:pPr>
-    <w:rPr>
-      <w:rFonts w:ascii="Segoe UI" w:hAnsi="Segoe UI" w:cs="Segoe UI"/>
-      <w:sz w:val="18"/>
-      <w:szCs w:val="18"/>
-    </w:rPr>
-  </w:style>
-  <w:style w:type="character" w:customStyle="1" w:styleId="af4">
-    <w:name w:val="Текст выноски Знак"/>
-    <w:basedOn w:val="a0"/>
-    <w:link w:val="af3"/>
-    <w:uiPriority w:val="99"/>
-    <w:semiHidden/>
-    <w:rsid w:val="004733DC"/>
-    <w:rPr>
-      <w:rFonts w:ascii="Segoe UI" w:hAnsi="Segoe UI" w:cs="Segoe UI"/>
-      <w:sz w:val="18"/>
-      <w:szCs w:val="18"/>
-    </w:rPr>
-  </w:style>
-  <w:style w:type="paragraph" w:customStyle="1" w:styleId="11">
-    <w:name w:val="Заг1"/>
-    <w:basedOn w:val="1"/>
-    <w:next w:val="a"/>
-    <w:link w:val="12"/>
-    <w:qFormat/>
-    <w:rsid w:val="00585846"/>
-    <w:pPr>
-      <w:pageBreakBefore/>
-      <w:spacing w:before="0" w:line="360" w:lineRule="auto"/>
-      <w:ind w:firstLine="0"/>
-    </w:pPr>
-    <w:rPr>
-      <w:rFonts w:ascii="Times New Roman" w:hAnsi="Times New Roman"/>
-      <w:b/>
-      <w:color w:val="000000" w:themeColor="text1"/>
-      <w:sz w:val="28"/>
-    </w:rPr>
-  </w:style>
-  <w:style w:type="paragraph" w:customStyle="1" w:styleId="13">
-    <w:name w:val="Подзаг1"/>
-    <w:basedOn w:val="a"/>
-    <w:next w:val="a"/>
-    <w:link w:val="14"/>
-    <w:qFormat/>
-    <w:rsid w:val="004733DC"/>
-    <w:pPr>
-      <w:outlineLvl w:val="1"/>
-    </w:pPr>
-    <w:rPr>
-      <w:b/>
-    </w:rPr>
-  </w:style>
-  <w:style w:type="character" w:customStyle="1" w:styleId="12">
-    <w:name w:val="Заг1 Знак"/>
-    <w:basedOn w:val="a0"/>
-    <w:link w:val="11"/>
-    <w:rsid w:val="00585846"/>
-    <w:rPr>
-      <w:rFonts w:ascii="Times New Roman" w:eastAsiaTheme="majorEastAsia" w:hAnsi="Times New Roman" w:cstheme="majorBidi"/>
-      <w:b/>
-      <w:color w:val="000000" w:themeColor="text1"/>
-      <w:sz w:val="28"/>
-      <w:szCs w:val="32"/>
-    </w:rPr>
-  </w:style>
-  <w:style w:type="paragraph" w:styleId="15">
-    <w:name w:val="toc 1"/>
-    <w:basedOn w:val="a"/>
-    <w:next w:val="a"/>
-    <w:autoRedefine/>
-    <w:uiPriority w:val="39"/>
-    <w:unhideWhenUsed/>
-    <w:rsid w:val="00585846"/>
-    <w:pPr>
-      <w:tabs>
-        <w:tab w:val="right" w:leader="dot" w:pos="9628"/>
-      </w:tabs>
-      <w:spacing w:after="100"/>
-      <w:ind w:firstLine="0"/>
-      <w:jc w:val="left"/>
-    </w:pPr>
-  </w:style>
-  <w:style w:type="character" w:customStyle="1" w:styleId="14">
-    <w:name w:val="Подзаг1 Знак"/>
-    <w:basedOn w:val="a0"/>
-    <w:link w:val="13"/>
-    <w:rsid w:val="004733DC"/>
-    <w:rPr>
-      <w:rFonts w:ascii="Times New Roman" w:hAnsi="Times New Roman" w:cs="Times New Roman"/>
-      <w:b/>
-      <w:sz w:val="28"/>
-      <w:szCs w:val="28"/>
-    </w:rPr>
-  </w:style>
-  <w:style w:type="paragraph" w:styleId="23">
-    <w:name w:val="toc 2"/>
-    <w:basedOn w:val="a"/>
-    <w:next w:val="a"/>
-    <w:autoRedefine/>
-    <w:uiPriority w:val="39"/>
-    <w:unhideWhenUsed/>
-    <w:rsid w:val="00585846"/>
-    <w:pPr>
-      <w:tabs>
-        <w:tab w:val="right" w:leader="dot" w:pos="9628"/>
-      </w:tabs>
-      <w:spacing w:after="100"/>
-      <w:jc w:val="left"/>
-    </w:pPr>
-  </w:style>
-  <w:style w:type="character" w:styleId="af5">
-    <w:name w:val="Hyperlink"/>
-    <w:basedOn w:val="a0"/>
-    <w:uiPriority w:val="99"/>
-    <w:unhideWhenUsed/>
-    <w:rsid w:val="00DC171B"/>
-    <w:rPr>
-      <w:color w:val="0563C1" w:themeColor="hyperlink"/>
-      <w:u w:val="single"/>
-    </w:rPr>
-  </w:style>
-  <w:style w:type="paragraph" w:styleId="af6">
-    <w:name w:val="header"/>
-    <w:basedOn w:val="a"/>
-    <w:link w:val="af7"/>
-    <w:uiPriority w:val="99"/>
-    <w:unhideWhenUsed/>
-    <w:rsid w:val="00140328"/>
-    <w:pPr>
-      <w:tabs>
-        <w:tab w:val="center" w:pos="4677"/>
-        <w:tab w:val="right" w:pos="9355"/>
-      </w:tabs>
-      <w:spacing w:line="240" w:lineRule="auto"/>
-    </w:pPr>
-  </w:style>
-  <w:style w:type="character" w:customStyle="1" w:styleId="af7">
-    <w:name w:val="Верхний колонтитул Знак"/>
-    <w:basedOn w:val="a0"/>
-    <w:link w:val="af6"/>
-    <w:uiPriority w:val="99"/>
-    <w:rsid w:val="00140328"/>
-    <w:rPr>
-      <w:rFonts w:ascii="Times New Roman" w:hAnsi="Times New Roman" w:cs="Times New Roman"/>
-      <w:sz w:val="28"/>
-      <w:szCs w:val="28"/>
-    </w:rPr>
-  </w:style>
-  <w:style w:type="paragraph" w:styleId="af8">
-    <w:name w:val="footer"/>
-    <w:basedOn w:val="a"/>
-    <w:link w:val="af9"/>
-    <w:uiPriority w:val="99"/>
-    <w:unhideWhenUsed/>
-    <w:rsid w:val="00140328"/>
-    <w:pPr>
-      <w:tabs>
-        <w:tab w:val="center" w:pos="4677"/>
-        <w:tab w:val="right" w:pos="9355"/>
-      </w:tabs>
-      <w:spacing w:line="240" w:lineRule="auto"/>
-    </w:pPr>
-  </w:style>
-  <w:style w:type="character" w:customStyle="1" w:styleId="af9">
-    <w:name w:val="Нижний колонтитул Знак"/>
-    <w:basedOn w:val="a0"/>
-    <w:link w:val="af8"/>
-    <w:uiPriority w:val="99"/>
-    <w:rsid w:val="00140328"/>
-    <w:rPr>
-      <w:rFonts w:ascii="Times New Roman" w:hAnsi="Times New Roman" w:cs="Times New Roman"/>
-      <w:sz w:val="28"/>
-      <w:szCs w:val="28"/>
-    </w:rPr>
-  </w:style>
-  <w:style w:type="paragraph" w:customStyle="1" w:styleId="afa">
-    <w:name w:val="Рисунок"/>
-    <w:basedOn w:val="a"/>
-    <w:link w:val="afb"/>
-    <w:qFormat/>
-    <w:rsid w:val="00BC7457"/>
-    <w:pPr>
-      <w:keepNext/>
-      <w:keepLines/>
-      <w:ind w:firstLine="0"/>
-      <w:jc w:val="center"/>
-    </w:pPr>
-    <w:rPr>
-      <w:noProof/>
-    </w:rPr>
-  </w:style>
-  <w:style w:type="character" w:customStyle="1" w:styleId="afb">
-    <w:name w:val="Рисунок Знак"/>
-    <w:basedOn w:val="a0"/>
-    <w:link w:val="afa"/>
-    <w:rsid w:val="00BC7457"/>
-    <w:rPr>
-      <w:rFonts w:ascii="Times New Roman" w:hAnsi="Times New Roman" w:cs="Times New Roman"/>
-      <w:noProof/>
-      <w:sz w:val="28"/>
-      <w:szCs w:val="28"/>
-    </w:rPr>
-  </w:style>
-  <w:style w:type="paragraph" w:styleId="afc">
-    <w:name w:val="List Paragraph"/>
-    <w:basedOn w:val="a"/>
-    <w:uiPriority w:val="34"/>
-    <w:qFormat/>
-    <w:rsid w:val="00633F66"/>
-    <w:pPr>
-      <w:ind w:left="720"/>
-      <w:contextualSpacing/>
-    </w:pPr>
-  </w:style>
-  <w:style w:type="character" w:customStyle="1" w:styleId="UnresolvedMention">
+  <w:style w:type="character" w:styleId="afd">
     <w:name w:val="Unresolved Mention"/>
     <w:basedOn w:val="a0"/>
     <w:uiPriority w:val="99"/>
     <w:semiHidden/>
     <w:unhideWhenUsed/>
-    <w:rsid w:val="0069596D"/>
+    <w:rsid w:val="00420677"/>
     <w:rPr>
       <w:color w:val="605E5C"/>
       <w:shd w:val="clear" w:color="auto" w:fill="E1DFDD"/>
     </w:rPr>
-  </w:style>
-  <w:style w:type="paragraph" w:customStyle="1" w:styleId="24">
-    <w:name w:val="Подзаг 2"/>
-    <w:basedOn w:val="a"/>
-    <w:next w:val="a"/>
-    <w:link w:val="25"/>
-    <w:qFormat/>
-    <w:rsid w:val="00F92AF7"/>
-    <w:rPr>
-      <w:b/>
-    </w:rPr>
-  </w:style>
-  <w:style w:type="character" w:customStyle="1" w:styleId="25">
-    <w:name w:val="Подзаг 2 Знак"/>
-    <w:basedOn w:val="a0"/>
-    <w:link w:val="24"/>
-    <w:rsid w:val="00F92AF7"/>
-    <w:rPr>
-      <w:rFonts w:ascii="Times New Roman" w:hAnsi="Times New Roman" w:cs="Times New Roman"/>
-      <w:b/>
-      <w:sz w:val="28"/>
-      <w:szCs w:val="28"/>
-    </w:rPr>
-  </w:style>
-  <w:style w:type="paragraph" w:styleId="31">
-    <w:name w:val="toc 3"/>
-    <w:basedOn w:val="a"/>
-    <w:next w:val="a"/>
-    <w:autoRedefine/>
-    <w:uiPriority w:val="39"/>
-    <w:unhideWhenUsed/>
-    <w:rsid w:val="00585846"/>
-    <w:pPr>
-      <w:spacing w:after="100"/>
-      <w:ind w:left="560"/>
-    </w:pPr>
   </w:style>
 </w:styles>
 </file>
@@ -6601,7 +5967,7 @@
   <a:extraClrSchemeLst/>
   <a:extLst>
     <a:ext uri="{05A4C25C-085E-4340-85A3-A5531E510DB2}">
-      <thm15:themeFamily xmlns:thm15="http://schemas.microsoft.com/office/thememl/2012/main" xmlns="" name="Office Theme" id="{62F939B6-93AF-4DB8-9C6B-D6C7DFDC589F}" vid="{4A3C46E8-61CC-4603-A589-7422A47A8E4A}"/>
+      <thm15:themeFamily xmlns:thm15="http://schemas.microsoft.com/office/thememl/2012/main" name="Office Theme" id="{62F939B6-93AF-4DB8-9C6B-D6C7DFDC589F}" vid="{4A3C46E8-61CC-4603-A589-7422A47A8E4A}"/>
     </a:ext>
   </a:extLst>
 </a:theme>
@@ -6612,7 +5978,7 @@
 </file>
 
 <file path=customXml/itemProps1.xml><?xml version="1.0" encoding="utf-8"?>
-<ds:datastoreItem xmlns:ds="http://schemas.openxmlformats.org/officeDocument/2006/customXml" ds:itemID="{34C6F69D-D920-47DD-BA2C-70511ADC430D}">
+<ds:datastoreItem xmlns:ds="http://schemas.openxmlformats.org/officeDocument/2006/customXml" ds:itemID="{243CE3FB-9FFE-4FDE-BB86-19190FC001AE}">
   <ds:schemaRefs>
     <ds:schemaRef ds:uri="http://schemas.openxmlformats.org/officeDocument/2006/bibliography"/>
   </ds:schemaRefs>

--- a/000.exe.docx
+++ b/000.exe.docx
@@ -1,6 +1,6 @@
 
 <file path=word/document.xml><?xml version="1.0" encoding="utf-8"?>
-<w:document xmlns:wpc="http://schemas.microsoft.com/office/word/2010/wordprocessingCanvas" xmlns:cx="http://schemas.microsoft.com/office/drawing/2014/chartex" xmlns:cx1="http://schemas.microsoft.com/office/drawing/2015/9/8/chartex" xmlns:cx2="http://schemas.microsoft.com/office/drawing/2015/10/21/chartex" xmlns:cx3="http://schemas.microsoft.com/office/drawing/2016/5/9/chartex" xmlns:cx4="http://schemas.microsoft.com/office/drawing/2016/5/10/chartex" xmlns:cx5="http://schemas.microsoft.com/office/drawing/2016/5/11/chartex" xmlns:cx6="http://schemas.microsoft.com/office/drawing/2016/5/12/chartex" xmlns:cx7="http://schemas.microsoft.com/office/drawing/2016/5/13/chartex" xmlns:cx8="http://schemas.microsoft.com/office/drawing/2016/5/14/chartex" xmlns:mc="http://schemas.openxmlformats.org/markup-compatibility/2006" xmlns:aink="http://schemas.microsoft.com/office/drawing/2016/ink" xmlns:am3d="http://schemas.microsoft.com/office/drawing/2017/model3d" xmlns:o="urn:schemas-microsoft-com:office:office" xmlns:r="http://schemas.openxmlformats.org/officeDocument/2006/relationships" xmlns:m="http://schemas.openxmlformats.org/officeDocument/2006/math" xmlns:v="urn:schemas-microsoft-com:vml" xmlns:wp14="http://schemas.microsoft.com/office/word/2010/wordprocessingDrawing" xmlns:wp="http://schemas.openxmlformats.org/drawingml/2006/wordprocessingDrawing" xmlns:w10="urn:schemas-microsoft-com:office:word" xmlns:w="http://schemas.openxmlformats.org/wordprocessingml/2006/main" xmlns:w14="http://schemas.microsoft.com/office/word/2010/wordml" xmlns:w15="http://schemas.microsoft.com/office/word/2012/wordml" xmlns:w16cid="http://schemas.microsoft.com/office/word/2016/wordml/cid" xmlns:w16se="http://schemas.microsoft.com/office/word/2015/wordml/symex" xmlns:wpg="http://schemas.microsoft.com/office/word/2010/wordprocessingGroup" xmlns:wpi="http://schemas.microsoft.com/office/word/2010/wordprocessingInk" xmlns:wne="http://schemas.microsoft.com/office/word/2006/wordml" xmlns:wps="http://schemas.microsoft.com/office/word/2010/wordprocessingShape" mc:Ignorable="w14 w15 w16se w16cid wp14">
+<w:document xmlns:wpc="http://schemas.microsoft.com/office/word/2010/wordprocessingCanvas" xmlns:mc="http://schemas.openxmlformats.org/markup-compatibility/2006" xmlns:o="urn:schemas-microsoft-com:office:office" xmlns:r="http://schemas.openxmlformats.org/officeDocument/2006/relationships" xmlns:m="http://schemas.openxmlformats.org/officeDocument/2006/math" xmlns:v="urn:schemas-microsoft-com:vml" xmlns:wp14="http://schemas.microsoft.com/office/word/2010/wordprocessingDrawing" xmlns:wp="http://schemas.openxmlformats.org/drawingml/2006/wordprocessingDrawing" xmlns:w10="urn:schemas-microsoft-com:office:word" xmlns:w="http://schemas.openxmlformats.org/wordprocessingml/2006/main" xmlns:w14="http://schemas.microsoft.com/office/word/2010/wordml" xmlns:wpg="http://schemas.microsoft.com/office/word/2010/wordprocessingGroup" xmlns:wpi="http://schemas.microsoft.com/office/word/2010/wordprocessingInk" xmlns:wne="http://schemas.microsoft.com/office/word/2006/wordml" xmlns:wps="http://schemas.microsoft.com/office/word/2010/wordprocessingShape" mc:Ignorable="w14 wp14">
   <w:body>
     <w:sdt>
       <w:sdtPr>
@@ -52,7 +52,7 @@
           <w:r>
             <w:fldChar w:fldCharType="separate"/>
           </w:r>
-          <w:hyperlink w:anchor="_Toc228359147" w:history="1">
+          <w:hyperlink w:anchor="_Toc231313830" w:history="1">
             <w:r>
               <w:rPr>
                 <w:rStyle w:val="af5"/>
@@ -79,7 +79,7 @@
                 <w:noProof/>
                 <w:webHidden/>
               </w:rPr>
-              <w:instrText xml:space="preserve"> PAGEREF _Toc228359147 \h </w:instrText>
+              <w:instrText xml:space="preserve"> PAGEREF _Toc231313830 \h </w:instrText>
             </w:r>
             <w:r>
               <w:rPr>
@@ -121,7 +121,7 @@
               <w:lang w:eastAsia="ru-RU"/>
             </w:rPr>
           </w:pPr>
-          <w:hyperlink w:anchor="_Toc228359148" w:history="1">
+          <w:hyperlink w:anchor="_Toc231313831" w:history="1">
             <w:r>
               <w:rPr>
                 <w:rStyle w:val="af5"/>
@@ -148,7 +148,7 @@
                 <w:noProof/>
                 <w:webHidden/>
               </w:rPr>
-              <w:instrText xml:space="preserve"> PAGEREF _Toc228359148 \h </w:instrText>
+              <w:instrText xml:space="preserve"> PAGEREF _Toc231313831 \h </w:instrText>
             </w:r>
             <w:r>
               <w:rPr>
@@ -193,7 +193,7 @@
               <w:lang w:eastAsia="ru-RU"/>
             </w:rPr>
           </w:pPr>
-          <w:hyperlink w:anchor="_Toc228359149" w:history="1">
+          <w:hyperlink w:anchor="_Toc231313832" w:history="1">
             <w:r>
               <w:rPr>
                 <w:rStyle w:val="af5"/>
@@ -237,7 +237,7 @@
                 <w:noProof/>
                 <w:webHidden/>
               </w:rPr>
-              <w:instrText xml:space="preserve"> PAGEREF _Toc228359149 \h </w:instrText>
+              <w:instrText xml:space="preserve"> PAGEREF _Toc231313832 \h </w:instrText>
             </w:r>
             <w:r>
               <w:rPr>
@@ -279,7 +279,7 @@
               <w:lang w:eastAsia="ru-RU"/>
             </w:rPr>
           </w:pPr>
-          <w:hyperlink w:anchor="_Toc228359150" w:history="1">
+          <w:hyperlink w:anchor="_Toc231313833" w:history="1">
             <w:r>
               <w:rPr>
                 <w:rStyle w:val="af5"/>
@@ -351,7 +351,7 @@
                 <w:noProof/>
                 <w:webHidden/>
               </w:rPr>
-              <w:instrText xml:space="preserve"> PAGEREF _Toc228359150 \h </w:instrText>
+              <w:instrText xml:space="preserve"> PAGEREF _Toc231313833 \h </w:instrText>
             </w:r>
             <w:r>
               <w:rPr>
@@ -396,7 +396,7 @@
               <w:lang w:eastAsia="ru-RU"/>
             </w:rPr>
           </w:pPr>
-          <w:hyperlink w:anchor="_Toc228359151" w:history="1">
+          <w:hyperlink w:anchor="_Toc231313834" w:history="1">
             <w:r>
               <w:rPr>
                 <w:rStyle w:val="af5"/>
@@ -423,7 +423,7 @@
                 <w:noProof/>
                 <w:webHidden/>
               </w:rPr>
-              <w:instrText xml:space="preserve"> PAGEREF _Toc228359151 \h </w:instrText>
+              <w:instrText xml:space="preserve"> PAGEREF _Toc231313834 \h </w:instrText>
             </w:r>
             <w:r>
               <w:rPr>
@@ -465,7 +465,7 @@
               <w:lang w:eastAsia="ru-RU"/>
             </w:rPr>
           </w:pPr>
-          <w:hyperlink w:anchor="_Toc228359152" w:history="1">
+          <w:hyperlink w:anchor="_Toc231313835" w:history="1">
             <w:r>
               <w:rPr>
                 <w:rStyle w:val="af5"/>
@@ -530,7 +530,7 @@
                 <w:noProof/>
                 <w:webHidden/>
               </w:rPr>
-              <w:instrText xml:space="preserve"> PAGEREF _Toc228359152 \h </w:instrText>
+              <w:instrText xml:space="preserve"> PAGEREF _Toc231313835 \h </w:instrText>
             </w:r>
             <w:r>
               <w:rPr>
@@ -572,7 +572,7 @@
               <w:lang w:eastAsia="ru-RU"/>
             </w:rPr>
           </w:pPr>
-          <w:hyperlink w:anchor="_Toc228359153" w:history="1">
+          <w:hyperlink w:anchor="_Toc231313836" w:history="1">
             <w:r>
               <w:rPr>
                 <w:rStyle w:val="af5"/>
@@ -637,7 +637,7 @@
                 <w:noProof/>
                 <w:webHidden/>
               </w:rPr>
-              <w:instrText xml:space="preserve"> PAGEREF _Toc228359153 \h </w:instrText>
+              <w:instrText xml:space="preserve"> PAGEREF _Toc231313836 \h </w:instrText>
             </w:r>
             <w:r>
               <w:rPr>
@@ -679,7 +679,7 @@
               <w:lang w:eastAsia="ru-RU"/>
             </w:rPr>
           </w:pPr>
-          <w:hyperlink w:anchor="_Toc228359154" w:history="1">
+          <w:hyperlink w:anchor="_Toc231313837" w:history="1">
             <w:r>
               <w:rPr>
                 <w:rStyle w:val="af5"/>
@@ -706,7 +706,7 @@
                 <w:noProof/>
                 <w:webHidden/>
               </w:rPr>
-              <w:instrText xml:space="preserve"> PAGEREF _Toc228359154 \h </w:instrText>
+              <w:instrText xml:space="preserve"> PAGEREF _Toc231313837 \h </w:instrText>
             </w:r>
             <w:r>
               <w:rPr>
@@ -751,7 +751,7 @@
               <w:lang w:eastAsia="ru-RU"/>
             </w:rPr>
           </w:pPr>
-          <w:hyperlink w:anchor="_Toc228359155" w:history="1">
+          <w:hyperlink w:anchor="_Toc231313838" w:history="1">
             <w:r>
               <w:rPr>
                 <w:rStyle w:val="af5"/>
@@ -795,7 +795,7 @@
                 <w:noProof/>
                 <w:webHidden/>
               </w:rPr>
-              <w:instrText xml:space="preserve"> PAGEREF _Toc228359155 \h </w:instrText>
+              <w:instrText xml:space="preserve"> PAGEREF _Toc231313838 \h </w:instrText>
             </w:r>
             <w:r>
               <w:rPr>
@@ -840,7 +840,7 @@
               <w:lang w:eastAsia="ru-RU"/>
             </w:rPr>
           </w:pPr>
-          <w:hyperlink w:anchor="_Toc228359156" w:history="1">
+          <w:hyperlink w:anchor="_Toc231313839" w:history="1">
             <w:r>
               <w:rPr>
                 <w:rStyle w:val="af5"/>
@@ -884,7 +884,7 @@
                 <w:noProof/>
                 <w:webHidden/>
               </w:rPr>
-              <w:instrText xml:space="preserve"> PAGEREF _Toc228359156 \h </w:instrText>
+              <w:instrText xml:space="preserve"> PAGEREF _Toc231313839 \h </w:instrText>
             </w:r>
             <w:r>
               <w:rPr>
@@ -926,13 +926,13 @@
               <w:lang w:eastAsia="ru-RU"/>
             </w:rPr>
           </w:pPr>
-          <w:hyperlink w:anchor="_Toc228359157" w:history="1">
+          <w:hyperlink w:anchor="_Toc231313840" w:history="1">
             <w:r>
               <w:rPr>
                 <w:rStyle w:val="af5"/>
                 <w:noProof/>
               </w:rPr>
-              <w:t>ЗАКЛЮЧЕНИЕ</w:t>
+              <w:t>Глава 2. ПРАКТИЧЕСКАЯ ЧАСТЬ</w:t>
             </w:r>
             <w:r>
               <w:rPr>
@@ -953,7 +953,7 @@
                 <w:noProof/>
                 <w:webHidden/>
               </w:rPr>
-              <w:instrText xml:space="preserve"> PAGEREF _Toc228359157 \h </w:instrText>
+              <w:instrText xml:space="preserve"> PAGEREF _Toc231313840 \h </w:instrText>
             </w:r>
             <w:r>
               <w:rPr>
@@ -973,7 +973,145 @@
                 <w:noProof/>
                 <w:webHidden/>
               </w:rPr>
-              <w:t>12</w:t>
+              <w:t>10</w:t>
+            </w:r>
+            <w:r>
+              <w:rPr>
+                <w:noProof/>
+                <w:webHidden/>
+              </w:rPr>
+              <w:fldChar w:fldCharType="end"/>
+            </w:r>
+          </w:hyperlink>
+        </w:p>
+        <w:p>
+          <w:pPr>
+            <w:pStyle w:val="23"/>
+            <w:rPr>
+              <w:rFonts w:asciiTheme="minorHAnsi" w:hAnsiTheme="minorHAnsi" w:cstheme="minorBidi"/>
+              <w:noProof/>
+              <w:sz w:val="22"/>
+              <w:szCs w:val="22"/>
+              <w:lang w:eastAsia="ru-RU"/>
+            </w:rPr>
+          </w:pPr>
+          <w:hyperlink w:anchor="_Toc231313841" w:history="1">
+            <w:r>
+              <w:rPr>
+                <w:rStyle w:val="af5"/>
+                <w:noProof/>
+              </w:rPr>
+              <w:t>2.1 Инструменты и условия проведения исследования</w:t>
+            </w:r>
+            <w:r>
+              <w:rPr>
+                <w:noProof/>
+                <w:webHidden/>
+              </w:rPr>
+              <w:tab/>
+            </w:r>
+            <w:r>
+              <w:rPr>
+                <w:noProof/>
+                <w:webHidden/>
+              </w:rPr>
+              <w:fldChar w:fldCharType="begin"/>
+            </w:r>
+            <w:r>
+              <w:rPr>
+                <w:noProof/>
+                <w:webHidden/>
+              </w:rPr>
+              <w:instrText xml:space="preserve"> PAGEREF _Toc231313841 \h </w:instrText>
+            </w:r>
+            <w:r>
+              <w:rPr>
+                <w:noProof/>
+                <w:webHidden/>
+              </w:rPr>
+            </w:r>
+            <w:r>
+              <w:rPr>
+                <w:noProof/>
+                <w:webHidden/>
+              </w:rPr>
+              <w:fldChar w:fldCharType="separate"/>
+            </w:r>
+            <w:r>
+              <w:rPr>
+                <w:noProof/>
+                <w:webHidden/>
+              </w:rPr>
+              <w:t>10</w:t>
+            </w:r>
+            <w:r>
+              <w:rPr>
+                <w:noProof/>
+                <w:webHidden/>
+              </w:rPr>
+              <w:fldChar w:fldCharType="end"/>
+            </w:r>
+          </w:hyperlink>
+        </w:p>
+        <w:p>
+          <w:pPr>
+            <w:pStyle w:val="23"/>
+            <w:rPr>
+              <w:rFonts w:asciiTheme="minorHAnsi" w:hAnsiTheme="minorHAnsi" w:cstheme="minorBidi"/>
+              <w:noProof/>
+              <w:sz w:val="22"/>
+              <w:szCs w:val="22"/>
+              <w:lang w:eastAsia="ru-RU"/>
+            </w:rPr>
+          </w:pPr>
+          <w:hyperlink w:anchor="_Toc231313842" w:history="1">
+            <w:r>
+              <w:rPr>
+                <w:rStyle w:val="af5"/>
+                <w:noProof/>
+              </w:rPr>
+              <w:t>2.2 Анализ рисков использования пиратского программного обеспечения</w:t>
+            </w:r>
+            <w:r>
+              <w:rPr>
+                <w:noProof/>
+                <w:webHidden/>
+              </w:rPr>
+              <w:tab/>
+            </w:r>
+            <w:r>
+              <w:rPr>
+                <w:noProof/>
+                <w:webHidden/>
+              </w:rPr>
+              <w:fldChar w:fldCharType="begin"/>
+            </w:r>
+            <w:r>
+              <w:rPr>
+                <w:noProof/>
+                <w:webHidden/>
+              </w:rPr>
+              <w:instrText xml:space="preserve"> PAGEREF _Toc231313842 \h </w:instrText>
+            </w:r>
+            <w:r>
+              <w:rPr>
+                <w:noProof/>
+                <w:webHidden/>
+              </w:rPr>
+            </w:r>
+            <w:r>
+              <w:rPr>
+                <w:noProof/>
+                <w:webHidden/>
+              </w:rPr>
+              <w:fldChar w:fldCharType="separate"/>
+            </w:r>
+            <w:r>
+              <w:rPr>
+                <w:noProof/>
+                <w:webHidden/>
+              </w:rPr>
+              <w:t>10</w:t>
             </w:r>
             <w:r>
               <w:rPr>
@@ -995,12 +1133,81 @@
               <w:lang w:eastAsia="ru-RU"/>
             </w:rPr>
           </w:pPr>
-          <w:hyperlink w:anchor="_Toc228359158" w:history="1">
+          <w:hyperlink w:anchor="_Toc231313843" w:history="1">
             <w:r>
               <w:rPr>
                 <w:rStyle w:val="af5"/>
                 <w:noProof/>
               </w:rPr>
+              <w:t>ЗАКЛЮЧЕНИЕ</w:t>
+            </w:r>
+            <w:r>
+              <w:rPr>
+                <w:noProof/>
+                <w:webHidden/>
+              </w:rPr>
+              <w:tab/>
+            </w:r>
+            <w:r>
+              <w:rPr>
+                <w:noProof/>
+                <w:webHidden/>
+              </w:rPr>
+              <w:fldChar w:fldCharType="begin"/>
+            </w:r>
+            <w:r>
+              <w:rPr>
+                <w:noProof/>
+                <w:webHidden/>
+              </w:rPr>
+              <w:instrText xml:space="preserve"> PAGEREF _Toc231313843 \h </w:instrText>
+            </w:r>
+            <w:r>
+              <w:rPr>
+                <w:noProof/>
+                <w:webHidden/>
+              </w:rPr>
+            </w:r>
+            <w:r>
+              <w:rPr>
+                <w:noProof/>
+                <w:webHidden/>
+              </w:rPr>
+              <w:fldChar w:fldCharType="separate"/>
+            </w:r>
+            <w:r>
+              <w:rPr>
+                <w:noProof/>
+                <w:webHidden/>
+              </w:rPr>
+              <w:t>15</w:t>
+            </w:r>
+            <w:r>
+              <w:rPr>
+                <w:noProof/>
+                <w:webHidden/>
+              </w:rPr>
+              <w:fldChar w:fldCharType="end"/>
+            </w:r>
+          </w:hyperlink>
+        </w:p>
+        <w:p>
+          <w:pPr>
+            <w:pStyle w:val="15"/>
+            <w:rPr>
+              <w:rFonts w:asciiTheme="minorHAnsi" w:hAnsiTheme="minorHAnsi" w:cstheme="minorBidi"/>
+              <w:noProof/>
+              <w:sz w:val="22"/>
+              <w:szCs w:val="22"/>
+              <w:lang w:eastAsia="ru-RU"/>
+            </w:rPr>
+          </w:pPr>
+          <w:hyperlink w:anchor="_Toc231313844" w:history="1">
+            <w:r>
+              <w:rPr>
+                <w:rStyle w:val="af5"/>
+                <w:noProof/>
+              </w:rPr>
               <w:t>СПИСОК ИСПОЛЬЗОВАННЫХ ИСТОЧНИКОВ</w:t>
             </w:r>
             <w:r>
@@ -1022,7 +1229,7 @@
                 <w:noProof/>
                 <w:webHidden/>
               </w:rPr>
-              <w:instrText xml:space="preserve"> PAGEREF _Toc228359158 \h </w:instrText>
+              <w:instrText xml:space="preserve"> PAGEREF _Toc231313844 \h </w:instrText>
             </w:r>
             <w:r>
               <w:rPr>
@@ -1042,7 +1249,7 @@
                 <w:noProof/>
                 <w:webHidden/>
               </w:rPr>
-              <w:t>13</w:t>
+              <w:t>16</w:t>
             </w:r>
             <w:r>
               <w:rPr>
@@ -1076,7 +1283,7 @@
           <w:b/>
         </w:rPr>
         <w:sectPr>
-          <w:footerReference w:type="default" r:id="rId8"/>
+          <w:footerReference w:type="default" r:id="rId9"/>
           <w:pgSz w:w="11906" w:h="16838"/>
           <w:pgMar w:top="1134" w:right="567" w:bottom="1134" w:left="1701" w:header="709" w:footer="709" w:gutter="0"/>
           <w:cols w:space="708"/>
@@ -1094,6 +1301,13 @@
           <w:b/>
         </w:rPr>
       </w:pPr>
+      <w:r>
+        <w:rPr>
+          <w:b/>
+        </w:rPr>
+        <w:lastRenderedPageBreak/>
+        <w:t xml:space="preserve">ТИТУЛЬНЫЙ ЛИСТ </w:t>
+      </w:r>
     </w:p>
     <w:p>
       <w:pPr>
@@ -1142,9 +1356,8 @@
         <w:pStyle w:val="11"/>
         <w:jc w:val="center"/>
       </w:pPr>
-      <w:bookmarkStart w:id="0" w:name="_Toc228359147"/>
-      <w:r>
-        <w:lastRenderedPageBreak/>
+      <w:bookmarkStart w:id="0" w:name="_Toc231313830"/>
+      <w:r>
         <w:t>В</w:t>
       </w:r>
       <w:r>
@@ -1286,7 +1499,6 @@
     </w:p>
     <w:p>
       <w:r>
-        <w:lastRenderedPageBreak/>
         <w:t xml:space="preserve">4. Исследовать влияние региональных ограничений на доступность лицензионного программного обеспечения. </w:t>
       </w:r>
     </w:p>
@@ -1328,9 +1540,8 @@
       <w:pPr>
         <w:pStyle w:val="11"/>
       </w:pPr>
-      <w:bookmarkStart w:id="1" w:name="_Toc228359148"/>
-      <w:r>
-        <w:lastRenderedPageBreak/>
+      <w:bookmarkStart w:id="1" w:name="_Toc231313831"/>
+      <w:r>
         <w:t xml:space="preserve">Глава </w:t>
       </w:r>
       <w:r>
@@ -1355,7 +1566,7 @@
           <w:numId w:val="1"/>
         </w:numPr>
       </w:pPr>
-      <w:bookmarkStart w:id="2" w:name="_Toc228359149"/>
+      <w:bookmarkStart w:id="2" w:name="_Toc231313832"/>
       <w:r>
         <w:t xml:space="preserve">Понятие </w:t>
       </w:r>
@@ -1518,7 +1729,7 @@
       <w:pPr>
         <w:pStyle w:val="13"/>
       </w:pPr>
-      <w:bookmarkStart w:id="3" w:name="_Toc228359150"/>
+      <w:bookmarkStart w:id="3" w:name="_Toc231313833"/>
       <w:r>
         <w:t xml:space="preserve">1.2 Защита </w:t>
       </w:r>
@@ -1625,11 +1836,7 @@
         <w:t xml:space="preserve"> </w:t>
       </w:r>
       <w:r>
-        <w:t xml:space="preserve">– привязать копию программного обеспечения к конкретному пользователю или оборудованию, тем самым исключая возможность несанкционированного копирования. Существует несколько </w:t>
-      </w:r>
-      <w:r>
-        <w:lastRenderedPageBreak/>
-        <w:t xml:space="preserve">методов, с помощью которых </w:t>
+        <w:t xml:space="preserve">– привязать копию программного обеспечения к конкретному пользователю или оборудованию, тем самым исключая возможность несанкционированного копирования. Существует несколько методов, с помощью которых </w:t>
       </w:r>
       <w:r>
         <w:rPr>
@@ -1697,15 +1904,15 @@
         </w:rPr>
       </w:pPr>
       <w:r>
-        <w:t xml:space="preserve">Несмотря на всю сложность системы, желающие получить доступ </w:t>
+        <w:t xml:space="preserve">Несмотря на всю сложность </w:t>
       </w:r>
       <w:proofErr w:type="gramStart"/>
       <w:r>
-        <w:t>к программе</w:t>
+        <w:t>системы, желающие получить доступ к программе бесплатно используют</w:t>
       </w:r>
       <w:proofErr w:type="gramEnd"/>
       <w:r>
-        <w:t xml:space="preserve"> бесплатно используют различные техники, способы для обхода </w:t>
+        <w:t xml:space="preserve"> различные техники, способы для обхода </w:t>
       </w:r>
       <w:r>
         <w:rPr>
@@ -1812,11 +2019,7 @@
         <w:t xml:space="preserve"> </w:t>
       </w:r>
       <w:r>
-        <w:t xml:space="preserve">для создания особых </w:t>
-      </w:r>
-      <w:r>
-        <w:lastRenderedPageBreak/>
-        <w:t xml:space="preserve">уникальных лицензионных ключей. Система принимает их за подлинные и позволяют пользователю получить доступ к используемым функциям точно так же, как если бы лицензия была приобретена легально. </w:t>
+        <w:t xml:space="preserve">для создания особых уникальных лицензионных ключей. Система принимает их за подлинные и позволяют пользователю получить доступ к используемым функциям точно так же, как если бы лицензия была приобретена легально. </w:t>
       </w:r>
     </w:p>
     <w:p>
@@ -1824,7 +2027,7 @@
         <w:pStyle w:val="13"/>
         <w:outlineLvl w:val="2"/>
       </w:pPr>
-      <w:bookmarkStart w:id="4" w:name="_Toc228359151"/>
+      <w:bookmarkStart w:id="4" w:name="_Toc231313834"/>
       <w:r>
         <w:t xml:space="preserve">1.2.1 </w:t>
       </w:r>
@@ -1851,7 +2054,7 @@
         <w:pStyle w:val="13"/>
         <w:outlineLvl w:val="3"/>
       </w:pPr>
-      <w:bookmarkStart w:id="5" w:name="_Toc228359152"/>
+      <w:bookmarkStart w:id="5" w:name="_Toc231313835"/>
       <w:r>
         <w:t xml:space="preserve">1.2.1.1 Основное понятие </w:t>
       </w:r>
@@ -1961,7 +2164,7 @@
         <w:pStyle w:val="13"/>
         <w:outlineLvl w:val="3"/>
       </w:pPr>
-      <w:bookmarkStart w:id="6" w:name="_Toc228359153"/>
+      <w:bookmarkStart w:id="6" w:name="_Toc231313836"/>
       <w:r>
         <w:t xml:space="preserve">1.2.1.2 Механизм работы </w:t>
       </w:r>
@@ -2111,7 +2314,7 @@
         <w:pStyle w:val="13"/>
         <w:outlineLvl w:val="3"/>
       </w:pPr>
-      <w:bookmarkStart w:id="7" w:name="_Toc228359154"/>
+      <w:bookmarkStart w:id="7" w:name="_Toc231313837"/>
       <w:r>
         <w:t>1.2.1.3 Механизм динамических проверок</w:t>
       </w:r>
@@ -2130,11 +2333,7 @@
         <w:t xml:space="preserve">В код программы встроено большое множество точек контроля, которые называются триггерами. Они срабатывают во время </w:t>
       </w:r>
       <w:r>
-        <w:t xml:space="preserve">игрового процесса. Сам триггер вшивается в </w:t>
-      </w:r>
-      <w:r>
-        <w:lastRenderedPageBreak/>
-        <w:t>функцию программы. Когда та выполняет свои основные действия</w:t>
+        <w:t>игрового процесса. Сам триггер вшивается в функцию программы. Когда та выполняет свои основные действия</w:t>
       </w:r>
       <w:r>
         <w:t xml:space="preserve">, она параллельно отправляет скрытый запрос к модулю защиты. После чего </w:t>
@@ -2227,6 +2426,254 @@
       <w:r>
         <w:t xml:space="preserve">. </w:t>
       </w:r>
+      <w:r>
+        <w:t xml:space="preserve">Высокая эффективность защиты </w:t>
+      </w:r>
+      <w:proofErr w:type="spellStart"/>
+      <w:r>
+        <w:rPr>
+          <w:lang w:val="en-US"/>
+        </w:rPr>
+        <w:t>Denuvo</w:t>
+      </w:r>
+      <w:proofErr w:type="spellEnd"/>
+      <w:r>
+        <w:t xml:space="preserve"> </w:t>
+      </w:r>
+      <w:r>
+        <w:rPr>
+          <w:lang w:val="en-US"/>
+        </w:rPr>
+        <w:t>Anti</w:t>
+      </w:r>
+      <w:r>
+        <w:t>-</w:t>
+      </w:r>
+      <w:r>
+        <w:rPr>
+          <w:lang w:val="en-US"/>
+        </w:rPr>
+        <w:t>Tamper</w:t>
+      </w:r>
+      <w:r>
+        <w:t xml:space="preserve"> </w:t>
+      </w:r>
+      <w:r>
+        <w:t>приводит к тому, что обход данной технологии является трудным и продолжительным процессом. На одном из популярных ресурсов открыто признается, что взлом может затянуться на месяцы, а то и годы. (См. Рисунок 1)</w:t>
+      </w:r>
+    </w:p>
+    <w:p>
+      <w:pPr>
+        <w:pStyle w:val="afa"/>
+        <w:rPr>
+          <w:lang w:eastAsia="ru-RU"/>
+        </w:rPr>
+      </w:pPr>
+      <w:r>
+        <w:rPr>
+          <w:lang w:eastAsia="ru-RU"/>
+        </w:rPr>
+        <mc:AlternateContent>
+          <mc:Choice Requires="wps">
+            <w:drawing>
+              <wp:inline distT="0" distB="0" distL="0" distR="0" wp14:anchorId="49654CF8" wp14:editId="6AAA32B2">
+                <wp:extent cx="308610" cy="308610"/>
+                <wp:effectExtent l="0" t="0" r="0" b="0"/>
+                <wp:docPr id="14" name="Прямоугольник 14" descr="blob:https://web.telegram.org/6ae3ef30-f1b1-47fe-aebd-b1a5fdf15993"/>
+                <wp:cNvGraphicFramePr>
+                  <a:graphicFrameLocks xmlns:a="http://schemas.openxmlformats.org/drawingml/2006/main" noChangeAspect="1"/>
+                </wp:cNvGraphicFramePr>
+                <a:graphic xmlns:a="http://schemas.openxmlformats.org/drawingml/2006/main">
+                  <a:graphicData uri="http://schemas.microsoft.com/office/word/2010/wordprocessingShape">
+                    <wps:wsp>
+                      <wps:cNvSpPr>
+                        <a:spLocks noChangeAspect="1" noChangeArrowheads="1"/>
+                      </wps:cNvSpPr>
+                      <wps:spPr bwMode="auto">
+                        <a:xfrm>
+                          <a:off x="0" y="0"/>
+                          <a:ext cx="308610" cy="308610"/>
+                        </a:xfrm>
+                        <a:prstGeom prst="rect">
+                          <a:avLst/>
+                        </a:prstGeom>
+                        <a:noFill/>
+                        <a:ln>
+                          <a:noFill/>
+                        </a:ln>
+                        <a:extLst>
+                          <a:ext uri="{909E8E84-426E-40DD-AFC4-6F175D3DCCD1}">
+                            <a14:hiddenFill xmlns:a14="http://schemas.microsoft.com/office/drawing/2010/main">
+                              <a:solidFill>
+                                <a:srgbClr val="FFFFFF"/>
+                              </a:solidFill>
+                            </a14:hiddenFill>
+                          </a:ext>
+                          <a:ext uri="{91240B29-F687-4F45-9708-019B960494DF}">
+                            <a14:hiddenLine xmlns:a14="http://schemas.microsoft.com/office/drawing/2010/main" w="9525">
+                              <a:solidFill>
+                                <a:srgbClr val="000000"/>
+                              </a:solidFill>
+                              <a:miter lim="800000"/>
+                              <a:headEnd/>
+                              <a:tailEnd/>
+                            </a14:hiddenLine>
+                          </a:ext>
+                        </a:extLst>
+                      </wps:spPr>
+                      <wps:bodyPr rot="0" vert="horz" wrap="square" lIns="91440" tIns="45720" rIns="91440" bIns="45720" anchor="t" anchorCtr="0" upright="1">
+                        <a:noAutofit/>
+                      </wps:bodyPr>
+                    </wps:wsp>
+                  </a:graphicData>
+                </a:graphic>
+              </wp:inline>
+            </w:drawing>
+          </mc:Choice>
+          <mc:Fallback>
+            <w:pict>
+              <v:rect id="Прямоугольник 14" o:spid="_x0000_s1026" alt="blob:https://web.telegram.org/6ae3ef30-f1b1-47fe-aebd-b1a5fdf15993" style="width:24.3pt;height:24.3pt;visibility:visible;mso-wrap-style:square;mso-left-percent:-10001;mso-top-percent:-10001;mso-position-horizontal:absolute;mso-position-horizontal-relative:char;mso-position-vertical:absolute;mso-position-vertical-relative:line;mso-left-percent:-10001;mso-top-percent:-10001;v-text-anchor:top" o:gfxdata="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" filled="f" stroked="f">
+                <o:lock v:ext="edit" aspectratio="t"/>
+                <w10:anchorlock/>
+              </v:rect>
+            </w:pict>
+          </mc:Fallback>
+        </mc:AlternateContent>
+      </w:r>
+      <w:r>
+        <w:t xml:space="preserve"> </w:t>
+      </w:r>
+      <w:r>
+        <w:rPr>
+          <w:lang w:eastAsia="ru-RU"/>
+        </w:rPr>
+        <mc:AlternateContent>
+          <mc:Choice Requires="wps">
+            <w:drawing>
+              <wp:inline distT="0" distB="0" distL="0" distR="0" wp14:anchorId="036EC01A" wp14:editId="28BCBAD6">
+                <wp:extent cx="308610" cy="308610"/>
+                <wp:effectExtent l="0" t="0" r="0" b="0"/>
+                <wp:docPr id="15" name="Прямоугольник 15" descr="blob:https://web.telegram.org/6ae3ef30-f1b1-47fe-aebd-b1a5fdf15993"/>
+                <wp:cNvGraphicFramePr>
+                  <a:graphicFrameLocks xmlns:a="http://schemas.openxmlformats.org/drawingml/2006/main" noChangeAspect="1"/>
+                </wp:cNvGraphicFramePr>
+                <a:graphic xmlns:a="http://schemas.openxmlformats.org/drawingml/2006/main">
+                  <a:graphicData uri="http://schemas.microsoft.com/office/word/2010/wordprocessingShape">
+                    <wps:wsp>
+                      <wps:cNvSpPr>
+                        <a:spLocks noChangeAspect="1" noChangeArrowheads="1"/>
+                      </wps:cNvSpPr>
+                      <wps:spPr bwMode="auto">
+                        <a:xfrm>
+                          <a:off x="0" y="0"/>
+                          <a:ext cx="308610" cy="308610"/>
+                        </a:xfrm>
+                        <a:prstGeom prst="rect">
+                          <a:avLst/>
+                        </a:prstGeom>
+                        <a:noFill/>
+                        <a:ln>
+                          <a:noFill/>
+                        </a:ln>
+                        <a:extLst>
+                          <a:ext uri="{909E8E84-426E-40DD-AFC4-6F175D3DCCD1}">
+                            <a14:hiddenFill xmlns:a14="http://schemas.microsoft.com/office/drawing/2010/main">
+                              <a:solidFill>
+                                <a:srgbClr val="FFFFFF"/>
+                              </a:solidFill>
+                            </a14:hiddenFill>
+                          </a:ext>
+                          <a:ext uri="{91240B29-F687-4F45-9708-019B960494DF}">
+                            <a14:hiddenLine xmlns:a14="http://schemas.microsoft.com/office/drawing/2010/main" w="9525">
+                              <a:solidFill>
+                                <a:srgbClr val="000000"/>
+                              </a:solidFill>
+                              <a:miter lim="800000"/>
+                              <a:headEnd/>
+                              <a:tailEnd/>
+                            </a14:hiddenLine>
+                          </a:ext>
+                        </a:extLst>
+                      </wps:spPr>
+                      <wps:bodyPr rot="0" vert="horz" wrap="square" lIns="91440" tIns="45720" rIns="91440" bIns="45720" anchor="t" anchorCtr="0" upright="1">
+                        <a:noAutofit/>
+                      </wps:bodyPr>
+                    </wps:wsp>
+                  </a:graphicData>
+                </a:graphic>
+              </wp:inline>
+            </w:drawing>
+          </mc:Choice>
+          <mc:Fallback>
+            <w:pict>
+              <v:rect id="Прямоугольник 15" o:spid="_x0000_s1026" alt="blob:https://web.telegram.org/6ae3ef30-f1b1-47fe-aebd-b1a5fdf15993" style="width:24.3pt;height:24.3pt;visibility:visible;mso-wrap-style:square;mso-left-percent:-10001;mso-top-percent:-10001;mso-position-horizontal:absolute;mso-position-horizontal-relative:char;mso-position-vertical:absolute;mso-position-vertical-relative:line;mso-left-percent:-10001;mso-top-percent:-10001;v-text-anchor:top" o:gfxdata="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" filled="f" stroked="f">
+                <o:lock v:ext="edit" aspectratio="t"/>
+                <w10:anchorlock/>
+              </v:rect>
+            </w:pict>
+          </mc:Fallback>
+        </mc:AlternateContent>
+      </w:r>
+      <w:r>
+        <w:rPr>
+          <w:lang w:eastAsia="ru-RU"/>
+        </w:rPr>
+        <w:t xml:space="preserve"> </w:t>
+      </w:r>
+      <w:r>
+        <w:drawing>
+          <wp:inline distT="0" distB="0" distL="0" distR="0" wp14:anchorId="48B80DCE" wp14:editId="1FE87226">
+            <wp:extent cx="5539563" cy="3438429"/>
+            <wp:effectExtent l="0" t="0" r="4445" b="0"/>
+            <wp:docPr id="16" name="Рисунок 16"/>
+            <wp:cNvGraphicFramePr>
+              <a:graphicFrameLocks xmlns:a="http://schemas.openxmlformats.org/drawingml/2006/main" noChangeAspect="1"/>
+            </wp:cNvGraphicFramePr>
+            <a:graphic xmlns:a="http://schemas.openxmlformats.org/drawingml/2006/main">
+              <a:graphicData uri="http://schemas.openxmlformats.org/drawingml/2006/picture">
+                <pic:pic xmlns:pic="http://schemas.openxmlformats.org/drawingml/2006/picture">
+                  <pic:nvPicPr>
+                    <pic:cNvPr id="0" name=""/>
+                    <pic:cNvPicPr/>
+                  </pic:nvPicPr>
+                  <pic:blipFill>
+                    <a:blip r:embed="rId10"/>
+                    <a:stretch>
+                      <a:fillRect/>
+                    </a:stretch>
+                  </pic:blipFill>
+                  <pic:spPr>
+                    <a:xfrm>
+                      <a:off x="0" y="0"/>
+                      <a:ext cx="5539563" cy="3438429"/>
+                    </a:xfrm>
+                    <a:prstGeom prst="rect">
+                      <a:avLst/>
+                    </a:prstGeom>
+                  </pic:spPr>
+                </pic:pic>
+              </a:graphicData>
+            </a:graphic>
+          </wp:inline>
+        </w:drawing>
+      </w:r>
+    </w:p>
+    <w:p>
+      <w:pPr>
+        <w:pStyle w:val="afa"/>
+      </w:pPr>
+      <w:r>
+        <w:rPr>
+          <w:lang w:eastAsia="ru-RU"/>
+        </w:rPr>
+        <w:t xml:space="preserve">Рисунок 1. </w:t>
+      </w:r>
+      <w:r>
+        <w:rPr>
+          <w:lang w:eastAsia="ru-RU"/>
+        </w:rPr>
+        <w:t>Рекламный баннер на торрент-портале</w:t>
+      </w:r>
     </w:p>
     <w:p>
       <w:pPr>
@@ -2239,7 +2686,7 @@
       <w:r>
         <w:t xml:space="preserve"> </w:t>
       </w:r>
-      <w:bookmarkStart w:id="8" w:name="_Toc228359155"/>
+      <w:bookmarkStart w:id="8" w:name="_Toc231313838"/>
       <w:r>
         <w:t>Классификация угроз в нелицензионных дистрибутивах</w:t>
       </w:r>
@@ -2247,11 +2694,7 @@
     </w:p>
     <w:p>
       <w:r>
-        <w:t xml:space="preserve">Нелицензионное программное обеспечение давно перестало быть исключительно инструментом для бесплатного использования программы. </w:t>
-      </w:r>
-      <w:r>
-        <w:lastRenderedPageBreak/>
-        <w:t xml:space="preserve">Пиратское программное обеспечение является одним из ведущих способов доставки вредоносного кода на системы пользователей. Анализ безопасности пиратского программного обеспечения </w:t>
+        <w:t xml:space="preserve">Нелицензионное программное обеспечение давно перестало быть исключительно инструментом для бесплатного использования программы. Пиратское программное обеспечение является одним из ведущих способов доставки вредоносного кода на системы пользователей. Анализ безопасности пиратского программного обеспечения </w:t>
       </w:r>
       <w:r>
         <w:t xml:space="preserve">требует четкой классификации угроз, так как вредоносный код может преследовать самые разные цели. </w:t>
@@ -2410,11 +2853,16 @@
           <w:numId w:val="10"/>
         </w:numPr>
       </w:pPr>
-      <w:r>
-        <w:t>Бэкдоры (</w:t>
-      </w:r>
       <w:proofErr w:type="spellStart"/>
       <w:r>
+        <w:t>Бэкдоры</w:t>
+      </w:r>
+      <w:proofErr w:type="spellEnd"/>
+      <w:r>
+        <w:t xml:space="preserve"> (</w:t>
+      </w:r>
+      <w:proofErr w:type="spellStart"/>
+      <w:r>
         <w:t>Backdoors</w:t>
       </w:r>
       <w:proofErr w:type="spellEnd"/>
@@ -2437,11 +2885,7 @@
         <w:t>]</w:t>
       </w:r>
       <w:r>
-        <w:t xml:space="preserve">. Основной задачей данного программного </w:t>
-      </w:r>
-      <w:r>
-        <w:lastRenderedPageBreak/>
-        <w:t>обеспечения является предоставление злоумышленнику</w:t>
+        <w:t>. Основной задачей данного программного обеспечения является предоставление злоумышленнику</w:t>
       </w:r>
       <w:r>
         <w:t xml:space="preserve"> возможности повторного</w:t>
@@ -2574,7 +3018,7 @@
       <w:r>
         <w:t xml:space="preserve"> </w:t>
       </w:r>
-      <w:bookmarkStart w:id="9" w:name="_Toc228359156"/>
+      <w:bookmarkStart w:id="9" w:name="_Toc231313839"/>
       <w:r>
         <w:t>Методы скрытого внедрения и маскировки угроз</w:t>
       </w:r>
@@ -2617,11 +3061,7 @@
         <w:t xml:space="preserve">. Является классическим способом внедрения вредоносного кода в систему пользователя. </w:t>
       </w:r>
       <w:r>
-        <w:t xml:space="preserve">Несмотря на то, что этот метод является одним из самых старых, на сегодняшний день он остается </w:t>
-      </w:r>
-      <w:r>
-        <w:lastRenderedPageBreak/>
-        <w:t>эффективным. Он позволяет хакеру объединить два и более файлов в один общий исполняемый</w:t>
+        <w:t>Несмотря на то, что этот метод является одним из самых старых, на сегодняшний день он остается эффективным. Он позволяет хакеру объединить два и более файлов в один общий исполняемый</w:t>
       </w:r>
       <w:r>
         <w:t xml:space="preserve"> (.</w:t>
@@ -2679,18 +3119,21 @@
       <w:pPr>
         <w:pStyle w:val="11"/>
       </w:pPr>
-      <w:r>
-        <w:lastRenderedPageBreak/>
+      <w:bookmarkStart w:id="10" w:name="_Toc231313840"/>
+      <w:r>
         <w:t>Глава 2. ПРАКТИЧЕСКАЯ ЧАСТЬ</w:t>
       </w:r>
+      <w:bookmarkEnd w:id="10"/>
     </w:p>
     <w:p>
       <w:pPr>
         <w:pStyle w:val="13"/>
       </w:pPr>
+      <w:bookmarkStart w:id="11" w:name="_Toc231313841"/>
       <w:r>
         <w:t>2.1 Инструменты и условия проведения исследования</w:t>
       </w:r>
+      <w:bookmarkEnd w:id="11"/>
     </w:p>
     <w:p>
       <w:r>
@@ -2748,27 +3191,27 @@
         <w:t xml:space="preserve">(Веб-платформа мультисканирования). </w:t>
       </w:r>
       <w:proofErr w:type="spellStart"/>
+      <w:r>
+        <w:t>VirusTotal</w:t>
+      </w:r>
+      <w:proofErr w:type="spellEnd"/>
+      <w:r>
+        <w:t xml:space="preserve">  — бесплатная служба, осуществляющая анализ подозрительных файлов и ссылок (URL) на предмет выявления вирусов, червей, троянов и всевозможных вредоносных программ</w:t>
+      </w:r>
+      <w:r>
+        <w:t xml:space="preserve"> </w:t>
+      </w:r>
+      <w:r>
+        <w:t>[</w:t>
+      </w:r>
+      <w:r>
+        <w:t>7, С</w:t>
+      </w:r>
       <w:proofErr w:type="gramStart"/>
       <w:r>
-        <w:t>VirusTotal</w:t>
-      </w:r>
-      <w:proofErr w:type="spellEnd"/>
-      <w:r>
-        <w:t xml:space="preserve">  —</w:t>
+        <w:t>1</w:t>
       </w:r>
       <w:proofErr w:type="gramEnd"/>
-      <w:r>
-        <w:t xml:space="preserve"> бесплатная служба, осуществляющая анализ подозрительных файлов и ссылок (URL) на предмет выявления вирусов, червей, троянов и всевозможных вредоносных программ</w:t>
-      </w:r>
-      <w:r>
-        <w:t xml:space="preserve"> </w:t>
-      </w:r>
-      <w:r>
-        <w:t>[</w:t>
-      </w:r>
-      <w:r>
-        <w:t>7, С1</w:t>
-      </w:r>
       <w:r>
         <w:t>]</w:t>
       </w:r>
@@ -2806,7 +3249,35 @@
         <w:t xml:space="preserve">) </w:t>
       </w:r>
       <w:r>
-        <w:t xml:space="preserve">и системные утилиты управления правами. С помощью командной строки проводился анализ и восстановление прав доступа к </w:t>
+        <w:t xml:space="preserve">и системные утилиты управления правами. </w:t>
+      </w:r>
+      <w:r>
+        <w:t xml:space="preserve">Это набор команд, позволяющих управлять системными процессами, сетевыми подключениями, </w:t>
+      </w:r>
+      <w:r>
+        <w:t xml:space="preserve">файлами и папками, накопителями. </w:t>
+      </w:r>
+      <w:r>
+        <w:t>[</w:t>
+      </w:r>
+      <w:r>
+        <w:t xml:space="preserve">8, </w:t>
+      </w:r>
+      <w:proofErr w:type="spellStart"/>
+      <w:r>
+        <w:t>С</w:t>
+      </w:r>
+      <w:proofErr w:type="gramStart"/>
+      <w:r>
+        <w:t>1</w:t>
+      </w:r>
+      <w:proofErr w:type="spellEnd"/>
+      <w:proofErr w:type="gramEnd"/>
+      <w:r>
+        <w:t>]</w:t>
+      </w:r>
+      <w:r>
+        <w:t xml:space="preserve">С помощью командной строки проводился анализ и восстановление прав доступа к </w:t>
       </w:r>
       <w:r>
         <w:t xml:space="preserve">объектам, которые были изменены пиратским программным обеспечением. </w:t>
@@ -2816,43 +3287,550 @@
       <w:pPr>
         <w:pStyle w:val="13"/>
       </w:pPr>
+      <w:bookmarkStart w:id="12" w:name="_Toc231313842"/>
       <w:r>
         <w:t xml:space="preserve">2.2 Анализ </w:t>
       </w:r>
       <w:r>
         <w:t>рисков использования пиратского программного обеспечения</w:t>
       </w:r>
-    </w:p>
-    <w:p>
-      <w:r>
-        <w:t>В качестве исследуемого объекта был использован дистрибутив нелицензионного программного обеспечения, загруженный с популярного торрент-</w:t>
+      <w:bookmarkEnd w:id="12"/>
+      <w:r>
+        <w:t>.</w:t>
+      </w:r>
+    </w:p>
+    <w:p>
+      <w:pPr>
+        <w:spacing w:after="240"/>
+      </w:pPr>
+      <w:r>
+        <w:t xml:space="preserve">В качестве исследуемого объекта был использован дистрибутив нелицензионного программного обеспечения, загруженный </w:t>
+      </w:r>
+      <w:proofErr w:type="gramStart"/>
+      <w:r>
+        <w:t>с</w:t>
+      </w:r>
+      <w:proofErr w:type="gramEnd"/>
+      <w:r>
+        <w:t xml:space="preserve"> популярного </w:t>
       </w:r>
       <w:proofErr w:type="spellStart"/>
       <w:r>
-        <w:t>трекера</w:t>
+        <w:t>торрент-трекера</w:t>
       </w:r>
       <w:proofErr w:type="spellEnd"/>
       <w:r>
         <w:t xml:space="preserve">. После запуска загруженного исполняемого файла </w:t>
       </w:r>
       <w:r>
-        <w:t xml:space="preserve">был </w:t>
-      </w:r>
-      <w:r>
-        <w:lastRenderedPageBreak/>
-        <w:t>зафиксирован факт понижения производительности компьютера, выраженный в резком понижении частоты кадров (</w:t>
+        <w:t>был зафиксирован факт понижения производительности компьютера, выраженный в резком понижении частоты кадров (FPS</w:t>
+      </w:r>
+      <w:r>
+        <w:t xml:space="preserve">), а также в мгновенной блокировке доступа к </w:t>
+      </w:r>
+      <w:r>
+        <w:tab/>
+      </w:r>
+      <w:r>
+        <w:t>директории «Мои документы»</w:t>
+      </w:r>
+      <w:r>
+        <w:t xml:space="preserve"> (см. Рисунок 1)</w:t>
+      </w:r>
+      <w:r>
+        <w:t xml:space="preserve">, вследствие чего возникла необходимость в анализе запущенного файла, который был загружен на веб-платформу мультисканирования </w:t>
+      </w:r>
+      <w:proofErr w:type="spellStart"/>
+      <w:r>
+        <w:t>VirusTotal</w:t>
+      </w:r>
+      <w:proofErr w:type="spellEnd"/>
+      <w:r>
+        <w:t>.</w:t>
+      </w:r>
+      <w:r>
+        <w:t xml:space="preserve"> </w:t>
+      </w:r>
+    </w:p>
+    <w:p>
+      <w:r>
+        <w:rPr>
+          <w:lang w:eastAsia="ru-RU"/>
+        </w:rPr>
+        <w:drawing>
+          <wp:inline distT="0" distB="0" distL="0" distR="0" wp14:anchorId="1CE23260" wp14:editId="2B47A965">
+            <wp:extent cx="4429125" cy="2971800"/>
+            <wp:effectExtent l="0" t="0" r="9525" b="0"/>
+            <wp:docPr id="10" name="Рисунок 10"/>
+            <wp:cNvGraphicFramePr>
+              <a:graphicFrameLocks xmlns:a="http://schemas.openxmlformats.org/drawingml/2006/main" noChangeAspect="1"/>
+            </wp:cNvGraphicFramePr>
+            <a:graphic xmlns:a="http://schemas.openxmlformats.org/drawingml/2006/main">
+              <a:graphicData uri="http://schemas.openxmlformats.org/drawingml/2006/picture">
+                <pic:pic xmlns:pic="http://schemas.openxmlformats.org/drawingml/2006/picture">
+                  <pic:nvPicPr>
+                    <pic:cNvPr id="0" name="edV2pkz03zGcFFz1kqIdimUW7cmt5lw1aOYvg_1zWDkATYNBNHnOScmuFjKyGH22dtsSeD_sEhHJ_J-fbXjJ6Oc2.jpg"/>
+                    <pic:cNvPicPr/>
+                  </pic:nvPicPr>
+                  <pic:blipFill>
+                    <a:blip r:embed="rId11">
+                      <a:extLst>
+                        <a:ext uri="{28A0092B-C50C-407E-A947-70E740481C1C}">
+                          <a14:useLocalDpi xmlns:a14="http://schemas.microsoft.com/office/drawing/2010/main" val="0"/>
+                        </a:ext>
+                      </a:extLst>
+                    </a:blip>
+                    <a:stretch>
+                      <a:fillRect/>
+                    </a:stretch>
+                  </pic:blipFill>
+                  <pic:spPr>
+                    <a:xfrm>
+                      <a:off x="0" y="0"/>
+                      <a:ext cx="4429125" cy="2971800"/>
+                    </a:xfrm>
+                    <a:prstGeom prst="rect">
+                      <a:avLst/>
+                    </a:prstGeom>
+                  </pic:spPr>
+                </pic:pic>
+              </a:graphicData>
+            </a:graphic>
+          </wp:inline>
+        </w:drawing>
+      </w:r>
+    </w:p>
+    <w:p>
+      <w:pPr>
+        <w:pStyle w:val="afa"/>
+      </w:pPr>
+      <w:r>
+        <w:t>Рисунок 1. Отказ доступа</w:t>
+      </w:r>
+    </w:p>
+    <w:p>
+      <w:pPr>
+        <w:spacing w:after="120" w:line="264" w:lineRule="auto"/>
+        <w:ind w:firstLine="0"/>
+        <w:jc w:val="left"/>
+        <w:rPr>
+          <w:noProof/>
+        </w:rPr>
+      </w:pPr>
+      <w:r>
+        <w:br w:type="page"/>
+      </w:r>
+    </w:p>
+    <w:p>
+      <w:pPr>
+        <w:pStyle w:val="afa"/>
+      </w:pPr>
+    </w:p>
+    <w:p>
+      <w:pPr>
+        <w:pStyle w:val="afa"/>
+        <w:jc w:val="both"/>
+      </w:pPr>
+      <w:r>
+        <w:t>В результате сканирования был выявлен высокий уровень детектирования</w:t>
+      </w:r>
+      <w:r>
+        <w:t xml:space="preserve">: 43 </w:t>
+      </w:r>
+      <w:r>
+        <w:t xml:space="preserve">антивирусных движка из 72 </w:t>
+      </w:r>
+      <w:r>
+        <w:t>классифицировали объект как вредоносный</w:t>
+      </w:r>
+      <w:r>
+        <w:t xml:space="preserve">, были обнаружены категории </w:t>
+      </w:r>
+      <w:r>
+        <w:t>Trojan.Ransom (вымогатель), Trojan.Stealer (стил</w:t>
+      </w:r>
+      <w:r>
+        <w:t>ер) и Trojan.Spy (шпионское ПО), что можно видеть на рисунке 2.</w:t>
+      </w:r>
+    </w:p>
+    <w:p>
+      <w:pPr>
+        <w:pStyle w:val="afa"/>
+      </w:pPr>
+      <w:r>
+        <w:rPr>
+          <w:lang w:eastAsia="ru-RU"/>
+        </w:rPr>
+        <w:drawing>
+          <wp:inline distT="0" distB="0" distL="0" distR="0" wp14:anchorId="47B63012" wp14:editId="47913863">
+            <wp:extent cx="6120130" cy="2608580"/>
+            <wp:effectExtent l="0" t="0" r="0" b="1270"/>
+            <wp:docPr id="9" name="Рисунок 9"/>
+            <wp:cNvGraphicFramePr>
+              <a:graphicFrameLocks xmlns:a="http://schemas.openxmlformats.org/drawingml/2006/main" noChangeAspect="1"/>
+            </wp:cNvGraphicFramePr>
+            <a:graphic xmlns:a="http://schemas.openxmlformats.org/drawingml/2006/main">
+              <a:graphicData uri="http://schemas.openxmlformats.org/drawingml/2006/picture">
+                <pic:pic xmlns:pic="http://schemas.openxmlformats.org/drawingml/2006/picture">
+                  <pic:nvPicPr>
+                    <pic:cNvPr id="0" name="Детекты.jfif"/>
+                    <pic:cNvPicPr/>
+                  </pic:nvPicPr>
+                  <pic:blipFill>
+                    <a:blip r:embed="rId12" cstate="print">
+                      <a:extLst>
+                        <a:ext uri="{28A0092B-C50C-407E-A947-70E740481C1C}">
+                          <a14:useLocalDpi xmlns:a14="http://schemas.microsoft.com/office/drawing/2010/main" val="0"/>
+                        </a:ext>
+                      </a:extLst>
+                    </a:blip>
+                    <a:stretch>
+                      <a:fillRect/>
+                    </a:stretch>
+                  </pic:blipFill>
+                  <pic:spPr>
+                    <a:xfrm>
+                      <a:off x="0" y="0"/>
+                      <a:ext cx="6120130" cy="2608580"/>
+                    </a:xfrm>
+                    <a:prstGeom prst="rect">
+                      <a:avLst/>
+                    </a:prstGeom>
+                  </pic:spPr>
+                </pic:pic>
+              </a:graphicData>
+            </a:graphic>
+          </wp:inline>
+        </w:drawing>
+      </w:r>
+    </w:p>
+    <w:p>
+      <w:pPr>
+        <w:pStyle w:val="afa"/>
+      </w:pPr>
+      <w:r>
+        <w:t xml:space="preserve">Рисунок 2. </w:t>
+      </w:r>
+      <w:r>
+        <w:t xml:space="preserve">Отчет </w:t>
       </w:r>
       <w:r>
         <w:rPr>
           <w:lang w:val="en-US"/>
         </w:rPr>
-        <w:t>FPS</w:t>
-      </w:r>
-      <w:r>
-        <w:t xml:space="preserve">). </w:t>
-      </w:r>
-      <w:bookmarkStart w:id="10" w:name="_GoBack"/>
-      <w:bookmarkEnd w:id="10"/>
+        <w:t>VirusTotal</w:t>
+      </w:r>
+    </w:p>
+    <w:p>
+      <w:r>
+        <w:t xml:space="preserve">Обнаружение подобного вида активности вредоносного программного обеспечения поставило задачу </w:t>
+      </w:r>
+      <w:r>
+        <w:t>по</w:t>
+      </w:r>
+      <w:r>
+        <w:t xml:space="preserve"> восстан</w:t>
+      </w:r>
+      <w:r>
+        <w:t>овлению</w:t>
+      </w:r>
+      <w:r>
+        <w:t xml:space="preserve"> работоспособности системы, а также </w:t>
+      </w:r>
+      <w:r>
+        <w:t>нейтрализации</w:t>
+      </w:r>
+      <w:r>
+        <w:t xml:space="preserve"> </w:t>
+      </w:r>
+      <w:r>
+        <w:t xml:space="preserve">самого вредоносного </w:t>
+      </w:r>
+      <w:proofErr w:type="gramStart"/>
+      <w:r>
+        <w:t>ПО</w:t>
+      </w:r>
+      <w:proofErr w:type="gramEnd"/>
+      <w:r>
+        <w:t xml:space="preserve">. Для решения данной проблемы был выбран метод администрирования через командную строку </w:t>
+      </w:r>
+      <w:r>
+        <w:t>(</w:t>
+      </w:r>
+      <w:r>
+        <w:rPr>
+          <w:lang w:val="en-US"/>
+        </w:rPr>
+        <w:t>CMD</w:t>
+      </w:r>
+      <w:r>
+        <w:t xml:space="preserve">) с использованием команды </w:t>
+      </w:r>
+      <w:proofErr w:type="spellStart"/>
+      <w:r>
+        <w:rPr>
+          <w:lang w:val="en-US"/>
+        </w:rPr>
+        <w:t>takeown</w:t>
+      </w:r>
+      <w:proofErr w:type="spellEnd"/>
+      <w:r>
+        <w:t>. Данная команда п</w:t>
+      </w:r>
+      <w:r>
+        <w:t xml:space="preserve">озволяет администратору восстановить доступ к файлу, который ранее был отклонен, сделав </w:t>
+      </w:r>
+      <w:r>
+        <w:t xml:space="preserve">администратора владельцем файла. </w:t>
+      </w:r>
+      <w:r>
+        <w:rPr>
+          <w:lang w:val="en-US"/>
+        </w:rPr>
+        <w:t>[</w:t>
+      </w:r>
+      <w:r>
+        <w:t>9</w:t>
+      </w:r>
+      <w:r>
+        <w:t xml:space="preserve">, </w:t>
+      </w:r>
+      <w:proofErr w:type="spellStart"/>
+      <w:r>
+        <w:t>С1</w:t>
+      </w:r>
+      <w:proofErr w:type="spellEnd"/>
+      <w:r>
+        <w:rPr>
+          <w:lang w:val="en-US"/>
+        </w:rPr>
+        <w:t>]</w:t>
+      </w:r>
+      <w:proofErr w:type="gramStart"/>
+      <w:r>
+        <w:t>.</w:t>
+      </w:r>
+      <w:proofErr w:type="gramEnd"/>
+      <w:r>
+        <w:t xml:space="preserve"> ( </w:t>
+      </w:r>
+      <w:proofErr w:type="gramStart"/>
+      <w:r>
+        <w:t>с</w:t>
+      </w:r>
+      <w:proofErr w:type="gramEnd"/>
+      <w:r>
+        <w:t>м. Рисунок 3).</w:t>
+      </w:r>
+    </w:p>
+    <w:p>
+      <w:pPr>
+        <w:pStyle w:val="afa"/>
+      </w:pPr>
+      <w:r>
+        <w:drawing>
+          <wp:inline distT="0" distB="0" distL="0" distR="0" wp14:anchorId="2A726CB1" wp14:editId="602800F0">
+            <wp:extent cx="6120130" cy="1840650"/>
+            <wp:effectExtent l="0" t="0" r="0" b="7620"/>
+            <wp:docPr id="1" name="Рисунок 1"/>
+            <wp:cNvGraphicFramePr>
+              <a:graphicFrameLocks xmlns:a="http://schemas.openxmlformats.org/drawingml/2006/main" noChangeAspect="1"/>
+            </wp:cNvGraphicFramePr>
+            <a:graphic xmlns:a="http://schemas.openxmlformats.org/drawingml/2006/main">
+              <a:graphicData uri="http://schemas.openxmlformats.org/drawingml/2006/picture">
+                <pic:pic xmlns:pic="http://schemas.openxmlformats.org/drawingml/2006/picture">
+                  <pic:nvPicPr>
+                    <pic:cNvPr id="0" name=""/>
+                    <pic:cNvPicPr/>
+                  </pic:nvPicPr>
+                  <pic:blipFill>
+                    <a:blip r:embed="rId13"/>
+                    <a:stretch>
+                      <a:fillRect/>
+                    </a:stretch>
+                  </pic:blipFill>
+                  <pic:spPr>
+                    <a:xfrm>
+                      <a:off x="0" y="0"/>
+                      <a:ext cx="6120130" cy="1840650"/>
+                    </a:xfrm>
+                    <a:prstGeom prst="rect">
+                      <a:avLst/>
+                    </a:prstGeom>
+                  </pic:spPr>
+                </pic:pic>
+              </a:graphicData>
+            </a:graphic>
+          </wp:inline>
+        </w:drawing>
+      </w:r>
+    </w:p>
+    <w:p>
+      <w:pPr>
+        <w:pStyle w:val="afa"/>
+      </w:pPr>
+      <w:r>
+        <w:t>Рисунок 3.</w:t>
+      </w:r>
+      <w:r>
+        <w:tab/>
+        <w:t xml:space="preserve"> Восстановление доступа</w:t>
+      </w:r>
+    </w:p>
+    <w:p>
+      <w:r>
+        <w:t xml:space="preserve">Использовалась </w:t>
+      </w:r>
+      <w:proofErr w:type="spellStart"/>
+      <w:r>
+        <w:t>команда:takeown</w:t>
+      </w:r>
+      <w:proofErr w:type="spellEnd"/>
+      <w:r>
+        <w:t xml:space="preserve"> /f "C:\Users\User\Documents" /r /d y. </w:t>
+      </w:r>
+      <w:r>
+        <w:t>Однако одного лишь изменения в</w:t>
+      </w:r>
+      <w:bookmarkStart w:id="13" w:name="_GoBack"/>
+      <w:bookmarkEnd w:id="13"/>
+      <w:r>
+        <w:t xml:space="preserve">ладельца директории через </w:t>
+      </w:r>
+      <w:proofErr w:type="spellStart"/>
+      <w:r>
+        <w:rPr>
+          <w:lang w:val="en-US"/>
+        </w:rPr>
+        <w:t>takeown</w:t>
+      </w:r>
+      <w:proofErr w:type="spellEnd"/>
+      <w:r>
+        <w:t xml:space="preserve"> недостаточно для разрешения проблемы. Для полного сброса поврежденных разрешений была применена системная утилита </w:t>
+      </w:r>
+      <w:proofErr w:type="spellStart"/>
+      <w:r>
+        <w:rPr>
+          <w:lang w:val="en-US"/>
+        </w:rPr>
+        <w:t>icacls</w:t>
+      </w:r>
+      <w:proofErr w:type="spellEnd"/>
+      <w:r>
+        <w:t xml:space="preserve">. (см. Рисунок 4). </w:t>
+      </w:r>
+      <w:r>
+        <w:t xml:space="preserve">Команда </w:t>
+      </w:r>
+      <w:proofErr w:type="spellStart"/>
+      <w:r>
+        <w:rPr>
+          <w:lang w:val="en-US"/>
+        </w:rPr>
+        <w:t>icacls</w:t>
+      </w:r>
+      <w:proofErr w:type="spellEnd"/>
+      <w:r>
+        <w:t xml:space="preserve"> </w:t>
+      </w:r>
+      <w:r>
+        <w:t>о</w:t>
+      </w:r>
+      <w:r>
+        <w:t>тображает или изменяет списки управления доступом (</w:t>
+      </w:r>
+      <w:r>
+        <w:rPr>
+          <w:lang w:val="en-US"/>
+        </w:rPr>
+        <w:t>DACLs</w:t>
+      </w:r>
+      <w:r>
+        <w:t>) для указанных файлов и применяет хранимые списки управления доступом</w:t>
+      </w:r>
+      <w:r>
+        <w:t xml:space="preserve"> к файлам в указанных каталогах. </w:t>
+      </w:r>
+      <w:r>
+        <w:t>[</w:t>
+      </w:r>
+      <w:r>
+        <w:t>10</w:t>
+      </w:r>
+      <w:r>
+        <w:t xml:space="preserve">, </w:t>
+      </w:r>
+      <w:proofErr w:type="spellStart"/>
+      <w:r>
+        <w:t>С</w:t>
+      </w:r>
+      <w:proofErr w:type="gramStart"/>
+      <w:r>
+        <w:t>1</w:t>
+      </w:r>
+      <w:proofErr w:type="spellEnd"/>
+      <w:proofErr w:type="gramEnd"/>
+      <w:r>
+        <w:t>]</w:t>
+      </w:r>
+      <w:r>
+        <w:t xml:space="preserve">Это позволило окончательно вернуть пользователю корректную работу системы, его доступ к файлам. </w:t>
+      </w:r>
+    </w:p>
+    <w:p>
+      <w:pPr>
+        <w:pStyle w:val="afa"/>
+      </w:pPr>
+      <w:r>
+        <w:drawing>
+          <wp:inline distT="0" distB="0" distL="0" distR="0" wp14:anchorId="1274B6BA" wp14:editId="0A3F4C09">
+            <wp:extent cx="6120130" cy="2759080"/>
+            <wp:effectExtent l="0" t="0" r="0" b="3175"/>
+            <wp:docPr id="12" name="Рисунок 12"/>
+            <wp:cNvGraphicFramePr>
+              <a:graphicFrameLocks xmlns:a="http://schemas.openxmlformats.org/drawingml/2006/main" noChangeAspect="1"/>
+            </wp:cNvGraphicFramePr>
+            <a:graphic xmlns:a="http://schemas.openxmlformats.org/drawingml/2006/main">
+              <a:graphicData uri="http://schemas.openxmlformats.org/drawingml/2006/picture">
+                <pic:pic xmlns:pic="http://schemas.openxmlformats.org/drawingml/2006/picture">
+                  <pic:nvPicPr>
+                    <pic:cNvPr id="0" name=""/>
+                    <pic:cNvPicPr/>
+                  </pic:nvPicPr>
+                  <pic:blipFill>
+                    <a:blip r:embed="rId14"/>
+                    <a:stretch>
+                      <a:fillRect/>
+                    </a:stretch>
+                  </pic:blipFill>
+                  <pic:spPr>
+                    <a:xfrm>
+                      <a:off x="0" y="0"/>
+                      <a:ext cx="6120130" cy="2759080"/>
+                    </a:xfrm>
+                    <a:prstGeom prst="rect">
+                      <a:avLst/>
+                    </a:prstGeom>
+                  </pic:spPr>
+                </pic:pic>
+              </a:graphicData>
+            </a:graphic>
+          </wp:inline>
+        </w:drawing>
+      </w:r>
+    </w:p>
+    <w:p>
+      <w:pPr>
+        <w:pStyle w:val="afa"/>
+      </w:pPr>
+      <w:r>
+        <w:t>Рисунок 4. Сброс списков контроля доступа</w:t>
+      </w:r>
+    </w:p>
+    <w:p>
+      <w:r>
+        <w:t xml:space="preserve">Таким образом, в ходе практического исследования был успешно смоделирован инцидент, напрямую связанный с использованием нелицензионного программного обеспечения </w:t>
+      </w:r>
     </w:p>
     <w:p>
       <w:pPr>
@@ -2861,45 +3839,95 @@
     </w:p>
     <w:p>
       <w:pPr>
+        <w:jc w:val="center"/>
+      </w:pPr>
+    </w:p>
+    <w:p>
+      <w:pPr>
         <w:pStyle w:val="11"/>
       </w:pPr>
-    </w:p>
-    <w:p>
-      <w:pPr>
-        <w:ind w:left="360" w:firstLine="0"/>
-      </w:pPr>
+      <w:bookmarkStart w:id="14" w:name="_Toc231313843"/>
+      <w:r>
+        <w:t>ЗАКЛЮЧЕНИЕ</w:t>
+      </w:r>
+      <w:bookmarkEnd w:id="14"/>
+    </w:p>
+    <w:p>
+      <w:pPr>
+        <w:rPr>
+          <w:lang w:val="en-US"/>
+        </w:rPr>
+      </w:pPr>
+      <w:r>
+        <w:t xml:space="preserve">В ходе выполнения индивидуального проекта был проведен комплексный анализ безопасности пиратского программного обеспечения, изучены современные методы защиты, риски, с которыми сталкивается пользователь при использовании </w:t>
+      </w:r>
+      <w:r>
+        <w:t xml:space="preserve">нелицензионного </w:t>
+      </w:r>
+      <w:proofErr w:type="gramStart"/>
+      <w:r>
+        <w:t>ПО</w:t>
+      </w:r>
+      <w:proofErr w:type="gramEnd"/>
+      <w:r>
+        <w:t xml:space="preserve">. Были успешно выполнены все поставленные задачи, изучены принципы работы различных систем, включая системы защиты цифровых прав </w:t>
+      </w:r>
+      <w:r>
+        <w:rPr>
+          <w:lang w:val="en-US"/>
+        </w:rPr>
+        <w:t>DRM</w:t>
+      </w:r>
+      <w:r>
+        <w:t xml:space="preserve">, а также технологии </w:t>
+      </w:r>
+      <w:proofErr w:type="spellStart"/>
+      <w:r>
+        <w:rPr>
+          <w:lang w:val="en-US"/>
+        </w:rPr>
+        <w:t>Denuvo</w:t>
+      </w:r>
+      <w:proofErr w:type="spellEnd"/>
+      <w:r>
+        <w:t xml:space="preserve"> </w:t>
+      </w:r>
+      <w:r>
+        <w:rPr>
+          <w:lang w:val="en-US"/>
+        </w:rPr>
+        <w:t>Anti</w:t>
+      </w:r>
+      <w:r>
+        <w:t>-</w:t>
+      </w:r>
+      <w:r>
+        <w:rPr>
+          <w:lang w:val="en-US"/>
+        </w:rPr>
+        <w:t>Tamper</w:t>
+      </w:r>
+      <w:r>
+        <w:t xml:space="preserve">. Установлено, что злоумышленники часто заполучают доверие их пользователей, тем самым маскируют опасные файлы </w:t>
+      </w:r>
+      <w:proofErr w:type="gramStart"/>
+      <w:r>
+        <w:t>под</w:t>
+      </w:r>
+      <w:proofErr w:type="gramEnd"/>
+      <w:r>
+        <w:t xml:space="preserve"> безопасные. </w:t>
+      </w:r>
     </w:p>
     <w:p>
       <w:pPr>
         <w:pStyle w:val="11"/>
       </w:pPr>
-    </w:p>
-    <w:p>
-      <w:pPr>
-        <w:jc w:val="center"/>
-      </w:pPr>
-    </w:p>
-    <w:p>
-      <w:pPr>
-        <w:pStyle w:val="11"/>
-      </w:pPr>
-      <w:bookmarkStart w:id="11" w:name="_Toc228359157"/>
-      <w:r>
-        <w:lastRenderedPageBreak/>
-        <w:t>ЗАКЛЮЧЕНИЕ</w:t>
-      </w:r>
-      <w:bookmarkEnd w:id="11"/>
-    </w:p>
-    <w:p>
-      <w:pPr>
-        <w:pStyle w:val="11"/>
-      </w:pPr>
-      <w:bookmarkStart w:id="12" w:name="_Toc228359158"/>
-      <w:r>
-        <w:lastRenderedPageBreak/>
+      <w:bookmarkStart w:id="15" w:name="_Toc231313844"/>
+      <w:r>
         <w:t>СПИСОК ИСПОЛЬЗОВАННЫХ ИСТОЧНИКОВ</w:t>
       </w:r>
-      <w:bookmarkEnd w:id="12"/>
+      <w:bookmarkEnd w:id="15"/>
     </w:p>
     <w:p>
       <w:pPr>
@@ -2914,7 +3942,7 @@
           <w:u w:val="none"/>
         </w:rPr>
       </w:pPr>
-      <w:hyperlink r:id="rId9" w:history="1">
+      <w:hyperlink r:id="rId15" w:history="1">
         <w:r>
           <w:rPr>
             <w:rStyle w:val="af5"/>
@@ -2931,7 +3959,7 @@
           <w:numId w:val="3"/>
         </w:numPr>
       </w:pPr>
-      <w:hyperlink r:id="rId10" w:history="1">
+      <w:hyperlink r:id="rId16" w:history="1">
         <w:r>
           <w:rPr>
             <w:rStyle w:val="af5"/>
@@ -2961,7 +3989,7 @@
           <w:u w:val="none"/>
         </w:rPr>
       </w:pPr>
-      <w:hyperlink r:id="rId11" w:history="1">
+      <w:hyperlink r:id="rId17" w:history="1">
         <w:r>
           <w:rPr>
             <w:rStyle w:val="af5"/>
@@ -3018,7 +4046,31 @@
         <w:rPr>
           <w:rStyle w:val="af5"/>
         </w:rPr>
-        <w:t>ратории Касперского»</w:t>
+        <w:t>ратории К</w:t>
+      </w:r>
+      <w:r>
+        <w:rPr>
+          <w:rStyle w:val="af5"/>
+        </w:rPr>
+        <w:t>а</w:t>
+      </w:r>
+      <w:r>
+        <w:rPr>
+          <w:rStyle w:val="af5"/>
+        </w:rPr>
+        <w:t>сперско</w:t>
+      </w:r>
+      <w:r>
+        <w:rPr>
+          <w:rStyle w:val="af5"/>
+        </w:rPr>
+        <w:t>г</w:t>
+      </w:r>
+      <w:r>
+        <w:rPr>
+          <w:rStyle w:val="af5"/>
+        </w:rPr>
+        <w:t>о»</w:t>
       </w:r>
     </w:p>
     <w:p>
@@ -3036,7 +4088,7 @@
       <w:r>
         <w:t xml:space="preserve"> </w:t>
       </w:r>
-      <w:hyperlink r:id="rId12" w:history="1">
+      <w:hyperlink r:id="rId18" w:history="1">
         <w:r>
           <w:rPr>
             <w:rStyle w:val="af5"/>
@@ -3059,7 +4111,7 @@
           <w:u w:val="none"/>
         </w:rPr>
       </w:pPr>
-      <w:hyperlink r:id="rId13" w:history="1">
+      <w:hyperlink r:id="rId19" w:history="1">
         <w:r>
           <w:rPr>
             <w:rStyle w:val="af5"/>
@@ -3078,7 +4130,7 @@
         </w:numPr>
         <w:jc w:val="left"/>
       </w:pPr>
-      <w:hyperlink r:id="rId14" w:history="1">
+      <w:hyperlink r:id="rId20" w:history="1">
         <w:proofErr w:type="spellStart"/>
         <w:r>
           <w:rPr>
@@ -3099,15 +4151,185 @@
           <w:rPr>
             <w:rStyle w:val="af5"/>
           </w:rPr>
-          <w:t>Википедия</w:t>
+          <w:t>Викип</w:t>
+        </w:r>
+        <w:r>
+          <w:rPr>
+            <w:rStyle w:val="af5"/>
+          </w:rPr>
+          <w:t>е</w:t>
+        </w:r>
+        <w:r>
+          <w:rPr>
+            <w:rStyle w:val="af5"/>
+          </w:rPr>
+          <w:t>дия</w:t>
         </w:r>
       </w:hyperlink>
       <w:r>
         <w:t xml:space="preserve"> </w:t>
       </w:r>
     </w:p>
+    <w:p>
+      <w:pPr>
+        <w:pStyle w:val="afc"/>
+        <w:numPr>
+          <w:ilvl w:val="0"/>
+          <w:numId w:val="3"/>
+        </w:numPr>
+        <w:jc w:val="left"/>
+      </w:pPr>
+      <w:hyperlink r:id="rId21" w:history="1">
+        <w:r>
+          <w:rPr>
+            <w:rStyle w:val="af5"/>
+          </w:rPr>
+          <w:t>CMD от</w:t>
+        </w:r>
+        <w:proofErr w:type="gramStart"/>
+        <w:r>
+          <w:rPr>
+            <w:rStyle w:val="af5"/>
+          </w:rPr>
+          <w:t xml:space="preserve"> А</w:t>
+        </w:r>
+        <w:proofErr w:type="gramEnd"/>
+        <w:r>
+          <w:rPr>
+            <w:rStyle w:val="af5"/>
+          </w:rPr>
+          <w:t xml:space="preserve"> до Я: полный гид по запуску командной строки в </w:t>
+        </w:r>
+        <w:proofErr w:type="spellStart"/>
+        <w:r>
+          <w:rPr>
+            <w:rStyle w:val="af5"/>
+          </w:rPr>
+          <w:t>Windows</w:t>
+        </w:r>
+        <w:proofErr w:type="spellEnd"/>
+      </w:hyperlink>
+    </w:p>
+    <w:p>
+      <w:pPr>
+        <w:pStyle w:val="afc"/>
+        <w:numPr>
+          <w:ilvl w:val="0"/>
+          <w:numId w:val="3"/>
+        </w:numPr>
+        <w:jc w:val="left"/>
+      </w:pPr>
+      <w:hyperlink r:id="rId22" w:history="1">
+        <w:r>
+          <w:rPr>
+            <w:rStyle w:val="af5"/>
+          </w:rPr>
+          <w:t>"</w:t>
+        </w:r>
+        <w:proofErr w:type="spellStart"/>
+        <w:r>
+          <w:rPr>
+            <w:rStyle w:val="af5"/>
+          </w:rPr>
+          <w:t>takeown</w:t>
+        </w:r>
+        <w:proofErr w:type="spellEnd"/>
+        <w:r>
+          <w:rPr>
+            <w:rStyle w:val="af5"/>
+          </w:rPr>
+          <w:t xml:space="preserve">". </w:t>
+        </w:r>
+        <w:proofErr w:type="spellStart"/>
+        <w:r>
+          <w:rPr>
+            <w:rStyle w:val="af5"/>
+          </w:rPr>
+          <w:t>Microsoft</w:t>
+        </w:r>
+        <w:proofErr w:type="spellEnd"/>
+        <w:r>
+          <w:rPr>
+            <w:rStyle w:val="af5"/>
+          </w:rPr>
+          <w:t xml:space="preserve"> </w:t>
+        </w:r>
+        <w:proofErr w:type="spellStart"/>
+        <w:r>
+          <w:rPr>
+            <w:rStyle w:val="af5"/>
+          </w:rPr>
+          <w:t>Learn</w:t>
+        </w:r>
+        <w:proofErr w:type="spellEnd"/>
+      </w:hyperlink>
+      <w:r>
+        <w:tab/>
+      </w:r>
+    </w:p>
+    <w:p>
+      <w:pPr>
+        <w:pStyle w:val="afc"/>
+        <w:numPr>
+          <w:ilvl w:val="0"/>
+          <w:numId w:val="3"/>
+        </w:numPr>
+        <w:jc w:val="left"/>
+      </w:pPr>
+      <w:hyperlink r:id="rId23" w:history="1">
+        <w:proofErr w:type="spellStart"/>
+        <w:r>
+          <w:rPr>
+            <w:rStyle w:val="af5"/>
+          </w:rPr>
+          <w:t>icacls</w:t>
+        </w:r>
+        <w:proofErr w:type="spellEnd"/>
+        <w:r>
+          <w:rPr>
+            <w:rStyle w:val="af5"/>
+          </w:rPr>
+          <w:t xml:space="preserve">". </w:t>
+        </w:r>
+        <w:proofErr w:type="spellStart"/>
+        <w:r>
+          <w:rPr>
+            <w:rStyle w:val="af5"/>
+          </w:rPr>
+          <w:t>Microsoft</w:t>
+        </w:r>
+        <w:proofErr w:type="spellEnd"/>
+        <w:r>
+          <w:rPr>
+            <w:rStyle w:val="af5"/>
+          </w:rPr>
+          <w:t xml:space="preserve"> </w:t>
+        </w:r>
+        <w:proofErr w:type="spellStart"/>
+        <w:r>
+          <w:rPr>
+            <w:rStyle w:val="af5"/>
+          </w:rPr>
+          <w:t>Learn</w:t>
+        </w:r>
+        <w:proofErr w:type="spellEnd"/>
+        <w:r>
+          <w:rPr>
+            <w:rStyle w:val="af5"/>
+          </w:rPr>
+          <w:t>.</w:t>
+        </w:r>
+      </w:hyperlink>
+    </w:p>
+    <w:p>
+      <w:pPr>
+        <w:pStyle w:val="afc"/>
+        <w:ind w:left="1069" w:firstLine="0"/>
+        <w:jc w:val="left"/>
+      </w:pPr>
+    </w:p>
     <w:sectPr>
-      <w:footerReference w:type="default" r:id="rId15"/>
+      <w:footerReference w:type="default" r:id="rId24"/>
       <w:pgSz w:w="11906" w:h="16838"/>
       <w:pgMar w:top="1134" w:right="567" w:bottom="1134" w:left="1701" w:header="709" w:footer="709" w:gutter="0"/>
       <w:pgNumType w:start="0"/>
@@ -3120,7 +4342,7 @@
 </file>
 
 <file path=word/endnotes.xml><?xml version="1.0" encoding="utf-8"?>
-<w:endnotes xmlns:wpc="http://schemas.microsoft.com/office/word/2010/wordprocessingCanvas" xmlns:cx="http://schemas.microsoft.com/office/drawing/2014/chartex" xmlns:cx1="http://schemas.microsoft.com/office/drawing/2015/9/8/chartex" xmlns:cx2="http://schemas.microsoft.com/office/drawing/2015/10/21/chartex" xmlns:cx3="http://schemas.microsoft.com/office/drawing/2016/5/9/chartex" xmlns:cx4="http://schemas.microsoft.com/office/drawing/2016/5/10/chartex" xmlns:cx5="http://schemas.microsoft.com/office/drawing/2016/5/11/chartex" xmlns:cx6="http://schemas.microsoft.com/office/drawing/2016/5/12/chartex" xmlns:cx7="http://schemas.microsoft.com/office/drawing/2016/5/13/chartex" xmlns:cx8="http://schemas.microsoft.com/office/drawing/2016/5/14/chartex" xmlns:mc="http://schemas.openxmlformats.org/markup-compatibility/2006" xmlns:aink="http://schemas.microsoft.com/office/drawing/2016/ink" xmlns:am3d="http://schemas.microsoft.com/office/drawing/2017/model3d" xmlns:o="urn:schemas-microsoft-com:office:office" xmlns:r="http://schemas.openxmlformats.org/officeDocument/2006/relationships" xmlns:m="http://schemas.openxmlformats.org/officeDocument/2006/math" xmlns:v="urn:schemas-microsoft-com:vml" xmlns:wp14="http://schemas.microsoft.com/office/word/2010/wordprocessingDrawing" xmlns:wp="http://schemas.openxmlformats.org/drawingml/2006/wordprocessingDrawing" xmlns:w10="urn:schemas-microsoft-com:office:word" xmlns:w="http://schemas.openxmlformats.org/wordprocessingml/2006/main" xmlns:w14="http://schemas.microsoft.com/office/word/2010/wordml" xmlns:w15="http://schemas.microsoft.com/office/word/2012/wordml" xmlns:w16cid="http://schemas.microsoft.com/office/word/2016/wordml/cid" xmlns:w16se="http://schemas.microsoft.com/office/word/2015/wordml/symex" xmlns:wpg="http://schemas.microsoft.com/office/word/2010/wordprocessingGroup" xmlns:wpi="http://schemas.microsoft.com/office/word/2010/wordprocessingInk" xmlns:wne="http://schemas.microsoft.com/office/word/2006/wordml" xmlns:wps="http://schemas.microsoft.com/office/word/2010/wordprocessingShape" mc:Ignorable="w14 w15 w16se w16cid wp14">
+<w:endnotes xmlns:wpc="http://schemas.microsoft.com/office/word/2010/wordprocessingCanvas" xmlns:mc="http://schemas.openxmlformats.org/markup-compatibility/2006" xmlns:o="urn:schemas-microsoft-com:office:office" xmlns:r="http://schemas.openxmlformats.org/officeDocument/2006/relationships" xmlns:m="http://schemas.openxmlformats.org/officeDocument/2006/math" xmlns:v="urn:schemas-microsoft-com:vml" xmlns:wp14="http://schemas.microsoft.com/office/word/2010/wordprocessingDrawing" xmlns:wp="http://schemas.openxmlformats.org/drawingml/2006/wordprocessingDrawing" xmlns:w10="urn:schemas-microsoft-com:office:word" xmlns:w="http://schemas.openxmlformats.org/wordprocessingml/2006/main" xmlns:w14="http://schemas.microsoft.com/office/word/2010/wordml" xmlns:wpg="http://schemas.microsoft.com/office/word/2010/wordprocessingGroup" xmlns:wpi="http://schemas.microsoft.com/office/word/2010/wordprocessingInk" xmlns:wne="http://schemas.microsoft.com/office/word/2006/wordml" xmlns:wps="http://schemas.microsoft.com/office/word/2010/wordprocessingShape" mc:Ignorable="w14 wp14">
   <w:endnote w:type="separator" w:id="-1">
     <w:p>
       <w:pPr>
@@ -3145,7 +4367,7 @@
 </file>
 
 <file path=word/footer1.xml><?xml version="1.0" encoding="utf-8"?>
-<w:ftr xmlns:wpc="http://schemas.microsoft.com/office/word/2010/wordprocessingCanvas" xmlns:cx="http://schemas.microsoft.com/office/drawing/2014/chartex" xmlns:cx1="http://schemas.microsoft.com/office/drawing/2015/9/8/chartex" xmlns:cx2="http://schemas.microsoft.com/office/drawing/2015/10/21/chartex" xmlns:cx3="http://schemas.microsoft.com/office/drawing/2016/5/9/chartex" xmlns:cx4="http://schemas.microsoft.com/office/drawing/2016/5/10/chartex" xmlns:cx5="http://schemas.microsoft.com/office/drawing/2016/5/11/chartex" xmlns:cx6="http://schemas.microsoft.com/office/drawing/2016/5/12/chartex" xmlns:cx7="http://schemas.microsoft.com/office/drawing/2016/5/13/chartex" xmlns:cx8="http://schemas.microsoft.com/office/drawing/2016/5/14/chartex" xmlns:mc="http://schemas.openxmlformats.org/markup-compatibility/2006" xmlns:aink="http://schemas.microsoft.com/office/drawing/2016/ink" xmlns:am3d="http://schemas.microsoft.com/office/drawing/2017/model3d" xmlns:o="urn:schemas-microsoft-com:office:office" xmlns:r="http://schemas.openxmlformats.org/officeDocument/2006/relationships" xmlns:m="http://schemas.openxmlformats.org/officeDocument/2006/math" xmlns:v="urn:schemas-microsoft-com:vml" xmlns:wp14="http://schemas.microsoft.com/office/word/2010/wordprocessingDrawing" xmlns:wp="http://schemas.openxmlformats.org/drawingml/2006/wordprocessingDrawing" xmlns:w10="urn:schemas-microsoft-com:office:word" xmlns:w="http://schemas.openxmlformats.org/wordprocessingml/2006/main" xmlns:w14="http://schemas.microsoft.com/office/word/2010/wordml" xmlns:w15="http://schemas.microsoft.com/office/word/2012/wordml" xmlns:w16cid="http://schemas.microsoft.com/office/word/2016/wordml/cid" xmlns:w16se="http://schemas.microsoft.com/office/word/2015/wordml/symex" xmlns:wpg="http://schemas.microsoft.com/office/word/2010/wordprocessingGroup" xmlns:wpi="http://schemas.microsoft.com/office/word/2010/wordprocessingInk" xmlns:wne="http://schemas.microsoft.com/office/word/2006/wordml" xmlns:wps="http://schemas.microsoft.com/office/word/2010/wordprocessingShape" mc:Ignorable="w14 w15 w16se w16cid wp14">
+<w:ftr xmlns:wpc="http://schemas.microsoft.com/office/word/2010/wordprocessingCanvas" xmlns:mc="http://schemas.openxmlformats.org/markup-compatibility/2006" xmlns:o="urn:schemas-microsoft-com:office:office" xmlns:r="http://schemas.openxmlformats.org/officeDocument/2006/relationships" xmlns:m="http://schemas.openxmlformats.org/officeDocument/2006/math" xmlns:v="urn:schemas-microsoft-com:vml" xmlns:wp14="http://schemas.microsoft.com/office/word/2010/wordprocessingDrawing" xmlns:wp="http://schemas.openxmlformats.org/drawingml/2006/wordprocessingDrawing" xmlns:w10="urn:schemas-microsoft-com:office:word" xmlns:w="http://schemas.openxmlformats.org/wordprocessingml/2006/main" xmlns:w14="http://schemas.microsoft.com/office/word/2010/wordml" xmlns:wpg="http://schemas.microsoft.com/office/word/2010/wordprocessingGroup" xmlns:wpi="http://schemas.microsoft.com/office/word/2010/wordprocessingInk" xmlns:wne="http://schemas.microsoft.com/office/word/2006/wordml" xmlns:wps="http://schemas.microsoft.com/office/word/2010/wordprocessingShape" mc:Ignorable="w14 wp14">
   <w:sdt>
     <w:sdtPr>
       <w:id w:val="306828245"/>
@@ -3171,7 +4393,7 @@
 </file>
 
 <file path=word/footer2.xml><?xml version="1.0" encoding="utf-8"?>
-<w:ftr xmlns:wpc="http://schemas.microsoft.com/office/word/2010/wordprocessingCanvas" xmlns:cx="http://schemas.microsoft.com/office/drawing/2014/chartex" xmlns:cx1="http://schemas.microsoft.com/office/drawing/2015/9/8/chartex" xmlns:cx2="http://schemas.microsoft.com/office/drawing/2015/10/21/chartex" xmlns:cx3="http://schemas.microsoft.com/office/drawing/2016/5/9/chartex" xmlns:cx4="http://schemas.microsoft.com/office/drawing/2016/5/10/chartex" xmlns:cx5="http://schemas.microsoft.com/office/drawing/2016/5/11/chartex" xmlns:cx6="http://schemas.microsoft.com/office/drawing/2016/5/12/chartex" xmlns:cx7="http://schemas.microsoft.com/office/drawing/2016/5/13/chartex" xmlns:cx8="http://schemas.microsoft.com/office/drawing/2016/5/14/chartex" xmlns:mc="http://schemas.openxmlformats.org/markup-compatibility/2006" xmlns:aink="http://schemas.microsoft.com/office/drawing/2016/ink" xmlns:am3d="http://schemas.microsoft.com/office/drawing/2017/model3d" xmlns:o="urn:schemas-microsoft-com:office:office" xmlns:r="http://schemas.openxmlformats.org/officeDocument/2006/relationships" xmlns:m="http://schemas.openxmlformats.org/officeDocument/2006/math" xmlns:v="urn:schemas-microsoft-com:vml" xmlns:wp14="http://schemas.microsoft.com/office/word/2010/wordprocessingDrawing" xmlns:wp="http://schemas.openxmlformats.org/drawingml/2006/wordprocessingDrawing" xmlns:w10="urn:schemas-microsoft-com:office:word" xmlns:w="http://schemas.openxmlformats.org/wordprocessingml/2006/main" xmlns:w14="http://schemas.microsoft.com/office/word/2010/wordml" xmlns:w15="http://schemas.microsoft.com/office/word/2012/wordml" xmlns:w16cid="http://schemas.microsoft.com/office/word/2016/wordml/cid" xmlns:w16se="http://schemas.microsoft.com/office/word/2015/wordml/symex" xmlns:wpg="http://schemas.microsoft.com/office/word/2010/wordprocessingGroup" xmlns:wpi="http://schemas.microsoft.com/office/word/2010/wordprocessingInk" xmlns:wne="http://schemas.microsoft.com/office/word/2006/wordml" xmlns:wps="http://schemas.microsoft.com/office/word/2010/wordprocessingShape" mc:Ignorable="w14 w15 w16se w16cid wp14">
+<w:ftr xmlns:wpc="http://schemas.microsoft.com/office/word/2010/wordprocessingCanvas" xmlns:mc="http://schemas.openxmlformats.org/markup-compatibility/2006" xmlns:o="urn:schemas-microsoft-com:office:office" xmlns:r="http://schemas.openxmlformats.org/officeDocument/2006/relationships" xmlns:m="http://schemas.openxmlformats.org/officeDocument/2006/math" xmlns:v="urn:schemas-microsoft-com:vml" xmlns:wp14="http://schemas.microsoft.com/office/word/2010/wordprocessingDrawing" xmlns:wp="http://schemas.openxmlformats.org/drawingml/2006/wordprocessingDrawing" xmlns:w10="urn:schemas-microsoft-com:office:word" xmlns:w="http://schemas.openxmlformats.org/wordprocessingml/2006/main" xmlns:w14="http://schemas.microsoft.com/office/word/2010/wordml" xmlns:wpg="http://schemas.microsoft.com/office/word/2010/wordprocessingGroup" xmlns:wpi="http://schemas.microsoft.com/office/word/2010/wordprocessingInk" xmlns:wne="http://schemas.microsoft.com/office/word/2006/wordml" xmlns:wps="http://schemas.microsoft.com/office/word/2010/wordprocessingShape" mc:Ignorable="w14 wp14">
   <w:sdt>
     <w:sdtPr>
       <w:id w:val="1459301120"/>
@@ -3200,7 +4422,7 @@
           <w:rPr>
             <w:noProof/>
           </w:rPr>
-          <w:t>13</w:t>
+          <w:t>15</w:t>
         </w:r>
         <w:r>
           <w:fldChar w:fldCharType="end"/>
@@ -3217,7 +4439,7 @@
 </file>
 
 <file path=word/footnotes.xml><?xml version="1.0" encoding="utf-8"?>
-<w:footnotes xmlns:wpc="http://schemas.microsoft.com/office/word/2010/wordprocessingCanvas" xmlns:cx="http://schemas.microsoft.com/office/drawing/2014/chartex" xmlns:cx1="http://schemas.microsoft.com/office/drawing/2015/9/8/chartex" xmlns:cx2="http://schemas.microsoft.com/office/drawing/2015/10/21/chartex" xmlns:cx3="http://schemas.microsoft.com/office/drawing/2016/5/9/chartex" xmlns:cx4="http://schemas.microsoft.com/office/drawing/2016/5/10/chartex" xmlns:cx5="http://schemas.microsoft.com/office/drawing/2016/5/11/chartex" xmlns:cx6="http://schemas.microsoft.com/office/drawing/2016/5/12/chartex" xmlns:cx7="http://schemas.microsoft.com/office/drawing/2016/5/13/chartex" xmlns:cx8="http://schemas.microsoft.com/office/drawing/2016/5/14/chartex" xmlns:mc="http://schemas.openxmlformats.org/markup-compatibility/2006" xmlns:aink="http://schemas.microsoft.com/office/drawing/2016/ink" xmlns:am3d="http://schemas.microsoft.com/office/drawing/2017/model3d" xmlns:o="urn:schemas-microsoft-com:office:office" xmlns:r="http://schemas.openxmlformats.org/officeDocument/2006/relationships" xmlns:m="http://schemas.openxmlformats.org/officeDocument/2006/math" xmlns:v="urn:schemas-microsoft-com:vml" xmlns:wp14="http://schemas.microsoft.com/office/word/2010/wordprocessingDrawing" xmlns:wp="http://schemas.openxmlformats.org/drawingml/2006/wordprocessingDrawing" xmlns:w10="urn:schemas-microsoft-com:office:word" xmlns:w="http://schemas.openxmlformats.org/wordprocessingml/2006/main" xmlns:w14="http://schemas.microsoft.com/office/word/2010/wordml" xmlns:w15="http://schemas.microsoft.com/office/word/2012/wordml" xmlns:w16cid="http://schemas.microsoft.com/office/word/2016/wordml/cid" xmlns:w16se="http://schemas.microsoft.com/office/word/2015/wordml/symex" xmlns:wpg="http://schemas.microsoft.com/office/word/2010/wordprocessingGroup" xmlns:wpi="http://schemas.microsoft.com/office/word/2010/wordprocessingInk" xmlns:wne="http://schemas.microsoft.com/office/word/2006/wordml" xmlns:wps="http://schemas.microsoft.com/office/word/2010/wordprocessingShape" mc:Ignorable="w14 w15 w16se w16cid wp14">
+<w:footnotes xmlns:wpc="http://schemas.microsoft.com/office/word/2010/wordprocessingCanvas" xmlns:mc="http://schemas.openxmlformats.org/markup-compatibility/2006" xmlns:o="urn:schemas-microsoft-com:office:office" xmlns:r="http://schemas.openxmlformats.org/officeDocument/2006/relationships" xmlns:m="http://schemas.openxmlformats.org/officeDocument/2006/math" xmlns:v="urn:schemas-microsoft-com:vml" xmlns:wp14="http://schemas.microsoft.com/office/word/2010/wordprocessingDrawing" xmlns:wp="http://schemas.openxmlformats.org/drawingml/2006/wordprocessingDrawing" xmlns:w10="urn:schemas-microsoft-com:office:word" xmlns:w="http://schemas.openxmlformats.org/wordprocessingml/2006/main" xmlns:w14="http://schemas.microsoft.com/office/word/2010/wordml" xmlns:wpg="http://schemas.microsoft.com/office/word/2010/wordprocessingGroup" xmlns:wpi="http://schemas.microsoft.com/office/word/2010/wordprocessingInk" xmlns:wne="http://schemas.microsoft.com/office/word/2006/wordml" xmlns:wps="http://schemas.microsoft.com/office/word/2010/wordprocessingShape" mc:Ignorable="w14 wp14">
   <w:footnote w:type="separator" w:id="-1">
     <w:p>
       <w:pPr>
@@ -3242,8 +4464,8 @@
 </file>
 
 <file path=word/numbering.xml><?xml version="1.0" encoding="utf-8"?>
-<w:numbering xmlns:wpc="http://schemas.microsoft.com/office/word/2010/wordprocessingCanvas" xmlns:cx="http://schemas.microsoft.com/office/drawing/2014/chartex" xmlns:cx1="http://schemas.microsoft.com/office/drawing/2015/9/8/chartex" xmlns:cx2="http://schemas.microsoft.com/office/drawing/2015/10/21/chartex" xmlns:cx3="http://schemas.microsoft.com/office/drawing/2016/5/9/chartex" xmlns:cx4="http://schemas.microsoft.com/office/drawing/2016/5/10/chartex" xmlns:cx5="http://schemas.microsoft.com/office/drawing/2016/5/11/chartex" xmlns:cx6="http://schemas.microsoft.com/office/drawing/2016/5/12/chartex" xmlns:cx7="http://schemas.microsoft.com/office/drawing/2016/5/13/chartex" xmlns:cx8="http://schemas.microsoft.com/office/drawing/2016/5/14/chartex" xmlns:mc="http://schemas.openxmlformats.org/markup-compatibility/2006" xmlns:aink="http://schemas.microsoft.com/office/drawing/2016/ink" xmlns:am3d="http://schemas.microsoft.com/office/drawing/2017/model3d" xmlns:o="urn:schemas-microsoft-com:office:office" xmlns:r="http://schemas.openxmlformats.org/officeDocument/2006/relationships" xmlns:m="http://schemas.openxmlformats.org/officeDocument/2006/math" xmlns:v="urn:schemas-microsoft-com:vml" xmlns:wp14="http://schemas.microsoft.com/office/word/2010/wordprocessingDrawing" xmlns:wp="http://schemas.openxmlformats.org/drawingml/2006/wordprocessingDrawing" xmlns:w10="urn:schemas-microsoft-com:office:word" xmlns:w="http://schemas.openxmlformats.org/wordprocessingml/2006/main" xmlns:w14="http://schemas.microsoft.com/office/word/2010/wordml" xmlns:w15="http://schemas.microsoft.com/office/word/2012/wordml" xmlns:w16cid="http://schemas.microsoft.com/office/word/2016/wordml/cid" xmlns:w16se="http://schemas.microsoft.com/office/word/2015/wordml/symex" xmlns:wpg="http://schemas.microsoft.com/office/word/2010/wordprocessingGroup" xmlns:wpi="http://schemas.microsoft.com/office/word/2010/wordprocessingInk" xmlns:wne="http://schemas.microsoft.com/office/word/2006/wordml" xmlns:wps="http://schemas.microsoft.com/office/word/2010/wordprocessingShape" mc:Ignorable="w14 w15 w16se w16cid wp14">
-  <w:abstractNum w:abstractNumId="0" w15:restartNumberingAfterBreak="0">
+<w:numbering xmlns:wpc="http://schemas.microsoft.com/office/word/2010/wordprocessingCanvas" xmlns:mc="http://schemas.openxmlformats.org/markup-compatibility/2006" xmlns:o="urn:schemas-microsoft-com:office:office" xmlns:r="http://schemas.openxmlformats.org/officeDocument/2006/relationships" xmlns:m="http://schemas.openxmlformats.org/officeDocument/2006/math" xmlns:v="urn:schemas-microsoft-com:vml" xmlns:wp14="http://schemas.microsoft.com/office/word/2010/wordprocessingDrawing" xmlns:wp="http://schemas.openxmlformats.org/drawingml/2006/wordprocessingDrawing" xmlns:w10="urn:schemas-microsoft-com:office:word" xmlns:w="http://schemas.openxmlformats.org/wordprocessingml/2006/main" xmlns:w14="http://schemas.microsoft.com/office/word/2010/wordml" xmlns:wpg="http://schemas.microsoft.com/office/word/2010/wordprocessingGroup" xmlns:wpi="http://schemas.microsoft.com/office/word/2010/wordprocessingInk" xmlns:wne="http://schemas.microsoft.com/office/word/2006/wordml" xmlns:wps="http://schemas.microsoft.com/office/word/2010/wordprocessingShape" mc:Ignorable="w14 wp14">
+  <w:abstractNum w:abstractNumId="0">
     <w:nsid w:val="065519F6"/>
     <w:multiLevelType w:val="multilevel"/>
     <w:tmpl w:val="2E48DE40"/>
@@ -3356,7 +4578,7 @@
       </w:rPr>
     </w:lvl>
   </w:abstractNum>
-  <w:abstractNum w:abstractNumId="1" w15:restartNumberingAfterBreak="0">
+  <w:abstractNum w:abstractNumId="1">
     <w:nsid w:val="1C082881"/>
     <w:multiLevelType w:val="hybridMultilevel"/>
     <w:tmpl w:val="7108E054"/>
@@ -3445,7 +4667,7 @@
       </w:pPr>
     </w:lvl>
   </w:abstractNum>
-  <w:abstractNum w:abstractNumId="2" w15:restartNumberingAfterBreak="0">
+  <w:abstractNum w:abstractNumId="2">
     <w:nsid w:val="25C70E73"/>
     <w:multiLevelType w:val="hybridMultilevel"/>
     <w:tmpl w:val="36C44796"/>
@@ -3534,7 +4756,7 @@
       </w:pPr>
     </w:lvl>
   </w:abstractNum>
-  <w:abstractNum w:abstractNumId="3" w15:restartNumberingAfterBreak="0">
+  <w:abstractNum w:abstractNumId="3">
     <w:nsid w:val="494F246C"/>
     <w:multiLevelType w:val="hybridMultilevel"/>
     <w:tmpl w:val="AFC6BC40"/>
@@ -3623,7 +4845,7 @@
       </w:pPr>
     </w:lvl>
   </w:abstractNum>
-  <w:abstractNum w:abstractNumId="4" w15:restartNumberingAfterBreak="0">
+  <w:abstractNum w:abstractNumId="4">
     <w:nsid w:val="50ED5D1A"/>
     <w:multiLevelType w:val="hybridMultilevel"/>
     <w:tmpl w:val="9E083F96"/>
@@ -3712,7 +4934,7 @@
       </w:pPr>
     </w:lvl>
   </w:abstractNum>
-  <w:abstractNum w:abstractNumId="5" w15:restartNumberingAfterBreak="0">
+  <w:abstractNum w:abstractNumId="5">
     <w:nsid w:val="53C87547"/>
     <w:multiLevelType w:val="hybridMultilevel"/>
     <w:tmpl w:val="A60461A8"/>
@@ -3801,7 +5023,7 @@
       </w:pPr>
     </w:lvl>
   </w:abstractNum>
-  <w:abstractNum w:abstractNumId="6" w15:restartNumberingAfterBreak="0">
+  <w:abstractNum w:abstractNumId="6">
     <w:nsid w:val="5BAE6DC1"/>
     <w:multiLevelType w:val="multilevel"/>
     <w:tmpl w:val="C2082E80"/>
@@ -3914,7 +5136,7 @@
       </w:rPr>
     </w:lvl>
   </w:abstractNum>
-  <w:abstractNum w:abstractNumId="7" w15:restartNumberingAfterBreak="0">
+  <w:abstractNum w:abstractNumId="7">
     <w:nsid w:val="644E476E"/>
     <w:multiLevelType w:val="hybridMultilevel"/>
     <w:tmpl w:val="1362F3DC"/>
@@ -4003,7 +5225,7 @@
       </w:pPr>
     </w:lvl>
   </w:abstractNum>
-  <w:abstractNum w:abstractNumId="8" w15:restartNumberingAfterBreak="0">
+  <w:abstractNum w:abstractNumId="8">
     <w:nsid w:val="694E2A1F"/>
     <w:multiLevelType w:val="multilevel"/>
     <w:tmpl w:val="50A65B7C"/>
@@ -4116,7 +5338,7 @@
       </w:rPr>
     </w:lvl>
   </w:abstractNum>
-  <w:abstractNum w:abstractNumId="9" w15:restartNumberingAfterBreak="0">
+  <w:abstractNum w:abstractNumId="9">
     <w:nsid w:val="6A9472AC"/>
     <w:multiLevelType w:val="hybridMultilevel"/>
     <w:tmpl w:val="3982A616"/>
@@ -4205,7 +5427,7 @@
       </w:pPr>
     </w:lvl>
   </w:abstractNum>
-  <w:abstractNum w:abstractNumId="10" w15:restartNumberingAfterBreak="0">
+  <w:abstractNum w:abstractNumId="10">
     <w:nsid w:val="7AA137DA"/>
     <w:multiLevelType w:val="multilevel"/>
     <w:tmpl w:val="B2AE4670"/>
@@ -4363,7 +5585,7 @@
 </file>
 
 <file path=word/styles.xml><?xml version="1.0" encoding="utf-8"?>
-<w:styles xmlns:mc="http://schemas.openxmlformats.org/markup-compatibility/2006" xmlns:r="http://schemas.openxmlformats.org/officeDocument/2006/relationships" xmlns:w="http://schemas.openxmlformats.org/wordprocessingml/2006/main" xmlns:w14="http://schemas.microsoft.com/office/word/2010/wordml" xmlns:w15="http://schemas.microsoft.com/office/word/2012/wordml" xmlns:w16cid="http://schemas.microsoft.com/office/word/2016/wordml/cid" xmlns:w16se="http://schemas.microsoft.com/office/word/2015/wordml/symex" mc:Ignorable="w14 w15 w16se w16cid">
+<w:styles xmlns:mc="http://schemas.openxmlformats.org/markup-compatibility/2006" xmlns:r="http://schemas.openxmlformats.org/officeDocument/2006/relationships" xmlns:w="http://schemas.openxmlformats.org/wordprocessingml/2006/main" xmlns:w14="http://schemas.microsoft.com/office/word/2010/wordml" mc:Ignorable="w14">
   <w:docDefaults>
     <w:rPrDefault>
       <w:rPr>
@@ -4377,382 +5599,144 @@
       </w:pPr>
     </w:pPrDefault>
   </w:docDefaults>
-  <w:latentStyles w:defLockedState="0" w:defUIPriority="99" w:defSemiHidden="0" w:defUnhideWhenUsed="0" w:defQFormat="0" w:count="375">
-    <w:lsdException w:name="Normal" w:uiPriority="0" w:qFormat="1"/>
-    <w:lsdException w:name="heading 1" w:uiPriority="9" w:qFormat="1"/>
-    <w:lsdException w:name="heading 2" w:semiHidden="1" w:uiPriority="9" w:unhideWhenUsed="1" w:qFormat="1"/>
-    <w:lsdException w:name="heading 3" w:semiHidden="1" w:uiPriority="9" w:unhideWhenUsed="1" w:qFormat="1"/>
-    <w:lsdException w:name="heading 4" w:semiHidden="1" w:uiPriority="9" w:unhideWhenUsed="1" w:qFormat="1"/>
-    <w:lsdException w:name="heading 5" w:semiHidden="1" w:uiPriority="9" w:unhideWhenUsed="1" w:qFormat="1"/>
-    <w:lsdException w:name="heading 6" w:semiHidden="1" w:uiPriority="9" w:unhideWhenUsed="1" w:qFormat="1"/>
-    <w:lsdException w:name="heading 7" w:semiHidden="1" w:uiPriority="9" w:unhideWhenUsed="1" w:qFormat="1"/>
-    <w:lsdException w:name="heading 8" w:semiHidden="1" w:uiPriority="9" w:unhideWhenUsed="1" w:qFormat="1"/>
-    <w:lsdException w:name="heading 9" w:semiHidden="1" w:uiPriority="9" w:unhideWhenUsed="1" w:qFormat="1"/>
-    <w:lsdException w:name="index 1" w:semiHidden="1" w:unhideWhenUsed="1"/>
-    <w:lsdException w:name="index 2" w:semiHidden="1" w:unhideWhenUsed="1"/>
-    <w:lsdException w:name="index 3" w:semiHidden="1" w:unhideWhenUsed="1"/>
-    <w:lsdException w:name="index 4" w:semiHidden="1" w:unhideWhenUsed="1"/>
-    <w:lsdException w:name="index 5" w:semiHidden="1" w:unhideWhenUsed="1"/>
-    <w:lsdException w:name="index 6" w:semiHidden="1" w:unhideWhenUsed="1"/>
-    <w:lsdException w:name="index 7" w:semiHidden="1" w:unhideWhenUsed="1"/>
-    <w:lsdException w:name="index 8" w:semiHidden="1" w:unhideWhenUsed="1"/>
-    <w:lsdException w:name="index 9" w:semiHidden="1" w:unhideWhenUsed="1"/>
-    <w:lsdException w:name="toc 1" w:semiHidden="1" w:uiPriority="39" w:unhideWhenUsed="1"/>
-    <w:lsdException w:name="toc 2" w:semiHidden="1" w:uiPriority="39" w:unhideWhenUsed="1"/>
-    <w:lsdException w:name="toc 3" w:semiHidden="1" w:uiPriority="39" w:unhideWhenUsed="1"/>
-    <w:lsdException w:name="toc 4" w:semiHidden="1" w:uiPriority="39" w:unhideWhenUsed="1"/>
-    <w:lsdException w:name="toc 5" w:semiHidden="1" w:uiPriority="39" w:unhideWhenUsed="1"/>
-    <w:lsdException w:name="toc 6" w:semiHidden="1" w:uiPriority="39" w:unhideWhenUsed="1"/>
-    <w:lsdException w:name="toc 7" w:semiHidden="1" w:uiPriority="39" w:unhideWhenUsed="1"/>
-    <w:lsdException w:name="toc 8" w:semiHidden="1" w:uiPriority="39" w:unhideWhenUsed="1"/>
-    <w:lsdException w:name="toc 9" w:semiHidden="1" w:uiPriority="39" w:unhideWhenUsed="1"/>
-    <w:lsdException w:name="Normal Indent" w:semiHidden="1" w:unhideWhenUsed="1"/>
-    <w:lsdException w:name="footnote text" w:semiHidden="1" w:unhideWhenUsed="1"/>
-    <w:lsdException w:name="annotation text" w:semiHidden="1" w:unhideWhenUsed="1"/>
-    <w:lsdException w:name="header" w:semiHidden="1" w:unhideWhenUsed="1"/>
-    <w:lsdException w:name="footer" w:semiHidden="1" w:unhideWhenUsed="1"/>
-    <w:lsdException w:name="index heading" w:semiHidden="1" w:unhideWhenUsed="1"/>
-    <w:lsdException w:name="caption" w:semiHidden="1" w:uiPriority="35" w:unhideWhenUsed="1" w:qFormat="1"/>
-    <w:lsdException w:name="table of figures" w:semiHidden="1" w:unhideWhenUsed="1"/>
-    <w:lsdException w:name="envelope address" w:semiHidden="1" w:unhideWhenUsed="1"/>
-    <w:lsdException w:name="envelope return" w:semiHidden="1" w:unhideWhenUsed="1"/>
-    <w:lsdException w:name="footnote reference" w:semiHidden="1" w:unhideWhenUsed="1"/>
-    <w:lsdException w:name="annotation reference" w:semiHidden="1" w:unhideWhenUsed="1"/>
-    <w:lsdException w:name="line number" w:semiHidden="1" w:unhideWhenUsed="1"/>
-    <w:lsdException w:name="page number" w:semiHidden="1" w:unhideWhenUsed="1"/>
-    <w:lsdException w:name="endnote reference" w:semiHidden="1" w:unhideWhenUsed="1"/>
-    <w:lsdException w:name="endnote text" w:semiHidden="1" w:unhideWhenUsed="1"/>
-    <w:lsdException w:name="table of authorities" w:semiHidden="1" w:unhideWhenUsed="1"/>
-    <w:lsdException w:name="macro" w:semiHidden="1" w:unhideWhenUsed="1"/>
-    <w:lsdException w:name="toa heading" w:semiHidden="1" w:unhideWhenUsed="1"/>
-    <w:lsdException w:name="List" w:semiHidden="1" w:unhideWhenUsed="1"/>
-    <w:lsdException w:name="List Bullet" w:semiHidden="1" w:unhideWhenUsed="1"/>
-    <w:lsdException w:name="List Number" w:semiHidden="1" w:unhideWhenUsed="1"/>
-    <w:lsdException w:name="List 2" w:semiHidden="1" w:unhideWhenUsed="1"/>
-    <w:lsdException w:name="List 3" w:semiHidden="1" w:unhideWhenUsed="1"/>
-    <w:lsdException w:name="List 4" w:semiHidden="1" w:unhideWhenUsed="1"/>
-    <w:lsdException w:name="List 5" w:semiHidden="1" w:unhideWhenUsed="1"/>
-    <w:lsdException w:name="List Bullet 2" w:semiHidden="1" w:unhideWhenUsed="1"/>
-    <w:lsdException w:name="List Bullet 3" w:semiHidden="1" w:unhideWhenUsed="1"/>
-    <w:lsdException w:name="List Bullet 4" w:semiHidden="1" w:unhideWhenUsed="1"/>
-    <w:lsdException w:name="List Bullet 5" w:semiHidden="1" w:unhideWhenUsed="1"/>
-    <w:lsdException w:name="List Number 2" w:semiHidden="1" w:unhideWhenUsed="1"/>
-    <w:lsdException w:name="List Number 3" w:semiHidden="1" w:unhideWhenUsed="1"/>
-    <w:lsdException w:name="List Number 4" w:semiHidden="1" w:unhideWhenUsed="1"/>
-    <w:lsdException w:name="List Number 5" w:semiHidden="1" w:unhideWhenUsed="1"/>
-    <w:lsdException w:name="Title" w:uiPriority="10" w:qFormat="1"/>
-    <w:lsdException w:name="Closing" w:semiHidden="1" w:unhideWhenUsed="1"/>
-    <w:lsdException w:name="Signature" w:semiHidden="1" w:unhideWhenUsed="1"/>
-    <w:lsdException w:name="Default Paragraph Font" w:semiHidden="1" w:uiPriority="1" w:unhideWhenUsed="1"/>
-    <w:lsdException w:name="Body Text" w:semiHidden="1" w:unhideWhenUsed="1"/>
-    <w:lsdException w:name="Body Text Indent" w:semiHidden="1" w:unhideWhenUsed="1"/>
-    <w:lsdException w:name="List Continue" w:semiHidden="1" w:unhideWhenUsed="1"/>
-    <w:lsdException w:name="List Continue 2" w:semiHidden="1" w:unhideWhenUsed="1"/>
-    <w:lsdException w:name="List Continue 3" w:semiHidden="1" w:unhideWhenUsed="1"/>
-    <w:lsdException w:name="List Continue 4" w:semiHidden="1" w:unhideWhenUsed="1"/>
-    <w:lsdException w:name="List Continue 5" w:semiHidden="1" w:unhideWhenUsed="1"/>
-    <w:lsdException w:name="Message Header" w:semiHidden="1" w:unhideWhenUsed="1"/>
-    <w:lsdException w:name="Subtitle" w:uiPriority="11" w:qFormat="1"/>
-    <w:lsdException w:name="Salutation" w:semiHidden="1" w:unhideWhenUsed="1"/>
-    <w:lsdException w:name="Date" w:semiHidden="1" w:unhideWhenUsed="1"/>
-    <w:lsdException w:name="Body Text First Indent" w:semiHidden="1" w:unhideWhenUsed="1"/>
-    <w:lsdException w:name="Body Text First Indent 2" w:semiHidden="1" w:unhideWhenUsed="1"/>
-    <w:lsdException w:name="Note Heading" w:semiHidden="1" w:unhideWhenUsed="1"/>
-    <w:lsdException w:name="Body Text 2" w:semiHidden="1" w:unhideWhenUsed="1"/>
-    <w:lsdException w:name="Body Text 3" w:semiHidden="1" w:unhideWhenUsed="1"/>
-    <w:lsdException w:name="Body Text Indent 2" w:semiHidden="1" w:unhideWhenUsed="1"/>
-    <w:lsdException w:name="Body Text Indent 3" w:semiHidden="1" w:unhideWhenUsed="1"/>
-    <w:lsdException w:name="Block Text" w:semiHidden="1" w:unhideWhenUsed="1"/>
-    <w:lsdException w:name="Hyperlink" w:semiHidden="1" w:unhideWhenUsed="1"/>
-    <w:lsdException w:name="FollowedHyperlink" w:semiHidden="1" w:unhideWhenUsed="1"/>
-    <w:lsdException w:name="Strong" w:uiPriority="22" w:qFormat="1"/>
-    <w:lsdException w:name="Emphasis" w:uiPriority="20" w:qFormat="1"/>
-    <w:lsdException w:name="Document Map" w:semiHidden="1" w:unhideWhenUsed="1"/>
-    <w:lsdException w:name="Plain Text" w:semiHidden="1" w:unhideWhenUsed="1"/>
-    <w:lsdException w:name="E-mail Signature" w:semiHidden="1" w:unhideWhenUsed="1"/>
-    <w:lsdException w:name="HTML Top of Form" w:semiHidden="1" w:unhideWhenUsed="1"/>
-    <w:lsdException w:name="HTML Bottom of Form" w:semiHidden="1" w:unhideWhenUsed="1"/>
-    <w:lsdException w:name="Normal (Web)" w:semiHidden="1" w:unhideWhenUsed="1"/>
-    <w:lsdException w:name="HTML Acronym" w:semiHidden="1" w:unhideWhenUsed="1"/>
-    <w:lsdException w:name="HTML Address" w:semiHidden="1" w:unhideWhenUsed="1"/>
-    <w:lsdException w:name="HTML Cite" w:semiHidden="1" w:unhideWhenUsed="1"/>
-    <w:lsdException w:name="HTML Code" w:semiHidden="1" w:unhideWhenUsed="1"/>
-    <w:lsdException w:name="HTML Definition" w:semiHidden="1" w:unhideWhenUsed="1"/>
-    <w:lsdException w:name="HTML Keyboard" w:semiHidden="1" w:unhideWhenUsed="1"/>
-    <w:lsdException w:name="HTML Preformatted" w:semiHidden="1" w:unhideWhenUsed="1"/>
-    <w:lsdException w:name="HTML Sample" w:semiHidden="1" w:unhideWhenUsed="1"/>
-    <w:lsdException w:name="HTML Typewriter" w:semiHidden="1" w:unhideWhenUsed="1"/>
-    <w:lsdException w:name="HTML Variable" w:semiHidden="1" w:unhideWhenUsed="1"/>
-    <w:lsdException w:name="Normal Table" w:semiHidden="1" w:unhideWhenUsed="1"/>
-    <w:lsdException w:name="annotation subject" w:semiHidden="1" w:unhideWhenUsed="1"/>
-    <w:lsdException w:name="No List" w:semiHidden="1" w:unhideWhenUsed="1"/>
-    <w:lsdException w:name="Outline List 1" w:semiHidden="1" w:unhideWhenUsed="1"/>
-    <w:lsdException w:name="Outline List 2" w:semiHidden="1" w:unhideWhenUsed="1"/>
-    <w:lsdException w:name="Outline List 3" w:semiHidden="1" w:unhideWhenUsed="1"/>
-    <w:lsdException w:name="Table Simple 1" w:semiHidden="1" w:unhideWhenUsed="1"/>
-    <w:lsdException w:name="Table Simple 2" w:semiHidden="1" w:unhideWhenUsed="1"/>
-    <w:lsdException w:name="Table Simple 3" w:semiHidden="1" w:unhideWhenUsed="1"/>
-    <w:lsdException w:name="Table Classic 1" w:semiHidden="1" w:unhideWhenUsed="1"/>
-    <w:lsdException w:name="Table Classic 2" w:semiHidden="1" w:unhideWhenUsed="1"/>
-    <w:lsdException w:name="Table Classic 3" w:semiHidden="1" w:unhideWhenUsed="1"/>
-    <w:lsdException w:name="Table Classic 4" w:semiHidden="1" w:unhideWhenUsed="1"/>
-    <w:lsdException w:name="Table Colorful 1" w:semiHidden="1" w:unhideWhenUsed="1"/>
-    <w:lsdException w:name="Table Colorful 2" w:semiHidden="1" w:unhideWhenUsed="1"/>
-    <w:lsdException w:name="Table Colorful 3" w:semiHidden="1" w:unhideWhenUsed="1"/>
-    <w:lsdException w:name="Table Columns 1" w:semiHidden="1" w:unhideWhenUsed="1"/>
-    <w:lsdException w:name="Table Columns 2" w:semiHidden="1" w:unhideWhenUsed="1"/>
-    <w:lsdException w:name="Table Columns 3" w:semiHidden="1" w:unhideWhenUsed="1"/>
-    <w:lsdException w:name="Table Columns 4" w:semiHidden="1" w:unhideWhenUsed="1"/>
-    <w:lsdException w:name="Table Columns 5" w:semiHidden="1" w:unhideWhenUsed="1"/>
-    <w:lsdException w:name="Table Grid 1" w:semiHidden="1" w:unhideWhenUsed="1"/>
-    <w:lsdException w:name="Table Grid 2" w:semiHidden="1" w:unhideWhenUsed="1"/>
-    <w:lsdException w:name="Table Grid 3" w:semiHidden="1" w:unhideWhenUsed="1"/>
-    <w:lsdException w:name="Table Grid 4" w:semiHidden="1" w:unhideWhenUsed="1"/>
-    <w:lsdException w:name="Table Grid 5" w:semiHidden="1" w:unhideWhenUsed="1"/>
-    <w:lsdException w:name="Table Grid 6" w:semiHidden="1" w:unhideWhenUsed="1"/>
-    <w:lsdException w:name="Table Grid 7" w:semiHidden="1" w:unhideWhenUsed="1"/>
-    <w:lsdException w:name="Table Grid 8" w:semiHidden="1" w:unhideWhenUsed="1"/>
-    <w:lsdException w:name="Table List 1" w:semiHidden="1" w:unhideWhenUsed="1"/>
-    <w:lsdException w:name="Table List 2" w:semiHidden="1" w:unhideWhenUsed="1"/>
-    <w:lsdException w:name="Table List 3" w:semiHidden="1" w:unhideWhenUsed="1"/>
-    <w:lsdException w:name="Table List 4" w:semiHidden="1" w:unhideWhenUsed="1"/>
-    <w:lsdException w:name="Table List 5" w:semiHidden="1" w:unhideWhenUsed="1"/>
-    <w:lsdException w:name="Table List 6" w:semiHidden="1" w:unhideWhenUsed="1"/>
-    <w:lsdException w:name="Table List 7" w:semiHidden="1" w:unhideWhenUsed="1"/>
-    <w:lsdException w:name="Table List 8" w:semiHidden="1" w:unhideWhenUsed="1"/>
-    <w:lsdException w:name="Table 3D effects 1" w:semiHidden="1" w:unhideWhenUsed="1"/>
-    <w:lsdException w:name="Table 3D effects 2" w:semiHidden="1" w:unhideWhenUsed="1"/>
-    <w:lsdException w:name="Table 3D effects 3" w:semiHidden="1" w:unhideWhenUsed="1"/>
-    <w:lsdException w:name="Table Contemporary" w:semiHidden="1" w:unhideWhenUsed="1"/>
-    <w:lsdException w:name="Table Elegant" w:semiHidden="1" w:unhideWhenUsed="1"/>
-    <w:lsdException w:name="Table Professional" w:semiHidden="1" w:unhideWhenUsed="1"/>
-    <w:lsdException w:name="Table Subtle 1" w:semiHidden="1" w:unhideWhenUsed="1"/>
-    <w:lsdException w:name="Table Subtle 2" w:semiHidden="1" w:unhideWhenUsed="1"/>
-    <w:lsdException w:name="Table Web 1" w:semiHidden="1" w:unhideWhenUsed="1"/>
-    <w:lsdException w:name="Table Web 2" w:semiHidden="1" w:unhideWhenUsed="1"/>
-    <w:lsdException w:name="Table Web 3" w:semiHidden="1" w:unhideWhenUsed="1"/>
-    <w:lsdException w:name="Balloon Text" w:semiHidden="1" w:unhideWhenUsed="1"/>
-    <w:lsdException w:name="Table Grid" w:semiHidden="1" w:uiPriority="39" w:unhideWhenUsed="1"/>
-    <w:lsdException w:name="Table Theme" w:semiHidden="1" w:unhideWhenUsed="1"/>
-    <w:lsdException w:name="Placeholder Text" w:semiHidden="1"/>
-    <w:lsdException w:name="No Spacing" w:uiPriority="1" w:qFormat="1"/>
-    <w:lsdException w:name="Light Shading" w:uiPriority="60"/>
-    <w:lsdException w:name="Light List" w:uiPriority="61"/>
-    <w:lsdException w:name="Light Grid" w:uiPriority="62"/>
-    <w:lsdException w:name="Medium Shading 1" w:uiPriority="63"/>
-    <w:lsdException w:name="Medium Shading 2" w:uiPriority="64"/>
-    <w:lsdException w:name="Medium List 1" w:uiPriority="65"/>
-    <w:lsdException w:name="Medium List 2" w:uiPriority="66"/>
-    <w:lsdException w:name="Medium Grid 1" w:uiPriority="67"/>
-    <w:lsdException w:name="Medium Grid 2" w:uiPriority="68"/>
-    <w:lsdException w:name="Medium Grid 3" w:uiPriority="69"/>
-    <w:lsdException w:name="Dark List" w:uiPriority="70"/>
-    <w:lsdException w:name="Colorful Shading" w:uiPriority="71"/>
-    <w:lsdException w:name="Colorful List" w:uiPriority="72"/>
-    <w:lsdException w:name="Colorful Grid" w:uiPriority="73"/>
-    <w:lsdException w:name="Light Shading Accent 1" w:uiPriority="60"/>
-    <w:lsdException w:name="Light List Accent 1" w:uiPriority="61"/>
-    <w:lsdException w:name="Light Grid Accent 1" w:uiPriority="62"/>
-    <w:lsdException w:name="Medium Shading 1 Accent 1" w:uiPriority="63"/>
-    <w:lsdException w:name="Medium Shading 2 Accent 1" w:uiPriority="64"/>
-    <w:lsdException w:name="Medium List 1 Accent 1" w:uiPriority="65"/>
-    <w:lsdException w:name="Revision" w:semiHidden="1"/>
-    <w:lsdException w:name="List Paragraph" w:uiPriority="34" w:qFormat="1"/>
-    <w:lsdException w:name="Quote" w:uiPriority="29" w:qFormat="1"/>
-    <w:lsdException w:name="Intense Quote" w:uiPriority="30" w:qFormat="1"/>
-    <w:lsdException w:name="Medium List 2 Accent 1" w:uiPriority="66"/>
-    <w:lsdException w:name="Medium Grid 1 Accent 1" w:uiPriority="67"/>
-    <w:lsdException w:name="Medium Grid 2 Accent 1" w:uiPriority="68"/>
-    <w:lsdException w:name="Medium Grid 3 Accent 1" w:uiPriority="69"/>
-    <w:lsdException w:name="Dark List Accent 1" w:uiPriority="70"/>
-    <w:lsdException w:name="Colorful Shading Accent 1" w:uiPriority="71"/>
-    <w:lsdException w:name="Colorful List Accent 1" w:uiPriority="72"/>
-    <w:lsdException w:name="Colorful Grid Accent 1" w:uiPriority="73"/>
-    <w:lsdException w:name="Light Shading Accent 2" w:uiPriority="60"/>
-    <w:lsdException w:name="Light List Accent 2" w:uiPriority="61"/>
-    <w:lsdException w:name="Light Grid Accent 2" w:uiPriority="62"/>
-    <w:lsdException w:name="Medium Shading 1 Accent 2" w:uiPriority="63"/>
-    <w:lsdException w:name="Medium Shading 2 Accent 2" w:uiPriority="64"/>
-    <w:lsdException w:name="Medium List 1 Accent 2" w:uiPriority="65"/>
-    <w:lsdException w:name="Medium List 2 Accent 2" w:uiPriority="66"/>
-    <w:lsdException w:name="Medium Grid 1 Accent 2" w:uiPriority="67"/>
-    <w:lsdException w:name="Medium Grid 2 Accent 2" w:uiPriority="68"/>
-    <w:lsdException w:name="Medium Grid 3 Accent 2" w:uiPriority="69"/>
-    <w:lsdException w:name="Dark List Accent 2" w:uiPriority="70"/>
-    <w:lsdException w:name="Colorful Shading Accent 2" w:uiPriority="71"/>
-    <w:lsdException w:name="Colorful List Accent 2" w:uiPriority="72"/>
-    <w:lsdException w:name="Colorful Grid Accent 2" w:uiPriority="73"/>
-    <w:lsdException w:name="Light Shading Accent 3" w:uiPriority="60"/>
-    <w:lsdException w:name="Light List Accent 3" w:uiPriority="61"/>
-    <w:lsdException w:name="Light Grid Accent 3" w:uiPriority="62"/>
-    <w:lsdException w:name="Medium Shading 1 Accent 3" w:uiPriority="63"/>
-    <w:lsdException w:name="Medium Shading 2 Accent 3" w:uiPriority="64"/>
-    <w:lsdException w:name="Medium List 1 Accent 3" w:uiPriority="65"/>
-    <w:lsdException w:name="Medium List 2 Accent 3" w:uiPriority="66"/>
-    <w:lsdException w:name="Medium Grid 1 Accent 3" w:uiPriority="67"/>
-    <w:lsdException w:name="Medium Grid 2 Accent 3" w:uiPriority="68"/>
-    <w:lsdException w:name="Medium Grid 3 Accent 3" w:uiPriority="69"/>
-    <w:lsdException w:name="Dark List Accent 3" w:uiPriority="70"/>
-    <w:lsdException w:name="Colorful Shading Accent 3" w:uiPriority="71"/>
-    <w:lsdException w:name="Colorful List Accent 3" w:uiPriority="72"/>
-    <w:lsdException w:name="Colorful Grid Accent 3" w:uiPriority="73"/>
-    <w:lsdException w:name="Light Shading Accent 4" w:uiPriority="60"/>
-    <w:lsdException w:name="Light List Accent 4" w:uiPriority="61"/>
-    <w:lsdException w:name="Light Grid Accent 4" w:uiPriority="62"/>
-    <w:lsdException w:name="Medium Shading 1 Accent 4" w:uiPriority="63"/>
-    <w:lsdException w:name="Medium Shading 2 Accent 4" w:uiPriority="64"/>
-    <w:lsdException w:name="Medium List 1 Accent 4" w:uiPriority="65"/>
-    <w:lsdException w:name="Medium List 2 Accent 4" w:uiPriority="66"/>
-    <w:lsdException w:name="Medium Grid 1 Accent 4" w:uiPriority="67"/>
-    <w:lsdException w:name="Medium Grid 2 Accent 4" w:uiPriority="68"/>
-    <w:lsdException w:name="Medium Grid 3 Accent 4" w:uiPriority="69"/>
-    <w:lsdException w:name="Dark List Accent 4" w:uiPriority="70"/>
-    <w:lsdException w:name="Colorful Shading Accent 4" w:uiPriority="71"/>
-    <w:lsdException w:name="Colorful List Accent 4" w:uiPriority="72"/>
-    <w:lsdException w:name="Colorful Grid Accent 4" w:uiPriority="73"/>
-    <w:lsdException w:name="Light Shading Accent 5" w:uiPriority="60"/>
-    <w:lsdException w:name="Light List Accent 5" w:uiPriority="61"/>
-    <w:lsdException w:name="Light Grid Accent 5" w:uiPriority="62"/>
-    <w:lsdException w:name="Medium Shading 1 Accent 5" w:uiPriority="63"/>
-    <w:lsdException w:name="Medium Shading 2 Accent 5" w:uiPriority="64"/>
-    <w:lsdException w:name="Medium List 1 Accent 5" w:uiPriority="65"/>
-    <w:lsdException w:name="Medium List 2 Accent 5" w:uiPriority="66"/>
-    <w:lsdException w:name="Medium Grid 1 Accent 5" w:uiPriority="67"/>
-    <w:lsdException w:name="Medium Grid 2 Accent 5" w:uiPriority="68"/>
-    <w:lsdException w:name="Medium Grid 3 Accent 5" w:uiPriority="69"/>
-    <w:lsdException w:name="Dark List Accent 5" w:uiPriority="70"/>
-    <w:lsdException w:name="Colorful Shading Accent 5" w:uiPriority="71"/>
-    <w:lsdException w:name="Colorful List Accent 5" w:uiPriority="72"/>
-    <w:lsdException w:name="Colorful Grid Accent 5" w:uiPriority="73"/>
-    <w:lsdException w:name="Light Shading Accent 6" w:uiPriority="60"/>
-    <w:lsdException w:name="Light List Accent 6" w:uiPriority="61"/>
-    <w:lsdException w:name="Light Grid Accent 6" w:uiPriority="62"/>
-    <w:lsdException w:name="Medium Shading 1 Accent 6" w:uiPriority="63"/>
-    <w:lsdException w:name="Medium Shading 2 Accent 6" w:uiPriority="64"/>
-    <w:lsdException w:name="Medium List 1 Accent 6" w:uiPriority="65"/>
-    <w:lsdException w:name="Medium List 2 Accent 6" w:uiPriority="66"/>
-    <w:lsdException w:name="Medium Grid 1 Accent 6" w:uiPriority="67"/>
-    <w:lsdException w:name="Medium Grid 2 Accent 6" w:uiPriority="68"/>
-    <w:lsdException w:name="Medium Grid 3 Accent 6" w:uiPriority="69"/>
-    <w:lsdException w:name="Dark List Accent 6" w:uiPriority="70"/>
-    <w:lsdException w:name="Colorful Shading Accent 6" w:uiPriority="71"/>
-    <w:lsdException w:name="Colorful List Accent 6" w:uiPriority="72"/>
-    <w:lsdException w:name="Colorful Grid Accent 6" w:uiPriority="73"/>
-    <w:lsdException w:name="Subtle Emphasis" w:uiPriority="19" w:qFormat="1"/>
-    <w:lsdException w:name="Intense Emphasis" w:uiPriority="21" w:qFormat="1"/>
-    <w:lsdException w:name="Subtle Reference" w:uiPriority="31" w:qFormat="1"/>
-    <w:lsdException w:name="Intense Reference" w:uiPriority="32" w:qFormat="1"/>
-    <w:lsdException w:name="Book Title" w:uiPriority="33" w:qFormat="1"/>
-    <w:lsdException w:name="Bibliography" w:semiHidden="1" w:uiPriority="37" w:unhideWhenUsed="1"/>
-    <w:lsdException w:name="TOC Heading" w:semiHidden="1" w:uiPriority="39" w:unhideWhenUsed="1" w:qFormat="1"/>
-    <w:lsdException w:name="Plain Table 1" w:uiPriority="41"/>
-    <w:lsdException w:name="Plain Table 2" w:uiPriority="42"/>
-    <w:lsdException w:name="Plain Table 3" w:uiPriority="43"/>
-    <w:lsdException w:name="Plain Table 4" w:uiPriority="44"/>
-    <w:lsdException w:name="Plain Table 5" w:uiPriority="45"/>
-    <w:lsdException w:name="Grid Table Light" w:uiPriority="40"/>
-    <w:lsdException w:name="Grid Table 1 Light" w:uiPriority="46"/>
-    <w:lsdException w:name="Grid Table 2" w:uiPriority="47"/>
-    <w:lsdException w:name="Grid Table 3" w:uiPriority="48"/>
-    <w:lsdException w:name="Grid Table 4" w:uiPriority="49"/>
-    <w:lsdException w:name="Grid Table 5 Dark" w:uiPriority="50"/>
-    <w:lsdException w:name="Grid Table 6 Colorful" w:uiPriority="51"/>
-    <w:lsdException w:name="Grid Table 7 Colorful" w:uiPriority="52"/>
-    <w:lsdException w:name="Grid Table 1 Light Accent 1" w:uiPriority="46"/>
-    <w:lsdException w:name="Grid Table 2 Accent 1" w:uiPriority="47"/>
-    <w:lsdException w:name="Grid Table 3 Accent 1" w:uiPriority="48"/>
-    <w:lsdException w:name="Grid Table 4 Accent 1" w:uiPriority="49"/>
-    <w:lsdException w:name="Grid Table 5 Dark Accent 1" w:uiPriority="50"/>
-    <w:lsdException w:name="Grid Table 6 Colorful Accent 1" w:uiPriority="51"/>
-    <w:lsdException w:name="Grid Table 7 Colorful Accent 1" w:uiPriority="52"/>
-    <w:lsdException w:name="Grid Table 1 Light Accent 2" w:uiPriority="46"/>
-    <w:lsdException w:name="Grid Table 2 Accent 2" w:uiPriority="47"/>
-    <w:lsdException w:name="Grid Table 3 Accent 2" w:uiPriority="48"/>
-    <w:lsdException w:name="Grid Table 4 Accent 2" w:uiPriority="49"/>
-    <w:lsdException w:name="Grid Table 5 Dark Accent 2" w:uiPriority="50"/>
-    <w:lsdException w:name="Grid Table 6 Colorful Accent 2" w:uiPriority="51"/>
-    <w:lsdException w:name="Grid Table 7 Colorful Accent 2" w:uiPriority="52"/>
-    <w:lsdException w:name="Grid Table 1 Light Accent 3" w:uiPriority="46"/>
-    <w:lsdException w:name="Grid Table 2 Accent 3" w:uiPriority="47"/>
-    <w:lsdException w:name="Grid Table 3 Accent 3" w:uiPriority="48"/>
-    <w:lsdException w:name="Grid Table 4 Accent 3" w:uiPriority="49"/>
-    <w:lsdException w:name="Grid Table 5 Dark Accent 3" w:uiPriority="50"/>
-    <w:lsdException w:name="Grid Table 6 Colorful Accent 3" w:uiPriority="51"/>
-    <w:lsdException w:name="Grid Table 7 Colorful Accent 3" w:uiPriority="52"/>
-    <w:lsdException w:name="Grid Table 1 Light Accent 4" w:uiPriority="46"/>
-    <w:lsdException w:name="Grid Table 2 Accent 4" w:uiPriority="47"/>
-    <w:lsdException w:name="Grid Table 3 Accent 4" w:uiPriority="48"/>
-    <w:lsdException w:name="Grid Table 4 Accent 4" w:uiPriority="49"/>
-    <w:lsdException w:name="Grid Table 5 Dark Accent 4" w:uiPriority="50"/>
-    <w:lsdException w:name="Grid Table 6 Colorful Accent 4" w:uiPriority="51"/>
-    <w:lsdException w:name="Grid Table 7 Colorful Accent 4" w:uiPriority="52"/>
-    <w:lsdException w:name="Grid Table 1 Light Accent 5" w:uiPriority="46"/>
-    <w:lsdException w:name="Grid Table 2 Accent 5" w:uiPriority="47"/>
-    <w:lsdException w:name="Grid Table 3 Accent 5" w:uiPriority="48"/>
-    <w:lsdException w:name="Grid Table 4 Accent 5" w:uiPriority="49"/>
-    <w:lsdException w:name="Grid Table 5 Dark Accent 5" w:uiPriority="50"/>
-    <w:lsdException w:name="Grid Table 6 Colorful Accent 5" w:uiPriority="51"/>
-    <w:lsdException w:name="Grid Table 7 Colorful Accent 5" w:uiPriority="52"/>
-    <w:lsdException w:name="Grid Table 1 Light Accent 6" w:uiPriority="46"/>
-    <w:lsdException w:name="Grid Table 2 Accent 6" w:uiPriority="47"/>
-    <w:lsdException w:name="Grid Table 3 Accent 6" w:uiPriority="48"/>
-    <w:lsdException w:name="Grid Table 4 Accent 6" w:uiPriority="49"/>
-    <w:lsdException w:name="Grid Table 5 Dark Accent 6" w:uiPriority="50"/>
-    <w:lsdException w:name="Grid Table 6 Colorful Accent 6" w:uiPriority="51"/>
-    <w:lsdException w:name="Grid Table 7 Colorful Accent 6" w:uiPriority="52"/>
-    <w:lsdException w:name="List Table 1 Light" w:uiPriority="46"/>
-    <w:lsdException w:name="List Table 2" w:uiPriority="47"/>
-    <w:lsdException w:name="List Table 3" w:uiPriority="48"/>
-    <w:lsdException w:name="List Table 4" w:uiPriority="49"/>
-    <w:lsdException w:name="List Table 5 Dark" w:uiPriority="50"/>
-    <w:lsdException w:name="List Table 6 Colorful" w:uiPriority="51"/>
-    <w:lsdException w:name="List Table 7 Colorful" w:uiPriority="52"/>
-    <w:lsdException w:name="List Table 1 Light Accent 1" w:uiPriority="46"/>
-    <w:lsdException w:name="List Table 2 Accent 1" w:uiPriority="47"/>
-    <w:lsdException w:name="List Table 3 Accent 1" w:uiPriority="48"/>
-    <w:lsdException w:name="List Table 4 Accent 1" w:uiPriority="49"/>
-    <w:lsdException w:name="List Table 5 Dark Accent 1" w:uiPriority="50"/>
-    <w:lsdException w:name="List Table 6 Colorful Accent 1" w:uiPriority="51"/>
-    <w:lsdException w:name="List Table 7 Colorful Accent 1" w:uiPriority="52"/>
-    <w:lsdException w:name="List Table 1 Light Accent 2" w:uiPriority="46"/>
-    <w:lsdException w:name="List Table 2 Accent 2" w:uiPriority="47"/>
-    <w:lsdException w:name="List Table 3 Accent 2" w:uiPriority="48"/>
-    <w:lsdException w:name="List Table 4 Accent 2" w:uiPriority="49"/>
-    <w:lsdException w:name="List Table 5 Dark Accent 2" w:uiPriority="50"/>
-    <w:lsdException w:name="List Table 6 Colorful Accent 2" w:uiPriority="51"/>
-    <w:lsdException w:name="List Table 7 Colorful Accent 2" w:uiPriority="52"/>
-    <w:lsdException w:name="List Table 1 Light Accent 3" w:uiPriority="46"/>
-    <w:lsdException w:name="List Table 2 Accent 3" w:uiPriority="47"/>
-    <w:lsdException w:name="List Table 3 Accent 3" w:uiPriority="48"/>
-    <w:lsdException w:name="List Table 4 Accent 3" w:uiPriority="49"/>
-    <w:lsdException w:name="List Table 5 Dark Accent 3" w:uiPriority="50"/>
-    <w:lsdException w:name="List Table 6 Colorful Accent 3" w:uiPriority="51"/>
-    <w:lsdException w:name="List Table 7 Colorful Accent 3" w:uiPriority="52"/>
-    <w:lsdException w:name="List Table 1 Light Accent 4" w:uiPriority="46"/>
-    <w:lsdException w:name="List Table 2 Accent 4" w:uiPriority="47"/>
-    <w:lsdException w:name="List Table 3 Accent 4" w:uiPriority="48"/>
-    <w:lsdException w:name="List Table 4 Accent 4" w:uiPriority="49"/>
-    <w:lsdException w:name="List Table 5 Dark Accent 4" w:uiPriority="50"/>
-    <w:lsdException w:name="List Table 6 Colorful Accent 4" w:uiPriority="51"/>
-    <w:lsdException w:name="List Table 7 Colorful Accent 4" w:uiPriority="52"/>
-    <w:lsdException w:name="List Table 1 Light Accent 5" w:uiPriority="46"/>
-    <w:lsdException w:name="List Table 2 Accent 5" w:uiPriority="47"/>
-    <w:lsdException w:name="List Table 3 Accent 5" w:uiPriority="48"/>
-    <w:lsdException w:name="List Table 4 Accent 5" w:uiPriority="49"/>
-    <w:lsdException w:name="List Table 5 Dark Accent 5" w:uiPriority="50"/>
-    <w:lsdException w:name="List Table 6 Colorful Accent 5" w:uiPriority="51"/>
-    <w:lsdException w:name="List Table 7 Colorful Accent 5" w:uiPriority="52"/>
-    <w:lsdException w:name="List Table 1 Light Accent 6" w:uiPriority="46"/>
-    <w:lsdException w:name="List Table 2 Accent 6" w:uiPriority="47"/>
-    <w:lsdException w:name="List Table 3 Accent 6" w:uiPriority="48"/>
-    <w:lsdException w:name="List Table 4 Accent 6" w:uiPriority="49"/>
-    <w:lsdException w:name="List Table 5 Dark Accent 6" w:uiPriority="50"/>
-    <w:lsdException w:name="List Table 6 Colorful Accent 6" w:uiPriority="51"/>
-    <w:lsdException w:name="List Table 7 Colorful Accent 6" w:uiPriority="52"/>
-    <w:lsdException w:name="Mention" w:semiHidden="1" w:unhideWhenUsed="1"/>
-    <w:lsdException w:name="Smart Hyperlink" w:semiHidden="1" w:unhideWhenUsed="1"/>
-    <w:lsdException w:name="Hashtag" w:semiHidden="1" w:unhideWhenUsed="1"/>
-    <w:lsdException w:name="Unresolved Mention" w:semiHidden="1" w:unhideWhenUsed="1"/>
+  <w:latentStyles w:defLockedState="0" w:defUIPriority="99" w:defSemiHidden="1" w:defUnhideWhenUsed="1" w:defQFormat="0" w:count="267">
+    <w:lsdException w:name="Normal" w:semiHidden="0" w:uiPriority="0" w:unhideWhenUsed="0" w:qFormat="1"/>
+    <w:lsdException w:name="heading 1" w:semiHidden="0" w:uiPriority="9" w:unhideWhenUsed="0" w:qFormat="1"/>
+    <w:lsdException w:name="heading 2" w:uiPriority="9" w:qFormat="1"/>
+    <w:lsdException w:name="heading 3" w:uiPriority="9" w:qFormat="1"/>
+    <w:lsdException w:name="heading 4" w:uiPriority="9" w:qFormat="1"/>
+    <w:lsdException w:name="heading 5" w:uiPriority="9" w:qFormat="1"/>
+    <w:lsdException w:name="heading 6" w:uiPriority="9" w:qFormat="1"/>
+    <w:lsdException w:name="heading 7" w:uiPriority="9" w:qFormat="1"/>
+    <w:lsdException w:name="heading 8" w:uiPriority="9" w:qFormat="1"/>
+    <w:lsdException w:name="heading 9" w:uiPriority="9" w:qFormat="1"/>
+    <w:lsdException w:name="toc 1" w:uiPriority="39"/>
+    <w:lsdException w:name="toc 2" w:uiPriority="39"/>
+    <w:lsdException w:name="toc 3" w:uiPriority="39"/>
+    <w:lsdException w:name="toc 4" w:uiPriority="39"/>
+    <w:lsdException w:name="toc 5" w:uiPriority="39"/>
+    <w:lsdException w:name="toc 6" w:uiPriority="39"/>
+    <w:lsdException w:name="toc 7" w:uiPriority="39"/>
+    <w:lsdException w:name="toc 8" w:uiPriority="39"/>
+    <w:lsdException w:name="toc 9" w:uiPriority="39"/>
+    <w:lsdException w:name="caption" w:uiPriority="35" w:qFormat="1"/>
+    <w:lsdException w:name="Title" w:semiHidden="0" w:uiPriority="10" w:unhideWhenUsed="0" w:qFormat="1"/>
+    <w:lsdException w:name="Default Paragraph Font" w:uiPriority="1"/>
+    <w:lsdException w:name="Subtitle" w:semiHidden="0" w:uiPriority="11" w:unhideWhenUsed="0" w:qFormat="1"/>
+    <w:lsdException w:name="Strong" w:semiHidden="0" w:uiPriority="22" w:unhideWhenUsed="0" w:qFormat="1"/>
+    <w:lsdException w:name="Emphasis" w:semiHidden="0" w:uiPriority="20" w:unhideWhenUsed="0" w:qFormat="1"/>
+    <w:lsdException w:name="Table Grid" w:uiPriority="39"/>
+    <w:lsdException w:name="Placeholder Text" w:unhideWhenUsed="0"/>
+    <w:lsdException w:name="No Spacing" w:semiHidden="0" w:uiPriority="1" w:unhideWhenUsed="0" w:qFormat="1"/>
+    <w:lsdException w:name="Light Shading" w:semiHidden="0" w:uiPriority="60" w:unhideWhenUsed="0"/>
+    <w:lsdException w:name="Light List" w:semiHidden="0" w:uiPriority="61" w:unhideWhenUsed="0"/>
+    <w:lsdException w:name="Light Grid" w:semiHidden="0" w:uiPriority="62" w:unhideWhenUsed="0"/>
+    <w:lsdException w:name="Medium Shading 1" w:semiHidden="0" w:uiPriority="63" w:unhideWhenUsed="0"/>
+    <w:lsdException w:name="Medium Shading 2" w:semiHidden="0" w:uiPriority="64" w:unhideWhenUsed="0"/>
+    <w:lsdException w:name="Medium List 1" w:semiHidden="0" w:uiPriority="65" w:unhideWhenUsed="0"/>
+    <w:lsdException w:name="Medium List 2" w:semiHidden="0" w:uiPriority="66" w:unhideWhenUsed="0"/>
+    <w:lsdException w:name="Medium Grid 1" w:semiHidden="0" w:uiPriority="67" w:unhideWhenUsed="0"/>
+    <w:lsdException w:name="Medium Grid 2" w:semiHidden="0" w:uiPriority="68" w:unhideWhenUsed="0"/>
+    <w:lsdException w:name="Medium Grid 3" w:semiHidden="0" w:uiPriority="69" w:unhideWhenUsed="0"/>
+    <w:lsdException w:name="Dark List" w:semiHidden="0" w:uiPriority="70" w:unhideWhenUsed="0"/>
+    <w:lsdException w:name="Colorful Shading" w:semiHidden="0" w:uiPriority="71" w:unhideWhenUsed="0"/>
+    <w:lsdException w:name="Colorful List" w:semiHidden="0" w:uiPriority="72" w:unhideWhenUsed="0"/>
+    <w:lsdException w:name="Colorful Grid" w:semiHidden="0" w:uiPriority="73" w:unhideWhenUsed="0"/>
+    <w:lsdException w:name="Light Shading Accent 1" w:semiHidden="0" w:uiPriority="60" w:unhideWhenUsed="0"/>
+    <w:lsdException w:name="Light List Accent 1" w:semiHidden="0" w:uiPriority="61" w:unhideWhenUsed="0"/>
+    <w:lsdException w:name="Light Grid Accent 1" w:semiHidden="0" w:uiPriority="62" w:unhideWhenUsed="0"/>
+    <w:lsdException w:name="Medium Shading 1 Accent 1" w:semiHidden="0" w:uiPriority="63" w:unhideWhenUsed="0"/>
+    <w:lsdException w:name="Medium Shading 2 Accent 1" w:semiHidden="0" w:uiPriority="64" w:unhideWhenUsed="0"/>
+    <w:lsdException w:name="Medium List 1 Accent 1" w:semiHidden="0" w:uiPriority="65" w:unhideWhenUsed="0"/>
+    <w:lsdException w:name="Revision" w:unhideWhenUsed="0"/>
+    <w:lsdException w:name="List Paragraph" w:semiHidden="0" w:uiPriority="34" w:unhideWhenUsed="0" w:qFormat="1"/>
+    <w:lsdException w:name="Quote" w:semiHidden="0" w:uiPriority="29" w:unhideWhenUsed="0" w:qFormat="1"/>
+    <w:lsdException w:name="Intense Quote" w:semiHidden="0" w:uiPriority="30" w:unhideWhenUsed="0" w:qFormat="1"/>
+    <w:lsdException w:name="Medium List 2 Accent 1" w:semiHidden="0" w:uiPriority="66" w:unhideWhenUsed="0"/>
+    <w:lsdException w:name="Medium Grid 1 Accent 1" w:semiHidden="0" w:uiPriority="67" w:unhideWhenUsed="0"/>
+    <w:lsdException w:name="Medium Grid 2 Accent 1" w:semiHidden="0" w:uiPriority="68" w:unhideWhenUsed="0"/>
+    <w:lsdException w:name="Medium Grid 3 Accent 1" w:semiHidden="0" w:uiPriority="69" w:unhideWhenUsed="0"/>
+    <w:lsdException w:name="Dark List Accent 1" w:semiHidden="0" w:uiPriority="70" w:unhideWhenUsed="0"/>
+    <w:lsdException w:name="Colorful Shading Accent 1" w:semiHidden="0" w:uiPriority="71" w:unhideWhenUsed="0"/>
+    <w:lsdException w:name="Colorful List Accent 1" w:semiHidden="0" w:uiPriority="72" w:unhideWhenUsed="0"/>
+    <w:lsdException w:name="Colorful Grid Accent 1" w:semiHidden="0" w:uiPriority="73" w:unhideWhenUsed="0"/>
+    <w:lsdException w:name="Light Shading Accent 2" w:semiHidden="0" w:uiPriority="60" w:unhideWhenUsed="0"/>
+    <w:lsdException w:name="Light List Accent 2" w:semiHidden="0" w:uiPriority="61" w:unhideWhenUsed="0"/>
+    <w:lsdException w:name="Light Grid Accent 2" w:semiHidden="0" w:uiPriority="62" w:unhideWhenUsed="0"/>
+    <w:lsdException w:name="Medium Shading 1 Accent 2" w:semiHidden="0" w:uiPriority="63" w:unhideWhenUsed="0"/>
+    <w:lsdException w:name="Medium Shading 2 Accent 2" w:semiHidden="0" w:uiPriority="64" w:unhideWhenUsed="0"/>
+    <w:lsdException w:name="Medium List 1 Accent 2" w:semiHidden="0" w:uiPriority="65" w:unhideWhenUsed="0"/>
+    <w:lsdException w:name="Medium List 2 Accent 2" w:semiHidden="0" w:uiPriority="66" w:unhideWhenUsed="0"/>
+    <w:lsdException w:name="Medium Grid 1 Accent 2" w:semiHidden="0" w:uiPriority="67" w:unhideWhenUsed="0"/>
+    <w:lsdException w:name="Medium Grid 2 Accent 2" w:semiHidden="0" w:uiPriority="68" w:unhideWhenUsed="0"/>
+    <w:lsdException w:name="Medium Grid 3 Accent 2" w:semiHidden="0" w:uiPriority="69" w:unhideWhenUsed="0"/>
+    <w:lsdException w:name="Dark List Accent 2" w:semiHidden="0" w:uiPriority="70" w:unhideWhenUsed="0"/>
+    <w:lsdException w:name="Colorful Shading Accent 2" w:semiHidden="0" w:uiPriority="71" w:unhideWhenUsed="0"/>
+    <w:lsdException w:name="Colorful List Accent 2" w:semiHidden="0" w:uiPriority="72" w:unhideWhenUsed="0"/>
+    <w:lsdException w:name="Colorful Grid Accent 2" w:semiHidden="0" w:uiPriority="73" w:unhideWhenUsed="0"/>
+    <w:lsdException w:name="Light Shading Accent 3" w:semiHidden="0" w:uiPriority="60" w:unhideWhenUsed="0"/>
+    <w:lsdException w:name="Light List Accent 3" w:semiHidden="0" w:uiPriority="61" w:unhideWhenUsed="0"/>
+    <w:lsdException w:name="Light Grid Accent 3" w:semiHidden="0" w:uiPriority="62" w:unhideWhenUsed="0"/>
+    <w:lsdException w:name="Medium Shading 1 Accent 3" w:semiHidden="0" w:uiPriority="63" w:unhideWhenUsed="0"/>
+    <w:lsdException w:name="Medium Shading 2 Accent 3" w:semiHidden="0" w:uiPriority="64" w:unhideWhenUsed="0"/>
+    <w:lsdException w:name="Medium List 1 Accent 3" w:semiHidden="0" w:uiPriority="65" w:unhideWhenUsed="0"/>
+    <w:lsdException w:name="Medium List 2 Accent 3" w:semiHidden="0" w:uiPriority="66" w:unhideWhenUsed="0"/>
+    <w:lsdException w:name="Medium Grid 1 Accent 3" w:semiHidden="0" w:uiPriority="67" w:unhideWhenUsed="0"/>
+    <w:lsdException w:name="Medium Grid 2 Accent 3" w:semiHidden="0" w:uiPriority="68" w:unhideWhenUsed="0"/>
+    <w:lsdException w:name="Medium Grid 3 Accent 3" w:semiHidden="0" w:uiPriority="69" w:unhideWhenUsed="0"/>
+    <w:lsdException w:name="Dark List Accent 3" w:semiHidden="0" w:uiPriority="70" w:unhideWhenUsed="0"/>
+    <w:lsdException w:name="Colorful Shading Accent 3" w:semiHidden="0" w:uiPriority="71" w:unhideWhenUsed="0"/>
+    <w:lsdException w:name="Colorful List Accent 3" w:semiHidden="0" w:uiPriority="72" w:unhideWhenUsed="0"/>
+    <w:lsdException w:name="Colorful Grid Accent 3" w:semiHidden="0" w:uiPriority="73" w:unhideWhenUsed="0"/>
+    <w:lsdException w:name="Light Shading Accent 4" w:semiHidden="0" w:uiPriority="60" w:unhideWhenUsed="0"/>
+    <w:lsdException w:name="Light List Accent 4" w:semiHidden="0" w:uiPriority="61" w:unhideWhenUsed="0"/>
+    <w:lsdException w:name="Light Grid Accent 4" w:semiHidden="0" w:uiPriority="62" w:unhideWhenUsed="0"/>
+    <w:lsdException w:name="Medium Shading 1 Accent 4" w:semiHidden="0" w:uiPriority="63" w:unhideWhenUsed="0"/>
+    <w:lsdException w:name="Medium Shading 2 Accent 4" w:semiHidden="0" w:uiPriority="64" w:unhideWhenUsed="0"/>
+    <w:lsdException w:name="Medium List 1 Accent 4" w:semiHidden="0" w:uiPriority="65" w:unhideWhenUsed="0"/>
+    <w:lsdException w:name="Medium List 2 Accent 4" w:semiHidden="0" w:uiPriority="66" w:unhideWhenUsed="0"/>
+    <w:lsdException w:name="Medium Grid 1 Accent 4" w:semiHidden="0" w:uiPriority="67" w:unhideWhenUsed="0"/>
+    <w:lsdException w:name="Medium Grid 2 Accent 4" w:semiHidden="0" w:uiPriority="68" w:unhideWhenUsed="0"/>
+    <w:lsdException w:name="Medium Grid 3 Accent 4" w:semiHidden="0" w:uiPriority="69" w:unhideWhenUsed="0"/>
+    <w:lsdException w:name="Dark List Accent 4" w:semiHidden="0" w:uiPriority="70" w:unhideWhenUsed="0"/>
+    <w:lsdException w:name="Colorful Shading Accent 4" w:semiHidden="0" w:uiPriority="71" w:unhideWhenUsed="0"/>
+    <w:lsdException w:name="Colorful List Accent 4" w:semiHidden="0" w:uiPriority="72" w:unhideWhenUsed="0"/>
+    <w:lsdException w:name="Colorful Grid Accent 4" w:semiHidden="0" w:uiPriority="73" w:unhideWhenUsed="0"/>
+    <w:lsdException w:name="Light Shading Accent 5" w:semiHidden="0" w:uiPriority="60" w:unhideWhenUsed="0"/>
+    <w:lsdException w:name="Light List Accent 5" w:semiHidden="0" w:uiPriority="61" w:unhideWhenUsed="0"/>
+    <w:lsdException w:name="Light Grid Accent 5" w:semiHidden="0" w:uiPriority="62" w:unhideWhenUsed="0"/>
+    <w:lsdException w:name="Medium Shading 1 Accent 5" w:semiHidden="0" w:uiPriority="63" w:unhideWhenUsed="0"/>
+    <w:lsdException w:name="Medium Shading 2 Accent 5" w:semiHidden="0" w:uiPriority="64" w:unhideWhenUsed="0"/>
+    <w:lsdException w:name="Medium List 1 Accent 5" w:semiHidden="0" w:uiPriority="65" w:unhideWhenUsed="0"/>
+    <w:lsdException w:name="Medium List 2 Accent 5" w:semiHidden="0" w:uiPriority="66" w:unhideWhenUsed="0"/>
+    <w:lsdException w:name="Medium Grid 1 Accent 5" w:semiHidden="0" w:uiPriority="67" w:unhideWhenUsed="0"/>
+    <w:lsdException w:name="Medium Grid 2 Accent 5" w:semiHidden="0" w:uiPriority="68" w:unhideWhenUsed="0"/>
+    <w:lsdException w:name="Medium Grid 3 Accent 5" w:semiHidden="0" w:uiPriority="69" w:unhideWhenUsed="0"/>
+    <w:lsdException w:name="Dark List Accent 5" w:semiHidden="0" w:uiPriority="70" w:unhideWhenUsed="0"/>
+    <w:lsdException w:name="Colorful Shading Accent 5" w:semiHidden="0" w:uiPriority="71" w:unhideWhenUsed="0"/>
+    <w:lsdException w:name="Colorful List Accent 5" w:semiHidden="0" w:uiPriority="72" w:unhideWhenUsed="0"/>
+    <w:lsdException w:name="Colorful Grid Accent 5" w:semiHidden="0" w:uiPriority="73" w:unhideWhenUsed="0"/>
+    <w:lsdException w:name="Light Shading Accent 6" w:semiHidden="0" w:uiPriority="60" w:unhideWhenUsed="0"/>
+    <w:lsdException w:name="Light List Accent 6" w:semiHidden="0" w:uiPriority="61" w:unhideWhenUsed="0"/>
+    <w:lsdException w:name="Light Grid Accent 6" w:semiHidden="0" w:uiPriority="62" w:unhideWhenUsed="0"/>
+    <w:lsdException w:name="Medium Shading 1 Accent 6" w:semiHidden="0" w:uiPriority="63" w:unhideWhenUsed="0"/>
+    <w:lsdException w:name="Medium Shading 2 Accent 6" w:semiHidden="0" w:uiPriority="64" w:unhideWhenUsed="0"/>
+    <w:lsdException w:name="Medium List 1 Accent 6" w:semiHidden="0" w:uiPriority="65" w:unhideWhenUsed="0"/>
+    <w:lsdException w:name="Medium List 2 Accent 6" w:semiHidden="0" w:uiPriority="66" w:unhideWhenUsed="0"/>
+    <w:lsdException w:name="Medium Grid 1 Accent 6" w:semiHidden="0" w:uiPriority="67" w:unhideWhenUsed="0"/>
+    <w:lsdException w:name="Medium Grid 2 Accent 6" w:semiHidden="0" w:uiPriority="68" w:unhideWhenUsed="0"/>
+    <w:lsdException w:name="Medium Grid 3 Accent 6" w:semiHidden="0" w:uiPriority="69" w:unhideWhenUsed="0"/>
+    <w:lsdException w:name="Dark List Accent 6" w:semiHidden="0" w:uiPriority="70" w:unhideWhenUsed="0"/>
+    <w:lsdException w:name="Colorful Shading Accent 6" w:semiHidden="0" w:uiPriority="71" w:unhideWhenUsed="0"/>
+    <w:lsdException w:name="Colorful List Accent 6" w:semiHidden="0" w:uiPriority="72" w:unhideWhenUsed="0"/>
+    <w:lsdException w:name="Colorful Grid Accent 6" w:semiHidden="0" w:uiPriority="73" w:unhideWhenUsed="0"/>
+    <w:lsdException w:name="Subtle Emphasis" w:semiHidden="0" w:uiPriority="19" w:unhideWhenUsed="0" w:qFormat="1"/>
+    <w:lsdException w:name="Intense Emphasis" w:semiHidden="0" w:uiPriority="21" w:unhideWhenUsed="0" w:qFormat="1"/>
+    <w:lsdException w:name="Subtle Reference" w:semiHidden="0" w:uiPriority="31" w:unhideWhenUsed="0" w:qFormat="1"/>
+    <w:lsdException w:name="Intense Reference" w:semiHidden="0" w:uiPriority="32" w:unhideWhenUsed="0" w:qFormat="1"/>
+    <w:lsdException w:name="Book Title" w:semiHidden="0" w:uiPriority="33" w:unhideWhenUsed="0" w:qFormat="1"/>
+    <w:lsdException w:name="Bibliography" w:uiPriority="37"/>
+    <w:lsdException w:name="TOC Heading" w:uiPriority="39" w:qFormat="1"/>
   </w:latentStyles>
   <w:style w:type="paragraph" w:default="1" w:styleId="a">
     <w:name w:val="Normal"/>
@@ -4980,7 +5964,6 @@
   <w:style w:type="character" w:default="1" w:styleId="a0">
     <w:name w:val="Default Paragraph Font"/>
     <w:uiPriority w:val="1"/>
-    <w:semiHidden/>
     <w:unhideWhenUsed/>
   </w:style>
   <w:style w:type="table" w:default="1" w:styleId="a1">
@@ -5175,7 +6158,7 @@
     </w:rPr>
   </w:style>
   <w:style w:type="character" w:customStyle="1" w:styleId="a5">
-    <w:name w:val="Заголовок Знак"/>
+    <w:name w:val="Название Знак"/>
     <w:basedOn w:val="a0"/>
     <w:link w:val="a4"/>
     <w:uiPriority w:val="10"/>
@@ -5663,7 +6646,7 @@
       <w:ind w:left="560"/>
     </w:pPr>
   </w:style>
-  <w:style w:type="character" w:styleId="afd">
+  <w:style w:type="character" w:customStyle="1" w:styleId="UnresolvedMention">
     <w:name w:val="Unresolved Mention"/>
     <w:basedOn w:val="a0"/>
     <w:uiPriority w:val="99"/>
@@ -5673,6 +6656,1107 @@
     <w:rPr>
       <w:color w:val="605E5C"/>
       <w:shd w:val="clear" w:color="auto" w:fill="E1DFDD"/>
+    </w:rPr>
+  </w:style>
+  <w:style w:type="character" w:styleId="afd">
+    <w:name w:val="FollowedHyperlink"/>
+    <w:basedOn w:val="a0"/>
+    <w:uiPriority w:val="99"/>
+    <w:semiHidden/>
+    <w:unhideWhenUsed/>
+    <w:rsid w:val="00007D4F"/>
+    <w:rPr>
+      <w:color w:val="954F72" w:themeColor="followedHyperlink"/>
+      <w:u w:val="single"/>
+    </w:rPr>
+  </w:style>
+</w:styles>
+</file>
+
+<file path=word/stylesWithEffects.xml><?xml version="1.0" encoding="utf-8"?>
+<w:styles xmlns:wpc="http://schemas.microsoft.com/office/word/2010/wordprocessingCanvas" xmlns:mc="http://schemas.openxmlformats.org/markup-compatibility/2006" xmlns:o="urn:schemas-microsoft-com:office:office" xmlns:r="http://schemas.openxmlformats.org/officeDocument/2006/relationships" xmlns:m="http://schemas.openxmlformats.org/officeDocument/2006/math" xmlns:v="urn:schemas-microsoft-com:vml" xmlns:wp14="http://schemas.microsoft.com/office/word/2010/wordprocessingDrawing" xmlns:wp="http://schemas.openxmlformats.org/drawingml/2006/wordprocessingDrawing" xmlns:w10="urn:schemas-microsoft-com:office:word" xmlns:w="http://schemas.openxmlformats.org/wordprocessingml/2006/main" xmlns:w14="http://schemas.microsoft.com/office/word/2010/wordml" xmlns:wpg="http://schemas.microsoft.com/office/word/2010/wordprocessingGroup" xmlns:wpi="http://schemas.microsoft.com/office/word/2010/wordprocessingInk" xmlns:wne="http://schemas.microsoft.com/office/word/2006/wordml" xmlns:wps="http://schemas.microsoft.com/office/word/2010/wordprocessingShape" mc:Ignorable="w14 wp14">
+  <w:docDefaults>
+    <w:rPrDefault>
+      <w:rPr>
+        <w:rFonts w:asciiTheme="minorHAnsi" w:eastAsiaTheme="minorEastAsia" w:hAnsiTheme="minorHAnsi" w:cstheme="minorBidi"/>
+        <w:lang w:val="ru-RU" w:eastAsia="en-US" w:bidi="ar-SA"/>
+      </w:rPr>
+    </w:rPrDefault>
+    <w:pPrDefault>
+      <w:pPr>
+        <w:spacing w:after="120" w:line="264" w:lineRule="auto"/>
+      </w:pPr>
+    </w:pPrDefault>
+  </w:docDefaults>
+  <w:latentStyles w:defLockedState="0" w:defUIPriority="99" w:defSemiHidden="1" w:defUnhideWhenUsed="1" w:defQFormat="0" w:count="267">
+    <w:lsdException w:name="Normal" w:semiHidden="0" w:uiPriority="0" w:unhideWhenUsed="0" w:qFormat="1"/>
+    <w:lsdException w:name="heading 1" w:semiHidden="0" w:uiPriority="9" w:unhideWhenUsed="0" w:qFormat="1"/>
+    <w:lsdException w:name="heading 2" w:uiPriority="9" w:qFormat="1"/>
+    <w:lsdException w:name="heading 3" w:uiPriority="9" w:qFormat="1"/>
+    <w:lsdException w:name="heading 4" w:uiPriority="9" w:qFormat="1"/>
+    <w:lsdException w:name="heading 5" w:uiPriority="9" w:qFormat="1"/>
+    <w:lsdException w:name="heading 6" w:uiPriority="9" w:qFormat="1"/>
+    <w:lsdException w:name="heading 7" w:uiPriority="9" w:qFormat="1"/>
+    <w:lsdException w:name="heading 8" w:uiPriority="9" w:qFormat="1"/>
+    <w:lsdException w:name="heading 9" w:uiPriority="9" w:qFormat="1"/>
+    <w:lsdException w:name="toc 1" w:uiPriority="39"/>
+    <w:lsdException w:name="toc 2" w:uiPriority="39"/>
+    <w:lsdException w:name="toc 3" w:uiPriority="39"/>
+    <w:lsdException w:name="toc 4" w:uiPriority="39"/>
+    <w:lsdException w:name="toc 5" w:uiPriority="39"/>
+    <w:lsdException w:name="toc 6" w:uiPriority="39"/>
+    <w:lsdException w:name="toc 7" w:uiPriority="39"/>
+    <w:lsdException w:name="toc 8" w:uiPriority="39"/>
+    <w:lsdException w:name="toc 9" w:uiPriority="39"/>
+    <w:lsdException w:name="caption" w:uiPriority="35" w:qFormat="1"/>
+    <w:lsdException w:name="Title" w:semiHidden="0" w:uiPriority="10" w:unhideWhenUsed="0" w:qFormat="1"/>
+    <w:lsdException w:name="Default Paragraph Font" w:uiPriority="1"/>
+    <w:lsdException w:name="Subtitle" w:semiHidden="0" w:uiPriority="11" w:unhideWhenUsed="0" w:qFormat="1"/>
+    <w:lsdException w:name="Strong" w:semiHidden="0" w:uiPriority="22" w:unhideWhenUsed="0" w:qFormat="1"/>
+    <w:lsdException w:name="Emphasis" w:semiHidden="0" w:uiPriority="20" w:unhideWhenUsed="0" w:qFormat="1"/>
+    <w:lsdException w:name="Table Grid" w:uiPriority="39"/>
+    <w:lsdException w:name="Placeholder Text" w:unhideWhenUsed="0"/>
+    <w:lsdException w:name="No Spacing" w:semiHidden="0" w:uiPriority="1" w:unhideWhenUsed="0" w:qFormat="1"/>
+    <w:lsdException w:name="Light Shading" w:semiHidden="0" w:uiPriority="60" w:unhideWhenUsed="0"/>
+    <w:lsdException w:name="Light List" w:semiHidden="0" w:uiPriority="61" w:unhideWhenUsed="0"/>
+    <w:lsdException w:name="Light Grid" w:semiHidden="0" w:uiPriority="62" w:unhideWhenUsed="0"/>
+    <w:lsdException w:name="Medium Shading 1" w:semiHidden="0" w:uiPriority="63" w:unhideWhenUsed="0"/>
+    <w:lsdException w:name="Medium Shading 2" w:semiHidden="0" w:uiPriority="64" w:unhideWhenUsed="0"/>
+    <w:lsdException w:name="Medium List 1" w:semiHidden="0" w:uiPriority="65" w:unhideWhenUsed="0"/>
+    <w:lsdException w:name="Medium List 2" w:semiHidden="0" w:uiPriority="66" w:unhideWhenUsed="0"/>
+    <w:lsdException w:name="Medium Grid 1" w:semiHidden="0" w:uiPriority="67" w:unhideWhenUsed="0"/>
+    <w:lsdException w:name="Medium Grid 2" w:semiHidden="0" w:uiPriority="68" w:unhideWhenUsed="0"/>
+    <w:lsdException w:name="Medium Grid 3" w:semiHidden="0" w:uiPriority="69" w:unhideWhenUsed="0"/>
+    <w:lsdException w:name="Dark List" w:semiHidden="0" w:uiPriority="70" w:unhideWhenUsed="0"/>
+    <w:lsdException w:name="Colorful Shading" w:semiHidden="0" w:uiPriority="71" w:unhideWhenUsed="0"/>
+    <w:lsdException w:name="Colorful List" w:semiHidden="0" w:uiPriority="72" w:unhideWhenUsed="0"/>
+    <w:lsdException w:name="Colorful Grid" w:semiHidden="0" w:uiPriority="73" w:unhideWhenUsed="0"/>
+    <w:lsdException w:name="Light Shading Accent 1" w:semiHidden="0" w:uiPriority="60" w:unhideWhenUsed="0"/>
+    <w:lsdException w:name="Light List Accent 1" w:semiHidden="0" w:uiPriority="61" w:unhideWhenUsed="0"/>
+    <w:lsdException w:name="Light Grid Accent 1" w:semiHidden="0" w:uiPriority="62" w:unhideWhenUsed="0"/>
+    <w:lsdException w:name="Medium Shading 1 Accent 1" w:semiHidden="0" w:uiPriority="63" w:unhideWhenUsed="0"/>
+    <w:lsdException w:name="Medium Shading 2 Accent 1" w:semiHidden="0" w:uiPriority="64" w:unhideWhenUsed="0"/>
+    <w:lsdException w:name="Medium List 1 Accent 1" w:semiHidden="0" w:uiPriority="65" w:unhideWhenUsed="0"/>
+    <w:lsdException w:name="Revision" w:unhideWhenUsed="0"/>
+    <w:lsdException w:name="List Paragraph" w:semiHidden="0" w:uiPriority="34" w:unhideWhenUsed="0" w:qFormat="1"/>
+    <w:lsdException w:name="Quote" w:semiHidden="0" w:uiPriority="29" w:unhideWhenUsed="0" w:qFormat="1"/>
+    <w:lsdException w:name="Intense Quote" w:semiHidden="0" w:uiPriority="30" w:unhideWhenUsed="0" w:qFormat="1"/>
+    <w:lsdException w:name="Medium List 2 Accent 1" w:semiHidden="0" w:uiPriority="66" w:unhideWhenUsed="0"/>
+    <w:lsdException w:name="Medium Grid 1 Accent 1" w:semiHidden="0" w:uiPriority="67" w:unhideWhenUsed="0"/>
+    <w:lsdException w:name="Medium Grid 2 Accent 1" w:semiHidden="0" w:uiPriority="68" w:unhideWhenUsed="0"/>
+    <w:lsdException w:name="Medium Grid 3 Accent 1" w:semiHidden="0" w:uiPriority="69" w:unhideWhenUsed="0"/>
+    <w:lsdException w:name="Dark List Accent 1" w:semiHidden="0" w:uiPriority="70" w:unhideWhenUsed="0"/>
+    <w:lsdException w:name="Colorful Shading Accent 1" w:semiHidden="0" w:uiPriority="71" w:unhideWhenUsed="0"/>
+    <w:lsdException w:name="Colorful List Accent 1" w:semiHidden="0" w:uiPriority="72" w:unhideWhenUsed="0"/>
+    <w:lsdException w:name="Colorful Grid Accent 1" w:semiHidden="0" w:uiPriority="73" w:unhideWhenUsed="0"/>
+    <w:lsdException w:name="Light Shading Accent 2" w:semiHidden="0" w:uiPriority="60" w:unhideWhenUsed="0"/>
+    <w:lsdException w:name="Light List Accent 2" w:semiHidden="0" w:uiPriority="61" w:unhideWhenUsed="0"/>
+    <w:lsdException w:name="Light Grid Accent 2" w:semiHidden="0" w:uiPriority="62" w:unhideWhenUsed="0"/>
+    <w:lsdException w:name="Medium Shading 1 Accent 2" w:semiHidden="0" w:uiPriority="63" w:unhideWhenUsed="0"/>
+    <w:lsdException w:name="Medium Shading 2 Accent 2" w:semiHidden="0" w:uiPriority="64" w:unhideWhenUsed="0"/>
+    <w:lsdException w:name="Medium List 1 Accent 2" w:semiHidden="0" w:uiPriority="65" w:unhideWhenUsed="0"/>
+    <w:lsdException w:name="Medium List 2 Accent 2" w:semiHidden="0" w:uiPriority="66" w:unhideWhenUsed="0"/>
+    <w:lsdException w:name="Medium Grid 1 Accent 2" w:semiHidden="0" w:uiPriority="67" w:unhideWhenUsed="0"/>
+    <w:lsdException w:name="Medium Grid 2 Accent 2" w:semiHidden="0" w:uiPriority="68" w:unhideWhenUsed="0"/>
+    <w:lsdException w:name="Medium Grid 3 Accent 2" w:semiHidden="0" w:uiPriority="69" w:unhideWhenUsed="0"/>
+    <w:lsdException w:name="Dark List Accent 2" w:semiHidden="0" w:uiPriority="70" w:unhideWhenUsed="0"/>
+    <w:lsdException w:name="Colorful Shading Accent 2" w:semiHidden="0" w:uiPriority="71" w:unhideWhenUsed="0"/>
+    <w:lsdException w:name="Colorful List Accent 2" w:semiHidden="0" w:uiPriority="72" w:unhideWhenUsed="0"/>
+    <w:lsdException w:name="Colorful Grid Accent 2" w:semiHidden="0" w:uiPriority="73" w:unhideWhenUsed="0"/>
+    <w:lsdException w:name="Light Shading Accent 3" w:semiHidden="0" w:uiPriority="60" w:unhideWhenUsed="0"/>
+    <w:lsdException w:name="Light List Accent 3" w:semiHidden="0" w:uiPriority="61" w:unhideWhenUsed="0"/>
+    <w:lsdException w:name="Light Grid Accent 3" w:semiHidden="0" w:uiPriority="62" w:unhideWhenUsed="0"/>
+    <w:lsdException w:name="Medium Shading 1 Accent 3" w:semiHidden="0" w:uiPriority="63" w:unhideWhenUsed="0"/>
+    <w:lsdException w:name="Medium Shading 2 Accent 3" w:semiHidden="0" w:uiPriority="64" w:unhideWhenUsed="0"/>
+    <w:lsdException w:name="Medium List 1 Accent 3" w:semiHidden="0" w:uiPriority="65" w:unhideWhenUsed="0"/>
+    <w:lsdException w:name="Medium List 2 Accent 3" w:semiHidden="0" w:uiPriority="66" w:unhideWhenUsed="0"/>
+    <w:lsdException w:name="Medium Grid 1 Accent 3" w:semiHidden="0" w:uiPriority="67" w:unhideWhenUsed="0"/>
+    <w:lsdException w:name="Medium Grid 2 Accent 3" w:semiHidden="0" w:uiPriority="68" w:unhideWhenUsed="0"/>
+    <w:lsdException w:name="Medium Grid 3 Accent 3" w:semiHidden="0" w:uiPriority="69" w:unhideWhenUsed="0"/>
+    <w:lsdException w:name="Dark List Accent 3" w:semiHidden="0" w:uiPriority="70" w:unhideWhenUsed="0"/>
+    <w:lsdException w:name="Colorful Shading Accent 3" w:semiHidden="0" w:uiPriority="71" w:unhideWhenUsed="0"/>
+    <w:lsdException w:name="Colorful List Accent 3" w:semiHidden="0" w:uiPriority="72" w:unhideWhenUsed="0"/>
+    <w:lsdException w:name="Colorful Grid Accent 3" w:semiHidden="0" w:uiPriority="73" w:unhideWhenUsed="0"/>
+    <w:lsdException w:name="Light Shading Accent 4" w:semiHidden="0" w:uiPriority="60" w:unhideWhenUsed="0"/>
+    <w:lsdException w:name="Light List Accent 4" w:semiHidden="0" w:uiPriority="61" w:unhideWhenUsed="0"/>
+    <w:lsdException w:name="Light Grid Accent 4" w:semiHidden="0" w:uiPriority="62" w:unhideWhenUsed="0"/>
+    <w:lsdException w:name="Medium Shading 1 Accent 4" w:semiHidden="0" w:uiPriority="63" w:unhideWhenUsed="0"/>
+    <w:lsdException w:name="Medium Shading 2 Accent 4" w:semiHidden="0" w:uiPriority="64" w:unhideWhenUsed="0"/>
+    <w:lsdException w:name="Medium List 1 Accent 4" w:semiHidden="0" w:uiPriority="65" w:unhideWhenUsed="0"/>
+    <w:lsdException w:name="Medium List 2 Accent 4" w:semiHidden="0" w:uiPriority="66" w:unhideWhenUsed="0"/>
+    <w:lsdException w:name="Medium Grid 1 Accent 4" w:semiHidden="0" w:uiPriority="67" w:unhideWhenUsed="0"/>
+    <w:lsdException w:name="Medium Grid 2 Accent 4" w:semiHidden="0" w:uiPriority="68" w:unhideWhenUsed="0"/>
+    <w:lsdException w:name="Medium Grid 3 Accent 4" w:semiHidden="0" w:uiPriority="69" w:unhideWhenUsed="0"/>
+    <w:lsdException w:name="Dark List Accent 4" w:semiHidden="0" w:uiPriority="70" w:unhideWhenUsed="0"/>
+    <w:lsdException w:name="Colorful Shading Accent 4" w:semiHidden="0" w:uiPriority="71" w:unhideWhenUsed="0"/>
+    <w:lsdException w:name="Colorful List Accent 4" w:semiHidden="0" w:uiPriority="72" w:unhideWhenUsed="0"/>
+    <w:lsdException w:name="Colorful Grid Accent 4" w:semiHidden="0" w:uiPriority="73" w:unhideWhenUsed="0"/>
+    <w:lsdException w:name="Light Shading Accent 5" w:semiHidden="0" w:uiPriority="60" w:unhideWhenUsed="0"/>
+    <w:lsdException w:name="Light List Accent 5" w:semiHidden="0" w:uiPriority="61" w:unhideWhenUsed="0"/>
+    <w:lsdException w:name="Light Grid Accent 5" w:semiHidden="0" w:uiPriority="62" w:unhideWhenUsed="0"/>
+    <w:lsdException w:name="Medium Shading 1 Accent 5" w:semiHidden="0" w:uiPriority="63" w:unhideWhenUsed="0"/>
+    <w:lsdException w:name="Medium Shading 2 Accent 5" w:semiHidden="0" w:uiPriority="64" w:unhideWhenUsed="0"/>
+    <w:lsdException w:name="Medium List 1 Accent 5" w:semiHidden="0" w:uiPriority="65" w:unhideWhenUsed="0"/>
+    <w:lsdException w:name="Medium List 2 Accent 5" w:semiHidden="0" w:uiPriority="66" w:unhideWhenUsed="0"/>
+    <w:lsdException w:name="Medium Grid 1 Accent 5" w:semiHidden="0" w:uiPriority="67" w:unhideWhenUsed="0"/>
+    <w:lsdException w:name="Medium Grid 2 Accent 5" w:semiHidden="0" w:uiPriority="68" w:unhideWhenUsed="0"/>
+    <w:lsdException w:name="Medium Grid 3 Accent 5" w:semiHidden="0" w:uiPriority="69" w:unhideWhenUsed="0"/>
+    <w:lsdException w:name="Dark List Accent 5" w:semiHidden="0" w:uiPriority="70" w:unhideWhenUsed="0"/>
+    <w:lsdException w:name="Colorful Shading Accent 5" w:semiHidden="0" w:uiPriority="71" w:unhideWhenUsed="0"/>
+    <w:lsdException w:name="Colorful List Accent 5" w:semiHidden="0" w:uiPriority="72" w:unhideWhenUsed="0"/>
+    <w:lsdException w:name="Colorful Grid Accent 5" w:semiHidden="0" w:uiPriority="73" w:unhideWhenUsed="0"/>
+    <w:lsdException w:name="Light Shading Accent 6" w:semiHidden="0" w:uiPriority="60" w:unhideWhenUsed="0"/>
+    <w:lsdException w:name="Light List Accent 6" w:semiHidden="0" w:uiPriority="61" w:unhideWhenUsed="0"/>
+    <w:lsdException w:name="Light Grid Accent 6" w:semiHidden="0" w:uiPriority="62" w:unhideWhenUsed="0"/>
+    <w:lsdException w:name="Medium Shading 1 Accent 6" w:semiHidden="0" w:uiPriority="63" w:unhideWhenUsed="0"/>
+    <w:lsdException w:name="Medium Shading 2 Accent 6" w:semiHidden="0" w:uiPriority="64" w:unhideWhenUsed="0"/>
+    <w:lsdException w:name="Medium List 1 Accent 6" w:semiHidden="0" w:uiPriority="65" w:unhideWhenUsed="0"/>
+    <w:lsdException w:name="Medium List 2 Accent 6" w:semiHidden="0" w:uiPriority="66" w:unhideWhenUsed="0"/>
+    <w:lsdException w:name="Medium Grid 1 Accent 6" w:semiHidden="0" w:uiPriority="67" w:unhideWhenUsed="0"/>
+    <w:lsdException w:name="Medium Grid 2 Accent 6" w:semiHidden="0" w:uiPriority="68" w:unhideWhenUsed="0"/>
+    <w:lsdException w:name="Medium Grid 3 Accent 6" w:semiHidden="0" w:uiPriority="69" w:unhideWhenUsed="0"/>
+    <w:lsdException w:name="Dark List Accent 6" w:semiHidden="0" w:uiPriority="70" w:unhideWhenUsed="0"/>
+    <w:lsdException w:name="Colorful Shading Accent 6" w:semiHidden="0" w:uiPriority="71" w:unhideWhenUsed="0"/>
+    <w:lsdException w:name="Colorful List Accent 6" w:semiHidden="0" w:uiPriority="72" w:unhideWhenUsed="0"/>
+    <w:lsdException w:name="Colorful Grid Accent 6" w:semiHidden="0" w:uiPriority="73" w:unhideWhenUsed="0"/>
+    <w:lsdException w:name="Subtle Emphasis" w:semiHidden="0" w:uiPriority="19" w:unhideWhenUsed="0" w:qFormat="1"/>
+    <w:lsdException w:name="Intense Emphasis" w:semiHidden="0" w:uiPriority="21" w:unhideWhenUsed="0" w:qFormat="1"/>
+    <w:lsdException w:name="Subtle Reference" w:semiHidden="0" w:uiPriority="31" w:unhideWhenUsed="0" w:qFormat="1"/>
+    <w:lsdException w:name="Intense Reference" w:semiHidden="0" w:uiPriority="32" w:unhideWhenUsed="0" w:qFormat="1"/>
+    <w:lsdException w:name="Book Title" w:semiHidden="0" w:uiPriority="33" w:unhideWhenUsed="0" w:qFormat="1"/>
+    <w:lsdException w:name="Bibliography" w:uiPriority="37"/>
+    <w:lsdException w:name="TOC Heading" w:uiPriority="39" w:qFormat="1"/>
+  </w:latentStyles>
+  <w:style w:type="paragraph" w:default="1" w:styleId="a">
+    <w:name w:val="Normal"/>
+    <w:qFormat/>
+    <w:rsid w:val="008C1607"/>
+    <w:pPr>
+      <w:spacing w:after="0" w:line="360" w:lineRule="auto"/>
+      <w:ind w:firstLine="709"/>
+      <w:jc w:val="both"/>
+    </w:pPr>
+    <w:rPr>
+      <w:rFonts w:ascii="Times New Roman" w:hAnsi="Times New Roman" w:cs="Times New Roman"/>
+      <w:sz w:val="28"/>
+      <w:szCs w:val="28"/>
+    </w:rPr>
+  </w:style>
+  <w:style w:type="paragraph" w:styleId="1">
+    <w:name w:val="heading 1"/>
+    <w:basedOn w:val="a"/>
+    <w:next w:val="a"/>
+    <w:link w:val="10"/>
+    <w:uiPriority w:val="9"/>
+    <w:qFormat/>
+    <w:rsid w:val="00AF7CEB"/>
+    <w:pPr>
+      <w:keepNext/>
+      <w:keepLines/>
+      <w:spacing w:before="320" w:line="240" w:lineRule="auto"/>
+      <w:outlineLvl w:val="0"/>
+    </w:pPr>
+    <w:rPr>
+      <w:rFonts w:asciiTheme="majorHAnsi" w:eastAsiaTheme="majorEastAsia" w:hAnsiTheme="majorHAnsi" w:cstheme="majorBidi"/>
+      <w:color w:val="2F5496" w:themeColor="accent1" w:themeShade="BF"/>
+      <w:sz w:val="32"/>
+      <w:szCs w:val="32"/>
+    </w:rPr>
+  </w:style>
+  <w:style w:type="paragraph" w:styleId="2">
+    <w:name w:val="heading 2"/>
+    <w:basedOn w:val="a"/>
+    <w:next w:val="a"/>
+    <w:link w:val="20"/>
+    <w:uiPriority w:val="9"/>
+    <w:semiHidden/>
+    <w:unhideWhenUsed/>
+    <w:qFormat/>
+    <w:rsid w:val="00AF7CEB"/>
+    <w:pPr>
+      <w:keepNext/>
+      <w:keepLines/>
+      <w:spacing w:before="80" w:line="240" w:lineRule="auto"/>
+      <w:outlineLvl w:val="1"/>
+    </w:pPr>
+    <w:rPr>
+      <w:rFonts w:asciiTheme="majorHAnsi" w:eastAsiaTheme="majorEastAsia" w:hAnsiTheme="majorHAnsi" w:cstheme="majorBidi"/>
+      <w:color w:val="404040" w:themeColor="text1" w:themeTint="BF"/>
+    </w:rPr>
+  </w:style>
+  <w:style w:type="paragraph" w:styleId="3">
+    <w:name w:val="heading 3"/>
+    <w:basedOn w:val="a"/>
+    <w:next w:val="a"/>
+    <w:link w:val="30"/>
+    <w:uiPriority w:val="9"/>
+    <w:semiHidden/>
+    <w:unhideWhenUsed/>
+    <w:qFormat/>
+    <w:rsid w:val="00AF7CEB"/>
+    <w:pPr>
+      <w:keepNext/>
+      <w:keepLines/>
+      <w:spacing w:before="40" w:line="240" w:lineRule="auto"/>
+      <w:outlineLvl w:val="2"/>
+    </w:pPr>
+    <w:rPr>
+      <w:rFonts w:asciiTheme="majorHAnsi" w:eastAsiaTheme="majorEastAsia" w:hAnsiTheme="majorHAnsi" w:cstheme="majorBidi"/>
+      <w:color w:val="44546A" w:themeColor="text2"/>
+      <w:sz w:val="24"/>
+      <w:szCs w:val="24"/>
+    </w:rPr>
+  </w:style>
+  <w:style w:type="paragraph" w:styleId="4">
+    <w:name w:val="heading 4"/>
+    <w:basedOn w:val="a"/>
+    <w:next w:val="a"/>
+    <w:link w:val="40"/>
+    <w:uiPriority w:val="9"/>
+    <w:semiHidden/>
+    <w:unhideWhenUsed/>
+    <w:qFormat/>
+    <w:rsid w:val="00AF7CEB"/>
+    <w:pPr>
+      <w:keepNext/>
+      <w:keepLines/>
+      <w:spacing w:before="40"/>
+      <w:outlineLvl w:val="3"/>
+    </w:pPr>
+    <w:rPr>
+      <w:rFonts w:asciiTheme="majorHAnsi" w:eastAsiaTheme="majorEastAsia" w:hAnsiTheme="majorHAnsi" w:cstheme="majorBidi"/>
+      <w:sz w:val="22"/>
+      <w:szCs w:val="22"/>
+    </w:rPr>
+  </w:style>
+  <w:style w:type="paragraph" w:styleId="5">
+    <w:name w:val="heading 5"/>
+    <w:basedOn w:val="a"/>
+    <w:next w:val="a"/>
+    <w:link w:val="50"/>
+    <w:uiPriority w:val="9"/>
+    <w:semiHidden/>
+    <w:unhideWhenUsed/>
+    <w:qFormat/>
+    <w:rsid w:val="00AF7CEB"/>
+    <w:pPr>
+      <w:keepNext/>
+      <w:keepLines/>
+      <w:spacing w:before="40"/>
+      <w:outlineLvl w:val="4"/>
+    </w:pPr>
+    <w:rPr>
+      <w:rFonts w:asciiTheme="majorHAnsi" w:eastAsiaTheme="majorEastAsia" w:hAnsiTheme="majorHAnsi" w:cstheme="majorBidi"/>
+      <w:color w:val="44546A" w:themeColor="text2"/>
+      <w:sz w:val="22"/>
+      <w:szCs w:val="22"/>
+    </w:rPr>
+  </w:style>
+  <w:style w:type="paragraph" w:styleId="6">
+    <w:name w:val="heading 6"/>
+    <w:basedOn w:val="a"/>
+    <w:next w:val="a"/>
+    <w:link w:val="60"/>
+    <w:uiPriority w:val="9"/>
+    <w:semiHidden/>
+    <w:unhideWhenUsed/>
+    <w:qFormat/>
+    <w:rsid w:val="00AF7CEB"/>
+    <w:pPr>
+      <w:keepNext/>
+      <w:keepLines/>
+      <w:spacing w:before="40"/>
+      <w:outlineLvl w:val="5"/>
+    </w:pPr>
+    <w:rPr>
+      <w:rFonts w:asciiTheme="majorHAnsi" w:eastAsiaTheme="majorEastAsia" w:hAnsiTheme="majorHAnsi" w:cstheme="majorBidi"/>
+      <w:i/>
+      <w:iCs/>
+      <w:color w:val="44546A" w:themeColor="text2"/>
+      <w:sz w:val="21"/>
+      <w:szCs w:val="21"/>
+    </w:rPr>
+  </w:style>
+  <w:style w:type="paragraph" w:styleId="7">
+    <w:name w:val="heading 7"/>
+    <w:basedOn w:val="a"/>
+    <w:next w:val="a"/>
+    <w:link w:val="70"/>
+    <w:uiPriority w:val="9"/>
+    <w:semiHidden/>
+    <w:unhideWhenUsed/>
+    <w:qFormat/>
+    <w:rsid w:val="00AF7CEB"/>
+    <w:pPr>
+      <w:keepNext/>
+      <w:keepLines/>
+      <w:spacing w:before="40"/>
+      <w:outlineLvl w:val="6"/>
+    </w:pPr>
+    <w:rPr>
+      <w:rFonts w:asciiTheme="majorHAnsi" w:eastAsiaTheme="majorEastAsia" w:hAnsiTheme="majorHAnsi" w:cstheme="majorBidi"/>
+      <w:i/>
+      <w:iCs/>
+      <w:color w:val="1F3864" w:themeColor="accent1" w:themeShade="80"/>
+      <w:sz w:val="21"/>
+      <w:szCs w:val="21"/>
+    </w:rPr>
+  </w:style>
+  <w:style w:type="paragraph" w:styleId="8">
+    <w:name w:val="heading 8"/>
+    <w:basedOn w:val="a"/>
+    <w:next w:val="a"/>
+    <w:link w:val="80"/>
+    <w:uiPriority w:val="9"/>
+    <w:semiHidden/>
+    <w:unhideWhenUsed/>
+    <w:qFormat/>
+    <w:rsid w:val="00AF7CEB"/>
+    <w:pPr>
+      <w:keepNext/>
+      <w:keepLines/>
+      <w:spacing w:before="40"/>
+      <w:outlineLvl w:val="7"/>
+    </w:pPr>
+    <w:rPr>
+      <w:rFonts w:asciiTheme="majorHAnsi" w:eastAsiaTheme="majorEastAsia" w:hAnsiTheme="majorHAnsi" w:cstheme="majorBidi"/>
+      <w:b/>
+      <w:bCs/>
+      <w:color w:val="44546A" w:themeColor="text2"/>
+    </w:rPr>
+  </w:style>
+  <w:style w:type="paragraph" w:styleId="9">
+    <w:name w:val="heading 9"/>
+    <w:basedOn w:val="a"/>
+    <w:next w:val="a"/>
+    <w:link w:val="90"/>
+    <w:uiPriority w:val="9"/>
+    <w:semiHidden/>
+    <w:unhideWhenUsed/>
+    <w:qFormat/>
+    <w:rsid w:val="00AF7CEB"/>
+    <w:pPr>
+      <w:keepNext/>
+      <w:keepLines/>
+      <w:spacing w:before="40"/>
+      <w:outlineLvl w:val="8"/>
+    </w:pPr>
+    <w:rPr>
+      <w:rFonts w:asciiTheme="majorHAnsi" w:eastAsiaTheme="majorEastAsia" w:hAnsiTheme="majorHAnsi" w:cstheme="majorBidi"/>
+      <w:b/>
+      <w:bCs/>
+      <w:i/>
+      <w:iCs/>
+      <w:color w:val="44546A" w:themeColor="text2"/>
+    </w:rPr>
+  </w:style>
+  <w:style w:type="character" w:default="1" w:styleId="a0">
+    <w:name w:val="Default Paragraph Font"/>
+    <w:uiPriority w:val="1"/>
+    <w:unhideWhenUsed/>
+  </w:style>
+  <w:style w:type="table" w:default="1" w:styleId="a1">
+    <w:name w:val="Normal Table"/>
+    <w:uiPriority w:val="99"/>
+    <w:semiHidden/>
+    <w:unhideWhenUsed/>
+    <w:tblPr>
+      <w:tblInd w:w="0" w:type="dxa"/>
+      <w:tblCellMar>
+        <w:top w:w="0" w:type="dxa"/>
+        <w:left w:w="108" w:type="dxa"/>
+        <w:bottom w:w="0" w:type="dxa"/>
+        <w:right w:w="108" w:type="dxa"/>
+      </w:tblCellMar>
+    </w:tblPr>
+  </w:style>
+  <w:style w:type="numbering" w:default="1" w:styleId="a2">
+    <w:name w:val="No List"/>
+    <w:uiPriority w:val="99"/>
+    <w:semiHidden/>
+    <w:unhideWhenUsed/>
+  </w:style>
+  <w:style w:type="character" w:customStyle="1" w:styleId="10">
+    <w:name w:val="Заголовок 1 Знак"/>
+    <w:basedOn w:val="a0"/>
+    <w:link w:val="1"/>
+    <w:uiPriority w:val="9"/>
+    <w:rsid w:val="00AF7CEB"/>
+    <w:rPr>
+      <w:rFonts w:asciiTheme="majorHAnsi" w:eastAsiaTheme="majorEastAsia" w:hAnsiTheme="majorHAnsi" w:cstheme="majorBidi"/>
+      <w:color w:val="2F5496" w:themeColor="accent1" w:themeShade="BF"/>
+      <w:sz w:val="32"/>
+      <w:szCs w:val="32"/>
+    </w:rPr>
+  </w:style>
+  <w:style w:type="character" w:customStyle="1" w:styleId="20">
+    <w:name w:val="Заголовок 2 Знак"/>
+    <w:basedOn w:val="a0"/>
+    <w:link w:val="2"/>
+    <w:uiPriority w:val="9"/>
+    <w:semiHidden/>
+    <w:rsid w:val="00AF7CEB"/>
+    <w:rPr>
+      <w:rFonts w:asciiTheme="majorHAnsi" w:eastAsiaTheme="majorEastAsia" w:hAnsiTheme="majorHAnsi" w:cstheme="majorBidi"/>
+      <w:color w:val="404040" w:themeColor="text1" w:themeTint="BF"/>
+      <w:sz w:val="28"/>
+      <w:szCs w:val="28"/>
+    </w:rPr>
+  </w:style>
+  <w:style w:type="character" w:customStyle="1" w:styleId="30">
+    <w:name w:val="Заголовок 3 Знак"/>
+    <w:basedOn w:val="a0"/>
+    <w:link w:val="3"/>
+    <w:uiPriority w:val="9"/>
+    <w:semiHidden/>
+    <w:rsid w:val="00AF7CEB"/>
+    <w:rPr>
+      <w:rFonts w:asciiTheme="majorHAnsi" w:eastAsiaTheme="majorEastAsia" w:hAnsiTheme="majorHAnsi" w:cstheme="majorBidi"/>
+      <w:color w:val="44546A" w:themeColor="text2"/>
+      <w:sz w:val="24"/>
+      <w:szCs w:val="24"/>
+    </w:rPr>
+  </w:style>
+  <w:style w:type="character" w:customStyle="1" w:styleId="40">
+    <w:name w:val="Заголовок 4 Знак"/>
+    <w:basedOn w:val="a0"/>
+    <w:link w:val="4"/>
+    <w:uiPriority w:val="9"/>
+    <w:semiHidden/>
+    <w:rsid w:val="00AF7CEB"/>
+    <w:rPr>
+      <w:rFonts w:asciiTheme="majorHAnsi" w:eastAsiaTheme="majorEastAsia" w:hAnsiTheme="majorHAnsi" w:cstheme="majorBidi"/>
+      <w:sz w:val="22"/>
+      <w:szCs w:val="22"/>
+    </w:rPr>
+  </w:style>
+  <w:style w:type="character" w:customStyle="1" w:styleId="50">
+    <w:name w:val="Заголовок 5 Знак"/>
+    <w:basedOn w:val="a0"/>
+    <w:link w:val="5"/>
+    <w:uiPriority w:val="9"/>
+    <w:semiHidden/>
+    <w:rsid w:val="00AF7CEB"/>
+    <w:rPr>
+      <w:rFonts w:asciiTheme="majorHAnsi" w:eastAsiaTheme="majorEastAsia" w:hAnsiTheme="majorHAnsi" w:cstheme="majorBidi"/>
+      <w:color w:val="44546A" w:themeColor="text2"/>
+      <w:sz w:val="22"/>
+      <w:szCs w:val="22"/>
+    </w:rPr>
+  </w:style>
+  <w:style w:type="character" w:customStyle="1" w:styleId="60">
+    <w:name w:val="Заголовок 6 Знак"/>
+    <w:basedOn w:val="a0"/>
+    <w:link w:val="6"/>
+    <w:uiPriority w:val="9"/>
+    <w:semiHidden/>
+    <w:rsid w:val="00AF7CEB"/>
+    <w:rPr>
+      <w:rFonts w:asciiTheme="majorHAnsi" w:eastAsiaTheme="majorEastAsia" w:hAnsiTheme="majorHAnsi" w:cstheme="majorBidi"/>
+      <w:i/>
+      <w:iCs/>
+      <w:color w:val="44546A" w:themeColor="text2"/>
+      <w:sz w:val="21"/>
+      <w:szCs w:val="21"/>
+    </w:rPr>
+  </w:style>
+  <w:style w:type="character" w:customStyle="1" w:styleId="70">
+    <w:name w:val="Заголовок 7 Знак"/>
+    <w:basedOn w:val="a0"/>
+    <w:link w:val="7"/>
+    <w:uiPriority w:val="9"/>
+    <w:semiHidden/>
+    <w:rsid w:val="00AF7CEB"/>
+    <w:rPr>
+      <w:rFonts w:asciiTheme="majorHAnsi" w:eastAsiaTheme="majorEastAsia" w:hAnsiTheme="majorHAnsi" w:cstheme="majorBidi"/>
+      <w:i/>
+      <w:iCs/>
+      <w:color w:val="1F3864" w:themeColor="accent1" w:themeShade="80"/>
+      <w:sz w:val="21"/>
+      <w:szCs w:val="21"/>
+    </w:rPr>
+  </w:style>
+  <w:style w:type="character" w:customStyle="1" w:styleId="80">
+    <w:name w:val="Заголовок 8 Знак"/>
+    <w:basedOn w:val="a0"/>
+    <w:link w:val="8"/>
+    <w:uiPriority w:val="9"/>
+    <w:semiHidden/>
+    <w:rsid w:val="00AF7CEB"/>
+    <w:rPr>
+      <w:rFonts w:asciiTheme="majorHAnsi" w:eastAsiaTheme="majorEastAsia" w:hAnsiTheme="majorHAnsi" w:cstheme="majorBidi"/>
+      <w:b/>
+      <w:bCs/>
+      <w:color w:val="44546A" w:themeColor="text2"/>
+    </w:rPr>
+  </w:style>
+  <w:style w:type="character" w:customStyle="1" w:styleId="90">
+    <w:name w:val="Заголовок 9 Знак"/>
+    <w:basedOn w:val="a0"/>
+    <w:link w:val="9"/>
+    <w:uiPriority w:val="9"/>
+    <w:semiHidden/>
+    <w:rsid w:val="00AF7CEB"/>
+    <w:rPr>
+      <w:rFonts w:asciiTheme="majorHAnsi" w:eastAsiaTheme="majorEastAsia" w:hAnsiTheme="majorHAnsi" w:cstheme="majorBidi"/>
+      <w:b/>
+      <w:bCs/>
+      <w:i/>
+      <w:iCs/>
+      <w:color w:val="44546A" w:themeColor="text2"/>
+    </w:rPr>
+  </w:style>
+  <w:style w:type="paragraph" w:styleId="a3">
+    <w:name w:val="caption"/>
+    <w:basedOn w:val="a"/>
+    <w:next w:val="a"/>
+    <w:uiPriority w:val="35"/>
+    <w:semiHidden/>
+    <w:unhideWhenUsed/>
+    <w:qFormat/>
+    <w:rsid w:val="00AF7CEB"/>
+    <w:pPr>
+      <w:spacing w:line="240" w:lineRule="auto"/>
+    </w:pPr>
+    <w:rPr>
+      <w:b/>
+      <w:bCs/>
+      <w:smallCaps/>
+      <w:color w:val="595959" w:themeColor="text1" w:themeTint="A6"/>
+      <w:spacing w:val="6"/>
+    </w:rPr>
+  </w:style>
+  <w:style w:type="paragraph" w:styleId="a4">
+    <w:name w:val="Title"/>
+    <w:basedOn w:val="a"/>
+    <w:next w:val="a"/>
+    <w:link w:val="a5"/>
+    <w:uiPriority w:val="10"/>
+    <w:qFormat/>
+    <w:rsid w:val="00AF7CEB"/>
+    <w:pPr>
+      <w:spacing w:line="240" w:lineRule="auto"/>
+      <w:contextualSpacing/>
+    </w:pPr>
+    <w:rPr>
+      <w:rFonts w:asciiTheme="majorHAnsi" w:eastAsiaTheme="majorEastAsia" w:hAnsiTheme="majorHAnsi" w:cstheme="majorBidi"/>
+      <w:color w:val="4472C4" w:themeColor="accent1"/>
+      <w:spacing w:val="-10"/>
+      <w:sz w:val="56"/>
+      <w:szCs w:val="56"/>
+    </w:rPr>
+  </w:style>
+  <w:style w:type="character" w:customStyle="1" w:styleId="a5">
+    <w:name w:val="Название Знак"/>
+    <w:basedOn w:val="a0"/>
+    <w:link w:val="a4"/>
+    <w:uiPriority w:val="10"/>
+    <w:rsid w:val="00AF7CEB"/>
+    <w:rPr>
+      <w:rFonts w:asciiTheme="majorHAnsi" w:eastAsiaTheme="majorEastAsia" w:hAnsiTheme="majorHAnsi" w:cstheme="majorBidi"/>
+      <w:color w:val="4472C4" w:themeColor="accent1"/>
+      <w:spacing w:val="-10"/>
+      <w:sz w:val="56"/>
+      <w:szCs w:val="56"/>
+    </w:rPr>
+  </w:style>
+  <w:style w:type="paragraph" w:styleId="a6">
+    <w:name w:val="Subtitle"/>
+    <w:basedOn w:val="a"/>
+    <w:next w:val="a"/>
+    <w:link w:val="a7"/>
+    <w:uiPriority w:val="11"/>
+    <w:qFormat/>
+    <w:rsid w:val="00AF7CEB"/>
+    <w:pPr>
+      <w:numPr>
+        <w:ilvl w:val="1"/>
+      </w:numPr>
+      <w:spacing w:line="240" w:lineRule="auto"/>
+      <w:ind w:firstLine="709"/>
+    </w:pPr>
+    <w:rPr>
+      <w:rFonts w:asciiTheme="majorHAnsi" w:eastAsiaTheme="majorEastAsia" w:hAnsiTheme="majorHAnsi" w:cstheme="majorBidi"/>
+      <w:sz w:val="24"/>
+      <w:szCs w:val="24"/>
+    </w:rPr>
+  </w:style>
+  <w:style w:type="character" w:customStyle="1" w:styleId="a7">
+    <w:name w:val="Подзаголовок Знак"/>
+    <w:basedOn w:val="a0"/>
+    <w:link w:val="a6"/>
+    <w:uiPriority w:val="11"/>
+    <w:rsid w:val="00AF7CEB"/>
+    <w:rPr>
+      <w:rFonts w:asciiTheme="majorHAnsi" w:eastAsiaTheme="majorEastAsia" w:hAnsiTheme="majorHAnsi" w:cstheme="majorBidi"/>
+      <w:sz w:val="24"/>
+      <w:szCs w:val="24"/>
+    </w:rPr>
+  </w:style>
+  <w:style w:type="character" w:styleId="a8">
+    <w:name w:val="Strong"/>
+    <w:basedOn w:val="a0"/>
+    <w:uiPriority w:val="22"/>
+    <w:qFormat/>
+    <w:rsid w:val="00AF7CEB"/>
+    <w:rPr>
+      <w:b/>
+      <w:bCs/>
+    </w:rPr>
+  </w:style>
+  <w:style w:type="character" w:styleId="a9">
+    <w:name w:val="Emphasis"/>
+    <w:basedOn w:val="a0"/>
+    <w:uiPriority w:val="20"/>
+    <w:qFormat/>
+    <w:rsid w:val="00AF7CEB"/>
+    <w:rPr>
+      <w:i/>
+      <w:iCs/>
+    </w:rPr>
+  </w:style>
+  <w:style w:type="paragraph" w:styleId="aa">
+    <w:name w:val="No Spacing"/>
+    <w:uiPriority w:val="1"/>
+    <w:qFormat/>
+    <w:rsid w:val="00AF7CEB"/>
+    <w:pPr>
+      <w:spacing w:after="0" w:line="240" w:lineRule="auto"/>
+    </w:pPr>
+  </w:style>
+  <w:style w:type="paragraph" w:styleId="21">
+    <w:name w:val="Quote"/>
+    <w:basedOn w:val="a"/>
+    <w:next w:val="a"/>
+    <w:link w:val="22"/>
+    <w:uiPriority w:val="29"/>
+    <w:qFormat/>
+    <w:rsid w:val="00AF7CEB"/>
+    <w:pPr>
+      <w:spacing w:before="160"/>
+      <w:ind w:left="720" w:right="720"/>
+    </w:pPr>
+    <w:rPr>
+      <w:i/>
+      <w:iCs/>
+      <w:color w:val="404040" w:themeColor="text1" w:themeTint="BF"/>
+    </w:rPr>
+  </w:style>
+  <w:style w:type="character" w:customStyle="1" w:styleId="22">
+    <w:name w:val="Цитата 2 Знак"/>
+    <w:basedOn w:val="a0"/>
+    <w:link w:val="21"/>
+    <w:uiPriority w:val="29"/>
+    <w:rsid w:val="00AF7CEB"/>
+    <w:rPr>
+      <w:i/>
+      <w:iCs/>
+      <w:color w:val="404040" w:themeColor="text1" w:themeTint="BF"/>
+    </w:rPr>
+  </w:style>
+  <w:style w:type="paragraph" w:styleId="ab">
+    <w:name w:val="Intense Quote"/>
+    <w:basedOn w:val="a"/>
+    <w:next w:val="a"/>
+    <w:link w:val="ac"/>
+    <w:uiPriority w:val="30"/>
+    <w:qFormat/>
+    <w:rsid w:val="00AF7CEB"/>
+    <w:pPr>
+      <w:pBdr>
+        <w:left w:val="single" w:sz="18" w:space="12" w:color="4472C4" w:themeColor="accent1"/>
+      </w:pBdr>
+      <w:spacing w:before="100" w:beforeAutospacing="1" w:line="300" w:lineRule="auto"/>
+      <w:ind w:left="1224" w:right="1224"/>
+    </w:pPr>
+    <w:rPr>
+      <w:rFonts w:asciiTheme="majorHAnsi" w:eastAsiaTheme="majorEastAsia" w:hAnsiTheme="majorHAnsi" w:cstheme="majorBidi"/>
+      <w:color w:val="4472C4" w:themeColor="accent1"/>
+    </w:rPr>
+  </w:style>
+  <w:style w:type="character" w:customStyle="1" w:styleId="ac">
+    <w:name w:val="Выделенная цитата Знак"/>
+    <w:basedOn w:val="a0"/>
+    <w:link w:val="ab"/>
+    <w:uiPriority w:val="30"/>
+    <w:rsid w:val="00AF7CEB"/>
+    <w:rPr>
+      <w:rFonts w:asciiTheme="majorHAnsi" w:eastAsiaTheme="majorEastAsia" w:hAnsiTheme="majorHAnsi" w:cstheme="majorBidi"/>
+      <w:color w:val="4472C4" w:themeColor="accent1"/>
+      <w:sz w:val="28"/>
+      <w:szCs w:val="28"/>
+    </w:rPr>
+  </w:style>
+  <w:style w:type="character" w:styleId="ad">
+    <w:name w:val="Subtle Emphasis"/>
+    <w:basedOn w:val="a0"/>
+    <w:uiPriority w:val="19"/>
+    <w:qFormat/>
+    <w:rsid w:val="00AF7CEB"/>
+    <w:rPr>
+      <w:i/>
+      <w:iCs/>
+      <w:color w:val="404040" w:themeColor="text1" w:themeTint="BF"/>
+    </w:rPr>
+  </w:style>
+  <w:style w:type="character" w:styleId="ae">
+    <w:name w:val="Intense Emphasis"/>
+    <w:basedOn w:val="a0"/>
+    <w:uiPriority w:val="21"/>
+    <w:qFormat/>
+    <w:rsid w:val="00AF7CEB"/>
+    <w:rPr>
+      <w:b/>
+      <w:bCs/>
+      <w:i/>
+      <w:iCs/>
+    </w:rPr>
+  </w:style>
+  <w:style w:type="character" w:styleId="af">
+    <w:name w:val="Subtle Reference"/>
+    <w:basedOn w:val="a0"/>
+    <w:uiPriority w:val="31"/>
+    <w:qFormat/>
+    <w:rsid w:val="00AF7CEB"/>
+    <w:rPr>
+      <w:smallCaps/>
+      <w:color w:val="404040" w:themeColor="text1" w:themeTint="BF"/>
+      <w:u w:val="single" w:color="7F7F7F" w:themeColor="text1" w:themeTint="80"/>
+    </w:rPr>
+  </w:style>
+  <w:style w:type="character" w:styleId="af0">
+    <w:name w:val="Intense Reference"/>
+    <w:basedOn w:val="a0"/>
+    <w:uiPriority w:val="32"/>
+    <w:qFormat/>
+    <w:rsid w:val="00AF7CEB"/>
+    <w:rPr>
+      <w:b/>
+      <w:bCs/>
+      <w:smallCaps/>
+      <w:spacing w:val="5"/>
+      <w:u w:val="single"/>
+    </w:rPr>
+  </w:style>
+  <w:style w:type="character" w:styleId="af1">
+    <w:name w:val="Book Title"/>
+    <w:basedOn w:val="a0"/>
+    <w:uiPriority w:val="33"/>
+    <w:qFormat/>
+    <w:rsid w:val="00AF7CEB"/>
+    <w:rPr>
+      <w:b/>
+      <w:bCs/>
+      <w:smallCaps/>
+    </w:rPr>
+  </w:style>
+  <w:style w:type="paragraph" w:styleId="af2">
+    <w:name w:val="TOC Heading"/>
+    <w:basedOn w:val="1"/>
+    <w:next w:val="a"/>
+    <w:uiPriority w:val="39"/>
+    <w:unhideWhenUsed/>
+    <w:qFormat/>
+    <w:rsid w:val="00AF7CEB"/>
+    <w:pPr>
+      <w:outlineLvl w:val="9"/>
+    </w:pPr>
+  </w:style>
+  <w:style w:type="paragraph" w:styleId="af3">
+    <w:name w:val="Balloon Text"/>
+    <w:basedOn w:val="a"/>
+    <w:link w:val="af4"/>
+    <w:uiPriority w:val="99"/>
+    <w:semiHidden/>
+    <w:unhideWhenUsed/>
+    <w:rsid w:val="004733DC"/>
+    <w:pPr>
+      <w:spacing w:line="240" w:lineRule="auto"/>
+    </w:pPr>
+    <w:rPr>
+      <w:rFonts w:ascii="Segoe UI" w:hAnsi="Segoe UI" w:cs="Segoe UI"/>
+      <w:sz w:val="18"/>
+      <w:szCs w:val="18"/>
+    </w:rPr>
+  </w:style>
+  <w:style w:type="character" w:customStyle="1" w:styleId="af4">
+    <w:name w:val="Текст выноски Знак"/>
+    <w:basedOn w:val="a0"/>
+    <w:link w:val="af3"/>
+    <w:uiPriority w:val="99"/>
+    <w:semiHidden/>
+    <w:rsid w:val="004733DC"/>
+    <w:rPr>
+      <w:rFonts w:ascii="Segoe UI" w:hAnsi="Segoe UI" w:cs="Segoe UI"/>
+      <w:sz w:val="18"/>
+      <w:szCs w:val="18"/>
+    </w:rPr>
+  </w:style>
+  <w:style w:type="paragraph" w:customStyle="1" w:styleId="11">
+    <w:name w:val="Заг1"/>
+    <w:basedOn w:val="1"/>
+    <w:next w:val="a"/>
+    <w:link w:val="12"/>
+    <w:qFormat/>
+    <w:rsid w:val="00585846"/>
+    <w:pPr>
+      <w:pageBreakBefore/>
+      <w:spacing w:before="0" w:line="360" w:lineRule="auto"/>
+      <w:ind w:firstLine="0"/>
+    </w:pPr>
+    <w:rPr>
+      <w:rFonts w:ascii="Times New Roman" w:hAnsi="Times New Roman"/>
+      <w:b/>
+      <w:color w:val="000000" w:themeColor="text1"/>
+      <w:sz w:val="28"/>
+    </w:rPr>
+  </w:style>
+  <w:style w:type="paragraph" w:customStyle="1" w:styleId="13">
+    <w:name w:val="Подзаг1"/>
+    <w:basedOn w:val="a"/>
+    <w:next w:val="a"/>
+    <w:link w:val="14"/>
+    <w:qFormat/>
+    <w:rsid w:val="004733DC"/>
+    <w:pPr>
+      <w:outlineLvl w:val="1"/>
+    </w:pPr>
+    <w:rPr>
+      <w:b/>
+    </w:rPr>
+  </w:style>
+  <w:style w:type="character" w:customStyle="1" w:styleId="12">
+    <w:name w:val="Заг1 Знак"/>
+    <w:basedOn w:val="a0"/>
+    <w:link w:val="11"/>
+    <w:rsid w:val="00585846"/>
+    <w:rPr>
+      <w:rFonts w:ascii="Times New Roman" w:eastAsiaTheme="majorEastAsia" w:hAnsi="Times New Roman" w:cstheme="majorBidi"/>
+      <w:b/>
+      <w:color w:val="000000" w:themeColor="text1"/>
+      <w:sz w:val="28"/>
+      <w:szCs w:val="32"/>
+    </w:rPr>
+  </w:style>
+  <w:style w:type="paragraph" w:styleId="15">
+    <w:name w:val="toc 1"/>
+    <w:basedOn w:val="a"/>
+    <w:next w:val="a"/>
+    <w:autoRedefine/>
+    <w:uiPriority w:val="39"/>
+    <w:unhideWhenUsed/>
+    <w:rsid w:val="00585846"/>
+    <w:pPr>
+      <w:tabs>
+        <w:tab w:val="right" w:leader="dot" w:pos="9628"/>
+      </w:tabs>
+      <w:spacing w:after="100"/>
+      <w:ind w:firstLine="0"/>
+      <w:jc w:val="left"/>
+    </w:pPr>
+  </w:style>
+  <w:style w:type="character" w:customStyle="1" w:styleId="14">
+    <w:name w:val="Подзаг1 Знак"/>
+    <w:basedOn w:val="a0"/>
+    <w:link w:val="13"/>
+    <w:rsid w:val="004733DC"/>
+    <w:rPr>
+      <w:rFonts w:ascii="Times New Roman" w:hAnsi="Times New Roman" w:cs="Times New Roman"/>
+      <w:b/>
+      <w:sz w:val="28"/>
+      <w:szCs w:val="28"/>
+    </w:rPr>
+  </w:style>
+  <w:style w:type="paragraph" w:styleId="23">
+    <w:name w:val="toc 2"/>
+    <w:basedOn w:val="a"/>
+    <w:next w:val="a"/>
+    <w:autoRedefine/>
+    <w:uiPriority w:val="39"/>
+    <w:unhideWhenUsed/>
+    <w:rsid w:val="00585846"/>
+    <w:pPr>
+      <w:tabs>
+        <w:tab w:val="right" w:leader="dot" w:pos="9628"/>
+      </w:tabs>
+      <w:spacing w:after="100"/>
+      <w:jc w:val="left"/>
+    </w:pPr>
+  </w:style>
+  <w:style w:type="character" w:styleId="af5">
+    <w:name w:val="Hyperlink"/>
+    <w:basedOn w:val="a0"/>
+    <w:uiPriority w:val="99"/>
+    <w:unhideWhenUsed/>
+    <w:rsid w:val="00DC171B"/>
+    <w:rPr>
+      <w:color w:val="0563C1" w:themeColor="hyperlink"/>
+      <w:u w:val="single"/>
+    </w:rPr>
+  </w:style>
+  <w:style w:type="paragraph" w:styleId="af6">
+    <w:name w:val="header"/>
+    <w:basedOn w:val="a"/>
+    <w:link w:val="af7"/>
+    <w:uiPriority w:val="99"/>
+    <w:unhideWhenUsed/>
+    <w:rsid w:val="00140328"/>
+    <w:pPr>
+      <w:tabs>
+        <w:tab w:val="center" w:pos="4677"/>
+        <w:tab w:val="right" w:pos="9355"/>
+      </w:tabs>
+      <w:spacing w:line="240" w:lineRule="auto"/>
+    </w:pPr>
+  </w:style>
+  <w:style w:type="character" w:customStyle="1" w:styleId="af7">
+    <w:name w:val="Верхний колонтитул Знак"/>
+    <w:basedOn w:val="a0"/>
+    <w:link w:val="af6"/>
+    <w:uiPriority w:val="99"/>
+    <w:rsid w:val="00140328"/>
+    <w:rPr>
+      <w:rFonts w:ascii="Times New Roman" w:hAnsi="Times New Roman" w:cs="Times New Roman"/>
+      <w:sz w:val="28"/>
+      <w:szCs w:val="28"/>
+    </w:rPr>
+  </w:style>
+  <w:style w:type="paragraph" w:styleId="af8">
+    <w:name w:val="footer"/>
+    <w:basedOn w:val="a"/>
+    <w:link w:val="af9"/>
+    <w:uiPriority w:val="99"/>
+    <w:unhideWhenUsed/>
+    <w:rsid w:val="00140328"/>
+    <w:pPr>
+      <w:tabs>
+        <w:tab w:val="center" w:pos="4677"/>
+        <w:tab w:val="right" w:pos="9355"/>
+      </w:tabs>
+      <w:spacing w:line="240" w:lineRule="auto"/>
+    </w:pPr>
+  </w:style>
+  <w:style w:type="character" w:customStyle="1" w:styleId="af9">
+    <w:name w:val="Нижний колонтитул Знак"/>
+    <w:basedOn w:val="a0"/>
+    <w:link w:val="af8"/>
+    <w:uiPriority w:val="99"/>
+    <w:rsid w:val="00140328"/>
+    <w:rPr>
+      <w:rFonts w:ascii="Times New Roman" w:hAnsi="Times New Roman" w:cs="Times New Roman"/>
+      <w:sz w:val="28"/>
+      <w:szCs w:val="28"/>
+    </w:rPr>
+  </w:style>
+  <w:style w:type="paragraph" w:customStyle="1" w:styleId="afa">
+    <w:name w:val="Рисунок"/>
+    <w:basedOn w:val="a"/>
+    <w:link w:val="afb"/>
+    <w:qFormat/>
+    <w:rsid w:val="00BC7457"/>
+    <w:pPr>
+      <w:keepNext/>
+      <w:keepLines/>
+      <w:ind w:firstLine="0"/>
+      <w:jc w:val="center"/>
+    </w:pPr>
+    <w:rPr>
+      <w:noProof/>
+    </w:rPr>
+  </w:style>
+  <w:style w:type="character" w:customStyle="1" w:styleId="afb">
+    <w:name w:val="Рисунок Знак"/>
+    <w:basedOn w:val="a0"/>
+    <w:link w:val="afa"/>
+    <w:rsid w:val="00BC7457"/>
+    <w:rPr>
+      <w:rFonts w:ascii="Times New Roman" w:hAnsi="Times New Roman" w:cs="Times New Roman"/>
+      <w:noProof/>
+      <w:sz w:val="28"/>
+      <w:szCs w:val="28"/>
+    </w:rPr>
+  </w:style>
+  <w:style w:type="paragraph" w:styleId="afc">
+    <w:name w:val="List Paragraph"/>
+    <w:basedOn w:val="a"/>
+    <w:uiPriority w:val="34"/>
+    <w:qFormat/>
+    <w:rsid w:val="00633F66"/>
+    <w:pPr>
+      <w:ind w:left="720"/>
+      <w:contextualSpacing/>
+    </w:pPr>
+  </w:style>
+  <w:style w:type="character" w:customStyle="1" w:styleId="16">
+    <w:name w:val="Неразрешенное упоминание1"/>
+    <w:basedOn w:val="a0"/>
+    <w:uiPriority w:val="99"/>
+    <w:semiHidden/>
+    <w:unhideWhenUsed/>
+    <w:rsid w:val="0069596D"/>
+    <w:rPr>
+      <w:color w:val="605E5C"/>
+      <w:shd w:val="clear" w:color="auto" w:fill="E1DFDD"/>
+    </w:rPr>
+  </w:style>
+  <w:style w:type="paragraph" w:customStyle="1" w:styleId="24">
+    <w:name w:val="Подзаг 2"/>
+    <w:basedOn w:val="a"/>
+    <w:next w:val="a"/>
+    <w:link w:val="25"/>
+    <w:qFormat/>
+    <w:rsid w:val="00F92AF7"/>
+    <w:rPr>
+      <w:b/>
+    </w:rPr>
+  </w:style>
+  <w:style w:type="character" w:customStyle="1" w:styleId="25">
+    <w:name w:val="Подзаг 2 Знак"/>
+    <w:basedOn w:val="a0"/>
+    <w:link w:val="24"/>
+    <w:rsid w:val="00F92AF7"/>
+    <w:rPr>
+      <w:rFonts w:ascii="Times New Roman" w:hAnsi="Times New Roman" w:cs="Times New Roman"/>
+      <w:b/>
+      <w:sz w:val="28"/>
+      <w:szCs w:val="28"/>
+    </w:rPr>
+  </w:style>
+  <w:style w:type="paragraph" w:styleId="31">
+    <w:name w:val="toc 3"/>
+    <w:basedOn w:val="a"/>
+    <w:next w:val="a"/>
+    <w:autoRedefine/>
+    <w:uiPriority w:val="39"/>
+    <w:unhideWhenUsed/>
+    <w:rsid w:val="00585846"/>
+    <w:pPr>
+      <w:spacing w:after="100"/>
+      <w:ind w:left="560"/>
+    </w:pPr>
+  </w:style>
+  <w:style w:type="character" w:customStyle="1" w:styleId="UnresolvedMention">
+    <w:name w:val="Unresolved Mention"/>
+    <w:basedOn w:val="a0"/>
+    <w:uiPriority w:val="99"/>
+    <w:semiHidden/>
+    <w:unhideWhenUsed/>
+    <w:rsid w:val="00420677"/>
+    <w:rPr>
+      <w:color w:val="605E5C"/>
+      <w:shd w:val="clear" w:color="auto" w:fill="E1DFDD"/>
+    </w:rPr>
+  </w:style>
+  <w:style w:type="character" w:styleId="afd">
+    <w:name w:val="FollowedHyperlink"/>
+    <w:basedOn w:val="a0"/>
+    <w:uiPriority w:val="99"/>
+    <w:semiHidden/>
+    <w:unhideWhenUsed/>
+    <w:rsid w:val="00007D4F"/>
+    <w:rPr>
+      <w:color w:val="954F72" w:themeColor="followedHyperlink"/>
+      <w:u w:val="single"/>
     </w:rPr>
   </w:style>
 </w:styles>
@@ -5967,7 +8051,7 @@
   <a:extraClrSchemeLst/>
   <a:extLst>
     <a:ext uri="{05A4C25C-085E-4340-85A3-A5531E510DB2}">
-      <thm15:themeFamily xmlns:thm15="http://schemas.microsoft.com/office/thememl/2012/main" name="Office Theme" id="{62F939B6-93AF-4DB8-9C6B-D6C7DFDC589F}" vid="{4A3C46E8-61CC-4603-A589-7422A47A8E4A}"/>
+      <thm15:themeFamily xmlns="" xmlns:thm15="http://schemas.microsoft.com/office/thememl/2012/main" name="Office Theme" id="{62F939B6-93AF-4DB8-9C6B-D6C7DFDC589F}" vid="{4A3C46E8-61CC-4603-A589-7422A47A8E4A}"/>
     </a:ext>
   </a:extLst>
 </a:theme>
@@ -5978,7 +8062,7 @@
 </file>
 
 <file path=customXml/itemProps1.xml><?xml version="1.0" encoding="utf-8"?>
-<ds:datastoreItem xmlns:ds="http://schemas.openxmlformats.org/officeDocument/2006/customXml" ds:itemID="{243CE3FB-9FFE-4FDE-BB86-19190FC001AE}">
+<ds:datastoreItem xmlns:ds="http://schemas.openxmlformats.org/officeDocument/2006/customXml" ds:itemID="{7312EF89-657D-401A-8F65-A1523F22453D}">
   <ds:schemaRefs>
     <ds:schemaRef ds:uri="http://schemas.openxmlformats.org/officeDocument/2006/bibliography"/>
   </ds:schemaRefs>

--- a/000.exe.docx
+++ b/000.exe.docx
@@ -1,7 +1,8 @@
 
 <file path=word/document.xml><?xml version="1.0" encoding="utf-8"?>
-<w:document xmlns:wpc="http://schemas.microsoft.com/office/word/2010/wordprocessingCanvas" xmlns:mc="http://schemas.openxmlformats.org/markup-compatibility/2006" xmlns:o="urn:schemas-microsoft-com:office:office" xmlns:r="http://schemas.openxmlformats.org/officeDocument/2006/relationships" xmlns:m="http://schemas.openxmlformats.org/officeDocument/2006/math" xmlns:v="urn:schemas-microsoft-com:vml" xmlns:wp14="http://schemas.microsoft.com/office/word/2010/wordprocessingDrawing" xmlns:wp="http://schemas.openxmlformats.org/drawingml/2006/wordprocessingDrawing" xmlns:w10="urn:schemas-microsoft-com:office:word" xmlns:w="http://schemas.openxmlformats.org/wordprocessingml/2006/main" xmlns:w14="http://schemas.microsoft.com/office/word/2010/wordml" xmlns:wpg="http://schemas.microsoft.com/office/word/2010/wordprocessingGroup" xmlns:wpi="http://schemas.microsoft.com/office/word/2010/wordprocessingInk" xmlns:wne="http://schemas.microsoft.com/office/word/2006/wordml" xmlns:wps="http://schemas.microsoft.com/office/word/2010/wordprocessingShape" mc:Ignorable="w14 wp14">
+<w:document xmlns:wpc="http://schemas.microsoft.com/office/word/2010/wordprocessingCanvas" xmlns:cx="http://schemas.microsoft.com/office/drawing/2014/chartex" xmlns:cx1="http://schemas.microsoft.com/office/drawing/2015/9/8/chartex" xmlns:cx2="http://schemas.microsoft.com/office/drawing/2015/10/21/chartex" xmlns:cx3="http://schemas.microsoft.com/office/drawing/2016/5/9/chartex" xmlns:cx4="http://schemas.microsoft.com/office/drawing/2016/5/10/chartex" xmlns:cx5="http://schemas.microsoft.com/office/drawing/2016/5/11/chartex" xmlns:cx6="http://schemas.microsoft.com/office/drawing/2016/5/12/chartex" xmlns:cx7="http://schemas.microsoft.com/office/drawing/2016/5/13/chartex" xmlns:cx8="http://schemas.microsoft.com/office/drawing/2016/5/14/chartex" xmlns:mc="http://schemas.openxmlformats.org/markup-compatibility/2006" xmlns:aink="http://schemas.microsoft.com/office/drawing/2016/ink" xmlns:am3d="http://schemas.microsoft.com/office/drawing/2017/model3d" xmlns:o="urn:schemas-microsoft-com:office:office" xmlns:r="http://schemas.openxmlformats.org/officeDocument/2006/relationships" xmlns:m="http://schemas.openxmlformats.org/officeDocument/2006/math" xmlns:v="urn:schemas-microsoft-com:vml" xmlns:wp14="http://schemas.microsoft.com/office/word/2010/wordprocessingDrawing" xmlns:wp="http://schemas.openxmlformats.org/drawingml/2006/wordprocessingDrawing" xmlns:w10="urn:schemas-microsoft-com:office:word" xmlns:w="http://schemas.openxmlformats.org/wordprocessingml/2006/main" xmlns:w14="http://schemas.microsoft.com/office/word/2010/wordml" xmlns:w15="http://schemas.microsoft.com/office/word/2012/wordml" xmlns:w16cid="http://schemas.microsoft.com/office/word/2016/wordml/cid" xmlns:w16se="http://schemas.microsoft.com/office/word/2015/wordml/symex" xmlns:wpg="http://schemas.microsoft.com/office/word/2010/wordprocessingGroup" xmlns:wpi="http://schemas.microsoft.com/office/word/2010/wordprocessingInk" xmlns:wne="http://schemas.microsoft.com/office/word/2006/wordml" xmlns:wps="http://schemas.microsoft.com/office/word/2010/wordprocessingShape" mc:Ignorable="w14 w15 w16se w16cid wp14">
   <w:body>
+    <w:bookmarkStart w:id="0" w:name="_GoBack" w:displacedByCustomXml="next"/>
     <w:sdt>
       <w:sdtPr>
         <w:rPr>
@@ -1283,7 +1284,7 @@
           <w:b/>
         </w:rPr>
         <w:sectPr>
-          <w:footerReference w:type="default" r:id="rId9"/>
+          <w:footerReference w:type="default" r:id="rId8"/>
           <w:pgSz w:w="11906" w:h="16838"/>
           <w:pgMar w:top="1134" w:right="567" w:bottom="1134" w:left="1701" w:header="709" w:footer="709" w:gutter="0"/>
           <w:cols w:space="708"/>
@@ -1347,6 +1348,22 @@
       </w:r>
     </w:p>
     <w:p>
+      <w:pPr>
+        <w:ind w:firstLine="708"/>
+      </w:pPr>
+      <w:r>
+        <w:t>1. Представление</w:t>
+      </w:r>
+    </w:p>
+    <w:p>
+      <w:pPr>
+        <w:ind w:firstLine="708"/>
+      </w:pPr>
+      <w:r>
+        <w:t>2. Актуальность, цели и задачи</w:t>
+      </w:r>
+    </w:p>
+    <w:p>
       <w:r>
         <w:br w:type="page"/>
       </w:r>
@@ -1356,14 +1373,15 @@
         <w:pStyle w:val="11"/>
         <w:jc w:val="center"/>
       </w:pPr>
-      <w:bookmarkStart w:id="0" w:name="_Toc231313830"/>
-      <w:r>
+      <w:bookmarkStart w:id="1" w:name="_Toc231313830"/>
+      <w:r>
+        <w:lastRenderedPageBreak/>
         <w:t>В</w:t>
       </w:r>
       <w:r>
         <w:t>ВЕДЕНИЕ</w:t>
       </w:r>
-      <w:bookmarkEnd w:id="0"/>
+      <w:bookmarkEnd w:id="1"/>
     </w:p>
     <w:p>
       <w:r>
@@ -1499,6 +1517,7 @@
     </w:p>
     <w:p>
       <w:r>
+        <w:lastRenderedPageBreak/>
         <w:t xml:space="preserve">4. Исследовать влияние региональных ограничений на доступность лицензионного программного обеспечения. </w:t>
       </w:r>
     </w:p>
@@ -1540,8 +1559,9 @@
       <w:pPr>
         <w:pStyle w:val="11"/>
       </w:pPr>
-      <w:bookmarkStart w:id="1" w:name="_Toc231313831"/>
-      <w:r>
+      <w:bookmarkStart w:id="2" w:name="_Toc231313831"/>
+      <w:r>
+        <w:lastRenderedPageBreak/>
         <w:t xml:space="preserve">Глава </w:t>
       </w:r>
       <w:r>
@@ -1553,7 +1573,7 @@
       <w:r>
         <w:t>ТЕОРЕТИЧЕСКИЕ ОСНОВЫ БЕЗОПАСНОСТИ ПРОГРАММНОГО ОБЕСПЕЧЕНИЯ</w:t>
       </w:r>
-      <w:bookmarkEnd w:id="1"/>
+      <w:bookmarkEnd w:id="2"/>
       <w:r>
         <w:t xml:space="preserve"> </w:t>
       </w:r>
@@ -1566,7 +1586,7 @@
           <w:numId w:val="1"/>
         </w:numPr>
       </w:pPr>
-      <w:bookmarkStart w:id="2" w:name="_Toc231313832"/>
+      <w:bookmarkStart w:id="3" w:name="_Toc231313832"/>
       <w:r>
         <w:t xml:space="preserve">Понятие </w:t>
       </w:r>
@@ -1579,7 +1599,7 @@
       <w:r>
         <w:t xml:space="preserve"> пиратского программного обеспечения.</w:t>
       </w:r>
-      <w:bookmarkEnd w:id="2"/>
+      <w:bookmarkEnd w:id="3"/>
       <w:r>
         <w:t xml:space="preserve"> </w:t>
       </w:r>
@@ -1729,7 +1749,7 @@
       <w:pPr>
         <w:pStyle w:val="13"/>
       </w:pPr>
-      <w:bookmarkStart w:id="3" w:name="_Toc231313833"/>
+      <w:bookmarkStart w:id="4" w:name="_Toc231313833"/>
       <w:r>
         <w:t xml:space="preserve">1.2 Защита </w:t>
       </w:r>
@@ -1771,7 +1791,7 @@
       <w:r>
         <w:t>anagement</w:t>
       </w:r>
-      <w:bookmarkEnd w:id="3"/>
+      <w:bookmarkEnd w:id="4"/>
       <w:proofErr w:type="spellEnd"/>
     </w:p>
     <w:p>
@@ -1836,7 +1856,11 @@
         <w:t xml:space="preserve"> </w:t>
       </w:r>
       <w:r>
-        <w:t xml:space="preserve">– привязать копию программного обеспечения к конкретному пользователю или оборудованию, тем самым исключая возможность несанкционированного копирования. Существует несколько методов, с помощью которых </w:t>
+        <w:t xml:space="preserve">– привязать копию программного обеспечения к конкретному пользователю или оборудованию, тем самым исключая возможность несанкционированного копирования. Существует несколько </w:t>
+      </w:r>
+      <w:r>
+        <w:lastRenderedPageBreak/>
+        <w:t xml:space="preserve">методов, с помощью которых </w:t>
       </w:r>
       <w:r>
         <w:rPr>
@@ -1904,15 +1928,7 @@
         </w:rPr>
       </w:pPr>
       <w:r>
-        <w:t xml:space="preserve">Несмотря на всю сложность </w:t>
-      </w:r>
-      <w:proofErr w:type="gramStart"/>
-      <w:r>
-        <w:t>системы, желающие получить доступ к программе бесплатно используют</w:t>
-      </w:r>
-      <w:proofErr w:type="gramEnd"/>
-      <w:r>
-        <w:t xml:space="preserve"> различные техники, способы для обхода </w:t>
+        <w:t xml:space="preserve">Несмотря на всю сложность системы, желающие получить доступ к программе бесплатно используют различные техники, способы для обхода </w:t>
       </w:r>
       <w:r>
         <w:rPr>
@@ -2019,7 +2035,11 @@
         <w:t xml:space="preserve"> </w:t>
       </w:r>
       <w:r>
-        <w:t xml:space="preserve">для создания особых уникальных лицензионных ключей. Система принимает их за подлинные и позволяют пользователю получить доступ к используемым функциям точно так же, как если бы лицензия была приобретена легально. </w:t>
+        <w:t xml:space="preserve">для создания особых </w:t>
+      </w:r>
+      <w:r>
+        <w:lastRenderedPageBreak/>
+        <w:t xml:space="preserve">уникальных лицензионных ключей. Система принимает их за подлинные и позволяют пользователю получить доступ к используемым функциям точно так же, как если бы лицензия была приобретена легально. </w:t>
       </w:r>
     </w:p>
     <w:p>
@@ -2027,7 +2047,7 @@
         <w:pStyle w:val="13"/>
         <w:outlineLvl w:val="2"/>
       </w:pPr>
-      <w:bookmarkStart w:id="4" w:name="_Toc231313834"/>
+      <w:bookmarkStart w:id="5" w:name="_Toc231313834"/>
       <w:r>
         <w:t xml:space="preserve">1.2.1 </w:t>
       </w:r>
@@ -2046,7 +2066,7 @@
       <w:r>
         <w:t>Anti-Tamper</w:t>
       </w:r>
-      <w:bookmarkEnd w:id="4"/>
+      <w:bookmarkEnd w:id="5"/>
       <w:proofErr w:type="spellEnd"/>
     </w:p>
     <w:p>
@@ -2054,7 +2074,7 @@
         <w:pStyle w:val="13"/>
         <w:outlineLvl w:val="3"/>
       </w:pPr>
-      <w:bookmarkStart w:id="5" w:name="_Toc231313835"/>
+      <w:bookmarkStart w:id="6" w:name="_Toc231313835"/>
       <w:r>
         <w:t xml:space="preserve">1.2.1.1 Основное понятие </w:t>
       </w:r>
@@ -2084,7 +2104,7 @@
         </w:rPr>
         <w:t>Tamper</w:t>
       </w:r>
-      <w:bookmarkEnd w:id="5"/>
+      <w:bookmarkEnd w:id="6"/>
     </w:p>
     <w:p>
       <w:proofErr w:type="spellStart"/>
@@ -2164,7 +2184,7 @@
         <w:pStyle w:val="13"/>
         <w:outlineLvl w:val="3"/>
       </w:pPr>
-      <w:bookmarkStart w:id="6" w:name="_Toc231313836"/>
+      <w:bookmarkStart w:id="7" w:name="_Toc231313836"/>
       <w:r>
         <w:t xml:space="preserve">1.2.1.2 Механизм работы </w:t>
       </w:r>
@@ -2194,7 +2214,7 @@
         </w:rPr>
         <w:t>Tamper</w:t>
       </w:r>
-      <w:bookmarkEnd w:id="6"/>
+      <w:bookmarkEnd w:id="7"/>
     </w:p>
     <w:p>
       <w:r>
@@ -2314,11 +2334,11 @@
         <w:pStyle w:val="13"/>
         <w:outlineLvl w:val="3"/>
       </w:pPr>
-      <w:bookmarkStart w:id="7" w:name="_Toc231313837"/>
+      <w:bookmarkStart w:id="8" w:name="_Toc231313837"/>
       <w:r>
         <w:t>1.2.1.3 Механизм динамических проверок</w:t>
       </w:r>
-      <w:bookmarkEnd w:id="7"/>
+      <w:bookmarkEnd w:id="8"/>
     </w:p>
     <w:p>
       <w:pPr>
@@ -2333,7 +2353,11 @@
         <w:t xml:space="preserve">В код программы встроено большое множество точек контроля, которые называются триггерами. Они срабатывают во время </w:t>
       </w:r>
       <w:r>
-        <w:t>игрового процесса. Сам триггер вшивается в функцию программы. Когда та выполняет свои основные действия</w:t>
+        <w:t xml:space="preserve">игрового процесса. Сам триггер вшивается в </w:t>
+      </w:r>
+      <w:r>
+        <w:lastRenderedPageBreak/>
+        <w:t>функцию программы. Когда та выполняет свои основные действия</w:t>
       </w:r>
       <w:r>
         <w:t xml:space="preserve">, она параллельно отправляет скрытый запрос к модулю защиты. После чего </w:t>
@@ -2473,6 +2497,7 @@
         <w:rPr>
           <w:lang w:eastAsia="ru-RU"/>
         </w:rPr>
+        <w:lastRenderedPageBreak/>
         <mc:AlternateContent>
           <mc:Choice Requires="wps">
             <w:drawing>
@@ -2532,7 +2557,7 @@
           </mc:Choice>
           <mc:Fallback>
             <w:pict>
-              <v:rect id="Прямоугольник 14" o:spid="_x0000_s1026" alt="blob:https://web.telegram.org/6ae3ef30-f1b1-47fe-aebd-b1a5fdf15993" style="width:24.3pt;height:24.3pt;visibility:visible;mso-wrap-style:square;mso-left-percent:-10001;mso-top-percent:-10001;mso-position-horizontal:absolute;mso-position-horizontal-relative:char;mso-position-vertical:absolute;mso-position-vertical-relative:line;mso-left-percent:-10001;mso-top-percent:-10001;v-text-anchor:top" o:gfxdata="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" filled="f" stroked="f">
+              <v:rect w14:anchorId="74ED1685" id="Прямоугольник 14" o:spid="_x0000_s1026" alt="blob:https://web.telegram.org/6ae3ef30-f1b1-47fe-aebd-b1a5fdf15993" style="width:24.3pt;height:24.3pt;visibility:visible;mso-wrap-style:square;mso-left-percent:-10001;mso-top-percent:-10001;mso-position-horizontal:absolute;mso-position-horizontal-relative:char;mso-position-vertical:absolute;mso-position-vertical-relative:line;mso-left-percent:-10001;mso-top-percent:-10001;v-text-anchor:top" o:gfxdata="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" filled="f" stroked="f">
                 <o:lock v:ext="edit" aspectratio="t"/>
                 <w10:anchorlock/>
               </v:rect>
@@ -2606,7 +2631,7 @@
           </mc:Choice>
           <mc:Fallback>
             <w:pict>
-              <v:rect id="Прямоугольник 15" o:spid="_x0000_s1026" alt="blob:https://web.telegram.org/6ae3ef30-f1b1-47fe-aebd-b1a5fdf15993" style="width:24.3pt;height:24.3pt;visibility:visible;mso-wrap-style:square;mso-left-percent:-10001;mso-top-percent:-10001;mso-position-horizontal:absolute;mso-position-horizontal-relative:char;mso-position-vertical:absolute;mso-position-vertical-relative:line;mso-left-percent:-10001;mso-top-percent:-10001;v-text-anchor:top" o:gfxdata="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" filled="f" stroked="f">
+              <v:rect w14:anchorId="18DCA038" id="Прямоугольник 15" o:spid="_x0000_s1026" alt="blob:https://web.telegram.org/6ae3ef30-f1b1-47fe-aebd-b1a5fdf15993" style="width:24.3pt;height:24.3pt;visibility:visible;mso-wrap-style:square;mso-left-percent:-10001;mso-top-percent:-10001;mso-position-horizontal:absolute;mso-position-horizontal-relative:char;mso-position-vertical:absolute;mso-position-vertical-relative:line;mso-left-percent:-10001;mso-top-percent:-10001;v-text-anchor:top" o:gfxdata="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" filled="f" stroked="f">
                 <o:lock v:ext="edit" aspectratio="t"/>
                 <w10:anchorlock/>
               </v:rect>
@@ -2637,7 +2662,7 @@
                     <pic:cNvPicPr/>
                   </pic:nvPicPr>
                   <pic:blipFill>
-                    <a:blip r:embed="rId10"/>
+                    <a:blip r:embed="rId9"/>
                     <a:stretch>
                       <a:fillRect/>
                     </a:stretch>
@@ -2686,11 +2711,11 @@
       <w:r>
         <w:t xml:space="preserve"> </w:t>
       </w:r>
-      <w:bookmarkStart w:id="8" w:name="_Toc231313838"/>
+      <w:bookmarkStart w:id="9" w:name="_Toc231313838"/>
       <w:r>
         <w:t>Классификация угроз в нелицензионных дистрибутивах</w:t>
       </w:r>
-      <w:bookmarkEnd w:id="8"/>
+      <w:bookmarkEnd w:id="9"/>
     </w:p>
     <w:p>
       <w:r>
@@ -2814,7 +2839,11 @@
         <w:t>. В</w:t>
       </w:r>
       <w:r>
-        <w:t xml:space="preserve">редоносный код, который использует вычислительную мощность компьютера пользователя с целью добычи криптовалюты. Подобное программное обеспечение может не только добывать криптовалюту, но и выполнять ряд других действий. Например, извлекать какую либо конфиденциальную информацию пользователя и открывать посторонним лицам доступ к электронным кошелькам, финансовым средствам. Современные </w:t>
+        <w:t xml:space="preserve">редоносный код, который использует вычислительную мощность компьютера пользователя с целью добычи </w:t>
+      </w:r>
+      <w:r>
+        <w:lastRenderedPageBreak/>
+        <w:t xml:space="preserve">криптовалюты. Подобное программное обеспечение может не только добывать криптовалюту, но и выполнять ряд других действий. Например, извлекать какую либо конфиденциальную информацию пользователя и открывать посторонним лицам доступ к электронным кошелькам, финансовым средствам. Современные </w:t>
       </w:r>
       <w:proofErr w:type="spellStart"/>
       <w:r>
@@ -2853,13 +2882,8 @@
           <w:numId w:val="10"/>
         </w:numPr>
       </w:pPr>
-      <w:proofErr w:type="spellStart"/>
-      <w:r>
-        <w:t>Бэкдоры</w:t>
-      </w:r>
-      <w:proofErr w:type="spellEnd"/>
-      <w:r>
-        <w:t xml:space="preserve"> (</w:t>
+      <w:r>
+        <w:t>Бэкдоры (</w:t>
       </w:r>
       <w:proofErr w:type="spellStart"/>
       <w:r>
@@ -2993,6 +3017,7 @@
         </w:numPr>
       </w:pPr>
       <w:r>
+        <w:lastRenderedPageBreak/>
         <w:t>Программы-вымогатели (</w:t>
       </w:r>
       <w:proofErr w:type="spellStart"/>
@@ -3018,11 +3043,11 @@
       <w:r>
         <w:t xml:space="preserve"> </w:t>
       </w:r>
-      <w:bookmarkStart w:id="9" w:name="_Toc231313839"/>
+      <w:bookmarkStart w:id="10" w:name="_Toc231313839"/>
       <w:r>
         <w:t>Методы скрытого внедрения и маскировки угроз</w:t>
       </w:r>
-      <w:bookmarkEnd w:id="9"/>
+      <w:bookmarkEnd w:id="10"/>
     </w:p>
     <w:p>
       <w:r>
@@ -3119,21 +3144,22 @@
       <w:pPr>
         <w:pStyle w:val="11"/>
       </w:pPr>
-      <w:bookmarkStart w:id="10" w:name="_Toc231313840"/>
-      <w:r>
+      <w:bookmarkStart w:id="11" w:name="_Toc231313840"/>
+      <w:r>
+        <w:lastRenderedPageBreak/>
         <w:t>Глава 2. ПРАКТИЧЕСКАЯ ЧАСТЬ</w:t>
       </w:r>
-      <w:bookmarkEnd w:id="10"/>
+      <w:bookmarkEnd w:id="11"/>
     </w:p>
     <w:p>
       <w:pPr>
         <w:pStyle w:val="13"/>
       </w:pPr>
-      <w:bookmarkStart w:id="11" w:name="_Toc231313841"/>
+      <w:bookmarkStart w:id="12" w:name="_Toc231313841"/>
       <w:r>
         <w:t>2.1 Инструменты и условия проведения исследования</w:t>
       </w:r>
-      <w:bookmarkEnd w:id="11"/>
+      <w:bookmarkEnd w:id="12"/>
     </w:p>
     <w:p>
       <w:r>
@@ -3205,13 +3231,8 @@
         <w:t>[</w:t>
       </w:r>
       <w:r>
-        <w:t>7, С</w:t>
-      </w:r>
-      <w:proofErr w:type="gramStart"/>
-      <w:r>
-        <w:t>1</w:t>
-      </w:r>
-      <w:proofErr w:type="gramEnd"/>
+        <w:t>7, С1</w:t>
+      </w:r>
       <w:r>
         <w:t>]</w:t>
       </w:r>
@@ -3261,93 +3282,79 @@
         <w:t>[</w:t>
       </w:r>
       <w:r>
-        <w:t xml:space="preserve">8, </w:t>
+        <w:t>8, С1</w:t>
+      </w:r>
+      <w:r>
+        <w:t>]</w:t>
+      </w:r>
+      <w:r>
+        <w:t xml:space="preserve">С помощью командной строки проводился анализ и восстановление прав доступа к </w:t>
+      </w:r>
+      <w:r>
+        <w:t xml:space="preserve">объектам, которые были изменены пиратским программным обеспечением. </w:t>
+      </w:r>
+    </w:p>
+    <w:p>
+      <w:pPr>
+        <w:pStyle w:val="13"/>
+      </w:pPr>
+      <w:bookmarkStart w:id="13" w:name="_Toc231313842"/>
+      <w:r>
+        <w:t xml:space="preserve">2.2 Анализ </w:t>
+      </w:r>
+      <w:r>
+        <w:t>рисков использования пиратского программного обеспечения</w:t>
+      </w:r>
+      <w:bookmarkEnd w:id="13"/>
+      <w:r>
+        <w:t>.</w:t>
+      </w:r>
+    </w:p>
+    <w:p>
+      <w:pPr>
+        <w:spacing w:after="240"/>
+      </w:pPr>
+      <w:r>
+        <w:t xml:space="preserve">В качестве исследуемого объекта был использован дистрибутив нелицензионного программного обеспечения, загруженный с популярного </w:t>
+      </w:r>
+      <w:r>
+        <w:lastRenderedPageBreak/>
+        <w:t>торрент-</w:t>
       </w:r>
       <w:proofErr w:type="spellStart"/>
       <w:r>
-        <w:t>С</w:t>
-      </w:r>
-      <w:proofErr w:type="gramStart"/>
-      <w:r>
-        <w:t>1</w:t>
+        <w:t>трекера</w:t>
       </w:r>
       <w:proofErr w:type="spellEnd"/>
-      <w:proofErr w:type="gramEnd"/>
-      <w:r>
-        <w:t>]</w:t>
-      </w:r>
-      <w:r>
-        <w:t xml:space="preserve">С помощью командной строки проводился анализ и восстановление прав доступа к </w:t>
-      </w:r>
-      <w:r>
-        <w:t xml:space="preserve">объектам, которые были изменены пиратским программным обеспечением. </w:t>
-      </w:r>
-    </w:p>
-    <w:p>
-      <w:pPr>
-        <w:pStyle w:val="13"/>
-      </w:pPr>
-      <w:bookmarkStart w:id="12" w:name="_Toc231313842"/>
-      <w:r>
-        <w:t xml:space="preserve">2.2 Анализ </w:t>
-      </w:r>
-      <w:r>
-        <w:t>рисков использования пиратского программного обеспечения</w:t>
-      </w:r>
-      <w:bookmarkEnd w:id="12"/>
+      <w:r>
+        <w:t xml:space="preserve">. После запуска загруженного исполняемого файла </w:t>
+      </w:r>
+      <w:r>
+        <w:t>был зафиксирован факт понижения производительности компьютера, выраженный в резком понижении частоты кадров (FPS</w:t>
+      </w:r>
+      <w:r>
+        <w:t xml:space="preserve">), а также в мгновенной блокировке доступа к </w:t>
+      </w:r>
+      <w:r>
+        <w:tab/>
+      </w:r>
+      <w:r>
+        <w:t>директории «Мои документы»</w:t>
+      </w:r>
+      <w:r>
+        <w:t xml:space="preserve"> (см. Рисунок 1)</w:t>
+      </w:r>
+      <w:r>
+        <w:t xml:space="preserve">, вследствие чего возникла необходимость в анализе запущенного файла, который был загружен на веб-платформу мультисканирования </w:t>
+      </w:r>
+      <w:proofErr w:type="spellStart"/>
+      <w:r>
+        <w:t>VirusTotal</w:t>
+      </w:r>
+      <w:proofErr w:type="spellEnd"/>
       <w:r>
         <w:t>.</w:t>
       </w:r>
-    </w:p>
-    <w:p>
-      <w:pPr>
-        <w:spacing w:after="240"/>
-      </w:pPr>
-      <w:r>
-        <w:t xml:space="preserve">В качестве исследуемого объекта был использован дистрибутив нелицензионного программного обеспечения, загруженный </w:t>
-      </w:r>
-      <w:proofErr w:type="gramStart"/>
-      <w:r>
-        <w:t>с</w:t>
-      </w:r>
-      <w:proofErr w:type="gramEnd"/>
-      <w:r>
-        <w:t xml:space="preserve"> популярного </w:t>
-      </w:r>
-      <w:proofErr w:type="spellStart"/>
-      <w:r>
-        <w:t>торрент-трекера</w:t>
-      </w:r>
-      <w:proofErr w:type="spellEnd"/>
-      <w:r>
-        <w:t xml:space="preserve">. После запуска загруженного исполняемого файла </w:t>
-      </w:r>
-      <w:r>
-        <w:t>был зафиксирован факт понижения производительности компьютера, выраженный в резком понижении частоты кадров (FPS</w:t>
-      </w:r>
-      <w:r>
-        <w:t xml:space="preserve">), а также в мгновенной блокировке доступа к </w:t>
-      </w:r>
-      <w:r>
-        <w:tab/>
-      </w:r>
-      <w:r>
-        <w:t>директории «Мои документы»</w:t>
-      </w:r>
-      <w:r>
-        <w:t xml:space="preserve"> (см. Рисунок 1)</w:t>
-      </w:r>
-      <w:r>
-        <w:t xml:space="preserve">, вследствие чего возникла необходимость в анализе запущенного файла, который был загружен на веб-платформу мультисканирования </w:t>
-      </w:r>
-      <w:proofErr w:type="spellStart"/>
-      <w:r>
-        <w:t>VirusTotal</w:t>
-      </w:r>
-      <w:proofErr w:type="spellEnd"/>
-      <w:r>
-        <w:t>.</w:t>
-      </w:r>
       <w:r>
         <w:t xml:space="preserve"> </w:t>
       </w:r>
@@ -3355,6 +3362,7 @@
     <w:p>
       <w:r>
         <w:rPr>
+          <w:noProof/>
           <w:lang w:eastAsia="ru-RU"/>
         </w:rPr>
         <w:drawing>
@@ -3373,7 +3381,7 @@
                     <pic:cNvPicPr/>
                   </pic:nvPicPr>
                   <pic:blipFill>
-                    <a:blip r:embed="rId11">
+                    <a:blip r:embed="rId10">
                       <a:extLst>
                         <a:ext uri="{28A0092B-C50C-407E-A947-70E740481C1C}">
                           <a14:useLocalDpi xmlns:a14="http://schemas.microsoft.com/office/drawing/2010/main" val="0"/>
@@ -3477,7 +3485,7 @@
                     <pic:cNvPicPr/>
                   </pic:nvPicPr>
                   <pic:blipFill>
-                    <a:blip r:embed="rId12" cstate="print">
+                    <a:blip r:embed="rId11" cstate="print">
                       <a:extLst>
                         <a:ext uri="{28A0092B-C50C-407E-A947-70E740481C1C}">
                           <a14:useLocalDpi xmlns:a14="http://schemas.microsoft.com/office/drawing/2010/main" val="0"/>
@@ -3544,13 +3552,8 @@
         <w:t xml:space="preserve"> </w:t>
       </w:r>
       <w:r>
-        <w:t xml:space="preserve">самого вредоносного </w:t>
-      </w:r>
-      <w:proofErr w:type="gramStart"/>
-      <w:r>
-        <w:t>ПО</w:t>
-      </w:r>
-      <w:proofErr w:type="gramEnd"/>
+        <w:t>самого вредоносного ПО</w:t>
+      </w:r>
       <w:r>
         <w:t xml:space="preserve">. Для решения данной проблемы был выбран метод администрирования через командную строку </w:t>
       </w:r>
@@ -3593,34 +3596,16 @@
         <w:t>9</w:t>
       </w:r>
       <w:r>
-        <w:t xml:space="preserve">, </w:t>
-      </w:r>
-      <w:proofErr w:type="spellStart"/>
-      <w:r>
-        <w:t>С1</w:t>
-      </w:r>
-      <w:proofErr w:type="spellEnd"/>
+        <w:t>, С1</w:t>
+      </w:r>
       <w:r>
         <w:rPr>
           <w:lang w:val="en-US"/>
         </w:rPr>
         <w:t>]</w:t>
       </w:r>
-      <w:proofErr w:type="gramStart"/>
-      <w:r>
-        <w:t>.</w:t>
-      </w:r>
-      <w:proofErr w:type="gramEnd"/>
-      <w:r>
-        <w:t xml:space="preserve"> ( </w:t>
-      </w:r>
-      <w:proofErr w:type="gramStart"/>
-      <w:r>
-        <w:t>с</w:t>
-      </w:r>
-      <w:proofErr w:type="gramEnd"/>
-      <w:r>
-        <w:t>м. Рисунок 3).</w:t>
+      <w:r>
+        <w:t>. ( см. Рисунок 3).</w:t>
       </w:r>
     </w:p>
     <w:p>
@@ -3628,11 +3613,151 @@
         <w:pStyle w:val="afa"/>
       </w:pPr>
       <w:r>
+        <w:lastRenderedPageBreak/>
         <w:drawing>
           <wp:inline distT="0" distB="0" distL="0" distR="0" wp14:anchorId="2A726CB1" wp14:editId="602800F0">
             <wp:extent cx="6120130" cy="1840650"/>
             <wp:effectExtent l="0" t="0" r="0" b="7620"/>
             <wp:docPr id="1" name="Рисунок 1"/>
+            <wp:cNvGraphicFramePr>
+              <a:graphicFrameLocks xmlns:a="http://schemas.openxmlformats.org/drawingml/2006/main" noChangeAspect="1"/>
+            </wp:cNvGraphicFramePr>
+            <a:graphic xmlns:a="http://schemas.openxmlformats.org/drawingml/2006/main">
+              <a:graphicData uri="http://schemas.openxmlformats.org/drawingml/2006/picture">
+                <pic:pic xmlns:pic="http://schemas.openxmlformats.org/drawingml/2006/picture">
+                  <pic:nvPicPr>
+                    <pic:cNvPr id="0" name=""/>
+                    <pic:cNvPicPr/>
+                  </pic:nvPicPr>
+                  <pic:blipFill>
+                    <a:blip r:embed="rId12"/>
+                    <a:stretch>
+                      <a:fillRect/>
+                    </a:stretch>
+                  </pic:blipFill>
+                  <pic:spPr>
+                    <a:xfrm>
+                      <a:off x="0" y="0"/>
+                      <a:ext cx="6120130" cy="1840650"/>
+                    </a:xfrm>
+                    <a:prstGeom prst="rect">
+                      <a:avLst/>
+                    </a:prstGeom>
+                  </pic:spPr>
+                </pic:pic>
+              </a:graphicData>
+            </a:graphic>
+          </wp:inline>
+        </w:drawing>
+      </w:r>
+    </w:p>
+    <w:p>
+      <w:pPr>
+        <w:pStyle w:val="afa"/>
+      </w:pPr>
+      <w:r>
+        <w:t>Рисунок 3.</w:t>
+      </w:r>
+      <w:r>
+        <w:tab/>
+        <w:t xml:space="preserve"> Восстановление доступа</w:t>
+      </w:r>
+    </w:p>
+    <w:p>
+      <w:r>
+        <w:t xml:space="preserve">Использовалась </w:t>
+      </w:r>
+      <w:proofErr w:type="spellStart"/>
+      <w:r>
+        <w:t>команда:takeown</w:t>
+      </w:r>
+      <w:proofErr w:type="spellEnd"/>
+      <w:r>
+        <w:t xml:space="preserve"> /f "C:\Users\User\Documents" /r /d y. </w:t>
+      </w:r>
+      <w:r>
+        <w:t xml:space="preserve">Однако одного лишь изменения владельца директории через </w:t>
+      </w:r>
+      <w:proofErr w:type="spellStart"/>
+      <w:r>
+        <w:rPr>
+          <w:lang w:val="en-US"/>
+        </w:rPr>
+        <w:t>takeown</w:t>
+      </w:r>
+      <w:proofErr w:type="spellEnd"/>
+      <w:r>
+        <w:t xml:space="preserve"> недостаточно для разрешения проблемы. Для полного сброса поврежденных разрешений была применена системная утилита </w:t>
+      </w:r>
+      <w:proofErr w:type="spellStart"/>
+      <w:r>
+        <w:rPr>
+          <w:lang w:val="en-US"/>
+        </w:rPr>
+        <w:t>icacls</w:t>
+      </w:r>
+      <w:proofErr w:type="spellEnd"/>
+      <w:r>
+        <w:t xml:space="preserve">. (см. Рисунок 4). </w:t>
+      </w:r>
+      <w:r>
+        <w:t xml:space="preserve">Команда </w:t>
+      </w:r>
+      <w:proofErr w:type="spellStart"/>
+      <w:r>
+        <w:rPr>
+          <w:lang w:val="en-US"/>
+        </w:rPr>
+        <w:t>icacls</w:t>
+      </w:r>
+      <w:proofErr w:type="spellEnd"/>
+      <w:r>
+        <w:t xml:space="preserve"> </w:t>
+      </w:r>
+      <w:r>
+        <w:t>о</w:t>
+      </w:r>
+      <w:r>
+        <w:t>тображает или изменяет списки управления доступом (</w:t>
+      </w:r>
+      <w:r>
+        <w:rPr>
+          <w:lang w:val="en-US"/>
+        </w:rPr>
+        <w:t>DACLs</w:t>
+      </w:r>
+      <w:r>
+        <w:t>) для указанных файлов и применяет хранимые списки управления доступом</w:t>
+      </w:r>
+      <w:r>
+        <w:t xml:space="preserve"> к файлам в указанных каталогах. </w:t>
+      </w:r>
+      <w:r>
+        <w:t>[</w:t>
+      </w:r>
+      <w:r>
+        <w:t>10</w:t>
+      </w:r>
+      <w:r>
+        <w:t>, С1</w:t>
+      </w:r>
+      <w:r>
+        <w:t>]</w:t>
+      </w:r>
+      <w:r>
+        <w:t xml:space="preserve">Это позволило окончательно вернуть пользователю корректную работу системы, его доступ к файлам. </w:t>
+      </w:r>
+    </w:p>
+    <w:p>
+      <w:pPr>
+        <w:pStyle w:val="afa"/>
+      </w:pPr>
+      <w:r>
+        <w:drawing>
+          <wp:inline distT="0" distB="0" distL="0" distR="0" wp14:anchorId="1274B6BA" wp14:editId="0A3F4C09">
+            <wp:extent cx="6120130" cy="2759080"/>
+            <wp:effectExtent l="0" t="0" r="0" b="3175"/>
+            <wp:docPr id="12" name="Рисунок 12"/>
             <wp:cNvGraphicFramePr>
               <a:graphicFrameLocks xmlns:a="http://schemas.openxmlformats.org/drawingml/2006/main" noChangeAspect="1"/>
             </wp:cNvGraphicFramePr>
@@ -3652,160 +3777,6 @@
                   <pic:spPr>
                     <a:xfrm>
                       <a:off x="0" y="0"/>
-                      <a:ext cx="6120130" cy="1840650"/>
-                    </a:xfrm>
-                    <a:prstGeom prst="rect">
-                      <a:avLst/>
-                    </a:prstGeom>
-                  </pic:spPr>
-                </pic:pic>
-              </a:graphicData>
-            </a:graphic>
-          </wp:inline>
-        </w:drawing>
-      </w:r>
-    </w:p>
-    <w:p>
-      <w:pPr>
-        <w:pStyle w:val="afa"/>
-      </w:pPr>
-      <w:r>
-        <w:t>Рисунок 3.</w:t>
-      </w:r>
-      <w:r>
-        <w:tab/>
-        <w:t xml:space="preserve"> Восстановление доступа</w:t>
-      </w:r>
-    </w:p>
-    <w:p>
-      <w:r>
-        <w:t xml:space="preserve">Использовалась </w:t>
-      </w:r>
-      <w:proofErr w:type="spellStart"/>
-      <w:r>
-        <w:t>команда:takeown</w:t>
-      </w:r>
-      <w:proofErr w:type="spellEnd"/>
-      <w:r>
-        <w:t xml:space="preserve"> /f "C:\Users\User\Documents" /r /d y. </w:t>
-      </w:r>
-      <w:r>
-        <w:t>Однако одного лишь изменения в</w:t>
-      </w:r>
-      <w:bookmarkStart w:id="13" w:name="_GoBack"/>
-      <w:bookmarkEnd w:id="13"/>
-      <w:r>
-        <w:t xml:space="preserve">ладельца директории через </w:t>
-      </w:r>
-      <w:proofErr w:type="spellStart"/>
-      <w:r>
-        <w:rPr>
-          <w:lang w:val="en-US"/>
-        </w:rPr>
-        <w:t>takeown</w:t>
-      </w:r>
-      <w:proofErr w:type="spellEnd"/>
-      <w:r>
-        <w:t xml:space="preserve"> недостаточно для разрешения проблемы. Для полного сброса поврежденных разрешений была применена системная утилита </w:t>
-      </w:r>
-      <w:proofErr w:type="spellStart"/>
-      <w:r>
-        <w:rPr>
-          <w:lang w:val="en-US"/>
-        </w:rPr>
-        <w:t>icacls</w:t>
-      </w:r>
-      <w:proofErr w:type="spellEnd"/>
-      <w:r>
-        <w:t xml:space="preserve">. (см. Рисунок 4). </w:t>
-      </w:r>
-      <w:r>
-        <w:t xml:space="preserve">Команда </w:t>
-      </w:r>
-      <w:proofErr w:type="spellStart"/>
-      <w:r>
-        <w:rPr>
-          <w:lang w:val="en-US"/>
-        </w:rPr>
-        <w:t>icacls</w:t>
-      </w:r>
-      <w:proofErr w:type="spellEnd"/>
-      <w:r>
-        <w:t xml:space="preserve"> </w:t>
-      </w:r>
-      <w:r>
-        <w:t>о</w:t>
-      </w:r>
-      <w:r>
-        <w:t>тображает или изменяет списки управления доступом (</w:t>
-      </w:r>
-      <w:r>
-        <w:rPr>
-          <w:lang w:val="en-US"/>
-        </w:rPr>
-        <w:t>DACLs</w:t>
-      </w:r>
-      <w:r>
-        <w:t>) для указанных файлов и применяет хранимые списки управления доступом</w:t>
-      </w:r>
-      <w:r>
-        <w:t xml:space="preserve"> к файлам в указанных каталогах. </w:t>
-      </w:r>
-      <w:r>
-        <w:t>[</w:t>
-      </w:r>
-      <w:r>
-        <w:t>10</w:t>
-      </w:r>
-      <w:r>
-        <w:t xml:space="preserve">, </w:t>
-      </w:r>
-      <w:proofErr w:type="spellStart"/>
-      <w:r>
-        <w:t>С</w:t>
-      </w:r>
-      <w:proofErr w:type="gramStart"/>
-      <w:r>
-        <w:t>1</w:t>
-      </w:r>
-      <w:proofErr w:type="spellEnd"/>
-      <w:proofErr w:type="gramEnd"/>
-      <w:r>
-        <w:t>]</w:t>
-      </w:r>
-      <w:r>
-        <w:t xml:space="preserve">Это позволило окончательно вернуть пользователю корректную работу системы, его доступ к файлам. </w:t>
-      </w:r>
-    </w:p>
-    <w:p>
-      <w:pPr>
-        <w:pStyle w:val="afa"/>
-      </w:pPr>
-      <w:r>
-        <w:drawing>
-          <wp:inline distT="0" distB="0" distL="0" distR="0" wp14:anchorId="1274B6BA" wp14:editId="0A3F4C09">
-            <wp:extent cx="6120130" cy="2759080"/>
-            <wp:effectExtent l="0" t="0" r="0" b="3175"/>
-            <wp:docPr id="12" name="Рисунок 12"/>
-            <wp:cNvGraphicFramePr>
-              <a:graphicFrameLocks xmlns:a="http://schemas.openxmlformats.org/drawingml/2006/main" noChangeAspect="1"/>
-            </wp:cNvGraphicFramePr>
-            <a:graphic xmlns:a="http://schemas.openxmlformats.org/drawingml/2006/main">
-              <a:graphicData uri="http://schemas.openxmlformats.org/drawingml/2006/picture">
-                <pic:pic xmlns:pic="http://schemas.openxmlformats.org/drawingml/2006/picture">
-                  <pic:nvPicPr>
-                    <pic:cNvPr id="0" name=""/>
-                    <pic:cNvPicPr/>
-                  </pic:nvPicPr>
-                  <pic:blipFill>
-                    <a:blip r:embed="rId14"/>
-                    <a:stretch>
-                      <a:fillRect/>
-                    </a:stretch>
-                  </pic:blipFill>
-                  <pic:spPr>
-                    <a:xfrm>
-                      <a:off x="0" y="0"/>
                       <a:ext cx="6120130" cy="2759080"/>
                     </a:xfrm>
                     <a:prstGeom prst="rect">
@@ -3839,92 +3810,91 @@
     </w:p>
     <w:p>
       <w:pPr>
+        <w:pStyle w:val="11"/>
         <w:jc w:val="center"/>
       </w:pPr>
+      <w:bookmarkStart w:id="14" w:name="_Toc231313843"/>
+      <w:r>
+        <w:lastRenderedPageBreak/>
+        <w:t>ЗАКЛЮЧЕНИЕ</w:t>
+      </w:r>
+      <w:bookmarkEnd w:id="14"/>
+    </w:p>
+    <w:p>
+      <w:r>
+        <w:t xml:space="preserve">В ходе выполнения индивидуального проекта был проведен комплексный анализ безопасности пиратского программного обеспечения, изучены современные методы защиты, риски, с которыми сталкивается пользователь при использовании </w:t>
+      </w:r>
+      <w:r>
+        <w:t>нелицензионного ПО. Были успешно выполнены все поставленные задачи</w:t>
+      </w:r>
+      <w:r>
+        <w:t xml:space="preserve">. Были изучены принципы работы систем защиты цифровых прав, в частности технологии </w:t>
+      </w:r>
+      <w:proofErr w:type="spellStart"/>
+      <w:r>
+        <w:rPr>
+          <w:lang w:val="en-US"/>
+        </w:rPr>
+        <w:t>Denuvo</w:t>
+      </w:r>
+      <w:proofErr w:type="spellEnd"/>
+      <w:r>
+        <w:t xml:space="preserve"> </w:t>
+      </w:r>
+      <w:r>
+        <w:rPr>
+          <w:lang w:val="en-US"/>
+        </w:rPr>
+        <w:t>Anti</w:t>
+      </w:r>
+      <w:r>
+        <w:t>-</w:t>
+      </w:r>
+      <w:r>
+        <w:rPr>
+          <w:lang w:val="en-US"/>
+        </w:rPr>
+        <w:t>Tamper</w:t>
+      </w:r>
+      <w:r>
+        <w:t>. Сложность обхода таких систем напрямую влияют на число скрытых угроз. Проведен анализ методов маскировки вредоносного кода, вследствие чего было выявлено, что злоумышленники активно используют доверие пользователей для внедрения опасных файлов. Практическая часть исследования наглядно продемонстрировала воздействие пиратского ПО на систему. На примере было доказано, что исполь</w:t>
+      </w:r>
+      <w:r>
+        <w:t xml:space="preserve">зование подобного нелицензионного ПО может привести к блокировкам директорий с потерей доступа к ней. Также был успешно протестирован метод по восстановлению системы с применением инструментов командной строки, а именно утилиты </w:t>
+      </w:r>
+      <w:proofErr w:type="spellStart"/>
+      <w:r>
+        <w:rPr>
+          <w:lang w:val="en-US"/>
+        </w:rPr>
+        <w:t>isacls</w:t>
+      </w:r>
+      <w:proofErr w:type="spellEnd"/>
+      <w:r>
+        <w:t xml:space="preserve"> </w:t>
+      </w:r>
+      <w:r>
+        <w:t xml:space="preserve">и </w:t>
+      </w:r>
+      <w:proofErr w:type="spellStart"/>
+      <w:r>
+        <w:rPr>
+          <w:lang w:val="en-US"/>
+        </w:rPr>
+        <w:t>takeown</w:t>
+      </w:r>
+      <w:proofErr w:type="spellEnd"/>
+      <w:r>
+        <w:t xml:space="preserve">. Итоговым выводом является подтверждение теории о том, что использование пиратского программного обеспечения несет в себе риски, которые сказываются на работоспособности системы. </w:t>
+      </w:r>
     </w:p>
     <w:p>
       <w:pPr>
         <w:pStyle w:val="11"/>
       </w:pPr>
-      <w:bookmarkStart w:id="14" w:name="_Toc231313843"/>
-      <w:r>
-        <w:t>ЗАКЛЮЧЕНИЕ</w:t>
-      </w:r>
-      <w:bookmarkEnd w:id="14"/>
-    </w:p>
-    <w:p>
-      <w:pPr>
-        <w:rPr>
-          <w:lang w:val="en-US"/>
-        </w:rPr>
-      </w:pPr>
-      <w:r>
-        <w:t xml:space="preserve">В ходе выполнения индивидуального проекта был проведен комплексный анализ безопасности пиратского программного обеспечения, изучены современные методы защиты, риски, с которыми сталкивается пользователь при использовании </w:t>
-      </w:r>
-      <w:r>
-        <w:t xml:space="preserve">нелицензионного </w:t>
-      </w:r>
-      <w:proofErr w:type="gramStart"/>
-      <w:r>
-        <w:t>ПО</w:t>
-      </w:r>
-      <w:proofErr w:type="gramEnd"/>
-      <w:r>
-        <w:t xml:space="preserve">. Были успешно выполнены все поставленные задачи, изучены принципы работы различных систем, включая системы защиты цифровых прав </w:t>
-      </w:r>
-      <w:r>
-        <w:rPr>
-          <w:lang w:val="en-US"/>
-        </w:rPr>
-        <w:t>DRM</w:t>
-      </w:r>
-      <w:r>
-        <w:t xml:space="preserve">, а также технологии </w:t>
-      </w:r>
-      <w:proofErr w:type="spellStart"/>
-      <w:r>
-        <w:rPr>
-          <w:lang w:val="en-US"/>
-        </w:rPr>
-        <w:t>Denuvo</w:t>
-      </w:r>
-      <w:proofErr w:type="spellEnd"/>
-      <w:r>
-        <w:t xml:space="preserve"> </w:t>
-      </w:r>
-      <w:r>
-        <w:rPr>
-          <w:lang w:val="en-US"/>
-        </w:rPr>
-        <w:t>Anti</w:t>
-      </w:r>
-      <w:r>
-        <w:t>-</w:t>
-      </w:r>
-      <w:r>
-        <w:rPr>
-          <w:lang w:val="en-US"/>
-        </w:rPr>
-        <w:t>Tamper</w:t>
-      </w:r>
-      <w:r>
-        <w:t xml:space="preserve">. Установлено, что злоумышленники часто заполучают доверие их пользователей, тем самым маскируют опасные файлы </w:t>
-      </w:r>
-      <w:proofErr w:type="gramStart"/>
-      <w:r>
-        <w:t>под</w:t>
-      </w:r>
-      <w:proofErr w:type="gramEnd"/>
-      <w:r>
-        <w:t xml:space="preserve"> безопасные. </w:t>
-      </w:r>
-    </w:p>
-    <w:p>
-      <w:pPr>
-        <w:pStyle w:val="11"/>
-      </w:pPr>
       <w:bookmarkStart w:id="15" w:name="_Toc231313844"/>
       <w:r>
+        <w:lastRenderedPageBreak/>
         <w:t>СПИСОК ИСПОЛЬЗОВАННЫХ ИСТОЧНИКОВ</w:t>
       </w:r>
       <w:bookmarkEnd w:id="15"/>
@@ -3942,7 +3912,7 @@
           <w:u w:val="none"/>
         </w:rPr>
       </w:pPr>
-      <w:hyperlink r:id="rId15" w:history="1">
+      <w:hyperlink r:id="rId14" w:history="1">
         <w:r>
           <w:rPr>
             <w:rStyle w:val="af5"/>
@@ -3959,7 +3929,7 @@
           <w:numId w:val="3"/>
         </w:numPr>
       </w:pPr>
-      <w:hyperlink r:id="rId16" w:history="1">
+      <w:hyperlink r:id="rId15" w:history="1">
         <w:r>
           <w:rPr>
             <w:rStyle w:val="af5"/>
@@ -3989,7 +3959,7 @@
           <w:u w:val="none"/>
         </w:rPr>
       </w:pPr>
-      <w:hyperlink r:id="rId17" w:history="1">
+      <w:hyperlink r:id="rId16" w:history="1">
         <w:r>
           <w:rPr>
             <w:rStyle w:val="af5"/>
@@ -4046,31 +4016,7 @@
         <w:rPr>
           <w:rStyle w:val="af5"/>
         </w:rPr>
-        <w:t>ратории К</w:t>
-      </w:r>
-      <w:r>
-        <w:rPr>
-          <w:rStyle w:val="af5"/>
-        </w:rPr>
-        <w:t>а</w:t>
-      </w:r>
-      <w:r>
-        <w:rPr>
-          <w:rStyle w:val="af5"/>
-        </w:rPr>
-        <w:t>сперско</w:t>
-      </w:r>
-      <w:r>
-        <w:rPr>
-          <w:rStyle w:val="af5"/>
-        </w:rPr>
-        <w:t>г</w:t>
-      </w:r>
-      <w:r>
-        <w:rPr>
-          <w:rStyle w:val="af5"/>
-        </w:rPr>
-        <w:t>о»</w:t>
+        <w:t>ратории Касперского»</w:t>
       </w:r>
     </w:p>
     <w:p>
@@ -4088,7 +4034,7 @@
       <w:r>
         <w:t xml:space="preserve"> </w:t>
       </w:r>
-      <w:hyperlink r:id="rId18" w:history="1">
+      <w:hyperlink r:id="rId17" w:history="1">
         <w:r>
           <w:rPr>
             <w:rStyle w:val="af5"/>
@@ -4111,7 +4057,7 @@
           <w:u w:val="none"/>
         </w:rPr>
       </w:pPr>
-      <w:hyperlink r:id="rId19" w:history="1">
+      <w:hyperlink r:id="rId18" w:history="1">
         <w:r>
           <w:rPr>
             <w:rStyle w:val="af5"/>
@@ -4130,7 +4076,7 @@
         </w:numPr>
         <w:jc w:val="left"/>
       </w:pPr>
-      <w:hyperlink r:id="rId20" w:history="1">
+      <w:hyperlink r:id="rId19" w:history="1">
         <w:proofErr w:type="spellStart"/>
         <w:r>
           <w:rPr>
@@ -4151,19 +4097,7 @@
           <w:rPr>
             <w:rStyle w:val="af5"/>
           </w:rPr>
-          <w:t>Викип</w:t>
-        </w:r>
-        <w:r>
-          <w:rPr>
-            <w:rStyle w:val="af5"/>
-          </w:rPr>
-          <w:t>е</w:t>
-        </w:r>
-        <w:r>
-          <w:rPr>
-            <w:rStyle w:val="af5"/>
-          </w:rPr>
-          <w:t>дия</w:t>
+          <w:t>Википедия</w:t>
         </w:r>
       </w:hyperlink>
       <w:r>
@@ -4179,26 +4113,12 @@
         </w:numPr>
         <w:jc w:val="left"/>
       </w:pPr>
-      <w:hyperlink r:id="rId21" w:history="1">
+      <w:hyperlink r:id="rId20" w:history="1">
         <w:r>
           <w:rPr>
             <w:rStyle w:val="af5"/>
           </w:rPr>
-          <w:t>CMD от</w:t>
-        </w:r>
-        <w:proofErr w:type="gramStart"/>
-        <w:r>
-          <w:rPr>
-            <w:rStyle w:val="af5"/>
-          </w:rPr>
-          <w:t xml:space="preserve"> А</w:t>
-        </w:r>
-        <w:proofErr w:type="gramEnd"/>
-        <w:r>
-          <w:rPr>
-            <w:rStyle w:val="af5"/>
-          </w:rPr>
-          <w:t xml:space="preserve"> до Я: полный гид по запуску командной строки в </w:t>
+          <w:t xml:space="preserve">CMD от А до Я: полный гид по запуску командной строки в </w:t>
         </w:r>
         <w:proofErr w:type="spellStart"/>
         <w:r>
@@ -4219,7 +4139,7 @@
         </w:numPr>
         <w:jc w:val="left"/>
       </w:pPr>
-      <w:hyperlink r:id="rId22" w:history="1">
+      <w:hyperlink r:id="rId21" w:history="1">
         <w:r>
           <w:rPr>
             <w:rStyle w:val="af5"/>
@@ -4276,7 +4196,7 @@
         </w:numPr>
         <w:jc w:val="left"/>
       </w:pPr>
-      <w:hyperlink r:id="rId23" w:history="1">
+      <w:hyperlink r:id="rId22" w:history="1">
         <w:proofErr w:type="spellStart"/>
         <w:r>
           <w:rPr>
@@ -4321,6 +4241,7 @@
         </w:r>
       </w:hyperlink>
     </w:p>
+    <w:bookmarkEnd w:id="0"/>
     <w:p>
       <w:pPr>
         <w:pStyle w:val="afc"/>
@@ -4329,7 +4250,7 @@
       </w:pPr>
     </w:p>
     <w:sectPr>
-      <w:footerReference w:type="default" r:id="rId24"/>
+      <w:footerReference w:type="default" r:id="rId23"/>
       <w:pgSz w:w="11906" w:h="16838"/>
       <w:pgMar w:top="1134" w:right="567" w:bottom="1134" w:left="1701" w:header="709" w:footer="709" w:gutter="0"/>
       <w:pgNumType w:start="0"/>
@@ -4342,7 +4263,7 @@
 </file>
 
 <file path=word/endnotes.xml><?xml version="1.0" encoding="utf-8"?>
-<w:endnotes xmlns:wpc="http://schemas.microsoft.com/office/word/2010/wordprocessingCanvas" xmlns:mc="http://schemas.openxmlformats.org/markup-compatibility/2006" xmlns:o="urn:schemas-microsoft-com:office:office" xmlns:r="http://schemas.openxmlformats.org/officeDocument/2006/relationships" xmlns:m="http://schemas.openxmlformats.org/officeDocument/2006/math" xmlns:v="urn:schemas-microsoft-com:vml" xmlns:wp14="http://schemas.microsoft.com/office/word/2010/wordprocessingDrawing" xmlns:wp="http://schemas.openxmlformats.org/drawingml/2006/wordprocessingDrawing" xmlns:w10="urn:schemas-microsoft-com:office:word" xmlns:w="http://schemas.openxmlformats.org/wordprocessingml/2006/main" xmlns:w14="http://schemas.microsoft.com/office/word/2010/wordml" xmlns:wpg="http://schemas.microsoft.com/office/word/2010/wordprocessingGroup" xmlns:wpi="http://schemas.microsoft.com/office/word/2010/wordprocessingInk" xmlns:wne="http://schemas.microsoft.com/office/word/2006/wordml" xmlns:wps="http://schemas.microsoft.com/office/word/2010/wordprocessingShape" mc:Ignorable="w14 wp14">
+<w:endnotes xmlns:wpc="http://schemas.microsoft.com/office/word/2010/wordprocessingCanvas" xmlns:cx="http://schemas.microsoft.com/office/drawing/2014/chartex" xmlns:cx1="http://schemas.microsoft.com/office/drawing/2015/9/8/chartex" xmlns:cx2="http://schemas.microsoft.com/office/drawing/2015/10/21/chartex" xmlns:cx3="http://schemas.microsoft.com/office/drawing/2016/5/9/chartex" xmlns:cx4="http://schemas.microsoft.com/office/drawing/2016/5/10/chartex" xmlns:cx5="http://schemas.microsoft.com/office/drawing/2016/5/11/chartex" xmlns:cx6="http://schemas.microsoft.com/office/drawing/2016/5/12/chartex" xmlns:cx7="http://schemas.microsoft.com/office/drawing/2016/5/13/chartex" xmlns:cx8="http://schemas.microsoft.com/office/drawing/2016/5/14/chartex" xmlns:mc="http://schemas.openxmlformats.org/markup-compatibility/2006" xmlns:aink="http://schemas.microsoft.com/office/drawing/2016/ink" xmlns:am3d="http://schemas.microsoft.com/office/drawing/2017/model3d" xmlns:o="urn:schemas-microsoft-com:office:office" xmlns:r="http://schemas.openxmlformats.org/officeDocument/2006/relationships" xmlns:m="http://schemas.openxmlformats.org/officeDocument/2006/math" xmlns:v="urn:schemas-microsoft-com:vml" xmlns:wp14="http://schemas.microsoft.com/office/word/2010/wordprocessingDrawing" xmlns:wp="http://schemas.openxmlformats.org/drawingml/2006/wordprocessingDrawing" xmlns:w10="urn:schemas-microsoft-com:office:word" xmlns:w="http://schemas.openxmlformats.org/wordprocessingml/2006/main" xmlns:w14="http://schemas.microsoft.com/office/word/2010/wordml" xmlns:w15="http://schemas.microsoft.com/office/word/2012/wordml" xmlns:w16cid="http://schemas.microsoft.com/office/word/2016/wordml/cid" xmlns:w16se="http://schemas.microsoft.com/office/word/2015/wordml/symex" xmlns:wpg="http://schemas.microsoft.com/office/word/2010/wordprocessingGroup" xmlns:wpi="http://schemas.microsoft.com/office/word/2010/wordprocessingInk" xmlns:wne="http://schemas.microsoft.com/office/word/2006/wordml" xmlns:wps="http://schemas.microsoft.com/office/word/2010/wordprocessingShape" mc:Ignorable="w14 w15 w16se w16cid wp14">
   <w:endnote w:type="separator" w:id="-1">
     <w:p>
       <w:pPr>
@@ -4367,7 +4288,7 @@
 </file>
 
 <file path=word/footer1.xml><?xml version="1.0" encoding="utf-8"?>
-<w:ftr xmlns:wpc="http://schemas.microsoft.com/office/word/2010/wordprocessingCanvas" xmlns:mc="http://schemas.openxmlformats.org/markup-compatibility/2006" xmlns:o="urn:schemas-microsoft-com:office:office" xmlns:r="http://schemas.openxmlformats.org/officeDocument/2006/relationships" xmlns:m="http://schemas.openxmlformats.org/officeDocument/2006/math" xmlns:v="urn:schemas-microsoft-com:vml" xmlns:wp14="http://schemas.microsoft.com/office/word/2010/wordprocessingDrawing" xmlns:wp="http://schemas.openxmlformats.org/drawingml/2006/wordprocessingDrawing" xmlns:w10="urn:schemas-microsoft-com:office:word" xmlns:w="http://schemas.openxmlformats.org/wordprocessingml/2006/main" xmlns:w14="http://schemas.microsoft.com/office/word/2010/wordml" xmlns:wpg="http://schemas.microsoft.com/office/word/2010/wordprocessingGroup" xmlns:wpi="http://schemas.microsoft.com/office/word/2010/wordprocessingInk" xmlns:wne="http://schemas.microsoft.com/office/word/2006/wordml" xmlns:wps="http://schemas.microsoft.com/office/word/2010/wordprocessingShape" mc:Ignorable="w14 wp14">
+<w:ftr xmlns:wpc="http://schemas.microsoft.com/office/word/2010/wordprocessingCanvas" xmlns:cx="http://schemas.microsoft.com/office/drawing/2014/chartex" xmlns:cx1="http://schemas.microsoft.com/office/drawing/2015/9/8/chartex" xmlns:cx2="http://schemas.microsoft.com/office/drawing/2015/10/21/chartex" xmlns:cx3="http://schemas.microsoft.com/office/drawing/2016/5/9/chartex" xmlns:cx4="http://schemas.microsoft.com/office/drawing/2016/5/10/chartex" xmlns:cx5="http://schemas.microsoft.com/office/drawing/2016/5/11/chartex" xmlns:cx6="http://schemas.microsoft.com/office/drawing/2016/5/12/chartex" xmlns:cx7="http://schemas.microsoft.com/office/drawing/2016/5/13/chartex" xmlns:cx8="http://schemas.microsoft.com/office/drawing/2016/5/14/chartex" xmlns:mc="http://schemas.openxmlformats.org/markup-compatibility/2006" xmlns:aink="http://schemas.microsoft.com/office/drawing/2016/ink" xmlns:am3d="http://schemas.microsoft.com/office/drawing/2017/model3d" xmlns:o="urn:schemas-microsoft-com:office:office" xmlns:r="http://schemas.openxmlformats.org/officeDocument/2006/relationships" xmlns:m="http://schemas.openxmlformats.org/officeDocument/2006/math" xmlns:v="urn:schemas-microsoft-com:vml" xmlns:wp14="http://schemas.microsoft.com/office/word/2010/wordprocessingDrawing" xmlns:wp="http://schemas.openxmlformats.org/drawingml/2006/wordprocessingDrawing" xmlns:w10="urn:schemas-microsoft-com:office:word" xmlns:w="http://schemas.openxmlformats.org/wordprocessingml/2006/main" xmlns:w14="http://schemas.microsoft.com/office/word/2010/wordml" xmlns:w15="http://schemas.microsoft.com/office/word/2012/wordml" xmlns:w16cid="http://schemas.microsoft.com/office/word/2016/wordml/cid" xmlns:w16se="http://schemas.microsoft.com/office/word/2015/wordml/symex" xmlns:wpg="http://schemas.microsoft.com/office/word/2010/wordprocessingGroup" xmlns:wpi="http://schemas.microsoft.com/office/word/2010/wordprocessingInk" xmlns:wne="http://schemas.microsoft.com/office/word/2006/wordml" xmlns:wps="http://schemas.microsoft.com/office/word/2010/wordprocessingShape" mc:Ignorable="w14 w15 w16se w16cid wp14">
   <w:sdt>
     <w:sdtPr>
       <w:id w:val="306828245"/>
@@ -4393,7 +4314,7 @@
 </file>
 
 <file path=word/footer2.xml><?xml version="1.0" encoding="utf-8"?>
-<w:ftr xmlns:wpc="http://schemas.microsoft.com/office/word/2010/wordprocessingCanvas" xmlns:mc="http://schemas.openxmlformats.org/markup-compatibility/2006" xmlns:o="urn:schemas-microsoft-com:office:office" xmlns:r="http://schemas.openxmlformats.org/officeDocument/2006/relationships" xmlns:m="http://schemas.openxmlformats.org/officeDocument/2006/math" xmlns:v="urn:schemas-microsoft-com:vml" xmlns:wp14="http://schemas.microsoft.com/office/word/2010/wordprocessingDrawing" xmlns:wp="http://schemas.openxmlformats.org/drawingml/2006/wordprocessingDrawing" xmlns:w10="urn:schemas-microsoft-com:office:word" xmlns:w="http://schemas.openxmlformats.org/wordprocessingml/2006/main" xmlns:w14="http://schemas.microsoft.com/office/word/2010/wordml" xmlns:wpg="http://schemas.microsoft.com/office/word/2010/wordprocessingGroup" xmlns:wpi="http://schemas.microsoft.com/office/word/2010/wordprocessingInk" xmlns:wne="http://schemas.microsoft.com/office/word/2006/wordml" xmlns:wps="http://schemas.microsoft.com/office/word/2010/wordprocessingShape" mc:Ignorable="w14 wp14">
+<w:ftr xmlns:wpc="http://schemas.microsoft.com/office/word/2010/wordprocessingCanvas" xmlns:cx="http://schemas.microsoft.com/office/drawing/2014/chartex" xmlns:cx1="http://schemas.microsoft.com/office/drawing/2015/9/8/chartex" xmlns:cx2="http://schemas.microsoft.com/office/drawing/2015/10/21/chartex" xmlns:cx3="http://schemas.microsoft.com/office/drawing/2016/5/9/chartex" xmlns:cx4="http://schemas.microsoft.com/office/drawing/2016/5/10/chartex" xmlns:cx5="http://schemas.microsoft.com/office/drawing/2016/5/11/chartex" xmlns:cx6="http://schemas.microsoft.com/office/drawing/2016/5/12/chartex" xmlns:cx7="http://schemas.microsoft.com/office/drawing/2016/5/13/chartex" xmlns:cx8="http://schemas.microsoft.com/office/drawing/2016/5/14/chartex" xmlns:mc="http://schemas.openxmlformats.org/markup-compatibility/2006" xmlns:aink="http://schemas.microsoft.com/office/drawing/2016/ink" xmlns:am3d="http://schemas.microsoft.com/office/drawing/2017/model3d" xmlns:o="urn:schemas-microsoft-com:office:office" xmlns:r="http://schemas.openxmlformats.org/officeDocument/2006/relationships" xmlns:m="http://schemas.openxmlformats.org/officeDocument/2006/math" xmlns:v="urn:schemas-microsoft-com:vml" xmlns:wp14="http://schemas.microsoft.com/office/word/2010/wordprocessingDrawing" xmlns:wp="http://schemas.openxmlformats.org/drawingml/2006/wordprocessingDrawing" xmlns:w10="urn:schemas-microsoft-com:office:word" xmlns:w="http://schemas.openxmlformats.org/wordprocessingml/2006/main" xmlns:w14="http://schemas.microsoft.com/office/word/2010/wordml" xmlns:w15="http://schemas.microsoft.com/office/word/2012/wordml" xmlns:w16cid="http://schemas.microsoft.com/office/word/2016/wordml/cid" xmlns:w16se="http://schemas.microsoft.com/office/word/2015/wordml/symex" xmlns:wpg="http://schemas.microsoft.com/office/word/2010/wordprocessingGroup" xmlns:wpi="http://schemas.microsoft.com/office/word/2010/wordprocessingInk" xmlns:wne="http://schemas.microsoft.com/office/word/2006/wordml" xmlns:wps="http://schemas.microsoft.com/office/word/2010/wordprocessingShape" mc:Ignorable="w14 w15 w16se w16cid wp14">
   <w:sdt>
     <w:sdtPr>
       <w:id w:val="1459301120"/>
@@ -4439,7 +4360,7 @@
 </file>
 
 <file path=word/footnotes.xml><?xml version="1.0" encoding="utf-8"?>
-<w:footnotes xmlns:wpc="http://schemas.microsoft.com/office/word/2010/wordprocessingCanvas" xmlns:mc="http://schemas.openxmlformats.org/markup-compatibility/2006" xmlns:o="urn:schemas-microsoft-com:office:office" xmlns:r="http://schemas.openxmlformats.org/officeDocument/2006/relationships" xmlns:m="http://schemas.openxmlformats.org/officeDocument/2006/math" xmlns:v="urn:schemas-microsoft-com:vml" xmlns:wp14="http://schemas.microsoft.com/office/word/2010/wordprocessingDrawing" xmlns:wp="http://schemas.openxmlformats.org/drawingml/2006/wordprocessingDrawing" xmlns:w10="urn:schemas-microsoft-com:office:word" xmlns:w="http://schemas.openxmlformats.org/wordprocessingml/2006/main" xmlns:w14="http://schemas.microsoft.com/office/word/2010/wordml" xmlns:wpg="http://schemas.microsoft.com/office/word/2010/wordprocessingGroup" xmlns:wpi="http://schemas.microsoft.com/office/word/2010/wordprocessingInk" xmlns:wne="http://schemas.microsoft.com/office/word/2006/wordml" xmlns:wps="http://schemas.microsoft.com/office/word/2010/wordprocessingShape" mc:Ignorable="w14 wp14">
+<w:footnotes xmlns:wpc="http://schemas.microsoft.com/office/word/2010/wordprocessingCanvas" xmlns:cx="http://schemas.microsoft.com/office/drawing/2014/chartex" xmlns:cx1="http://schemas.microsoft.com/office/drawing/2015/9/8/chartex" xmlns:cx2="http://schemas.microsoft.com/office/drawing/2015/10/21/chartex" xmlns:cx3="http://schemas.microsoft.com/office/drawing/2016/5/9/chartex" xmlns:cx4="http://schemas.microsoft.com/office/drawing/2016/5/10/chartex" xmlns:cx5="http://schemas.microsoft.com/office/drawing/2016/5/11/chartex" xmlns:cx6="http://schemas.microsoft.com/office/drawing/2016/5/12/chartex" xmlns:cx7="http://schemas.microsoft.com/office/drawing/2016/5/13/chartex" xmlns:cx8="http://schemas.microsoft.com/office/drawing/2016/5/14/chartex" xmlns:mc="http://schemas.openxmlformats.org/markup-compatibility/2006" xmlns:aink="http://schemas.microsoft.com/office/drawing/2016/ink" xmlns:am3d="http://schemas.microsoft.com/office/drawing/2017/model3d" xmlns:o="urn:schemas-microsoft-com:office:office" xmlns:r="http://schemas.openxmlformats.org/officeDocument/2006/relationships" xmlns:m="http://schemas.openxmlformats.org/officeDocument/2006/math" xmlns:v="urn:schemas-microsoft-com:vml" xmlns:wp14="http://schemas.microsoft.com/office/word/2010/wordprocessingDrawing" xmlns:wp="http://schemas.openxmlformats.org/drawingml/2006/wordprocessingDrawing" xmlns:w10="urn:schemas-microsoft-com:office:word" xmlns:w="http://schemas.openxmlformats.org/wordprocessingml/2006/main" xmlns:w14="http://schemas.microsoft.com/office/word/2010/wordml" xmlns:w15="http://schemas.microsoft.com/office/word/2012/wordml" xmlns:w16cid="http://schemas.microsoft.com/office/word/2016/wordml/cid" xmlns:w16se="http://schemas.microsoft.com/office/word/2015/wordml/symex" xmlns:wpg="http://schemas.microsoft.com/office/word/2010/wordprocessingGroup" xmlns:wpi="http://schemas.microsoft.com/office/word/2010/wordprocessingInk" xmlns:wne="http://schemas.microsoft.com/office/word/2006/wordml" xmlns:wps="http://schemas.microsoft.com/office/word/2010/wordprocessingShape" mc:Ignorable="w14 w15 w16se w16cid wp14">
   <w:footnote w:type="separator" w:id="-1">
     <w:p>
       <w:pPr>
@@ -4464,8 +4385,8 @@
 </file>
 
 <file path=word/numbering.xml><?xml version="1.0" encoding="utf-8"?>
-<w:numbering xmlns:wpc="http://schemas.microsoft.com/office/word/2010/wordprocessingCanvas" xmlns:mc="http://schemas.openxmlformats.org/markup-compatibility/2006" xmlns:o="urn:schemas-microsoft-com:office:office" xmlns:r="http://schemas.openxmlformats.org/officeDocument/2006/relationships" xmlns:m="http://schemas.openxmlformats.org/officeDocument/2006/math" xmlns:v="urn:schemas-microsoft-com:vml" xmlns:wp14="http://schemas.microsoft.com/office/word/2010/wordprocessingDrawing" xmlns:wp="http://schemas.openxmlformats.org/drawingml/2006/wordprocessingDrawing" xmlns:w10="urn:schemas-microsoft-com:office:word" xmlns:w="http://schemas.openxmlformats.org/wordprocessingml/2006/main" xmlns:w14="http://schemas.microsoft.com/office/word/2010/wordml" xmlns:wpg="http://schemas.microsoft.com/office/word/2010/wordprocessingGroup" xmlns:wpi="http://schemas.microsoft.com/office/word/2010/wordprocessingInk" xmlns:wne="http://schemas.microsoft.com/office/word/2006/wordml" xmlns:wps="http://schemas.microsoft.com/office/word/2010/wordprocessingShape" mc:Ignorable="w14 wp14">
-  <w:abstractNum w:abstractNumId="0">
+<w:numbering xmlns:wpc="http://schemas.microsoft.com/office/word/2010/wordprocessingCanvas" xmlns:cx="http://schemas.microsoft.com/office/drawing/2014/chartex" xmlns:cx1="http://schemas.microsoft.com/office/drawing/2015/9/8/chartex" xmlns:cx2="http://schemas.microsoft.com/office/drawing/2015/10/21/chartex" xmlns:cx3="http://schemas.microsoft.com/office/drawing/2016/5/9/chartex" xmlns:cx4="http://schemas.microsoft.com/office/drawing/2016/5/10/chartex" xmlns:cx5="http://schemas.microsoft.com/office/drawing/2016/5/11/chartex" xmlns:cx6="http://schemas.microsoft.com/office/drawing/2016/5/12/chartex" xmlns:cx7="http://schemas.microsoft.com/office/drawing/2016/5/13/chartex" xmlns:cx8="http://schemas.microsoft.com/office/drawing/2016/5/14/chartex" xmlns:mc="http://schemas.openxmlformats.org/markup-compatibility/2006" xmlns:aink="http://schemas.microsoft.com/office/drawing/2016/ink" xmlns:am3d="http://schemas.microsoft.com/office/drawing/2017/model3d" xmlns:o="urn:schemas-microsoft-com:office:office" xmlns:r="http://schemas.openxmlformats.org/officeDocument/2006/relationships" xmlns:m="http://schemas.openxmlformats.org/officeDocument/2006/math" xmlns:v="urn:schemas-microsoft-com:vml" xmlns:wp14="http://schemas.microsoft.com/office/word/2010/wordprocessingDrawing" xmlns:wp="http://schemas.openxmlformats.org/drawingml/2006/wordprocessingDrawing" xmlns:w10="urn:schemas-microsoft-com:office:word" xmlns:w="http://schemas.openxmlformats.org/wordprocessingml/2006/main" xmlns:w14="http://schemas.microsoft.com/office/word/2010/wordml" xmlns:w15="http://schemas.microsoft.com/office/word/2012/wordml" xmlns:w16cid="http://schemas.microsoft.com/office/word/2016/wordml/cid" xmlns:w16se="http://schemas.microsoft.com/office/word/2015/wordml/symex" xmlns:wpg="http://schemas.microsoft.com/office/word/2010/wordprocessingGroup" xmlns:wpi="http://schemas.microsoft.com/office/word/2010/wordprocessingInk" xmlns:wne="http://schemas.microsoft.com/office/word/2006/wordml" xmlns:wps="http://schemas.microsoft.com/office/word/2010/wordprocessingShape" mc:Ignorable="w14 w15 w16se w16cid wp14">
+  <w:abstractNum w:abstractNumId="0" w15:restartNumberingAfterBreak="0">
     <w:nsid w:val="065519F6"/>
     <w:multiLevelType w:val="multilevel"/>
     <w:tmpl w:val="2E48DE40"/>
@@ -4578,7 +4499,7 @@
       </w:rPr>
     </w:lvl>
   </w:abstractNum>
-  <w:abstractNum w:abstractNumId="1">
+  <w:abstractNum w:abstractNumId="1" w15:restartNumberingAfterBreak="0">
     <w:nsid w:val="1C082881"/>
     <w:multiLevelType w:val="hybridMultilevel"/>
     <w:tmpl w:val="7108E054"/>
@@ -4667,7 +4588,7 @@
       </w:pPr>
     </w:lvl>
   </w:abstractNum>
-  <w:abstractNum w:abstractNumId="2">
+  <w:abstractNum w:abstractNumId="2" w15:restartNumberingAfterBreak="0">
     <w:nsid w:val="25C70E73"/>
     <w:multiLevelType w:val="hybridMultilevel"/>
     <w:tmpl w:val="36C44796"/>
@@ -4756,7 +4677,7 @@
       </w:pPr>
     </w:lvl>
   </w:abstractNum>
-  <w:abstractNum w:abstractNumId="3">
+  <w:abstractNum w:abstractNumId="3" w15:restartNumberingAfterBreak="0">
     <w:nsid w:val="494F246C"/>
     <w:multiLevelType w:val="hybridMultilevel"/>
     <w:tmpl w:val="AFC6BC40"/>
@@ -4845,7 +4766,7 @@
       </w:pPr>
     </w:lvl>
   </w:abstractNum>
-  <w:abstractNum w:abstractNumId="4">
+  <w:abstractNum w:abstractNumId="4" w15:restartNumberingAfterBreak="0">
     <w:nsid w:val="50ED5D1A"/>
     <w:multiLevelType w:val="hybridMultilevel"/>
     <w:tmpl w:val="9E083F96"/>
@@ -4934,7 +4855,7 @@
       </w:pPr>
     </w:lvl>
   </w:abstractNum>
-  <w:abstractNum w:abstractNumId="5">
+  <w:abstractNum w:abstractNumId="5" w15:restartNumberingAfterBreak="0">
     <w:nsid w:val="53C87547"/>
     <w:multiLevelType w:val="hybridMultilevel"/>
     <w:tmpl w:val="A60461A8"/>
@@ -5023,7 +4944,7 @@
       </w:pPr>
     </w:lvl>
   </w:abstractNum>
-  <w:abstractNum w:abstractNumId="6">
+  <w:abstractNum w:abstractNumId="6" w15:restartNumberingAfterBreak="0">
     <w:nsid w:val="5BAE6DC1"/>
     <w:multiLevelType w:val="multilevel"/>
     <w:tmpl w:val="C2082E80"/>
@@ -5136,7 +5057,7 @@
       </w:rPr>
     </w:lvl>
   </w:abstractNum>
-  <w:abstractNum w:abstractNumId="7">
+  <w:abstractNum w:abstractNumId="7" w15:restartNumberingAfterBreak="0">
     <w:nsid w:val="644E476E"/>
     <w:multiLevelType w:val="hybridMultilevel"/>
     <w:tmpl w:val="1362F3DC"/>
@@ -5225,7 +5146,7 @@
       </w:pPr>
     </w:lvl>
   </w:abstractNum>
-  <w:abstractNum w:abstractNumId="8">
+  <w:abstractNum w:abstractNumId="8" w15:restartNumberingAfterBreak="0">
     <w:nsid w:val="694E2A1F"/>
     <w:multiLevelType w:val="multilevel"/>
     <w:tmpl w:val="50A65B7C"/>
@@ -5338,7 +5259,7 @@
       </w:rPr>
     </w:lvl>
   </w:abstractNum>
-  <w:abstractNum w:abstractNumId="9">
+  <w:abstractNum w:abstractNumId="9" w15:restartNumberingAfterBreak="0">
     <w:nsid w:val="6A9472AC"/>
     <w:multiLevelType w:val="hybridMultilevel"/>
     <w:tmpl w:val="3982A616"/>
@@ -5427,7 +5348,7 @@
       </w:pPr>
     </w:lvl>
   </w:abstractNum>
-  <w:abstractNum w:abstractNumId="10">
+  <w:abstractNum w:abstractNumId="10" w15:restartNumberingAfterBreak="0">
     <w:nsid w:val="7AA137DA"/>
     <w:multiLevelType w:val="multilevel"/>
     <w:tmpl w:val="B2AE4670"/>
@@ -5585,7 +5506,7 @@
 </file>
 
 <file path=word/styles.xml><?xml version="1.0" encoding="utf-8"?>
-<w:styles xmlns:mc="http://schemas.openxmlformats.org/markup-compatibility/2006" xmlns:r="http://schemas.openxmlformats.org/officeDocument/2006/relationships" xmlns:w="http://schemas.openxmlformats.org/wordprocessingml/2006/main" xmlns:w14="http://schemas.microsoft.com/office/word/2010/wordml" mc:Ignorable="w14">
+<w:styles xmlns:mc="http://schemas.openxmlformats.org/markup-compatibility/2006" xmlns:r="http://schemas.openxmlformats.org/officeDocument/2006/relationships" xmlns:w="http://schemas.openxmlformats.org/wordprocessingml/2006/main" xmlns:w14="http://schemas.microsoft.com/office/word/2010/wordml" xmlns:w15="http://schemas.microsoft.com/office/word/2012/wordml" xmlns:w16cid="http://schemas.microsoft.com/office/word/2016/wordml/cid" xmlns:w16se="http://schemas.microsoft.com/office/word/2015/wordml/symex" mc:Ignorable="w14 w15 w16se w16cid">
   <w:docDefaults>
     <w:rPrDefault>
       <w:rPr>
@@ -5599,144 +5520,382 @@
       </w:pPr>
     </w:pPrDefault>
   </w:docDefaults>
-  <w:latentStyles w:defLockedState="0" w:defUIPriority="99" w:defSemiHidden="1" w:defUnhideWhenUsed="1" w:defQFormat="0" w:count="267">
-    <w:lsdException w:name="Normal" w:semiHidden="0" w:uiPriority="0" w:unhideWhenUsed="0" w:qFormat="1"/>
-    <w:lsdException w:name="heading 1" w:semiHidden="0" w:uiPriority="9" w:unhideWhenUsed="0" w:qFormat="1"/>
-    <w:lsdException w:name="heading 2" w:uiPriority="9" w:qFormat="1"/>
-    <w:lsdException w:name="heading 3" w:uiPriority="9" w:qFormat="1"/>
-    <w:lsdException w:name="heading 4" w:uiPriority="9" w:qFormat="1"/>
-    <w:lsdException w:name="heading 5" w:uiPriority="9" w:qFormat="1"/>
-    <w:lsdException w:name="heading 6" w:uiPriority="9" w:qFormat="1"/>
-    <w:lsdException w:name="heading 7" w:uiPriority="9" w:qFormat="1"/>
-    <w:lsdException w:name="heading 8" w:uiPriority="9" w:qFormat="1"/>
-    <w:lsdException w:name="heading 9" w:uiPriority="9" w:qFormat="1"/>
-    <w:lsdException w:name="toc 1" w:uiPriority="39"/>
-    <w:lsdException w:name="toc 2" w:uiPriority="39"/>
-    <w:lsdException w:name="toc 3" w:uiPriority="39"/>
-    <w:lsdException w:name="toc 4" w:uiPriority="39"/>
-    <w:lsdException w:name="toc 5" w:uiPriority="39"/>
-    <w:lsdException w:name="toc 6" w:uiPriority="39"/>
-    <w:lsdException w:name="toc 7" w:uiPriority="39"/>
-    <w:lsdException w:name="toc 8" w:uiPriority="39"/>
-    <w:lsdException w:name="toc 9" w:uiPriority="39"/>
-    <w:lsdException w:name="caption" w:uiPriority="35" w:qFormat="1"/>
-    <w:lsdException w:name="Title" w:semiHidden="0" w:uiPriority="10" w:unhideWhenUsed="0" w:qFormat="1"/>
-    <w:lsdException w:name="Default Paragraph Font" w:uiPriority="1"/>
-    <w:lsdException w:name="Subtitle" w:semiHidden="0" w:uiPriority="11" w:unhideWhenUsed="0" w:qFormat="1"/>
-    <w:lsdException w:name="Strong" w:semiHidden="0" w:uiPriority="22" w:unhideWhenUsed="0" w:qFormat="1"/>
-    <w:lsdException w:name="Emphasis" w:semiHidden="0" w:uiPriority="20" w:unhideWhenUsed="0" w:qFormat="1"/>
-    <w:lsdException w:name="Table Grid" w:uiPriority="39"/>
-    <w:lsdException w:name="Placeholder Text" w:unhideWhenUsed="0"/>
-    <w:lsdException w:name="No Spacing" w:semiHidden="0" w:uiPriority="1" w:unhideWhenUsed="0" w:qFormat="1"/>
-    <w:lsdException w:name="Light Shading" w:semiHidden="0" w:uiPriority="60" w:unhideWhenUsed="0"/>
-    <w:lsdException w:name="Light List" w:semiHidden="0" w:uiPriority="61" w:unhideWhenUsed="0"/>
-    <w:lsdException w:name="Light Grid" w:semiHidden="0" w:uiPriority="62" w:unhideWhenUsed="0"/>
-    <w:lsdException w:name="Medium Shading 1" w:semiHidden="0" w:uiPriority="63" w:unhideWhenUsed="0"/>
-    <w:lsdException w:name="Medium Shading 2" w:semiHidden="0" w:uiPriority="64" w:unhideWhenUsed="0"/>
-    <w:lsdException w:name="Medium List 1" w:semiHidden="0" w:uiPriority="65" w:unhideWhenUsed="0"/>
-    <w:lsdException w:name="Medium List 2" w:semiHidden="0" w:uiPriority="66" w:unhideWhenUsed="0"/>
-    <w:lsdException w:name="Medium Grid 1" w:semiHidden="0" w:uiPriority="67" w:unhideWhenUsed="0"/>
-    <w:lsdException w:name="Medium Grid 2" w:semiHidden="0" w:uiPriority="68" w:unhideWhenUsed="0"/>
-    <w:lsdException w:name="Medium Grid 3" w:semiHidden="0" w:uiPriority="69" w:unhideWhenUsed="0"/>
-    <w:lsdException w:name="Dark List" w:semiHidden="0" w:uiPriority="70" w:unhideWhenUsed="0"/>
-    <w:lsdException w:name="Colorful Shading" w:semiHidden="0" w:uiPriority="71" w:unhideWhenUsed="0"/>
-    <w:lsdException w:name="Colorful List" w:semiHidden="0" w:uiPriority="72" w:unhideWhenUsed="0"/>
-    <w:lsdException w:name="Colorful Grid" w:semiHidden="0" w:uiPriority="73" w:unhideWhenUsed="0"/>
-    <w:lsdException w:name="Light Shading Accent 1" w:semiHidden="0" w:uiPriority="60" w:unhideWhenUsed="0"/>
-    <w:lsdException w:name="Light List Accent 1" w:semiHidden="0" w:uiPriority="61" w:unhideWhenUsed="0"/>
-    <w:lsdException w:name="Light Grid Accent 1" w:semiHidden="0" w:uiPriority="62" w:unhideWhenUsed="0"/>
-    <w:lsdException w:name="Medium Shading 1 Accent 1" w:semiHidden="0" w:uiPriority="63" w:unhideWhenUsed="0"/>
-    <w:lsdException w:name="Medium Shading 2 Accent 1" w:semiHidden="0" w:uiPriority="64" w:unhideWhenUsed="0"/>
-    <w:lsdException w:name="Medium List 1 Accent 1" w:semiHidden="0" w:uiPriority="65" w:unhideWhenUsed="0"/>
-    <w:lsdException w:name="Revision" w:unhideWhenUsed="0"/>
-    <w:lsdException w:name="List Paragraph" w:semiHidden="0" w:uiPriority="34" w:unhideWhenUsed="0" w:qFormat="1"/>
-    <w:lsdException w:name="Quote" w:semiHidden="0" w:uiPriority="29" w:unhideWhenUsed="0" w:qFormat="1"/>
-    <w:lsdException w:name="Intense Quote" w:semiHidden="0" w:uiPriority="30" w:unhideWhenUsed="0" w:qFormat="1"/>
-    <w:lsdException w:name="Medium List 2 Accent 1" w:semiHidden="0" w:uiPriority="66" w:unhideWhenUsed="0"/>
-    <w:lsdException w:name="Medium Grid 1 Accent 1" w:semiHidden="0" w:uiPriority="67" w:unhideWhenUsed="0"/>
-    <w:lsdException w:name="Medium Grid 2 Accent 1" w:semiHidden="0" w:uiPriority="68" w:unhideWhenUsed="0"/>
-    <w:lsdException w:name="Medium Grid 3 Accent 1" w:semiHidden="0" w:uiPriority="69" w:unhideWhenUsed="0"/>
-    <w:lsdException w:name="Dark List Accent 1" w:semiHidden="0" w:uiPriority="70" w:unhideWhenUsed="0"/>
-    <w:lsdException w:name="Colorful Shading Accent 1" w:semiHidden="0" w:uiPriority="71" w:unhideWhenUsed="0"/>
-    <w:lsdException w:name="Colorful List Accent 1" w:semiHidden="0" w:uiPriority="72" w:unhideWhenUsed="0"/>
-    <w:lsdException w:name="Colorful Grid Accent 1" w:semiHidden="0" w:uiPriority="73" w:unhideWhenUsed="0"/>
-    <w:lsdException w:name="Light Shading Accent 2" w:semiHidden="0" w:uiPriority="60" w:unhideWhenUsed="0"/>
-    <w:lsdException w:name="Light List Accent 2" w:semiHidden="0" w:uiPriority="61" w:unhideWhenUsed="0"/>
-    <w:lsdException w:name="Light Grid Accent 2" w:semiHidden="0" w:uiPriority="62" w:unhideWhenUsed="0"/>
-    <w:lsdException w:name="Medium Shading 1 Accent 2" w:semiHidden="0" w:uiPriority="63" w:unhideWhenUsed="0"/>
-    <w:lsdException w:name="Medium Shading 2 Accent 2" w:semiHidden="0" w:uiPriority="64" w:unhideWhenUsed="0"/>
-    <w:lsdException w:name="Medium List 1 Accent 2" w:semiHidden="0" w:uiPriority="65" w:unhideWhenUsed="0"/>
-    <w:lsdException w:name="Medium List 2 Accent 2" w:semiHidden="0" w:uiPriority="66" w:unhideWhenUsed="0"/>
-    <w:lsdException w:name="Medium Grid 1 Accent 2" w:semiHidden="0" w:uiPriority="67" w:unhideWhenUsed="0"/>
-    <w:lsdException w:name="Medium Grid 2 Accent 2" w:semiHidden="0" w:uiPriority="68" w:unhideWhenUsed="0"/>
-    <w:lsdException w:name="Medium Grid 3 Accent 2" w:semiHidden="0" w:uiPriority="69" w:unhideWhenUsed="0"/>
-    <w:lsdException w:name="Dark List Accent 2" w:semiHidden="0" w:uiPriority="70" w:unhideWhenUsed="0"/>
-    <w:lsdException w:name="Colorful Shading Accent 2" w:semiHidden="0" w:uiPriority="71" w:unhideWhenUsed="0"/>
-    <w:lsdException w:name="Colorful List Accent 2" w:semiHidden="0" w:uiPriority="72" w:unhideWhenUsed="0"/>
-    <w:lsdException w:name="Colorful Grid Accent 2" w:semiHidden="0" w:uiPriority="73" w:unhideWhenUsed="0"/>
-    <w:lsdException w:name="Light Shading Accent 3" w:semiHidden="0" w:uiPriority="60" w:unhideWhenUsed="0"/>
-    <w:lsdException w:name="Light List Accent 3" w:semiHidden="0" w:uiPriority="61" w:unhideWhenUsed="0"/>
-    <w:lsdException w:name="Light Grid Accent 3" w:semiHidden="0" w:uiPriority="62" w:unhideWhenUsed="0"/>
-    <w:lsdException w:name="Medium Shading 1 Accent 3" w:semiHidden="0" w:uiPriority="63" w:unhideWhenUsed="0"/>
-    <w:lsdException w:name="Medium Shading 2 Accent 3" w:semiHidden="0" w:uiPriority="64" w:unhideWhenUsed="0"/>
-    <w:lsdException w:name="Medium List 1 Accent 3" w:semiHidden="0" w:uiPriority="65" w:unhideWhenUsed="0"/>
-    <w:lsdException w:name="Medium List 2 Accent 3" w:semiHidden="0" w:uiPriority="66" w:unhideWhenUsed="0"/>
-    <w:lsdException w:name="Medium Grid 1 Accent 3" w:semiHidden="0" w:uiPriority="67" w:unhideWhenUsed="0"/>
-    <w:lsdException w:name="Medium Grid 2 Accent 3" w:semiHidden="0" w:uiPriority="68" w:unhideWhenUsed="0"/>
-    <w:lsdException w:name="Medium Grid 3 Accent 3" w:semiHidden="0" w:uiPriority="69" w:unhideWhenUsed="0"/>
-    <w:lsdException w:name="Dark List Accent 3" w:semiHidden="0" w:uiPriority="70" w:unhideWhenUsed="0"/>
-    <w:lsdException w:name="Colorful Shading Accent 3" w:semiHidden="0" w:uiPriority="71" w:unhideWhenUsed="0"/>
-    <w:lsdException w:name="Colorful List Accent 3" w:semiHidden="0" w:uiPriority="72" w:unhideWhenUsed="0"/>
-    <w:lsdException w:name="Colorful Grid Accent 3" w:semiHidden="0" w:uiPriority="73" w:unhideWhenUsed="0"/>
-    <w:lsdException w:name="Light Shading Accent 4" w:semiHidden="0" w:uiPriority="60" w:unhideWhenUsed="0"/>
-    <w:lsdException w:name="Light List Accent 4" w:semiHidden="0" w:uiPriority="61" w:unhideWhenUsed="0"/>
-    <w:lsdException w:name="Light Grid Accent 4" w:semiHidden="0" w:uiPriority="62" w:unhideWhenUsed="0"/>
-    <w:lsdException w:name="Medium Shading 1 Accent 4" w:semiHidden="0" w:uiPriority="63" w:unhideWhenUsed="0"/>
-    <w:lsdException w:name="Medium Shading 2 Accent 4" w:semiHidden="0" w:uiPriority="64" w:unhideWhenUsed="0"/>
-    <w:lsdException w:name="Medium List 1 Accent 4" w:semiHidden="0" w:uiPriority="65" w:unhideWhenUsed="0"/>
-    <w:lsdException w:name="Medium List 2 Accent 4" w:semiHidden="0" w:uiPriority="66" w:unhideWhenUsed="0"/>
-    <w:lsdException w:name="Medium Grid 1 Accent 4" w:semiHidden="0" w:uiPriority="67" w:unhideWhenUsed="0"/>
-    <w:lsdException w:name="Medium Grid 2 Accent 4" w:semiHidden="0" w:uiPriority="68" w:unhideWhenUsed="0"/>
-    <w:lsdException w:name="Medium Grid 3 Accent 4" w:semiHidden="0" w:uiPriority="69" w:unhideWhenUsed="0"/>
-    <w:lsdException w:name="Dark List Accent 4" w:semiHidden="0" w:uiPriority="70" w:unhideWhenUsed="0"/>
-    <w:lsdException w:name="Colorful Shading Accent 4" w:semiHidden="0" w:uiPriority="71" w:unhideWhenUsed="0"/>
-    <w:lsdException w:name="Colorful List Accent 4" w:semiHidden="0" w:uiPriority="72" w:unhideWhenUsed="0"/>
-    <w:lsdException w:name="Colorful Grid Accent 4" w:semiHidden="0" w:uiPriority="73" w:unhideWhenUsed="0"/>
-    <w:lsdException w:name="Light Shading Accent 5" w:semiHidden="0" w:uiPriority="60" w:unhideWhenUsed="0"/>
-    <w:lsdException w:name="Light List Accent 5" w:semiHidden="0" w:uiPriority="61" w:unhideWhenUsed="0"/>
-    <w:lsdException w:name="Light Grid Accent 5" w:semiHidden="0" w:uiPriority="62" w:unhideWhenUsed="0"/>
-    <w:lsdException w:name="Medium Shading 1 Accent 5" w:semiHidden="0" w:uiPriority="63" w:unhideWhenUsed="0"/>
-    <w:lsdException w:name="Medium Shading 2 Accent 5" w:semiHidden="0" w:uiPriority="64" w:unhideWhenUsed="0"/>
-    <w:lsdException w:name="Medium List 1 Accent 5" w:semiHidden="0" w:uiPriority="65" w:unhideWhenUsed="0"/>
-    <w:lsdException w:name="Medium List 2 Accent 5" w:semiHidden="0" w:uiPriority="66" w:unhideWhenUsed="0"/>
-    <w:lsdException w:name="Medium Grid 1 Accent 5" w:semiHidden="0" w:uiPriority="67" w:unhideWhenUsed="0"/>
-    <w:lsdException w:name="Medium Grid 2 Accent 5" w:semiHidden="0" w:uiPriority="68" w:unhideWhenUsed="0"/>
-    <w:lsdException w:name="Medium Grid 3 Accent 5" w:semiHidden="0" w:uiPriority="69" w:unhideWhenUsed="0"/>
-    <w:lsdException w:name="Dark List Accent 5" w:semiHidden="0" w:uiPriority="70" w:unhideWhenUsed="0"/>
-    <w:lsdException w:name="Colorful Shading Accent 5" w:semiHidden="0" w:uiPriority="71" w:unhideWhenUsed="0"/>
-    <w:lsdException w:name="Colorful List Accent 5" w:semiHidden="0" w:uiPriority="72" w:unhideWhenUsed="0"/>
-    <w:lsdException w:name="Colorful Grid Accent 5" w:semiHidden="0" w:uiPriority="73" w:unhideWhenUsed="0"/>
-    <w:lsdException w:name="Light Shading Accent 6" w:semiHidden="0" w:uiPriority="60" w:unhideWhenUsed="0"/>
-    <w:lsdException w:name="Light List Accent 6" w:semiHidden="0" w:uiPriority="61" w:unhideWhenUsed="0"/>
-    <w:lsdException w:name="Light Grid Accent 6" w:semiHidden="0" w:uiPriority="62" w:unhideWhenUsed="0"/>
-    <w:lsdException w:name="Medium Shading 1 Accent 6" w:semiHidden="0" w:uiPriority="63" w:unhideWhenUsed="0"/>
-    <w:lsdException w:name="Medium Shading 2 Accent 6" w:semiHidden="0" w:uiPriority="64" w:unhideWhenUsed="0"/>
-    <w:lsdException w:name="Medium List 1 Accent 6" w:semiHidden="0" w:uiPriority="65" w:unhideWhenUsed="0"/>
-    <w:lsdException w:name="Medium List 2 Accent 6" w:semiHidden="0" w:uiPriority="66" w:unhideWhenUsed="0"/>
-    <w:lsdException w:name="Medium Grid 1 Accent 6" w:semiHidden="0" w:uiPriority="67" w:unhideWhenUsed="0"/>
-    <w:lsdException w:name="Medium Grid 2 Accent 6" w:semiHidden="0" w:uiPriority="68" w:unhideWhenUsed="0"/>
-    <w:lsdException w:name="Medium Grid 3 Accent 6" w:semiHidden="0" w:uiPriority="69" w:unhideWhenUsed="0"/>
-    <w:lsdException w:name="Dark List Accent 6" w:semiHidden="0" w:uiPriority="70" w:unhideWhenUsed="0"/>
-    <w:lsdException w:name="Colorful Shading Accent 6" w:semiHidden="0" w:uiPriority="71" w:unhideWhenUsed="0"/>
-    <w:lsdException w:name="Colorful List Accent 6" w:semiHidden="0" w:uiPriority="72" w:unhideWhenUsed="0"/>
-    <w:lsdException w:name="Colorful Grid Accent 6" w:semiHidden="0" w:uiPriority="73" w:unhideWhenUsed="0"/>
-    <w:lsdException w:name="Subtle Emphasis" w:semiHidden="0" w:uiPriority="19" w:unhideWhenUsed="0" w:qFormat="1"/>
-    <w:lsdException w:name="Intense Emphasis" w:semiHidden="0" w:uiPriority="21" w:unhideWhenUsed="0" w:qFormat="1"/>
-    <w:lsdException w:name="Subtle Reference" w:semiHidden="0" w:uiPriority="31" w:unhideWhenUsed="0" w:qFormat="1"/>
-    <w:lsdException w:name="Intense Reference" w:semiHidden="0" w:uiPriority="32" w:unhideWhenUsed="0" w:qFormat="1"/>
-    <w:lsdException w:name="Book Title" w:semiHidden="0" w:uiPriority="33" w:unhideWhenUsed="0" w:qFormat="1"/>
-    <w:lsdException w:name="Bibliography" w:uiPriority="37"/>
-    <w:lsdException w:name="TOC Heading" w:uiPriority="39" w:qFormat="1"/>
+  <w:latentStyles w:defLockedState="0" w:defUIPriority="99" w:defSemiHidden="0" w:defUnhideWhenUsed="0" w:defQFormat="0" w:count="375">
+    <w:lsdException w:name="Normal" w:uiPriority="0" w:qFormat="1"/>
+    <w:lsdException w:name="heading 1" w:uiPriority="9" w:qFormat="1"/>
+    <w:lsdException w:name="heading 2" w:semiHidden="1" w:uiPriority="9" w:unhideWhenUsed="1" w:qFormat="1"/>
+    <w:lsdException w:name="heading 3" w:semiHidden="1" w:uiPriority="9" w:unhideWhenUsed="1" w:qFormat="1"/>
+    <w:lsdException w:name="heading 4" w:semiHidden="1" w:uiPriority="9" w:unhideWhenUsed="1" w:qFormat="1"/>
+    <w:lsdException w:name="heading 5" w:semiHidden="1" w:uiPriority="9" w:unhideWhenUsed="1" w:qFormat="1"/>
+    <w:lsdException w:name="heading 6" w:semiHidden="1" w:uiPriority="9" w:unhideWhenUsed="1" w:qFormat="1"/>
+    <w:lsdException w:name="heading 7" w:semiHidden="1" w:uiPriority="9" w:unhideWhenUsed="1" w:qFormat="1"/>
+    <w:lsdException w:name="heading 8" w:semiHidden="1" w:uiPriority="9" w:unhideWhenUsed="1" w:qFormat="1"/>
+    <w:lsdException w:name="heading 9" w:semiHidden="1" w:uiPriority="9" w:unhideWhenUsed="1" w:qFormat="1"/>
+    <w:lsdException w:name="index 1" w:semiHidden="1" w:unhideWhenUsed="1"/>
+    <w:lsdException w:name="index 2" w:semiHidden="1" w:unhideWhenUsed="1"/>
+    <w:lsdException w:name="index 3" w:semiHidden="1" w:unhideWhenUsed="1"/>
+    <w:lsdException w:name="index 4" w:semiHidden="1" w:unhideWhenUsed="1"/>
+    <w:lsdException w:name="index 5" w:semiHidden="1" w:unhideWhenUsed="1"/>
+    <w:lsdException w:name="index 6" w:semiHidden="1" w:unhideWhenUsed="1"/>
+    <w:lsdException w:name="index 7" w:semiHidden="1" w:unhideWhenUsed="1"/>
+    <w:lsdException w:name="index 8" w:semiHidden="1" w:unhideWhenUsed="1"/>
+    <w:lsdException w:name="index 9" w:semiHidden="1" w:unhideWhenUsed="1"/>
+    <w:lsdException w:name="toc 1" w:semiHidden="1" w:uiPriority="39" w:unhideWhenUsed="1"/>
+    <w:lsdException w:name="toc 2" w:semiHidden="1" w:uiPriority="39" w:unhideWhenUsed="1"/>
+    <w:lsdException w:name="toc 3" w:semiHidden="1" w:uiPriority="39" w:unhideWhenUsed="1"/>
+    <w:lsdException w:name="toc 4" w:semiHidden="1" w:uiPriority="39" w:unhideWhenUsed="1"/>
+    <w:lsdException w:name="toc 5" w:semiHidden="1" w:uiPriority="39" w:unhideWhenUsed="1"/>
+    <w:lsdException w:name="toc 6" w:semiHidden="1" w:uiPriority="39" w:unhideWhenUsed="1"/>
+    <w:lsdException w:name="toc 7" w:semiHidden="1" w:uiPriority="39" w:unhideWhenUsed="1"/>
+    <w:lsdException w:name="toc 8" w:semiHidden="1" w:uiPriority="39" w:unhideWhenUsed="1"/>
+    <w:lsdException w:name="toc 9" w:semiHidden="1" w:uiPriority="39" w:unhideWhenUsed="1"/>
+    <w:lsdException w:name="Normal Indent" w:semiHidden="1" w:unhideWhenUsed="1"/>
+    <w:lsdException w:name="footnote text" w:semiHidden="1" w:unhideWhenUsed="1"/>
+    <w:lsdException w:name="annotation text" w:semiHidden="1" w:unhideWhenUsed="1"/>
+    <w:lsdException w:name="header" w:semiHidden="1" w:unhideWhenUsed="1"/>
+    <w:lsdException w:name="footer" w:semiHidden="1" w:unhideWhenUsed="1"/>
+    <w:lsdException w:name="index heading" w:semiHidden="1" w:unhideWhenUsed="1"/>
+    <w:lsdException w:name="caption" w:semiHidden="1" w:uiPriority="35" w:unhideWhenUsed="1" w:qFormat="1"/>
+    <w:lsdException w:name="table of figures" w:semiHidden="1" w:unhideWhenUsed="1"/>
+    <w:lsdException w:name="envelope address" w:semiHidden="1" w:unhideWhenUsed="1"/>
+    <w:lsdException w:name="envelope return" w:semiHidden="1" w:unhideWhenUsed="1"/>
+    <w:lsdException w:name="footnote reference" w:semiHidden="1" w:unhideWhenUsed="1"/>
+    <w:lsdException w:name="annotation reference" w:semiHidden="1" w:unhideWhenUsed="1"/>
+    <w:lsdException w:name="line number" w:semiHidden="1" w:unhideWhenUsed="1"/>
+    <w:lsdException w:name="page number" w:semiHidden="1" w:unhideWhenUsed="1"/>
+    <w:lsdException w:name="endnote reference" w:semiHidden="1" w:unhideWhenUsed="1"/>
+    <w:lsdException w:name="endnote text" w:semiHidden="1" w:unhideWhenUsed="1"/>
+    <w:lsdException w:name="table of authorities" w:semiHidden="1" w:unhideWhenUsed="1"/>
+    <w:lsdException w:name="macro" w:semiHidden="1" w:unhideWhenUsed="1"/>
+    <w:lsdException w:name="toa heading" w:semiHidden="1" w:unhideWhenUsed="1"/>
+    <w:lsdException w:name="List" w:semiHidden="1" w:unhideWhenUsed="1"/>
+    <w:lsdException w:name="List Bullet" w:semiHidden="1" w:unhideWhenUsed="1"/>
+    <w:lsdException w:name="List Number" w:semiHidden="1" w:unhideWhenUsed="1"/>
+    <w:lsdException w:name="List 2" w:semiHidden="1" w:unhideWhenUsed="1"/>
+    <w:lsdException w:name="List 3" w:semiHidden="1" w:unhideWhenUsed="1"/>
+    <w:lsdException w:name="List 4" w:semiHidden="1" w:unhideWhenUsed="1"/>
+    <w:lsdException w:name="List 5" w:semiHidden="1" w:unhideWhenUsed="1"/>
+    <w:lsdException w:name="List Bullet 2" w:semiHidden="1" w:unhideWhenUsed="1"/>
+    <w:lsdException w:name="List Bullet 3" w:semiHidden="1" w:unhideWhenUsed="1"/>
+    <w:lsdException w:name="List Bullet 4" w:semiHidden="1" w:unhideWhenUsed="1"/>
+    <w:lsdException w:name="List Bullet 5" w:semiHidden="1" w:unhideWhenUsed="1"/>
+    <w:lsdException w:name="List Number 2" w:semiHidden="1" w:unhideWhenUsed="1"/>
+    <w:lsdException w:name="List Number 3" w:semiHidden="1" w:unhideWhenUsed="1"/>
+    <w:lsdException w:name="List Number 4" w:semiHidden="1" w:unhideWhenUsed="1"/>
+    <w:lsdException w:name="List Number 5" w:semiHidden="1" w:unhideWhenUsed="1"/>
+    <w:lsdException w:name="Title" w:uiPriority="10" w:qFormat="1"/>
+    <w:lsdException w:name="Closing" w:semiHidden="1" w:unhideWhenUsed="1"/>
+    <w:lsdException w:name="Signature" w:semiHidden="1" w:unhideWhenUsed="1"/>
+    <w:lsdException w:name="Default Paragraph Font" w:semiHidden="1" w:uiPriority="1" w:unhideWhenUsed="1"/>
+    <w:lsdException w:name="Body Text" w:semiHidden="1" w:unhideWhenUsed="1"/>
+    <w:lsdException w:name="Body Text Indent" w:semiHidden="1" w:unhideWhenUsed="1"/>
+    <w:lsdException w:name="List Continue" w:semiHidden="1" w:unhideWhenUsed="1"/>
+    <w:lsdException w:name="List Continue 2" w:semiHidden="1" w:unhideWhenUsed="1"/>
+    <w:lsdException w:name="List Continue 3" w:semiHidden="1" w:unhideWhenUsed="1"/>
+    <w:lsdException w:name="List Continue 4" w:semiHidden="1" w:unhideWhenUsed="1"/>
+    <w:lsdException w:name="List Continue 5" w:semiHidden="1" w:unhideWhenUsed="1"/>
+    <w:lsdException w:name="Message Header" w:semiHidden="1" w:unhideWhenUsed="1"/>
+    <w:lsdException w:name="Subtitle" w:uiPriority="11" w:qFormat="1"/>
+    <w:lsdException w:name="Salutation" w:semiHidden="1" w:unhideWhenUsed="1"/>
+    <w:lsdException w:name="Date" w:semiHidden="1" w:unhideWhenUsed="1"/>
+    <w:lsdException w:name="Body Text First Indent" w:semiHidden="1" w:unhideWhenUsed="1"/>
+    <w:lsdException w:name="Body Text First Indent 2" w:semiHidden="1" w:unhideWhenUsed="1"/>
+    <w:lsdException w:name="Note Heading" w:semiHidden="1" w:unhideWhenUsed="1"/>
+    <w:lsdException w:name="Body Text 2" w:semiHidden="1" w:unhideWhenUsed="1"/>
+    <w:lsdException w:name="Body Text 3" w:semiHidden="1" w:unhideWhenUsed="1"/>
+    <w:lsdException w:name="Body Text Indent 2" w:semiHidden="1" w:unhideWhenUsed="1"/>
+    <w:lsdException w:name="Body Text Indent 3" w:semiHidden="1" w:unhideWhenUsed="1"/>
+    <w:lsdException w:name="Block Text" w:semiHidden="1" w:unhideWhenUsed="1"/>
+    <w:lsdException w:name="Hyperlink" w:semiHidden="1" w:unhideWhenUsed="1"/>
+    <w:lsdException w:name="FollowedHyperlink" w:semiHidden="1" w:unhideWhenUsed="1"/>
+    <w:lsdException w:name="Strong" w:uiPriority="22" w:qFormat="1"/>
+    <w:lsdException w:name="Emphasis" w:uiPriority="20" w:qFormat="1"/>
+    <w:lsdException w:name="Document Map" w:semiHidden="1" w:unhideWhenUsed="1"/>
+    <w:lsdException w:name="Plain Text" w:semiHidden="1" w:unhideWhenUsed="1"/>
+    <w:lsdException w:name="E-mail Signature" w:semiHidden="1" w:unhideWhenUsed="1"/>
+    <w:lsdException w:name="HTML Top of Form" w:semiHidden="1" w:unhideWhenUsed="1"/>
+    <w:lsdException w:name="HTML Bottom of Form" w:semiHidden="1" w:unhideWhenUsed="1"/>
+    <w:lsdException w:name="Normal (Web)" w:semiHidden="1" w:unhideWhenUsed="1"/>
+    <w:lsdException w:name="HTML Acronym" w:semiHidden="1" w:unhideWhenUsed="1"/>
+    <w:lsdException w:name="HTML Address" w:semiHidden="1" w:unhideWhenUsed="1"/>
+    <w:lsdException w:name="HTML Cite" w:semiHidden="1" w:unhideWhenUsed="1"/>
+    <w:lsdException w:name="HTML Code" w:semiHidden="1" w:unhideWhenUsed="1"/>
+    <w:lsdException w:name="HTML Definition" w:semiHidden="1" w:unhideWhenUsed="1"/>
+    <w:lsdException w:name="HTML Keyboard" w:semiHidden="1" w:unhideWhenUsed="1"/>
+    <w:lsdException w:name="HTML Preformatted" w:semiHidden="1" w:unhideWhenUsed="1"/>
+    <w:lsdException w:name="HTML Sample" w:semiHidden="1" w:unhideWhenUsed="1"/>
+    <w:lsdException w:name="HTML Typewriter" w:semiHidden="1" w:unhideWhenUsed="1"/>
+    <w:lsdException w:name="HTML Variable" w:semiHidden="1" w:unhideWhenUsed="1"/>
+    <w:lsdException w:name="Normal Table" w:semiHidden="1" w:unhideWhenUsed="1"/>
+    <w:lsdException w:name="annotation subject" w:semiHidden="1" w:unhideWhenUsed="1"/>
+    <w:lsdException w:name="No List" w:semiHidden="1" w:unhideWhenUsed="1"/>
+    <w:lsdException w:name="Outline List 1" w:semiHidden="1" w:unhideWhenUsed="1"/>
+    <w:lsdException w:name="Outline List 2" w:semiHidden="1" w:unhideWhenUsed="1"/>
+    <w:lsdException w:name="Outline List 3" w:semiHidden="1" w:unhideWhenUsed="1"/>
+    <w:lsdException w:name="Table Simple 1" w:semiHidden="1" w:unhideWhenUsed="1"/>
+    <w:lsdException w:name="Table Simple 2" w:semiHidden="1" w:unhideWhenUsed="1"/>
+    <w:lsdException w:name="Table Simple 3" w:semiHidden="1" w:unhideWhenUsed="1"/>
+    <w:lsdException w:name="Table Classic 1" w:semiHidden="1" w:unhideWhenUsed="1"/>
+    <w:lsdException w:name="Table Classic 2" w:semiHidden="1" w:unhideWhenUsed="1"/>
+    <w:lsdException w:name="Table Classic 3" w:semiHidden="1" w:unhideWhenUsed="1"/>
+    <w:lsdException w:name="Table Classic 4" w:semiHidden="1" w:unhideWhenUsed="1"/>
+    <w:lsdException w:name="Table Colorful 1" w:semiHidden="1" w:unhideWhenUsed="1"/>
+    <w:lsdException w:name="Table Colorful 2" w:semiHidden="1" w:unhideWhenUsed="1"/>
+    <w:lsdException w:name="Table Colorful 3" w:semiHidden="1" w:unhideWhenUsed="1"/>
+    <w:lsdException w:name="Table Columns 1" w:semiHidden="1" w:unhideWhenUsed="1"/>
+    <w:lsdException w:name="Table Columns 2" w:semiHidden="1" w:unhideWhenUsed="1"/>
+    <w:lsdException w:name="Table Columns 3" w:semiHidden="1" w:unhideWhenUsed="1"/>
+    <w:lsdException w:name="Table Columns 4" w:semiHidden="1" w:unhideWhenUsed="1"/>
+    <w:lsdException w:name="Table Columns 5" w:semiHidden="1" w:unhideWhenUsed="1"/>
+    <w:lsdException w:name="Table Grid 1" w:semiHidden="1" w:unhideWhenUsed="1"/>
+    <w:lsdException w:name="Table Grid 2" w:semiHidden="1" w:unhideWhenUsed="1"/>
+    <w:lsdException w:name="Table Grid 3" w:semiHidden="1" w:unhideWhenUsed="1"/>
+    <w:lsdException w:name="Table Grid 4" w:semiHidden="1" w:unhideWhenUsed="1"/>
+    <w:lsdException w:name="Table Grid 5" w:semiHidden="1" w:unhideWhenUsed="1"/>
+    <w:lsdException w:name="Table Grid 6" w:semiHidden="1" w:unhideWhenUsed="1"/>
+    <w:lsdException w:name="Table Grid 7" w:semiHidden="1" w:unhideWhenUsed="1"/>
+    <w:lsdException w:name="Table Grid 8" w:semiHidden="1" w:unhideWhenUsed="1"/>
+    <w:lsdException w:name="Table List 1" w:semiHidden="1" w:unhideWhenUsed="1"/>
+    <w:lsdException w:name="Table List 2" w:semiHidden="1" w:unhideWhenUsed="1"/>
+    <w:lsdException w:name="Table List 3" w:semiHidden="1" w:unhideWhenUsed="1"/>
+    <w:lsdException w:name="Table List 4" w:semiHidden="1" w:unhideWhenUsed="1"/>
+    <w:lsdException w:name="Table List 5" w:semiHidden="1" w:unhideWhenUsed="1"/>
+    <w:lsdException w:name="Table List 6" w:semiHidden="1" w:unhideWhenUsed="1"/>
+    <w:lsdException w:name="Table List 7" w:semiHidden="1" w:unhideWhenUsed="1"/>
+    <w:lsdException w:name="Table List 8" w:semiHidden="1" w:unhideWhenUsed="1"/>
+    <w:lsdException w:name="Table 3D effects 1" w:semiHidden="1" w:unhideWhenUsed="1"/>
+    <w:lsdException w:name="Table 3D effects 2" w:semiHidden="1" w:unhideWhenUsed="1"/>
+    <w:lsdException w:name="Table 3D effects 3" w:semiHidden="1" w:unhideWhenUsed="1"/>
+    <w:lsdException w:name="Table Contemporary" w:semiHidden="1" w:unhideWhenUsed="1"/>
+    <w:lsdException w:name="Table Elegant" w:semiHidden="1" w:unhideWhenUsed="1"/>
+    <w:lsdException w:name="Table Professional" w:semiHidden="1" w:unhideWhenUsed="1"/>
+    <w:lsdException w:name="Table Subtle 1" w:semiHidden="1" w:unhideWhenUsed="1"/>
+    <w:lsdException w:name="Table Subtle 2" w:semiHidden="1" w:unhideWhenUsed="1"/>
+    <w:lsdException w:name="Table Web 1" w:semiHidden="1" w:unhideWhenUsed="1"/>
+    <w:lsdException w:name="Table Web 2" w:semiHidden="1" w:unhideWhenUsed="1"/>
+    <w:lsdException w:name="Table Web 3" w:semiHidden="1" w:unhideWhenUsed="1"/>
+    <w:lsdException w:name="Balloon Text" w:semiHidden="1" w:unhideWhenUsed="1"/>
+    <w:lsdException w:name="Table Grid" w:semiHidden="1" w:uiPriority="39" w:unhideWhenUsed="1"/>
+    <w:lsdException w:name="Table Theme" w:semiHidden="1" w:unhideWhenUsed="1"/>
+    <w:lsdException w:name="Placeholder Text" w:semiHidden="1"/>
+    <w:lsdException w:name="No Spacing" w:uiPriority="1" w:qFormat="1"/>
+    <w:lsdException w:name="Light Shading" w:uiPriority="60"/>
+    <w:lsdException w:name="Light List" w:uiPriority="61"/>
+    <w:lsdException w:name="Light Grid" w:uiPriority="62"/>
+    <w:lsdException w:name="Medium Shading 1" w:uiPriority="63"/>
+    <w:lsdException w:name="Medium Shading 2" w:uiPriority="64"/>
+    <w:lsdException w:name="Medium List 1" w:uiPriority="65"/>
+    <w:lsdException w:name="Medium List 2" w:uiPriority="66"/>
+    <w:lsdException w:name="Medium Grid 1" w:uiPriority="67"/>
+    <w:lsdException w:name="Medium Grid 2" w:uiPriority="68"/>
+    <w:lsdException w:name="Medium Grid 3" w:uiPriority="69"/>
+    <w:lsdException w:name="Dark List" w:uiPriority="70"/>
+    <w:lsdException w:name="Colorful Shading" w:uiPriority="71"/>
+    <w:lsdException w:name="Colorful List" w:uiPriority="72"/>
+    <w:lsdException w:name="Colorful Grid" w:uiPriority="73"/>
+    <w:lsdException w:name="Light Shading Accent 1" w:uiPriority="60"/>
+    <w:lsdException w:name="Light List Accent 1" w:uiPriority="61"/>
+    <w:lsdException w:name="Light Grid Accent 1" w:uiPriority="62"/>
+    <w:lsdException w:name="Medium Shading 1 Accent 1" w:uiPriority="63"/>
+    <w:lsdException w:name="Medium Shading 2 Accent 1" w:uiPriority="64"/>
+    <w:lsdException w:name="Medium List 1 Accent 1" w:uiPriority="65"/>
+    <w:lsdException w:name="Revision" w:semiHidden="1"/>
+    <w:lsdException w:name="List Paragraph" w:uiPriority="34" w:qFormat="1"/>
+    <w:lsdException w:name="Quote" w:uiPriority="29" w:qFormat="1"/>
+    <w:lsdException w:name="Intense Quote" w:uiPriority="30" w:qFormat="1"/>
+    <w:lsdException w:name="Medium List 2 Accent 1" w:uiPriority="66"/>
+    <w:lsdException w:name="Medium Grid 1 Accent 1" w:uiPriority="67"/>
+    <w:lsdException w:name="Medium Grid 2 Accent 1" w:uiPriority="68"/>
+    <w:lsdException w:name="Medium Grid 3 Accent 1" w:uiPriority="69"/>
+    <w:lsdException w:name="Dark List Accent 1" w:uiPriority="70"/>
+    <w:lsdException w:name="Colorful Shading Accent 1" w:uiPriority="71"/>
+    <w:lsdException w:name="Colorful List Accent 1" w:uiPriority="72"/>
+    <w:lsdException w:name="Colorful Grid Accent 1" w:uiPriority="73"/>
+    <w:lsdException w:name="Light Shading Accent 2" w:uiPriority="60"/>
+    <w:lsdException w:name="Light List Accent 2" w:uiPriority="61"/>
+    <w:lsdException w:name="Light Grid Accent 2" w:uiPriority="62"/>
+    <w:lsdException w:name="Medium Shading 1 Accent 2" w:uiPriority="63"/>
+    <w:lsdException w:name="Medium Shading 2 Accent 2" w:uiPriority="64"/>
+    <w:lsdException w:name="Medium List 1 Accent 2" w:uiPriority="65"/>
+    <w:lsdException w:name="Medium List 2 Accent 2" w:uiPriority="66"/>
+    <w:lsdException w:name="Medium Grid 1 Accent 2" w:uiPriority="67"/>
+    <w:lsdException w:name="Medium Grid 2 Accent 2" w:uiPriority="68"/>
+    <w:lsdException w:name="Medium Grid 3 Accent 2" w:uiPriority="69"/>
+    <w:lsdException w:name="Dark List Accent 2" w:uiPriority="70"/>
+    <w:lsdException w:name="Colorful Shading Accent 2" w:uiPriority="71"/>
+    <w:lsdException w:name="Colorful List Accent 2" w:uiPriority="72"/>
+    <w:lsdException w:name="Colorful Grid Accent 2" w:uiPriority="73"/>
+    <w:lsdException w:name="Light Shading Accent 3" w:uiPriority="60"/>
+    <w:lsdException w:name="Light List Accent 3" w:uiPriority="61"/>
+    <w:lsdException w:name="Light Grid Accent 3" w:uiPriority="62"/>
+    <w:lsdException w:name="Medium Shading 1 Accent 3" w:uiPriority="63"/>
+    <w:lsdException w:name="Medium Shading 2 Accent 3" w:uiPriority="64"/>
+    <w:lsdException w:name="Medium List 1 Accent 3" w:uiPriority="65"/>
+    <w:lsdException w:name="Medium List 2 Accent 3" w:uiPriority="66"/>
+    <w:lsdException w:name="Medium Grid 1 Accent 3" w:uiPriority="67"/>
+    <w:lsdException w:name="Medium Grid 2 Accent 3" w:uiPriority="68"/>
+    <w:lsdException w:name="Medium Grid 3 Accent 3" w:uiPriority="69"/>
+    <w:lsdException w:name="Dark List Accent 3" w:uiPriority="70"/>
+    <w:lsdException w:name="Colorful Shading Accent 3" w:uiPriority="71"/>
+    <w:lsdException w:name="Colorful List Accent 3" w:uiPriority="72"/>
+    <w:lsdException w:name="Colorful Grid Accent 3" w:uiPriority="73"/>
+    <w:lsdException w:name="Light Shading Accent 4" w:uiPriority="60"/>
+    <w:lsdException w:name="Light List Accent 4" w:uiPriority="61"/>
+    <w:lsdException w:name="Light Grid Accent 4" w:uiPriority="62"/>
+    <w:lsdException w:name="Medium Shading 1 Accent 4" w:uiPriority="63"/>
+    <w:lsdException w:name="Medium Shading 2 Accent 4" w:uiPriority="64"/>
+    <w:lsdException w:name="Medium List 1 Accent 4" w:uiPriority="65"/>
+    <w:lsdException w:name="Medium List 2 Accent 4" w:uiPriority="66"/>
+    <w:lsdException w:name="Medium Grid 1 Accent 4" w:uiPriority="67"/>
+    <w:lsdException w:name="Medium Grid 2 Accent 4" w:uiPriority="68"/>
+    <w:lsdException w:name="Medium Grid 3 Accent 4" w:uiPriority="69"/>
+    <w:lsdException w:name="Dark List Accent 4" w:uiPriority="70"/>
+    <w:lsdException w:name="Colorful Shading Accent 4" w:uiPriority="71"/>
+    <w:lsdException w:name="Colorful List Accent 4" w:uiPriority="72"/>
+    <w:lsdException w:name="Colorful Grid Accent 4" w:uiPriority="73"/>
+    <w:lsdException w:name="Light Shading Accent 5" w:uiPriority="60"/>
+    <w:lsdException w:name="Light List Accent 5" w:uiPriority="61"/>
+    <w:lsdException w:name="Light Grid Accent 5" w:uiPriority="62"/>
+    <w:lsdException w:name="Medium Shading 1 Accent 5" w:uiPriority="63"/>
+    <w:lsdException w:name="Medium Shading 2 Accent 5" w:uiPriority="64"/>
+    <w:lsdException w:name="Medium List 1 Accent 5" w:uiPriority="65"/>
+    <w:lsdException w:name="Medium List 2 Accent 5" w:uiPriority="66"/>
+    <w:lsdException w:name="Medium Grid 1 Accent 5" w:uiPriority="67"/>
+    <w:lsdException w:name="Medium Grid 2 Accent 5" w:uiPriority="68"/>
+    <w:lsdException w:name="Medium Grid 3 Accent 5" w:uiPriority="69"/>
+    <w:lsdException w:name="Dark List Accent 5" w:uiPriority="70"/>
+    <w:lsdException w:name="Colorful Shading Accent 5" w:uiPriority="71"/>
+    <w:lsdException w:name="Colorful List Accent 5" w:uiPriority="72"/>
+    <w:lsdException w:name="Colorful Grid Accent 5" w:uiPriority="73"/>
+    <w:lsdException w:name="Light Shading Accent 6" w:uiPriority="60"/>
+    <w:lsdException w:name="Light List Accent 6" w:uiPriority="61"/>
+    <w:lsdException w:name="Light Grid Accent 6" w:uiPriority="62"/>
+    <w:lsdException w:name="Medium Shading 1 Accent 6" w:uiPriority="63"/>
+    <w:lsdException w:name="Medium Shading 2 Accent 6" w:uiPriority="64"/>
+    <w:lsdException w:name="Medium List 1 Accent 6" w:uiPriority="65"/>
+    <w:lsdException w:name="Medium List 2 Accent 6" w:uiPriority="66"/>
+    <w:lsdException w:name="Medium Grid 1 Accent 6" w:uiPriority="67"/>
+    <w:lsdException w:name="Medium Grid 2 Accent 6" w:uiPriority="68"/>
+    <w:lsdException w:name="Medium Grid 3 Accent 6" w:uiPriority="69"/>
+    <w:lsdException w:name="Dark List Accent 6" w:uiPriority="70"/>
+    <w:lsdException w:name="Colorful Shading Accent 6" w:uiPriority="71"/>
+    <w:lsdException w:name="Colorful List Accent 6" w:uiPriority="72"/>
+    <w:lsdException w:name="Colorful Grid Accent 6" w:uiPriority="73"/>
+    <w:lsdException w:name="Subtle Emphasis" w:uiPriority="19" w:qFormat="1"/>
+    <w:lsdException w:name="Intense Emphasis" w:uiPriority="21" w:qFormat="1"/>
+    <w:lsdException w:name="Subtle Reference" w:uiPriority="31" w:qFormat="1"/>
+    <w:lsdException w:name="Intense Reference" w:uiPriority="32" w:qFormat="1"/>
+    <w:lsdException w:name="Book Title" w:uiPriority="33" w:qFormat="1"/>
+    <w:lsdException w:name="Bibliography" w:semiHidden="1" w:uiPriority="37" w:unhideWhenUsed="1"/>
+    <w:lsdException w:name="TOC Heading" w:semiHidden="1" w:uiPriority="39" w:unhideWhenUsed="1" w:qFormat="1"/>
+    <w:lsdException w:name="Plain Table 1" w:uiPriority="41"/>
+    <w:lsdException w:name="Plain Table 2" w:uiPriority="42"/>
+    <w:lsdException w:name="Plain Table 3" w:uiPriority="43"/>
+    <w:lsdException w:name="Plain Table 4" w:uiPriority="44"/>
+    <w:lsdException w:name="Plain Table 5" w:uiPriority="45"/>
+    <w:lsdException w:name="Grid Table Light" w:uiPriority="40"/>
+    <w:lsdException w:name="Grid Table 1 Light" w:uiPriority="46"/>
+    <w:lsdException w:name="Grid Table 2" w:uiPriority="47"/>
+    <w:lsdException w:name="Grid Table 3" w:uiPriority="48"/>
+    <w:lsdException w:name="Grid Table 4" w:uiPriority="49"/>
+    <w:lsdException w:name="Grid Table 5 Dark" w:uiPriority="50"/>
+    <w:lsdException w:name="Grid Table 6 Colorful" w:uiPriority="51"/>
+    <w:lsdException w:name="Grid Table 7 Colorful" w:uiPriority="52"/>
+    <w:lsdException w:name="Grid Table 1 Light Accent 1" w:uiPriority="46"/>
+    <w:lsdException w:name="Grid Table 2 Accent 1" w:uiPriority="47"/>
+    <w:lsdException w:name="Grid Table 3 Accent 1" w:uiPriority="48"/>
+    <w:lsdException w:name="Grid Table 4 Accent 1" w:uiPriority="49"/>
+    <w:lsdException w:name="Grid Table 5 Dark Accent 1" w:uiPriority="50"/>
+    <w:lsdException w:name="Grid Table 6 Colorful Accent 1" w:uiPriority="51"/>
+    <w:lsdException w:name="Grid Table 7 Colorful Accent 1" w:uiPriority="52"/>
+    <w:lsdException w:name="Grid Table 1 Light Accent 2" w:uiPriority="46"/>
+    <w:lsdException w:name="Grid Table 2 Accent 2" w:uiPriority="47"/>
+    <w:lsdException w:name="Grid Table 3 Accent 2" w:uiPriority="48"/>
+    <w:lsdException w:name="Grid Table 4 Accent 2" w:uiPriority="49"/>
+    <w:lsdException w:name="Grid Table 5 Dark Accent 2" w:uiPriority="50"/>
+    <w:lsdException w:name="Grid Table 6 Colorful Accent 2" w:uiPriority="51"/>
+    <w:lsdException w:name="Grid Table 7 Colorful Accent 2" w:uiPriority="52"/>
+    <w:lsdException w:name="Grid Table 1 Light Accent 3" w:uiPriority="46"/>
+    <w:lsdException w:name="Grid Table 2 Accent 3" w:uiPriority="47"/>
+    <w:lsdException w:name="Grid Table 3 Accent 3" w:uiPriority="48"/>
+    <w:lsdException w:name="Grid Table 4 Accent 3" w:uiPriority="49"/>
+    <w:lsdException w:name="Grid Table 5 Dark Accent 3" w:uiPriority="50"/>
+    <w:lsdException w:name="Grid Table 6 Colorful Accent 3" w:uiPriority="51"/>
+    <w:lsdException w:name="Grid Table 7 Colorful Accent 3" w:uiPriority="52"/>
+    <w:lsdException w:name="Grid Table 1 Light Accent 4" w:uiPriority="46"/>
+    <w:lsdException w:name="Grid Table 2 Accent 4" w:uiPriority="47"/>
+    <w:lsdException w:name="Grid Table 3 Accent 4" w:uiPriority="48"/>
+    <w:lsdException w:name="Grid Table 4 Accent 4" w:uiPriority="49"/>
+    <w:lsdException w:name="Grid Table 5 Dark Accent 4" w:uiPriority="50"/>
+    <w:lsdException w:name="Grid Table 6 Colorful Accent 4" w:uiPriority="51"/>
+    <w:lsdException w:name="Grid Table 7 Colorful Accent 4" w:uiPriority="52"/>
+    <w:lsdException w:name="Grid Table 1 Light Accent 5" w:uiPriority="46"/>
+    <w:lsdException w:name="Grid Table 2 Accent 5" w:uiPriority="47"/>
+    <w:lsdException w:name="Grid Table 3 Accent 5" w:uiPriority="48"/>
+    <w:lsdException w:name="Grid Table 4 Accent 5" w:uiPriority="49"/>
+    <w:lsdException w:name="Grid Table 5 Dark Accent 5" w:uiPriority="50"/>
+    <w:lsdException w:name="Grid Table 6 Colorful Accent 5" w:uiPriority="51"/>
+    <w:lsdException w:name="Grid Table 7 Colorful Accent 5" w:uiPriority="52"/>
+    <w:lsdException w:name="Grid Table 1 Light Accent 6" w:uiPriority="46"/>
+    <w:lsdException w:name="Grid Table 2 Accent 6" w:uiPriority="47"/>
+    <w:lsdException w:name="Grid Table 3 Accent 6" w:uiPriority="48"/>
+    <w:lsdException w:name="Grid Table 4 Accent 6" w:uiPriority="49"/>
+    <w:lsdException w:name="Grid Table 5 Dark Accent 6" w:uiPriority="50"/>
+    <w:lsdException w:name="Grid Table 6 Colorful Accent 6" w:uiPriority="51"/>
+    <w:lsdException w:name="Grid Table 7 Colorful Accent 6" w:uiPriority="52"/>
+    <w:lsdException w:name="List Table 1 Light" w:uiPriority="46"/>
+    <w:lsdException w:name="List Table 2" w:uiPriority="47"/>
+    <w:lsdException w:name="List Table 3" w:uiPriority="48"/>
+    <w:lsdException w:name="List Table 4" w:uiPriority="49"/>
+    <w:lsdException w:name="List Table 5 Dark" w:uiPriority="50"/>
+    <w:lsdException w:name="List Table 6 Colorful" w:uiPriority="51"/>
+    <w:lsdException w:name="List Table 7 Colorful" w:uiPriority="52"/>
+    <w:lsdException w:name="List Table 1 Light Accent 1" w:uiPriority="46"/>
+    <w:lsdException w:name="List Table 2 Accent 1" w:uiPriority="47"/>
+    <w:lsdException w:name="List Table 3 Accent 1" w:uiPriority="48"/>
+    <w:lsdException w:name="List Table 4 Accent 1" w:uiPriority="49"/>
+    <w:lsdException w:name="List Table 5 Dark Accent 1" w:uiPriority="50"/>
+    <w:lsdException w:name="List Table 6 Colorful Accent 1" w:uiPriority="51"/>
+    <w:lsdException w:name="List Table 7 Colorful Accent 1" w:uiPriority="52"/>
+    <w:lsdException w:name="List Table 1 Light Accent 2" w:uiPriority="46"/>
+    <w:lsdException w:name="List Table 2 Accent 2" w:uiPriority="47"/>
+    <w:lsdException w:name="List Table 3 Accent 2" w:uiPriority="48"/>
+    <w:lsdException w:name="List Table 4 Accent 2" w:uiPriority="49"/>
+    <w:lsdException w:name="List Table 5 Dark Accent 2" w:uiPriority="50"/>
+    <w:lsdException w:name="List Table 6 Colorful Accent 2" w:uiPriority="51"/>
+    <w:lsdException w:name="List Table 7 Colorful Accent 2" w:uiPriority="52"/>
+    <w:lsdException w:name="List Table 1 Light Accent 3" w:uiPriority="46"/>
+    <w:lsdException w:name="List Table 2 Accent 3" w:uiPriority="47"/>
+    <w:lsdException w:name="List Table 3 Accent 3" w:uiPriority="48"/>
+    <w:lsdException w:name="List Table 4 Accent 3" w:uiPriority="49"/>
+    <w:lsdException w:name="List Table 5 Dark Accent 3" w:uiPriority="50"/>
+    <w:lsdException w:name="List Table 6 Colorful Accent 3" w:uiPriority="51"/>
+    <w:lsdException w:name="List Table 7 Colorful Accent 3" w:uiPriority="52"/>
+    <w:lsdException w:name="List Table 1 Light Accent 4" w:uiPriority="46"/>
+    <w:lsdException w:name="List Table 2 Accent 4" w:uiPriority="47"/>
+    <w:lsdException w:name="List Table 3 Accent 4" w:uiPriority="48"/>
+    <w:lsdException w:name="List Table 4 Accent 4" w:uiPriority="49"/>
+    <w:lsdException w:name="List Table 5 Dark Accent 4" w:uiPriority="50"/>
+    <w:lsdException w:name="List Table 6 Colorful Accent 4" w:uiPriority="51"/>
+    <w:lsdException w:name="List Table 7 Colorful Accent 4" w:uiPriority="52"/>
+    <w:lsdException w:name="List Table 1 Light Accent 5" w:uiPriority="46"/>
+    <w:lsdException w:name="List Table 2 Accent 5" w:uiPriority="47"/>
+    <w:lsdException w:name="List Table 3 Accent 5" w:uiPriority="48"/>
+    <w:lsdException w:name="List Table 4 Accent 5" w:uiPriority="49"/>
+    <w:lsdException w:name="List Table 5 Dark Accent 5" w:uiPriority="50"/>
+    <w:lsdException w:name="List Table 6 Colorful Accent 5" w:uiPriority="51"/>
+    <w:lsdException w:name="List Table 7 Colorful Accent 5" w:uiPriority="52"/>
+    <w:lsdException w:name="List Table 1 Light Accent 6" w:uiPriority="46"/>
+    <w:lsdException w:name="List Table 2 Accent 6" w:uiPriority="47"/>
+    <w:lsdException w:name="List Table 3 Accent 6" w:uiPriority="48"/>
+    <w:lsdException w:name="List Table 4 Accent 6" w:uiPriority="49"/>
+    <w:lsdException w:name="List Table 5 Dark Accent 6" w:uiPriority="50"/>
+    <w:lsdException w:name="List Table 6 Colorful Accent 6" w:uiPriority="51"/>
+    <w:lsdException w:name="List Table 7 Colorful Accent 6" w:uiPriority="52"/>
+    <w:lsdException w:name="Mention" w:semiHidden="1" w:unhideWhenUsed="1"/>
+    <w:lsdException w:name="Smart Hyperlink" w:semiHidden="1" w:unhideWhenUsed="1"/>
+    <w:lsdException w:name="Hashtag" w:semiHidden="1" w:unhideWhenUsed="1"/>
+    <w:lsdException w:name="Unresolved Mention" w:semiHidden="1" w:unhideWhenUsed="1"/>
   </w:latentStyles>
   <w:style w:type="paragraph" w:default="1" w:styleId="a">
     <w:name w:val="Normal"/>
@@ -5964,6 +6123,7 @@
   <w:style w:type="character" w:default="1" w:styleId="a0">
     <w:name w:val="Default Paragraph Font"/>
     <w:uiPriority w:val="1"/>
+    <w:semiHidden/>
     <w:unhideWhenUsed/>
   </w:style>
   <w:style w:type="table" w:default="1" w:styleId="a1">
@@ -6158,7 +6318,7 @@
     </w:rPr>
   </w:style>
   <w:style w:type="character" w:customStyle="1" w:styleId="a5">
-    <w:name w:val="Название Знак"/>
+    <w:name w:val="Заголовок Знак"/>
     <w:basedOn w:val="a0"/>
     <w:link w:val="a4"/>
     <w:uiPriority w:val="10"/>
@@ -6646,1097 +6806,8 @@
       <w:ind w:left="560"/>
     </w:pPr>
   </w:style>
-  <w:style w:type="character" w:customStyle="1" w:styleId="UnresolvedMention">
-    <w:name w:val="Unresolved Mention"/>
-    <w:basedOn w:val="a0"/>
-    <w:uiPriority w:val="99"/>
-    <w:semiHidden/>
-    <w:unhideWhenUsed/>
-    <w:rsid w:val="00420677"/>
-    <w:rPr>
-      <w:color w:val="605E5C"/>
-      <w:shd w:val="clear" w:color="auto" w:fill="E1DFDD"/>
-    </w:rPr>
-  </w:style>
-  <w:style w:type="character" w:styleId="afd">
-    <w:name w:val="FollowedHyperlink"/>
-    <w:basedOn w:val="a0"/>
-    <w:uiPriority w:val="99"/>
-    <w:semiHidden/>
-    <w:unhideWhenUsed/>
-    <w:rsid w:val="00007D4F"/>
-    <w:rPr>
-      <w:color w:val="954F72" w:themeColor="followedHyperlink"/>
-      <w:u w:val="single"/>
-    </w:rPr>
-  </w:style>
-</w:styles>
-</file>
-
-<file path=word/stylesWithEffects.xml><?xml version="1.0" encoding="utf-8"?>
-<w:styles xmlns:wpc="http://schemas.microsoft.com/office/word/2010/wordprocessingCanvas" xmlns:mc="http://schemas.openxmlformats.org/markup-compatibility/2006" xmlns:o="urn:schemas-microsoft-com:office:office" xmlns:r="http://schemas.openxmlformats.org/officeDocument/2006/relationships" xmlns:m="http://schemas.openxmlformats.org/officeDocument/2006/math" xmlns:v="urn:schemas-microsoft-com:vml" xmlns:wp14="http://schemas.microsoft.com/office/word/2010/wordprocessingDrawing" xmlns:wp="http://schemas.openxmlformats.org/drawingml/2006/wordprocessingDrawing" xmlns:w10="urn:schemas-microsoft-com:office:word" xmlns:w="http://schemas.openxmlformats.org/wordprocessingml/2006/main" xmlns:w14="http://schemas.microsoft.com/office/word/2010/wordml" xmlns:wpg="http://schemas.microsoft.com/office/word/2010/wordprocessingGroup" xmlns:wpi="http://schemas.microsoft.com/office/word/2010/wordprocessingInk" xmlns:wne="http://schemas.microsoft.com/office/word/2006/wordml" xmlns:wps="http://schemas.microsoft.com/office/word/2010/wordprocessingShape" mc:Ignorable="w14 wp14">
-  <w:docDefaults>
-    <w:rPrDefault>
-      <w:rPr>
-        <w:rFonts w:asciiTheme="minorHAnsi" w:eastAsiaTheme="minorEastAsia" w:hAnsiTheme="minorHAnsi" w:cstheme="minorBidi"/>
-        <w:lang w:val="ru-RU" w:eastAsia="en-US" w:bidi="ar-SA"/>
-      </w:rPr>
-    </w:rPrDefault>
-    <w:pPrDefault>
-      <w:pPr>
-        <w:spacing w:after="120" w:line="264" w:lineRule="auto"/>
-      </w:pPr>
-    </w:pPrDefault>
-  </w:docDefaults>
-  <w:latentStyles w:defLockedState="0" w:defUIPriority="99" w:defSemiHidden="1" w:defUnhideWhenUsed="1" w:defQFormat="0" w:count="267">
-    <w:lsdException w:name="Normal" w:semiHidden="0" w:uiPriority="0" w:unhideWhenUsed="0" w:qFormat="1"/>
-    <w:lsdException w:name="heading 1" w:semiHidden="0" w:uiPriority="9" w:unhideWhenUsed="0" w:qFormat="1"/>
-    <w:lsdException w:name="heading 2" w:uiPriority="9" w:qFormat="1"/>
-    <w:lsdException w:name="heading 3" w:uiPriority="9" w:qFormat="1"/>
-    <w:lsdException w:name="heading 4" w:uiPriority="9" w:qFormat="1"/>
-    <w:lsdException w:name="heading 5" w:uiPriority="9" w:qFormat="1"/>
-    <w:lsdException w:name="heading 6" w:uiPriority="9" w:qFormat="1"/>
-    <w:lsdException w:name="heading 7" w:uiPriority="9" w:qFormat="1"/>
-    <w:lsdException w:name="heading 8" w:uiPriority="9" w:qFormat="1"/>
-    <w:lsdException w:name="heading 9" w:uiPriority="9" w:qFormat="1"/>
-    <w:lsdException w:name="toc 1" w:uiPriority="39"/>
-    <w:lsdException w:name="toc 2" w:uiPriority="39"/>
-    <w:lsdException w:name="toc 3" w:uiPriority="39"/>
-    <w:lsdException w:name="toc 4" w:uiPriority="39"/>
-    <w:lsdException w:name="toc 5" w:uiPriority="39"/>
-    <w:lsdException w:name="toc 6" w:uiPriority="39"/>
-    <w:lsdException w:name="toc 7" w:uiPriority="39"/>
-    <w:lsdException w:name="toc 8" w:uiPriority="39"/>
-    <w:lsdException w:name="toc 9" w:uiPriority="39"/>
-    <w:lsdException w:name="caption" w:uiPriority="35" w:qFormat="1"/>
-    <w:lsdException w:name="Title" w:semiHidden="0" w:uiPriority="10" w:unhideWhenUsed="0" w:qFormat="1"/>
-    <w:lsdException w:name="Default Paragraph Font" w:uiPriority="1"/>
-    <w:lsdException w:name="Subtitle" w:semiHidden="0" w:uiPriority="11" w:unhideWhenUsed="0" w:qFormat="1"/>
-    <w:lsdException w:name="Strong" w:semiHidden="0" w:uiPriority="22" w:unhideWhenUsed="0" w:qFormat="1"/>
-    <w:lsdException w:name="Emphasis" w:semiHidden="0" w:uiPriority="20" w:unhideWhenUsed="0" w:qFormat="1"/>
-    <w:lsdException w:name="Table Grid" w:uiPriority="39"/>
-    <w:lsdException w:name="Placeholder Text" w:unhideWhenUsed="0"/>
-    <w:lsdException w:name="No Spacing" w:semiHidden="0" w:uiPriority="1" w:unhideWhenUsed="0" w:qFormat="1"/>
-    <w:lsdException w:name="Light Shading" w:semiHidden="0" w:uiPriority="60" w:unhideWhenUsed="0"/>
-    <w:lsdException w:name="Light List" w:semiHidden="0" w:uiPriority="61" w:unhideWhenUsed="0"/>
-    <w:lsdException w:name="Light Grid" w:semiHidden="0" w:uiPriority="62" w:unhideWhenUsed="0"/>
-    <w:lsdException w:name="Medium Shading 1" w:semiHidden="0" w:uiPriority="63" w:unhideWhenUsed="0"/>
-    <w:lsdException w:name="Medium Shading 2" w:semiHidden="0" w:uiPriority="64" w:unhideWhenUsed="0"/>
-    <w:lsdException w:name="Medium List 1" w:semiHidden="0" w:uiPriority="65" w:unhideWhenUsed="0"/>
-    <w:lsdException w:name="Medium List 2" w:semiHidden="0" w:uiPriority="66" w:unhideWhenUsed="0"/>
-    <w:lsdException w:name="Medium Grid 1" w:semiHidden="0" w:uiPriority="67" w:unhideWhenUsed="0"/>
-    <w:lsdException w:name="Medium Grid 2" w:semiHidden="0" w:uiPriority="68" w:unhideWhenUsed="0"/>
-    <w:lsdException w:name="Medium Grid 3" w:semiHidden="0" w:uiPriority="69" w:unhideWhenUsed="0"/>
-    <w:lsdException w:name="Dark List" w:semiHidden="0" w:uiPriority="70" w:unhideWhenUsed="0"/>
-    <w:lsdException w:name="Colorful Shading" w:semiHidden="0" w:uiPriority="71" w:unhideWhenUsed="0"/>
-    <w:lsdException w:name="Colorful List" w:semiHidden="0" w:uiPriority="72" w:unhideWhenUsed="0"/>
-    <w:lsdException w:name="Colorful Grid" w:semiHidden="0" w:uiPriority="73" w:unhideWhenUsed="0"/>
-    <w:lsdException w:name="Light Shading Accent 1" w:semiHidden="0" w:uiPriority="60" w:unhideWhenUsed="0"/>
-    <w:lsdException w:name="Light List Accent 1" w:semiHidden="0" w:uiPriority="61" w:unhideWhenUsed="0"/>
-    <w:lsdException w:name="Light Grid Accent 1" w:semiHidden="0" w:uiPriority="62" w:unhideWhenUsed="0"/>
-    <w:lsdException w:name="Medium Shading 1 Accent 1" w:semiHidden="0" w:uiPriority="63" w:unhideWhenUsed="0"/>
-    <w:lsdException w:name="Medium Shading 2 Accent 1" w:semiHidden="0" w:uiPriority="64" w:unhideWhenUsed="0"/>
-    <w:lsdException w:name="Medium List 1 Accent 1" w:semiHidden="0" w:uiPriority="65" w:unhideWhenUsed="0"/>
-    <w:lsdException w:name="Revision" w:unhideWhenUsed="0"/>
-    <w:lsdException w:name="List Paragraph" w:semiHidden="0" w:uiPriority="34" w:unhideWhenUsed="0" w:qFormat="1"/>
-    <w:lsdException w:name="Quote" w:semiHidden="0" w:uiPriority="29" w:unhideWhenUsed="0" w:qFormat="1"/>
-    <w:lsdException w:name="Intense Quote" w:semiHidden="0" w:uiPriority="30" w:unhideWhenUsed="0" w:qFormat="1"/>
-    <w:lsdException w:name="Medium List 2 Accent 1" w:semiHidden="0" w:uiPriority="66" w:unhideWhenUsed="0"/>
-    <w:lsdException w:name="Medium Grid 1 Accent 1" w:semiHidden="0" w:uiPriority="67" w:unhideWhenUsed="0"/>
-    <w:lsdException w:name="Medium Grid 2 Accent 1" w:semiHidden="0" w:uiPriority="68" w:unhideWhenUsed="0"/>
-    <w:lsdException w:name="Medium Grid 3 Accent 1" w:semiHidden="0" w:uiPriority="69" w:unhideWhenUsed="0"/>
-    <w:lsdException w:name="Dark List Accent 1" w:semiHidden="0" w:uiPriority="70" w:unhideWhenUsed="0"/>
-    <w:lsdException w:name="Colorful Shading Accent 1" w:semiHidden="0" w:uiPriority="71" w:unhideWhenUsed="0"/>
-    <w:lsdException w:name="Colorful List Accent 1" w:semiHidden="0" w:uiPriority="72" w:unhideWhenUsed="0"/>
-    <w:lsdException w:name="Colorful Grid Accent 1" w:semiHidden="0" w:uiPriority="73" w:unhideWhenUsed="0"/>
-    <w:lsdException w:name="Light Shading Accent 2" w:semiHidden="0" w:uiPriority="60" w:unhideWhenUsed="0"/>
-    <w:lsdException w:name="Light List Accent 2" w:semiHidden="0" w:uiPriority="61" w:unhideWhenUsed="0"/>
-    <w:lsdException w:name="Light Grid Accent 2" w:semiHidden="0" w:uiPriority="62" w:unhideWhenUsed="0"/>
-    <w:lsdException w:name="Medium Shading 1 Accent 2" w:semiHidden="0" w:uiPriority="63" w:unhideWhenUsed="0"/>
-    <w:lsdException w:name="Medium Shading 2 Accent 2" w:semiHidden="0" w:uiPriority="64" w:unhideWhenUsed="0"/>
-    <w:lsdException w:name="Medium List 1 Accent 2" w:semiHidden="0" w:uiPriority="65" w:unhideWhenUsed="0"/>
-    <w:lsdException w:name="Medium List 2 Accent 2" w:semiHidden="0" w:uiPriority="66" w:unhideWhenUsed="0"/>
-    <w:lsdException w:name="Medium Grid 1 Accent 2" w:semiHidden="0" w:uiPriority="67" w:unhideWhenUsed="0"/>
-    <w:lsdException w:name="Medium Grid 2 Accent 2" w:semiHidden="0" w:uiPriority="68" w:unhideWhenUsed="0"/>
-    <w:lsdException w:name="Medium Grid 3 Accent 2" w:semiHidden="0" w:uiPriority="69" w:unhideWhenUsed="0"/>
-    <w:lsdException w:name="Dark List Accent 2" w:semiHidden="0" w:uiPriority="70" w:unhideWhenUsed="0"/>
-    <w:lsdException w:name="Colorful Shading Accent 2" w:semiHidden="0" w:uiPriority="71" w:unhideWhenUsed="0"/>
-    <w:lsdException w:name="Colorful List Accent 2" w:semiHidden="0" w:uiPriority="72" w:unhideWhenUsed="0"/>
-    <w:lsdException w:name="Colorful Grid Accent 2" w:semiHidden="0" w:uiPriority="73" w:unhideWhenUsed="0"/>
-    <w:lsdException w:name="Light Shading Accent 3" w:semiHidden="0" w:uiPriority="60" w:unhideWhenUsed="0"/>
-    <w:lsdException w:name="Light List Accent 3" w:semiHidden="0" w:uiPriority="61" w:unhideWhenUsed="0"/>
-    <w:lsdException w:name="Light Grid Accent 3" w:semiHidden="0" w:uiPriority="62" w:unhideWhenUsed="0"/>
-    <w:lsdException w:name="Medium Shading 1 Accent 3" w:semiHidden="0" w:uiPriority="63" w:unhideWhenUsed="0"/>
-    <w:lsdException w:name="Medium Shading 2 Accent 3" w:semiHidden="0" w:uiPriority="64" w:unhideWhenUsed="0"/>
-    <w:lsdException w:name="Medium List 1 Accent 3" w:semiHidden="0" w:uiPriority="65" w:unhideWhenUsed="0"/>
-    <w:lsdException w:name="Medium List 2 Accent 3" w:semiHidden="0" w:uiPriority="66" w:unhideWhenUsed="0"/>
-    <w:lsdException w:name="Medium Grid 1 Accent 3" w:semiHidden="0" w:uiPriority="67" w:unhideWhenUsed="0"/>
-    <w:lsdException w:name="Medium Grid 2 Accent 3" w:semiHidden="0" w:uiPriority="68" w:unhideWhenUsed="0"/>
-    <w:lsdException w:name="Medium Grid 3 Accent 3" w:semiHidden="0" w:uiPriority="69" w:unhideWhenUsed="0"/>
-    <w:lsdException w:name="Dark List Accent 3" w:semiHidden="0" w:uiPriority="70" w:unhideWhenUsed="0"/>
-    <w:lsdException w:name="Colorful Shading Accent 3" w:semiHidden="0" w:uiPriority="71" w:unhideWhenUsed="0"/>
-    <w:lsdException w:name="Colorful List Accent 3" w:semiHidden="0" w:uiPriority="72" w:unhideWhenUsed="0"/>
-    <w:lsdException w:name="Colorful Grid Accent 3" w:semiHidden="0" w:uiPriority="73" w:unhideWhenUsed="0"/>
-    <w:lsdException w:name="Light Shading Accent 4" w:semiHidden="0" w:uiPriority="60" w:unhideWhenUsed="0"/>
-    <w:lsdException w:name="Light List Accent 4" w:semiHidden="0" w:uiPriority="61" w:unhideWhenUsed="0"/>
-    <w:lsdException w:name="Light Grid Accent 4" w:semiHidden="0" w:uiPriority="62" w:unhideWhenUsed="0"/>
-    <w:lsdException w:name="Medium Shading 1 Accent 4" w:semiHidden="0" w:uiPriority="63" w:unhideWhenUsed="0"/>
-    <w:lsdException w:name="Medium Shading 2 Accent 4" w:semiHidden="0" w:uiPriority="64" w:unhideWhenUsed="0"/>
-    <w:lsdException w:name="Medium List 1 Accent 4" w:semiHidden="0" w:uiPriority="65" w:unhideWhenUsed="0"/>
-    <w:lsdException w:name="Medium List 2 Accent 4" w:semiHidden="0" w:uiPriority="66" w:unhideWhenUsed="0"/>
-    <w:lsdException w:name="Medium Grid 1 Accent 4" w:semiHidden="0" w:uiPriority="67" w:unhideWhenUsed="0"/>
-    <w:lsdException w:name="Medium Grid 2 Accent 4" w:semiHidden="0" w:uiPriority="68" w:unhideWhenUsed="0"/>
-    <w:lsdException w:name="Medium Grid 3 Accent 4" w:semiHidden="0" w:uiPriority="69" w:unhideWhenUsed="0"/>
-    <w:lsdException w:name="Dark List Accent 4" w:semiHidden="0" w:uiPriority="70" w:unhideWhenUsed="0"/>
-    <w:lsdException w:name="Colorful Shading Accent 4" w:semiHidden="0" w:uiPriority="71" w:unhideWhenUsed="0"/>
-    <w:lsdException w:name="Colorful List Accent 4" w:semiHidden="0" w:uiPriority="72" w:unhideWhenUsed="0"/>
-    <w:lsdException w:name="Colorful Grid Accent 4" w:semiHidden="0" w:uiPriority="73" w:unhideWhenUsed="0"/>
-    <w:lsdException w:name="Light Shading Accent 5" w:semiHidden="0" w:uiPriority="60" w:unhideWhenUsed="0"/>
-    <w:lsdException w:name="Light List Accent 5" w:semiHidden="0" w:uiPriority="61" w:unhideWhenUsed="0"/>
-    <w:lsdException w:name="Light Grid Accent 5" w:semiHidden="0" w:uiPriority="62" w:unhideWhenUsed="0"/>
-    <w:lsdException w:name="Medium Shading 1 Accent 5" w:semiHidden="0" w:uiPriority="63" w:unhideWhenUsed="0"/>
-    <w:lsdException w:name="Medium Shading 2 Accent 5" w:semiHidden="0" w:uiPriority="64" w:unhideWhenUsed="0"/>
-    <w:lsdException w:name="Medium List 1 Accent 5" w:semiHidden="0" w:uiPriority="65" w:unhideWhenUsed="0"/>
-    <w:lsdException w:name="Medium List 2 Accent 5" w:semiHidden="0" w:uiPriority="66" w:unhideWhenUsed="0"/>
-    <w:lsdException w:name="Medium Grid 1 Accent 5" w:semiHidden="0" w:uiPriority="67" w:unhideWhenUsed="0"/>
-    <w:lsdException w:name="Medium Grid 2 Accent 5" w:semiHidden="0" w:uiPriority="68" w:unhideWhenUsed="0"/>
-    <w:lsdException w:name="Medium Grid 3 Accent 5" w:semiHidden="0" w:uiPriority="69" w:unhideWhenUsed="0"/>
-    <w:lsdException w:name="Dark List Accent 5" w:semiHidden="0" w:uiPriority="70" w:unhideWhenUsed="0"/>
-    <w:lsdException w:name="Colorful Shading Accent 5" w:semiHidden="0" w:uiPriority="71" w:unhideWhenUsed="0"/>
-    <w:lsdException w:name="Colorful List Accent 5" w:semiHidden="0" w:uiPriority="72" w:unhideWhenUsed="0"/>
-    <w:lsdException w:name="Colorful Grid Accent 5" w:semiHidden="0" w:uiPriority="73" w:unhideWhenUsed="0"/>
-    <w:lsdException w:name="Light Shading Accent 6" w:semiHidden="0" w:uiPriority="60" w:unhideWhenUsed="0"/>
-    <w:lsdException w:name="Light List Accent 6" w:semiHidden="0" w:uiPriority="61" w:unhideWhenUsed="0"/>
-    <w:lsdException w:name="Light Grid Accent 6" w:semiHidden="0" w:uiPriority="62" w:unhideWhenUsed="0"/>
-    <w:lsdException w:name="Medium Shading 1 Accent 6" w:semiHidden="0" w:uiPriority="63" w:unhideWhenUsed="0"/>
-    <w:lsdException w:name="Medium Shading 2 Accent 6" w:semiHidden="0" w:uiPriority="64" w:unhideWhenUsed="0"/>
-    <w:lsdException w:name="Medium List 1 Accent 6" w:semiHidden="0" w:uiPriority="65" w:unhideWhenUsed="0"/>
-    <w:lsdException w:name="Medium List 2 Accent 6" w:semiHidden="0" w:uiPriority="66" w:unhideWhenUsed="0"/>
-    <w:lsdException w:name="Medium Grid 1 Accent 6" w:semiHidden="0" w:uiPriority="67" w:unhideWhenUsed="0"/>
-    <w:lsdException w:name="Medium Grid 2 Accent 6" w:semiHidden="0" w:uiPriority="68" w:unhideWhenUsed="0"/>
-    <w:lsdException w:name="Medium Grid 3 Accent 6" w:semiHidden="0" w:uiPriority="69" w:unhideWhenUsed="0"/>
-    <w:lsdException w:name="Dark List Accent 6" w:semiHidden="0" w:uiPriority="70" w:unhideWhenUsed="0"/>
-    <w:lsdException w:name="Colorful Shading Accent 6" w:semiHidden="0" w:uiPriority="71" w:unhideWhenUsed="0"/>
-    <w:lsdException w:name="Colorful List Accent 6" w:semiHidden="0" w:uiPriority="72" w:unhideWhenUsed="0"/>
-    <w:lsdException w:name="Colorful Grid Accent 6" w:semiHidden="0" w:uiPriority="73" w:unhideWhenUsed="0"/>
-    <w:lsdException w:name="Subtle Emphasis" w:semiHidden="0" w:uiPriority="19" w:unhideWhenUsed="0" w:qFormat="1"/>
-    <w:lsdException w:name="Intense Emphasis" w:semiHidden="0" w:uiPriority="21" w:unhideWhenUsed="0" w:qFormat="1"/>
-    <w:lsdException w:name="Subtle Reference" w:semiHidden="0" w:uiPriority="31" w:unhideWhenUsed="0" w:qFormat="1"/>
-    <w:lsdException w:name="Intense Reference" w:semiHidden="0" w:uiPriority="32" w:unhideWhenUsed="0" w:qFormat="1"/>
-    <w:lsdException w:name="Book Title" w:semiHidden="0" w:uiPriority="33" w:unhideWhenUsed="0" w:qFormat="1"/>
-    <w:lsdException w:name="Bibliography" w:uiPriority="37"/>
-    <w:lsdException w:name="TOC Heading" w:uiPriority="39" w:qFormat="1"/>
-  </w:latentStyles>
-  <w:style w:type="paragraph" w:default="1" w:styleId="a">
-    <w:name w:val="Normal"/>
-    <w:qFormat/>
-    <w:rsid w:val="008C1607"/>
-    <w:pPr>
-      <w:spacing w:after="0" w:line="360" w:lineRule="auto"/>
-      <w:ind w:firstLine="709"/>
-      <w:jc w:val="both"/>
-    </w:pPr>
-    <w:rPr>
-      <w:rFonts w:ascii="Times New Roman" w:hAnsi="Times New Roman" w:cs="Times New Roman"/>
-      <w:sz w:val="28"/>
-      <w:szCs w:val="28"/>
-    </w:rPr>
-  </w:style>
-  <w:style w:type="paragraph" w:styleId="1">
-    <w:name w:val="heading 1"/>
-    <w:basedOn w:val="a"/>
-    <w:next w:val="a"/>
-    <w:link w:val="10"/>
-    <w:uiPriority w:val="9"/>
-    <w:qFormat/>
-    <w:rsid w:val="00AF7CEB"/>
-    <w:pPr>
-      <w:keepNext/>
-      <w:keepLines/>
-      <w:spacing w:before="320" w:line="240" w:lineRule="auto"/>
-      <w:outlineLvl w:val="0"/>
-    </w:pPr>
-    <w:rPr>
-      <w:rFonts w:asciiTheme="majorHAnsi" w:eastAsiaTheme="majorEastAsia" w:hAnsiTheme="majorHAnsi" w:cstheme="majorBidi"/>
-      <w:color w:val="2F5496" w:themeColor="accent1" w:themeShade="BF"/>
-      <w:sz w:val="32"/>
-      <w:szCs w:val="32"/>
-    </w:rPr>
-  </w:style>
-  <w:style w:type="paragraph" w:styleId="2">
-    <w:name w:val="heading 2"/>
-    <w:basedOn w:val="a"/>
-    <w:next w:val="a"/>
-    <w:link w:val="20"/>
-    <w:uiPriority w:val="9"/>
-    <w:semiHidden/>
-    <w:unhideWhenUsed/>
-    <w:qFormat/>
-    <w:rsid w:val="00AF7CEB"/>
-    <w:pPr>
-      <w:keepNext/>
-      <w:keepLines/>
-      <w:spacing w:before="80" w:line="240" w:lineRule="auto"/>
-      <w:outlineLvl w:val="1"/>
-    </w:pPr>
-    <w:rPr>
-      <w:rFonts w:asciiTheme="majorHAnsi" w:eastAsiaTheme="majorEastAsia" w:hAnsiTheme="majorHAnsi" w:cstheme="majorBidi"/>
-      <w:color w:val="404040" w:themeColor="text1" w:themeTint="BF"/>
-    </w:rPr>
-  </w:style>
-  <w:style w:type="paragraph" w:styleId="3">
-    <w:name w:val="heading 3"/>
-    <w:basedOn w:val="a"/>
-    <w:next w:val="a"/>
-    <w:link w:val="30"/>
-    <w:uiPriority w:val="9"/>
-    <w:semiHidden/>
-    <w:unhideWhenUsed/>
-    <w:qFormat/>
-    <w:rsid w:val="00AF7CEB"/>
-    <w:pPr>
-      <w:keepNext/>
-      <w:keepLines/>
-      <w:spacing w:before="40" w:line="240" w:lineRule="auto"/>
-      <w:outlineLvl w:val="2"/>
-    </w:pPr>
-    <w:rPr>
-      <w:rFonts w:asciiTheme="majorHAnsi" w:eastAsiaTheme="majorEastAsia" w:hAnsiTheme="majorHAnsi" w:cstheme="majorBidi"/>
-      <w:color w:val="44546A" w:themeColor="text2"/>
-      <w:sz w:val="24"/>
-      <w:szCs w:val="24"/>
-    </w:rPr>
-  </w:style>
-  <w:style w:type="paragraph" w:styleId="4">
-    <w:name w:val="heading 4"/>
-    <w:basedOn w:val="a"/>
-    <w:next w:val="a"/>
-    <w:link w:val="40"/>
-    <w:uiPriority w:val="9"/>
-    <w:semiHidden/>
-    <w:unhideWhenUsed/>
-    <w:qFormat/>
-    <w:rsid w:val="00AF7CEB"/>
-    <w:pPr>
-      <w:keepNext/>
-      <w:keepLines/>
-      <w:spacing w:before="40"/>
-      <w:outlineLvl w:val="3"/>
-    </w:pPr>
-    <w:rPr>
-      <w:rFonts w:asciiTheme="majorHAnsi" w:eastAsiaTheme="majorEastAsia" w:hAnsiTheme="majorHAnsi" w:cstheme="majorBidi"/>
-      <w:sz w:val="22"/>
-      <w:szCs w:val="22"/>
-    </w:rPr>
-  </w:style>
-  <w:style w:type="paragraph" w:styleId="5">
-    <w:name w:val="heading 5"/>
-    <w:basedOn w:val="a"/>
-    <w:next w:val="a"/>
-    <w:link w:val="50"/>
-    <w:uiPriority w:val="9"/>
-    <w:semiHidden/>
-    <w:unhideWhenUsed/>
-    <w:qFormat/>
-    <w:rsid w:val="00AF7CEB"/>
-    <w:pPr>
-      <w:keepNext/>
-      <w:keepLines/>
-      <w:spacing w:before="40"/>
-      <w:outlineLvl w:val="4"/>
-    </w:pPr>
-    <w:rPr>
-      <w:rFonts w:asciiTheme="majorHAnsi" w:eastAsiaTheme="majorEastAsia" w:hAnsiTheme="majorHAnsi" w:cstheme="majorBidi"/>
-      <w:color w:val="44546A" w:themeColor="text2"/>
-      <w:sz w:val="22"/>
-      <w:szCs w:val="22"/>
-    </w:rPr>
-  </w:style>
-  <w:style w:type="paragraph" w:styleId="6">
-    <w:name w:val="heading 6"/>
-    <w:basedOn w:val="a"/>
-    <w:next w:val="a"/>
-    <w:link w:val="60"/>
-    <w:uiPriority w:val="9"/>
-    <w:semiHidden/>
-    <w:unhideWhenUsed/>
-    <w:qFormat/>
-    <w:rsid w:val="00AF7CEB"/>
-    <w:pPr>
-      <w:keepNext/>
-      <w:keepLines/>
-      <w:spacing w:before="40"/>
-      <w:outlineLvl w:val="5"/>
-    </w:pPr>
-    <w:rPr>
-      <w:rFonts w:asciiTheme="majorHAnsi" w:eastAsiaTheme="majorEastAsia" w:hAnsiTheme="majorHAnsi" w:cstheme="majorBidi"/>
-      <w:i/>
-      <w:iCs/>
-      <w:color w:val="44546A" w:themeColor="text2"/>
-      <w:sz w:val="21"/>
-      <w:szCs w:val="21"/>
-    </w:rPr>
-  </w:style>
-  <w:style w:type="paragraph" w:styleId="7">
-    <w:name w:val="heading 7"/>
-    <w:basedOn w:val="a"/>
-    <w:next w:val="a"/>
-    <w:link w:val="70"/>
-    <w:uiPriority w:val="9"/>
-    <w:semiHidden/>
-    <w:unhideWhenUsed/>
-    <w:qFormat/>
-    <w:rsid w:val="00AF7CEB"/>
-    <w:pPr>
-      <w:keepNext/>
-      <w:keepLines/>
-      <w:spacing w:before="40"/>
-      <w:outlineLvl w:val="6"/>
-    </w:pPr>
-    <w:rPr>
-      <w:rFonts w:asciiTheme="majorHAnsi" w:eastAsiaTheme="majorEastAsia" w:hAnsiTheme="majorHAnsi" w:cstheme="majorBidi"/>
-      <w:i/>
-      <w:iCs/>
-      <w:color w:val="1F3864" w:themeColor="accent1" w:themeShade="80"/>
-      <w:sz w:val="21"/>
-      <w:szCs w:val="21"/>
-    </w:rPr>
-  </w:style>
-  <w:style w:type="paragraph" w:styleId="8">
-    <w:name w:val="heading 8"/>
-    <w:basedOn w:val="a"/>
-    <w:next w:val="a"/>
-    <w:link w:val="80"/>
-    <w:uiPriority w:val="9"/>
-    <w:semiHidden/>
-    <w:unhideWhenUsed/>
-    <w:qFormat/>
-    <w:rsid w:val="00AF7CEB"/>
-    <w:pPr>
-      <w:keepNext/>
-      <w:keepLines/>
-      <w:spacing w:before="40"/>
-      <w:outlineLvl w:val="7"/>
-    </w:pPr>
-    <w:rPr>
-      <w:rFonts w:asciiTheme="majorHAnsi" w:eastAsiaTheme="majorEastAsia" w:hAnsiTheme="majorHAnsi" w:cstheme="majorBidi"/>
-      <w:b/>
-      <w:bCs/>
-      <w:color w:val="44546A" w:themeColor="text2"/>
-    </w:rPr>
-  </w:style>
-  <w:style w:type="paragraph" w:styleId="9">
-    <w:name w:val="heading 9"/>
-    <w:basedOn w:val="a"/>
-    <w:next w:val="a"/>
-    <w:link w:val="90"/>
-    <w:uiPriority w:val="9"/>
-    <w:semiHidden/>
-    <w:unhideWhenUsed/>
-    <w:qFormat/>
-    <w:rsid w:val="00AF7CEB"/>
-    <w:pPr>
-      <w:keepNext/>
-      <w:keepLines/>
-      <w:spacing w:before="40"/>
-      <w:outlineLvl w:val="8"/>
-    </w:pPr>
-    <w:rPr>
-      <w:rFonts w:asciiTheme="majorHAnsi" w:eastAsiaTheme="majorEastAsia" w:hAnsiTheme="majorHAnsi" w:cstheme="majorBidi"/>
-      <w:b/>
-      <w:bCs/>
-      <w:i/>
-      <w:iCs/>
-      <w:color w:val="44546A" w:themeColor="text2"/>
-    </w:rPr>
-  </w:style>
-  <w:style w:type="character" w:default="1" w:styleId="a0">
-    <w:name w:val="Default Paragraph Font"/>
-    <w:uiPriority w:val="1"/>
-    <w:unhideWhenUsed/>
-  </w:style>
-  <w:style w:type="table" w:default="1" w:styleId="a1">
-    <w:name w:val="Normal Table"/>
-    <w:uiPriority w:val="99"/>
-    <w:semiHidden/>
-    <w:unhideWhenUsed/>
-    <w:tblPr>
-      <w:tblInd w:w="0" w:type="dxa"/>
-      <w:tblCellMar>
-        <w:top w:w="0" w:type="dxa"/>
-        <w:left w:w="108" w:type="dxa"/>
-        <w:bottom w:w="0" w:type="dxa"/>
-        <w:right w:w="108" w:type="dxa"/>
-      </w:tblCellMar>
-    </w:tblPr>
-  </w:style>
-  <w:style w:type="numbering" w:default="1" w:styleId="a2">
-    <w:name w:val="No List"/>
-    <w:uiPriority w:val="99"/>
-    <w:semiHidden/>
-    <w:unhideWhenUsed/>
-  </w:style>
-  <w:style w:type="character" w:customStyle="1" w:styleId="10">
-    <w:name w:val="Заголовок 1 Знак"/>
-    <w:basedOn w:val="a0"/>
-    <w:link w:val="1"/>
-    <w:uiPriority w:val="9"/>
-    <w:rsid w:val="00AF7CEB"/>
-    <w:rPr>
-      <w:rFonts w:asciiTheme="majorHAnsi" w:eastAsiaTheme="majorEastAsia" w:hAnsiTheme="majorHAnsi" w:cstheme="majorBidi"/>
-      <w:color w:val="2F5496" w:themeColor="accent1" w:themeShade="BF"/>
-      <w:sz w:val="32"/>
-      <w:szCs w:val="32"/>
-    </w:rPr>
-  </w:style>
-  <w:style w:type="character" w:customStyle="1" w:styleId="20">
-    <w:name w:val="Заголовок 2 Знак"/>
-    <w:basedOn w:val="a0"/>
-    <w:link w:val="2"/>
-    <w:uiPriority w:val="9"/>
-    <w:semiHidden/>
-    <w:rsid w:val="00AF7CEB"/>
-    <w:rPr>
-      <w:rFonts w:asciiTheme="majorHAnsi" w:eastAsiaTheme="majorEastAsia" w:hAnsiTheme="majorHAnsi" w:cstheme="majorBidi"/>
-      <w:color w:val="404040" w:themeColor="text1" w:themeTint="BF"/>
-      <w:sz w:val="28"/>
-      <w:szCs w:val="28"/>
-    </w:rPr>
-  </w:style>
-  <w:style w:type="character" w:customStyle="1" w:styleId="30">
-    <w:name w:val="Заголовок 3 Знак"/>
-    <w:basedOn w:val="a0"/>
-    <w:link w:val="3"/>
-    <w:uiPriority w:val="9"/>
-    <w:semiHidden/>
-    <w:rsid w:val="00AF7CEB"/>
-    <w:rPr>
-      <w:rFonts w:asciiTheme="majorHAnsi" w:eastAsiaTheme="majorEastAsia" w:hAnsiTheme="majorHAnsi" w:cstheme="majorBidi"/>
-      <w:color w:val="44546A" w:themeColor="text2"/>
-      <w:sz w:val="24"/>
-      <w:szCs w:val="24"/>
-    </w:rPr>
-  </w:style>
-  <w:style w:type="character" w:customStyle="1" w:styleId="40">
-    <w:name w:val="Заголовок 4 Знак"/>
-    <w:basedOn w:val="a0"/>
-    <w:link w:val="4"/>
-    <w:uiPriority w:val="9"/>
-    <w:semiHidden/>
-    <w:rsid w:val="00AF7CEB"/>
-    <w:rPr>
-      <w:rFonts w:asciiTheme="majorHAnsi" w:eastAsiaTheme="majorEastAsia" w:hAnsiTheme="majorHAnsi" w:cstheme="majorBidi"/>
-      <w:sz w:val="22"/>
-      <w:szCs w:val="22"/>
-    </w:rPr>
-  </w:style>
-  <w:style w:type="character" w:customStyle="1" w:styleId="50">
-    <w:name w:val="Заголовок 5 Знак"/>
-    <w:basedOn w:val="a0"/>
-    <w:link w:val="5"/>
-    <w:uiPriority w:val="9"/>
-    <w:semiHidden/>
-    <w:rsid w:val="00AF7CEB"/>
-    <w:rPr>
-      <w:rFonts w:asciiTheme="majorHAnsi" w:eastAsiaTheme="majorEastAsia" w:hAnsiTheme="majorHAnsi" w:cstheme="majorBidi"/>
-      <w:color w:val="44546A" w:themeColor="text2"/>
-      <w:sz w:val="22"/>
-      <w:szCs w:val="22"/>
-    </w:rPr>
-  </w:style>
-  <w:style w:type="character" w:customStyle="1" w:styleId="60">
-    <w:name w:val="Заголовок 6 Знак"/>
-    <w:basedOn w:val="a0"/>
-    <w:link w:val="6"/>
-    <w:uiPriority w:val="9"/>
-    <w:semiHidden/>
-    <w:rsid w:val="00AF7CEB"/>
-    <w:rPr>
-      <w:rFonts w:asciiTheme="majorHAnsi" w:eastAsiaTheme="majorEastAsia" w:hAnsiTheme="majorHAnsi" w:cstheme="majorBidi"/>
-      <w:i/>
-      <w:iCs/>
-      <w:color w:val="44546A" w:themeColor="text2"/>
-      <w:sz w:val="21"/>
-      <w:szCs w:val="21"/>
-    </w:rPr>
-  </w:style>
-  <w:style w:type="character" w:customStyle="1" w:styleId="70">
-    <w:name w:val="Заголовок 7 Знак"/>
-    <w:basedOn w:val="a0"/>
-    <w:link w:val="7"/>
-    <w:uiPriority w:val="9"/>
-    <w:semiHidden/>
-    <w:rsid w:val="00AF7CEB"/>
-    <w:rPr>
-      <w:rFonts w:asciiTheme="majorHAnsi" w:eastAsiaTheme="majorEastAsia" w:hAnsiTheme="majorHAnsi" w:cstheme="majorBidi"/>
-      <w:i/>
-      <w:iCs/>
-      <w:color w:val="1F3864" w:themeColor="accent1" w:themeShade="80"/>
-      <w:sz w:val="21"/>
-      <w:szCs w:val="21"/>
-    </w:rPr>
-  </w:style>
-  <w:style w:type="character" w:customStyle="1" w:styleId="80">
-    <w:name w:val="Заголовок 8 Знак"/>
-    <w:basedOn w:val="a0"/>
-    <w:link w:val="8"/>
-    <w:uiPriority w:val="9"/>
-    <w:semiHidden/>
-    <w:rsid w:val="00AF7CEB"/>
-    <w:rPr>
-      <w:rFonts w:asciiTheme="majorHAnsi" w:eastAsiaTheme="majorEastAsia" w:hAnsiTheme="majorHAnsi" w:cstheme="majorBidi"/>
-      <w:b/>
-      <w:bCs/>
-      <w:color w:val="44546A" w:themeColor="text2"/>
-    </w:rPr>
-  </w:style>
-  <w:style w:type="character" w:customStyle="1" w:styleId="90">
-    <w:name w:val="Заголовок 9 Знак"/>
-    <w:basedOn w:val="a0"/>
-    <w:link w:val="9"/>
-    <w:uiPriority w:val="9"/>
-    <w:semiHidden/>
-    <w:rsid w:val="00AF7CEB"/>
-    <w:rPr>
-      <w:rFonts w:asciiTheme="majorHAnsi" w:eastAsiaTheme="majorEastAsia" w:hAnsiTheme="majorHAnsi" w:cstheme="majorBidi"/>
-      <w:b/>
-      <w:bCs/>
-      <w:i/>
-      <w:iCs/>
-      <w:color w:val="44546A" w:themeColor="text2"/>
-    </w:rPr>
-  </w:style>
-  <w:style w:type="paragraph" w:styleId="a3">
-    <w:name w:val="caption"/>
-    <w:basedOn w:val="a"/>
-    <w:next w:val="a"/>
-    <w:uiPriority w:val="35"/>
-    <w:semiHidden/>
-    <w:unhideWhenUsed/>
-    <w:qFormat/>
-    <w:rsid w:val="00AF7CEB"/>
-    <w:pPr>
-      <w:spacing w:line="240" w:lineRule="auto"/>
-    </w:pPr>
-    <w:rPr>
-      <w:b/>
-      <w:bCs/>
-      <w:smallCaps/>
-      <w:color w:val="595959" w:themeColor="text1" w:themeTint="A6"/>
-      <w:spacing w:val="6"/>
-    </w:rPr>
-  </w:style>
-  <w:style w:type="paragraph" w:styleId="a4">
-    <w:name w:val="Title"/>
-    <w:basedOn w:val="a"/>
-    <w:next w:val="a"/>
-    <w:link w:val="a5"/>
-    <w:uiPriority w:val="10"/>
-    <w:qFormat/>
-    <w:rsid w:val="00AF7CEB"/>
-    <w:pPr>
-      <w:spacing w:line="240" w:lineRule="auto"/>
-      <w:contextualSpacing/>
-    </w:pPr>
-    <w:rPr>
-      <w:rFonts w:asciiTheme="majorHAnsi" w:eastAsiaTheme="majorEastAsia" w:hAnsiTheme="majorHAnsi" w:cstheme="majorBidi"/>
-      <w:color w:val="4472C4" w:themeColor="accent1"/>
-      <w:spacing w:val="-10"/>
-      <w:sz w:val="56"/>
-      <w:szCs w:val="56"/>
-    </w:rPr>
-  </w:style>
-  <w:style w:type="character" w:customStyle="1" w:styleId="a5">
-    <w:name w:val="Название Знак"/>
-    <w:basedOn w:val="a0"/>
-    <w:link w:val="a4"/>
-    <w:uiPriority w:val="10"/>
-    <w:rsid w:val="00AF7CEB"/>
-    <w:rPr>
-      <w:rFonts w:asciiTheme="majorHAnsi" w:eastAsiaTheme="majorEastAsia" w:hAnsiTheme="majorHAnsi" w:cstheme="majorBidi"/>
-      <w:color w:val="4472C4" w:themeColor="accent1"/>
-      <w:spacing w:val="-10"/>
-      <w:sz w:val="56"/>
-      <w:szCs w:val="56"/>
-    </w:rPr>
-  </w:style>
-  <w:style w:type="paragraph" w:styleId="a6">
-    <w:name w:val="Subtitle"/>
-    <w:basedOn w:val="a"/>
-    <w:next w:val="a"/>
-    <w:link w:val="a7"/>
-    <w:uiPriority w:val="11"/>
-    <w:qFormat/>
-    <w:rsid w:val="00AF7CEB"/>
-    <w:pPr>
-      <w:numPr>
-        <w:ilvl w:val="1"/>
-      </w:numPr>
-      <w:spacing w:line="240" w:lineRule="auto"/>
-      <w:ind w:firstLine="709"/>
-    </w:pPr>
-    <w:rPr>
-      <w:rFonts w:asciiTheme="majorHAnsi" w:eastAsiaTheme="majorEastAsia" w:hAnsiTheme="majorHAnsi" w:cstheme="majorBidi"/>
-      <w:sz w:val="24"/>
-      <w:szCs w:val="24"/>
-    </w:rPr>
-  </w:style>
-  <w:style w:type="character" w:customStyle="1" w:styleId="a7">
-    <w:name w:val="Подзаголовок Знак"/>
-    <w:basedOn w:val="a0"/>
-    <w:link w:val="a6"/>
-    <w:uiPriority w:val="11"/>
-    <w:rsid w:val="00AF7CEB"/>
-    <w:rPr>
-      <w:rFonts w:asciiTheme="majorHAnsi" w:eastAsiaTheme="majorEastAsia" w:hAnsiTheme="majorHAnsi" w:cstheme="majorBidi"/>
-      <w:sz w:val="24"/>
-      <w:szCs w:val="24"/>
-    </w:rPr>
-  </w:style>
-  <w:style w:type="character" w:styleId="a8">
-    <w:name w:val="Strong"/>
-    <w:basedOn w:val="a0"/>
-    <w:uiPriority w:val="22"/>
-    <w:qFormat/>
-    <w:rsid w:val="00AF7CEB"/>
-    <w:rPr>
-      <w:b/>
-      <w:bCs/>
-    </w:rPr>
-  </w:style>
-  <w:style w:type="character" w:styleId="a9">
-    <w:name w:val="Emphasis"/>
-    <w:basedOn w:val="a0"/>
-    <w:uiPriority w:val="20"/>
-    <w:qFormat/>
-    <w:rsid w:val="00AF7CEB"/>
-    <w:rPr>
-      <w:i/>
-      <w:iCs/>
-    </w:rPr>
-  </w:style>
-  <w:style w:type="paragraph" w:styleId="aa">
-    <w:name w:val="No Spacing"/>
-    <w:uiPriority w:val="1"/>
-    <w:qFormat/>
-    <w:rsid w:val="00AF7CEB"/>
-    <w:pPr>
-      <w:spacing w:after="0" w:line="240" w:lineRule="auto"/>
-    </w:pPr>
-  </w:style>
-  <w:style w:type="paragraph" w:styleId="21">
-    <w:name w:val="Quote"/>
-    <w:basedOn w:val="a"/>
-    <w:next w:val="a"/>
-    <w:link w:val="22"/>
-    <w:uiPriority w:val="29"/>
-    <w:qFormat/>
-    <w:rsid w:val="00AF7CEB"/>
-    <w:pPr>
-      <w:spacing w:before="160"/>
-      <w:ind w:left="720" w:right="720"/>
-    </w:pPr>
-    <w:rPr>
-      <w:i/>
-      <w:iCs/>
-      <w:color w:val="404040" w:themeColor="text1" w:themeTint="BF"/>
-    </w:rPr>
-  </w:style>
-  <w:style w:type="character" w:customStyle="1" w:styleId="22">
-    <w:name w:val="Цитата 2 Знак"/>
-    <w:basedOn w:val="a0"/>
-    <w:link w:val="21"/>
-    <w:uiPriority w:val="29"/>
-    <w:rsid w:val="00AF7CEB"/>
-    <w:rPr>
-      <w:i/>
-      <w:iCs/>
-      <w:color w:val="404040" w:themeColor="text1" w:themeTint="BF"/>
-    </w:rPr>
-  </w:style>
-  <w:style w:type="paragraph" w:styleId="ab">
-    <w:name w:val="Intense Quote"/>
-    <w:basedOn w:val="a"/>
-    <w:next w:val="a"/>
-    <w:link w:val="ac"/>
-    <w:uiPriority w:val="30"/>
-    <w:qFormat/>
-    <w:rsid w:val="00AF7CEB"/>
-    <w:pPr>
-      <w:pBdr>
-        <w:left w:val="single" w:sz="18" w:space="12" w:color="4472C4" w:themeColor="accent1"/>
-      </w:pBdr>
-      <w:spacing w:before="100" w:beforeAutospacing="1" w:line="300" w:lineRule="auto"/>
-      <w:ind w:left="1224" w:right="1224"/>
-    </w:pPr>
-    <w:rPr>
-      <w:rFonts w:asciiTheme="majorHAnsi" w:eastAsiaTheme="majorEastAsia" w:hAnsiTheme="majorHAnsi" w:cstheme="majorBidi"/>
-      <w:color w:val="4472C4" w:themeColor="accent1"/>
-    </w:rPr>
-  </w:style>
-  <w:style w:type="character" w:customStyle="1" w:styleId="ac">
-    <w:name w:val="Выделенная цитата Знак"/>
-    <w:basedOn w:val="a0"/>
-    <w:link w:val="ab"/>
-    <w:uiPriority w:val="30"/>
-    <w:rsid w:val="00AF7CEB"/>
-    <w:rPr>
-      <w:rFonts w:asciiTheme="majorHAnsi" w:eastAsiaTheme="majorEastAsia" w:hAnsiTheme="majorHAnsi" w:cstheme="majorBidi"/>
-      <w:color w:val="4472C4" w:themeColor="accent1"/>
-      <w:sz w:val="28"/>
-      <w:szCs w:val="28"/>
-    </w:rPr>
-  </w:style>
-  <w:style w:type="character" w:styleId="ad">
-    <w:name w:val="Subtle Emphasis"/>
-    <w:basedOn w:val="a0"/>
-    <w:uiPriority w:val="19"/>
-    <w:qFormat/>
-    <w:rsid w:val="00AF7CEB"/>
-    <w:rPr>
-      <w:i/>
-      <w:iCs/>
-      <w:color w:val="404040" w:themeColor="text1" w:themeTint="BF"/>
-    </w:rPr>
-  </w:style>
-  <w:style w:type="character" w:styleId="ae">
-    <w:name w:val="Intense Emphasis"/>
-    <w:basedOn w:val="a0"/>
-    <w:uiPriority w:val="21"/>
-    <w:qFormat/>
-    <w:rsid w:val="00AF7CEB"/>
-    <w:rPr>
-      <w:b/>
-      <w:bCs/>
-      <w:i/>
-      <w:iCs/>
-    </w:rPr>
-  </w:style>
-  <w:style w:type="character" w:styleId="af">
-    <w:name w:val="Subtle Reference"/>
-    <w:basedOn w:val="a0"/>
-    <w:uiPriority w:val="31"/>
-    <w:qFormat/>
-    <w:rsid w:val="00AF7CEB"/>
-    <w:rPr>
-      <w:smallCaps/>
-      <w:color w:val="404040" w:themeColor="text1" w:themeTint="BF"/>
-      <w:u w:val="single" w:color="7F7F7F" w:themeColor="text1" w:themeTint="80"/>
-    </w:rPr>
-  </w:style>
-  <w:style w:type="character" w:styleId="af0">
-    <w:name w:val="Intense Reference"/>
-    <w:basedOn w:val="a0"/>
-    <w:uiPriority w:val="32"/>
-    <w:qFormat/>
-    <w:rsid w:val="00AF7CEB"/>
-    <w:rPr>
-      <w:b/>
-      <w:bCs/>
-      <w:smallCaps/>
-      <w:spacing w:val="5"/>
-      <w:u w:val="single"/>
-    </w:rPr>
-  </w:style>
-  <w:style w:type="character" w:styleId="af1">
-    <w:name w:val="Book Title"/>
-    <w:basedOn w:val="a0"/>
-    <w:uiPriority w:val="33"/>
-    <w:qFormat/>
-    <w:rsid w:val="00AF7CEB"/>
-    <w:rPr>
-      <w:b/>
-      <w:bCs/>
-      <w:smallCaps/>
-    </w:rPr>
-  </w:style>
-  <w:style w:type="paragraph" w:styleId="af2">
-    <w:name w:val="TOC Heading"/>
-    <w:basedOn w:val="1"/>
-    <w:next w:val="a"/>
-    <w:uiPriority w:val="39"/>
-    <w:unhideWhenUsed/>
-    <w:qFormat/>
-    <w:rsid w:val="00AF7CEB"/>
-    <w:pPr>
-      <w:outlineLvl w:val="9"/>
-    </w:pPr>
-  </w:style>
-  <w:style w:type="paragraph" w:styleId="af3">
-    <w:name w:val="Balloon Text"/>
-    <w:basedOn w:val="a"/>
-    <w:link w:val="af4"/>
-    <w:uiPriority w:val="99"/>
-    <w:semiHidden/>
-    <w:unhideWhenUsed/>
-    <w:rsid w:val="004733DC"/>
-    <w:pPr>
-      <w:spacing w:line="240" w:lineRule="auto"/>
-    </w:pPr>
-    <w:rPr>
-      <w:rFonts w:ascii="Segoe UI" w:hAnsi="Segoe UI" w:cs="Segoe UI"/>
-      <w:sz w:val="18"/>
-      <w:szCs w:val="18"/>
-    </w:rPr>
-  </w:style>
-  <w:style w:type="character" w:customStyle="1" w:styleId="af4">
-    <w:name w:val="Текст выноски Знак"/>
-    <w:basedOn w:val="a0"/>
-    <w:link w:val="af3"/>
-    <w:uiPriority w:val="99"/>
-    <w:semiHidden/>
-    <w:rsid w:val="004733DC"/>
-    <w:rPr>
-      <w:rFonts w:ascii="Segoe UI" w:hAnsi="Segoe UI" w:cs="Segoe UI"/>
-      <w:sz w:val="18"/>
-      <w:szCs w:val="18"/>
-    </w:rPr>
-  </w:style>
-  <w:style w:type="paragraph" w:customStyle="1" w:styleId="11">
-    <w:name w:val="Заг1"/>
-    <w:basedOn w:val="1"/>
-    <w:next w:val="a"/>
-    <w:link w:val="12"/>
-    <w:qFormat/>
-    <w:rsid w:val="00585846"/>
-    <w:pPr>
-      <w:pageBreakBefore/>
-      <w:spacing w:before="0" w:line="360" w:lineRule="auto"/>
-      <w:ind w:firstLine="0"/>
-    </w:pPr>
-    <w:rPr>
-      <w:rFonts w:ascii="Times New Roman" w:hAnsi="Times New Roman"/>
-      <w:b/>
-      <w:color w:val="000000" w:themeColor="text1"/>
-      <w:sz w:val="28"/>
-    </w:rPr>
-  </w:style>
-  <w:style w:type="paragraph" w:customStyle="1" w:styleId="13">
-    <w:name w:val="Подзаг1"/>
-    <w:basedOn w:val="a"/>
-    <w:next w:val="a"/>
-    <w:link w:val="14"/>
-    <w:qFormat/>
-    <w:rsid w:val="004733DC"/>
-    <w:pPr>
-      <w:outlineLvl w:val="1"/>
-    </w:pPr>
-    <w:rPr>
-      <w:b/>
-    </w:rPr>
-  </w:style>
-  <w:style w:type="character" w:customStyle="1" w:styleId="12">
-    <w:name w:val="Заг1 Знак"/>
-    <w:basedOn w:val="a0"/>
-    <w:link w:val="11"/>
-    <w:rsid w:val="00585846"/>
-    <w:rPr>
-      <w:rFonts w:ascii="Times New Roman" w:eastAsiaTheme="majorEastAsia" w:hAnsi="Times New Roman" w:cstheme="majorBidi"/>
-      <w:b/>
-      <w:color w:val="000000" w:themeColor="text1"/>
-      <w:sz w:val="28"/>
-      <w:szCs w:val="32"/>
-    </w:rPr>
-  </w:style>
-  <w:style w:type="paragraph" w:styleId="15">
-    <w:name w:val="toc 1"/>
-    <w:basedOn w:val="a"/>
-    <w:next w:val="a"/>
-    <w:autoRedefine/>
-    <w:uiPriority w:val="39"/>
-    <w:unhideWhenUsed/>
-    <w:rsid w:val="00585846"/>
-    <w:pPr>
-      <w:tabs>
-        <w:tab w:val="right" w:leader="dot" w:pos="9628"/>
-      </w:tabs>
-      <w:spacing w:after="100"/>
-      <w:ind w:firstLine="0"/>
-      <w:jc w:val="left"/>
-    </w:pPr>
-  </w:style>
-  <w:style w:type="character" w:customStyle="1" w:styleId="14">
-    <w:name w:val="Подзаг1 Знак"/>
-    <w:basedOn w:val="a0"/>
-    <w:link w:val="13"/>
-    <w:rsid w:val="004733DC"/>
-    <w:rPr>
-      <w:rFonts w:ascii="Times New Roman" w:hAnsi="Times New Roman" w:cs="Times New Roman"/>
-      <w:b/>
-      <w:sz w:val="28"/>
-      <w:szCs w:val="28"/>
-    </w:rPr>
-  </w:style>
-  <w:style w:type="paragraph" w:styleId="23">
-    <w:name w:val="toc 2"/>
-    <w:basedOn w:val="a"/>
-    <w:next w:val="a"/>
-    <w:autoRedefine/>
-    <w:uiPriority w:val="39"/>
-    <w:unhideWhenUsed/>
-    <w:rsid w:val="00585846"/>
-    <w:pPr>
-      <w:tabs>
-        <w:tab w:val="right" w:leader="dot" w:pos="9628"/>
-      </w:tabs>
-      <w:spacing w:after="100"/>
-      <w:jc w:val="left"/>
-    </w:pPr>
-  </w:style>
-  <w:style w:type="character" w:styleId="af5">
-    <w:name w:val="Hyperlink"/>
-    <w:basedOn w:val="a0"/>
-    <w:uiPriority w:val="99"/>
-    <w:unhideWhenUsed/>
-    <w:rsid w:val="00DC171B"/>
-    <w:rPr>
-      <w:color w:val="0563C1" w:themeColor="hyperlink"/>
-      <w:u w:val="single"/>
-    </w:rPr>
-  </w:style>
-  <w:style w:type="paragraph" w:styleId="af6">
-    <w:name w:val="header"/>
-    <w:basedOn w:val="a"/>
-    <w:link w:val="af7"/>
-    <w:uiPriority w:val="99"/>
-    <w:unhideWhenUsed/>
-    <w:rsid w:val="00140328"/>
-    <w:pPr>
-      <w:tabs>
-        <w:tab w:val="center" w:pos="4677"/>
-        <w:tab w:val="right" w:pos="9355"/>
-      </w:tabs>
-      <w:spacing w:line="240" w:lineRule="auto"/>
-    </w:pPr>
-  </w:style>
-  <w:style w:type="character" w:customStyle="1" w:styleId="af7">
-    <w:name w:val="Верхний колонтитул Знак"/>
-    <w:basedOn w:val="a0"/>
-    <w:link w:val="af6"/>
-    <w:uiPriority w:val="99"/>
-    <w:rsid w:val="00140328"/>
-    <w:rPr>
-      <w:rFonts w:ascii="Times New Roman" w:hAnsi="Times New Roman" w:cs="Times New Roman"/>
-      <w:sz w:val="28"/>
-      <w:szCs w:val="28"/>
-    </w:rPr>
-  </w:style>
-  <w:style w:type="paragraph" w:styleId="af8">
-    <w:name w:val="footer"/>
-    <w:basedOn w:val="a"/>
-    <w:link w:val="af9"/>
-    <w:uiPriority w:val="99"/>
-    <w:unhideWhenUsed/>
-    <w:rsid w:val="00140328"/>
-    <w:pPr>
-      <w:tabs>
-        <w:tab w:val="center" w:pos="4677"/>
-        <w:tab w:val="right" w:pos="9355"/>
-      </w:tabs>
-      <w:spacing w:line="240" w:lineRule="auto"/>
-    </w:pPr>
-  </w:style>
-  <w:style w:type="character" w:customStyle="1" w:styleId="af9">
-    <w:name w:val="Нижний колонтитул Знак"/>
-    <w:basedOn w:val="a0"/>
-    <w:link w:val="af8"/>
-    <w:uiPriority w:val="99"/>
-    <w:rsid w:val="00140328"/>
-    <w:rPr>
-      <w:rFonts w:ascii="Times New Roman" w:hAnsi="Times New Roman" w:cs="Times New Roman"/>
-      <w:sz w:val="28"/>
-      <w:szCs w:val="28"/>
-    </w:rPr>
-  </w:style>
-  <w:style w:type="paragraph" w:customStyle="1" w:styleId="afa">
-    <w:name w:val="Рисунок"/>
-    <w:basedOn w:val="a"/>
-    <w:link w:val="afb"/>
-    <w:qFormat/>
-    <w:rsid w:val="00BC7457"/>
-    <w:pPr>
-      <w:keepNext/>
-      <w:keepLines/>
-      <w:ind w:firstLine="0"/>
-      <w:jc w:val="center"/>
-    </w:pPr>
-    <w:rPr>
-      <w:noProof/>
-    </w:rPr>
-  </w:style>
-  <w:style w:type="character" w:customStyle="1" w:styleId="afb">
-    <w:name w:val="Рисунок Знак"/>
-    <w:basedOn w:val="a0"/>
-    <w:link w:val="afa"/>
-    <w:rsid w:val="00BC7457"/>
-    <w:rPr>
-      <w:rFonts w:ascii="Times New Roman" w:hAnsi="Times New Roman" w:cs="Times New Roman"/>
-      <w:noProof/>
-      <w:sz w:val="28"/>
-      <w:szCs w:val="28"/>
-    </w:rPr>
-  </w:style>
-  <w:style w:type="paragraph" w:styleId="afc">
-    <w:name w:val="List Paragraph"/>
-    <w:basedOn w:val="a"/>
-    <w:uiPriority w:val="34"/>
-    <w:qFormat/>
-    <w:rsid w:val="00633F66"/>
-    <w:pPr>
-      <w:ind w:left="720"/>
-      <w:contextualSpacing/>
-    </w:pPr>
-  </w:style>
-  <w:style w:type="character" w:customStyle="1" w:styleId="16">
-    <w:name w:val="Неразрешенное упоминание1"/>
-    <w:basedOn w:val="a0"/>
-    <w:uiPriority w:val="99"/>
-    <w:semiHidden/>
-    <w:unhideWhenUsed/>
-    <w:rsid w:val="0069596D"/>
-    <w:rPr>
-      <w:color w:val="605E5C"/>
-      <w:shd w:val="clear" w:color="auto" w:fill="E1DFDD"/>
-    </w:rPr>
-  </w:style>
-  <w:style w:type="paragraph" w:customStyle="1" w:styleId="24">
-    <w:name w:val="Подзаг 2"/>
-    <w:basedOn w:val="a"/>
-    <w:next w:val="a"/>
-    <w:link w:val="25"/>
-    <w:qFormat/>
-    <w:rsid w:val="00F92AF7"/>
-    <w:rPr>
-      <w:b/>
-    </w:rPr>
-  </w:style>
-  <w:style w:type="character" w:customStyle="1" w:styleId="25">
-    <w:name w:val="Подзаг 2 Знак"/>
-    <w:basedOn w:val="a0"/>
-    <w:link w:val="24"/>
-    <w:rsid w:val="00F92AF7"/>
-    <w:rPr>
-      <w:rFonts w:ascii="Times New Roman" w:hAnsi="Times New Roman" w:cs="Times New Roman"/>
-      <w:b/>
-      <w:sz w:val="28"/>
-      <w:szCs w:val="28"/>
-    </w:rPr>
-  </w:style>
-  <w:style w:type="paragraph" w:styleId="31">
-    <w:name w:val="toc 3"/>
-    <w:basedOn w:val="a"/>
-    <w:next w:val="a"/>
-    <w:autoRedefine/>
-    <w:uiPriority w:val="39"/>
-    <w:unhideWhenUsed/>
-    <w:rsid w:val="00585846"/>
-    <w:pPr>
-      <w:spacing w:after="100"/>
-      <w:ind w:left="560"/>
-    </w:pPr>
-  </w:style>
-  <w:style w:type="character" w:customStyle="1" w:styleId="UnresolvedMention">
-    <w:name w:val="Unresolved Mention"/>
+  <w:style w:type="character" w:customStyle="1" w:styleId="26">
+    <w:name w:val="Неразрешенное упоминание2"/>
     <w:basedOn w:val="a0"/>
     <w:uiPriority w:val="99"/>
     <w:semiHidden/>
@@ -8051,7 +7122,7 @@
   <a:extraClrSchemeLst/>
   <a:extLst>
     <a:ext uri="{05A4C25C-085E-4340-85A3-A5531E510DB2}">
-      <thm15:themeFamily xmlns="" xmlns:thm15="http://schemas.microsoft.com/office/thememl/2012/main" name="Office Theme" id="{62F939B6-93AF-4DB8-9C6B-D6C7DFDC589F}" vid="{4A3C46E8-61CC-4603-A589-7422A47A8E4A}"/>
+      <thm15:themeFamily xmlns:thm15="http://schemas.microsoft.com/office/thememl/2012/main" name="Office Theme" id="{62F939B6-93AF-4DB8-9C6B-D6C7DFDC589F}" vid="{4A3C46E8-61CC-4603-A589-7422A47A8E4A}"/>
     </a:ext>
   </a:extLst>
 </a:theme>
@@ -8062,7 +7133,7 @@
 </file>
 
 <file path=customXml/itemProps1.xml><?xml version="1.0" encoding="utf-8"?>
-<ds:datastoreItem xmlns:ds="http://schemas.openxmlformats.org/officeDocument/2006/customXml" ds:itemID="{7312EF89-657D-401A-8F65-A1523F22453D}">
+<ds:datastoreItem xmlns:ds="http://schemas.openxmlformats.org/officeDocument/2006/customXml" ds:itemID="{1C13106B-1D9A-4F6C-AD88-9A0CF50E7C48}">
   <ds:schemaRefs>
     <ds:schemaRef ds:uri="http://schemas.openxmlformats.org/officeDocument/2006/bibliography"/>
   </ds:schemaRefs>

--- a/000.exe.docx
+++ b/000.exe.docx
@@ -2,7 +2,6 @@
 <file path=word/document.xml><?xml version="1.0" encoding="utf-8"?>
 <w:document xmlns:wpc="http://schemas.microsoft.com/office/word/2010/wordprocessingCanvas" xmlns:cx="http://schemas.microsoft.com/office/drawing/2014/chartex" xmlns:cx1="http://schemas.microsoft.com/office/drawing/2015/9/8/chartex" xmlns:cx2="http://schemas.microsoft.com/office/drawing/2015/10/21/chartex" xmlns:cx3="http://schemas.microsoft.com/office/drawing/2016/5/9/chartex" xmlns:cx4="http://schemas.microsoft.com/office/drawing/2016/5/10/chartex" xmlns:cx5="http://schemas.microsoft.com/office/drawing/2016/5/11/chartex" xmlns:cx6="http://schemas.microsoft.com/office/drawing/2016/5/12/chartex" xmlns:cx7="http://schemas.microsoft.com/office/drawing/2016/5/13/chartex" xmlns:cx8="http://schemas.microsoft.com/office/drawing/2016/5/14/chartex" xmlns:mc="http://schemas.openxmlformats.org/markup-compatibility/2006" xmlns:aink="http://schemas.microsoft.com/office/drawing/2016/ink" xmlns:am3d="http://schemas.microsoft.com/office/drawing/2017/model3d" xmlns:o="urn:schemas-microsoft-com:office:office" xmlns:r="http://schemas.openxmlformats.org/officeDocument/2006/relationships" xmlns:m="http://schemas.openxmlformats.org/officeDocument/2006/math" xmlns:v="urn:schemas-microsoft-com:vml" xmlns:wp14="http://schemas.microsoft.com/office/word/2010/wordprocessingDrawing" xmlns:wp="http://schemas.openxmlformats.org/drawingml/2006/wordprocessingDrawing" xmlns:w10="urn:schemas-microsoft-com:office:word" xmlns:w="http://schemas.openxmlformats.org/wordprocessingml/2006/main" xmlns:w14="http://schemas.microsoft.com/office/word/2010/wordml" xmlns:w15="http://schemas.microsoft.com/office/word/2012/wordml" xmlns:w16cid="http://schemas.microsoft.com/office/word/2016/wordml/cid" xmlns:w16se="http://schemas.microsoft.com/office/word/2015/wordml/symex" xmlns:wpg="http://schemas.microsoft.com/office/word/2010/wordprocessingGroup" xmlns:wpi="http://schemas.microsoft.com/office/word/2010/wordprocessingInk" xmlns:wne="http://schemas.microsoft.com/office/word/2006/wordml" xmlns:wps="http://schemas.microsoft.com/office/word/2010/wordprocessingShape" mc:Ignorable="w14 w15 w16se w16cid wp14">
   <w:body>
-    <w:bookmarkStart w:id="0" w:name="_GoBack" w:displacedByCustomXml="next"/>
     <w:sdt>
       <w:sdtPr>
         <w:rPr>
@@ -1348,22 +1347,6 @@
       </w:r>
     </w:p>
     <w:p>
-      <w:pPr>
-        <w:ind w:firstLine="708"/>
-      </w:pPr>
-      <w:r>
-        <w:t>1. Представление</w:t>
-      </w:r>
-    </w:p>
-    <w:p>
-      <w:pPr>
-        <w:ind w:firstLine="708"/>
-      </w:pPr>
-      <w:r>
-        <w:t>2. Актуальность, цели и задачи</w:t>
-      </w:r>
-    </w:p>
-    <w:p>
       <w:r>
         <w:br w:type="page"/>
       </w:r>
@@ -1373,7 +1356,7 @@
         <w:pStyle w:val="11"/>
         <w:jc w:val="center"/>
       </w:pPr>
-      <w:bookmarkStart w:id="1" w:name="_Toc231313830"/>
+      <w:bookmarkStart w:id="0" w:name="_Toc231313830"/>
       <w:r>
         <w:lastRenderedPageBreak/>
         <w:t>В</w:t>
@@ -1381,7 +1364,7 @@
       <w:r>
         <w:t>ВЕДЕНИЕ</w:t>
       </w:r>
-      <w:bookmarkEnd w:id="1"/>
+      <w:bookmarkEnd w:id="0"/>
     </w:p>
     <w:p>
       <w:r>
@@ -1456,7 +1439,10 @@
     </w:p>
     <w:p>
       <w:r>
-        <w:t xml:space="preserve">Цель работы – провести комплексный анализ безопасности пиратского программного обеспечения и механизмы его защиты, оценить угрозы, определить слабые места. </w:t>
+        <w:t>Цель работы – провести комплексный анализ безопасности пиратского программного обеспечения и механизмы его защиты, оценить угрозы</w:t>
+      </w:r>
+      <w:r>
+        <w:t>.</w:t>
       </w:r>
     </w:p>
     <w:p>
@@ -1471,16 +1457,11 @@
       </w:r>
     </w:p>
     <w:p>
-      <w:pPr>
-        <w:ind w:left="708" w:firstLine="1"/>
-      </w:pPr>
-      <w:r>
-        <w:t>1. Изучить правовые и технические аспекты защиты программных продуктов.</w:t>
-      </w:r>
-    </w:p>
-    <w:p>
-      <w:r>
-        <w:t xml:space="preserve">2. Изучить теоретические основы взлома программного обеспечения и механизмы обхода защиты </w:t>
+      <w:r>
+        <w:t>1</w:t>
+      </w:r>
+      <w:r>
+        <w:t xml:space="preserve">. Изучить теоретические основы взлома программного обеспечения и механизмы обхода защиты </w:t>
       </w:r>
       <w:r>
         <w:rPr>
@@ -1512,42 +1493,43 @@
     </w:p>
     <w:p>
       <w:r>
-        <w:t xml:space="preserve">3. Провести практическое исследование вредоносного файла в изолированной программной среде на наличие вредоносного кода. </w:t>
+        <w:t>2</w:t>
+      </w:r>
+      <w:r>
+        <w:t xml:space="preserve">. Провести практическое исследование вредоносного файла в изолированной программной среде на наличие вредоносного кода. </w:t>
+      </w:r>
+    </w:p>
+    <w:p>
+      <w:r>
+        <w:t>3</w:t>
+      </w:r>
+      <w:r>
+        <w:t xml:space="preserve">. </w:t>
+      </w:r>
+      <w:r>
+        <w:t>Классифицировать актуальные угрозы информационной безопасности, распространяемые через нелицензионные дистрибутивы ПО</w:t>
+      </w:r>
+      <w:r>
+        <w:t>.</w:t>
+      </w:r>
+    </w:p>
+    <w:p>
+      <w:r>
+        <w:t>4</w:t>
+      </w:r>
+      <w:r>
+        <w:t xml:space="preserve">. </w:t>
+      </w:r>
+      <w:r>
+        <w:t>Исследовать технические методы скрытого внедрения вредоносного кода</w:t>
+      </w:r>
+      <w:r>
+        <w:t>.</w:t>
       </w:r>
     </w:p>
     <w:p>
       <w:r>
         <w:lastRenderedPageBreak/>
-        <w:t xml:space="preserve">4. Исследовать влияние региональных ограничений на доступность лицензионного программного обеспечения. </w:t>
-      </w:r>
-    </w:p>
-    <w:p>
-      <w:r>
-        <w:t>5</w:t>
-      </w:r>
-      <w:r>
-        <w:t xml:space="preserve">. </w:t>
-      </w:r>
-      <w:r>
-        <w:t>Классифицировать актуальные угрозы информационной безопасности, распространяемые через нелицензионные дистрибутивы ПО</w:t>
-      </w:r>
-      <w:r>
-        <w:t>.</w:t>
-      </w:r>
-    </w:p>
-    <w:p>
-      <w:r>
-        <w:t xml:space="preserve">6. </w:t>
-      </w:r>
-      <w:r>
-        <w:t>Исследовать технические методы скрытого внедрения вредоносного кода</w:t>
-      </w:r>
-      <w:r>
-        <w:t>.</w:t>
-      </w:r>
-    </w:p>
-    <w:p>
-      <w:r>
         <w:t xml:space="preserve">Методы исследования – исследование научной литературы, нормативно-правовых документов, технических материалов по системам защиты программного обеспечения и способам их обхода, динамический анализ </w:t>
       </w:r>
       <w:r>
@@ -1559,7 +1541,7 @@
       <w:pPr>
         <w:pStyle w:val="11"/>
       </w:pPr>
-      <w:bookmarkStart w:id="2" w:name="_Toc231313831"/>
+      <w:bookmarkStart w:id="1" w:name="_Toc231313831"/>
       <w:r>
         <w:lastRenderedPageBreak/>
         <w:t xml:space="preserve">Глава </w:t>
@@ -1573,7 +1555,7 @@
       <w:r>
         <w:t>ТЕОРЕТИЧЕСКИЕ ОСНОВЫ БЕЗОПАСНОСТИ ПРОГРАММНОГО ОБЕСПЕЧЕНИЯ</w:t>
       </w:r>
-      <w:bookmarkEnd w:id="2"/>
+      <w:bookmarkEnd w:id="1"/>
       <w:r>
         <w:t xml:space="preserve"> </w:t>
       </w:r>
@@ -1586,7 +1568,7 @@
           <w:numId w:val="1"/>
         </w:numPr>
       </w:pPr>
-      <w:bookmarkStart w:id="3" w:name="_Toc231313832"/>
+      <w:bookmarkStart w:id="2" w:name="_Toc231313832"/>
       <w:r>
         <w:t xml:space="preserve">Понятие </w:t>
       </w:r>
@@ -1599,7 +1581,7 @@
       <w:r>
         <w:t xml:space="preserve"> пиратского программного обеспечения.</w:t>
       </w:r>
-      <w:bookmarkEnd w:id="3"/>
+      <w:bookmarkEnd w:id="2"/>
       <w:r>
         <w:t xml:space="preserve"> </w:t>
       </w:r>
@@ -1749,7 +1731,7 @@
       <w:pPr>
         <w:pStyle w:val="13"/>
       </w:pPr>
-      <w:bookmarkStart w:id="4" w:name="_Toc231313833"/>
+      <w:bookmarkStart w:id="3" w:name="_Toc231313833"/>
       <w:r>
         <w:t xml:space="preserve">1.2 Защита </w:t>
       </w:r>
@@ -1791,7 +1773,7 @@
       <w:r>
         <w:t>anagement</w:t>
       </w:r>
-      <w:bookmarkEnd w:id="4"/>
+      <w:bookmarkEnd w:id="3"/>
       <w:proofErr w:type="spellEnd"/>
     </w:p>
     <w:p>
@@ -1829,10 +1811,18 @@
         <w:t>)</w:t>
       </w:r>
       <w:r>
-        <w:t xml:space="preserve"> - </w:t>
-      </w:r>
-      <w:r>
-        <w:t xml:space="preserve"> программные или программно-аппаратные средства, которые намеренно ограничивают либо затрудняют различные действия с данными в электронной форме (копирование, модификацию, просмотр и т. п.) либо позволяют отследить такие действия</w:t>
+        <w:t xml:space="preserve"> </w:t>
+      </w:r>
+      <w:proofErr w:type="gramStart"/>
+      <w:r>
+        <w:t xml:space="preserve">- </w:t>
+      </w:r>
+      <w:r>
+        <w:t xml:space="preserve"> программные</w:t>
+      </w:r>
+      <w:proofErr w:type="gramEnd"/>
+      <w:r>
+        <w:t xml:space="preserve"> или программно-аппаратные средства, которые намеренно ограничивают либо затрудняют различные действия с данными в электронной форме (копирование, модификацию, просмотр и т. п.) либо позволяют отследить такие действия</w:t>
       </w:r>
       <w:r>
         <w:t xml:space="preserve"> [</w:t>
@@ -1928,7 +1918,15 @@
         </w:rPr>
       </w:pPr>
       <w:r>
-        <w:t xml:space="preserve">Несмотря на всю сложность системы, желающие получить доступ к программе бесплатно используют различные техники, способы для обхода </w:t>
+        <w:t xml:space="preserve">Несмотря на всю сложность системы, желающие получить доступ </w:t>
+      </w:r>
+      <w:proofErr w:type="gramStart"/>
+      <w:r>
+        <w:t>к программе</w:t>
+      </w:r>
+      <w:proofErr w:type="gramEnd"/>
+      <w:r>
+        <w:t xml:space="preserve"> бесплатно используют различные техники, способы для обхода </w:t>
       </w:r>
       <w:r>
         <w:rPr>
@@ -2029,13 +2027,21 @@
         <w:t xml:space="preserve"> -</w:t>
       </w:r>
       <w:r>
-        <w:t xml:space="preserve"> некая компьютерная программа, предназначенная </w:t>
+        <w:t xml:space="preserve"> некая компьютерная программа, </w:t>
+      </w:r>
+      <w:proofErr w:type="gramStart"/>
+      <w:r>
+        <w:t xml:space="preserve">предназначенная </w:t>
       </w:r>
       <w:r>
         <w:t xml:space="preserve"> </w:t>
       </w:r>
       <w:r>
-        <w:t xml:space="preserve">для создания особых </w:t>
+        <w:t>для</w:t>
+      </w:r>
+      <w:proofErr w:type="gramEnd"/>
+      <w:r>
+        <w:t xml:space="preserve"> создания особых </w:t>
       </w:r>
       <w:r>
         <w:lastRenderedPageBreak/>
@@ -2047,7 +2053,7 @@
         <w:pStyle w:val="13"/>
         <w:outlineLvl w:val="2"/>
       </w:pPr>
-      <w:bookmarkStart w:id="5" w:name="_Toc231313834"/>
+      <w:bookmarkStart w:id="4" w:name="_Toc231313834"/>
       <w:r>
         <w:t xml:space="preserve">1.2.1 </w:t>
       </w:r>
@@ -2066,7 +2072,7 @@
       <w:r>
         <w:t>Anti-Tamper</w:t>
       </w:r>
-      <w:bookmarkEnd w:id="5"/>
+      <w:bookmarkEnd w:id="4"/>
       <w:proofErr w:type="spellEnd"/>
     </w:p>
     <w:p>
@@ -2074,7 +2080,7 @@
         <w:pStyle w:val="13"/>
         <w:outlineLvl w:val="3"/>
       </w:pPr>
-      <w:bookmarkStart w:id="6" w:name="_Toc231313835"/>
+      <w:bookmarkStart w:id="5" w:name="_Toc231313835"/>
       <w:r>
         <w:t xml:space="preserve">1.2.1.1 Основное понятие </w:t>
       </w:r>
@@ -2104,7 +2110,7 @@
         </w:rPr>
         <w:t>Tamper</w:t>
       </w:r>
-      <w:bookmarkEnd w:id="6"/>
+      <w:bookmarkEnd w:id="5"/>
     </w:p>
     <w:p>
       <w:proofErr w:type="spellStart"/>
@@ -2184,7 +2190,7 @@
         <w:pStyle w:val="13"/>
         <w:outlineLvl w:val="3"/>
       </w:pPr>
-      <w:bookmarkStart w:id="7" w:name="_Toc231313836"/>
+      <w:bookmarkStart w:id="6" w:name="_Toc231313836"/>
       <w:r>
         <w:t xml:space="preserve">1.2.1.2 Механизм работы </w:t>
       </w:r>
@@ -2214,7 +2220,7 @@
         </w:rPr>
         <w:t>Tamper</w:t>
       </w:r>
-      <w:bookmarkEnd w:id="7"/>
+      <w:bookmarkEnd w:id="6"/>
     </w:p>
     <w:p>
       <w:r>
@@ -2334,11 +2340,11 @@
         <w:pStyle w:val="13"/>
         <w:outlineLvl w:val="3"/>
       </w:pPr>
-      <w:bookmarkStart w:id="8" w:name="_Toc231313837"/>
+      <w:bookmarkStart w:id="7" w:name="_Toc231313837"/>
       <w:r>
         <w:t>1.2.1.3 Механизм динамических проверок</w:t>
       </w:r>
-      <w:bookmarkEnd w:id="8"/>
+      <w:bookmarkEnd w:id="7"/>
     </w:p>
     <w:p>
       <w:pPr>
@@ -2557,7 +2563,7 @@
           </mc:Choice>
           <mc:Fallback>
             <w:pict>
-              <v:rect w14:anchorId="74ED1685" id="Прямоугольник 14" o:spid="_x0000_s1026" alt="blob:https://web.telegram.org/6ae3ef30-f1b1-47fe-aebd-b1a5fdf15993" style="width:24.3pt;height:24.3pt;visibility:visible;mso-wrap-style:square;mso-left-percent:-10001;mso-top-percent:-10001;mso-position-horizontal:absolute;mso-position-horizontal-relative:char;mso-position-vertical:absolute;mso-position-vertical-relative:line;mso-left-percent:-10001;mso-top-percent:-10001;v-text-anchor:top" o:gfxdata="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" filled="f" stroked="f">
+              <v:rect w14:anchorId="3B482656" id="Прямоугольник 14" o:spid="_x0000_s1026" alt="blob:https://web.telegram.org/6ae3ef30-f1b1-47fe-aebd-b1a5fdf15993" style="width:24.3pt;height:24.3pt;visibility:visible;mso-wrap-style:square;mso-left-percent:-10001;mso-top-percent:-10001;mso-position-horizontal:absolute;mso-position-horizontal-relative:char;mso-position-vertical:absolute;mso-position-vertical-relative:line;mso-left-percent:-10001;mso-top-percent:-10001;v-text-anchor:top" o:gfxdata="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" filled="f" stroked="f">
                 <o:lock v:ext="edit" aspectratio="t"/>
                 <w10:anchorlock/>
               </v:rect>
@@ -2631,7 +2637,7 @@
           </mc:Choice>
           <mc:Fallback>
             <w:pict>
-              <v:rect w14:anchorId="18DCA038" id="Прямоугольник 15" o:spid="_x0000_s1026" alt="blob:https://web.telegram.org/6ae3ef30-f1b1-47fe-aebd-b1a5fdf15993" style="width:24.3pt;height:24.3pt;visibility:visible;mso-wrap-style:square;mso-left-percent:-10001;mso-top-percent:-10001;mso-position-horizontal:absolute;mso-position-horizontal-relative:char;mso-position-vertical:absolute;mso-position-vertical-relative:line;mso-left-percent:-10001;mso-top-percent:-10001;v-text-anchor:top" o:gfxdata="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" filled="f" stroked="f">
+              <v:rect w14:anchorId="26DCF591" id="Прямоугольник 15" o:spid="_x0000_s1026" alt="blob:https://web.telegram.org/6ae3ef30-f1b1-47fe-aebd-b1a5fdf15993" style="width:24.3pt;height:24.3pt;visibility:visible;mso-wrap-style:square;mso-left-percent:-10001;mso-top-percent:-10001;mso-position-horizontal:absolute;mso-position-horizontal-relative:char;mso-position-vertical:absolute;mso-position-vertical-relative:line;mso-left-percent:-10001;mso-top-percent:-10001;v-text-anchor:top" o:gfxdata="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" filled="f" stroked="f">
                 <o:lock v:ext="edit" aspectratio="t"/>
                 <w10:anchorlock/>
               </v:rect>
@@ -2711,11 +2717,11 @@
       <w:r>
         <w:t xml:space="preserve"> </w:t>
       </w:r>
-      <w:bookmarkStart w:id="9" w:name="_Toc231313838"/>
+      <w:bookmarkStart w:id="8" w:name="_Toc231313838"/>
       <w:r>
         <w:t>Классификация угроз в нелицензионных дистрибутивах</w:t>
       </w:r>
-      <w:bookmarkEnd w:id="9"/>
+      <w:bookmarkEnd w:id="8"/>
     </w:p>
     <w:p>
       <w:r>
@@ -2843,7 +2849,15 @@
       </w:r>
       <w:r>
         <w:lastRenderedPageBreak/>
-        <w:t xml:space="preserve">криптовалюты. Подобное программное обеспечение может не только добывать криптовалюту, но и выполнять ряд других действий. Например, извлекать какую либо конфиденциальную информацию пользователя и открывать посторонним лицам доступ к электронным кошелькам, финансовым средствам. Современные </w:t>
+        <w:t xml:space="preserve">криптовалюты. Подобное программное обеспечение может не только добывать криптовалюту, но и выполнять ряд других действий. Например, извлекать </w:t>
+      </w:r>
+      <w:proofErr w:type="gramStart"/>
+      <w:r>
+        <w:t>какую либо</w:t>
+      </w:r>
+      <w:proofErr w:type="gramEnd"/>
+      <w:r>
+        <w:t xml:space="preserve"> конфиденциальную информацию пользователя и открывать посторонним лицам доступ к электронным кошелькам, финансовым средствам. Современные </w:t>
       </w:r>
       <w:proofErr w:type="spellStart"/>
       <w:r>
@@ -2915,10 +2929,18 @@
         <w:t xml:space="preserve"> возможности повторного</w:t>
       </w:r>
       <w:r>
-        <w:t xml:space="preserve"> стабильного и скрытого </w:t>
-      </w:r>
-      <w:r>
-        <w:t xml:space="preserve"> входа в саму систему. Бэкдоры часто вшиваются в код взломанной программы, при запуске которой открывается определенный сетевой порт или создается скрытая учетная запись с правами администратора. </w:t>
+        <w:t xml:space="preserve"> стабильного и </w:t>
+      </w:r>
+      <w:proofErr w:type="gramStart"/>
+      <w:r>
+        <w:t xml:space="preserve">скрытого </w:t>
+      </w:r>
+      <w:r>
+        <w:t xml:space="preserve"> входа</w:t>
+      </w:r>
+      <w:proofErr w:type="gramEnd"/>
+      <w:r>
+        <w:t xml:space="preserve"> в саму систему. Бэкдоры часто вшиваются в код взломанной программы, при запуске которой открывается определенный сетевой порт или создается скрытая учетная запись с правами администратора. </w:t>
       </w:r>
       <w:r>
         <w:t>Проникнув в систему через бэкдор, киберпреступники получают возможность удалённо управлять системой и даже BIOS устройства, похищать данные, скачивать файлы, открывать доступ для другого вредоносного ПО.</w:t>
@@ -3043,11 +3065,11 @@
       <w:r>
         <w:t xml:space="preserve"> </w:t>
       </w:r>
-      <w:bookmarkStart w:id="10" w:name="_Toc231313839"/>
+      <w:bookmarkStart w:id="9" w:name="_Toc231313839"/>
       <w:r>
         <w:t>Методы скрытого внедрения и маскировки угроз</w:t>
       </w:r>
-      <w:bookmarkEnd w:id="10"/>
+      <w:bookmarkEnd w:id="9"/>
     </w:p>
     <w:p>
       <w:r>
@@ -3068,6 +3090,7 @@
     <w:p>
       <w:pPr>
         <w:pStyle w:val="24"/>
+        <w:outlineLvl w:val="2"/>
       </w:pPr>
       <w:r>
         <w:t>1.4.1 Технология первичного внедрения вредоносного кода</w:t>
@@ -3144,22 +3167,22 @@
       <w:pPr>
         <w:pStyle w:val="11"/>
       </w:pPr>
-      <w:bookmarkStart w:id="11" w:name="_Toc231313840"/>
+      <w:bookmarkStart w:id="10" w:name="_Toc231313840"/>
       <w:r>
         <w:lastRenderedPageBreak/>
         <w:t>Глава 2. ПРАКТИЧЕСКАЯ ЧАСТЬ</w:t>
       </w:r>
+      <w:bookmarkEnd w:id="10"/>
+    </w:p>
+    <w:p>
+      <w:pPr>
+        <w:pStyle w:val="13"/>
+      </w:pPr>
+      <w:bookmarkStart w:id="11" w:name="_Toc231313841"/>
+      <w:r>
+        <w:t>2.1 Инструменты и условия проведения исследования</w:t>
+      </w:r>
       <w:bookmarkEnd w:id="11"/>
-    </w:p>
-    <w:p>
-      <w:pPr>
-        <w:pStyle w:val="13"/>
-      </w:pPr>
-      <w:bookmarkStart w:id="12" w:name="_Toc231313841"/>
-      <w:r>
-        <w:t>2.1 Инструменты и условия проведения исследования</w:t>
-      </w:r>
-      <w:bookmarkEnd w:id="12"/>
     </w:p>
     <w:p>
       <w:r>
@@ -3217,12 +3240,17 @@
         <w:t xml:space="preserve">(Веб-платформа мультисканирования). </w:t>
       </w:r>
       <w:proofErr w:type="spellStart"/>
+      <w:proofErr w:type="gramStart"/>
       <w:r>
         <w:t>VirusTotal</w:t>
       </w:r>
       <w:proofErr w:type="spellEnd"/>
       <w:r>
-        <w:t xml:space="preserve">  — бесплатная служба, осуществляющая анализ подозрительных файлов и ссылок (URL) на предмет выявления вирусов, червей, троянов и всевозможных вредоносных программ</w:t>
+        <w:t xml:space="preserve">  —</w:t>
+      </w:r>
+      <w:proofErr w:type="gramEnd"/>
+      <w:r>
+        <w:t xml:space="preserve"> бесплатная служба, осуществляющая анализ подозрительных файлов и ссылок (URL) на предмет выявления вирусов, червей, троянов и всевозможных вредоносных программ</w:t>
       </w:r>
       <w:r>
         <w:t xml:space="preserve"> </w:t>
@@ -3282,13 +3310,21 @@
         <w:t>[</w:t>
       </w:r>
       <w:r>
-        <w:t>8, С1</w:t>
+        <w:t>8, С</w:t>
+      </w:r>
+      <w:proofErr w:type="gramStart"/>
+      <w:r>
+        <w:t>1</w:t>
       </w:r>
       <w:r>
         <w:t>]</w:t>
       </w:r>
       <w:r>
-        <w:t xml:space="preserve">С помощью командной строки проводился анализ и восстановление прав доступа к </w:t>
+        <w:t>С</w:t>
+      </w:r>
+      <w:proofErr w:type="gramEnd"/>
+      <w:r>
+        <w:t xml:space="preserve"> помощью командной строки проводился анализ и восстановление прав доступа к </w:t>
       </w:r>
       <w:r>
         <w:t xml:space="preserve">объектам, которые были изменены пиратским программным обеспечением. </w:t>
@@ -3298,14 +3334,14 @@
       <w:pPr>
         <w:pStyle w:val="13"/>
       </w:pPr>
-      <w:bookmarkStart w:id="13" w:name="_Toc231313842"/>
+      <w:bookmarkStart w:id="12" w:name="_Toc231313842"/>
       <w:r>
         <w:t xml:space="preserve">2.2 Анализ </w:t>
       </w:r>
       <w:r>
         <w:t>рисков использования пиратского программного обеспечения</w:t>
       </w:r>
-      <w:bookmarkEnd w:id="13"/>
+      <w:bookmarkEnd w:id="12"/>
       <w:r>
         <w:t>.</w:t>
       </w:r>
@@ -3342,18 +3378,13 @@
         <w:t>директории «Мои документы»</w:t>
       </w:r>
       <w:r>
-        <w:t xml:space="preserve"> (см. Рисунок 1)</w:t>
-      </w:r>
-      <w:r>
-        <w:t xml:space="preserve">, вследствие чего возникла необходимость в анализе запущенного файла, который был загружен на веб-платформу мультисканирования </w:t>
-      </w:r>
-      <w:proofErr w:type="spellStart"/>
-      <w:r>
-        <w:t>VirusTotal</w:t>
-      </w:r>
-      <w:proofErr w:type="spellEnd"/>
-      <w:r>
-        <w:t>.</w:t>
+        <w:t xml:space="preserve"> (см. Рисунок </w:t>
+      </w:r>
+      <w:r>
+        <w:t>2</w:t>
+      </w:r>
+      <w:r>
+        <w:t>).</w:t>
       </w:r>
       <w:r>
         <w:t xml:space="preserve"> </w:t>
@@ -3413,9 +3444,27 @@
         <w:pStyle w:val="afa"/>
       </w:pPr>
       <w:r>
-        <w:t>Рисунок 1. Отказ доступа</w:t>
-      </w:r>
-    </w:p>
+        <w:t xml:space="preserve">Рисунок </w:t>
+      </w:r>
+      <w:r>
+        <w:t>2</w:t>
+      </w:r>
+      <w:r>
+        <w:t>. Отказ доступа</w:t>
+      </w:r>
+    </w:p>
+    <w:p>
+      <w:r>
+        <w:t>В</w:t>
+      </w:r>
+      <w:r>
+        <w:t>следствие чего возникла необходимость в анализе запущенного файла, который был загружен на веб-платформу мультисканирования VirusTotal.</w:t>
+      </w:r>
+      <w:r>
+        <w:t xml:space="preserve"> </w:t>
+      </w:r>
+    </w:p>
+    <w:p/>
     <w:p>
       <w:pPr>
         <w:spacing w:after="120" w:line="264" w:lineRule="auto"/>
@@ -3458,7 +3507,13 @@
         <w:t>Trojan.Ransom (вымогатель), Trojan.Stealer (стил</w:t>
       </w:r>
       <w:r>
-        <w:t>ер) и Trojan.Spy (шпионское ПО), что можно видеть на рисунке 2.</w:t>
+        <w:t xml:space="preserve">ер) и Trojan.Spy (шпионское ПО), что можно видеть на рисунке </w:t>
+      </w:r>
+      <w:r>
+        <w:t>3</w:t>
+      </w:r>
+      <w:r>
+        <w:t>.</w:t>
       </w:r>
     </w:p>
     <w:p>
@@ -3517,7 +3572,13 @@
         <w:pStyle w:val="afa"/>
       </w:pPr>
       <w:r>
-        <w:t xml:space="preserve">Рисунок 2. </w:t>
+        <w:t xml:space="preserve">Рисунок </w:t>
+      </w:r>
+      <w:r>
+        <w:t>3</w:t>
+      </w:r>
+      <w:r>
+        <w:t xml:space="preserve">. </w:t>
       </w:r>
       <w:r>
         <w:t xml:space="preserve">Отчет </w:t>
@@ -3605,7 +3666,15 @@
         <w:t>]</w:t>
       </w:r>
       <w:r>
-        <w:t>. ( см. Рисунок 3).</w:t>
+        <w:t xml:space="preserve">. </w:t>
+      </w:r>
+      <w:proofErr w:type="gramStart"/>
+      <w:r>
+        <w:t>( см.</w:t>
+      </w:r>
+      <w:proofErr w:type="gramEnd"/>
+      <w:r>
+        <w:t xml:space="preserve"> Рисунок 3).</w:t>
       </w:r>
     </w:p>
     <w:p>
@@ -3656,7 +3725,13 @@
         <w:pStyle w:val="afa"/>
       </w:pPr>
       <w:r>
-        <w:t>Рисунок 3.</w:t>
+        <w:t xml:space="preserve">Рисунок </w:t>
+      </w:r>
+      <w:r>
+        <w:t>4</w:t>
+      </w:r>
+      <w:r>
+        <w:t>.</w:t>
       </w:r>
       <w:r>
         <w:tab/>
@@ -3665,11 +3740,14 @@
     </w:p>
     <w:p>
       <w:r>
-        <w:t xml:space="preserve">Использовалась </w:t>
+        <w:t>Использовалась команда:</w:t>
+      </w:r>
+      <w:r>
+        <w:t xml:space="preserve"> </w:t>
       </w:r>
       <w:proofErr w:type="spellStart"/>
       <w:r>
-        <w:t>команда:takeown</w:t>
+        <w:t>takeown</w:t>
       </w:r>
       <w:proofErr w:type="spellEnd"/>
       <w:r>
@@ -3687,7 +3765,12 @@
       </w:r>
       <w:proofErr w:type="spellEnd"/>
       <w:r>
-        <w:t xml:space="preserve"> недостаточно для разрешения проблемы. Для полного сброса поврежденных разрешений была применена системная утилита </w:t>
+        <w:t xml:space="preserve"> недостаточно для разрешения проблемы. Для полного сброса поврежденных разрешений была применена системная</w:t>
+      </w:r>
+      <w:bookmarkStart w:id="13" w:name="_GoBack"/>
+      <w:bookmarkEnd w:id="13"/>
+      <w:r>
+        <w:t xml:space="preserve"> утилита </w:t>
       </w:r>
       <w:proofErr w:type="spellStart"/>
       <w:r>
@@ -3739,13 +3822,21 @@
         <w:t>10</w:t>
       </w:r>
       <w:r>
-        <w:t>, С1</w:t>
+        <w:t>, С</w:t>
+      </w:r>
+      <w:proofErr w:type="gramStart"/>
+      <w:r>
+        <w:t>1</w:t>
       </w:r>
       <w:r>
         <w:t>]</w:t>
       </w:r>
       <w:r>
-        <w:t xml:space="preserve">Это позволило окончательно вернуть пользователю корректную работу системы, его доступ к файлам. </w:t>
+        <w:t>Это</w:t>
+      </w:r>
+      <w:proofErr w:type="gramEnd"/>
+      <w:r>
+        <w:t xml:space="preserve"> позволило окончательно вернуть пользователю корректную работу системы, его доступ к файлам. </w:t>
       </w:r>
     </w:p>
     <w:p>
@@ -3795,18 +3886,19 @@
         <w:pStyle w:val="afa"/>
       </w:pPr>
       <w:r>
-        <w:t>Рисунок 4. Сброс списков контроля доступа</w:t>
+        <w:t xml:space="preserve">Рисунок </w:t>
+      </w:r>
+      <w:r>
+        <w:t>5</w:t>
+      </w:r>
+      <w:r>
+        <w:t>. Сброс списков контроля доступа</w:t>
       </w:r>
     </w:p>
     <w:p>
       <w:r>
         <w:t xml:space="preserve">Таким образом, в ходе практического исследования был успешно смоделирован инцидент, напрямую связанный с использованием нелицензионного программного обеспечения </w:t>
       </w:r>
-    </w:p>
-    <w:p>
-      <w:pPr>
-        <w:pStyle w:val="11"/>
-      </w:pPr>
     </w:p>
     <w:p>
       <w:pPr>
@@ -4196,6 +4288,9 @@
         </w:numPr>
         <w:jc w:val="left"/>
       </w:pPr>
+      <w:r>
+        <w:t xml:space="preserve"> </w:t>
+      </w:r>
       <w:hyperlink r:id="rId22" w:history="1">
         <w:proofErr w:type="spellStart"/>
         <w:r>
@@ -4241,7 +4336,6 @@
         </w:r>
       </w:hyperlink>
     </w:p>
-    <w:bookmarkEnd w:id="0"/>
     <w:p>
       <w:pPr>
         <w:pStyle w:val="afc"/>
@@ -5675,7 +5769,7 @@
     <w:lsdException w:name="Table Web 2" w:semiHidden="1" w:unhideWhenUsed="1"/>
     <w:lsdException w:name="Table Web 3" w:semiHidden="1" w:unhideWhenUsed="1"/>
     <w:lsdException w:name="Balloon Text" w:semiHidden="1" w:unhideWhenUsed="1"/>
-    <w:lsdException w:name="Table Grid" w:semiHidden="1" w:uiPriority="39" w:unhideWhenUsed="1"/>
+    <w:lsdException w:name="Table Grid" w:uiPriority="39"/>
     <w:lsdException w:name="Table Theme" w:semiHidden="1" w:unhideWhenUsed="1"/>
     <w:lsdException w:name="Placeholder Text" w:semiHidden="1"/>
     <w:lsdException w:name="No Spacing" w:uiPriority="1" w:qFormat="1"/>
@@ -7133,7 +7227,7 @@
 </file>
 
 <file path=customXml/itemProps1.xml><?xml version="1.0" encoding="utf-8"?>
-<ds:datastoreItem xmlns:ds="http://schemas.openxmlformats.org/officeDocument/2006/customXml" ds:itemID="{1C13106B-1D9A-4F6C-AD88-9A0CF50E7C48}">
+<ds:datastoreItem xmlns:ds="http://schemas.openxmlformats.org/officeDocument/2006/customXml" ds:itemID="{6836F78A-189B-419E-AD4B-14E8F831787F}">
   <ds:schemaRefs>
     <ds:schemaRef ds:uri="http://schemas.openxmlformats.org/officeDocument/2006/bibliography"/>
   </ds:schemaRefs>

--- a/000.exe.docx
+++ b/000.exe.docx
@@ -2,6 +2,82 @@
 <file path=word/document.xml><?xml version="1.0" encoding="utf-8"?>
 <w:document xmlns:wpc="http://schemas.microsoft.com/office/word/2010/wordprocessingCanvas" xmlns:cx="http://schemas.microsoft.com/office/drawing/2014/chartex" xmlns:cx1="http://schemas.microsoft.com/office/drawing/2015/9/8/chartex" xmlns:cx2="http://schemas.microsoft.com/office/drawing/2015/10/21/chartex" xmlns:cx3="http://schemas.microsoft.com/office/drawing/2016/5/9/chartex" xmlns:cx4="http://schemas.microsoft.com/office/drawing/2016/5/10/chartex" xmlns:cx5="http://schemas.microsoft.com/office/drawing/2016/5/11/chartex" xmlns:cx6="http://schemas.microsoft.com/office/drawing/2016/5/12/chartex" xmlns:cx7="http://schemas.microsoft.com/office/drawing/2016/5/13/chartex" xmlns:cx8="http://schemas.microsoft.com/office/drawing/2016/5/14/chartex" xmlns:mc="http://schemas.openxmlformats.org/markup-compatibility/2006" xmlns:aink="http://schemas.microsoft.com/office/drawing/2016/ink" xmlns:am3d="http://schemas.microsoft.com/office/drawing/2017/model3d" xmlns:o="urn:schemas-microsoft-com:office:office" xmlns:r="http://schemas.openxmlformats.org/officeDocument/2006/relationships" xmlns:m="http://schemas.openxmlformats.org/officeDocument/2006/math" xmlns:v="urn:schemas-microsoft-com:vml" xmlns:wp14="http://schemas.microsoft.com/office/word/2010/wordprocessingDrawing" xmlns:wp="http://schemas.openxmlformats.org/drawingml/2006/wordprocessingDrawing" xmlns:w10="urn:schemas-microsoft-com:office:word" xmlns:w="http://schemas.openxmlformats.org/wordprocessingml/2006/main" xmlns:w14="http://schemas.microsoft.com/office/word/2010/wordml" xmlns:w15="http://schemas.microsoft.com/office/word/2012/wordml" xmlns:w16cid="http://schemas.microsoft.com/office/word/2016/wordml/cid" xmlns:w16se="http://schemas.microsoft.com/office/word/2015/wordml/symex" xmlns:wpg="http://schemas.microsoft.com/office/word/2010/wordprocessingGroup" xmlns:wpi="http://schemas.microsoft.com/office/word/2010/wordprocessingInk" xmlns:wne="http://schemas.microsoft.com/office/word/2006/wordml" xmlns:wps="http://schemas.microsoft.com/office/word/2010/wordprocessingShape" mc:Ignorable="w14 w15 w16se w16cid wp14">
   <w:body>
+    <w:p>
+      <w:pPr>
+        <w:spacing w:after="120" w:line="264" w:lineRule="auto"/>
+        <w:ind w:firstLine="0"/>
+        <w:jc w:val="left"/>
+        <w:rPr>
+          <w:b/>
+        </w:rPr>
+      </w:pPr>
+      <w:r>
+        <w:rPr>
+          <w:b/>
+        </w:rPr>
+        <w:t xml:space="preserve">ТИТУЛЬНЫЙ ЛИСТ </w:t>
+      </w:r>
+    </w:p>
+    <w:p>
+      <w:pPr>
+        <w:ind w:firstLine="708"/>
+      </w:pPr>
+      <w:r>
+        <w:t>Абзац</w:t>
+      </w:r>
+      <w:r>
+        <w:t xml:space="preserve"> </w:t>
+      </w:r>
+      <w:r>
+        <w:t>1,25 см (5 знаков)</w:t>
+      </w:r>
+      <w:r>
+        <w:t>.</w:t>
+      </w:r>
+    </w:p>
+    <w:p>
+      <w:pPr>
+        <w:ind w:firstLine="708"/>
+      </w:pPr>
+      <w:r>
+        <w:t>Поля (мм)</w:t>
+      </w:r>
+      <w:r>
+        <w:t xml:space="preserve"> л</w:t>
+      </w:r>
+      <w:r>
+        <w:t>евое, верхнее и нижнее – 20, правое – 10</w:t>
+      </w:r>
+      <w:r>
+        <w:t>, левое - 30</w:t>
+      </w:r>
+      <w:r>
+        <w:t>.</w:t>
+      </w:r>
+    </w:p>
+    <w:p>
+      <w:pPr>
+        <w:ind w:firstLine="0"/>
+        <w:sectPr>
+          <w:footerReference w:type="default" r:id="rId8"/>
+          <w:footerReference w:type="first" r:id="rId9"/>
+          <w:pgSz w:w="11906" w:h="16838"/>
+          <w:pgMar w:top="1134" w:right="567" w:bottom="1134" w:left="1701" w:header="709" w:footer="709" w:gutter="0"/>
+          <w:pgNumType w:start="0"/>
+          <w:cols w:space="708"/>
+          <w:titlePg/>
+          <w:docGrid w:linePitch="381"/>
+        </w:sectPr>
+      </w:pPr>
+      <w:r>
+        <w:br w:type="page"/>
+      </w:r>
+    </w:p>
+    <w:p>
+      <w:pPr>
+        <w:ind w:firstLine="0"/>
+      </w:pPr>
+    </w:p>
     <w:sdt>
       <w:sdtPr>
         <w:rPr>
@@ -26,10 +102,26 @@
         <w:p>
           <w:pPr>
             <w:pStyle w:val="af2"/>
-            <w:jc w:val="left"/>
+            <w:spacing w:before="0"/>
+            <w:ind w:firstLine="0"/>
+            <w:jc w:val="center"/>
+            <w:rPr>
+              <w:rFonts w:ascii="Times New Roman" w:hAnsi="Times New Roman" w:cs="Times New Roman"/>
+              <w:b/>
+              <w:color w:val="auto"/>
+              <w:sz w:val="28"/>
+              <w:szCs w:val="28"/>
+            </w:rPr>
           </w:pPr>
           <w:r>
-            <w:t>Оглавление</w:t>
+            <w:rPr>
+              <w:rFonts w:ascii="Times New Roman" w:hAnsi="Times New Roman" w:cs="Times New Roman"/>
+              <w:b/>
+              <w:color w:val="auto"/>
+              <w:sz w:val="28"/>
+              <w:szCs w:val="28"/>
+            </w:rPr>
+            <w:t>СОДЕРЖАНИЕ</w:t>
           </w:r>
         </w:p>
         <w:p>
@@ -52,7 +144,7 @@
           <w:r>
             <w:fldChar w:fldCharType="separate"/>
           </w:r>
-          <w:hyperlink w:anchor="_Toc231313830" w:history="1">
+          <w:hyperlink w:anchor="_Toc231996000" w:history="1">
             <w:r>
               <w:rPr>
                 <w:rStyle w:val="af5"/>
@@ -79,7 +171,7 @@
                 <w:noProof/>
                 <w:webHidden/>
               </w:rPr>
-              <w:instrText xml:space="preserve"> PAGEREF _Toc231313830 \h </w:instrText>
+              <w:instrText xml:space="preserve"> PAGEREF _Toc231996000 \h </w:instrText>
             </w:r>
             <w:r>
               <w:rPr>
@@ -99,7 +191,7 @@
                 <w:noProof/>
                 <w:webHidden/>
               </w:rPr>
-              <w:t>1</w:t>
+              <w:t>0</w:t>
             </w:r>
             <w:r>
               <w:rPr>
@@ -121,7 +213,7 @@
               <w:lang w:eastAsia="ru-RU"/>
             </w:rPr>
           </w:pPr>
-          <w:hyperlink w:anchor="_Toc231313831" w:history="1">
+          <w:hyperlink w:anchor="_Toc231996001" w:history="1">
             <w:r>
               <w:rPr>
                 <w:rStyle w:val="af5"/>
@@ -148,7 +240,7 @@
                 <w:noProof/>
                 <w:webHidden/>
               </w:rPr>
-              <w:instrText xml:space="preserve"> PAGEREF _Toc231313831 \h </w:instrText>
+              <w:instrText xml:space="preserve"> PAGEREF _Toc231996001 \h </w:instrText>
             </w:r>
             <w:r>
               <w:rPr>
@@ -168,7 +260,190 @@
                 <w:noProof/>
                 <w:webHidden/>
               </w:rPr>
-              <w:t>3</w:t>
+              <w:t>2</w:t>
+            </w:r>
+            <w:r>
+              <w:rPr>
+                <w:noProof/>
+                <w:webHidden/>
+              </w:rPr>
+              <w:fldChar w:fldCharType="end"/>
+            </w:r>
+          </w:hyperlink>
+        </w:p>
+        <w:p>
+          <w:pPr>
+            <w:pStyle w:val="23"/>
+            <w:rPr>
+              <w:rFonts w:asciiTheme="minorHAnsi" w:hAnsiTheme="minorHAnsi" w:cstheme="minorBidi"/>
+              <w:noProof/>
+              <w:sz w:val="22"/>
+              <w:szCs w:val="22"/>
+              <w:lang w:eastAsia="ru-RU"/>
+            </w:rPr>
+          </w:pPr>
+          <w:hyperlink w:anchor="_Toc231996002" w:history="1">
+            <w:r>
+              <w:rPr>
+                <w:rStyle w:val="af5"/>
+                <w:noProof/>
+              </w:rPr>
+              <w:t>1.1 Понятие и классификация пиратского программного обеспечения.</w:t>
+            </w:r>
+            <w:r>
+              <w:rPr>
+                <w:noProof/>
+                <w:webHidden/>
+              </w:rPr>
+              <w:tab/>
+            </w:r>
+            <w:r>
+              <w:rPr>
+                <w:noProof/>
+                <w:webHidden/>
+              </w:rPr>
+              <w:fldChar w:fldCharType="begin"/>
+            </w:r>
+            <w:r>
+              <w:rPr>
+                <w:noProof/>
+                <w:webHidden/>
+              </w:rPr>
+              <w:instrText xml:space="preserve"> PAGEREF _Toc231996002 \h </w:instrText>
+            </w:r>
+            <w:r>
+              <w:rPr>
+                <w:noProof/>
+                <w:webHidden/>
+              </w:rPr>
+            </w:r>
+            <w:r>
+              <w:rPr>
+                <w:noProof/>
+                <w:webHidden/>
+              </w:rPr>
+              <w:fldChar w:fldCharType="separate"/>
+            </w:r>
+            <w:r>
+              <w:rPr>
+                <w:noProof/>
+                <w:webHidden/>
+              </w:rPr>
+              <w:t>2</w:t>
+            </w:r>
+            <w:r>
+              <w:rPr>
+                <w:noProof/>
+                <w:webHidden/>
+              </w:rPr>
+              <w:fldChar w:fldCharType="end"/>
+            </w:r>
+          </w:hyperlink>
+        </w:p>
+        <w:p>
+          <w:pPr>
+            <w:pStyle w:val="23"/>
+            <w:rPr>
+              <w:rFonts w:asciiTheme="minorHAnsi" w:hAnsiTheme="minorHAnsi" w:cstheme="minorBidi"/>
+              <w:noProof/>
+              <w:sz w:val="22"/>
+              <w:szCs w:val="22"/>
+              <w:lang w:eastAsia="ru-RU"/>
+            </w:rPr>
+          </w:pPr>
+          <w:hyperlink w:anchor="_Toc231996003" w:history="1">
+            <w:r>
+              <w:rPr>
+                <w:rStyle w:val="af5"/>
+                <w:noProof/>
+              </w:rPr>
+              <w:t xml:space="preserve">1.2 Защита </w:t>
+            </w:r>
+            <w:r>
+              <w:rPr>
+                <w:rStyle w:val="af5"/>
+                <w:noProof/>
+                <w:lang w:val="en-US"/>
+              </w:rPr>
+              <w:t>D</w:t>
+            </w:r>
+            <w:r>
+              <w:rPr>
+                <w:rStyle w:val="af5"/>
+                <w:noProof/>
+              </w:rPr>
+              <w:t xml:space="preserve">igital </w:t>
+            </w:r>
+            <w:r>
+              <w:rPr>
+                <w:rStyle w:val="af5"/>
+                <w:noProof/>
+                <w:lang w:val="en-US"/>
+              </w:rPr>
+              <w:t>R</w:t>
+            </w:r>
+            <w:r>
+              <w:rPr>
+                <w:rStyle w:val="af5"/>
+                <w:noProof/>
+              </w:rPr>
+              <w:t xml:space="preserve">ights </w:t>
+            </w:r>
+            <w:r>
+              <w:rPr>
+                <w:rStyle w:val="af5"/>
+                <w:noProof/>
+                <w:lang w:val="en-US"/>
+              </w:rPr>
+              <w:t>M</w:t>
+            </w:r>
+            <w:r>
+              <w:rPr>
+                <w:rStyle w:val="af5"/>
+                <w:noProof/>
+              </w:rPr>
+              <w:t>anagement</w:t>
+            </w:r>
+            <w:r>
+              <w:rPr>
+                <w:noProof/>
+                <w:webHidden/>
+              </w:rPr>
+              <w:tab/>
+            </w:r>
+            <w:r>
+              <w:rPr>
+                <w:noProof/>
+                <w:webHidden/>
+              </w:rPr>
+              <w:fldChar w:fldCharType="begin"/>
+            </w:r>
+            <w:r>
+              <w:rPr>
+                <w:noProof/>
+                <w:webHidden/>
+              </w:rPr>
+              <w:instrText xml:space="preserve"> PAGEREF _Toc231996003 \h </w:instrText>
+            </w:r>
+            <w:r>
+              <w:rPr>
+                <w:noProof/>
+                <w:webHidden/>
+              </w:rPr>
+            </w:r>
+            <w:r>
+              <w:rPr>
+                <w:noProof/>
+                <w:webHidden/>
+              </w:rPr>
+              <w:fldChar w:fldCharType="separate"/>
+            </w:r>
+            <w:r>
+              <w:rPr>
+                <w:noProof/>
+                <w:webHidden/>
+              </w:rPr>
+              <w:t>2</w:t>
             </w:r>
             <w:r>
               <w:rPr>
@@ -193,13 +468,13 @@
               <w:lang w:eastAsia="ru-RU"/>
             </w:rPr>
           </w:pPr>
-          <w:hyperlink w:anchor="_Toc231313832" w:history="1">
+          <w:hyperlink w:anchor="_Toc231996004" w:history="1">
             <w:r>
               <w:rPr>
                 <w:rStyle w:val="af5"/>
                 <w:noProof/>
               </w:rPr>
-              <w:t>1.1</w:t>
+              <w:t>1.3</w:t>
             </w:r>
             <w:r>
               <w:rPr>
@@ -216,7 +491,7 @@
                 <w:rStyle w:val="af5"/>
                 <w:noProof/>
               </w:rPr>
-              <w:t>Понятие и классификация пиратского программного обеспечения.</w:t>
+              <w:t>Классификация угроз в нелицензионных дистрибутивах</w:t>
             </w:r>
             <w:r>
               <w:rPr>
@@ -237,7 +512,7 @@
                 <w:noProof/>
                 <w:webHidden/>
               </w:rPr>
-              <w:instrText xml:space="preserve"> PAGEREF _Toc231313832 \h </w:instrText>
+              <w:instrText xml:space="preserve"> PAGEREF _Toc231996004 \h </w:instrText>
             </w:r>
             <w:r>
               <w:rPr>
@@ -257,476 +532,7 @@
                 <w:noProof/>
                 <w:webHidden/>
               </w:rPr>
-              <w:t>3</w:t>
-            </w:r>
-            <w:r>
-              <w:rPr>
-                <w:noProof/>
-                <w:webHidden/>
-              </w:rPr>
-              <w:fldChar w:fldCharType="end"/>
-            </w:r>
-          </w:hyperlink>
-        </w:p>
-        <w:p>
-          <w:pPr>
-            <w:pStyle w:val="23"/>
-            <w:rPr>
-              <w:rFonts w:asciiTheme="minorHAnsi" w:hAnsiTheme="minorHAnsi" w:cstheme="minorBidi"/>
-              <w:noProof/>
-              <w:sz w:val="22"/>
-              <w:szCs w:val="22"/>
-              <w:lang w:eastAsia="ru-RU"/>
-            </w:rPr>
-          </w:pPr>
-          <w:hyperlink w:anchor="_Toc231313833" w:history="1">
-            <w:r>
-              <w:rPr>
-                <w:rStyle w:val="af5"/>
-                <w:noProof/>
-              </w:rPr>
-              <w:t xml:space="preserve">1.2 Защита </w:t>
-            </w:r>
-            <w:r>
-              <w:rPr>
-                <w:rStyle w:val="af5"/>
-                <w:noProof/>
-                <w:lang w:val="en-US"/>
-              </w:rPr>
-              <w:t>D</w:t>
-            </w:r>
-            <w:r>
-              <w:rPr>
-                <w:rStyle w:val="af5"/>
-                <w:noProof/>
-              </w:rPr>
-              <w:t xml:space="preserve">igital </w:t>
-            </w:r>
-            <w:r>
-              <w:rPr>
-                <w:rStyle w:val="af5"/>
-                <w:noProof/>
-                <w:lang w:val="en-US"/>
-              </w:rPr>
-              <w:t>R</w:t>
-            </w:r>
-            <w:r>
-              <w:rPr>
-                <w:rStyle w:val="af5"/>
-                <w:noProof/>
-              </w:rPr>
-              <w:t xml:space="preserve">ights </w:t>
-            </w:r>
-            <w:r>
-              <w:rPr>
-                <w:rStyle w:val="af5"/>
-                <w:noProof/>
-                <w:lang w:val="en-US"/>
-              </w:rPr>
-              <w:t>M</w:t>
-            </w:r>
-            <w:r>
-              <w:rPr>
-                <w:rStyle w:val="af5"/>
-                <w:noProof/>
-              </w:rPr>
-              <w:t>anagement</w:t>
-            </w:r>
-            <w:r>
-              <w:rPr>
-                <w:noProof/>
-                <w:webHidden/>
-              </w:rPr>
-              <w:tab/>
-            </w:r>
-            <w:r>
-              <w:rPr>
-                <w:noProof/>
-                <w:webHidden/>
-              </w:rPr>
-              <w:fldChar w:fldCharType="begin"/>
-            </w:r>
-            <w:r>
-              <w:rPr>
-                <w:noProof/>
-                <w:webHidden/>
-              </w:rPr>
-              <w:instrText xml:space="preserve"> PAGEREF _Toc231313833 \h </w:instrText>
-            </w:r>
-            <w:r>
-              <w:rPr>
-                <w:noProof/>
-                <w:webHidden/>
-              </w:rPr>
-            </w:r>
-            <w:r>
-              <w:rPr>
-                <w:noProof/>
-                <w:webHidden/>
-              </w:rPr>
-              <w:fldChar w:fldCharType="separate"/>
-            </w:r>
-            <w:r>
-              <w:rPr>
-                <w:noProof/>
-                <w:webHidden/>
-              </w:rPr>
-              <w:t>3</w:t>
-            </w:r>
-            <w:r>
-              <w:rPr>
-                <w:noProof/>
-                <w:webHidden/>
-              </w:rPr>
-              <w:fldChar w:fldCharType="end"/>
-            </w:r>
-          </w:hyperlink>
-        </w:p>
-        <w:p>
-          <w:pPr>
-            <w:pStyle w:val="31"/>
-            <w:tabs>
-              <w:tab w:val="right" w:leader="dot" w:pos="9628"/>
-            </w:tabs>
-            <w:rPr>
-              <w:rFonts w:asciiTheme="minorHAnsi" w:hAnsiTheme="minorHAnsi" w:cstheme="minorBidi"/>
-              <w:noProof/>
-              <w:sz w:val="22"/>
-              <w:szCs w:val="22"/>
-              <w:lang w:eastAsia="ru-RU"/>
-            </w:rPr>
-          </w:pPr>
-          <w:hyperlink w:anchor="_Toc231313834" w:history="1">
-            <w:r>
-              <w:rPr>
-                <w:rStyle w:val="af5"/>
-                <w:noProof/>
-              </w:rPr>
-              <w:t>1.2.1 Технология Denuvo Anti-Tamper</w:t>
-            </w:r>
-            <w:r>
-              <w:rPr>
-                <w:noProof/>
-                <w:webHidden/>
-              </w:rPr>
-              <w:tab/>
-            </w:r>
-            <w:r>
-              <w:rPr>
-                <w:noProof/>
-                <w:webHidden/>
-              </w:rPr>
-              <w:fldChar w:fldCharType="begin"/>
-            </w:r>
-            <w:r>
-              <w:rPr>
-                <w:noProof/>
-                <w:webHidden/>
-              </w:rPr>
-              <w:instrText xml:space="preserve"> PAGEREF _Toc231313834 \h </w:instrText>
-            </w:r>
-            <w:r>
-              <w:rPr>
-                <w:noProof/>
-                <w:webHidden/>
-              </w:rPr>
-            </w:r>
-            <w:r>
-              <w:rPr>
-                <w:noProof/>
-                <w:webHidden/>
-              </w:rPr>
-              <w:fldChar w:fldCharType="separate"/>
-            </w:r>
-            <w:r>
-              <w:rPr>
-                <w:noProof/>
-                <w:webHidden/>
-              </w:rPr>
-              <w:t>5</w:t>
-            </w:r>
-            <w:r>
-              <w:rPr>
-                <w:noProof/>
-                <w:webHidden/>
-              </w:rPr>
-              <w:fldChar w:fldCharType="end"/>
-            </w:r>
-          </w:hyperlink>
-        </w:p>
-        <w:p>
-          <w:pPr>
-            <w:pStyle w:val="23"/>
-            <w:rPr>
-              <w:rFonts w:asciiTheme="minorHAnsi" w:hAnsiTheme="minorHAnsi" w:cstheme="minorBidi"/>
-              <w:noProof/>
-              <w:sz w:val="22"/>
-              <w:szCs w:val="22"/>
-              <w:lang w:eastAsia="ru-RU"/>
-            </w:rPr>
-          </w:pPr>
-          <w:hyperlink w:anchor="_Toc231313835" w:history="1">
-            <w:r>
-              <w:rPr>
-                <w:rStyle w:val="af5"/>
-                <w:noProof/>
-              </w:rPr>
-              <w:t xml:space="preserve">1.2.1.1 Основное понятие </w:t>
-            </w:r>
-            <w:r>
-              <w:rPr>
-                <w:rStyle w:val="af5"/>
-                <w:noProof/>
-                <w:lang w:val="en-US"/>
-              </w:rPr>
-              <w:t>Denuvo</w:t>
-            </w:r>
-            <w:r>
-              <w:rPr>
-                <w:rStyle w:val="af5"/>
-                <w:noProof/>
-              </w:rPr>
-              <w:t xml:space="preserve"> </w:t>
-            </w:r>
-            <w:r>
-              <w:rPr>
-                <w:rStyle w:val="af5"/>
-                <w:noProof/>
-                <w:lang w:val="en-US"/>
-              </w:rPr>
-              <w:t>Anti</w:t>
-            </w:r>
-            <w:r>
-              <w:rPr>
-                <w:rStyle w:val="af5"/>
-                <w:noProof/>
-              </w:rPr>
-              <w:t>-</w:t>
-            </w:r>
-            <w:r>
-              <w:rPr>
-                <w:rStyle w:val="af5"/>
-                <w:noProof/>
-                <w:lang w:val="en-US"/>
-              </w:rPr>
-              <w:t>Tamper</w:t>
-            </w:r>
-            <w:r>
-              <w:rPr>
-                <w:noProof/>
-                <w:webHidden/>
-              </w:rPr>
-              <w:tab/>
-            </w:r>
-            <w:r>
-              <w:rPr>
-                <w:noProof/>
-                <w:webHidden/>
-              </w:rPr>
-              <w:fldChar w:fldCharType="begin"/>
-            </w:r>
-            <w:r>
-              <w:rPr>
-                <w:noProof/>
-                <w:webHidden/>
-              </w:rPr>
-              <w:instrText xml:space="preserve"> PAGEREF _Toc231313835 \h </w:instrText>
-            </w:r>
-            <w:r>
-              <w:rPr>
-                <w:noProof/>
-                <w:webHidden/>
-              </w:rPr>
-            </w:r>
-            <w:r>
-              <w:rPr>
-                <w:noProof/>
-                <w:webHidden/>
-              </w:rPr>
-              <w:fldChar w:fldCharType="separate"/>
-            </w:r>
-            <w:r>
-              <w:rPr>
-                <w:noProof/>
-                <w:webHidden/>
-              </w:rPr>
-              <w:t>5</w:t>
-            </w:r>
-            <w:r>
-              <w:rPr>
-                <w:noProof/>
-                <w:webHidden/>
-              </w:rPr>
-              <w:fldChar w:fldCharType="end"/>
-            </w:r>
-          </w:hyperlink>
-        </w:p>
-        <w:p>
-          <w:pPr>
-            <w:pStyle w:val="23"/>
-            <w:rPr>
-              <w:rFonts w:asciiTheme="minorHAnsi" w:hAnsiTheme="minorHAnsi" w:cstheme="minorBidi"/>
-              <w:noProof/>
-              <w:sz w:val="22"/>
-              <w:szCs w:val="22"/>
-              <w:lang w:eastAsia="ru-RU"/>
-            </w:rPr>
-          </w:pPr>
-          <w:hyperlink w:anchor="_Toc231313836" w:history="1">
-            <w:r>
-              <w:rPr>
-                <w:rStyle w:val="af5"/>
-                <w:noProof/>
-              </w:rPr>
-              <w:t xml:space="preserve">1.2.1.2 Механизм работы </w:t>
-            </w:r>
-            <w:r>
-              <w:rPr>
-                <w:rStyle w:val="af5"/>
-                <w:noProof/>
-                <w:lang w:val="en-US"/>
-              </w:rPr>
-              <w:t>Denuvo</w:t>
-            </w:r>
-            <w:r>
-              <w:rPr>
-                <w:rStyle w:val="af5"/>
-                <w:noProof/>
-              </w:rPr>
-              <w:t xml:space="preserve"> </w:t>
-            </w:r>
-            <w:r>
-              <w:rPr>
-                <w:rStyle w:val="af5"/>
-                <w:noProof/>
-                <w:lang w:val="en-US"/>
-              </w:rPr>
-              <w:t>Anti</w:t>
-            </w:r>
-            <w:r>
-              <w:rPr>
-                <w:rStyle w:val="af5"/>
-                <w:noProof/>
-              </w:rPr>
-              <w:t>-</w:t>
-            </w:r>
-            <w:r>
-              <w:rPr>
-                <w:rStyle w:val="af5"/>
-                <w:noProof/>
-                <w:lang w:val="en-US"/>
-              </w:rPr>
-              <w:t>Tamper</w:t>
-            </w:r>
-            <w:r>
-              <w:rPr>
-                <w:noProof/>
-                <w:webHidden/>
-              </w:rPr>
-              <w:tab/>
-            </w:r>
-            <w:r>
-              <w:rPr>
-                <w:noProof/>
-                <w:webHidden/>
-              </w:rPr>
-              <w:fldChar w:fldCharType="begin"/>
-            </w:r>
-            <w:r>
-              <w:rPr>
-                <w:noProof/>
-                <w:webHidden/>
-              </w:rPr>
-              <w:instrText xml:space="preserve"> PAGEREF _Toc231313836 \h </w:instrText>
-            </w:r>
-            <w:r>
-              <w:rPr>
-                <w:noProof/>
-                <w:webHidden/>
-              </w:rPr>
-            </w:r>
-            <w:r>
-              <w:rPr>
-                <w:noProof/>
-                <w:webHidden/>
-              </w:rPr>
-              <w:fldChar w:fldCharType="separate"/>
-            </w:r>
-            <w:r>
-              <w:rPr>
-                <w:noProof/>
-                <w:webHidden/>
-              </w:rPr>
-              <w:t>5</w:t>
-            </w:r>
-            <w:r>
-              <w:rPr>
-                <w:noProof/>
-                <w:webHidden/>
-              </w:rPr>
-              <w:fldChar w:fldCharType="end"/>
-            </w:r>
-          </w:hyperlink>
-        </w:p>
-        <w:p>
-          <w:pPr>
-            <w:pStyle w:val="23"/>
-            <w:rPr>
-              <w:rFonts w:asciiTheme="minorHAnsi" w:hAnsiTheme="minorHAnsi" w:cstheme="minorBidi"/>
-              <w:noProof/>
-              <w:sz w:val="22"/>
-              <w:szCs w:val="22"/>
-              <w:lang w:eastAsia="ru-RU"/>
-            </w:rPr>
-          </w:pPr>
-          <w:hyperlink w:anchor="_Toc231313837" w:history="1">
-            <w:r>
-              <w:rPr>
-                <w:rStyle w:val="af5"/>
-                <w:noProof/>
-              </w:rPr>
-              <w:t>1.2.1.3 Механизм динамических проверок</w:t>
-            </w:r>
-            <w:r>
-              <w:rPr>
-                <w:noProof/>
-                <w:webHidden/>
-              </w:rPr>
-              <w:tab/>
-            </w:r>
-            <w:r>
-              <w:rPr>
-                <w:noProof/>
-                <w:webHidden/>
-              </w:rPr>
-              <w:fldChar w:fldCharType="begin"/>
-            </w:r>
-            <w:r>
-              <w:rPr>
-                <w:noProof/>
-                <w:webHidden/>
-              </w:rPr>
-              <w:instrText xml:space="preserve"> PAGEREF _Toc231313837 \h </w:instrText>
-            </w:r>
-            <w:r>
-              <w:rPr>
-                <w:noProof/>
-                <w:webHidden/>
-              </w:rPr>
-            </w:r>
-            <w:r>
-              <w:rPr>
-                <w:noProof/>
-                <w:webHidden/>
-              </w:rPr>
-              <w:fldChar w:fldCharType="separate"/>
-            </w:r>
-            <w:r>
-              <w:rPr>
-                <w:noProof/>
-                <w:webHidden/>
-              </w:rPr>
-              <w:t>5</w:t>
+              <w:t>6</w:t>
             </w:r>
             <w:r>
               <w:rPr>
@@ -751,13 +557,13 @@
               <w:lang w:eastAsia="ru-RU"/>
             </w:rPr>
           </w:pPr>
-          <w:hyperlink w:anchor="_Toc231313838" w:history="1">
+          <w:hyperlink w:anchor="_Toc231996005" w:history="1">
             <w:r>
               <w:rPr>
                 <w:rStyle w:val="af5"/>
                 <w:noProof/>
               </w:rPr>
-              <w:t>1.3</w:t>
+              <w:t>1.4</w:t>
             </w:r>
             <w:r>
               <w:rPr>
@@ -774,7 +580,7 @@
                 <w:rStyle w:val="af5"/>
                 <w:noProof/>
               </w:rPr>
-              <w:t>Классификация угроз в нелицензионных дистрибутивах</w:t>
+              <w:t>Методы скрытого внедрения и маскировки угроз</w:t>
             </w:r>
             <w:r>
               <w:rPr>
@@ -795,96 +601,7 @@
                 <w:noProof/>
                 <w:webHidden/>
               </w:rPr>
-              <w:instrText xml:space="preserve"> PAGEREF _Toc231313838 \h </w:instrText>
-            </w:r>
-            <w:r>
-              <w:rPr>
-                <w:noProof/>
-                <w:webHidden/>
-              </w:rPr>
-            </w:r>
-            <w:r>
-              <w:rPr>
-                <w:noProof/>
-                <w:webHidden/>
-              </w:rPr>
-              <w:fldChar w:fldCharType="separate"/>
-            </w:r>
-            <w:r>
-              <w:rPr>
-                <w:noProof/>
-                <w:webHidden/>
-              </w:rPr>
-              <w:t>6</w:t>
-            </w:r>
-            <w:r>
-              <w:rPr>
-                <w:noProof/>
-                <w:webHidden/>
-              </w:rPr>
-              <w:fldChar w:fldCharType="end"/>
-            </w:r>
-          </w:hyperlink>
-        </w:p>
-        <w:p>
-          <w:pPr>
-            <w:pStyle w:val="23"/>
-            <w:tabs>
-              <w:tab w:val="left" w:pos="1320"/>
-            </w:tabs>
-            <w:rPr>
-              <w:rFonts w:asciiTheme="minorHAnsi" w:hAnsiTheme="minorHAnsi" w:cstheme="minorBidi"/>
-              <w:noProof/>
-              <w:sz w:val="22"/>
-              <w:szCs w:val="22"/>
-              <w:lang w:eastAsia="ru-RU"/>
-            </w:rPr>
-          </w:pPr>
-          <w:hyperlink w:anchor="_Toc231313839" w:history="1">
-            <w:r>
-              <w:rPr>
-                <w:rStyle w:val="af5"/>
-                <w:noProof/>
-              </w:rPr>
-              <w:t>1.4</w:t>
-            </w:r>
-            <w:r>
-              <w:rPr>
-                <w:rFonts w:asciiTheme="minorHAnsi" w:hAnsiTheme="minorHAnsi" w:cstheme="minorBidi"/>
-                <w:noProof/>
-                <w:sz w:val="22"/>
-                <w:szCs w:val="22"/>
-                <w:lang w:eastAsia="ru-RU"/>
-              </w:rPr>
-              <w:tab/>
-            </w:r>
-            <w:r>
-              <w:rPr>
-                <w:rStyle w:val="af5"/>
-                <w:noProof/>
-              </w:rPr>
-              <w:t>Методы скрытого внедрения и маскировки угроз</w:t>
-            </w:r>
-            <w:r>
-              <w:rPr>
-                <w:noProof/>
-                <w:webHidden/>
-              </w:rPr>
-              <w:tab/>
-            </w:r>
-            <w:r>
-              <w:rPr>
-                <w:noProof/>
-                <w:webHidden/>
-              </w:rPr>
-              <w:fldChar w:fldCharType="begin"/>
-            </w:r>
-            <w:r>
-              <w:rPr>
-                <w:noProof/>
-                <w:webHidden/>
-              </w:rPr>
-              <w:instrText xml:space="preserve"> PAGEREF _Toc231313839 \h </w:instrText>
+              <w:instrText xml:space="preserve"> PAGEREF _Toc231996005 \h </w:instrText>
             </w:r>
             <w:r>
               <w:rPr>
@@ -926,7 +643,7 @@
               <w:lang w:eastAsia="ru-RU"/>
             </w:rPr>
           </w:pPr>
-          <w:hyperlink w:anchor="_Toc231313840" w:history="1">
+          <w:hyperlink w:anchor="_Toc231996006" w:history="1">
             <w:r>
               <w:rPr>
                 <w:rStyle w:val="af5"/>
@@ -953,7 +670,7 @@
                 <w:noProof/>
                 <w:webHidden/>
               </w:rPr>
-              <w:instrText xml:space="preserve"> PAGEREF _Toc231313840 \h </w:instrText>
+              <w:instrText xml:space="preserve"> PAGEREF _Toc231996006 \h </w:instrText>
             </w:r>
             <w:r>
               <w:rPr>
@@ -973,7 +690,7 @@
                 <w:noProof/>
                 <w:webHidden/>
               </w:rPr>
-              <w:t>10</w:t>
+              <w:t>9</w:t>
             </w:r>
             <w:r>
               <w:rPr>
@@ -995,7 +712,7 @@
               <w:lang w:eastAsia="ru-RU"/>
             </w:rPr>
           </w:pPr>
-          <w:hyperlink w:anchor="_Toc231313841" w:history="1">
+          <w:hyperlink w:anchor="_Toc231996007" w:history="1">
             <w:r>
               <w:rPr>
                 <w:rStyle w:val="af5"/>
@@ -1022,7 +739,7 @@
                 <w:noProof/>
                 <w:webHidden/>
               </w:rPr>
-              <w:instrText xml:space="preserve"> PAGEREF _Toc231313841 \h </w:instrText>
+              <w:instrText xml:space="preserve"> PAGEREF _Toc231996007 \h </w:instrText>
             </w:r>
             <w:r>
               <w:rPr>
@@ -1042,7 +759,7 @@
                 <w:noProof/>
                 <w:webHidden/>
               </w:rPr>
-              <w:t>10</w:t>
+              <w:t>9</w:t>
             </w:r>
             <w:r>
               <w:rPr>
@@ -1064,13 +781,13 @@
               <w:lang w:eastAsia="ru-RU"/>
             </w:rPr>
           </w:pPr>
-          <w:hyperlink w:anchor="_Toc231313842" w:history="1">
+          <w:hyperlink w:anchor="_Toc231996008" w:history="1">
             <w:r>
               <w:rPr>
                 <w:rStyle w:val="af5"/>
                 <w:noProof/>
               </w:rPr>
-              <w:t>2.2 Анализ рисков использования пиратского программного обеспечения</w:t>
+              <w:t>2.2 Анализ рисков использования пиратского программного обеспечения.</w:t>
             </w:r>
             <w:r>
               <w:rPr>
@@ -1091,7 +808,7 @@
                 <w:noProof/>
                 <w:webHidden/>
               </w:rPr>
-              <w:instrText xml:space="preserve"> PAGEREF _Toc231313842 \h </w:instrText>
+              <w:instrText xml:space="preserve"> PAGEREF _Toc231996008 \h </w:instrText>
             </w:r>
             <w:r>
               <w:rPr>
@@ -1111,7 +828,7 @@
                 <w:noProof/>
                 <w:webHidden/>
               </w:rPr>
-              <w:t>10</w:t>
+              <w:t>9</w:t>
             </w:r>
             <w:r>
               <w:rPr>
@@ -1133,7 +850,7 @@
               <w:lang w:eastAsia="ru-RU"/>
             </w:rPr>
           </w:pPr>
-          <w:hyperlink w:anchor="_Toc231313843" w:history="1">
+          <w:hyperlink w:anchor="_Toc231996009" w:history="1">
             <w:r>
               <w:rPr>
                 <w:rStyle w:val="af5"/>
@@ -1160,7 +877,7 @@
                 <w:noProof/>
                 <w:webHidden/>
               </w:rPr>
-              <w:instrText xml:space="preserve"> PAGEREF _Toc231313843 \h </w:instrText>
+              <w:instrText xml:space="preserve"> PAGEREF _Toc231996009 \h </w:instrText>
             </w:r>
             <w:r>
               <w:rPr>
@@ -1180,7 +897,7 @@
                 <w:noProof/>
                 <w:webHidden/>
               </w:rPr>
-              <w:t>15</w:t>
+              <w:t>13</w:t>
             </w:r>
             <w:r>
               <w:rPr>
@@ -1202,7 +919,7 @@
               <w:lang w:eastAsia="ru-RU"/>
             </w:rPr>
           </w:pPr>
-          <w:hyperlink w:anchor="_Toc231313844" w:history="1">
+          <w:hyperlink w:anchor="_Toc231996010" w:history="1">
             <w:r>
               <w:rPr>
                 <w:rStyle w:val="af5"/>
@@ -1229,7 +946,7 @@
                 <w:noProof/>
                 <w:webHidden/>
               </w:rPr>
-              <w:instrText xml:space="preserve"> PAGEREF _Toc231313844 \h </w:instrText>
+              <w:instrText xml:space="preserve"> PAGEREF _Toc231996010 \h </w:instrText>
             </w:r>
             <w:r>
               <w:rPr>
@@ -1249,7 +966,7 @@
                 <w:noProof/>
                 <w:webHidden/>
               </w:rPr>
-              <w:t>16</w:t>
+              <w:t>14</w:t>
             </w:r>
             <w:r>
               <w:rPr>
@@ -1263,6 +980,10 @@
         <w:p>
           <w:pPr>
             <w:jc w:val="left"/>
+            <w:rPr>
+              <w:b/>
+              <w:bCs/>
+            </w:rPr>
           </w:pPr>
           <w:r>
             <w:rPr>
@@ -1272,91 +993,73 @@
             <w:fldChar w:fldCharType="end"/>
           </w:r>
         </w:p>
+        <w:p>
+          <w:pPr>
+            <w:jc w:val="left"/>
+          </w:pPr>
+        </w:p>
+        <w:p>
+          <w:pPr>
+            <w:jc w:val="left"/>
+          </w:pPr>
+        </w:p>
+        <w:p>
+          <w:pPr>
+            <w:jc w:val="left"/>
+          </w:pPr>
+        </w:p>
+        <w:p>
+          <w:pPr>
+            <w:jc w:val="left"/>
+          </w:pPr>
+        </w:p>
+        <w:p>
+          <w:pPr>
+            <w:jc w:val="left"/>
+          </w:pPr>
+        </w:p>
+        <w:p>
+          <w:pPr>
+            <w:jc w:val="left"/>
+          </w:pPr>
+        </w:p>
+        <w:p>
+          <w:pPr>
+            <w:jc w:val="left"/>
+          </w:pPr>
+        </w:p>
+        <w:p>
+          <w:pPr>
+            <w:jc w:val="left"/>
+          </w:pPr>
+        </w:p>
+        <w:p>
+          <w:pPr>
+            <w:jc w:val="left"/>
+          </w:pPr>
+        </w:p>
+        <w:p>
+          <w:pPr>
+            <w:jc w:val="left"/>
+          </w:pPr>
+        </w:p>
+        <w:p>
+          <w:pPr>
+            <w:jc w:val="left"/>
+          </w:pPr>
+        </w:p>
+        <w:p>
+          <w:pPr>
+            <w:jc w:val="left"/>
+          </w:pPr>
+        </w:p>
       </w:sdtContent>
     </w:sdt>
     <w:p>
       <w:pPr>
-        <w:spacing w:after="120" w:line="264" w:lineRule="auto"/>
-        <w:ind w:firstLine="0"/>
-        <w:jc w:val="left"/>
-        <w:rPr>
-          <w:b/>
-        </w:rPr>
-        <w:sectPr>
-          <w:footerReference w:type="default" r:id="rId8"/>
-          <w:pgSz w:w="11906" w:h="16838"/>
-          <w:pgMar w:top="1134" w:right="567" w:bottom="1134" w:left="1701" w:header="709" w:footer="709" w:gutter="0"/>
-          <w:cols w:space="708"/>
-          <w:titlePg/>
-          <w:docGrid w:linePitch="381"/>
-        </w:sectPr>
-      </w:pPr>
-    </w:p>
-    <w:p>
-      <w:pPr>
-        <w:spacing w:after="120" w:line="264" w:lineRule="auto"/>
-        <w:ind w:firstLine="0"/>
-        <w:jc w:val="left"/>
-        <w:rPr>
-          <w:b/>
-        </w:rPr>
-      </w:pPr>
-      <w:r>
-        <w:rPr>
-          <w:b/>
-        </w:rPr>
-        <w:lastRenderedPageBreak/>
-        <w:t xml:space="preserve">ТИТУЛЬНЫЙ ЛИСТ </w:t>
-      </w:r>
-    </w:p>
-    <w:p>
-      <w:pPr>
-        <w:ind w:firstLine="708"/>
-      </w:pPr>
-      <w:r>
-        <w:t>Абзац</w:t>
-      </w:r>
-      <w:r>
-        <w:t xml:space="preserve"> </w:t>
-      </w:r>
-      <w:r>
-        <w:t>1,25 см (5 знаков)</w:t>
-      </w:r>
-      <w:r>
-        <w:t>.</w:t>
-      </w:r>
-    </w:p>
-    <w:p>
-      <w:pPr>
-        <w:ind w:firstLine="708"/>
-      </w:pPr>
-      <w:r>
-        <w:t>Поля (мм)</w:t>
-      </w:r>
-      <w:r>
-        <w:t xml:space="preserve"> л</w:t>
-      </w:r>
-      <w:r>
-        <w:t>евое, верхнее и нижнее – 20, правое – 10</w:t>
-      </w:r>
-      <w:r>
-        <w:t>, левое - 30</w:t>
-      </w:r>
-      <w:r>
-        <w:t>.</w:t>
-      </w:r>
-    </w:p>
-    <w:p>
-      <w:r>
-        <w:br w:type="page"/>
-      </w:r>
-    </w:p>
-    <w:p>
-      <w:pPr>
         <w:pStyle w:val="11"/>
-        <w:jc w:val="center"/>
-      </w:pPr>
-      <w:bookmarkStart w:id="0" w:name="_Toc231313830"/>
+      </w:pPr>
+      <w:bookmarkStart w:id="0" w:name="_Toc231996000"/>
       <w:r>
         <w:lastRenderedPageBreak/>
         <w:t>В</w:t>
@@ -1541,7 +1244,7 @@
       <w:pPr>
         <w:pStyle w:val="11"/>
       </w:pPr>
-      <w:bookmarkStart w:id="1" w:name="_Toc231313831"/>
+      <w:bookmarkStart w:id="1" w:name="_Toc231996001"/>
       <w:r>
         <w:lastRenderedPageBreak/>
         <w:t xml:space="preserve">Глава </w:t>
@@ -1563,12 +1266,11 @@
     <w:p>
       <w:pPr>
         <w:pStyle w:val="13"/>
-        <w:numPr>
-          <w:ilvl w:val="1"/>
-          <w:numId w:val="1"/>
-        </w:numPr>
-      </w:pPr>
-      <w:bookmarkStart w:id="2" w:name="_Toc231313832"/>
+      </w:pPr>
+      <w:bookmarkStart w:id="2" w:name="_Toc231996002"/>
+      <w:r>
+        <w:t xml:space="preserve">1.1 </w:t>
+      </w:r>
       <w:r>
         <w:t xml:space="preserve">Понятие </w:t>
       </w:r>
@@ -1604,6 +1306,7 @@
           <w:ilvl w:val="0"/>
           <w:numId w:val="2"/>
         </w:numPr>
+        <w:ind w:left="0" w:firstLine="709"/>
       </w:pPr>
       <w:r>
         <w:rPr>
@@ -1646,6 +1349,7 @@
           <w:ilvl w:val="0"/>
           <w:numId w:val="2"/>
         </w:numPr>
+        <w:ind w:left="0" w:firstLine="709"/>
       </w:pPr>
       <w:r>
         <w:rPr>
@@ -1689,6 +1393,7 @@
           <w:ilvl w:val="0"/>
           <w:numId w:val="2"/>
         </w:numPr>
+        <w:ind w:left="0" w:firstLine="709"/>
       </w:pPr>
       <w:r>
         <w:t xml:space="preserve">Программное обеспечение с </w:t>
@@ -1710,6 +1415,7 @@
           <w:ilvl w:val="0"/>
           <w:numId w:val="2"/>
         </w:numPr>
+        <w:ind w:left="0" w:firstLine="709"/>
       </w:pPr>
       <w:r>
         <w:rPr>
@@ -1731,7 +1437,7 @@
       <w:pPr>
         <w:pStyle w:val="13"/>
       </w:pPr>
-      <w:bookmarkStart w:id="3" w:name="_Toc231313833"/>
+      <w:bookmarkStart w:id="3" w:name="_Toc231996003"/>
       <w:r>
         <w:t xml:space="preserve">1.2 Защита </w:t>
       </w:r>
@@ -1777,9 +1483,6 @@
       <w:proofErr w:type="spellEnd"/>
     </w:p>
     <w:p>
-      <w:pPr>
-        <w:ind w:left="360" w:firstLine="348"/>
-      </w:pPr>
       <w:r>
         <w:t xml:space="preserve">Существование подобных видов программного обеспечения обуславливается наличием технических средств защиты авторских прав </w:t>
       </w:r>
@@ -1846,22 +1549,19 @@
         <w:t xml:space="preserve"> </w:t>
       </w:r>
       <w:r>
-        <w:t xml:space="preserve">– привязать копию программного обеспечения к конкретному пользователю или оборудованию, тем самым исключая возможность несанкционированного копирования. Существует несколько </w:t>
+        <w:t xml:space="preserve">– привязать копию программного обеспечения к конкретному пользователю или оборудованию, тем самым исключая возможность несанкционированного копирования. Существует несколько методов, с помощью которых </w:t>
+      </w:r>
+      <w:r>
+        <w:rPr>
+          <w:lang w:val="en-US"/>
+        </w:rPr>
+        <w:t>DRM</w:t>
+      </w:r>
+      <w:r>
+        <w:t xml:space="preserve"> </w:t>
       </w:r>
       <w:r>
         <w:lastRenderedPageBreak/>
-        <w:t xml:space="preserve">методов, с помощью которых </w:t>
-      </w:r>
-      <w:r>
-        <w:rPr>
-          <w:lang w:val="en-US"/>
-        </w:rPr>
-        <w:t>DRM</w:t>
-      </w:r>
-      <w:r>
-        <w:t xml:space="preserve"> </w:t>
-      </w:r>
-      <w:r>
         <w:t>обеспечивает наиболее высокую эффективность для защиты цифрового контента</w:t>
       </w:r>
       <w:r>
@@ -1875,6 +1575,7 @@
           <w:ilvl w:val="0"/>
           <w:numId w:val="4"/>
         </w:numPr>
+        <w:ind w:left="0" w:firstLine="709"/>
       </w:pPr>
       <w:r>
         <w:t>Шифрование контента. Контент кодируется с использованием определенных алгоритмов шифрования, из-за чего почти не представляется возможным его прочитать без соответствующего ключа для расшифровки.</w:t>
@@ -1887,6 +1588,7 @@
           <w:ilvl w:val="0"/>
           <w:numId w:val="4"/>
         </w:numPr>
+        <w:ind w:left="0" w:firstLine="709"/>
       </w:pPr>
       <w:r>
         <w:t xml:space="preserve"> </w:t>
@@ -1905,6 +1607,7 @@
           <w:ilvl w:val="0"/>
           <w:numId w:val="4"/>
         </w:numPr>
+        <w:ind w:left="0" w:firstLine="709"/>
       </w:pPr>
       <w:r>
         <w:t xml:space="preserve">Постоянный онлайн-мониторинг. Проверка лицензии в реальном времени. </w:t>
@@ -1912,7 +1615,6 @@
     </w:p>
     <w:p>
       <w:pPr>
-        <w:ind w:left="360" w:firstLine="0"/>
         <w:rPr>
           <w:lang w:val="en-US"/>
         </w:rPr>
@@ -1954,6 +1656,7 @@
           <w:ilvl w:val="0"/>
           <w:numId w:val="6"/>
         </w:numPr>
+        <w:ind w:left="0" w:firstLine="709"/>
       </w:pPr>
       <w:r>
         <w:t>Бинарная модификация</w:t>
@@ -1986,6 +1689,7 @@
           <w:ilvl w:val="0"/>
           <w:numId w:val="6"/>
         </w:numPr>
+        <w:ind w:left="0" w:firstLine="709"/>
       </w:pPr>
       <w:r>
         <w:t>Эмуляцию среды. Вместо того, чтобы взламывать исполняемый файл, создается некоторая поддельная библиотека, суть которой заключается в имитации ответов сервера защиты. Такой файл сообщает игре, что пользователь авторизован.</w:t>
@@ -1998,6 +1702,7 @@
           <w:ilvl w:val="0"/>
           <w:numId w:val="6"/>
         </w:numPr>
+        <w:ind w:left="0" w:firstLine="709"/>
       </w:pPr>
       <w:r>
         <w:rPr>
@@ -2041,316 +1746,203 @@
       </w:r>
       <w:proofErr w:type="gramEnd"/>
       <w:r>
-        <w:t xml:space="preserve"> создания особых </w:t>
+        <w:t xml:space="preserve"> создания особых уникальных лицензионных ключей. Система принимает их за подлинные и </w:t>
       </w:r>
       <w:r>
         <w:lastRenderedPageBreak/>
-        <w:t xml:space="preserve">уникальных лицензионных ключей. Система принимает их за подлинные и позволяют пользователю получить доступ к используемым функциям точно так же, как если бы лицензия была приобретена легально. </w:t>
-      </w:r>
-    </w:p>
-    <w:p>
-      <w:pPr>
-        <w:pStyle w:val="13"/>
-        <w:outlineLvl w:val="2"/>
-      </w:pPr>
-      <w:bookmarkStart w:id="4" w:name="_Toc231313834"/>
-      <w:r>
-        <w:t xml:space="preserve">1.2.1 </w:t>
-      </w:r>
-      <w:r>
-        <w:t xml:space="preserve">Технология </w:t>
-      </w:r>
+        <w:t xml:space="preserve">позволяют пользователю получить доступ к используемым функциям точно так же, как если бы лицензия была приобретена легально. </w:t>
+      </w:r>
+    </w:p>
+    <w:p>
       <w:proofErr w:type="spellStart"/>
       <w:r>
         <w:t>Denuvo</w:t>
       </w:r>
       <w:proofErr w:type="spellEnd"/>
       <w:r>
+        <w:t xml:space="preserve"> — это система для защиты от вмешательства и для управления цифровыми правами (</w:t>
+      </w:r>
+      <w:proofErr w:type="spellStart"/>
+      <w:r>
+        <w:t>digital</w:t>
+      </w:r>
+      <w:proofErr w:type="spellEnd"/>
+      <w:r>
         <w:t xml:space="preserve"> </w:t>
       </w:r>
       <w:proofErr w:type="spellStart"/>
       <w:r>
-        <w:t>Anti-Tamper</w:t>
-      </w:r>
+        <w:t>rights</w:t>
+      </w:r>
+      <w:proofErr w:type="spellEnd"/>
+      <w:r>
+        <w:t xml:space="preserve"> </w:t>
+      </w:r>
+      <w:proofErr w:type="spellStart"/>
+      <w:r>
+        <w:t>management</w:t>
+      </w:r>
+      <w:proofErr w:type="spellEnd"/>
+      <w:r>
+        <w:t xml:space="preserve"> </w:t>
+      </w:r>
+      <w:bookmarkStart w:id="4" w:name="_GoBack"/>
       <w:bookmarkEnd w:id="4"/>
+      <w:proofErr w:type="spellStart"/>
+      <w:r>
+        <w:t>system</w:t>
+      </w:r>
       <w:proofErr w:type="spellEnd"/>
-    </w:p>
-    <w:p>
-      <w:pPr>
-        <w:pStyle w:val="13"/>
-        <w:outlineLvl w:val="3"/>
-      </w:pPr>
-      <w:bookmarkStart w:id="5" w:name="_Toc231313835"/>
-      <w:r>
-        <w:t xml:space="preserve">1.2.1.1 Основное понятие </w:t>
+      <w:r>
+        <w:t xml:space="preserve">, DRM). В основном она используется для защиты от пиратства и реверс-инжиниринга цифровых медиа наподобие видеоигр. В отличие от традиционных DRM-систем, </w:t>
       </w:r>
       <w:proofErr w:type="spellStart"/>
       <w:r>
+        <w:t>Denuvo</w:t>
+      </w:r>
+      <w:proofErr w:type="spellEnd"/>
+      <w:r>
+        <w:t xml:space="preserve"> использует широкий спектр уникальных методик и проверок для подтверждения и целостности игры, и </w:t>
+      </w:r>
+      <w:proofErr w:type="spellStart"/>
+      <w:r>
+        <w:t>лицензированности</w:t>
+      </w:r>
+      <w:proofErr w:type="spellEnd"/>
+      <w:r>
+        <w:t xml:space="preserve"> пользователя</w:t>
+      </w:r>
+      <w:r>
+        <w:t xml:space="preserve"> </w:t>
+      </w:r>
+      <w:r>
+        <w:t>[2</w:t>
+      </w:r>
+      <w:r>
+        <w:t>, С 1</w:t>
+      </w:r>
+      <w:r>
+        <w:t>]</w:t>
+      </w:r>
+      <w:r>
+        <w:t>.</w:t>
+      </w:r>
+    </w:p>
+    <w:p>
+      <w:r>
+        <w:t xml:space="preserve">При первом запуске </w:t>
+      </w:r>
+      <w:r>
         <w:rPr>
           <w:lang w:val="en-US"/>
         </w:rPr>
+        <w:t>program</w:t>
+      </w:r>
+      <w:r>
+        <w:t>.</w:t>
+      </w:r>
+      <w:r>
+        <w:rPr>
+          <w:lang w:val="en-US"/>
+        </w:rPr>
+        <w:t>exe</w:t>
+      </w:r>
+      <w:r>
+        <w:t xml:space="preserve"> </w:t>
+      </w:r>
+      <w:r>
+        <w:t>программа собирает некоторые данные о компьютере пользователя (</w:t>
+      </w:r>
+      <w:r>
+        <w:rPr>
+          <w:lang w:val="en-US"/>
+        </w:rPr>
+        <w:t>ID</w:t>
+      </w:r>
+      <w:r>
+        <w:t xml:space="preserve"> </w:t>
+      </w:r>
+      <w:r>
+        <w:t xml:space="preserve">процессора, модель материнской платы, версия операционной системы), которые отправляются на сервер </w:t>
+      </w:r>
+      <w:proofErr w:type="spellStart"/>
+      <w:r>
+        <w:rPr>
+          <w:lang w:val="en-US"/>
+        </w:rPr>
         <w:t>Denuvo</w:t>
       </w:r>
       <w:proofErr w:type="spellEnd"/>
       <w:r>
-        <w:t xml:space="preserve"> </w:t>
+        <w:t xml:space="preserve">. Тот в свою очередь применяет некоторые математические функции, смешивая их с информацией о компьютере и отправляя лицензионный файл обратно в </w:t>
       </w:r>
       <w:r>
         <w:rPr>
           <w:lang w:val="en-US"/>
         </w:rPr>
-        <w:t>Anti</w:t>
-      </w:r>
-      <w:r>
-        <w:t>-</w:t>
+        <w:t>program</w:t>
+      </w:r>
+      <w:r>
+        <w:t>.</w:t>
       </w:r>
       <w:r>
         <w:rPr>
           <w:lang w:val="en-US"/>
         </w:rPr>
-        <w:t>Tamper</w:t>
-      </w:r>
-      <w:bookmarkEnd w:id="5"/>
-    </w:p>
-    <w:p>
+        <w:t>exe</w:t>
+      </w:r>
+      <w:r>
+        <w:t xml:space="preserve">. После получения создается локальная копия, к которой может обращаться </w:t>
+      </w:r>
+      <w:r>
+        <w:rPr>
+          <w:lang w:val="en-US"/>
+        </w:rPr>
+        <w:t>program</w:t>
+      </w:r>
+      <w:r>
+        <w:t>.</w:t>
+      </w:r>
+      <w:r>
+        <w:rPr>
+          <w:lang w:val="en-US"/>
+        </w:rPr>
+        <w:t>exe</w:t>
+      </w:r>
+      <w:r>
+        <w:t xml:space="preserve"> при запусках программы в дальнейшем, дабы постоянно не обращаться к серверу и не создавать онлайн-запросы. </w:t>
+      </w:r>
       <w:proofErr w:type="spellStart"/>
       <w:r>
+        <w:rPr>
+          <w:lang w:val="en-US"/>
+        </w:rPr>
         <w:t>Denuvo</w:t>
       </w:r>
       <w:proofErr w:type="spellEnd"/>
       <w:r>
-        <w:t xml:space="preserve"> — это система для защиты от вмешательства и для управления цифровыми правами (</w:t>
+        <w:t xml:space="preserve">-модуль начинает расшифровывать ту часть кода, которая и была запутанной. </w:t>
+      </w:r>
+      <w:r>
+        <w:t xml:space="preserve">Если собранная во время исполнения информация об оборудовании не будет равна той, которая использовалась для создания файла лицензии на сервере </w:t>
       </w:r>
       <w:proofErr w:type="spellStart"/>
       <w:r>
-        <w:t>digital</w:t>
+        <w:t>Denuvo</w:t>
       </w:r>
       <w:proofErr w:type="spellEnd"/>
       <w:r>
-        <w:t xml:space="preserve"> </w:t>
-      </w:r>
-      <w:proofErr w:type="spellStart"/>
-      <w:r>
-        <w:t>rights</w:t>
-      </w:r>
-      <w:proofErr w:type="spellEnd"/>
-      <w:r>
-        <w:t xml:space="preserve"> </w:t>
-      </w:r>
-      <w:proofErr w:type="spellStart"/>
-      <w:r>
-        <w:t>management</w:t>
-      </w:r>
-      <w:proofErr w:type="spellEnd"/>
-      <w:r>
-        <w:t xml:space="preserve"> </w:t>
-      </w:r>
-      <w:proofErr w:type="spellStart"/>
-      <w:r>
-        <w:t>system</w:t>
-      </w:r>
-      <w:proofErr w:type="spellEnd"/>
-      <w:r>
-        <w:t xml:space="preserve">, DRM). В основном она используется для защиты от пиратства и реверс-инжиниринга цифровых медиа наподобие видеоигр. В отличие от традиционных DRM-систем, </w:t>
-      </w:r>
-      <w:proofErr w:type="spellStart"/>
-      <w:r>
-        <w:t>Denuvo</w:t>
-      </w:r>
-      <w:proofErr w:type="spellEnd"/>
-      <w:r>
-        <w:t xml:space="preserve"> использует широкий спектр уникальных методик и проверок для подтверждения и целостности игры, и </w:t>
-      </w:r>
-      <w:proofErr w:type="spellStart"/>
-      <w:r>
-        <w:t>лицензированности</w:t>
-      </w:r>
-      <w:proofErr w:type="spellEnd"/>
-      <w:r>
-        <w:t xml:space="preserve"> пользователя</w:t>
-      </w:r>
-      <w:r>
-        <w:t xml:space="preserve"> </w:t>
-      </w:r>
-      <w:r>
-        <w:t>[2</w:t>
-      </w:r>
-      <w:r>
-        <w:t>, С 1</w:t>
-      </w:r>
-      <w:r>
-        <w:t>]</w:t>
-      </w:r>
-      <w:r>
-        <w:t>.</w:t>
-      </w:r>
-    </w:p>
-    <w:p>
-      <w:pPr>
-        <w:pStyle w:val="13"/>
-        <w:outlineLvl w:val="3"/>
-      </w:pPr>
-      <w:bookmarkStart w:id="6" w:name="_Toc231313836"/>
-      <w:r>
-        <w:t xml:space="preserve">1.2.1.2 Механизм работы </w:t>
-      </w:r>
-      <w:proofErr w:type="spellStart"/>
-      <w:r>
+        <w:t>, то будет расшифрована неверная заимствованная константа, и из-за этого пострадает игра</w:t>
+      </w:r>
+      <w:r>
+        <w:t xml:space="preserve">. </w:t>
+      </w:r>
+    </w:p>
+    <w:p>
+      <w:pPr>
         <w:rPr>
           <w:lang w:val="en-US"/>
         </w:rPr>
-        <w:t>Denuvo</w:t>
-      </w:r>
-      <w:proofErr w:type="spellEnd"/>
-      <w:r>
-        <w:t xml:space="preserve"> </w:t>
-      </w:r>
-      <w:r>
-        <w:rPr>
-          <w:lang w:val="en-US"/>
-        </w:rPr>
-        <w:t>Anti</w:t>
-      </w:r>
-      <w:r>
-        <w:t>-</w:t>
-      </w:r>
-      <w:r>
-        <w:rPr>
-          <w:lang w:val="en-US"/>
-        </w:rPr>
-        <w:t>Tamper</w:t>
-      </w:r>
-      <w:bookmarkEnd w:id="6"/>
-    </w:p>
-    <w:p>
-      <w:r>
-        <w:t xml:space="preserve"> </w:t>
-      </w:r>
-      <w:r>
-        <w:t xml:space="preserve">При первом запуске </w:t>
-      </w:r>
-      <w:r>
-        <w:rPr>
-          <w:lang w:val="en-US"/>
-        </w:rPr>
-        <w:t>program</w:t>
-      </w:r>
-      <w:r>
-        <w:t>.</w:t>
-      </w:r>
-      <w:r>
-        <w:rPr>
-          <w:lang w:val="en-US"/>
-        </w:rPr>
-        <w:t>exe</w:t>
-      </w:r>
-      <w:r>
-        <w:t xml:space="preserve"> </w:t>
-      </w:r>
-      <w:r>
-        <w:t>программа собирает некоторые данные о компьютере пользователя (</w:t>
-      </w:r>
-      <w:r>
-        <w:rPr>
-          <w:lang w:val="en-US"/>
-        </w:rPr>
-        <w:t>ID</w:t>
-      </w:r>
-      <w:r>
-        <w:t xml:space="preserve"> </w:t>
-      </w:r>
-      <w:r>
-        <w:t xml:space="preserve">процессора, модель материнской платы, версия операционной системы), которые отправляются на сервер </w:t>
-      </w:r>
-      <w:proofErr w:type="spellStart"/>
-      <w:r>
-        <w:rPr>
-          <w:lang w:val="en-US"/>
-        </w:rPr>
-        <w:t>Denuvo</w:t>
-      </w:r>
-      <w:proofErr w:type="spellEnd"/>
-      <w:r>
-        <w:t xml:space="preserve">. Тот в свою очередь применяет некоторые математические функции, смешивая их с информацией о компьютере и отправляя лицензионный файл обратно в </w:t>
-      </w:r>
-      <w:r>
-        <w:rPr>
-          <w:lang w:val="en-US"/>
-        </w:rPr>
-        <w:t>program</w:t>
-      </w:r>
-      <w:r>
-        <w:t>.</w:t>
-      </w:r>
-      <w:r>
-        <w:rPr>
-          <w:lang w:val="en-US"/>
-        </w:rPr>
-        <w:t>exe</w:t>
-      </w:r>
-      <w:r>
-        <w:t xml:space="preserve">. После получения создается локальная копия, к которой может обращаться </w:t>
-      </w:r>
-      <w:r>
-        <w:rPr>
-          <w:lang w:val="en-US"/>
-        </w:rPr>
-        <w:t>program</w:t>
-      </w:r>
-      <w:r>
-        <w:t>.</w:t>
-      </w:r>
-      <w:r>
-        <w:rPr>
-          <w:lang w:val="en-US"/>
-        </w:rPr>
-        <w:t>exe</w:t>
-      </w:r>
-      <w:r>
-        <w:t xml:space="preserve"> при запусках программы в дальнейшем, дабы постоянно не обращаться к серверу и не создавать онлайн-запросы. </w:t>
-      </w:r>
-      <w:proofErr w:type="spellStart"/>
-      <w:r>
-        <w:rPr>
-          <w:lang w:val="en-US"/>
-        </w:rPr>
-        <w:t>Denuvo</w:t>
-      </w:r>
-      <w:proofErr w:type="spellEnd"/>
-      <w:r>
-        <w:t xml:space="preserve">-модуль начинает расшифровывать ту часть кода, которая и была запутанной. </w:t>
-      </w:r>
-      <w:r>
-        <w:t xml:space="preserve">Если собранная во время исполнения информация об оборудовании не будет равна той, которая использовалась для создания файла лицензии на сервере </w:t>
-      </w:r>
-      <w:proofErr w:type="spellStart"/>
-      <w:r>
-        <w:t>Denuvo</w:t>
-      </w:r>
-      <w:proofErr w:type="spellEnd"/>
-      <w:r>
-        <w:t>, то будет расшифрована неверная заимствованная константа, и из-за этого пострадает игра</w:t>
-      </w:r>
-      <w:r>
-        <w:t xml:space="preserve">. </w:t>
-      </w:r>
-    </w:p>
-    <w:p>
-      <w:pPr>
-        <w:pStyle w:val="13"/>
-        <w:outlineLvl w:val="3"/>
-      </w:pPr>
-      <w:bookmarkStart w:id="7" w:name="_Toc231313837"/>
-      <w:r>
-        <w:t>1.2.1.3 Механизм динамических проверок</w:t>
-      </w:r>
-      <w:bookmarkEnd w:id="7"/>
-    </w:p>
-    <w:p>
-      <w:pPr>
-        <w:rPr>
-          <w:lang w:val="en-US"/>
-        </w:rPr>
       </w:pPr>
       <w:r>
         <w:t xml:space="preserve">Проверка не заканчивается на старте самой программы. </w:t>
@@ -2359,20 +1951,20 @@
         <w:t xml:space="preserve">В код программы встроено большое множество точек контроля, которые называются триггерами. Они срабатывают во время </w:t>
       </w:r>
       <w:r>
-        <w:t xml:space="preserve">игрового процесса. Сам триггер вшивается в </w:t>
+        <w:t>игрового процесса. Сам триггер вшивается в функцию программы. Когда та выполняет свои основные действия</w:t>
+      </w:r>
+      <w:r>
+        <w:t xml:space="preserve">, она параллельно отправляет скрытый запрос к модулю защиты. После чего </w:t>
+      </w:r>
+      <w:r>
+        <w:t>триггер проверяет, не была ли нарушена целостность кода в оперативной памяти. Если проверка провалена, то программа не сразу выдает ошибку о ненайденной подлинной лицензии.</w:t>
+      </w:r>
+      <w:r>
+        <w:t xml:space="preserve"> Связано это с тем, что современные системы защиты </w:t>
       </w:r>
       <w:r>
         <w:lastRenderedPageBreak/>
-        <w:t>функцию программы. Когда та выполняет свои основные действия</w:t>
-      </w:r>
-      <w:r>
-        <w:t xml:space="preserve">, она параллельно отправляет скрытый запрос к модулю защиты. После чего </w:t>
-      </w:r>
-      <w:r>
-        <w:t>триггер проверяет, не была ли нарушена целостность кода в оперативной памяти. Если проверка провалена, то программа не сразу выдает ошибку о ненайденной подлинной лицензии.</w:t>
-      </w:r>
-      <w:r>
-        <w:t xml:space="preserve"> Связано это с тем, что современные системы защиты отходят от мгновенно блокировки приложения, дабы взломщику было труднее догадаться на каком именно этапе сработала защита. </w:t>
+        <w:t xml:space="preserve">отходят от мгновенно блокировки приложения, дабы взломщику было труднее догадаться на каком именно этапе сработала защита. </w:t>
       </w:r>
       <w:r>
         <w:t xml:space="preserve"> Вместо этого она</w:t>
@@ -2391,6 +1983,7 @@
           <w:ilvl w:val="0"/>
           <w:numId w:val="7"/>
         </w:numPr>
+        <w:ind w:left="0" w:firstLine="709"/>
       </w:pPr>
       <w:r>
         <w:t>Скрытая порча данных</w:t>
@@ -2415,6 +2008,7 @@
           <w:ilvl w:val="0"/>
           <w:numId w:val="7"/>
         </w:numPr>
+        <w:ind w:left="0" w:firstLine="709"/>
       </w:pPr>
       <w:r>
         <w:t xml:space="preserve">Искусственное ограничение производительности. Программа может намеренно ограничивать количество используемых ресурсов компьютера, включая количество ядер или объем оперативной памяти. Пользователь списывает это на слабые комплектующие своего устройства, не подозревая о том, что сработала система защиты. </w:t>
@@ -2427,6 +2021,7 @@
           <w:ilvl w:val="0"/>
           <w:numId w:val="7"/>
         </w:numPr>
+        <w:ind w:left="0" w:firstLine="709"/>
       </w:pPr>
       <w:r>
         <w:t>Блокировка функций импорта</w:t>
@@ -2439,9 +2034,6 @@
       </w:r>
     </w:p>
     <w:p>
-      <w:pPr>
-        <w:ind w:left="360" w:firstLine="0"/>
-      </w:pPr>
       <w:r>
         <w:t xml:space="preserve">Для взлома программы, обладающей подобной защитой, взломщику нужно пройти программу целиком, найти каждый скрытый триггер, который вызывает проверку с последующей выдачей ошибки и </w:t>
       </w:r>
@@ -2489,7 +2081,19 @@
         <w:t xml:space="preserve"> </w:t>
       </w:r>
       <w:r>
-        <w:t>приводит к тому, что обход данной технологии является трудным и продолжительным процессом. На одном из популярных ресурсов открыто признается, что взлом может затянуться на месяцы, а то и годы. (См. Рисунок 1)</w:t>
+        <w:t>приводит к тому, что обход данной технологии является трудным и продолжительным процессом. На одном из популярных ресурсов открыто признается, что взлом может затянуться на месяцы, а то и годы. (</w:t>
+      </w:r>
+      <w:r>
+        <w:t>с</w:t>
+      </w:r>
+      <w:r>
+        <w:t xml:space="preserve">м. </w:t>
+      </w:r>
+      <w:r>
+        <w:t>р</w:t>
+      </w:r>
+      <w:r>
+        <w:t>исунок 1)</w:t>
       </w:r>
     </w:p>
     <w:p>
@@ -2563,7 +2167,7 @@
           </mc:Choice>
           <mc:Fallback>
             <w:pict>
-              <v:rect w14:anchorId="3B482656" id="Прямоугольник 14" o:spid="_x0000_s1026" alt="blob:https://web.telegram.org/6ae3ef30-f1b1-47fe-aebd-b1a5fdf15993" style="width:24.3pt;height:24.3pt;visibility:visible;mso-wrap-style:square;mso-left-percent:-10001;mso-top-percent:-10001;mso-position-horizontal:absolute;mso-position-horizontal-relative:char;mso-position-vertical:absolute;mso-position-vertical-relative:line;mso-left-percent:-10001;mso-top-percent:-10001;v-text-anchor:top" o:gfxdata="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" filled="f" stroked="f">
+              <v:rect w14:anchorId="7855ED1B" id="Прямоугольник 14" o:spid="_x0000_s1026" alt="blob:https://web.telegram.org/6ae3ef30-f1b1-47fe-aebd-b1a5fdf15993" style="width:24.3pt;height:24.3pt;visibility:visible;mso-wrap-style:square;mso-left-percent:-10001;mso-top-percent:-10001;mso-position-horizontal:absolute;mso-position-horizontal-relative:char;mso-position-vertical:absolute;mso-position-vertical-relative:line;mso-left-percent:-10001;mso-top-percent:-10001;v-text-anchor:top" o:gfxdata="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" filled="f" stroked="f">
                 <o:lock v:ext="edit" aspectratio="t"/>
                 <w10:anchorlock/>
               </v:rect>
@@ -2637,7 +2241,7 @@
           </mc:Choice>
           <mc:Fallback>
             <w:pict>
-              <v:rect w14:anchorId="26DCF591" id="Прямоугольник 15" o:spid="_x0000_s1026" alt="blob:https://web.telegram.org/6ae3ef30-f1b1-47fe-aebd-b1a5fdf15993" style="width:24.3pt;height:24.3pt;visibility:visible;mso-wrap-style:square;mso-left-percent:-10001;mso-top-percent:-10001;mso-position-horizontal:absolute;mso-position-horizontal-relative:char;mso-position-vertical:absolute;mso-position-vertical-relative:line;mso-left-percent:-10001;mso-top-percent:-10001;v-text-anchor:top" o:gfxdata="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" filled="f" stroked="f">
+              <v:rect w14:anchorId="4AA4C004" id="Прямоугольник 15" o:spid="_x0000_s1026" alt="blob:https://web.telegram.org/6ae3ef30-f1b1-47fe-aebd-b1a5fdf15993" style="width:24.3pt;height:24.3pt;visibility:visible;mso-wrap-style:square;mso-left-percent:-10001;mso-top-percent:-10001;mso-position-horizontal:absolute;mso-position-horizontal-relative:char;mso-position-vertical:absolute;mso-position-vertical-relative:line;mso-left-percent:-10001;mso-top-percent:-10001;v-text-anchor:top" o:gfxdata="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" filled="f" stroked="f">
                 <o:lock v:ext="edit" aspectratio="t"/>
                 <w10:anchorlock/>
               </v:rect>
@@ -2668,7 +2272,7 @@
                     <pic:cNvPicPr/>
                   </pic:nvPicPr>
                   <pic:blipFill>
-                    <a:blip r:embed="rId9"/>
+                    <a:blip r:embed="rId10"/>
                     <a:stretch>
                       <a:fillRect/>
                     </a:stretch>
@@ -2697,7 +2301,13 @@
         <w:rPr>
           <w:lang w:eastAsia="ru-RU"/>
         </w:rPr>
-        <w:t xml:space="preserve">Рисунок 1. </w:t>
+        <w:t>Рисунок 1</w:t>
+      </w:r>
+      <w:r>
+        <w:rPr>
+          <w:lang w:eastAsia="ru-RU"/>
+        </w:rPr>
+        <w:t xml:space="preserve"> - </w:t>
       </w:r>
       <w:r>
         <w:rPr>
@@ -2717,11 +2327,11 @@
       <w:r>
         <w:t xml:space="preserve"> </w:t>
       </w:r>
-      <w:bookmarkStart w:id="8" w:name="_Toc231313838"/>
+      <w:bookmarkStart w:id="5" w:name="_Toc231996004"/>
       <w:r>
         <w:t>Классификация угроз в нелицензионных дистрибутивах</w:t>
       </w:r>
-      <w:bookmarkEnd w:id="8"/>
+      <w:bookmarkEnd w:id="5"/>
     </w:p>
     <w:p>
       <w:r>
@@ -2738,6 +2348,7 @@
           <w:ilvl w:val="0"/>
           <w:numId w:val="10"/>
         </w:numPr>
+        <w:ind w:left="0" w:firstLine="709"/>
       </w:pPr>
       <w:r>
         <w:t>Трояны-</w:t>
@@ -2818,6 +2429,7 @@
           <w:ilvl w:val="0"/>
           <w:numId w:val="10"/>
         </w:numPr>
+        <w:ind w:left="0" w:firstLine="709"/>
       </w:pPr>
       <w:r>
         <w:t xml:space="preserve">Скрытые </w:t>
@@ -2845,11 +2457,11 @@
         <w:t>. В</w:t>
       </w:r>
       <w:r>
-        <w:t xml:space="preserve">редоносный код, который использует вычислительную мощность компьютера пользователя с целью добычи </w:t>
+        <w:t xml:space="preserve">редоносный код, который использует вычислительную мощность компьютера пользователя с целью </w:t>
       </w:r>
       <w:r>
         <w:lastRenderedPageBreak/>
-        <w:t xml:space="preserve">криптовалюты. Подобное программное обеспечение может не только добывать криптовалюту, но и выполнять ряд других действий. Например, извлекать </w:t>
+        <w:t xml:space="preserve">добычи криптовалюты. Подобное программное обеспечение может не только добывать криптовалюту, но и выполнять ряд других действий. Например, извлекать </w:t>
       </w:r>
       <w:proofErr w:type="gramStart"/>
       <w:r>
@@ -2895,6 +2507,7 @@
           <w:ilvl w:val="0"/>
           <w:numId w:val="10"/>
         </w:numPr>
+        <w:ind w:left="0" w:firstLine="709"/>
       </w:pPr>
       <w:r>
         <w:t>Бэкдоры (</w:t>
@@ -2971,6 +2584,7 @@
           <w:ilvl w:val="0"/>
           <w:numId w:val="10"/>
         </w:numPr>
+        <w:ind w:left="0" w:firstLine="709"/>
       </w:pPr>
       <w:r>
         <w:rPr>
@@ -3037,21 +2651,25 @@
           <w:ilvl w:val="0"/>
           <w:numId w:val="10"/>
         </w:numPr>
-      </w:pPr>
+        <w:ind w:left="0" w:firstLine="709"/>
+      </w:pPr>
+      <w:r>
+        <w:t>Программы-вымогатели (</w:t>
+      </w:r>
+      <w:proofErr w:type="spellStart"/>
+      <w:r>
+        <w:t>Ransomware</w:t>
+      </w:r>
+      <w:proofErr w:type="spellEnd"/>
+      <w:r>
+        <w:t>)</w:t>
+      </w:r>
+      <w:r>
+        <w:t xml:space="preserve">. Это тип вредоносного программного обеспечения, который после запуска блокирует доступ к файлам </w:t>
+      </w:r>
       <w:r>
         <w:lastRenderedPageBreak/>
-        <w:t>Программы-вымогатели (</w:t>
-      </w:r>
-      <w:proofErr w:type="spellStart"/>
-      <w:r>
-        <w:t>Ransomware</w:t>
-      </w:r>
-      <w:proofErr w:type="spellEnd"/>
-      <w:r>
-        <w:t>)</w:t>
-      </w:r>
-      <w:r>
-        <w:t xml:space="preserve">. Это тип вредоносного программного обеспечения, который после запуска блокирует доступ к файлам пользователя или всей операционной системе или шифрует данные пользователя, требуя определенный денежный выкуп за восстановление. </w:t>
+        <w:t xml:space="preserve">пользователя или всей операционной системе или шифрует данные пользователя, требуя определенный денежный выкуп за восстановление. </w:t>
       </w:r>
     </w:p>
     <w:p>
@@ -3065,11 +2683,11 @@
       <w:r>
         <w:t xml:space="preserve"> </w:t>
       </w:r>
-      <w:bookmarkStart w:id="9" w:name="_Toc231313839"/>
+      <w:bookmarkStart w:id="6" w:name="_Toc231996005"/>
       <w:r>
         <w:t>Методы скрытого внедрения и маскировки угроз</w:t>
       </w:r>
-      <w:bookmarkEnd w:id="9"/>
+      <w:bookmarkEnd w:id="6"/>
     </w:p>
     <w:p>
       <w:r>
@@ -3088,15 +2706,6 @@
       </w:r>
     </w:p>
     <w:p>
-      <w:pPr>
-        <w:pStyle w:val="24"/>
-        <w:outlineLvl w:val="2"/>
-      </w:pPr>
-      <w:r>
-        <w:t>1.4.1 Технология первичного внедрения вредоносного кода</w:t>
-      </w:r>
-    </w:p>
-    <w:p>
       <w:r>
         <w:t xml:space="preserve">1. Склеивание через </w:t>
       </w:r>
@@ -3167,22 +2776,22 @@
       <w:pPr>
         <w:pStyle w:val="11"/>
       </w:pPr>
-      <w:bookmarkStart w:id="10" w:name="_Toc231313840"/>
+      <w:bookmarkStart w:id="7" w:name="_Toc231996006"/>
       <w:r>
         <w:lastRenderedPageBreak/>
         <w:t>Глава 2. ПРАКТИЧЕСКАЯ ЧАСТЬ</w:t>
       </w:r>
-      <w:bookmarkEnd w:id="10"/>
+      <w:bookmarkEnd w:id="7"/>
     </w:p>
     <w:p>
       <w:pPr>
         <w:pStyle w:val="13"/>
       </w:pPr>
-      <w:bookmarkStart w:id="11" w:name="_Toc231313841"/>
+      <w:bookmarkStart w:id="8" w:name="_Toc231996007"/>
       <w:r>
         <w:t>2.1 Инструменты и условия проведения исследования</w:t>
       </w:r>
-      <w:bookmarkEnd w:id="11"/>
+      <w:bookmarkEnd w:id="8"/>
     </w:p>
     <w:p>
       <w:r>
@@ -3334,17 +2943,17 @@
       <w:pPr>
         <w:pStyle w:val="13"/>
       </w:pPr>
-      <w:bookmarkStart w:id="12" w:name="_Toc231313842"/>
+      <w:bookmarkStart w:id="9" w:name="_Toc231996008"/>
       <w:r>
         <w:t xml:space="preserve">2.2 Анализ </w:t>
       </w:r>
       <w:r>
         <w:t>рисков использования пиратского программного обеспечения</w:t>
       </w:r>
-      <w:bookmarkEnd w:id="12"/>
       <w:r>
         <w:t>.</w:t>
       </w:r>
+      <w:bookmarkEnd w:id="9"/>
     </w:p>
     <w:p>
       <w:pPr>
@@ -3412,7 +3021,7 @@
                     <pic:cNvPicPr/>
                   </pic:nvPicPr>
                   <pic:blipFill>
-                    <a:blip r:embed="rId10">
+                    <a:blip r:embed="rId11">
                       <a:extLst>
                         <a:ext uri="{28A0092B-C50C-407E-A947-70E740481C1C}">
                           <a14:useLocalDpi xmlns:a14="http://schemas.microsoft.com/office/drawing/2010/main" val="0"/>
@@ -3450,7 +3059,10 @@
         <w:t>2</w:t>
       </w:r>
       <w:r>
-        <w:t>. Отказ доступа</w:t>
+        <w:t xml:space="preserve"> - </w:t>
+      </w:r>
+      <w:r>
+        <w:t>Отказ доступа</w:t>
       </w:r>
     </w:p>
     <w:p>
@@ -3540,7 +3152,7 @@
                     <pic:cNvPicPr/>
                   </pic:nvPicPr>
                   <pic:blipFill>
-                    <a:blip r:embed="rId11" cstate="print">
+                    <a:blip r:embed="rId12" cstate="print">
                       <a:extLst>
                         <a:ext uri="{28A0092B-C50C-407E-A947-70E740481C1C}">
                           <a14:useLocalDpi xmlns:a14="http://schemas.microsoft.com/office/drawing/2010/main" val="0"/>
@@ -3578,7 +3190,7 @@
         <w:t>3</w:t>
       </w:r>
       <w:r>
-        <w:t xml:space="preserve">. </w:t>
+        <w:t xml:space="preserve"> - </w:t>
       </w:r>
       <w:r>
         <w:t xml:space="preserve">Отчет </w:t>
@@ -3688,167 +3300,6 @@
             <wp:extent cx="6120130" cy="1840650"/>
             <wp:effectExtent l="0" t="0" r="0" b="7620"/>
             <wp:docPr id="1" name="Рисунок 1"/>
-            <wp:cNvGraphicFramePr>
-              <a:graphicFrameLocks xmlns:a="http://schemas.openxmlformats.org/drawingml/2006/main" noChangeAspect="1"/>
-            </wp:cNvGraphicFramePr>
-            <a:graphic xmlns:a="http://schemas.openxmlformats.org/drawingml/2006/main">
-              <a:graphicData uri="http://schemas.openxmlformats.org/drawingml/2006/picture">
-                <pic:pic xmlns:pic="http://schemas.openxmlformats.org/drawingml/2006/picture">
-                  <pic:nvPicPr>
-                    <pic:cNvPr id="0" name=""/>
-                    <pic:cNvPicPr/>
-                  </pic:nvPicPr>
-                  <pic:blipFill>
-                    <a:blip r:embed="rId12"/>
-                    <a:stretch>
-                      <a:fillRect/>
-                    </a:stretch>
-                  </pic:blipFill>
-                  <pic:spPr>
-                    <a:xfrm>
-                      <a:off x="0" y="0"/>
-                      <a:ext cx="6120130" cy="1840650"/>
-                    </a:xfrm>
-                    <a:prstGeom prst="rect">
-                      <a:avLst/>
-                    </a:prstGeom>
-                  </pic:spPr>
-                </pic:pic>
-              </a:graphicData>
-            </a:graphic>
-          </wp:inline>
-        </w:drawing>
-      </w:r>
-    </w:p>
-    <w:p>
-      <w:pPr>
-        <w:pStyle w:val="afa"/>
-      </w:pPr>
-      <w:r>
-        <w:t xml:space="preserve">Рисунок </w:t>
-      </w:r>
-      <w:r>
-        <w:t>4</w:t>
-      </w:r>
-      <w:r>
-        <w:t>.</w:t>
-      </w:r>
-      <w:r>
-        <w:tab/>
-        <w:t xml:space="preserve"> Восстановление доступа</w:t>
-      </w:r>
-    </w:p>
-    <w:p>
-      <w:r>
-        <w:t>Использовалась команда:</w:t>
-      </w:r>
-      <w:r>
-        <w:t xml:space="preserve"> </w:t>
-      </w:r>
-      <w:proofErr w:type="spellStart"/>
-      <w:r>
-        <w:t>takeown</w:t>
-      </w:r>
-      <w:proofErr w:type="spellEnd"/>
-      <w:r>
-        <w:t xml:space="preserve"> /f "C:\Users\User\Documents" /r /d y. </w:t>
-      </w:r>
-      <w:r>
-        <w:t xml:space="preserve">Однако одного лишь изменения владельца директории через </w:t>
-      </w:r>
-      <w:proofErr w:type="spellStart"/>
-      <w:r>
-        <w:rPr>
-          <w:lang w:val="en-US"/>
-        </w:rPr>
-        <w:t>takeown</w:t>
-      </w:r>
-      <w:proofErr w:type="spellEnd"/>
-      <w:r>
-        <w:t xml:space="preserve"> недостаточно для разрешения проблемы. Для полного сброса поврежденных разрешений была применена системная</w:t>
-      </w:r>
-      <w:bookmarkStart w:id="13" w:name="_GoBack"/>
-      <w:bookmarkEnd w:id="13"/>
-      <w:r>
-        <w:t xml:space="preserve"> утилита </w:t>
-      </w:r>
-      <w:proofErr w:type="spellStart"/>
-      <w:r>
-        <w:rPr>
-          <w:lang w:val="en-US"/>
-        </w:rPr>
-        <w:t>icacls</w:t>
-      </w:r>
-      <w:proofErr w:type="spellEnd"/>
-      <w:r>
-        <w:t xml:space="preserve">. (см. Рисунок 4). </w:t>
-      </w:r>
-      <w:r>
-        <w:t xml:space="preserve">Команда </w:t>
-      </w:r>
-      <w:proofErr w:type="spellStart"/>
-      <w:r>
-        <w:rPr>
-          <w:lang w:val="en-US"/>
-        </w:rPr>
-        <w:t>icacls</w:t>
-      </w:r>
-      <w:proofErr w:type="spellEnd"/>
-      <w:r>
-        <w:t xml:space="preserve"> </w:t>
-      </w:r>
-      <w:r>
-        <w:t>о</w:t>
-      </w:r>
-      <w:r>
-        <w:t>тображает или изменяет списки управления доступом (</w:t>
-      </w:r>
-      <w:r>
-        <w:rPr>
-          <w:lang w:val="en-US"/>
-        </w:rPr>
-        <w:t>DACLs</w:t>
-      </w:r>
-      <w:r>
-        <w:t>) для указанных файлов и применяет хранимые списки управления доступом</w:t>
-      </w:r>
-      <w:r>
-        <w:t xml:space="preserve"> к файлам в указанных каталогах. </w:t>
-      </w:r>
-      <w:r>
-        <w:t>[</w:t>
-      </w:r>
-      <w:r>
-        <w:t>10</w:t>
-      </w:r>
-      <w:r>
-        <w:t>, С</w:t>
-      </w:r>
-      <w:proofErr w:type="gramStart"/>
-      <w:r>
-        <w:t>1</w:t>
-      </w:r>
-      <w:r>
-        <w:t>]</w:t>
-      </w:r>
-      <w:r>
-        <w:t>Это</w:t>
-      </w:r>
-      <w:proofErr w:type="gramEnd"/>
-      <w:r>
-        <w:t xml:space="preserve"> позволило окончательно вернуть пользователю корректную работу системы, его доступ к файлам. </w:t>
-      </w:r>
-    </w:p>
-    <w:p>
-      <w:pPr>
-        <w:pStyle w:val="afa"/>
-      </w:pPr>
-      <w:r>
-        <w:drawing>
-          <wp:inline distT="0" distB="0" distL="0" distR="0" wp14:anchorId="1274B6BA" wp14:editId="0A3F4C09">
-            <wp:extent cx="6120130" cy="2759080"/>
-            <wp:effectExtent l="0" t="0" r="0" b="3175"/>
-            <wp:docPr id="12" name="Рисунок 12"/>
             <wp:cNvGraphicFramePr>
               <a:graphicFrameLocks xmlns:a="http://schemas.openxmlformats.org/drawingml/2006/main" noChangeAspect="1"/>
             </wp:cNvGraphicFramePr>
@@ -3868,6 +3319,161 @@
                   <pic:spPr>
                     <a:xfrm>
                       <a:off x="0" y="0"/>
+                      <a:ext cx="6120130" cy="1840650"/>
+                    </a:xfrm>
+                    <a:prstGeom prst="rect">
+                      <a:avLst/>
+                    </a:prstGeom>
+                  </pic:spPr>
+                </pic:pic>
+              </a:graphicData>
+            </a:graphic>
+          </wp:inline>
+        </w:drawing>
+      </w:r>
+    </w:p>
+    <w:p>
+      <w:pPr>
+        <w:pStyle w:val="afa"/>
+      </w:pPr>
+      <w:r>
+        <w:t xml:space="preserve">Рисунок </w:t>
+      </w:r>
+      <w:r>
+        <w:t>4</w:t>
+      </w:r>
+      <w:r>
+        <w:t xml:space="preserve"> - </w:t>
+      </w:r>
+      <w:r>
+        <w:t>Восстановление доступа</w:t>
+      </w:r>
+    </w:p>
+    <w:p>
+      <w:r>
+        <w:t>Использовалась команда:</w:t>
+      </w:r>
+      <w:r>
+        <w:t xml:space="preserve"> </w:t>
+      </w:r>
+      <w:proofErr w:type="spellStart"/>
+      <w:r>
+        <w:t>takeown</w:t>
+      </w:r>
+      <w:proofErr w:type="spellEnd"/>
+      <w:r>
+        <w:t xml:space="preserve"> /f "C:\Users\User\Documents" /r /d y. </w:t>
+      </w:r>
+      <w:r>
+        <w:t xml:space="preserve">Однако одного лишь изменения владельца директории через </w:t>
+      </w:r>
+      <w:proofErr w:type="spellStart"/>
+      <w:r>
+        <w:rPr>
+          <w:lang w:val="en-US"/>
+        </w:rPr>
+        <w:t>takeown</w:t>
+      </w:r>
+      <w:proofErr w:type="spellEnd"/>
+      <w:r>
+        <w:t xml:space="preserve"> недостаточно для разрешения проблемы. Для полного сброса поврежденных разрешений была применена системная утилита </w:t>
+      </w:r>
+      <w:proofErr w:type="spellStart"/>
+      <w:r>
+        <w:rPr>
+          <w:lang w:val="en-US"/>
+        </w:rPr>
+        <w:t>icacls</w:t>
+      </w:r>
+      <w:proofErr w:type="spellEnd"/>
+      <w:r>
+        <w:t xml:space="preserve">. (см. Рисунок 4). </w:t>
+      </w:r>
+      <w:r>
+        <w:t xml:space="preserve">Команда </w:t>
+      </w:r>
+      <w:proofErr w:type="spellStart"/>
+      <w:r>
+        <w:rPr>
+          <w:lang w:val="en-US"/>
+        </w:rPr>
+        <w:t>icacls</w:t>
+      </w:r>
+      <w:proofErr w:type="spellEnd"/>
+      <w:r>
+        <w:t xml:space="preserve"> </w:t>
+      </w:r>
+      <w:r>
+        <w:t>о</w:t>
+      </w:r>
+      <w:r>
+        <w:t>тображает или изменяет списки управления доступом (</w:t>
+      </w:r>
+      <w:r>
+        <w:rPr>
+          <w:lang w:val="en-US"/>
+        </w:rPr>
+        <w:t>DACLs</w:t>
+      </w:r>
+      <w:r>
+        <w:t>) для указанных файлов и применяет хранимые списки управления доступом</w:t>
+      </w:r>
+      <w:r>
+        <w:t xml:space="preserve"> к файлам в указанных каталогах. </w:t>
+      </w:r>
+      <w:r>
+        <w:t>[</w:t>
+      </w:r>
+      <w:r>
+        <w:t>10</w:t>
+      </w:r>
+      <w:r>
+        <w:t>, С</w:t>
+      </w:r>
+      <w:proofErr w:type="gramStart"/>
+      <w:r>
+        <w:t>1</w:t>
+      </w:r>
+      <w:r>
+        <w:t>]</w:t>
+      </w:r>
+      <w:r>
+        <w:t>Это</w:t>
+      </w:r>
+      <w:proofErr w:type="gramEnd"/>
+      <w:r>
+        <w:t xml:space="preserve"> позволило окончательно вернуть пользователю корректную работу системы, его доступ к файлам. </w:t>
+      </w:r>
+    </w:p>
+    <w:p>
+      <w:pPr>
+        <w:pStyle w:val="afa"/>
+      </w:pPr>
+      <w:r>
+        <w:drawing>
+          <wp:inline distT="0" distB="0" distL="0" distR="0" wp14:anchorId="1274B6BA" wp14:editId="0A3F4C09">
+            <wp:extent cx="6120130" cy="2759080"/>
+            <wp:effectExtent l="0" t="0" r="0" b="3175"/>
+            <wp:docPr id="12" name="Рисунок 12"/>
+            <wp:cNvGraphicFramePr>
+              <a:graphicFrameLocks xmlns:a="http://schemas.openxmlformats.org/drawingml/2006/main" noChangeAspect="1"/>
+            </wp:cNvGraphicFramePr>
+            <a:graphic xmlns:a="http://schemas.openxmlformats.org/drawingml/2006/main">
+              <a:graphicData uri="http://schemas.openxmlformats.org/drawingml/2006/picture">
+                <pic:pic xmlns:pic="http://schemas.openxmlformats.org/drawingml/2006/picture">
+                  <pic:nvPicPr>
+                    <pic:cNvPr id="0" name=""/>
+                    <pic:cNvPicPr/>
+                  </pic:nvPicPr>
+                  <pic:blipFill>
+                    <a:blip r:embed="rId14"/>
+                    <a:stretch>
+                      <a:fillRect/>
+                    </a:stretch>
+                  </pic:blipFill>
+                  <pic:spPr>
+                    <a:xfrm>
+                      <a:off x="0" y="0"/>
                       <a:ext cx="6120130" cy="2759080"/>
                     </a:xfrm>
                     <a:prstGeom prst="rect">
@@ -3892,7 +3498,10 @@
         <w:t>5</w:t>
       </w:r>
       <w:r>
-        <w:t>. Сброс списков контроля доступа</w:t>
+        <w:t xml:space="preserve"> -</w:t>
+      </w:r>
+      <w:r>
+        <w:t xml:space="preserve"> Сброс списков контроля доступа</w:t>
       </w:r>
     </w:p>
     <w:p>
@@ -3903,14 +3512,13 @@
     <w:p>
       <w:pPr>
         <w:pStyle w:val="11"/>
-        <w:jc w:val="center"/>
-      </w:pPr>
-      <w:bookmarkStart w:id="14" w:name="_Toc231313843"/>
+      </w:pPr>
+      <w:bookmarkStart w:id="10" w:name="_Toc231996009"/>
       <w:r>
         <w:lastRenderedPageBreak/>
         <w:t>ЗАКЛЮЧЕНИЕ</w:t>
       </w:r>
-      <w:bookmarkEnd w:id="14"/>
+      <w:bookmarkEnd w:id="10"/>
     </w:p>
     <w:p>
       <w:r>
@@ -3984,12 +3592,12 @@
       <w:pPr>
         <w:pStyle w:val="11"/>
       </w:pPr>
-      <w:bookmarkStart w:id="15" w:name="_Toc231313844"/>
+      <w:bookmarkStart w:id="11" w:name="_Toc231996010"/>
       <w:r>
         <w:lastRenderedPageBreak/>
         <w:t>СПИСОК ИСПОЛЬЗОВАННЫХ ИСТОЧНИКОВ</w:t>
       </w:r>
-      <w:bookmarkEnd w:id="15"/>
+      <w:bookmarkEnd w:id="11"/>
     </w:p>
     <w:p>
       <w:pPr>
@@ -4004,7 +3612,7 @@
           <w:u w:val="none"/>
         </w:rPr>
       </w:pPr>
-      <w:hyperlink r:id="rId14" w:history="1">
+      <w:hyperlink r:id="rId15" w:history="1">
         <w:r>
           <w:rPr>
             <w:rStyle w:val="af5"/>
@@ -4021,7 +3629,7 @@
           <w:numId w:val="3"/>
         </w:numPr>
       </w:pPr>
-      <w:hyperlink r:id="rId15" w:history="1">
+      <w:hyperlink r:id="rId16" w:history="1">
         <w:r>
           <w:rPr>
             <w:rStyle w:val="af5"/>
@@ -4051,7 +3659,7 @@
           <w:u w:val="none"/>
         </w:rPr>
       </w:pPr>
-      <w:hyperlink r:id="rId16" w:history="1">
+      <w:hyperlink r:id="rId17" w:history="1">
         <w:r>
           <w:rPr>
             <w:rStyle w:val="af5"/>
@@ -4126,7 +3734,7 @@
       <w:r>
         <w:t xml:space="preserve"> </w:t>
       </w:r>
-      <w:hyperlink r:id="rId17" w:history="1">
+      <w:hyperlink r:id="rId18" w:history="1">
         <w:r>
           <w:rPr>
             <w:rStyle w:val="af5"/>
@@ -4149,7 +3757,7 @@
           <w:u w:val="none"/>
         </w:rPr>
       </w:pPr>
-      <w:hyperlink r:id="rId18" w:history="1">
+      <w:hyperlink r:id="rId19" w:history="1">
         <w:r>
           <w:rPr>
             <w:rStyle w:val="af5"/>
@@ -4168,7 +3776,7 @@
         </w:numPr>
         <w:jc w:val="left"/>
       </w:pPr>
-      <w:hyperlink r:id="rId19" w:history="1">
+      <w:hyperlink r:id="rId20" w:history="1">
         <w:proofErr w:type="spellStart"/>
         <w:r>
           <w:rPr>
@@ -4205,7 +3813,7 @@
         </w:numPr>
         <w:jc w:val="left"/>
       </w:pPr>
-      <w:hyperlink r:id="rId20" w:history="1">
+      <w:hyperlink r:id="rId21" w:history="1">
         <w:r>
           <w:rPr>
             <w:rStyle w:val="af5"/>
@@ -4231,7 +3839,7 @@
         </w:numPr>
         <w:jc w:val="left"/>
       </w:pPr>
-      <w:hyperlink r:id="rId21" w:history="1">
+      <w:hyperlink r:id="rId22" w:history="1">
         <w:r>
           <w:rPr>
             <w:rStyle w:val="af5"/>
@@ -4291,7 +3899,7 @@
       <w:r>
         <w:t xml:space="preserve"> </w:t>
       </w:r>
-      <w:hyperlink r:id="rId22" w:history="1">
+      <w:hyperlink r:id="rId23" w:history="1">
         <w:proofErr w:type="spellStart"/>
         <w:r>
           <w:rPr>
@@ -4344,7 +3952,10 @@
       </w:pPr>
     </w:p>
     <w:sectPr>
-      <w:footerReference w:type="default" r:id="rId23"/>
+      <w:headerReference w:type="default" r:id="rId24"/>
+      <w:headerReference w:type="first" r:id="rId25"/>
+      <w:footerReference w:type="first" r:id="rId26"/>
+      <w:type w:val="continuous"/>
       <w:pgSz w:w="11906" w:h="16838"/>
       <w:pgMar w:top="1134" w:right="567" w:bottom="1134" w:left="1701" w:header="709" w:footer="709" w:gutter="0"/>
       <w:pgNumType w:start="0"/>
@@ -4385,39 +3996,12 @@
 <w:ftr xmlns:wpc="http://schemas.microsoft.com/office/word/2010/wordprocessingCanvas" xmlns:cx="http://schemas.microsoft.com/office/drawing/2014/chartex" xmlns:cx1="http://schemas.microsoft.com/office/drawing/2015/9/8/chartex" xmlns:cx2="http://schemas.microsoft.com/office/drawing/2015/10/21/chartex" xmlns:cx3="http://schemas.microsoft.com/office/drawing/2016/5/9/chartex" xmlns:cx4="http://schemas.microsoft.com/office/drawing/2016/5/10/chartex" xmlns:cx5="http://schemas.microsoft.com/office/drawing/2016/5/11/chartex" xmlns:cx6="http://schemas.microsoft.com/office/drawing/2016/5/12/chartex" xmlns:cx7="http://schemas.microsoft.com/office/drawing/2016/5/13/chartex" xmlns:cx8="http://schemas.microsoft.com/office/drawing/2016/5/14/chartex" xmlns:mc="http://schemas.openxmlformats.org/markup-compatibility/2006" xmlns:aink="http://schemas.microsoft.com/office/drawing/2016/ink" xmlns:am3d="http://schemas.microsoft.com/office/drawing/2017/model3d" xmlns:o="urn:schemas-microsoft-com:office:office" xmlns:r="http://schemas.openxmlformats.org/officeDocument/2006/relationships" xmlns:m="http://schemas.openxmlformats.org/officeDocument/2006/math" xmlns:v="urn:schemas-microsoft-com:vml" xmlns:wp14="http://schemas.microsoft.com/office/word/2010/wordprocessingDrawing" xmlns:wp="http://schemas.openxmlformats.org/drawingml/2006/wordprocessingDrawing" xmlns:w10="urn:schemas-microsoft-com:office:word" xmlns:w="http://schemas.openxmlformats.org/wordprocessingml/2006/main" xmlns:w14="http://schemas.microsoft.com/office/word/2010/wordml" xmlns:w15="http://schemas.microsoft.com/office/word/2012/wordml" xmlns:w16cid="http://schemas.microsoft.com/office/word/2016/wordml/cid" xmlns:w16se="http://schemas.microsoft.com/office/word/2015/wordml/symex" xmlns:wpg="http://schemas.microsoft.com/office/word/2010/wordprocessingGroup" xmlns:wpi="http://schemas.microsoft.com/office/word/2010/wordprocessingInk" xmlns:wne="http://schemas.microsoft.com/office/word/2006/wordml" xmlns:wps="http://schemas.microsoft.com/office/word/2010/wordprocessingShape" mc:Ignorable="w14 w15 w16se w16cid wp14">
   <w:sdt>
     <w:sdtPr>
-      <w:id w:val="306828245"/>
+      <w:id w:val="997393002"/>
       <w:docPartObj>
         <w:docPartGallery w:val="Page Numbers (Bottom of Page)"/>
         <w:docPartUnique/>
       </w:docPartObj>
     </w:sdtPr>
-    <w:sdtEndPr/>
-    <w:sdtContent>
-      <w:p>
-        <w:pPr>
-          <w:pStyle w:val="af8"/>
-          <w:jc w:val="center"/>
-        </w:pPr>
-        <w:r>
-          <w:t>1</w:t>
-        </w:r>
-      </w:p>
-    </w:sdtContent>
-  </w:sdt>
-</w:ftr>
-</file>
-
-<file path=word/footer2.xml><?xml version="1.0" encoding="utf-8"?>
-<w:ftr xmlns:wpc="http://schemas.microsoft.com/office/word/2010/wordprocessingCanvas" xmlns:cx="http://schemas.microsoft.com/office/drawing/2014/chartex" xmlns:cx1="http://schemas.microsoft.com/office/drawing/2015/9/8/chartex" xmlns:cx2="http://schemas.microsoft.com/office/drawing/2015/10/21/chartex" xmlns:cx3="http://schemas.microsoft.com/office/drawing/2016/5/9/chartex" xmlns:cx4="http://schemas.microsoft.com/office/drawing/2016/5/10/chartex" xmlns:cx5="http://schemas.microsoft.com/office/drawing/2016/5/11/chartex" xmlns:cx6="http://schemas.microsoft.com/office/drawing/2016/5/12/chartex" xmlns:cx7="http://schemas.microsoft.com/office/drawing/2016/5/13/chartex" xmlns:cx8="http://schemas.microsoft.com/office/drawing/2016/5/14/chartex" xmlns:mc="http://schemas.openxmlformats.org/markup-compatibility/2006" xmlns:aink="http://schemas.microsoft.com/office/drawing/2016/ink" xmlns:am3d="http://schemas.microsoft.com/office/drawing/2017/model3d" xmlns:o="urn:schemas-microsoft-com:office:office" xmlns:r="http://schemas.openxmlformats.org/officeDocument/2006/relationships" xmlns:m="http://schemas.openxmlformats.org/officeDocument/2006/math" xmlns:v="urn:schemas-microsoft-com:vml" xmlns:wp14="http://schemas.microsoft.com/office/word/2010/wordprocessingDrawing" xmlns:wp="http://schemas.openxmlformats.org/drawingml/2006/wordprocessingDrawing" xmlns:w10="urn:schemas-microsoft-com:office:word" xmlns:w="http://schemas.openxmlformats.org/wordprocessingml/2006/main" xmlns:w14="http://schemas.microsoft.com/office/word/2010/wordml" xmlns:w15="http://schemas.microsoft.com/office/word/2012/wordml" xmlns:w16cid="http://schemas.microsoft.com/office/word/2016/wordml/cid" xmlns:w16se="http://schemas.microsoft.com/office/word/2015/wordml/symex" xmlns:wpg="http://schemas.microsoft.com/office/word/2010/wordprocessingGroup" xmlns:wpi="http://schemas.microsoft.com/office/word/2010/wordprocessingInk" xmlns:wne="http://schemas.microsoft.com/office/word/2006/wordml" xmlns:wps="http://schemas.microsoft.com/office/word/2010/wordprocessingShape" mc:Ignorable="w14 w15 w16se w16cid wp14">
-  <w:sdt>
-    <w:sdtPr>
-      <w:id w:val="1459301120"/>
-      <w:docPartObj>
-        <w:docPartGallery w:val="Page Numbers (Bottom of Page)"/>
-        <w:docPartUnique/>
-      </w:docPartObj>
-    </w:sdtPr>
-    <w:sdtEndPr/>
     <w:sdtContent>
       <w:p>
         <w:pPr>
@@ -4434,10 +4018,7 @@
           <w:fldChar w:fldCharType="separate"/>
         </w:r>
         <w:r>
-          <w:rPr>
-            <w:noProof/>
-          </w:rPr>
-          <w:t>15</w:t>
+          <w:t>2</w:t>
         </w:r>
         <w:r>
           <w:fldChar w:fldCharType="end"/>
@@ -4445,6 +4026,44 @@
       </w:p>
     </w:sdtContent>
   </w:sdt>
+  <w:p>
+    <w:pPr>
+      <w:pStyle w:val="af8"/>
+      <w:tabs>
+        <w:tab w:val="clear" w:pos="4677"/>
+        <w:tab w:val="clear" w:pos="9355"/>
+        <w:tab w:val="left" w:pos="3550"/>
+      </w:tabs>
+      <w:jc w:val="center"/>
+    </w:pPr>
+  </w:p>
+</w:ftr>
+</file>
+
+<file path=word/footer2.xml><?xml version="1.0" encoding="utf-8"?>
+<w:ftr xmlns:wpc="http://schemas.microsoft.com/office/word/2010/wordprocessingCanvas" xmlns:cx="http://schemas.microsoft.com/office/drawing/2014/chartex" xmlns:cx1="http://schemas.microsoft.com/office/drawing/2015/9/8/chartex" xmlns:cx2="http://schemas.microsoft.com/office/drawing/2015/10/21/chartex" xmlns:cx3="http://schemas.microsoft.com/office/drawing/2016/5/9/chartex" xmlns:cx4="http://schemas.microsoft.com/office/drawing/2016/5/10/chartex" xmlns:cx5="http://schemas.microsoft.com/office/drawing/2016/5/11/chartex" xmlns:cx6="http://schemas.microsoft.com/office/drawing/2016/5/12/chartex" xmlns:cx7="http://schemas.microsoft.com/office/drawing/2016/5/13/chartex" xmlns:cx8="http://schemas.microsoft.com/office/drawing/2016/5/14/chartex" xmlns:mc="http://schemas.openxmlformats.org/markup-compatibility/2006" xmlns:aink="http://schemas.microsoft.com/office/drawing/2016/ink" xmlns:am3d="http://schemas.microsoft.com/office/drawing/2017/model3d" xmlns:o="urn:schemas-microsoft-com:office:office" xmlns:r="http://schemas.openxmlformats.org/officeDocument/2006/relationships" xmlns:m="http://schemas.openxmlformats.org/officeDocument/2006/math" xmlns:v="urn:schemas-microsoft-com:vml" xmlns:wp14="http://schemas.microsoft.com/office/word/2010/wordprocessingDrawing" xmlns:wp="http://schemas.openxmlformats.org/drawingml/2006/wordprocessingDrawing" xmlns:w10="urn:schemas-microsoft-com:office:word" xmlns:w="http://schemas.openxmlformats.org/wordprocessingml/2006/main" xmlns:w14="http://schemas.microsoft.com/office/word/2010/wordml" xmlns:w15="http://schemas.microsoft.com/office/word/2012/wordml" xmlns:w16cid="http://schemas.microsoft.com/office/word/2016/wordml/cid" xmlns:w16se="http://schemas.microsoft.com/office/word/2015/wordml/symex" xmlns:wpg="http://schemas.microsoft.com/office/word/2010/wordprocessingGroup" xmlns:wpi="http://schemas.microsoft.com/office/word/2010/wordprocessingInk" xmlns:wne="http://schemas.microsoft.com/office/word/2006/wordml" xmlns:wps="http://schemas.microsoft.com/office/word/2010/wordprocessingShape" mc:Ignorable="w14 w15 w16se w16cid wp14">
+  <w:p>
+    <w:pPr>
+      <w:pStyle w:val="af8"/>
+      <w:ind w:firstLine="0"/>
+    </w:pPr>
+  </w:p>
+  <w:p>
+    <w:pPr>
+      <w:pStyle w:val="af8"/>
+    </w:pPr>
+  </w:p>
+</w:ftr>
+</file>
+
+<file path=word/footer3.xml><?xml version="1.0" encoding="utf-8"?>
+<w:ftr xmlns:wpc="http://schemas.microsoft.com/office/word/2010/wordprocessingCanvas" xmlns:cx="http://schemas.microsoft.com/office/drawing/2014/chartex" xmlns:cx1="http://schemas.microsoft.com/office/drawing/2015/9/8/chartex" xmlns:cx2="http://schemas.microsoft.com/office/drawing/2015/10/21/chartex" xmlns:cx3="http://schemas.microsoft.com/office/drawing/2016/5/9/chartex" xmlns:cx4="http://schemas.microsoft.com/office/drawing/2016/5/10/chartex" xmlns:cx5="http://schemas.microsoft.com/office/drawing/2016/5/11/chartex" xmlns:cx6="http://schemas.microsoft.com/office/drawing/2016/5/12/chartex" xmlns:cx7="http://schemas.microsoft.com/office/drawing/2016/5/13/chartex" xmlns:cx8="http://schemas.microsoft.com/office/drawing/2016/5/14/chartex" xmlns:mc="http://schemas.openxmlformats.org/markup-compatibility/2006" xmlns:aink="http://schemas.microsoft.com/office/drawing/2016/ink" xmlns:am3d="http://schemas.microsoft.com/office/drawing/2017/model3d" xmlns:o="urn:schemas-microsoft-com:office:office" xmlns:r="http://schemas.openxmlformats.org/officeDocument/2006/relationships" xmlns:m="http://schemas.openxmlformats.org/officeDocument/2006/math" xmlns:v="urn:schemas-microsoft-com:vml" xmlns:wp14="http://schemas.microsoft.com/office/word/2010/wordprocessingDrawing" xmlns:wp="http://schemas.openxmlformats.org/drawingml/2006/wordprocessingDrawing" xmlns:w10="urn:schemas-microsoft-com:office:word" xmlns:w="http://schemas.openxmlformats.org/wordprocessingml/2006/main" xmlns:w14="http://schemas.microsoft.com/office/word/2010/wordml" xmlns:w15="http://schemas.microsoft.com/office/word/2012/wordml" xmlns:w16cid="http://schemas.microsoft.com/office/word/2016/wordml/cid" xmlns:w16se="http://schemas.microsoft.com/office/word/2015/wordml/symex" xmlns:wpg="http://schemas.microsoft.com/office/word/2010/wordprocessingGroup" xmlns:wpi="http://schemas.microsoft.com/office/word/2010/wordprocessingInk" xmlns:wne="http://schemas.microsoft.com/office/word/2006/wordml" xmlns:wps="http://schemas.microsoft.com/office/word/2010/wordprocessingShape" mc:Ignorable="w14 w15 w16se w16cid wp14">
+  <w:p>
+    <w:pPr>
+      <w:pStyle w:val="af8"/>
+      <w:ind w:firstLine="0"/>
+    </w:pPr>
+  </w:p>
   <w:p>
     <w:pPr>
       <w:pStyle w:val="af8"/>
@@ -4476,6 +4095,26 @@
     </w:p>
   </w:footnote>
 </w:footnotes>
+</file>
+
+<file path=word/header1.xml><?xml version="1.0" encoding="utf-8"?>
+<w:hdr xmlns:wpc="http://schemas.microsoft.com/office/word/2010/wordprocessingCanvas" xmlns:cx="http://schemas.microsoft.com/office/drawing/2014/chartex" xmlns:cx1="http://schemas.microsoft.com/office/drawing/2015/9/8/chartex" xmlns:cx2="http://schemas.microsoft.com/office/drawing/2015/10/21/chartex" xmlns:cx3="http://schemas.microsoft.com/office/drawing/2016/5/9/chartex" xmlns:cx4="http://schemas.microsoft.com/office/drawing/2016/5/10/chartex" xmlns:cx5="http://schemas.microsoft.com/office/drawing/2016/5/11/chartex" xmlns:cx6="http://schemas.microsoft.com/office/drawing/2016/5/12/chartex" xmlns:cx7="http://schemas.microsoft.com/office/drawing/2016/5/13/chartex" xmlns:cx8="http://schemas.microsoft.com/office/drawing/2016/5/14/chartex" xmlns:mc="http://schemas.openxmlformats.org/markup-compatibility/2006" xmlns:aink="http://schemas.microsoft.com/office/drawing/2016/ink" xmlns:am3d="http://schemas.microsoft.com/office/drawing/2017/model3d" xmlns:o="urn:schemas-microsoft-com:office:office" xmlns:r="http://schemas.openxmlformats.org/officeDocument/2006/relationships" xmlns:m="http://schemas.openxmlformats.org/officeDocument/2006/math" xmlns:v="urn:schemas-microsoft-com:vml" xmlns:wp14="http://schemas.microsoft.com/office/word/2010/wordprocessingDrawing" xmlns:wp="http://schemas.openxmlformats.org/drawingml/2006/wordprocessingDrawing" xmlns:w10="urn:schemas-microsoft-com:office:word" xmlns:w="http://schemas.openxmlformats.org/wordprocessingml/2006/main" xmlns:w14="http://schemas.microsoft.com/office/word/2010/wordml" xmlns:w15="http://schemas.microsoft.com/office/word/2012/wordml" xmlns:w16cid="http://schemas.microsoft.com/office/word/2016/wordml/cid" xmlns:w16se="http://schemas.microsoft.com/office/word/2015/wordml/symex" xmlns:wpg="http://schemas.microsoft.com/office/word/2010/wordprocessingGroup" xmlns:wpi="http://schemas.microsoft.com/office/word/2010/wordprocessingInk" xmlns:wne="http://schemas.microsoft.com/office/word/2006/wordml" xmlns:wps="http://schemas.microsoft.com/office/word/2010/wordprocessingShape" mc:Ignorable="w14 w15 w16se w16cid wp14">
+  <w:p>
+    <w:pPr>
+      <w:pStyle w:val="af6"/>
+    </w:pPr>
+  </w:p>
+</w:hdr>
+</file>
+
+<file path=word/header2.xml><?xml version="1.0" encoding="utf-8"?>
+<w:hdr xmlns:wpc="http://schemas.microsoft.com/office/word/2010/wordprocessingCanvas" xmlns:cx="http://schemas.microsoft.com/office/drawing/2014/chartex" xmlns:cx1="http://schemas.microsoft.com/office/drawing/2015/9/8/chartex" xmlns:cx2="http://schemas.microsoft.com/office/drawing/2015/10/21/chartex" xmlns:cx3="http://schemas.microsoft.com/office/drawing/2016/5/9/chartex" xmlns:cx4="http://schemas.microsoft.com/office/drawing/2016/5/10/chartex" xmlns:cx5="http://schemas.microsoft.com/office/drawing/2016/5/11/chartex" xmlns:cx6="http://schemas.microsoft.com/office/drawing/2016/5/12/chartex" xmlns:cx7="http://schemas.microsoft.com/office/drawing/2016/5/13/chartex" xmlns:cx8="http://schemas.microsoft.com/office/drawing/2016/5/14/chartex" xmlns:mc="http://schemas.openxmlformats.org/markup-compatibility/2006" xmlns:aink="http://schemas.microsoft.com/office/drawing/2016/ink" xmlns:am3d="http://schemas.microsoft.com/office/drawing/2017/model3d" xmlns:o="urn:schemas-microsoft-com:office:office" xmlns:r="http://schemas.openxmlformats.org/officeDocument/2006/relationships" xmlns:m="http://schemas.openxmlformats.org/officeDocument/2006/math" xmlns:v="urn:schemas-microsoft-com:vml" xmlns:wp14="http://schemas.microsoft.com/office/word/2010/wordprocessingDrawing" xmlns:wp="http://schemas.openxmlformats.org/drawingml/2006/wordprocessingDrawing" xmlns:w10="urn:schemas-microsoft-com:office:word" xmlns:w="http://schemas.openxmlformats.org/wordprocessingml/2006/main" xmlns:w14="http://schemas.microsoft.com/office/word/2010/wordml" xmlns:w15="http://schemas.microsoft.com/office/word/2012/wordml" xmlns:w16cid="http://schemas.microsoft.com/office/word/2016/wordml/cid" xmlns:w16se="http://schemas.microsoft.com/office/word/2015/wordml/symex" xmlns:wpg="http://schemas.microsoft.com/office/word/2010/wordprocessingGroup" xmlns:wpi="http://schemas.microsoft.com/office/word/2010/wordprocessingInk" xmlns:wne="http://schemas.microsoft.com/office/word/2006/wordml" xmlns:wps="http://schemas.microsoft.com/office/word/2010/wordprocessingShape" mc:Ignorable="w14 w15 w16se w16cid wp14">
+  <w:p>
+    <w:pPr>
+      <w:pStyle w:val="af6"/>
+    </w:pPr>
+  </w:p>
+</w:hdr>
 </file>
 
 <file path=word/numbering.xml><?xml version="1.0" encoding="utf-8"?>
@@ -6217,7 +5856,6 @@
   <w:style w:type="character" w:default="1" w:styleId="a0">
     <w:name w:val="Default Paragraph Font"/>
     <w:uiPriority w:val="1"/>
-    <w:semiHidden/>
     <w:unhideWhenUsed/>
   </w:style>
   <w:style w:type="table" w:default="1" w:styleId="a1">
@@ -6663,11 +6301,12 @@
     <w:next w:val="a"/>
     <w:link w:val="12"/>
     <w:qFormat/>
-    <w:rsid w:val="00585846"/>
+    <w:rsid w:val="00130FDF"/>
     <w:pPr>
       <w:pageBreakBefore/>
       <w:spacing w:before="0" w:line="360" w:lineRule="auto"/>
       <w:ind w:firstLine="0"/>
+      <w:jc w:val="center"/>
     </w:pPr>
     <w:rPr>
       <w:rFonts w:ascii="Times New Roman" w:hAnsi="Times New Roman"/>
@@ -6694,7 +6333,7 @@
     <w:name w:val="Заг1 Знак"/>
     <w:basedOn w:val="a0"/>
     <w:link w:val="11"/>
-    <w:rsid w:val="00585846"/>
+    <w:rsid w:val="00130FDF"/>
     <w:rPr>
       <w:rFonts w:ascii="Times New Roman" w:eastAsiaTheme="majorEastAsia" w:hAnsi="Times New Roman" w:cstheme="majorBidi"/>
       <w:b/>
@@ -7227,7 +6866,7 @@
 </file>
 
 <file path=customXml/itemProps1.xml><?xml version="1.0" encoding="utf-8"?>
-<ds:datastoreItem xmlns:ds="http://schemas.openxmlformats.org/officeDocument/2006/customXml" ds:itemID="{6836F78A-189B-419E-AD4B-14E8F831787F}">
+<ds:datastoreItem xmlns:ds="http://schemas.openxmlformats.org/officeDocument/2006/customXml" ds:itemID="{30A8474E-ECE2-4995-8F81-3D3B1135B147}">
   <ds:schemaRefs>
     <ds:schemaRef ds:uri="http://schemas.openxmlformats.org/officeDocument/2006/bibliography"/>
   </ds:schemaRefs>

--- a/000.exe.docx
+++ b/000.exe.docx
@@ -1,82 +1,18 @@
 
 <file path=word/document.xml><?xml version="1.0" encoding="utf-8"?>
-<w:document xmlns:wpc="http://schemas.microsoft.com/office/word/2010/wordprocessingCanvas" xmlns:cx="http://schemas.microsoft.com/office/drawing/2014/chartex" xmlns:cx1="http://schemas.microsoft.com/office/drawing/2015/9/8/chartex" xmlns:cx2="http://schemas.microsoft.com/office/drawing/2015/10/21/chartex" xmlns:cx3="http://schemas.microsoft.com/office/drawing/2016/5/9/chartex" xmlns:cx4="http://schemas.microsoft.com/office/drawing/2016/5/10/chartex" xmlns:cx5="http://schemas.microsoft.com/office/drawing/2016/5/11/chartex" xmlns:cx6="http://schemas.microsoft.com/office/drawing/2016/5/12/chartex" xmlns:cx7="http://schemas.microsoft.com/office/drawing/2016/5/13/chartex" xmlns:cx8="http://schemas.microsoft.com/office/drawing/2016/5/14/chartex" xmlns:mc="http://schemas.openxmlformats.org/markup-compatibility/2006" xmlns:aink="http://schemas.microsoft.com/office/drawing/2016/ink" xmlns:am3d="http://schemas.microsoft.com/office/drawing/2017/model3d" xmlns:o="urn:schemas-microsoft-com:office:office" xmlns:r="http://schemas.openxmlformats.org/officeDocument/2006/relationships" xmlns:m="http://schemas.openxmlformats.org/officeDocument/2006/math" xmlns:v="urn:schemas-microsoft-com:vml" xmlns:wp14="http://schemas.microsoft.com/office/word/2010/wordprocessingDrawing" xmlns:wp="http://schemas.openxmlformats.org/drawingml/2006/wordprocessingDrawing" xmlns:w10="urn:schemas-microsoft-com:office:word" xmlns:w="http://schemas.openxmlformats.org/wordprocessingml/2006/main" xmlns:w14="http://schemas.microsoft.com/office/word/2010/wordml" xmlns:w15="http://schemas.microsoft.com/office/word/2012/wordml" xmlns:w16cid="http://schemas.microsoft.com/office/word/2016/wordml/cid" xmlns:w16se="http://schemas.microsoft.com/office/word/2015/wordml/symex" xmlns:wpg="http://schemas.microsoft.com/office/word/2010/wordprocessingGroup" xmlns:wpi="http://schemas.microsoft.com/office/word/2010/wordprocessingInk" xmlns:wne="http://schemas.microsoft.com/office/word/2006/wordml" xmlns:wps="http://schemas.microsoft.com/office/word/2010/wordprocessingShape" mc:Ignorable="w14 w15 w16se w16cid wp14">
+<w:document xmlns:wpc="http://schemas.microsoft.com/office/word/2010/wordprocessingCanvas" xmlns:mc="http://schemas.openxmlformats.org/markup-compatibility/2006" xmlns:o="urn:schemas-microsoft-com:office:office" xmlns:r="http://schemas.openxmlformats.org/officeDocument/2006/relationships" xmlns:m="http://schemas.openxmlformats.org/officeDocument/2006/math" xmlns:v="urn:schemas-microsoft-com:vml" xmlns:wp14="http://schemas.microsoft.com/office/word/2010/wordprocessingDrawing" xmlns:wp="http://schemas.openxmlformats.org/drawingml/2006/wordprocessingDrawing" xmlns:w10="urn:schemas-microsoft-com:office:word" xmlns:w="http://schemas.openxmlformats.org/wordprocessingml/2006/main" xmlns:w14="http://schemas.microsoft.com/office/word/2010/wordml" xmlns:wpg="http://schemas.microsoft.com/office/word/2010/wordprocessingGroup" xmlns:wpi="http://schemas.microsoft.com/office/word/2010/wordprocessingInk" xmlns:wne="http://schemas.microsoft.com/office/word/2006/wordml" xmlns:wps="http://schemas.microsoft.com/office/word/2010/wordprocessingShape" mc:Ignorable="w14 wp14">
   <w:body>
     <w:p>
       <w:pPr>
         <w:spacing w:after="120" w:line="264" w:lineRule="auto"/>
         <w:ind w:firstLine="0"/>
         <w:jc w:val="left"/>
-        <w:rPr>
-          <w:b/>
-        </w:rPr>
-      </w:pPr>
-      <w:r>
-        <w:rPr>
-          <w:b/>
-        </w:rPr>
-        <w:t xml:space="preserve">ТИТУЛЬНЫЙ ЛИСТ </w:t>
-      </w:r>
-    </w:p>
-    <w:p>
-      <w:pPr>
-        <w:ind w:firstLine="708"/>
-      </w:pPr>
-      <w:r>
-        <w:t>Абзац</w:t>
-      </w:r>
-      <w:r>
-        <w:t xml:space="preserve"> </w:t>
-      </w:r>
-      <w:r>
-        <w:t>1,25 см (5 знаков)</w:t>
-      </w:r>
-      <w:r>
-        <w:t>.</w:t>
-      </w:r>
-    </w:p>
-    <w:p>
-      <w:pPr>
-        <w:ind w:firstLine="708"/>
-      </w:pPr>
-      <w:r>
-        <w:t>Поля (мм)</w:t>
-      </w:r>
-      <w:r>
-        <w:t xml:space="preserve"> л</w:t>
-      </w:r>
-      <w:r>
-        <w:t>евое, верхнее и нижнее – 20, правое – 10</w:t>
-      </w:r>
-      <w:r>
-        <w:t>, левое - 30</w:t>
-      </w:r>
-      <w:r>
-        <w:t>.</w:t>
-      </w:r>
-    </w:p>
-    <w:p>
-      <w:pPr>
-        <w:ind w:firstLine="0"/>
-        <w:sectPr>
-          <w:footerReference w:type="default" r:id="rId8"/>
-          <w:footerReference w:type="first" r:id="rId9"/>
-          <w:pgSz w:w="11906" w:h="16838"/>
-          <w:pgMar w:top="1134" w:right="567" w:bottom="1134" w:left="1701" w:header="709" w:footer="709" w:gutter="0"/>
-          <w:pgNumType w:start="0"/>
-          <w:cols w:space="708"/>
-          <w:titlePg/>
-          <w:docGrid w:linePitch="381"/>
-        </w:sectPr>
       </w:pPr>
       <w:r>
         <w:br w:type="page"/>
       </w:r>
-    </w:p>
-    <w:p>
-      <w:pPr>
-        <w:ind w:firstLine="0"/>
-      </w:pPr>
+      <w:bookmarkStart w:id="0" w:name="_GoBack"/>
+      <w:bookmarkEnd w:id="0"/>
     </w:p>
     <w:sdt>
       <w:sdtPr>
@@ -1059,15 +995,14 @@
       <w:pPr>
         <w:pStyle w:val="11"/>
       </w:pPr>
-      <w:bookmarkStart w:id="0" w:name="_Toc231996000"/>
-      <w:r>
-        <w:lastRenderedPageBreak/>
+      <w:bookmarkStart w:id="1" w:name="_Toc231996000"/>
+      <w:r>
         <w:t>В</w:t>
       </w:r>
       <w:r>
         <w:t>ВЕДЕНИЕ</w:t>
       </w:r>
-      <w:bookmarkEnd w:id="0"/>
+      <w:bookmarkEnd w:id="1"/>
     </w:p>
     <w:p>
       <w:r>
@@ -1232,7 +1167,6 @@
     </w:p>
     <w:p>
       <w:r>
-        <w:lastRenderedPageBreak/>
         <w:t xml:space="preserve">Методы исследования – исследование научной литературы, нормативно-правовых документов, технических материалов по системам защиты программного обеспечения и способам их обхода, динамический анализ </w:t>
       </w:r>
       <w:r>
@@ -1244,9 +1178,8 @@
       <w:pPr>
         <w:pStyle w:val="11"/>
       </w:pPr>
-      <w:bookmarkStart w:id="1" w:name="_Toc231996001"/>
-      <w:r>
-        <w:lastRenderedPageBreak/>
+      <w:bookmarkStart w:id="2" w:name="_Toc231996001"/>
+      <w:r>
         <w:t xml:space="preserve">Глава </w:t>
       </w:r>
       <w:r>
@@ -1258,7 +1191,7 @@
       <w:r>
         <w:t>ТЕОРЕТИЧЕСКИЕ ОСНОВЫ БЕЗОПАСНОСТИ ПРОГРАММНОГО ОБЕСПЕЧЕНИЯ</w:t>
       </w:r>
-      <w:bookmarkEnd w:id="1"/>
+      <w:bookmarkEnd w:id="2"/>
       <w:r>
         <w:t xml:space="preserve"> </w:t>
       </w:r>
@@ -1267,7 +1200,7 @@
       <w:pPr>
         <w:pStyle w:val="13"/>
       </w:pPr>
-      <w:bookmarkStart w:id="2" w:name="_Toc231996002"/>
+      <w:bookmarkStart w:id="3" w:name="_Toc231996002"/>
       <w:r>
         <w:t xml:space="preserve">1.1 </w:t>
       </w:r>
@@ -1283,7 +1216,7 @@
       <w:r>
         <w:t xml:space="preserve"> пиратского программного обеспечения.</w:t>
       </w:r>
-      <w:bookmarkEnd w:id="2"/>
+      <w:bookmarkEnd w:id="3"/>
       <w:r>
         <w:t xml:space="preserve"> </w:t>
       </w:r>
@@ -1437,7 +1370,7 @@
       <w:pPr>
         <w:pStyle w:val="13"/>
       </w:pPr>
-      <w:bookmarkStart w:id="3" w:name="_Toc231996003"/>
+      <w:bookmarkStart w:id="4" w:name="_Toc231996003"/>
       <w:r>
         <w:t xml:space="preserve">1.2 Защита </w:t>
       </w:r>
@@ -1479,7 +1412,7 @@
       <w:r>
         <w:t>anagement</w:t>
       </w:r>
-      <w:bookmarkEnd w:id="3"/>
+      <w:bookmarkEnd w:id="4"/>
       <w:proofErr w:type="spellEnd"/>
     </w:p>
     <w:p>
@@ -1514,30 +1447,34 @@
         <w:t>)</w:t>
       </w:r>
       <w:r>
+        <w:t xml:space="preserve"> - </w:t>
+      </w:r>
+      <w:r>
+        <w:t xml:space="preserve"> программные или программно-аппаратные средства, которые намеренно ограничивают либо затрудняют различные действия с данными в электронной форме (копирование, модификацию, просмотр и т. п.) либо позволяют отследить такие действия</w:t>
+      </w:r>
+      <w:r>
+        <w:t xml:space="preserve"> [</w:t>
+      </w:r>
+      <w:r>
+        <w:t>1, С 1</w:t>
+      </w:r>
+      <w:r>
+        <w:t>]</w:t>
+      </w:r>
+      <w:r>
+        <w:t xml:space="preserve">. Основная задача </w:t>
+      </w:r>
+      <w:r>
+        <w:rPr>
+          <w:lang w:val="en-US"/>
+        </w:rPr>
+        <w:t>DRM</w:t>
+      </w:r>
+      <w:r>
         <w:t xml:space="preserve"> </w:t>
       </w:r>
-      <w:proofErr w:type="gramStart"/>
-      <w:r>
-        <w:t xml:space="preserve">- </w:t>
-      </w:r>
-      <w:r>
-        <w:t xml:space="preserve"> программные</w:t>
-      </w:r>
-      <w:proofErr w:type="gramEnd"/>
-      <w:r>
-        <w:t xml:space="preserve"> или программно-аппаратные средства, которые намеренно ограничивают либо затрудняют различные действия с данными в электронной форме (копирование, модификацию, просмотр и т. п.) либо позволяют отследить такие действия</w:t>
-      </w:r>
-      <w:r>
-        <w:t xml:space="preserve"> [</w:t>
-      </w:r>
-      <w:r>
-        <w:t>1, С 1</w:t>
-      </w:r>
-      <w:r>
-        <w:t>]</w:t>
-      </w:r>
-      <w:r>
-        <w:t xml:space="preserve">. Основная задача </w:t>
+      <w:r>
+        <w:t xml:space="preserve">– привязать копию программного обеспечения к конкретному пользователю или оборудованию, тем самым исключая возможность несанкционированного копирования. Существует несколько методов, с помощью которых </w:t>
       </w:r>
       <w:r>
         <w:rPr>
@@ -1549,19 +1486,6 @@
         <w:t xml:space="preserve"> </w:t>
       </w:r>
       <w:r>
-        <w:t xml:space="preserve">– привязать копию программного обеспечения к конкретному пользователю или оборудованию, тем самым исключая возможность несанкционированного копирования. Существует несколько методов, с помощью которых </w:t>
-      </w:r>
-      <w:r>
-        <w:rPr>
-          <w:lang w:val="en-US"/>
-        </w:rPr>
-        <w:t>DRM</w:t>
-      </w:r>
-      <w:r>
-        <w:t xml:space="preserve"> </w:t>
-      </w:r>
-      <w:r>
-        <w:lastRenderedPageBreak/>
         <w:t>обеспечивает наиболее высокую эффективность для защиты цифрового контента</w:t>
       </w:r>
       <w:r>
@@ -1620,15 +1544,15 @@
         </w:rPr>
       </w:pPr>
       <w:r>
-        <w:t xml:space="preserve">Несмотря на всю сложность системы, желающие получить доступ </w:t>
+        <w:t xml:space="preserve">Несмотря на всю сложность </w:t>
       </w:r>
       <w:proofErr w:type="gramStart"/>
       <w:r>
-        <w:t>к программе</w:t>
+        <w:t>системы, желающие получить доступ к программе бесплатно используют</w:t>
       </w:r>
       <w:proofErr w:type="gramEnd"/>
       <w:r>
-        <w:t xml:space="preserve"> бесплатно используют различные техники, способы для обхода </w:t>
+        <w:t xml:space="preserve"> различные техники, способы для обхода </w:t>
       </w:r>
       <w:r>
         <w:rPr>
@@ -1732,25 +1656,13 @@
         <w:t xml:space="preserve"> -</w:t>
       </w:r>
       <w:r>
-        <w:t xml:space="preserve"> некая компьютерная программа, </w:t>
-      </w:r>
-      <w:proofErr w:type="gramStart"/>
-      <w:r>
-        <w:t xml:space="preserve">предназначенная </w:t>
+        <w:t xml:space="preserve"> некая компьютерная программа, предназначенная </w:t>
       </w:r>
       <w:r>
         <w:t xml:space="preserve"> </w:t>
       </w:r>
       <w:r>
-        <w:t>для</w:t>
-      </w:r>
-      <w:proofErr w:type="gramEnd"/>
-      <w:r>
-        <w:t xml:space="preserve"> создания особых уникальных лицензионных ключей. Система принимает их за подлинные и </w:t>
-      </w:r>
-      <w:r>
-        <w:lastRenderedPageBreak/>
-        <w:t xml:space="preserve">позволяют пользователю получить доступ к используемым функциям точно так же, как если бы лицензия была приобретена легально. </w:t>
+        <w:t xml:space="preserve">для создания особых уникальных лицензионных ключей. Система принимает их за подлинные и позволяют пользователю получить доступ к используемым функциям точно так же, как если бы лицензия была приобретена легально. </w:t>
       </w:r>
     </w:p>
     <w:p>
@@ -1786,8 +1698,6 @@
       <w:r>
         <w:t xml:space="preserve"> </w:t>
       </w:r>
-      <w:bookmarkStart w:id="4" w:name="_GoBack"/>
-      <w:bookmarkEnd w:id="4"/>
       <w:proofErr w:type="spellStart"/>
       <w:r>
         <w:t>system</w:t>
@@ -1960,11 +1870,7 @@
         <w:t>триггер проверяет, не была ли нарушена целостность кода в оперативной памяти. Если проверка провалена, то программа не сразу выдает ошибку о ненайденной подлинной лицензии.</w:t>
       </w:r>
       <w:r>
-        <w:t xml:space="preserve"> Связано это с тем, что современные системы защиты </w:t>
-      </w:r>
-      <w:r>
-        <w:lastRenderedPageBreak/>
-        <w:t xml:space="preserve">отходят от мгновенно блокировки приложения, дабы взломщику было труднее догадаться на каком именно этапе сработала защита. </w:t>
+        <w:t xml:space="preserve"> Связано это с тем, что современные системы защиты отходят от мгновенно блокировки приложения, дабы взломщику было труднее догадаться на каком именно этапе сработала защита. </w:t>
       </w:r>
       <w:r>
         <w:t xml:space="preserve"> Вместо этого она</w:t>
@@ -2107,7 +2013,6 @@
         <w:rPr>
           <w:lang w:eastAsia="ru-RU"/>
         </w:rPr>
-        <w:lastRenderedPageBreak/>
         <mc:AlternateContent>
           <mc:Choice Requires="wps">
             <w:drawing>
@@ -2165,7 +2070,7 @@
               </wp:inline>
             </w:drawing>
           </mc:Choice>
-          <mc:Fallback>
+          <mc:Fallback xmlns:cx="http://schemas.microsoft.com/office/drawing/2014/chartex" xmlns:cx1="http://schemas.microsoft.com/office/drawing/2015/9/8/chartex" xmlns:cx2="http://schemas.microsoft.com/office/drawing/2015/10/21/chartex" xmlns:cx3="http://schemas.microsoft.com/office/drawing/2016/5/9/chartex" xmlns:cx4="http://schemas.microsoft.com/office/drawing/2016/5/10/chartex" xmlns:cx5="http://schemas.microsoft.com/office/drawing/2016/5/11/chartex" xmlns:cx6="http://schemas.microsoft.com/office/drawing/2016/5/12/chartex" xmlns:cx7="http://schemas.microsoft.com/office/drawing/2016/5/13/chartex" xmlns:cx8="http://schemas.microsoft.com/office/drawing/2016/5/14/chartex" xmlns:aink="http://schemas.microsoft.com/office/drawing/2016/ink" xmlns:am3d="http://schemas.microsoft.com/office/drawing/2017/model3d" xmlns:w15="http://schemas.microsoft.com/office/word/2012/wordml" xmlns:w16cid="http://schemas.microsoft.com/office/word/2016/wordml/cid" xmlns:w16se="http://schemas.microsoft.com/office/word/2015/wordml/symex">
             <w:pict>
               <v:rect w14:anchorId="7855ED1B" id="Прямоугольник 14" o:spid="_x0000_s1026" alt="blob:https://web.telegram.org/6ae3ef30-f1b1-47fe-aebd-b1a5fdf15993" style="width:24.3pt;height:24.3pt;visibility:visible;mso-wrap-style:square;mso-left-percent:-10001;mso-top-percent:-10001;mso-position-horizontal:absolute;mso-position-horizontal-relative:char;mso-position-vertical:absolute;mso-position-vertical-relative:line;mso-left-percent:-10001;mso-top-percent:-10001;v-text-anchor:top" o:gfxdata="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" filled="f" stroked="f">
                 <o:lock v:ext="edit" aspectratio="t"/>
@@ -2239,7 +2144,7 @@
               </wp:inline>
             </w:drawing>
           </mc:Choice>
-          <mc:Fallback>
+          <mc:Fallback xmlns:cx="http://schemas.microsoft.com/office/drawing/2014/chartex" xmlns:cx1="http://schemas.microsoft.com/office/drawing/2015/9/8/chartex" xmlns:cx2="http://schemas.microsoft.com/office/drawing/2015/10/21/chartex" xmlns:cx3="http://schemas.microsoft.com/office/drawing/2016/5/9/chartex" xmlns:cx4="http://schemas.microsoft.com/office/drawing/2016/5/10/chartex" xmlns:cx5="http://schemas.microsoft.com/office/drawing/2016/5/11/chartex" xmlns:cx6="http://schemas.microsoft.com/office/drawing/2016/5/12/chartex" xmlns:cx7="http://schemas.microsoft.com/office/drawing/2016/5/13/chartex" xmlns:cx8="http://schemas.microsoft.com/office/drawing/2016/5/14/chartex" xmlns:aink="http://schemas.microsoft.com/office/drawing/2016/ink" xmlns:am3d="http://schemas.microsoft.com/office/drawing/2017/model3d" xmlns:w15="http://schemas.microsoft.com/office/word/2012/wordml" xmlns:w16cid="http://schemas.microsoft.com/office/word/2016/wordml/cid" xmlns:w16se="http://schemas.microsoft.com/office/word/2015/wordml/symex">
             <w:pict>
               <v:rect w14:anchorId="4AA4C004" id="Прямоугольник 15" o:spid="_x0000_s1026" alt="blob:https://web.telegram.org/6ae3ef30-f1b1-47fe-aebd-b1a5fdf15993" style="width:24.3pt;height:24.3pt;visibility:visible;mso-wrap-style:square;mso-left-percent:-10001;mso-top-percent:-10001;mso-position-horizontal:absolute;mso-position-horizontal-relative:char;mso-position-vertical:absolute;mso-position-vertical-relative:line;mso-left-percent:-10001;mso-top-percent:-10001;v-text-anchor:top" o:gfxdata="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" filled="f" stroked="f">
                 <o:lock v:ext="edit" aspectratio="t"/>
@@ -2256,6 +2161,9 @@
         <w:t xml:space="preserve"> </w:t>
       </w:r>
       <w:r>
+        <w:rPr>
+          <w:lang w:eastAsia="ru-RU"/>
+        </w:rPr>
         <w:drawing>
           <wp:inline distT="0" distB="0" distL="0" distR="0" wp14:anchorId="48B80DCE" wp14:editId="1FE87226">
             <wp:extent cx="5539563" cy="3438429"/>
@@ -2272,7 +2180,7 @@
                     <pic:cNvPicPr/>
                   </pic:nvPicPr>
                   <pic:blipFill>
-                    <a:blip r:embed="rId10"/>
+                    <a:blip r:embed="rId9"/>
                     <a:stretch>
                       <a:fillRect/>
                     </a:stretch>
@@ -2457,19 +2365,7 @@
         <w:t>. В</w:t>
       </w:r>
       <w:r>
-        <w:t xml:space="preserve">редоносный код, который использует вычислительную мощность компьютера пользователя с целью </w:t>
-      </w:r>
-      <w:r>
-        <w:lastRenderedPageBreak/>
-        <w:t xml:space="preserve">добычи криптовалюты. Подобное программное обеспечение может не только добывать криптовалюту, но и выполнять ряд других действий. Например, извлекать </w:t>
-      </w:r>
-      <w:proofErr w:type="gramStart"/>
-      <w:r>
-        <w:t>какую либо</w:t>
-      </w:r>
-      <w:proofErr w:type="gramEnd"/>
-      <w:r>
-        <w:t xml:space="preserve"> конфиденциальную информацию пользователя и открывать посторонним лицам доступ к электронным кошелькам, финансовым средствам. Современные </w:t>
+        <w:t xml:space="preserve">редоносный код, который использует вычислительную мощность компьютера пользователя с целью добычи криптовалюты. Подобное программное обеспечение может не только добывать криптовалюту, но и выполнять ряд других действий. Например, извлекать какую либо конфиденциальную информацию пользователя и открывать посторонним лицам доступ к электронным кошелькам, финансовым средствам. Современные </w:t>
       </w:r>
       <w:proofErr w:type="spellStart"/>
       <w:r>
@@ -2509,11 +2405,16 @@
         </w:numPr>
         <w:ind w:left="0" w:firstLine="709"/>
       </w:pPr>
-      <w:r>
-        <w:t>Бэкдоры (</w:t>
-      </w:r>
       <w:proofErr w:type="spellStart"/>
       <w:r>
+        <w:t>Бэкдоры</w:t>
+      </w:r>
+      <w:proofErr w:type="spellEnd"/>
+      <w:r>
+        <w:t xml:space="preserve"> (</w:t>
+      </w:r>
+      <w:proofErr w:type="spellStart"/>
+      <w:r>
         <w:t>Backdoors</w:t>
       </w:r>
       <w:proofErr w:type="spellEnd"/>
@@ -2542,18 +2443,10 @@
         <w:t xml:space="preserve"> возможности повторного</w:t>
       </w:r>
       <w:r>
-        <w:t xml:space="preserve"> стабильного и </w:t>
-      </w:r>
-      <w:proofErr w:type="gramStart"/>
-      <w:r>
-        <w:t xml:space="preserve">скрытого </w:t>
-      </w:r>
-      <w:r>
-        <w:t xml:space="preserve"> входа</w:t>
-      </w:r>
-      <w:proofErr w:type="gramEnd"/>
-      <w:r>
-        <w:t xml:space="preserve"> в саму систему. Бэкдоры часто вшиваются в код взломанной программы, при запуске которой открывается определенный сетевой порт или создается скрытая учетная запись с правами администратора. </w:t>
+        <w:t xml:space="preserve"> стабильного и скрытого </w:t>
+      </w:r>
+      <w:r>
+        <w:t xml:space="preserve"> входа в саму систему. Бэкдоры часто вшиваются в код взломанной программы, при запуске которой открывается определенный сетевой порт или создается скрытая учетная запись с правами администратора. </w:t>
       </w:r>
       <w:r>
         <w:t>Проникнув в систему через бэкдор, киберпреступники получают возможность удалённо управлять системой и даже BIOS устройства, похищать данные, скачивать файлы, открывать доступ для другого вредоносного ПО.</w:t>
@@ -2665,11 +2558,7 @@
         <w:t>)</w:t>
       </w:r>
       <w:r>
-        <w:t xml:space="preserve">. Это тип вредоносного программного обеспечения, который после запуска блокирует доступ к файлам </w:t>
-      </w:r>
-      <w:r>
-        <w:lastRenderedPageBreak/>
-        <w:t xml:space="preserve">пользователя или всей операционной системе или шифрует данные пользователя, требуя определенный денежный выкуп за восстановление. </w:t>
+        <w:t xml:space="preserve">. Это тип вредоносного программного обеспечения, который после запуска блокирует доступ к файлам пользователя или всей операционной системе или шифрует данные пользователя, требуя определенный денежный выкуп за восстановление. </w:t>
       </w:r>
     </w:p>
     <w:p>
@@ -2778,7 +2667,6 @@
       </w:pPr>
       <w:bookmarkStart w:id="7" w:name="_Toc231996006"/>
       <w:r>
-        <w:lastRenderedPageBreak/>
         <w:t>Глава 2. ПРАКТИЧЕСКАЯ ЧАСТЬ</w:t>
       </w:r>
       <w:bookmarkEnd w:id="7"/>
@@ -2849,27 +2737,27 @@
         <w:t xml:space="preserve">(Веб-платформа мультисканирования). </w:t>
       </w:r>
       <w:proofErr w:type="spellStart"/>
+      <w:r>
+        <w:t>VirusTotal</w:t>
+      </w:r>
+      <w:proofErr w:type="spellEnd"/>
+      <w:r>
+        <w:t xml:space="preserve">  — бесплатная служба, осуществляющая анализ подозрительных файлов и ссылок (URL) на предмет выявления вирусов, червей, троянов и всевозможных вредоносных программ</w:t>
+      </w:r>
+      <w:r>
+        <w:t xml:space="preserve"> </w:t>
+      </w:r>
+      <w:r>
+        <w:t>[</w:t>
+      </w:r>
+      <w:r>
+        <w:t>7, С</w:t>
+      </w:r>
       <w:proofErr w:type="gramStart"/>
       <w:r>
-        <w:t>VirusTotal</w:t>
-      </w:r>
-      <w:proofErr w:type="spellEnd"/>
-      <w:r>
-        <w:t xml:space="preserve">  —</w:t>
+        <w:t>1</w:t>
       </w:r>
       <w:proofErr w:type="gramEnd"/>
-      <w:r>
-        <w:t xml:space="preserve"> бесплатная служба, осуществляющая анализ подозрительных файлов и ссылок (URL) на предмет выявления вирусов, червей, троянов и всевозможных вредоносных программ</w:t>
-      </w:r>
-      <w:r>
-        <w:t xml:space="preserve"> </w:t>
-      </w:r>
-      <w:r>
-        <w:t>[</w:t>
-      </w:r>
-      <w:r>
-        <w:t>7, С1</w:t>
-      </w:r>
       <w:r>
         <w:t>]</w:t>
       </w:r>
@@ -2925,15 +2813,12 @@
       <w:r>
         <w:t>1</w:t>
       </w:r>
+      <w:proofErr w:type="gramEnd"/>
       <w:r>
         <w:t>]</w:t>
       </w:r>
       <w:r>
-        <w:t>С</w:t>
-      </w:r>
-      <w:proofErr w:type="gramEnd"/>
-      <w:r>
-        <w:t xml:space="preserve"> помощью командной строки проводился анализ и восстановление прав доступа к </w:t>
+        <w:t xml:space="preserve">С помощью командной строки проводился анализ и восстановление прав доступа к </w:t>
       </w:r>
       <w:r>
         <w:t xml:space="preserve">объектам, которые были изменены пиратским программным обеспечением. </w:t>
@@ -2962,13 +2847,9 @@
       <w:r>
         <w:t xml:space="preserve">В качестве исследуемого объекта был использован дистрибутив нелицензионного программного обеспечения, загруженный с популярного </w:t>
       </w:r>
-      <w:r>
-        <w:lastRenderedPageBreak/>
-        <w:t>торрент-</w:t>
-      </w:r>
       <w:proofErr w:type="spellStart"/>
       <w:r>
-        <w:t>трекера</w:t>
+        <w:t>торрент-трекера</w:t>
       </w:r>
       <w:proofErr w:type="spellEnd"/>
       <w:r>
@@ -3021,7 +2902,7 @@
                     <pic:cNvPicPr/>
                   </pic:nvPicPr>
                   <pic:blipFill>
-                    <a:blip r:embed="rId11">
+                    <a:blip r:embed="rId10">
                       <a:extLst>
                         <a:ext uri="{28A0092B-C50C-407E-A947-70E740481C1C}">
                           <a14:useLocalDpi xmlns:a14="http://schemas.microsoft.com/office/drawing/2010/main" val="0"/>
@@ -3152,7 +3033,7 @@
                     <pic:cNvPicPr/>
                   </pic:nvPicPr>
                   <pic:blipFill>
-                    <a:blip r:embed="rId12" cstate="print">
+                    <a:blip r:embed="rId11" cstate="print">
                       <a:extLst>
                         <a:ext uri="{28A0092B-C50C-407E-A947-70E740481C1C}">
                           <a14:useLocalDpi xmlns:a14="http://schemas.microsoft.com/office/drawing/2010/main" val="0"/>
@@ -3277,16 +3158,21 @@
         </w:rPr>
         <w:t>]</w:t>
       </w:r>
-      <w:r>
-        <w:t xml:space="preserve">. </w:t>
-      </w:r>
       <w:proofErr w:type="gramStart"/>
       <w:r>
-        <w:t>( см.</w:t>
+        <w:t>.</w:t>
       </w:r>
       <w:proofErr w:type="gramEnd"/>
       <w:r>
-        <w:t xml:space="preserve"> Рисунок 3).</w:t>
+        <w:t xml:space="preserve"> ( </w:t>
+      </w:r>
+      <w:proofErr w:type="gramStart"/>
+      <w:r>
+        <w:t>с</w:t>
+      </w:r>
+      <w:proofErr w:type="gramEnd"/>
+      <w:r>
+        <w:t>м. Рисунок 3).</w:t>
       </w:r>
     </w:p>
     <w:p>
@@ -3294,12 +3180,169 @@
         <w:pStyle w:val="afa"/>
       </w:pPr>
       <w:r>
-        <w:lastRenderedPageBreak/>
+        <w:rPr>
+          <w:lang w:eastAsia="ru-RU"/>
+        </w:rPr>
         <w:drawing>
           <wp:inline distT="0" distB="0" distL="0" distR="0" wp14:anchorId="2A726CB1" wp14:editId="602800F0">
             <wp:extent cx="6120130" cy="1840650"/>
             <wp:effectExtent l="0" t="0" r="0" b="7620"/>
             <wp:docPr id="1" name="Рисунок 1"/>
+            <wp:cNvGraphicFramePr>
+              <a:graphicFrameLocks xmlns:a="http://schemas.openxmlformats.org/drawingml/2006/main" noChangeAspect="1"/>
+            </wp:cNvGraphicFramePr>
+            <a:graphic xmlns:a="http://schemas.openxmlformats.org/drawingml/2006/main">
+              <a:graphicData uri="http://schemas.openxmlformats.org/drawingml/2006/picture">
+                <pic:pic xmlns:pic="http://schemas.openxmlformats.org/drawingml/2006/picture">
+                  <pic:nvPicPr>
+                    <pic:cNvPr id="0" name=""/>
+                    <pic:cNvPicPr/>
+                  </pic:nvPicPr>
+                  <pic:blipFill>
+                    <a:blip r:embed="rId12"/>
+                    <a:stretch>
+                      <a:fillRect/>
+                    </a:stretch>
+                  </pic:blipFill>
+                  <pic:spPr>
+                    <a:xfrm>
+                      <a:off x="0" y="0"/>
+                      <a:ext cx="6120130" cy="1840650"/>
+                    </a:xfrm>
+                    <a:prstGeom prst="rect">
+                      <a:avLst/>
+                    </a:prstGeom>
+                  </pic:spPr>
+                </pic:pic>
+              </a:graphicData>
+            </a:graphic>
+          </wp:inline>
+        </w:drawing>
+      </w:r>
+    </w:p>
+    <w:p>
+      <w:pPr>
+        <w:pStyle w:val="afa"/>
+      </w:pPr>
+      <w:r>
+        <w:t xml:space="preserve">Рисунок </w:t>
+      </w:r>
+      <w:r>
+        <w:t>4</w:t>
+      </w:r>
+      <w:r>
+        <w:t xml:space="preserve"> - </w:t>
+      </w:r>
+      <w:r>
+        <w:t>Восстановление доступа</w:t>
+      </w:r>
+    </w:p>
+    <w:p>
+      <w:r>
+        <w:t>Использовалась команда:</w:t>
+      </w:r>
+      <w:r>
+        <w:t xml:space="preserve"> </w:t>
+      </w:r>
+      <w:proofErr w:type="spellStart"/>
+      <w:r>
+        <w:t>takeown</w:t>
+      </w:r>
+      <w:proofErr w:type="spellEnd"/>
+      <w:r>
+        <w:t xml:space="preserve"> /f "C:\Users\User\Documents" /r /d y. </w:t>
+      </w:r>
+      <w:r>
+        <w:t xml:space="preserve">Однако одного лишь изменения владельца директории через </w:t>
+      </w:r>
+      <w:proofErr w:type="spellStart"/>
+      <w:r>
+        <w:rPr>
+          <w:lang w:val="en-US"/>
+        </w:rPr>
+        <w:t>takeown</w:t>
+      </w:r>
+      <w:proofErr w:type="spellEnd"/>
+      <w:r>
+        <w:t xml:space="preserve"> недостаточно для разрешения проблемы. Для полного сброса поврежденных разрешений была применена системная утилита </w:t>
+      </w:r>
+      <w:proofErr w:type="spellStart"/>
+      <w:r>
+        <w:rPr>
+          <w:lang w:val="en-US"/>
+        </w:rPr>
+        <w:t>icacls</w:t>
+      </w:r>
+      <w:proofErr w:type="spellEnd"/>
+      <w:r>
+        <w:t xml:space="preserve">. (см. Рисунок 4). </w:t>
+      </w:r>
+      <w:r>
+        <w:t xml:space="preserve">Команда </w:t>
+      </w:r>
+      <w:proofErr w:type="spellStart"/>
+      <w:r>
+        <w:rPr>
+          <w:lang w:val="en-US"/>
+        </w:rPr>
+        <w:t>icacls</w:t>
+      </w:r>
+      <w:proofErr w:type="spellEnd"/>
+      <w:r>
+        <w:t xml:space="preserve"> </w:t>
+      </w:r>
+      <w:r>
+        <w:t>о</w:t>
+      </w:r>
+      <w:r>
+        <w:t>тображает или изменяет списки управления доступом (</w:t>
+      </w:r>
+      <w:r>
+        <w:rPr>
+          <w:lang w:val="en-US"/>
+        </w:rPr>
+        <w:t>DACLs</w:t>
+      </w:r>
+      <w:r>
+        <w:t>) для указанных файлов и применяет хранимые списки управления доступом</w:t>
+      </w:r>
+      <w:r>
+        <w:t xml:space="preserve"> к файлам в указанных каталогах. </w:t>
+      </w:r>
+      <w:r>
+        <w:t>[</w:t>
+      </w:r>
+      <w:r>
+        <w:t>10</w:t>
+      </w:r>
+      <w:r>
+        <w:t>, С</w:t>
+      </w:r>
+      <w:proofErr w:type="gramStart"/>
+      <w:r>
+        <w:t>1</w:t>
+      </w:r>
+      <w:proofErr w:type="gramEnd"/>
+      <w:r>
+        <w:t>]</w:t>
+      </w:r>
+      <w:r>
+        <w:t xml:space="preserve">Это позволило окончательно вернуть пользователю корректную работу системы, его доступ к файлам. </w:t>
+      </w:r>
+    </w:p>
+    <w:p>
+      <w:pPr>
+        <w:pStyle w:val="afa"/>
+      </w:pPr>
+      <w:r>
+        <w:rPr>
+          <w:lang w:eastAsia="ru-RU"/>
+        </w:rPr>
+        <w:drawing>
+          <wp:inline distT="0" distB="0" distL="0" distR="0" wp14:anchorId="1274B6BA" wp14:editId="0A3F4C09">
+            <wp:extent cx="6120130" cy="2759080"/>
+            <wp:effectExtent l="0" t="0" r="0" b="3175"/>
+            <wp:docPr id="12" name="Рисунок 12"/>
             <wp:cNvGraphicFramePr>
               <a:graphicFrameLocks xmlns:a="http://schemas.openxmlformats.org/drawingml/2006/main" noChangeAspect="1"/>
             </wp:cNvGraphicFramePr>
@@ -3319,161 +3362,6 @@
                   <pic:spPr>
                     <a:xfrm>
                       <a:off x="0" y="0"/>
-                      <a:ext cx="6120130" cy="1840650"/>
-                    </a:xfrm>
-                    <a:prstGeom prst="rect">
-                      <a:avLst/>
-                    </a:prstGeom>
-                  </pic:spPr>
-                </pic:pic>
-              </a:graphicData>
-            </a:graphic>
-          </wp:inline>
-        </w:drawing>
-      </w:r>
-    </w:p>
-    <w:p>
-      <w:pPr>
-        <w:pStyle w:val="afa"/>
-      </w:pPr>
-      <w:r>
-        <w:t xml:space="preserve">Рисунок </w:t>
-      </w:r>
-      <w:r>
-        <w:t>4</w:t>
-      </w:r>
-      <w:r>
-        <w:t xml:space="preserve"> - </w:t>
-      </w:r>
-      <w:r>
-        <w:t>Восстановление доступа</w:t>
-      </w:r>
-    </w:p>
-    <w:p>
-      <w:r>
-        <w:t>Использовалась команда:</w:t>
-      </w:r>
-      <w:r>
-        <w:t xml:space="preserve"> </w:t>
-      </w:r>
-      <w:proofErr w:type="spellStart"/>
-      <w:r>
-        <w:t>takeown</w:t>
-      </w:r>
-      <w:proofErr w:type="spellEnd"/>
-      <w:r>
-        <w:t xml:space="preserve"> /f "C:\Users\User\Documents" /r /d y. </w:t>
-      </w:r>
-      <w:r>
-        <w:t xml:space="preserve">Однако одного лишь изменения владельца директории через </w:t>
-      </w:r>
-      <w:proofErr w:type="spellStart"/>
-      <w:r>
-        <w:rPr>
-          <w:lang w:val="en-US"/>
-        </w:rPr>
-        <w:t>takeown</w:t>
-      </w:r>
-      <w:proofErr w:type="spellEnd"/>
-      <w:r>
-        <w:t xml:space="preserve"> недостаточно для разрешения проблемы. Для полного сброса поврежденных разрешений была применена системная утилита </w:t>
-      </w:r>
-      <w:proofErr w:type="spellStart"/>
-      <w:r>
-        <w:rPr>
-          <w:lang w:val="en-US"/>
-        </w:rPr>
-        <w:t>icacls</w:t>
-      </w:r>
-      <w:proofErr w:type="spellEnd"/>
-      <w:r>
-        <w:t xml:space="preserve">. (см. Рисунок 4). </w:t>
-      </w:r>
-      <w:r>
-        <w:t xml:space="preserve">Команда </w:t>
-      </w:r>
-      <w:proofErr w:type="spellStart"/>
-      <w:r>
-        <w:rPr>
-          <w:lang w:val="en-US"/>
-        </w:rPr>
-        <w:t>icacls</w:t>
-      </w:r>
-      <w:proofErr w:type="spellEnd"/>
-      <w:r>
-        <w:t xml:space="preserve"> </w:t>
-      </w:r>
-      <w:r>
-        <w:t>о</w:t>
-      </w:r>
-      <w:r>
-        <w:t>тображает или изменяет списки управления доступом (</w:t>
-      </w:r>
-      <w:r>
-        <w:rPr>
-          <w:lang w:val="en-US"/>
-        </w:rPr>
-        <w:t>DACLs</w:t>
-      </w:r>
-      <w:r>
-        <w:t>) для указанных файлов и применяет хранимые списки управления доступом</w:t>
-      </w:r>
-      <w:r>
-        <w:t xml:space="preserve"> к файлам в указанных каталогах. </w:t>
-      </w:r>
-      <w:r>
-        <w:t>[</w:t>
-      </w:r>
-      <w:r>
-        <w:t>10</w:t>
-      </w:r>
-      <w:r>
-        <w:t>, С</w:t>
-      </w:r>
-      <w:proofErr w:type="gramStart"/>
-      <w:r>
-        <w:t>1</w:t>
-      </w:r>
-      <w:r>
-        <w:t>]</w:t>
-      </w:r>
-      <w:r>
-        <w:t>Это</w:t>
-      </w:r>
-      <w:proofErr w:type="gramEnd"/>
-      <w:r>
-        <w:t xml:space="preserve"> позволило окончательно вернуть пользователю корректную работу системы, его доступ к файлам. </w:t>
-      </w:r>
-    </w:p>
-    <w:p>
-      <w:pPr>
-        <w:pStyle w:val="afa"/>
-      </w:pPr>
-      <w:r>
-        <w:drawing>
-          <wp:inline distT="0" distB="0" distL="0" distR="0" wp14:anchorId="1274B6BA" wp14:editId="0A3F4C09">
-            <wp:extent cx="6120130" cy="2759080"/>
-            <wp:effectExtent l="0" t="0" r="0" b="3175"/>
-            <wp:docPr id="12" name="Рисунок 12"/>
-            <wp:cNvGraphicFramePr>
-              <a:graphicFrameLocks xmlns:a="http://schemas.openxmlformats.org/drawingml/2006/main" noChangeAspect="1"/>
-            </wp:cNvGraphicFramePr>
-            <a:graphic xmlns:a="http://schemas.openxmlformats.org/drawingml/2006/main">
-              <a:graphicData uri="http://schemas.openxmlformats.org/drawingml/2006/picture">
-                <pic:pic xmlns:pic="http://schemas.openxmlformats.org/drawingml/2006/picture">
-                  <pic:nvPicPr>
-                    <pic:cNvPr id="0" name=""/>
-                    <pic:cNvPicPr/>
-                  </pic:nvPicPr>
-                  <pic:blipFill>
-                    <a:blip r:embed="rId14"/>
-                    <a:stretch>
-                      <a:fillRect/>
-                    </a:stretch>
-                  </pic:blipFill>
-                  <pic:spPr>
-                    <a:xfrm>
-                      <a:off x="0" y="0"/>
                       <a:ext cx="6120130" cy="2759080"/>
                     </a:xfrm>
                     <a:prstGeom prst="rect">
@@ -3515,7 +3403,6 @@
       </w:pPr>
       <w:bookmarkStart w:id="10" w:name="_Toc231996009"/>
       <w:r>
-        <w:lastRenderedPageBreak/>
         <w:t>ЗАКЛЮЧЕНИЕ</w:t>
       </w:r>
       <w:bookmarkEnd w:id="10"/>
@@ -3594,7 +3481,6 @@
       </w:pPr>
       <w:bookmarkStart w:id="11" w:name="_Toc231996010"/>
       <w:r>
-        <w:lastRenderedPageBreak/>
         <w:t>СПИСОК ИСПОЛЬЗОВАННЫХ ИСТОЧНИКОВ</w:t>
       </w:r>
       <w:bookmarkEnd w:id="11"/>
@@ -3612,7 +3498,7 @@
           <w:u w:val="none"/>
         </w:rPr>
       </w:pPr>
-      <w:hyperlink r:id="rId15" w:history="1">
+      <w:hyperlink r:id="rId14" w:history="1">
         <w:r>
           <w:rPr>
             <w:rStyle w:val="af5"/>
@@ -3629,7 +3515,7 @@
           <w:numId w:val="3"/>
         </w:numPr>
       </w:pPr>
-      <w:hyperlink r:id="rId16" w:history="1">
+      <w:hyperlink r:id="rId15" w:history="1">
         <w:r>
           <w:rPr>
             <w:rStyle w:val="af5"/>
@@ -3659,7 +3545,7 @@
           <w:u w:val="none"/>
         </w:rPr>
       </w:pPr>
-      <w:hyperlink r:id="rId17" w:history="1">
+      <w:hyperlink r:id="rId16" w:history="1">
         <w:r>
           <w:rPr>
             <w:rStyle w:val="af5"/>
@@ -3734,7 +3620,7 @@
       <w:r>
         <w:t xml:space="preserve"> </w:t>
       </w:r>
-      <w:hyperlink r:id="rId18" w:history="1">
+      <w:hyperlink r:id="rId17" w:history="1">
         <w:r>
           <w:rPr>
             <w:rStyle w:val="af5"/>
@@ -3757,7 +3643,7 @@
           <w:u w:val="none"/>
         </w:rPr>
       </w:pPr>
-      <w:hyperlink r:id="rId19" w:history="1">
+      <w:hyperlink r:id="rId18" w:history="1">
         <w:r>
           <w:rPr>
             <w:rStyle w:val="af5"/>
@@ -3776,7 +3662,7 @@
         </w:numPr>
         <w:jc w:val="left"/>
       </w:pPr>
-      <w:hyperlink r:id="rId20" w:history="1">
+      <w:hyperlink r:id="rId19" w:history="1">
         <w:proofErr w:type="spellStart"/>
         <w:r>
           <w:rPr>
@@ -3813,7 +3699,7 @@
         </w:numPr>
         <w:jc w:val="left"/>
       </w:pPr>
-      <w:hyperlink r:id="rId21" w:history="1">
+      <w:hyperlink r:id="rId20" w:history="1">
         <w:r>
           <w:rPr>
             <w:rStyle w:val="af5"/>
@@ -3839,7 +3725,7 @@
         </w:numPr>
         <w:jc w:val="left"/>
       </w:pPr>
-      <w:hyperlink r:id="rId22" w:history="1">
+      <w:hyperlink r:id="rId21" w:history="1">
         <w:r>
           <w:rPr>
             <w:rStyle w:val="af5"/>
@@ -3899,7 +3785,7 @@
       <w:r>
         <w:t xml:space="preserve"> </w:t>
       </w:r>
-      <w:hyperlink r:id="rId23" w:history="1">
+      <w:hyperlink r:id="rId22" w:history="1">
         <w:proofErr w:type="spellStart"/>
         <w:r>
           <w:rPr>
@@ -3952,9 +3838,7 @@
       </w:pPr>
     </w:p>
     <w:sectPr>
-      <w:headerReference w:type="default" r:id="rId24"/>
-      <w:headerReference w:type="first" r:id="rId25"/>
-      <w:footerReference w:type="first" r:id="rId26"/>
+      <w:footerReference w:type="first" r:id="rId23"/>
       <w:type w:val="continuous"/>
       <w:pgSz w:w="11906" w:h="16838"/>
       <w:pgMar w:top="1134" w:right="567" w:bottom="1134" w:left="1701" w:header="709" w:footer="709" w:gutter="0"/>
@@ -3968,7 +3852,7 @@
 </file>
 
 <file path=word/endnotes.xml><?xml version="1.0" encoding="utf-8"?>
-<w:endnotes xmlns:wpc="http://schemas.microsoft.com/office/word/2010/wordprocessingCanvas" xmlns:cx="http://schemas.microsoft.com/office/drawing/2014/chartex" xmlns:cx1="http://schemas.microsoft.com/office/drawing/2015/9/8/chartex" xmlns:cx2="http://schemas.microsoft.com/office/drawing/2015/10/21/chartex" xmlns:cx3="http://schemas.microsoft.com/office/drawing/2016/5/9/chartex" xmlns:cx4="http://schemas.microsoft.com/office/drawing/2016/5/10/chartex" xmlns:cx5="http://schemas.microsoft.com/office/drawing/2016/5/11/chartex" xmlns:cx6="http://schemas.microsoft.com/office/drawing/2016/5/12/chartex" xmlns:cx7="http://schemas.microsoft.com/office/drawing/2016/5/13/chartex" xmlns:cx8="http://schemas.microsoft.com/office/drawing/2016/5/14/chartex" xmlns:mc="http://schemas.openxmlformats.org/markup-compatibility/2006" xmlns:aink="http://schemas.microsoft.com/office/drawing/2016/ink" xmlns:am3d="http://schemas.microsoft.com/office/drawing/2017/model3d" xmlns:o="urn:schemas-microsoft-com:office:office" xmlns:r="http://schemas.openxmlformats.org/officeDocument/2006/relationships" xmlns:m="http://schemas.openxmlformats.org/officeDocument/2006/math" xmlns:v="urn:schemas-microsoft-com:vml" xmlns:wp14="http://schemas.microsoft.com/office/word/2010/wordprocessingDrawing" xmlns:wp="http://schemas.openxmlformats.org/drawingml/2006/wordprocessingDrawing" xmlns:w10="urn:schemas-microsoft-com:office:word" xmlns:w="http://schemas.openxmlformats.org/wordprocessingml/2006/main" xmlns:w14="http://schemas.microsoft.com/office/word/2010/wordml" xmlns:w15="http://schemas.microsoft.com/office/word/2012/wordml" xmlns:w16cid="http://schemas.microsoft.com/office/word/2016/wordml/cid" xmlns:w16se="http://schemas.microsoft.com/office/word/2015/wordml/symex" xmlns:wpg="http://schemas.microsoft.com/office/word/2010/wordprocessingGroup" xmlns:wpi="http://schemas.microsoft.com/office/word/2010/wordprocessingInk" xmlns:wne="http://schemas.microsoft.com/office/word/2006/wordml" xmlns:wps="http://schemas.microsoft.com/office/word/2010/wordprocessingShape" mc:Ignorable="w14 w15 w16se w16cid wp14">
+<w:endnotes xmlns:wpc="http://schemas.microsoft.com/office/word/2010/wordprocessingCanvas" xmlns:mc="http://schemas.openxmlformats.org/markup-compatibility/2006" xmlns:o="urn:schemas-microsoft-com:office:office" xmlns:r="http://schemas.openxmlformats.org/officeDocument/2006/relationships" xmlns:m="http://schemas.openxmlformats.org/officeDocument/2006/math" xmlns:v="urn:schemas-microsoft-com:vml" xmlns:wp14="http://schemas.microsoft.com/office/word/2010/wordprocessingDrawing" xmlns:wp="http://schemas.openxmlformats.org/drawingml/2006/wordprocessingDrawing" xmlns:w10="urn:schemas-microsoft-com:office:word" xmlns:w="http://schemas.openxmlformats.org/wordprocessingml/2006/main" xmlns:w14="http://schemas.microsoft.com/office/word/2010/wordml" xmlns:wpg="http://schemas.microsoft.com/office/word/2010/wordprocessingGroup" xmlns:wpi="http://schemas.microsoft.com/office/word/2010/wordprocessingInk" xmlns:wne="http://schemas.microsoft.com/office/word/2006/wordml" xmlns:wps="http://schemas.microsoft.com/office/word/2010/wordprocessingShape" mc:Ignorable="w14 wp14">
   <w:endnote w:type="separator" w:id="-1">
     <w:p>
       <w:pPr>
@@ -3993,71 +3877,7 @@
 </file>
 
 <file path=word/footer1.xml><?xml version="1.0" encoding="utf-8"?>
-<w:ftr xmlns:wpc="http://schemas.microsoft.com/office/word/2010/wordprocessingCanvas" xmlns:cx="http://schemas.microsoft.com/office/drawing/2014/chartex" xmlns:cx1="http://schemas.microsoft.com/office/drawing/2015/9/8/chartex" xmlns:cx2="http://schemas.microsoft.com/office/drawing/2015/10/21/chartex" xmlns:cx3="http://schemas.microsoft.com/office/drawing/2016/5/9/chartex" xmlns:cx4="http://schemas.microsoft.com/office/drawing/2016/5/10/chartex" xmlns:cx5="http://schemas.microsoft.com/office/drawing/2016/5/11/chartex" xmlns:cx6="http://schemas.microsoft.com/office/drawing/2016/5/12/chartex" xmlns:cx7="http://schemas.microsoft.com/office/drawing/2016/5/13/chartex" xmlns:cx8="http://schemas.microsoft.com/office/drawing/2016/5/14/chartex" xmlns:mc="http://schemas.openxmlformats.org/markup-compatibility/2006" xmlns:aink="http://schemas.microsoft.com/office/drawing/2016/ink" xmlns:am3d="http://schemas.microsoft.com/office/drawing/2017/model3d" xmlns:o="urn:schemas-microsoft-com:office:office" xmlns:r="http://schemas.openxmlformats.org/officeDocument/2006/relationships" xmlns:m="http://schemas.openxmlformats.org/officeDocument/2006/math" xmlns:v="urn:schemas-microsoft-com:vml" xmlns:wp14="http://schemas.microsoft.com/office/word/2010/wordprocessingDrawing" xmlns:wp="http://schemas.openxmlformats.org/drawingml/2006/wordprocessingDrawing" xmlns:w10="urn:schemas-microsoft-com:office:word" xmlns:w="http://schemas.openxmlformats.org/wordprocessingml/2006/main" xmlns:w14="http://schemas.microsoft.com/office/word/2010/wordml" xmlns:w15="http://schemas.microsoft.com/office/word/2012/wordml" xmlns:w16cid="http://schemas.microsoft.com/office/word/2016/wordml/cid" xmlns:w16se="http://schemas.microsoft.com/office/word/2015/wordml/symex" xmlns:wpg="http://schemas.microsoft.com/office/word/2010/wordprocessingGroup" xmlns:wpi="http://schemas.microsoft.com/office/word/2010/wordprocessingInk" xmlns:wne="http://schemas.microsoft.com/office/word/2006/wordml" xmlns:wps="http://schemas.microsoft.com/office/word/2010/wordprocessingShape" mc:Ignorable="w14 w15 w16se w16cid wp14">
-  <w:sdt>
-    <w:sdtPr>
-      <w:id w:val="997393002"/>
-      <w:docPartObj>
-        <w:docPartGallery w:val="Page Numbers (Bottom of Page)"/>
-        <w:docPartUnique/>
-      </w:docPartObj>
-    </w:sdtPr>
-    <w:sdtContent>
-      <w:p>
-        <w:pPr>
-          <w:pStyle w:val="af8"/>
-          <w:jc w:val="center"/>
-        </w:pPr>
-        <w:r>
-          <w:fldChar w:fldCharType="begin"/>
-        </w:r>
-        <w:r>
-          <w:instrText>PAGE   \* MERGEFORMAT</w:instrText>
-        </w:r>
-        <w:r>
-          <w:fldChar w:fldCharType="separate"/>
-        </w:r>
-        <w:r>
-          <w:t>2</w:t>
-        </w:r>
-        <w:r>
-          <w:fldChar w:fldCharType="end"/>
-        </w:r>
-      </w:p>
-    </w:sdtContent>
-  </w:sdt>
-  <w:p>
-    <w:pPr>
-      <w:pStyle w:val="af8"/>
-      <w:tabs>
-        <w:tab w:val="clear" w:pos="4677"/>
-        <w:tab w:val="clear" w:pos="9355"/>
-        <w:tab w:val="left" w:pos="3550"/>
-      </w:tabs>
-      <w:jc w:val="center"/>
-    </w:pPr>
-  </w:p>
-</w:ftr>
-</file>
-
-<file path=word/footer2.xml><?xml version="1.0" encoding="utf-8"?>
-<w:ftr xmlns:wpc="http://schemas.microsoft.com/office/word/2010/wordprocessingCanvas" xmlns:cx="http://schemas.microsoft.com/office/drawing/2014/chartex" xmlns:cx1="http://schemas.microsoft.com/office/drawing/2015/9/8/chartex" xmlns:cx2="http://schemas.microsoft.com/office/drawing/2015/10/21/chartex" xmlns:cx3="http://schemas.microsoft.com/office/drawing/2016/5/9/chartex" xmlns:cx4="http://schemas.microsoft.com/office/drawing/2016/5/10/chartex" xmlns:cx5="http://schemas.microsoft.com/office/drawing/2016/5/11/chartex" xmlns:cx6="http://schemas.microsoft.com/office/drawing/2016/5/12/chartex" xmlns:cx7="http://schemas.microsoft.com/office/drawing/2016/5/13/chartex" xmlns:cx8="http://schemas.microsoft.com/office/drawing/2016/5/14/chartex" xmlns:mc="http://schemas.openxmlformats.org/markup-compatibility/2006" xmlns:aink="http://schemas.microsoft.com/office/drawing/2016/ink" xmlns:am3d="http://schemas.microsoft.com/office/drawing/2017/model3d" xmlns:o="urn:schemas-microsoft-com:office:office" xmlns:r="http://schemas.openxmlformats.org/officeDocument/2006/relationships" xmlns:m="http://schemas.openxmlformats.org/officeDocument/2006/math" xmlns:v="urn:schemas-microsoft-com:vml" xmlns:wp14="http://schemas.microsoft.com/office/word/2010/wordprocessingDrawing" xmlns:wp="http://schemas.openxmlformats.org/drawingml/2006/wordprocessingDrawing" xmlns:w10="urn:schemas-microsoft-com:office:word" xmlns:w="http://schemas.openxmlformats.org/wordprocessingml/2006/main" xmlns:w14="http://schemas.microsoft.com/office/word/2010/wordml" xmlns:w15="http://schemas.microsoft.com/office/word/2012/wordml" xmlns:w16cid="http://schemas.microsoft.com/office/word/2016/wordml/cid" xmlns:w16se="http://schemas.microsoft.com/office/word/2015/wordml/symex" xmlns:wpg="http://schemas.microsoft.com/office/word/2010/wordprocessingGroup" xmlns:wpi="http://schemas.microsoft.com/office/word/2010/wordprocessingInk" xmlns:wne="http://schemas.microsoft.com/office/word/2006/wordml" xmlns:wps="http://schemas.microsoft.com/office/word/2010/wordprocessingShape" mc:Ignorable="w14 w15 w16se w16cid wp14">
-  <w:p>
-    <w:pPr>
-      <w:pStyle w:val="af8"/>
-      <w:ind w:firstLine="0"/>
-    </w:pPr>
-  </w:p>
-  <w:p>
-    <w:pPr>
-      <w:pStyle w:val="af8"/>
-    </w:pPr>
-  </w:p>
-</w:ftr>
-</file>
-
-<file path=word/footer3.xml><?xml version="1.0" encoding="utf-8"?>
-<w:ftr xmlns:wpc="http://schemas.microsoft.com/office/word/2010/wordprocessingCanvas" xmlns:cx="http://schemas.microsoft.com/office/drawing/2014/chartex" xmlns:cx1="http://schemas.microsoft.com/office/drawing/2015/9/8/chartex" xmlns:cx2="http://schemas.microsoft.com/office/drawing/2015/10/21/chartex" xmlns:cx3="http://schemas.microsoft.com/office/drawing/2016/5/9/chartex" xmlns:cx4="http://schemas.microsoft.com/office/drawing/2016/5/10/chartex" xmlns:cx5="http://schemas.microsoft.com/office/drawing/2016/5/11/chartex" xmlns:cx6="http://schemas.microsoft.com/office/drawing/2016/5/12/chartex" xmlns:cx7="http://schemas.microsoft.com/office/drawing/2016/5/13/chartex" xmlns:cx8="http://schemas.microsoft.com/office/drawing/2016/5/14/chartex" xmlns:mc="http://schemas.openxmlformats.org/markup-compatibility/2006" xmlns:aink="http://schemas.microsoft.com/office/drawing/2016/ink" xmlns:am3d="http://schemas.microsoft.com/office/drawing/2017/model3d" xmlns:o="urn:schemas-microsoft-com:office:office" xmlns:r="http://schemas.openxmlformats.org/officeDocument/2006/relationships" xmlns:m="http://schemas.openxmlformats.org/officeDocument/2006/math" xmlns:v="urn:schemas-microsoft-com:vml" xmlns:wp14="http://schemas.microsoft.com/office/word/2010/wordprocessingDrawing" xmlns:wp="http://schemas.openxmlformats.org/drawingml/2006/wordprocessingDrawing" xmlns:w10="urn:schemas-microsoft-com:office:word" xmlns:w="http://schemas.openxmlformats.org/wordprocessingml/2006/main" xmlns:w14="http://schemas.microsoft.com/office/word/2010/wordml" xmlns:w15="http://schemas.microsoft.com/office/word/2012/wordml" xmlns:w16cid="http://schemas.microsoft.com/office/word/2016/wordml/cid" xmlns:w16se="http://schemas.microsoft.com/office/word/2015/wordml/symex" xmlns:wpg="http://schemas.microsoft.com/office/word/2010/wordprocessingGroup" xmlns:wpi="http://schemas.microsoft.com/office/word/2010/wordprocessingInk" xmlns:wne="http://schemas.microsoft.com/office/word/2006/wordml" xmlns:wps="http://schemas.microsoft.com/office/word/2010/wordprocessingShape" mc:Ignorable="w14 w15 w16se w16cid wp14">
+<w:ftr xmlns:wpc="http://schemas.microsoft.com/office/word/2010/wordprocessingCanvas" xmlns:mc="http://schemas.openxmlformats.org/markup-compatibility/2006" xmlns:o="urn:schemas-microsoft-com:office:office" xmlns:r="http://schemas.openxmlformats.org/officeDocument/2006/relationships" xmlns:m="http://schemas.openxmlformats.org/officeDocument/2006/math" xmlns:v="urn:schemas-microsoft-com:vml" xmlns:wp14="http://schemas.microsoft.com/office/word/2010/wordprocessingDrawing" xmlns:wp="http://schemas.openxmlformats.org/drawingml/2006/wordprocessingDrawing" xmlns:w10="urn:schemas-microsoft-com:office:word" xmlns:w="http://schemas.openxmlformats.org/wordprocessingml/2006/main" xmlns:w14="http://schemas.microsoft.com/office/word/2010/wordml" xmlns:wpg="http://schemas.microsoft.com/office/word/2010/wordprocessingGroup" xmlns:wpi="http://schemas.microsoft.com/office/word/2010/wordprocessingInk" xmlns:wne="http://schemas.microsoft.com/office/word/2006/wordml" xmlns:wps="http://schemas.microsoft.com/office/word/2010/wordprocessingShape" mc:Ignorable="w14 wp14">
   <w:p>
     <w:pPr>
       <w:pStyle w:val="af8"/>
@@ -4073,7 +3893,7 @@
 </file>
 
 <file path=word/footnotes.xml><?xml version="1.0" encoding="utf-8"?>
-<w:footnotes xmlns:wpc="http://schemas.microsoft.com/office/word/2010/wordprocessingCanvas" xmlns:cx="http://schemas.microsoft.com/office/drawing/2014/chartex" xmlns:cx1="http://schemas.microsoft.com/office/drawing/2015/9/8/chartex" xmlns:cx2="http://schemas.microsoft.com/office/drawing/2015/10/21/chartex" xmlns:cx3="http://schemas.microsoft.com/office/drawing/2016/5/9/chartex" xmlns:cx4="http://schemas.microsoft.com/office/drawing/2016/5/10/chartex" xmlns:cx5="http://schemas.microsoft.com/office/drawing/2016/5/11/chartex" xmlns:cx6="http://schemas.microsoft.com/office/drawing/2016/5/12/chartex" xmlns:cx7="http://schemas.microsoft.com/office/drawing/2016/5/13/chartex" xmlns:cx8="http://schemas.microsoft.com/office/drawing/2016/5/14/chartex" xmlns:mc="http://schemas.openxmlformats.org/markup-compatibility/2006" xmlns:aink="http://schemas.microsoft.com/office/drawing/2016/ink" xmlns:am3d="http://schemas.microsoft.com/office/drawing/2017/model3d" xmlns:o="urn:schemas-microsoft-com:office:office" xmlns:r="http://schemas.openxmlformats.org/officeDocument/2006/relationships" xmlns:m="http://schemas.openxmlformats.org/officeDocument/2006/math" xmlns:v="urn:schemas-microsoft-com:vml" xmlns:wp14="http://schemas.microsoft.com/office/word/2010/wordprocessingDrawing" xmlns:wp="http://schemas.openxmlformats.org/drawingml/2006/wordprocessingDrawing" xmlns:w10="urn:schemas-microsoft-com:office:word" xmlns:w="http://schemas.openxmlformats.org/wordprocessingml/2006/main" xmlns:w14="http://schemas.microsoft.com/office/word/2010/wordml" xmlns:w15="http://schemas.microsoft.com/office/word/2012/wordml" xmlns:w16cid="http://schemas.microsoft.com/office/word/2016/wordml/cid" xmlns:w16se="http://schemas.microsoft.com/office/word/2015/wordml/symex" xmlns:wpg="http://schemas.microsoft.com/office/word/2010/wordprocessingGroup" xmlns:wpi="http://schemas.microsoft.com/office/word/2010/wordprocessingInk" xmlns:wne="http://schemas.microsoft.com/office/word/2006/wordml" xmlns:wps="http://schemas.microsoft.com/office/word/2010/wordprocessingShape" mc:Ignorable="w14 w15 w16se w16cid wp14">
+<w:footnotes xmlns:wpc="http://schemas.microsoft.com/office/word/2010/wordprocessingCanvas" xmlns:mc="http://schemas.openxmlformats.org/markup-compatibility/2006" xmlns:o="urn:schemas-microsoft-com:office:office" xmlns:r="http://schemas.openxmlformats.org/officeDocument/2006/relationships" xmlns:m="http://schemas.openxmlformats.org/officeDocument/2006/math" xmlns:v="urn:schemas-microsoft-com:vml" xmlns:wp14="http://schemas.microsoft.com/office/word/2010/wordprocessingDrawing" xmlns:wp="http://schemas.openxmlformats.org/drawingml/2006/wordprocessingDrawing" xmlns:w10="urn:schemas-microsoft-com:office:word" xmlns:w="http://schemas.openxmlformats.org/wordprocessingml/2006/main" xmlns:w14="http://schemas.microsoft.com/office/word/2010/wordml" xmlns:wpg="http://schemas.microsoft.com/office/word/2010/wordprocessingGroup" xmlns:wpi="http://schemas.microsoft.com/office/word/2010/wordprocessingInk" xmlns:wne="http://schemas.microsoft.com/office/word/2006/wordml" xmlns:wps="http://schemas.microsoft.com/office/word/2010/wordprocessingShape" mc:Ignorable="w14 wp14">
   <w:footnote w:type="separator" w:id="-1">
     <w:p>
       <w:pPr>
@@ -4097,29 +3917,9 @@
 </w:footnotes>
 </file>
 
-<file path=word/header1.xml><?xml version="1.0" encoding="utf-8"?>
-<w:hdr xmlns:wpc="http://schemas.microsoft.com/office/word/2010/wordprocessingCanvas" xmlns:cx="http://schemas.microsoft.com/office/drawing/2014/chartex" xmlns:cx1="http://schemas.microsoft.com/office/drawing/2015/9/8/chartex" xmlns:cx2="http://schemas.microsoft.com/office/drawing/2015/10/21/chartex" xmlns:cx3="http://schemas.microsoft.com/office/drawing/2016/5/9/chartex" xmlns:cx4="http://schemas.microsoft.com/office/drawing/2016/5/10/chartex" xmlns:cx5="http://schemas.microsoft.com/office/drawing/2016/5/11/chartex" xmlns:cx6="http://schemas.microsoft.com/office/drawing/2016/5/12/chartex" xmlns:cx7="http://schemas.microsoft.com/office/drawing/2016/5/13/chartex" xmlns:cx8="http://schemas.microsoft.com/office/drawing/2016/5/14/chartex" xmlns:mc="http://schemas.openxmlformats.org/markup-compatibility/2006" xmlns:aink="http://schemas.microsoft.com/office/drawing/2016/ink" xmlns:am3d="http://schemas.microsoft.com/office/drawing/2017/model3d" xmlns:o="urn:schemas-microsoft-com:office:office" xmlns:r="http://schemas.openxmlformats.org/officeDocument/2006/relationships" xmlns:m="http://schemas.openxmlformats.org/officeDocument/2006/math" xmlns:v="urn:schemas-microsoft-com:vml" xmlns:wp14="http://schemas.microsoft.com/office/word/2010/wordprocessingDrawing" xmlns:wp="http://schemas.openxmlformats.org/drawingml/2006/wordprocessingDrawing" xmlns:w10="urn:schemas-microsoft-com:office:word" xmlns:w="http://schemas.openxmlformats.org/wordprocessingml/2006/main" xmlns:w14="http://schemas.microsoft.com/office/word/2010/wordml" xmlns:w15="http://schemas.microsoft.com/office/word/2012/wordml" xmlns:w16cid="http://schemas.microsoft.com/office/word/2016/wordml/cid" xmlns:w16se="http://schemas.microsoft.com/office/word/2015/wordml/symex" xmlns:wpg="http://schemas.microsoft.com/office/word/2010/wordprocessingGroup" xmlns:wpi="http://schemas.microsoft.com/office/word/2010/wordprocessingInk" xmlns:wne="http://schemas.microsoft.com/office/word/2006/wordml" xmlns:wps="http://schemas.microsoft.com/office/word/2010/wordprocessingShape" mc:Ignorable="w14 w15 w16se w16cid wp14">
-  <w:p>
-    <w:pPr>
-      <w:pStyle w:val="af6"/>
-    </w:pPr>
-  </w:p>
-</w:hdr>
-</file>
-
-<file path=word/header2.xml><?xml version="1.0" encoding="utf-8"?>
-<w:hdr xmlns:wpc="http://schemas.microsoft.com/office/word/2010/wordprocessingCanvas" xmlns:cx="http://schemas.microsoft.com/office/drawing/2014/chartex" xmlns:cx1="http://schemas.microsoft.com/office/drawing/2015/9/8/chartex" xmlns:cx2="http://schemas.microsoft.com/office/drawing/2015/10/21/chartex" xmlns:cx3="http://schemas.microsoft.com/office/drawing/2016/5/9/chartex" xmlns:cx4="http://schemas.microsoft.com/office/drawing/2016/5/10/chartex" xmlns:cx5="http://schemas.microsoft.com/office/drawing/2016/5/11/chartex" xmlns:cx6="http://schemas.microsoft.com/office/drawing/2016/5/12/chartex" xmlns:cx7="http://schemas.microsoft.com/office/drawing/2016/5/13/chartex" xmlns:cx8="http://schemas.microsoft.com/office/drawing/2016/5/14/chartex" xmlns:mc="http://schemas.openxmlformats.org/markup-compatibility/2006" xmlns:aink="http://schemas.microsoft.com/office/drawing/2016/ink" xmlns:am3d="http://schemas.microsoft.com/office/drawing/2017/model3d" xmlns:o="urn:schemas-microsoft-com:office:office" xmlns:r="http://schemas.openxmlformats.org/officeDocument/2006/relationships" xmlns:m="http://schemas.openxmlformats.org/officeDocument/2006/math" xmlns:v="urn:schemas-microsoft-com:vml" xmlns:wp14="http://schemas.microsoft.com/office/word/2010/wordprocessingDrawing" xmlns:wp="http://schemas.openxmlformats.org/drawingml/2006/wordprocessingDrawing" xmlns:w10="urn:schemas-microsoft-com:office:word" xmlns:w="http://schemas.openxmlformats.org/wordprocessingml/2006/main" xmlns:w14="http://schemas.microsoft.com/office/word/2010/wordml" xmlns:w15="http://schemas.microsoft.com/office/word/2012/wordml" xmlns:w16cid="http://schemas.microsoft.com/office/word/2016/wordml/cid" xmlns:w16se="http://schemas.microsoft.com/office/word/2015/wordml/symex" xmlns:wpg="http://schemas.microsoft.com/office/word/2010/wordprocessingGroup" xmlns:wpi="http://schemas.microsoft.com/office/word/2010/wordprocessingInk" xmlns:wne="http://schemas.microsoft.com/office/word/2006/wordml" xmlns:wps="http://schemas.microsoft.com/office/word/2010/wordprocessingShape" mc:Ignorable="w14 w15 w16se w16cid wp14">
-  <w:p>
-    <w:pPr>
-      <w:pStyle w:val="af6"/>
-    </w:pPr>
-  </w:p>
-</w:hdr>
-</file>
-
 <file path=word/numbering.xml><?xml version="1.0" encoding="utf-8"?>
-<w:numbering xmlns:wpc="http://schemas.microsoft.com/office/word/2010/wordprocessingCanvas" xmlns:cx="http://schemas.microsoft.com/office/drawing/2014/chartex" xmlns:cx1="http://schemas.microsoft.com/office/drawing/2015/9/8/chartex" xmlns:cx2="http://schemas.microsoft.com/office/drawing/2015/10/21/chartex" xmlns:cx3="http://schemas.microsoft.com/office/drawing/2016/5/9/chartex" xmlns:cx4="http://schemas.microsoft.com/office/drawing/2016/5/10/chartex" xmlns:cx5="http://schemas.microsoft.com/office/drawing/2016/5/11/chartex" xmlns:cx6="http://schemas.microsoft.com/office/drawing/2016/5/12/chartex" xmlns:cx7="http://schemas.microsoft.com/office/drawing/2016/5/13/chartex" xmlns:cx8="http://schemas.microsoft.com/office/drawing/2016/5/14/chartex" xmlns:mc="http://schemas.openxmlformats.org/markup-compatibility/2006" xmlns:aink="http://schemas.microsoft.com/office/drawing/2016/ink" xmlns:am3d="http://schemas.microsoft.com/office/drawing/2017/model3d" xmlns:o="urn:schemas-microsoft-com:office:office" xmlns:r="http://schemas.openxmlformats.org/officeDocument/2006/relationships" xmlns:m="http://schemas.openxmlformats.org/officeDocument/2006/math" xmlns:v="urn:schemas-microsoft-com:vml" xmlns:wp14="http://schemas.microsoft.com/office/word/2010/wordprocessingDrawing" xmlns:wp="http://schemas.openxmlformats.org/drawingml/2006/wordprocessingDrawing" xmlns:w10="urn:schemas-microsoft-com:office:word" xmlns:w="http://schemas.openxmlformats.org/wordprocessingml/2006/main" xmlns:w14="http://schemas.microsoft.com/office/word/2010/wordml" xmlns:w15="http://schemas.microsoft.com/office/word/2012/wordml" xmlns:w16cid="http://schemas.microsoft.com/office/word/2016/wordml/cid" xmlns:w16se="http://schemas.microsoft.com/office/word/2015/wordml/symex" xmlns:wpg="http://schemas.microsoft.com/office/word/2010/wordprocessingGroup" xmlns:wpi="http://schemas.microsoft.com/office/word/2010/wordprocessingInk" xmlns:wne="http://schemas.microsoft.com/office/word/2006/wordml" xmlns:wps="http://schemas.microsoft.com/office/word/2010/wordprocessingShape" mc:Ignorable="w14 w15 w16se w16cid wp14">
-  <w:abstractNum w:abstractNumId="0" w15:restartNumberingAfterBreak="0">
+<w:numbering xmlns:wpc="http://schemas.microsoft.com/office/word/2010/wordprocessingCanvas" xmlns:mc="http://schemas.openxmlformats.org/markup-compatibility/2006" xmlns:o="urn:schemas-microsoft-com:office:office" xmlns:r="http://schemas.openxmlformats.org/officeDocument/2006/relationships" xmlns:m="http://schemas.openxmlformats.org/officeDocument/2006/math" xmlns:v="urn:schemas-microsoft-com:vml" xmlns:wp14="http://schemas.microsoft.com/office/word/2010/wordprocessingDrawing" xmlns:wp="http://schemas.openxmlformats.org/drawingml/2006/wordprocessingDrawing" xmlns:w10="urn:schemas-microsoft-com:office:word" xmlns:w="http://schemas.openxmlformats.org/wordprocessingml/2006/main" xmlns:w14="http://schemas.microsoft.com/office/word/2010/wordml" xmlns:wpg="http://schemas.microsoft.com/office/word/2010/wordprocessingGroup" xmlns:wpi="http://schemas.microsoft.com/office/word/2010/wordprocessingInk" xmlns:wne="http://schemas.microsoft.com/office/word/2006/wordml" xmlns:wps="http://schemas.microsoft.com/office/word/2010/wordprocessingShape" mc:Ignorable="w14 wp14">
+  <w:abstractNum w:abstractNumId="0">
     <w:nsid w:val="065519F6"/>
     <w:multiLevelType w:val="multilevel"/>
     <w:tmpl w:val="2E48DE40"/>
@@ -4232,7 +4032,7 @@
       </w:rPr>
     </w:lvl>
   </w:abstractNum>
-  <w:abstractNum w:abstractNumId="1" w15:restartNumberingAfterBreak="0">
+  <w:abstractNum w:abstractNumId="1">
     <w:nsid w:val="1C082881"/>
     <w:multiLevelType w:val="hybridMultilevel"/>
     <w:tmpl w:val="7108E054"/>
@@ -4321,7 +4121,7 @@
       </w:pPr>
     </w:lvl>
   </w:abstractNum>
-  <w:abstractNum w:abstractNumId="2" w15:restartNumberingAfterBreak="0">
+  <w:abstractNum w:abstractNumId="2">
     <w:nsid w:val="25C70E73"/>
     <w:multiLevelType w:val="hybridMultilevel"/>
     <w:tmpl w:val="36C44796"/>
@@ -4410,7 +4210,7 @@
       </w:pPr>
     </w:lvl>
   </w:abstractNum>
-  <w:abstractNum w:abstractNumId="3" w15:restartNumberingAfterBreak="0">
+  <w:abstractNum w:abstractNumId="3">
     <w:nsid w:val="494F246C"/>
     <w:multiLevelType w:val="hybridMultilevel"/>
     <w:tmpl w:val="AFC6BC40"/>
@@ -4499,7 +4299,7 @@
       </w:pPr>
     </w:lvl>
   </w:abstractNum>
-  <w:abstractNum w:abstractNumId="4" w15:restartNumberingAfterBreak="0">
+  <w:abstractNum w:abstractNumId="4">
     <w:nsid w:val="50ED5D1A"/>
     <w:multiLevelType w:val="hybridMultilevel"/>
     <w:tmpl w:val="9E083F96"/>
@@ -4588,7 +4388,7 @@
       </w:pPr>
     </w:lvl>
   </w:abstractNum>
-  <w:abstractNum w:abstractNumId="5" w15:restartNumberingAfterBreak="0">
+  <w:abstractNum w:abstractNumId="5">
     <w:nsid w:val="53C87547"/>
     <w:multiLevelType w:val="hybridMultilevel"/>
     <w:tmpl w:val="A60461A8"/>
@@ -4677,7 +4477,7 @@
       </w:pPr>
     </w:lvl>
   </w:abstractNum>
-  <w:abstractNum w:abstractNumId="6" w15:restartNumberingAfterBreak="0">
+  <w:abstractNum w:abstractNumId="6">
     <w:nsid w:val="5BAE6DC1"/>
     <w:multiLevelType w:val="multilevel"/>
     <w:tmpl w:val="C2082E80"/>
@@ -4790,7 +4590,7 @@
       </w:rPr>
     </w:lvl>
   </w:abstractNum>
-  <w:abstractNum w:abstractNumId="7" w15:restartNumberingAfterBreak="0">
+  <w:abstractNum w:abstractNumId="7">
     <w:nsid w:val="644E476E"/>
     <w:multiLevelType w:val="hybridMultilevel"/>
     <w:tmpl w:val="1362F3DC"/>
@@ -4879,7 +4679,7 @@
       </w:pPr>
     </w:lvl>
   </w:abstractNum>
-  <w:abstractNum w:abstractNumId="8" w15:restartNumberingAfterBreak="0">
+  <w:abstractNum w:abstractNumId="8">
     <w:nsid w:val="694E2A1F"/>
     <w:multiLevelType w:val="multilevel"/>
     <w:tmpl w:val="50A65B7C"/>
@@ -4992,7 +4792,7 @@
       </w:rPr>
     </w:lvl>
   </w:abstractNum>
-  <w:abstractNum w:abstractNumId="9" w15:restartNumberingAfterBreak="0">
+  <w:abstractNum w:abstractNumId="9">
     <w:nsid w:val="6A9472AC"/>
     <w:multiLevelType w:val="hybridMultilevel"/>
     <w:tmpl w:val="3982A616"/>
@@ -5081,7 +4881,7 @@
       </w:pPr>
     </w:lvl>
   </w:abstractNum>
-  <w:abstractNum w:abstractNumId="10" w15:restartNumberingAfterBreak="0">
+  <w:abstractNum w:abstractNumId="10">
     <w:nsid w:val="7AA137DA"/>
     <w:multiLevelType w:val="multilevel"/>
     <w:tmpl w:val="B2AE4670"/>
@@ -5239,7 +5039,7 @@
 </file>
 
 <file path=word/styles.xml><?xml version="1.0" encoding="utf-8"?>
-<w:styles xmlns:mc="http://schemas.openxmlformats.org/markup-compatibility/2006" xmlns:r="http://schemas.openxmlformats.org/officeDocument/2006/relationships" xmlns:w="http://schemas.openxmlformats.org/wordprocessingml/2006/main" xmlns:w14="http://schemas.microsoft.com/office/word/2010/wordml" xmlns:w15="http://schemas.microsoft.com/office/word/2012/wordml" xmlns:w16cid="http://schemas.microsoft.com/office/word/2016/wordml/cid" xmlns:w16se="http://schemas.microsoft.com/office/word/2015/wordml/symex" mc:Ignorable="w14 w15 w16se w16cid">
+<w:styles xmlns:mc="http://schemas.openxmlformats.org/markup-compatibility/2006" xmlns:r="http://schemas.openxmlformats.org/officeDocument/2006/relationships" xmlns:w="http://schemas.openxmlformats.org/wordprocessingml/2006/main" xmlns:w14="http://schemas.microsoft.com/office/word/2010/wordml" mc:Ignorable="w14">
   <w:docDefaults>
     <w:rPrDefault>
       <w:rPr>
@@ -5253,382 +5053,144 @@
       </w:pPr>
     </w:pPrDefault>
   </w:docDefaults>
-  <w:latentStyles w:defLockedState="0" w:defUIPriority="99" w:defSemiHidden="0" w:defUnhideWhenUsed="0" w:defQFormat="0" w:count="375">
-    <w:lsdException w:name="Normal" w:uiPriority="0" w:qFormat="1"/>
-    <w:lsdException w:name="heading 1" w:uiPriority="9" w:qFormat="1"/>
-    <w:lsdException w:name="heading 2" w:semiHidden="1" w:uiPriority="9" w:unhideWhenUsed="1" w:qFormat="1"/>
-    <w:lsdException w:name="heading 3" w:semiHidden="1" w:uiPriority="9" w:unhideWhenUsed="1" w:qFormat="1"/>
-    <w:lsdException w:name="heading 4" w:semiHidden="1" w:uiPriority="9" w:unhideWhenUsed="1" w:qFormat="1"/>
-    <w:lsdException w:name="heading 5" w:semiHidden="1" w:uiPriority="9" w:unhideWhenUsed="1" w:qFormat="1"/>
-    <w:lsdException w:name="heading 6" w:semiHidden="1" w:uiPriority="9" w:unhideWhenUsed="1" w:qFormat="1"/>
-    <w:lsdException w:name="heading 7" w:semiHidden="1" w:uiPriority="9" w:unhideWhenUsed="1" w:qFormat="1"/>
-    <w:lsdException w:name="heading 8" w:semiHidden="1" w:uiPriority="9" w:unhideWhenUsed="1" w:qFormat="1"/>
-    <w:lsdException w:name="heading 9" w:semiHidden="1" w:uiPriority="9" w:unhideWhenUsed="1" w:qFormat="1"/>
-    <w:lsdException w:name="index 1" w:semiHidden="1" w:unhideWhenUsed="1"/>
-    <w:lsdException w:name="index 2" w:semiHidden="1" w:unhideWhenUsed="1"/>
-    <w:lsdException w:name="index 3" w:semiHidden="1" w:unhideWhenUsed="1"/>
-    <w:lsdException w:name="index 4" w:semiHidden="1" w:unhideWhenUsed="1"/>
-    <w:lsdException w:name="index 5" w:semiHidden="1" w:unhideWhenUsed="1"/>
-    <w:lsdException w:name="index 6" w:semiHidden="1" w:unhideWhenUsed="1"/>
-    <w:lsdException w:name="index 7" w:semiHidden="1" w:unhideWhenUsed="1"/>
-    <w:lsdException w:name="index 8" w:semiHidden="1" w:unhideWhenUsed="1"/>
-    <w:lsdException w:name="index 9" w:semiHidden="1" w:unhideWhenUsed="1"/>
-    <w:lsdException w:name="toc 1" w:semiHidden="1" w:uiPriority="39" w:unhideWhenUsed="1"/>
-    <w:lsdException w:name="toc 2" w:semiHidden="1" w:uiPriority="39" w:unhideWhenUsed="1"/>
-    <w:lsdException w:name="toc 3" w:semiHidden="1" w:uiPriority="39" w:unhideWhenUsed="1"/>
-    <w:lsdException w:name="toc 4" w:semiHidden="1" w:uiPriority="39" w:unhideWhenUsed="1"/>
-    <w:lsdException w:name="toc 5" w:semiHidden="1" w:uiPriority="39" w:unhideWhenUsed="1"/>
-    <w:lsdException w:name="toc 6" w:semiHidden="1" w:uiPriority="39" w:unhideWhenUsed="1"/>
-    <w:lsdException w:name="toc 7" w:semiHidden="1" w:uiPriority="39" w:unhideWhenUsed="1"/>
-    <w:lsdException w:name="toc 8" w:semiHidden="1" w:uiPriority="39" w:unhideWhenUsed="1"/>
-    <w:lsdException w:name="toc 9" w:semiHidden="1" w:uiPriority="39" w:unhideWhenUsed="1"/>
-    <w:lsdException w:name="Normal Indent" w:semiHidden="1" w:unhideWhenUsed="1"/>
-    <w:lsdException w:name="footnote text" w:semiHidden="1" w:unhideWhenUsed="1"/>
-    <w:lsdException w:name="annotation text" w:semiHidden="1" w:unhideWhenUsed="1"/>
-    <w:lsdException w:name="header" w:semiHidden="1" w:unhideWhenUsed="1"/>
-    <w:lsdException w:name="footer" w:semiHidden="1" w:unhideWhenUsed="1"/>
-    <w:lsdException w:name="index heading" w:semiHidden="1" w:unhideWhenUsed="1"/>
-    <w:lsdException w:name="caption" w:semiHidden="1" w:uiPriority="35" w:unhideWhenUsed="1" w:qFormat="1"/>
-    <w:lsdException w:name="table of figures" w:semiHidden="1" w:unhideWhenUsed="1"/>
-    <w:lsdException w:name="envelope address" w:semiHidden="1" w:unhideWhenUsed="1"/>
-    <w:lsdException w:name="envelope return" w:semiHidden="1" w:unhideWhenUsed="1"/>
-    <w:lsdException w:name="footnote reference" w:semiHidden="1" w:unhideWhenUsed="1"/>
-    <w:lsdException w:name="annotation reference" w:semiHidden="1" w:unhideWhenUsed="1"/>
-    <w:lsdException w:name="line number" w:semiHidden="1" w:unhideWhenUsed="1"/>
-    <w:lsdException w:name="page number" w:semiHidden="1" w:unhideWhenUsed="1"/>
-    <w:lsdException w:name="endnote reference" w:semiHidden="1" w:unhideWhenUsed="1"/>
-    <w:lsdException w:name="endnote text" w:semiHidden="1" w:unhideWhenUsed="1"/>
-    <w:lsdException w:name="table of authorities" w:semiHidden="1" w:unhideWhenUsed="1"/>
-    <w:lsdException w:name="macro" w:semiHidden="1" w:unhideWhenUsed="1"/>
-    <w:lsdException w:name="toa heading" w:semiHidden="1" w:unhideWhenUsed="1"/>
-    <w:lsdException w:name="List" w:semiHidden="1" w:unhideWhenUsed="1"/>
-    <w:lsdException w:name="List Bullet" w:semiHidden="1" w:unhideWhenUsed="1"/>
-    <w:lsdException w:name="List Number" w:semiHidden="1" w:unhideWhenUsed="1"/>
-    <w:lsdException w:name="List 2" w:semiHidden="1" w:unhideWhenUsed="1"/>
-    <w:lsdException w:name="List 3" w:semiHidden="1" w:unhideWhenUsed="1"/>
-    <w:lsdException w:name="List 4" w:semiHidden="1" w:unhideWhenUsed="1"/>
-    <w:lsdException w:name="List 5" w:semiHidden="1" w:unhideWhenUsed="1"/>
-    <w:lsdException w:name="List Bullet 2" w:semiHidden="1" w:unhideWhenUsed="1"/>
-    <w:lsdException w:name="List Bullet 3" w:semiHidden="1" w:unhideWhenUsed="1"/>
-    <w:lsdException w:name="List Bullet 4" w:semiHidden="1" w:unhideWhenUsed="1"/>
-    <w:lsdException w:name="List Bullet 5" w:semiHidden="1" w:unhideWhenUsed="1"/>
-    <w:lsdException w:name="List Number 2" w:semiHidden="1" w:unhideWhenUsed="1"/>
-    <w:lsdException w:name="List Number 3" w:semiHidden="1" w:unhideWhenUsed="1"/>
-    <w:lsdException w:name="List Number 4" w:semiHidden="1" w:unhideWhenUsed="1"/>
-    <w:lsdException w:name="List Number 5" w:semiHidden="1" w:unhideWhenUsed="1"/>
-    <w:lsdException w:name="Title" w:uiPriority="10" w:qFormat="1"/>
-    <w:lsdException w:name="Closing" w:semiHidden="1" w:unhideWhenUsed="1"/>
-    <w:lsdException w:name="Signature" w:semiHidden="1" w:unhideWhenUsed="1"/>
-    <w:lsdException w:name="Default Paragraph Font" w:semiHidden="1" w:uiPriority="1" w:unhideWhenUsed="1"/>
-    <w:lsdException w:name="Body Text" w:semiHidden="1" w:unhideWhenUsed="1"/>
-    <w:lsdException w:name="Body Text Indent" w:semiHidden="1" w:unhideWhenUsed="1"/>
-    <w:lsdException w:name="List Continue" w:semiHidden="1" w:unhideWhenUsed="1"/>
-    <w:lsdException w:name="List Continue 2" w:semiHidden="1" w:unhideWhenUsed="1"/>
-    <w:lsdException w:name="List Continue 3" w:semiHidden="1" w:unhideWhenUsed="1"/>
-    <w:lsdException w:name="List Continue 4" w:semiHidden="1" w:unhideWhenUsed="1"/>
-    <w:lsdException w:name="List Continue 5" w:semiHidden="1" w:unhideWhenUsed="1"/>
-    <w:lsdException w:name="Message Header" w:semiHidden="1" w:unhideWhenUsed="1"/>
-    <w:lsdException w:name="Subtitle" w:uiPriority="11" w:qFormat="1"/>
-    <w:lsdException w:name="Salutation" w:semiHidden="1" w:unhideWhenUsed="1"/>
-    <w:lsdException w:name="Date" w:semiHidden="1" w:unhideWhenUsed="1"/>
-    <w:lsdException w:name="Body Text First Indent" w:semiHidden="1" w:unhideWhenUsed="1"/>
-    <w:lsdException w:name="Body Text First Indent 2" w:semiHidden="1" w:unhideWhenUsed="1"/>
-    <w:lsdException w:name="Note Heading" w:semiHidden="1" w:unhideWhenUsed="1"/>
-    <w:lsdException w:name="Body Text 2" w:semiHidden="1" w:unhideWhenUsed="1"/>
-    <w:lsdException w:name="Body Text 3" w:semiHidden="1" w:unhideWhenUsed="1"/>
-    <w:lsdException w:name="Body Text Indent 2" w:semiHidden="1" w:unhideWhenUsed="1"/>
-    <w:lsdException w:name="Body Text Indent 3" w:semiHidden="1" w:unhideWhenUsed="1"/>
-    <w:lsdException w:name="Block Text" w:semiHidden="1" w:unhideWhenUsed="1"/>
-    <w:lsdException w:name="Hyperlink" w:semiHidden="1" w:unhideWhenUsed="1"/>
-    <w:lsdException w:name="FollowedHyperlink" w:semiHidden="1" w:unhideWhenUsed="1"/>
-    <w:lsdException w:name="Strong" w:uiPriority="22" w:qFormat="1"/>
-    <w:lsdException w:name="Emphasis" w:uiPriority="20" w:qFormat="1"/>
-    <w:lsdException w:name="Document Map" w:semiHidden="1" w:unhideWhenUsed="1"/>
-    <w:lsdException w:name="Plain Text" w:semiHidden="1" w:unhideWhenUsed="1"/>
-    <w:lsdException w:name="E-mail Signature" w:semiHidden="1" w:unhideWhenUsed="1"/>
-    <w:lsdException w:name="HTML Top of Form" w:semiHidden="1" w:unhideWhenUsed="1"/>
-    <w:lsdException w:name="HTML Bottom of Form" w:semiHidden="1" w:unhideWhenUsed="1"/>
-    <w:lsdException w:name="Normal (Web)" w:semiHidden="1" w:unhideWhenUsed="1"/>
-    <w:lsdException w:name="HTML Acronym" w:semiHidden="1" w:unhideWhenUsed="1"/>
-    <w:lsdException w:name="HTML Address" w:semiHidden="1" w:unhideWhenUsed="1"/>
-    <w:lsdException w:name="HTML Cite" w:semiHidden="1" w:unhideWhenUsed="1"/>
-    <w:lsdException w:name="HTML Code" w:semiHidden="1" w:unhideWhenUsed="1"/>
-    <w:lsdException w:name="HTML Definition" w:semiHidden="1" w:unhideWhenUsed="1"/>
-    <w:lsdException w:name="HTML Keyboard" w:semiHidden="1" w:unhideWhenUsed="1"/>
-    <w:lsdException w:name="HTML Preformatted" w:semiHidden="1" w:unhideWhenUsed="1"/>
-    <w:lsdException w:name="HTML Sample" w:semiHidden="1" w:unhideWhenUsed="1"/>
-    <w:lsdException w:name="HTML Typewriter" w:semiHidden="1" w:unhideWhenUsed="1"/>
-    <w:lsdException w:name="HTML Variable" w:semiHidden="1" w:unhideWhenUsed="1"/>
-    <w:lsdException w:name="Normal Table" w:semiHidden="1" w:unhideWhenUsed="1"/>
-    <w:lsdException w:name="annotation subject" w:semiHidden="1" w:unhideWhenUsed="1"/>
-    <w:lsdException w:name="No List" w:semiHidden="1" w:unhideWhenUsed="1"/>
-    <w:lsdException w:name="Outline List 1" w:semiHidden="1" w:unhideWhenUsed="1"/>
-    <w:lsdException w:name="Outline List 2" w:semiHidden="1" w:unhideWhenUsed="1"/>
-    <w:lsdException w:name="Outline List 3" w:semiHidden="1" w:unhideWhenUsed="1"/>
-    <w:lsdException w:name="Table Simple 1" w:semiHidden="1" w:unhideWhenUsed="1"/>
-    <w:lsdException w:name="Table Simple 2" w:semiHidden="1" w:unhideWhenUsed="1"/>
-    <w:lsdException w:name="Table Simple 3" w:semiHidden="1" w:unhideWhenUsed="1"/>
-    <w:lsdException w:name="Table Classic 1" w:semiHidden="1" w:unhideWhenUsed="1"/>
-    <w:lsdException w:name="Table Classic 2" w:semiHidden="1" w:unhideWhenUsed="1"/>
-    <w:lsdException w:name="Table Classic 3" w:semiHidden="1" w:unhideWhenUsed="1"/>
-    <w:lsdException w:name="Table Classic 4" w:semiHidden="1" w:unhideWhenUsed="1"/>
-    <w:lsdException w:name="Table Colorful 1" w:semiHidden="1" w:unhideWhenUsed="1"/>
-    <w:lsdException w:name="Table Colorful 2" w:semiHidden="1" w:unhideWhenUsed="1"/>
-    <w:lsdException w:name="Table Colorful 3" w:semiHidden="1" w:unhideWhenUsed="1"/>
-    <w:lsdException w:name="Table Columns 1" w:semiHidden="1" w:unhideWhenUsed="1"/>
-    <w:lsdException w:name="Table Columns 2" w:semiHidden="1" w:unhideWhenUsed="1"/>
-    <w:lsdException w:name="Table Columns 3" w:semiHidden="1" w:unhideWhenUsed="1"/>
-    <w:lsdException w:name="Table Columns 4" w:semiHidden="1" w:unhideWhenUsed="1"/>
-    <w:lsdException w:name="Table Columns 5" w:semiHidden="1" w:unhideWhenUsed="1"/>
-    <w:lsdException w:name="Table Grid 1" w:semiHidden="1" w:unhideWhenUsed="1"/>
-    <w:lsdException w:name="Table Grid 2" w:semiHidden="1" w:unhideWhenUsed="1"/>
-    <w:lsdException w:name="Table Grid 3" w:semiHidden="1" w:unhideWhenUsed="1"/>
-    <w:lsdException w:name="Table Grid 4" w:semiHidden="1" w:unhideWhenUsed="1"/>
-    <w:lsdException w:name="Table Grid 5" w:semiHidden="1" w:unhideWhenUsed="1"/>
-    <w:lsdException w:name="Table Grid 6" w:semiHidden="1" w:unhideWhenUsed="1"/>
-    <w:lsdException w:name="Table Grid 7" w:semiHidden="1" w:unhideWhenUsed="1"/>
-    <w:lsdException w:name="Table Grid 8" w:semiHidden="1" w:unhideWhenUsed="1"/>
-    <w:lsdException w:name="Table List 1" w:semiHidden="1" w:unhideWhenUsed="1"/>
-    <w:lsdException w:name="Table List 2" w:semiHidden="1" w:unhideWhenUsed="1"/>
-    <w:lsdException w:name="Table List 3" w:semiHidden="1" w:unhideWhenUsed="1"/>
-    <w:lsdException w:name="Table List 4" w:semiHidden="1" w:unhideWhenUsed="1"/>
-    <w:lsdException w:name="Table List 5" w:semiHidden="1" w:unhideWhenUsed="1"/>
-    <w:lsdException w:name="Table List 6" w:semiHidden="1" w:unhideWhenUsed="1"/>
-    <w:lsdException w:name="Table List 7" w:semiHidden="1" w:unhideWhenUsed="1"/>
-    <w:lsdException w:name="Table List 8" w:semiHidden="1" w:unhideWhenUsed="1"/>
-    <w:lsdException w:name="Table 3D effects 1" w:semiHidden="1" w:unhideWhenUsed="1"/>
-    <w:lsdException w:name="Table 3D effects 2" w:semiHidden="1" w:unhideWhenUsed="1"/>
-    <w:lsdException w:name="Table 3D effects 3" w:semiHidden="1" w:unhideWhenUsed="1"/>
-    <w:lsdException w:name="Table Contemporary" w:semiHidden="1" w:unhideWhenUsed="1"/>
-    <w:lsdException w:name="Table Elegant" w:semiHidden="1" w:unhideWhenUsed="1"/>
-    <w:lsdException w:name="Table Professional" w:semiHidden="1" w:unhideWhenUsed="1"/>
-    <w:lsdException w:name="Table Subtle 1" w:semiHidden="1" w:unhideWhenUsed="1"/>
-    <w:lsdException w:name="Table Subtle 2" w:semiHidden="1" w:unhideWhenUsed="1"/>
-    <w:lsdException w:name="Table Web 1" w:semiHidden="1" w:unhideWhenUsed="1"/>
-    <w:lsdException w:name="Table Web 2" w:semiHidden="1" w:unhideWhenUsed="1"/>
-    <w:lsdException w:name="Table Web 3" w:semiHidden="1" w:unhideWhenUsed="1"/>
-    <w:lsdException w:name="Balloon Text" w:semiHidden="1" w:unhideWhenUsed="1"/>
-    <w:lsdException w:name="Table Grid" w:uiPriority="39"/>
-    <w:lsdException w:name="Table Theme" w:semiHidden="1" w:unhideWhenUsed="1"/>
-    <w:lsdException w:name="Placeholder Text" w:semiHidden="1"/>
-    <w:lsdException w:name="No Spacing" w:uiPriority="1" w:qFormat="1"/>
-    <w:lsdException w:name="Light Shading" w:uiPriority="60"/>
-    <w:lsdException w:name="Light List" w:uiPriority="61"/>
-    <w:lsdException w:name="Light Grid" w:uiPriority="62"/>
-    <w:lsdException w:name="Medium Shading 1" w:uiPriority="63"/>
-    <w:lsdException w:name="Medium Shading 2" w:uiPriority="64"/>
-    <w:lsdException w:name="Medium List 1" w:uiPriority="65"/>
-    <w:lsdException w:name="Medium List 2" w:uiPriority="66"/>
-    <w:lsdException w:name="Medium Grid 1" w:uiPriority="67"/>
-    <w:lsdException w:name="Medium Grid 2" w:uiPriority="68"/>
-    <w:lsdException w:name="Medium Grid 3" w:uiPriority="69"/>
-    <w:lsdException w:name="Dark List" w:uiPriority="70"/>
-    <w:lsdException w:name="Colorful Shading" w:uiPriority="71"/>
-    <w:lsdException w:name="Colorful List" w:uiPriority="72"/>
-    <w:lsdException w:name="Colorful Grid" w:uiPriority="73"/>
-    <w:lsdException w:name="Light Shading Accent 1" w:uiPriority="60"/>
-    <w:lsdException w:name="Light List Accent 1" w:uiPriority="61"/>
-    <w:lsdException w:name="Light Grid Accent 1" w:uiPriority="62"/>
-    <w:lsdException w:name="Medium Shading 1 Accent 1" w:uiPriority="63"/>
-    <w:lsdException w:name="Medium Shading 2 Accent 1" w:uiPriority="64"/>
-    <w:lsdException w:name="Medium List 1 Accent 1" w:uiPriority="65"/>
-    <w:lsdException w:name="Revision" w:semiHidden="1"/>
-    <w:lsdException w:name="List Paragraph" w:uiPriority="34" w:qFormat="1"/>
-    <w:lsdException w:name="Quote" w:uiPriority="29" w:qFormat="1"/>
-    <w:lsdException w:name="Intense Quote" w:uiPriority="30" w:qFormat="1"/>
-    <w:lsdException w:name="Medium List 2 Accent 1" w:uiPriority="66"/>
-    <w:lsdException w:name="Medium Grid 1 Accent 1" w:uiPriority="67"/>
-    <w:lsdException w:name="Medium Grid 2 Accent 1" w:uiPriority="68"/>
-    <w:lsdException w:name="Medium Grid 3 Accent 1" w:uiPriority="69"/>
-    <w:lsdException w:name="Dark List Accent 1" w:uiPriority="70"/>
-    <w:lsdException w:name="Colorful Shading Accent 1" w:uiPriority="71"/>
-    <w:lsdException w:name="Colorful List Accent 1" w:uiPriority="72"/>
-    <w:lsdException w:name="Colorful Grid Accent 1" w:uiPriority="73"/>
-    <w:lsdException w:name="Light Shading Accent 2" w:uiPriority="60"/>
-    <w:lsdException w:name="Light List Accent 2" w:uiPriority="61"/>
-    <w:lsdException w:name="Light Grid Accent 2" w:uiPriority="62"/>
-    <w:lsdException w:name="Medium Shading 1 Accent 2" w:uiPriority="63"/>
-    <w:lsdException w:name="Medium Shading 2 Accent 2" w:uiPriority="64"/>
-    <w:lsdException w:name="Medium List 1 Accent 2" w:uiPriority="65"/>
-    <w:lsdException w:name="Medium List 2 Accent 2" w:uiPriority="66"/>
-    <w:lsdException w:name="Medium Grid 1 Accent 2" w:uiPriority="67"/>
-    <w:lsdException w:name="Medium Grid 2 Accent 2" w:uiPriority="68"/>
-    <w:lsdException w:name="Medium Grid 3 Accent 2" w:uiPriority="69"/>
-    <w:lsdException w:name="Dark List Accent 2" w:uiPriority="70"/>
-    <w:lsdException w:name="Colorful Shading Accent 2" w:uiPriority="71"/>
-    <w:lsdException w:name="Colorful List Accent 2" w:uiPriority="72"/>
-    <w:lsdException w:name="Colorful Grid Accent 2" w:uiPriority="73"/>
-    <w:lsdException w:name="Light Shading Accent 3" w:uiPriority="60"/>
-    <w:lsdException w:name="Light List Accent 3" w:uiPriority="61"/>
-    <w:lsdException w:name="Light Grid Accent 3" w:uiPriority="62"/>
-    <w:lsdException w:name="Medium Shading 1 Accent 3" w:uiPriority="63"/>
-    <w:lsdException w:name="Medium Shading 2 Accent 3" w:uiPriority="64"/>
-    <w:lsdException w:name="Medium List 1 Accent 3" w:uiPriority="65"/>
-    <w:lsdException w:name="Medium List 2 Accent 3" w:uiPriority="66"/>
-    <w:lsdException w:name="Medium Grid 1 Accent 3" w:uiPriority="67"/>
-    <w:lsdException w:name="Medium Grid 2 Accent 3" w:uiPriority="68"/>
-    <w:lsdException w:name="Medium Grid 3 Accent 3" w:uiPriority="69"/>
-    <w:lsdException w:name="Dark List Accent 3" w:uiPriority="70"/>
-    <w:lsdException w:name="Colorful Shading Accent 3" w:uiPriority="71"/>
-    <w:lsdException w:name="Colorful List Accent 3" w:uiPriority="72"/>
-    <w:lsdException w:name="Colorful Grid Accent 3" w:uiPriority="73"/>
-    <w:lsdException w:name="Light Shading Accent 4" w:uiPriority="60"/>
-    <w:lsdException w:name="Light List Accent 4" w:uiPriority="61"/>
-    <w:lsdException w:name="Light Grid Accent 4" w:uiPriority="62"/>
-    <w:lsdException w:name="Medium Shading 1 Accent 4" w:uiPriority="63"/>
-    <w:lsdException w:name="Medium Shading 2 Accent 4" w:uiPriority="64"/>
-    <w:lsdException w:name="Medium List 1 Accent 4" w:uiPriority="65"/>
-    <w:lsdException w:name="Medium List 2 Accent 4" w:uiPriority="66"/>
-    <w:lsdException w:name="Medium Grid 1 Accent 4" w:uiPriority="67"/>
-    <w:lsdException w:name="Medium Grid 2 Accent 4" w:uiPriority="68"/>
-    <w:lsdException w:name="Medium Grid 3 Accent 4" w:uiPriority="69"/>
-    <w:lsdException w:name="Dark List Accent 4" w:uiPriority="70"/>
-    <w:lsdException w:name="Colorful Shading Accent 4" w:uiPriority="71"/>
-    <w:lsdException w:name="Colorful List Accent 4" w:uiPriority="72"/>
-    <w:lsdException w:name="Colorful Grid Accent 4" w:uiPriority="73"/>
-    <w:lsdException w:name="Light Shading Accent 5" w:uiPriority="60"/>
-    <w:lsdException w:name="Light List Accent 5" w:uiPriority="61"/>
-    <w:lsdException w:name="Light Grid Accent 5" w:uiPriority="62"/>
-    <w:lsdException w:name="Medium Shading 1 Accent 5" w:uiPriority="63"/>
-    <w:lsdException w:name="Medium Shading 2 Accent 5" w:uiPriority="64"/>
-    <w:lsdException w:name="Medium List 1 Accent 5" w:uiPriority="65"/>
-    <w:lsdException w:name="Medium List 2 Accent 5" w:uiPriority="66"/>
-    <w:lsdException w:name="Medium Grid 1 Accent 5" w:uiPriority="67"/>
-    <w:lsdException w:name="Medium Grid 2 Accent 5" w:uiPriority="68"/>
-    <w:lsdException w:name="Medium Grid 3 Accent 5" w:uiPriority="69"/>
-    <w:lsdException w:name="Dark List Accent 5" w:uiPriority="70"/>
-    <w:lsdException w:name="Colorful Shading Accent 5" w:uiPriority="71"/>
-    <w:lsdException w:name="Colorful List Accent 5" w:uiPriority="72"/>
-    <w:lsdException w:name="Colorful Grid Accent 5" w:uiPriority="73"/>
-    <w:lsdException w:name="Light Shading Accent 6" w:uiPriority="60"/>
-    <w:lsdException w:name="Light List Accent 6" w:uiPriority="61"/>
-    <w:lsdException w:name="Light Grid Accent 6" w:uiPriority="62"/>
-    <w:lsdException w:name="Medium Shading 1 Accent 6" w:uiPriority="63"/>
-    <w:lsdException w:name="Medium Shading 2 Accent 6" w:uiPriority="64"/>
-    <w:lsdException w:name="Medium List 1 Accent 6" w:uiPriority="65"/>
-    <w:lsdException w:name="Medium List 2 Accent 6" w:uiPriority="66"/>
-    <w:lsdException w:name="Medium Grid 1 Accent 6" w:uiPriority="67"/>
-    <w:lsdException w:name="Medium Grid 2 Accent 6" w:uiPriority="68"/>
-    <w:lsdException w:name="Medium Grid 3 Accent 6" w:uiPriority="69"/>
-    <w:lsdException w:name="Dark List Accent 6" w:uiPriority="70"/>
-    <w:lsdException w:name="Colorful Shading Accent 6" w:uiPriority="71"/>
-    <w:lsdException w:name="Colorful List Accent 6" w:uiPriority="72"/>
-    <w:lsdException w:name="Colorful Grid Accent 6" w:uiPriority="73"/>
-    <w:lsdException w:name="Subtle Emphasis" w:uiPriority="19" w:qFormat="1"/>
-    <w:lsdException w:name="Intense Emphasis" w:uiPriority="21" w:qFormat="1"/>
-    <w:lsdException w:name="Subtle Reference" w:uiPriority="31" w:qFormat="1"/>
-    <w:lsdException w:name="Intense Reference" w:uiPriority="32" w:qFormat="1"/>
-    <w:lsdException w:name="Book Title" w:uiPriority="33" w:qFormat="1"/>
-    <w:lsdException w:name="Bibliography" w:semiHidden="1" w:uiPriority="37" w:unhideWhenUsed="1"/>
-    <w:lsdException w:name="TOC Heading" w:semiHidden="1" w:uiPriority="39" w:unhideWhenUsed="1" w:qFormat="1"/>
-    <w:lsdException w:name="Plain Table 1" w:uiPriority="41"/>
-    <w:lsdException w:name="Plain Table 2" w:uiPriority="42"/>
-    <w:lsdException w:name="Plain Table 3" w:uiPriority="43"/>
-    <w:lsdException w:name="Plain Table 4" w:uiPriority="44"/>
-    <w:lsdException w:name="Plain Table 5" w:uiPriority="45"/>
-    <w:lsdException w:name="Grid Table Light" w:uiPriority="40"/>
-    <w:lsdException w:name="Grid Table 1 Light" w:uiPriority="46"/>
-    <w:lsdException w:name="Grid Table 2" w:uiPriority="47"/>
-    <w:lsdException w:name="Grid Table 3" w:uiPriority="48"/>
-    <w:lsdException w:name="Grid Table 4" w:uiPriority="49"/>
-    <w:lsdException w:name="Grid Table 5 Dark" w:uiPriority="50"/>
-    <w:lsdException w:name="Grid Table 6 Colorful" w:uiPriority="51"/>
-    <w:lsdException w:name="Grid Table 7 Colorful" w:uiPriority="52"/>
-    <w:lsdException w:name="Grid Table 1 Light Accent 1" w:uiPriority="46"/>
-    <w:lsdException w:name="Grid Table 2 Accent 1" w:uiPriority="47"/>
-    <w:lsdException w:name="Grid Table 3 Accent 1" w:uiPriority="48"/>
-    <w:lsdException w:name="Grid Table 4 Accent 1" w:uiPriority="49"/>
-    <w:lsdException w:name="Grid Table 5 Dark Accent 1" w:uiPriority="50"/>
-    <w:lsdException w:name="Grid Table 6 Colorful Accent 1" w:uiPriority="51"/>
-    <w:lsdException w:name="Grid Table 7 Colorful Accent 1" w:uiPriority="52"/>
-    <w:lsdException w:name="Grid Table 1 Light Accent 2" w:uiPriority="46"/>
-    <w:lsdException w:name="Grid Table 2 Accent 2" w:uiPriority="47"/>
-    <w:lsdException w:name="Grid Table 3 Accent 2" w:uiPriority="48"/>
-    <w:lsdException w:name="Grid Table 4 Accent 2" w:uiPriority="49"/>
-    <w:lsdException w:name="Grid Table 5 Dark Accent 2" w:uiPriority="50"/>
-    <w:lsdException w:name="Grid Table 6 Colorful Accent 2" w:uiPriority="51"/>
-    <w:lsdException w:name="Grid Table 7 Colorful Accent 2" w:uiPriority="52"/>
-    <w:lsdException w:name="Grid Table 1 Light Accent 3" w:uiPriority="46"/>
-    <w:lsdException w:name="Grid Table 2 Accent 3" w:uiPriority="47"/>
-    <w:lsdException w:name="Grid Table 3 Accent 3" w:uiPriority="48"/>
-    <w:lsdException w:name="Grid Table 4 Accent 3" w:uiPriority="49"/>
-    <w:lsdException w:name="Grid Table 5 Dark Accent 3" w:uiPriority="50"/>
-    <w:lsdException w:name="Grid Table 6 Colorful Accent 3" w:uiPriority="51"/>
-    <w:lsdException w:name="Grid Table 7 Colorful Accent 3" w:uiPriority="52"/>
-    <w:lsdException w:name="Grid Table 1 Light Accent 4" w:uiPriority="46"/>
-    <w:lsdException w:name="Grid Table 2 Accent 4" w:uiPriority="47"/>
-    <w:lsdException w:name="Grid Table 3 Accent 4" w:uiPriority="48"/>
-    <w:lsdException w:name="Grid Table 4 Accent 4" w:uiPriority="49"/>
-    <w:lsdException w:name="Grid Table 5 Dark Accent 4" w:uiPriority="50"/>
-    <w:lsdException w:name="Grid Table 6 Colorful Accent 4" w:uiPriority="51"/>
-    <w:lsdException w:name="Grid Table 7 Colorful Accent 4" w:uiPriority="52"/>
-    <w:lsdException w:name="Grid Table 1 Light Accent 5" w:uiPriority="46"/>
-    <w:lsdException w:name="Grid Table 2 Accent 5" w:uiPriority="47"/>
-    <w:lsdException w:name="Grid Table 3 Accent 5" w:uiPriority="48"/>
-    <w:lsdException w:name="Grid Table 4 Accent 5" w:uiPriority="49"/>
-    <w:lsdException w:name="Grid Table 5 Dark Accent 5" w:uiPriority="50"/>
-    <w:lsdException w:name="Grid Table 6 Colorful Accent 5" w:uiPriority="51"/>
-    <w:lsdException w:name="Grid Table 7 Colorful Accent 5" w:uiPriority="52"/>
-    <w:lsdException w:name="Grid Table 1 Light Accent 6" w:uiPriority="46"/>
-    <w:lsdException w:name="Grid Table 2 Accent 6" w:uiPriority="47"/>
-    <w:lsdException w:name="Grid Table 3 Accent 6" w:uiPriority="48"/>
-    <w:lsdException w:name="Grid Table 4 Accent 6" w:uiPriority="49"/>
-    <w:lsdException w:name="Grid Table 5 Dark Accent 6" w:uiPriority="50"/>
-    <w:lsdException w:name="Grid Table 6 Colorful Accent 6" w:uiPriority="51"/>
-    <w:lsdException w:name="Grid Table 7 Colorful Accent 6" w:uiPriority="52"/>
-    <w:lsdException w:name="List Table 1 Light" w:uiPriority="46"/>
-    <w:lsdException w:name="List Table 2" w:uiPriority="47"/>
-    <w:lsdException w:name="List Table 3" w:uiPriority="48"/>
-    <w:lsdException w:name="List Table 4" w:uiPriority="49"/>
-    <w:lsdException w:name="List Table 5 Dark" w:uiPriority="50"/>
-    <w:lsdException w:name="List Table 6 Colorful" w:uiPriority="51"/>
-    <w:lsdException w:name="List Table 7 Colorful" w:uiPriority="52"/>
-    <w:lsdException w:name="List Table 1 Light Accent 1" w:uiPriority="46"/>
-    <w:lsdException w:name="List Table 2 Accent 1" w:uiPriority="47"/>
-    <w:lsdException w:name="List Table 3 Accent 1" w:uiPriority="48"/>
-    <w:lsdException w:name="List Table 4 Accent 1" w:uiPriority="49"/>
-    <w:lsdException w:name="List Table 5 Dark Accent 1" w:uiPriority="50"/>
-    <w:lsdException w:name="List Table 6 Colorful Accent 1" w:uiPriority="51"/>
-    <w:lsdException w:name="List Table 7 Colorful Accent 1" w:uiPriority="52"/>
-    <w:lsdException w:name="List Table 1 Light Accent 2" w:uiPriority="46"/>
-    <w:lsdException w:name="List Table 2 Accent 2" w:uiPriority="47"/>
-    <w:lsdException w:name="List Table 3 Accent 2" w:uiPriority="48"/>
-    <w:lsdException w:name="List Table 4 Accent 2" w:uiPriority="49"/>
-    <w:lsdException w:name="List Table 5 Dark Accent 2" w:uiPriority="50"/>
-    <w:lsdException w:name="List Table 6 Colorful Accent 2" w:uiPriority="51"/>
-    <w:lsdException w:name="List Table 7 Colorful Accent 2" w:uiPriority="52"/>
-    <w:lsdException w:name="List Table 1 Light Accent 3" w:uiPriority="46"/>
-    <w:lsdException w:name="List Table 2 Accent 3" w:uiPriority="47"/>
-    <w:lsdException w:name="List Table 3 Accent 3" w:uiPriority="48"/>
-    <w:lsdException w:name="List Table 4 Accent 3" w:uiPriority="49"/>
-    <w:lsdException w:name="List Table 5 Dark Accent 3" w:uiPriority="50"/>
-    <w:lsdException w:name="List Table 6 Colorful Accent 3" w:uiPriority="51"/>
-    <w:lsdException w:name="List Table 7 Colorful Accent 3" w:uiPriority="52"/>
-    <w:lsdException w:name="List Table 1 Light Accent 4" w:uiPriority="46"/>
-    <w:lsdException w:name="List Table 2 Accent 4" w:uiPriority="47"/>
-    <w:lsdException w:name="List Table 3 Accent 4" w:uiPriority="48"/>
-    <w:lsdException w:name="List Table 4 Accent 4" w:uiPriority="49"/>
-    <w:lsdException w:name="List Table 5 Dark Accent 4" w:uiPriority="50"/>
-    <w:lsdException w:name="List Table 6 Colorful Accent 4" w:uiPriority="51"/>
-    <w:lsdException w:name="List Table 7 Colorful Accent 4" w:uiPriority="52"/>
-    <w:lsdException w:name="List Table 1 Light Accent 5" w:uiPriority="46"/>
-    <w:lsdException w:name="List Table 2 Accent 5" w:uiPriority="47"/>
-    <w:lsdException w:name="List Table 3 Accent 5" w:uiPriority="48"/>
-    <w:lsdException w:name="List Table 4 Accent 5" w:uiPriority="49"/>
-    <w:lsdException w:name="List Table 5 Dark Accent 5" w:uiPriority="50"/>
-    <w:lsdException w:name="List Table 6 Colorful Accent 5" w:uiPriority="51"/>
-    <w:lsdException w:name="List Table 7 Colorful Accent 5" w:uiPriority="52"/>
-    <w:lsdException w:name="List Table 1 Light Accent 6" w:uiPriority="46"/>
-    <w:lsdException w:name="List Table 2 Accent 6" w:uiPriority="47"/>
-    <w:lsdException w:name="List Table 3 Accent 6" w:uiPriority="48"/>
-    <w:lsdException w:name="List Table 4 Accent 6" w:uiPriority="49"/>
-    <w:lsdException w:name="List Table 5 Dark Accent 6" w:uiPriority="50"/>
-    <w:lsdException w:name="List Table 6 Colorful Accent 6" w:uiPriority="51"/>
-    <w:lsdException w:name="List Table 7 Colorful Accent 6" w:uiPriority="52"/>
-    <w:lsdException w:name="Mention" w:semiHidden="1" w:unhideWhenUsed="1"/>
-    <w:lsdException w:name="Smart Hyperlink" w:semiHidden="1" w:unhideWhenUsed="1"/>
-    <w:lsdException w:name="Hashtag" w:semiHidden="1" w:unhideWhenUsed="1"/>
-    <w:lsdException w:name="Unresolved Mention" w:semiHidden="1" w:unhideWhenUsed="1"/>
+  <w:latentStyles w:defLockedState="0" w:defUIPriority="99" w:defSemiHidden="1" w:defUnhideWhenUsed="1" w:defQFormat="0" w:count="267">
+    <w:lsdException w:name="Normal" w:semiHidden="0" w:uiPriority="0" w:unhideWhenUsed="0" w:qFormat="1"/>
+    <w:lsdException w:name="heading 1" w:semiHidden="0" w:uiPriority="9" w:unhideWhenUsed="0" w:qFormat="1"/>
+    <w:lsdException w:name="heading 2" w:uiPriority="9" w:qFormat="1"/>
+    <w:lsdException w:name="heading 3" w:uiPriority="9" w:qFormat="1"/>
+    <w:lsdException w:name="heading 4" w:uiPriority="9" w:qFormat="1"/>
+    <w:lsdException w:name="heading 5" w:uiPriority="9" w:qFormat="1"/>
+    <w:lsdException w:name="heading 6" w:uiPriority="9" w:qFormat="1"/>
+    <w:lsdException w:name="heading 7" w:uiPriority="9" w:qFormat="1"/>
+    <w:lsdException w:name="heading 8" w:uiPriority="9" w:qFormat="1"/>
+    <w:lsdException w:name="heading 9" w:uiPriority="9" w:qFormat="1"/>
+    <w:lsdException w:name="toc 1" w:uiPriority="39"/>
+    <w:lsdException w:name="toc 2" w:uiPriority="39"/>
+    <w:lsdException w:name="toc 3" w:uiPriority="39"/>
+    <w:lsdException w:name="toc 4" w:uiPriority="39"/>
+    <w:lsdException w:name="toc 5" w:uiPriority="39"/>
+    <w:lsdException w:name="toc 6" w:uiPriority="39"/>
+    <w:lsdException w:name="toc 7" w:uiPriority="39"/>
+    <w:lsdException w:name="toc 8" w:uiPriority="39"/>
+    <w:lsdException w:name="toc 9" w:uiPriority="39"/>
+    <w:lsdException w:name="caption" w:uiPriority="35" w:qFormat="1"/>
+    <w:lsdException w:name="Title" w:semiHidden="0" w:uiPriority="10" w:unhideWhenUsed="0" w:qFormat="1"/>
+    <w:lsdException w:name="Default Paragraph Font" w:uiPriority="1"/>
+    <w:lsdException w:name="Subtitle" w:semiHidden="0" w:uiPriority="11" w:unhideWhenUsed="0" w:qFormat="1"/>
+    <w:lsdException w:name="Strong" w:semiHidden="0" w:uiPriority="22" w:unhideWhenUsed="0" w:qFormat="1"/>
+    <w:lsdException w:name="Emphasis" w:semiHidden="0" w:uiPriority="20" w:unhideWhenUsed="0" w:qFormat="1"/>
+    <w:lsdException w:name="Table Grid" w:semiHidden="0" w:uiPriority="39" w:unhideWhenUsed="0" w:qFormat="1"/>
+    <w:lsdException w:name="Placeholder Text" w:unhideWhenUsed="0"/>
+    <w:lsdException w:name="No Spacing" w:semiHidden="0" w:uiPriority="1" w:unhideWhenUsed="0" w:qFormat="1"/>
+    <w:lsdException w:name="Light Shading" w:semiHidden="0" w:uiPriority="60" w:unhideWhenUsed="0"/>
+    <w:lsdException w:name="Light List" w:semiHidden="0" w:uiPriority="61" w:unhideWhenUsed="0"/>
+    <w:lsdException w:name="Light Grid" w:semiHidden="0" w:uiPriority="62" w:unhideWhenUsed="0"/>
+    <w:lsdException w:name="Medium Shading 1" w:semiHidden="0" w:uiPriority="63" w:unhideWhenUsed="0"/>
+    <w:lsdException w:name="Medium Shading 2" w:semiHidden="0" w:uiPriority="64" w:unhideWhenUsed="0"/>
+    <w:lsdException w:name="Medium List 1" w:semiHidden="0" w:uiPriority="65" w:unhideWhenUsed="0"/>
+    <w:lsdException w:name="Medium List 2" w:semiHidden="0" w:uiPriority="66" w:unhideWhenUsed="0"/>
+    <w:lsdException w:name="Medium Grid 1" w:semiHidden="0" w:uiPriority="67" w:unhideWhenUsed="0"/>
+    <w:lsdException w:name="Medium Grid 2" w:semiHidden="0" w:uiPriority="68" w:unhideWhenUsed="0"/>
+    <w:lsdException w:name="Medium Grid 3" w:semiHidden="0" w:uiPriority="69" w:unhideWhenUsed="0"/>
+    <w:lsdException w:name="Dark List" w:semiHidden="0" w:uiPriority="70" w:unhideWhenUsed="0"/>
+    <w:lsdException w:name="Colorful Shading" w:semiHidden="0" w:uiPriority="71" w:unhideWhenUsed="0"/>
+    <w:lsdException w:name="Colorful List" w:semiHidden="0" w:uiPriority="72" w:unhideWhenUsed="0"/>
+    <w:lsdException w:name="Colorful Grid" w:semiHidden="0" w:uiPriority="73" w:unhideWhenUsed="0"/>
+    <w:lsdException w:name="Light Shading Accent 1" w:semiHidden="0" w:uiPriority="60" w:unhideWhenUsed="0"/>
+    <w:lsdException w:name="Light List Accent 1" w:semiHidden="0" w:uiPriority="61" w:unhideWhenUsed="0"/>
+    <w:lsdException w:name="Light Grid Accent 1" w:semiHidden="0" w:uiPriority="62" w:unhideWhenUsed="0"/>
+    <w:lsdException w:name="Medium Shading 1 Accent 1" w:semiHidden="0" w:uiPriority="63" w:unhideWhenUsed="0"/>
+    <w:lsdException w:name="Medium Shading 2 Accent 1" w:semiHidden="0" w:uiPriority="64" w:unhideWhenUsed="0"/>
+    <w:lsdException w:name="Medium List 1 Accent 1" w:semiHidden="0" w:uiPriority="65" w:unhideWhenUsed="0"/>
+    <w:lsdException w:name="Revision" w:unhideWhenUsed="0"/>
+    <w:lsdException w:name="List Paragraph" w:semiHidden="0" w:uiPriority="34" w:unhideWhenUsed="0" w:qFormat="1"/>
+    <w:lsdException w:name="Quote" w:semiHidden="0" w:uiPriority="29" w:unhideWhenUsed="0" w:qFormat="1"/>
+    <w:lsdException w:name="Intense Quote" w:semiHidden="0" w:uiPriority="30" w:unhideWhenUsed="0" w:qFormat="1"/>
+    <w:lsdException w:name="Medium List 2 Accent 1" w:semiHidden="0" w:uiPriority="66" w:unhideWhenUsed="0"/>
+    <w:lsdException w:name="Medium Grid 1 Accent 1" w:semiHidden="0" w:uiPriority="67" w:unhideWhenUsed="0"/>
+    <w:lsdException w:name="Medium Grid 2 Accent 1" w:semiHidden="0" w:uiPriority="68" w:unhideWhenUsed="0"/>
+    <w:lsdException w:name="Medium Grid 3 Accent 1" w:semiHidden="0" w:uiPriority="69" w:unhideWhenUsed="0"/>
+    <w:lsdException w:name="Dark List Accent 1" w:semiHidden="0" w:uiPriority="70" w:unhideWhenUsed="0"/>
+    <w:lsdException w:name="Colorful Shading Accent 1" w:semiHidden="0" w:uiPriority="71" w:unhideWhenUsed="0"/>
+    <w:lsdException w:name="Colorful List Accent 1" w:semiHidden="0" w:uiPriority="72" w:unhideWhenUsed="0"/>
+    <w:lsdException w:name="Colorful Grid Accent 1" w:semiHidden="0" w:uiPriority="73" w:unhideWhenUsed="0"/>
+    <w:lsdException w:name="Light Shading Accent 2" w:semiHidden="0" w:uiPriority="60" w:unhideWhenUsed="0"/>
+    <w:lsdException w:name="Light List Accent 2" w:semiHidden="0" w:uiPriority="61" w:unhideWhenUsed="0"/>
+    <w:lsdException w:name="Light Grid Accent 2" w:semiHidden="0" w:uiPriority="62" w:unhideWhenUsed="0"/>
+    <w:lsdException w:name="Medium Shading 1 Accent 2" w:semiHidden="0" w:uiPriority="63" w:unhideWhenUsed="0"/>
+    <w:lsdException w:name="Medium Shading 2 Accent 2" w:semiHidden="0" w:uiPriority="64" w:unhideWhenUsed="0"/>
+    <w:lsdException w:name="Medium List 1 Accent 2" w:semiHidden="0" w:uiPriority="65" w:unhideWhenUsed="0"/>
+    <w:lsdException w:name="Medium List 2 Accent 2" w:semiHidden="0" w:uiPriority="66" w:unhideWhenUsed="0"/>
+    <w:lsdException w:name="Medium Grid 1 Accent 2" w:semiHidden="0" w:uiPriority="67" w:unhideWhenUsed="0"/>
+    <w:lsdException w:name="Medium Grid 2 Accent 2" w:semiHidden="0" w:uiPriority="68" w:unhideWhenUsed="0"/>
+    <w:lsdException w:name="Medium Grid 3 Accent 2" w:semiHidden="0" w:uiPriority="69" w:unhideWhenUsed="0"/>
+    <w:lsdException w:name="Dark List Accent 2" w:semiHidden="0" w:uiPriority="70" w:unhideWhenUsed="0"/>
+    <w:lsdException w:name="Colorful Shading Accent 2" w:semiHidden="0" w:uiPriority="71" w:unhideWhenUsed="0"/>
+    <w:lsdException w:name="Colorful List Accent 2" w:semiHidden="0" w:uiPriority="72" w:unhideWhenUsed="0"/>
+    <w:lsdException w:name="Colorful Grid Accent 2" w:semiHidden="0" w:uiPriority="73" w:unhideWhenUsed="0"/>
+    <w:lsdException w:name="Light Shading Accent 3" w:semiHidden="0" w:uiPriority="60" w:unhideWhenUsed="0"/>
+    <w:lsdException w:name="Light List Accent 3" w:semiHidden="0" w:uiPriority="61" w:unhideWhenUsed="0"/>
+    <w:lsdException w:name="Light Grid Accent 3" w:semiHidden="0" w:uiPriority="62" w:unhideWhenUsed="0"/>
+    <w:lsdException w:name="Medium Shading 1 Accent 3" w:semiHidden="0" w:uiPriority="63" w:unhideWhenUsed="0"/>
+    <w:lsdException w:name="Medium Shading 2 Accent 3" w:semiHidden="0" w:uiPriority="64" w:unhideWhenUsed="0"/>
+    <w:lsdException w:name="Medium List 1 Accent 3" w:semiHidden="0" w:uiPriority="65" w:unhideWhenUsed="0"/>
+    <w:lsdException w:name="Medium List 2 Accent 3" w:semiHidden="0" w:uiPriority="66" w:unhideWhenUsed="0"/>
+    <w:lsdException w:name="Medium Grid 1 Accent 3" w:semiHidden="0" w:uiPriority="67" w:unhideWhenUsed="0"/>
+    <w:lsdException w:name="Medium Grid 2 Accent 3" w:semiHidden="0" w:uiPriority="68" w:unhideWhenUsed="0"/>
+    <w:lsdException w:name="Medium Grid 3 Accent 3" w:semiHidden="0" w:uiPriority="69" w:unhideWhenUsed="0"/>
+    <w:lsdException w:name="Dark List Accent 3" w:semiHidden="0" w:uiPriority="70" w:unhideWhenUsed="0"/>
+    <w:lsdException w:name="Colorful Shading Accent 3" w:semiHidden="0" w:uiPriority="71" w:unhideWhenUsed="0"/>
+    <w:lsdException w:name="Colorful List Accent 3" w:semiHidden="0" w:uiPriority="72" w:unhideWhenUsed="0"/>
+    <w:lsdException w:name="Colorful Grid Accent 3" w:semiHidden="0" w:uiPriority="73" w:unhideWhenUsed="0"/>
+    <w:lsdException w:name="Light Shading Accent 4" w:semiHidden="0" w:uiPriority="60" w:unhideWhenUsed="0"/>
+    <w:lsdException w:name="Light List Accent 4" w:semiHidden="0" w:uiPriority="61" w:unhideWhenUsed="0"/>
+    <w:lsdException w:name="Light Grid Accent 4" w:semiHidden="0" w:uiPriority="62" w:unhideWhenUsed="0"/>
+    <w:lsdException w:name="Medium Shading 1 Accent 4" w:semiHidden="0" w:uiPriority="63" w:unhideWhenUsed="0"/>
+    <w:lsdException w:name="Medium Shading 2 Accent 4" w:semiHidden="0" w:uiPriority="64" w:unhideWhenUsed="0"/>
+    <w:lsdException w:name="Medium List 1 Accent 4" w:semiHidden="0" w:uiPriority="65" w:unhideWhenUsed="0"/>
+    <w:lsdException w:name="Medium List 2 Accent 4" w:semiHidden="0" w:uiPriority="66" w:unhideWhenUsed="0"/>
+    <w:lsdException w:name="Medium Grid 1 Accent 4" w:semiHidden="0" w:uiPriority="67" w:unhideWhenUsed="0"/>
+    <w:lsdException w:name="Medium Grid 2 Accent 4" w:semiHidden="0" w:uiPriority="68" w:unhideWhenUsed="0"/>
+    <w:lsdException w:name="Medium Grid 3 Accent 4" w:semiHidden="0" w:uiPriority="69" w:unhideWhenUsed="0"/>
+    <w:lsdException w:name="Dark List Accent 4" w:semiHidden="0" w:uiPriority="70" w:unhideWhenUsed="0"/>
+    <w:lsdException w:name="Colorful Shading Accent 4" w:semiHidden="0" w:uiPriority="71" w:unhideWhenUsed="0"/>
+    <w:lsdException w:name="Colorful List Accent 4" w:semiHidden="0" w:uiPriority="72" w:unhideWhenUsed="0"/>
+    <w:lsdException w:name="Colorful Grid Accent 4" w:semiHidden="0" w:uiPriority="73" w:unhideWhenUsed="0"/>
+    <w:lsdException w:name="Light Shading Accent 5" w:semiHidden="0" w:uiPriority="60" w:unhideWhenUsed="0"/>
+    <w:lsdException w:name="Light List Accent 5" w:semiHidden="0" w:uiPriority="61" w:unhideWhenUsed="0"/>
+    <w:lsdException w:name="Light Grid Accent 5" w:semiHidden="0" w:uiPriority="62" w:unhideWhenUsed="0"/>
+    <w:lsdException w:name="Medium Shading 1 Accent 5" w:semiHidden="0" w:uiPriority="63" w:unhideWhenUsed="0"/>
+    <w:lsdException w:name="Medium Shading 2 Accent 5" w:semiHidden="0" w:uiPriority="64" w:unhideWhenUsed="0"/>
+    <w:lsdException w:name="Medium List 1 Accent 5" w:semiHidden="0" w:uiPriority="65" w:unhideWhenUsed="0"/>
+    <w:lsdException w:name="Medium List 2 Accent 5" w:semiHidden="0" w:uiPriority="66" w:unhideWhenUsed="0"/>
+    <w:lsdException w:name="Medium Grid 1 Accent 5" w:semiHidden="0" w:uiPriority="67" w:unhideWhenUsed="0"/>
+    <w:lsdException w:name="Medium Grid 2 Accent 5" w:semiHidden="0" w:uiPriority="68" w:unhideWhenUsed="0"/>
+    <w:lsdException w:name="Medium Grid 3 Accent 5" w:semiHidden="0" w:uiPriority="69" w:unhideWhenUsed="0"/>
+    <w:lsdException w:name="Dark List Accent 5" w:semiHidden="0" w:uiPriority="70" w:unhideWhenUsed="0"/>
+    <w:lsdException w:name="Colorful Shading Accent 5" w:semiHidden="0" w:uiPriority="71" w:unhideWhenUsed="0"/>
+    <w:lsdException w:name="Colorful List Accent 5" w:semiHidden="0" w:uiPriority="72" w:unhideWhenUsed="0"/>
+    <w:lsdException w:name="Colorful Grid Accent 5" w:semiHidden="0" w:uiPriority="73" w:unhideWhenUsed="0"/>
+    <w:lsdException w:name="Light Shading Accent 6" w:semiHidden="0" w:uiPriority="60" w:unhideWhenUsed="0"/>
+    <w:lsdException w:name="Light List Accent 6" w:semiHidden="0" w:uiPriority="61" w:unhideWhenUsed="0"/>
+    <w:lsdException w:name="Light Grid Accent 6" w:semiHidden="0" w:uiPriority="62" w:unhideWhenUsed="0"/>
+    <w:lsdException w:name="Medium Shading 1 Accent 6" w:semiHidden="0" w:uiPriority="63" w:unhideWhenUsed="0"/>
+    <w:lsdException w:name="Medium Shading 2 Accent 6" w:semiHidden="0" w:uiPriority="64" w:unhideWhenUsed="0"/>
+    <w:lsdException w:name="Medium List 1 Accent 6" w:semiHidden="0" w:uiPriority="65" w:unhideWhenUsed="0"/>
+    <w:lsdException w:name="Medium List 2 Accent 6" w:semiHidden="0" w:uiPriority="66" w:unhideWhenUsed="0"/>
+    <w:lsdException w:name="Medium Grid 1 Accent 6" w:semiHidden="0" w:uiPriority="67" w:unhideWhenUsed="0"/>
+    <w:lsdException w:name="Medium Grid 2 Accent 6" w:semiHidden="0" w:uiPriority="68" w:unhideWhenUsed="0"/>
+    <w:lsdException w:name="Medium Grid 3 Accent 6" w:semiHidden="0" w:uiPriority="69" w:unhideWhenUsed="0"/>
+    <w:lsdException w:name="Dark List Accent 6" w:semiHidden="0" w:uiPriority="70" w:unhideWhenUsed="0"/>
+    <w:lsdException w:name="Colorful Shading Accent 6" w:semiHidden="0" w:uiPriority="71" w:unhideWhenUsed="0"/>
+    <w:lsdException w:name="Colorful List Accent 6" w:semiHidden="0" w:uiPriority="72" w:unhideWhenUsed="0"/>
+    <w:lsdException w:name="Colorful Grid Accent 6" w:semiHidden="0" w:uiPriority="73" w:unhideWhenUsed="0"/>
+    <w:lsdException w:name="Subtle Emphasis" w:semiHidden="0" w:uiPriority="19" w:unhideWhenUsed="0" w:qFormat="1"/>
+    <w:lsdException w:name="Intense Emphasis" w:semiHidden="0" w:uiPriority="21" w:unhideWhenUsed="0" w:qFormat="1"/>
+    <w:lsdException w:name="Subtle Reference" w:semiHidden="0" w:uiPriority="31" w:unhideWhenUsed="0" w:qFormat="1"/>
+    <w:lsdException w:name="Intense Reference" w:semiHidden="0" w:uiPriority="32" w:unhideWhenUsed="0" w:qFormat="1"/>
+    <w:lsdException w:name="Book Title" w:semiHidden="0" w:uiPriority="33" w:unhideWhenUsed="0" w:qFormat="1"/>
+    <w:lsdException w:name="Bibliography" w:uiPriority="37"/>
+    <w:lsdException w:name="TOC Heading" w:uiPriority="39" w:qFormat="1"/>
   </w:latentStyles>
   <w:style w:type="paragraph" w:default="1" w:styleId="a">
     <w:name w:val="Normal"/>
@@ -5856,6 +5418,7 @@
   <w:style w:type="character" w:default="1" w:styleId="a0">
     <w:name w:val="Default Paragraph Font"/>
     <w:uiPriority w:val="1"/>
+    <w:semiHidden/>
     <w:unhideWhenUsed/>
   </w:style>
   <w:style w:type="table" w:default="1" w:styleId="a1">
@@ -6050,7 +5613,7 @@
     </w:rPr>
   </w:style>
   <w:style w:type="character" w:customStyle="1" w:styleId="a5">
-    <w:name w:val="Заголовок Знак"/>
+    <w:name w:val="Название Знак"/>
     <w:basedOn w:val="a0"/>
     <w:link w:val="a4"/>
     <w:uiPriority w:val="10"/>
@@ -6562,6 +6125,1161 @@
       <w:color w:val="954F72" w:themeColor="followedHyperlink"/>
       <w:u w:val="single"/>
     </w:rPr>
+  </w:style>
+  <w:style w:type="table" w:styleId="afe">
+    <w:name w:val="Table Grid"/>
+    <w:basedOn w:val="a1"/>
+    <w:uiPriority w:val="39"/>
+    <w:qFormat/>
+    <w:rsid w:val="00CB4287"/>
+    <w:pPr>
+      <w:spacing w:after="0" w:line="240" w:lineRule="auto"/>
+    </w:pPr>
+    <w:rPr>
+      <w:rFonts w:eastAsiaTheme="minorHAnsi"/>
+      <w:sz w:val="22"/>
+      <w:szCs w:val="22"/>
+    </w:rPr>
+    <w:tblPr>
+      <w:tblInd w:w="0" w:type="dxa"/>
+      <w:tblBorders>
+        <w:top w:val="single" w:sz="4" w:space="0" w:color="auto"/>
+        <w:left w:val="single" w:sz="4" w:space="0" w:color="auto"/>
+        <w:bottom w:val="single" w:sz="4" w:space="0" w:color="auto"/>
+        <w:right w:val="single" w:sz="4" w:space="0" w:color="auto"/>
+        <w:insideH w:val="single" w:sz="4" w:space="0" w:color="auto"/>
+        <w:insideV w:val="single" w:sz="4" w:space="0" w:color="auto"/>
+      </w:tblBorders>
+      <w:tblCellMar>
+        <w:top w:w="0" w:type="dxa"/>
+        <w:left w:w="108" w:type="dxa"/>
+        <w:bottom w:w="0" w:type="dxa"/>
+        <w:right w:w="108" w:type="dxa"/>
+      </w:tblCellMar>
+    </w:tblPr>
+  </w:style>
+</w:styles>
+</file>
+
+<file path=word/stylesWithEffects.xml><?xml version="1.0" encoding="utf-8"?>
+<w:styles xmlns:wpc="http://schemas.microsoft.com/office/word/2010/wordprocessingCanvas" xmlns:mc="http://schemas.openxmlformats.org/markup-compatibility/2006" xmlns:o="urn:schemas-microsoft-com:office:office" xmlns:r="http://schemas.openxmlformats.org/officeDocument/2006/relationships" xmlns:m="http://schemas.openxmlformats.org/officeDocument/2006/math" xmlns:v="urn:schemas-microsoft-com:vml" xmlns:wp14="http://schemas.microsoft.com/office/word/2010/wordprocessingDrawing" xmlns:wp="http://schemas.openxmlformats.org/drawingml/2006/wordprocessingDrawing" xmlns:w10="urn:schemas-microsoft-com:office:word" xmlns:w="http://schemas.openxmlformats.org/wordprocessingml/2006/main" xmlns:w14="http://schemas.microsoft.com/office/word/2010/wordml" xmlns:wpg="http://schemas.microsoft.com/office/word/2010/wordprocessingGroup" xmlns:wpi="http://schemas.microsoft.com/office/word/2010/wordprocessingInk" xmlns:wne="http://schemas.microsoft.com/office/word/2006/wordml" xmlns:wps="http://schemas.microsoft.com/office/word/2010/wordprocessingShape" mc:Ignorable="w14 wp14">
+  <w:docDefaults>
+    <w:rPrDefault>
+      <w:rPr>
+        <w:rFonts w:asciiTheme="minorHAnsi" w:eastAsiaTheme="minorEastAsia" w:hAnsiTheme="minorHAnsi" w:cstheme="minorBidi"/>
+        <w:lang w:val="ru-RU" w:eastAsia="en-US" w:bidi="ar-SA"/>
+      </w:rPr>
+    </w:rPrDefault>
+    <w:pPrDefault>
+      <w:pPr>
+        <w:spacing w:after="120" w:line="264" w:lineRule="auto"/>
+      </w:pPr>
+    </w:pPrDefault>
+  </w:docDefaults>
+  <w:latentStyles w:defLockedState="0" w:defUIPriority="99" w:defSemiHidden="1" w:defUnhideWhenUsed="1" w:defQFormat="0" w:count="267">
+    <w:lsdException w:name="Normal" w:semiHidden="0" w:uiPriority="0" w:unhideWhenUsed="0" w:qFormat="1"/>
+    <w:lsdException w:name="heading 1" w:semiHidden="0" w:uiPriority="9" w:unhideWhenUsed="0" w:qFormat="1"/>
+    <w:lsdException w:name="heading 2" w:uiPriority="9" w:qFormat="1"/>
+    <w:lsdException w:name="heading 3" w:uiPriority="9" w:qFormat="1"/>
+    <w:lsdException w:name="heading 4" w:uiPriority="9" w:qFormat="1"/>
+    <w:lsdException w:name="heading 5" w:uiPriority="9" w:qFormat="1"/>
+    <w:lsdException w:name="heading 6" w:uiPriority="9" w:qFormat="1"/>
+    <w:lsdException w:name="heading 7" w:uiPriority="9" w:qFormat="1"/>
+    <w:lsdException w:name="heading 8" w:uiPriority="9" w:qFormat="1"/>
+    <w:lsdException w:name="heading 9" w:uiPriority="9" w:qFormat="1"/>
+    <w:lsdException w:name="toc 1" w:uiPriority="39"/>
+    <w:lsdException w:name="toc 2" w:uiPriority="39"/>
+    <w:lsdException w:name="toc 3" w:uiPriority="39"/>
+    <w:lsdException w:name="toc 4" w:uiPriority="39"/>
+    <w:lsdException w:name="toc 5" w:uiPriority="39"/>
+    <w:lsdException w:name="toc 6" w:uiPriority="39"/>
+    <w:lsdException w:name="toc 7" w:uiPriority="39"/>
+    <w:lsdException w:name="toc 8" w:uiPriority="39"/>
+    <w:lsdException w:name="toc 9" w:uiPriority="39"/>
+    <w:lsdException w:name="caption" w:uiPriority="35" w:qFormat="1"/>
+    <w:lsdException w:name="Title" w:semiHidden="0" w:uiPriority="10" w:unhideWhenUsed="0" w:qFormat="1"/>
+    <w:lsdException w:name="Default Paragraph Font" w:uiPriority="1"/>
+    <w:lsdException w:name="Subtitle" w:semiHidden="0" w:uiPriority="11" w:unhideWhenUsed="0" w:qFormat="1"/>
+    <w:lsdException w:name="Strong" w:semiHidden="0" w:uiPriority="22" w:unhideWhenUsed="0" w:qFormat="1"/>
+    <w:lsdException w:name="Emphasis" w:semiHidden="0" w:uiPriority="20" w:unhideWhenUsed="0" w:qFormat="1"/>
+    <w:lsdException w:name="Table Grid" w:semiHidden="0" w:uiPriority="39" w:unhideWhenUsed="0" w:qFormat="1"/>
+    <w:lsdException w:name="Placeholder Text" w:unhideWhenUsed="0"/>
+    <w:lsdException w:name="No Spacing" w:semiHidden="0" w:uiPriority="1" w:unhideWhenUsed="0" w:qFormat="1"/>
+    <w:lsdException w:name="Light Shading" w:semiHidden="0" w:uiPriority="60" w:unhideWhenUsed="0"/>
+    <w:lsdException w:name="Light List" w:semiHidden="0" w:uiPriority="61" w:unhideWhenUsed="0"/>
+    <w:lsdException w:name="Light Grid" w:semiHidden="0" w:uiPriority="62" w:unhideWhenUsed="0"/>
+    <w:lsdException w:name="Medium Shading 1" w:semiHidden="0" w:uiPriority="63" w:unhideWhenUsed="0"/>
+    <w:lsdException w:name="Medium Shading 2" w:semiHidden="0" w:uiPriority="64" w:unhideWhenUsed="0"/>
+    <w:lsdException w:name="Medium List 1" w:semiHidden="0" w:uiPriority="65" w:unhideWhenUsed="0"/>
+    <w:lsdException w:name="Medium List 2" w:semiHidden="0" w:uiPriority="66" w:unhideWhenUsed="0"/>
+    <w:lsdException w:name="Medium Grid 1" w:semiHidden="0" w:uiPriority="67" w:unhideWhenUsed="0"/>
+    <w:lsdException w:name="Medium Grid 2" w:semiHidden="0" w:uiPriority="68" w:unhideWhenUsed="0"/>
+    <w:lsdException w:name="Medium Grid 3" w:semiHidden="0" w:uiPriority="69" w:unhideWhenUsed="0"/>
+    <w:lsdException w:name="Dark List" w:semiHidden="0" w:uiPriority="70" w:unhideWhenUsed="0"/>
+    <w:lsdException w:name="Colorful Shading" w:semiHidden="0" w:uiPriority="71" w:unhideWhenUsed="0"/>
+    <w:lsdException w:name="Colorful List" w:semiHidden="0" w:uiPriority="72" w:unhideWhenUsed="0"/>
+    <w:lsdException w:name="Colorful Grid" w:semiHidden="0" w:uiPriority="73" w:unhideWhenUsed="0"/>
+    <w:lsdException w:name="Light Shading Accent 1" w:semiHidden="0" w:uiPriority="60" w:unhideWhenUsed="0"/>
+    <w:lsdException w:name="Light List Accent 1" w:semiHidden="0" w:uiPriority="61" w:unhideWhenUsed="0"/>
+    <w:lsdException w:name="Light Grid Accent 1" w:semiHidden="0" w:uiPriority="62" w:unhideWhenUsed="0"/>
+    <w:lsdException w:name="Medium Shading 1 Accent 1" w:semiHidden="0" w:uiPriority="63" w:unhideWhenUsed="0"/>
+    <w:lsdException w:name="Medium Shading 2 Accent 1" w:semiHidden="0" w:uiPriority="64" w:unhideWhenUsed="0"/>
+    <w:lsdException w:name="Medium List 1 Accent 1" w:semiHidden="0" w:uiPriority="65" w:unhideWhenUsed="0"/>
+    <w:lsdException w:name="Revision" w:unhideWhenUsed="0"/>
+    <w:lsdException w:name="List Paragraph" w:semiHidden="0" w:uiPriority="34" w:unhideWhenUsed="0" w:qFormat="1"/>
+    <w:lsdException w:name="Quote" w:semiHidden="0" w:uiPriority="29" w:unhideWhenUsed="0" w:qFormat="1"/>
+    <w:lsdException w:name="Intense Quote" w:semiHidden="0" w:uiPriority="30" w:unhideWhenUsed="0" w:qFormat="1"/>
+    <w:lsdException w:name="Medium List 2 Accent 1" w:semiHidden="0" w:uiPriority="66" w:unhideWhenUsed="0"/>
+    <w:lsdException w:name="Medium Grid 1 Accent 1" w:semiHidden="0" w:uiPriority="67" w:unhideWhenUsed="0"/>
+    <w:lsdException w:name="Medium Grid 2 Accent 1" w:semiHidden="0" w:uiPriority="68" w:unhideWhenUsed="0"/>
+    <w:lsdException w:name="Medium Grid 3 Accent 1" w:semiHidden="0" w:uiPriority="69" w:unhideWhenUsed="0"/>
+    <w:lsdException w:name="Dark List Accent 1" w:semiHidden="0" w:uiPriority="70" w:unhideWhenUsed="0"/>
+    <w:lsdException w:name="Colorful Shading Accent 1" w:semiHidden="0" w:uiPriority="71" w:unhideWhenUsed="0"/>
+    <w:lsdException w:name="Colorful List Accent 1" w:semiHidden="0" w:uiPriority="72" w:unhideWhenUsed="0"/>
+    <w:lsdException w:name="Colorful Grid Accent 1" w:semiHidden="0" w:uiPriority="73" w:unhideWhenUsed="0"/>
+    <w:lsdException w:name="Light Shading Accent 2" w:semiHidden="0" w:uiPriority="60" w:unhideWhenUsed="0"/>
+    <w:lsdException w:name="Light List Accent 2" w:semiHidden="0" w:uiPriority="61" w:unhideWhenUsed="0"/>
+    <w:lsdException w:name="Light Grid Accent 2" w:semiHidden="0" w:uiPriority="62" w:unhideWhenUsed="0"/>
+    <w:lsdException w:name="Medium Shading 1 Accent 2" w:semiHidden="0" w:uiPriority="63" w:unhideWhenUsed="0"/>
+    <w:lsdException w:name="Medium Shading 2 Accent 2" w:semiHidden="0" w:uiPriority="64" w:unhideWhenUsed="0"/>
+    <w:lsdException w:name="Medium List 1 Accent 2" w:semiHidden="0" w:uiPriority="65" w:unhideWhenUsed="0"/>
+    <w:lsdException w:name="Medium List 2 Accent 2" w:semiHidden="0" w:uiPriority="66" w:unhideWhenUsed="0"/>
+    <w:lsdException w:name="Medium Grid 1 Accent 2" w:semiHidden="0" w:uiPriority="67" w:unhideWhenUsed="0"/>
+    <w:lsdException w:name="Medium Grid 2 Accent 2" w:semiHidden="0" w:uiPriority="68" w:unhideWhenUsed="0"/>
+    <w:lsdException w:name="Medium Grid 3 Accent 2" w:semiHidden="0" w:uiPriority="69" w:unhideWhenUsed="0"/>
+    <w:lsdException w:name="Dark List Accent 2" w:semiHidden="0" w:uiPriority="70" w:unhideWhenUsed="0"/>
+    <w:lsdException w:name="Colorful Shading Accent 2" w:semiHidden="0" w:uiPriority="71" w:unhideWhenUsed="0"/>
+    <w:lsdException w:name="Colorful List Accent 2" w:semiHidden="0" w:uiPriority="72" w:unhideWhenUsed="0"/>
+    <w:lsdException w:name="Colorful Grid Accent 2" w:semiHidden="0" w:uiPriority="73" w:unhideWhenUsed="0"/>
+    <w:lsdException w:name="Light Shading Accent 3" w:semiHidden="0" w:uiPriority="60" w:unhideWhenUsed="0"/>
+    <w:lsdException w:name="Light List Accent 3" w:semiHidden="0" w:uiPriority="61" w:unhideWhenUsed="0"/>
+    <w:lsdException w:name="Light Grid Accent 3" w:semiHidden="0" w:uiPriority="62" w:unhideWhenUsed="0"/>
+    <w:lsdException w:name="Medium Shading 1 Accent 3" w:semiHidden="0" w:uiPriority="63" w:unhideWhenUsed="0"/>
+    <w:lsdException w:name="Medium Shading 2 Accent 3" w:semiHidden="0" w:uiPriority="64" w:unhideWhenUsed="0"/>
+    <w:lsdException w:name="Medium List 1 Accent 3" w:semiHidden="0" w:uiPriority="65" w:unhideWhenUsed="0"/>
+    <w:lsdException w:name="Medium List 2 Accent 3" w:semiHidden="0" w:uiPriority="66" w:unhideWhenUsed="0"/>
+    <w:lsdException w:name="Medium Grid 1 Accent 3" w:semiHidden="0" w:uiPriority="67" w:unhideWhenUsed="0"/>
+    <w:lsdException w:name="Medium Grid 2 Accent 3" w:semiHidden="0" w:uiPriority="68" w:unhideWhenUsed="0"/>
+    <w:lsdException w:name="Medium Grid 3 Accent 3" w:semiHidden="0" w:uiPriority="69" w:unhideWhenUsed="0"/>
+    <w:lsdException w:name="Dark List Accent 3" w:semiHidden="0" w:uiPriority="70" w:unhideWhenUsed="0"/>
+    <w:lsdException w:name="Colorful Shading Accent 3" w:semiHidden="0" w:uiPriority="71" w:unhideWhenUsed="0"/>
+    <w:lsdException w:name="Colorful List Accent 3" w:semiHidden="0" w:uiPriority="72" w:unhideWhenUsed="0"/>
+    <w:lsdException w:name="Colorful Grid Accent 3" w:semiHidden="0" w:uiPriority="73" w:unhideWhenUsed="0"/>
+    <w:lsdException w:name="Light Shading Accent 4" w:semiHidden="0" w:uiPriority="60" w:unhideWhenUsed="0"/>
+    <w:lsdException w:name="Light List Accent 4" w:semiHidden="0" w:uiPriority="61" w:unhideWhenUsed="0"/>
+    <w:lsdException w:name="Light Grid Accent 4" w:semiHidden="0" w:uiPriority="62" w:unhideWhenUsed="0"/>
+    <w:lsdException w:name="Medium Shading 1 Accent 4" w:semiHidden="0" w:uiPriority="63" w:unhideWhenUsed="0"/>
+    <w:lsdException w:name="Medium Shading 2 Accent 4" w:semiHidden="0" w:uiPriority="64" w:unhideWhenUsed="0"/>
+    <w:lsdException w:name="Medium List 1 Accent 4" w:semiHidden="0" w:uiPriority="65" w:unhideWhenUsed="0"/>
+    <w:lsdException w:name="Medium List 2 Accent 4" w:semiHidden="0" w:uiPriority="66" w:unhideWhenUsed="0"/>
+    <w:lsdException w:name="Medium Grid 1 Accent 4" w:semiHidden="0" w:uiPriority="67" w:unhideWhenUsed="0"/>
+    <w:lsdException w:name="Medium Grid 2 Accent 4" w:semiHidden="0" w:uiPriority="68" w:unhideWhenUsed="0"/>
+    <w:lsdException w:name="Medium Grid 3 Accent 4" w:semiHidden="0" w:uiPriority="69" w:unhideWhenUsed="0"/>
+    <w:lsdException w:name="Dark List Accent 4" w:semiHidden="0" w:uiPriority="70" w:unhideWhenUsed="0"/>
+    <w:lsdException w:name="Colorful Shading Accent 4" w:semiHidden="0" w:uiPriority="71" w:unhideWhenUsed="0"/>
+    <w:lsdException w:name="Colorful List Accent 4" w:semiHidden="0" w:uiPriority="72" w:unhideWhenUsed="0"/>
+    <w:lsdException w:name="Colorful Grid Accent 4" w:semiHidden="0" w:uiPriority="73" w:unhideWhenUsed="0"/>
+    <w:lsdException w:name="Light Shading Accent 5" w:semiHidden="0" w:uiPriority="60" w:unhideWhenUsed="0"/>
+    <w:lsdException w:name="Light List Accent 5" w:semiHidden="0" w:uiPriority="61" w:unhideWhenUsed="0"/>
+    <w:lsdException w:name="Light Grid Accent 5" w:semiHidden="0" w:uiPriority="62" w:unhideWhenUsed="0"/>
+    <w:lsdException w:name="Medium Shading 1 Accent 5" w:semiHidden="0" w:uiPriority="63" w:unhideWhenUsed="0"/>
+    <w:lsdException w:name="Medium Shading 2 Accent 5" w:semiHidden="0" w:uiPriority="64" w:unhideWhenUsed="0"/>
+    <w:lsdException w:name="Medium List 1 Accent 5" w:semiHidden="0" w:uiPriority="65" w:unhideWhenUsed="0"/>
+    <w:lsdException w:name="Medium List 2 Accent 5" w:semiHidden="0" w:uiPriority="66" w:unhideWhenUsed="0"/>
+    <w:lsdException w:name="Medium Grid 1 Accent 5" w:semiHidden="0" w:uiPriority="67" w:unhideWhenUsed="0"/>
+    <w:lsdException w:name="Medium Grid 2 Accent 5" w:semiHidden="0" w:uiPriority="68" w:unhideWhenUsed="0"/>
+    <w:lsdException w:name="Medium Grid 3 Accent 5" w:semiHidden="0" w:uiPriority="69" w:unhideWhenUsed="0"/>
+    <w:lsdException w:name="Dark List Accent 5" w:semiHidden="0" w:uiPriority="70" w:unhideWhenUsed="0"/>
+    <w:lsdException w:name="Colorful Shading Accent 5" w:semiHidden="0" w:uiPriority="71" w:unhideWhenUsed="0"/>
+    <w:lsdException w:name="Colorful List Accent 5" w:semiHidden="0" w:uiPriority="72" w:unhideWhenUsed="0"/>
+    <w:lsdException w:name="Colorful Grid Accent 5" w:semiHidden="0" w:uiPriority="73" w:unhideWhenUsed="0"/>
+    <w:lsdException w:name="Light Shading Accent 6" w:semiHidden="0" w:uiPriority="60" w:unhideWhenUsed="0"/>
+    <w:lsdException w:name="Light List Accent 6" w:semiHidden="0" w:uiPriority="61" w:unhideWhenUsed="0"/>
+    <w:lsdException w:name="Light Grid Accent 6" w:semiHidden="0" w:uiPriority="62" w:unhideWhenUsed="0"/>
+    <w:lsdException w:name="Medium Shading 1 Accent 6" w:semiHidden="0" w:uiPriority="63" w:unhideWhenUsed="0"/>
+    <w:lsdException w:name="Medium Shading 2 Accent 6" w:semiHidden="0" w:uiPriority="64" w:unhideWhenUsed="0"/>
+    <w:lsdException w:name="Medium List 1 Accent 6" w:semiHidden="0" w:uiPriority="65" w:unhideWhenUsed="0"/>
+    <w:lsdException w:name="Medium List 2 Accent 6" w:semiHidden="0" w:uiPriority="66" w:unhideWhenUsed="0"/>
+    <w:lsdException w:name="Medium Grid 1 Accent 6" w:semiHidden="0" w:uiPriority="67" w:unhideWhenUsed="0"/>
+    <w:lsdException w:name="Medium Grid 2 Accent 6" w:semiHidden="0" w:uiPriority="68" w:unhideWhenUsed="0"/>
+    <w:lsdException w:name="Medium Grid 3 Accent 6" w:semiHidden="0" w:uiPriority="69" w:unhideWhenUsed="0"/>
+    <w:lsdException w:name="Dark List Accent 6" w:semiHidden="0" w:uiPriority="70" w:unhideWhenUsed="0"/>
+    <w:lsdException w:name="Colorful Shading Accent 6" w:semiHidden="0" w:uiPriority="71" w:unhideWhenUsed="0"/>
+    <w:lsdException w:name="Colorful List Accent 6" w:semiHidden="0" w:uiPriority="72" w:unhideWhenUsed="0"/>
+    <w:lsdException w:name="Colorful Grid Accent 6" w:semiHidden="0" w:uiPriority="73" w:unhideWhenUsed="0"/>
+    <w:lsdException w:name="Subtle Emphasis" w:semiHidden="0" w:uiPriority="19" w:unhideWhenUsed="0" w:qFormat="1"/>
+    <w:lsdException w:name="Intense Emphasis" w:semiHidden="0" w:uiPriority="21" w:unhideWhenUsed="0" w:qFormat="1"/>
+    <w:lsdException w:name="Subtle Reference" w:semiHidden="0" w:uiPriority="31" w:unhideWhenUsed="0" w:qFormat="1"/>
+    <w:lsdException w:name="Intense Reference" w:semiHidden="0" w:uiPriority="32" w:unhideWhenUsed="0" w:qFormat="1"/>
+    <w:lsdException w:name="Book Title" w:semiHidden="0" w:uiPriority="33" w:unhideWhenUsed="0" w:qFormat="1"/>
+    <w:lsdException w:name="Bibliography" w:uiPriority="37"/>
+    <w:lsdException w:name="TOC Heading" w:uiPriority="39" w:qFormat="1"/>
+  </w:latentStyles>
+  <w:style w:type="paragraph" w:default="1" w:styleId="a">
+    <w:name w:val="Normal"/>
+    <w:qFormat/>
+    <w:rsid w:val="008C1607"/>
+    <w:pPr>
+      <w:spacing w:after="0" w:line="360" w:lineRule="auto"/>
+      <w:ind w:firstLine="709"/>
+      <w:jc w:val="both"/>
+    </w:pPr>
+    <w:rPr>
+      <w:rFonts w:ascii="Times New Roman" w:hAnsi="Times New Roman" w:cs="Times New Roman"/>
+      <w:sz w:val="28"/>
+      <w:szCs w:val="28"/>
+    </w:rPr>
+  </w:style>
+  <w:style w:type="paragraph" w:styleId="1">
+    <w:name w:val="heading 1"/>
+    <w:basedOn w:val="a"/>
+    <w:next w:val="a"/>
+    <w:link w:val="10"/>
+    <w:uiPriority w:val="9"/>
+    <w:qFormat/>
+    <w:rsid w:val="00AF7CEB"/>
+    <w:pPr>
+      <w:keepNext/>
+      <w:keepLines/>
+      <w:spacing w:before="320" w:line="240" w:lineRule="auto"/>
+      <w:outlineLvl w:val="0"/>
+    </w:pPr>
+    <w:rPr>
+      <w:rFonts w:asciiTheme="majorHAnsi" w:eastAsiaTheme="majorEastAsia" w:hAnsiTheme="majorHAnsi" w:cstheme="majorBidi"/>
+      <w:color w:val="2F5496" w:themeColor="accent1" w:themeShade="BF"/>
+      <w:sz w:val="32"/>
+      <w:szCs w:val="32"/>
+    </w:rPr>
+  </w:style>
+  <w:style w:type="paragraph" w:styleId="2">
+    <w:name w:val="heading 2"/>
+    <w:basedOn w:val="a"/>
+    <w:next w:val="a"/>
+    <w:link w:val="20"/>
+    <w:uiPriority w:val="9"/>
+    <w:semiHidden/>
+    <w:unhideWhenUsed/>
+    <w:qFormat/>
+    <w:rsid w:val="00AF7CEB"/>
+    <w:pPr>
+      <w:keepNext/>
+      <w:keepLines/>
+      <w:spacing w:before="80" w:line="240" w:lineRule="auto"/>
+      <w:outlineLvl w:val="1"/>
+    </w:pPr>
+    <w:rPr>
+      <w:rFonts w:asciiTheme="majorHAnsi" w:eastAsiaTheme="majorEastAsia" w:hAnsiTheme="majorHAnsi" w:cstheme="majorBidi"/>
+      <w:color w:val="404040" w:themeColor="text1" w:themeTint="BF"/>
+    </w:rPr>
+  </w:style>
+  <w:style w:type="paragraph" w:styleId="3">
+    <w:name w:val="heading 3"/>
+    <w:basedOn w:val="a"/>
+    <w:next w:val="a"/>
+    <w:link w:val="30"/>
+    <w:uiPriority w:val="9"/>
+    <w:semiHidden/>
+    <w:unhideWhenUsed/>
+    <w:qFormat/>
+    <w:rsid w:val="00AF7CEB"/>
+    <w:pPr>
+      <w:keepNext/>
+      <w:keepLines/>
+      <w:spacing w:before="40" w:line="240" w:lineRule="auto"/>
+      <w:outlineLvl w:val="2"/>
+    </w:pPr>
+    <w:rPr>
+      <w:rFonts w:asciiTheme="majorHAnsi" w:eastAsiaTheme="majorEastAsia" w:hAnsiTheme="majorHAnsi" w:cstheme="majorBidi"/>
+      <w:color w:val="44546A" w:themeColor="text2"/>
+      <w:sz w:val="24"/>
+      <w:szCs w:val="24"/>
+    </w:rPr>
+  </w:style>
+  <w:style w:type="paragraph" w:styleId="4">
+    <w:name w:val="heading 4"/>
+    <w:basedOn w:val="a"/>
+    <w:next w:val="a"/>
+    <w:link w:val="40"/>
+    <w:uiPriority w:val="9"/>
+    <w:semiHidden/>
+    <w:unhideWhenUsed/>
+    <w:qFormat/>
+    <w:rsid w:val="00AF7CEB"/>
+    <w:pPr>
+      <w:keepNext/>
+      <w:keepLines/>
+      <w:spacing w:before="40"/>
+      <w:outlineLvl w:val="3"/>
+    </w:pPr>
+    <w:rPr>
+      <w:rFonts w:asciiTheme="majorHAnsi" w:eastAsiaTheme="majorEastAsia" w:hAnsiTheme="majorHAnsi" w:cstheme="majorBidi"/>
+      <w:sz w:val="22"/>
+      <w:szCs w:val="22"/>
+    </w:rPr>
+  </w:style>
+  <w:style w:type="paragraph" w:styleId="5">
+    <w:name w:val="heading 5"/>
+    <w:basedOn w:val="a"/>
+    <w:next w:val="a"/>
+    <w:link w:val="50"/>
+    <w:uiPriority w:val="9"/>
+    <w:semiHidden/>
+    <w:unhideWhenUsed/>
+    <w:qFormat/>
+    <w:rsid w:val="00AF7CEB"/>
+    <w:pPr>
+      <w:keepNext/>
+      <w:keepLines/>
+      <w:spacing w:before="40"/>
+      <w:outlineLvl w:val="4"/>
+    </w:pPr>
+    <w:rPr>
+      <w:rFonts w:asciiTheme="majorHAnsi" w:eastAsiaTheme="majorEastAsia" w:hAnsiTheme="majorHAnsi" w:cstheme="majorBidi"/>
+      <w:color w:val="44546A" w:themeColor="text2"/>
+      <w:sz w:val="22"/>
+      <w:szCs w:val="22"/>
+    </w:rPr>
+  </w:style>
+  <w:style w:type="paragraph" w:styleId="6">
+    <w:name w:val="heading 6"/>
+    <w:basedOn w:val="a"/>
+    <w:next w:val="a"/>
+    <w:link w:val="60"/>
+    <w:uiPriority w:val="9"/>
+    <w:semiHidden/>
+    <w:unhideWhenUsed/>
+    <w:qFormat/>
+    <w:rsid w:val="00AF7CEB"/>
+    <w:pPr>
+      <w:keepNext/>
+      <w:keepLines/>
+      <w:spacing w:before="40"/>
+      <w:outlineLvl w:val="5"/>
+    </w:pPr>
+    <w:rPr>
+      <w:rFonts w:asciiTheme="majorHAnsi" w:eastAsiaTheme="majorEastAsia" w:hAnsiTheme="majorHAnsi" w:cstheme="majorBidi"/>
+      <w:i/>
+      <w:iCs/>
+      <w:color w:val="44546A" w:themeColor="text2"/>
+      <w:sz w:val="21"/>
+      <w:szCs w:val="21"/>
+    </w:rPr>
+  </w:style>
+  <w:style w:type="paragraph" w:styleId="7">
+    <w:name w:val="heading 7"/>
+    <w:basedOn w:val="a"/>
+    <w:next w:val="a"/>
+    <w:link w:val="70"/>
+    <w:uiPriority w:val="9"/>
+    <w:semiHidden/>
+    <w:unhideWhenUsed/>
+    <w:qFormat/>
+    <w:rsid w:val="00AF7CEB"/>
+    <w:pPr>
+      <w:keepNext/>
+      <w:keepLines/>
+      <w:spacing w:before="40"/>
+      <w:outlineLvl w:val="6"/>
+    </w:pPr>
+    <w:rPr>
+      <w:rFonts w:asciiTheme="majorHAnsi" w:eastAsiaTheme="majorEastAsia" w:hAnsiTheme="majorHAnsi" w:cstheme="majorBidi"/>
+      <w:i/>
+      <w:iCs/>
+      <w:color w:val="1F3864" w:themeColor="accent1" w:themeShade="80"/>
+      <w:sz w:val="21"/>
+      <w:szCs w:val="21"/>
+    </w:rPr>
+  </w:style>
+  <w:style w:type="paragraph" w:styleId="8">
+    <w:name w:val="heading 8"/>
+    <w:basedOn w:val="a"/>
+    <w:next w:val="a"/>
+    <w:link w:val="80"/>
+    <w:uiPriority w:val="9"/>
+    <w:semiHidden/>
+    <w:unhideWhenUsed/>
+    <w:qFormat/>
+    <w:rsid w:val="00AF7CEB"/>
+    <w:pPr>
+      <w:keepNext/>
+      <w:keepLines/>
+      <w:spacing w:before="40"/>
+      <w:outlineLvl w:val="7"/>
+    </w:pPr>
+    <w:rPr>
+      <w:rFonts w:asciiTheme="majorHAnsi" w:eastAsiaTheme="majorEastAsia" w:hAnsiTheme="majorHAnsi" w:cstheme="majorBidi"/>
+      <w:b/>
+      <w:bCs/>
+      <w:color w:val="44546A" w:themeColor="text2"/>
+    </w:rPr>
+  </w:style>
+  <w:style w:type="paragraph" w:styleId="9">
+    <w:name w:val="heading 9"/>
+    <w:basedOn w:val="a"/>
+    <w:next w:val="a"/>
+    <w:link w:val="90"/>
+    <w:uiPriority w:val="9"/>
+    <w:semiHidden/>
+    <w:unhideWhenUsed/>
+    <w:qFormat/>
+    <w:rsid w:val="00AF7CEB"/>
+    <w:pPr>
+      <w:keepNext/>
+      <w:keepLines/>
+      <w:spacing w:before="40"/>
+      <w:outlineLvl w:val="8"/>
+    </w:pPr>
+    <w:rPr>
+      <w:rFonts w:asciiTheme="majorHAnsi" w:eastAsiaTheme="majorEastAsia" w:hAnsiTheme="majorHAnsi" w:cstheme="majorBidi"/>
+      <w:b/>
+      <w:bCs/>
+      <w:i/>
+      <w:iCs/>
+      <w:color w:val="44546A" w:themeColor="text2"/>
+    </w:rPr>
+  </w:style>
+  <w:style w:type="character" w:default="1" w:styleId="a0">
+    <w:name w:val="Default Paragraph Font"/>
+    <w:uiPriority w:val="1"/>
+    <w:semiHidden/>
+    <w:unhideWhenUsed/>
+  </w:style>
+  <w:style w:type="table" w:default="1" w:styleId="a1">
+    <w:name w:val="Normal Table"/>
+    <w:uiPriority w:val="99"/>
+    <w:semiHidden/>
+    <w:unhideWhenUsed/>
+    <w:tblPr>
+      <w:tblInd w:w="0" w:type="dxa"/>
+      <w:tblCellMar>
+        <w:top w:w="0" w:type="dxa"/>
+        <w:left w:w="108" w:type="dxa"/>
+        <w:bottom w:w="0" w:type="dxa"/>
+        <w:right w:w="108" w:type="dxa"/>
+      </w:tblCellMar>
+    </w:tblPr>
+  </w:style>
+  <w:style w:type="numbering" w:default="1" w:styleId="a2">
+    <w:name w:val="No List"/>
+    <w:uiPriority w:val="99"/>
+    <w:semiHidden/>
+    <w:unhideWhenUsed/>
+  </w:style>
+  <w:style w:type="character" w:customStyle="1" w:styleId="10">
+    <w:name w:val="Заголовок 1 Знак"/>
+    <w:basedOn w:val="a0"/>
+    <w:link w:val="1"/>
+    <w:uiPriority w:val="9"/>
+    <w:rsid w:val="00AF7CEB"/>
+    <w:rPr>
+      <w:rFonts w:asciiTheme="majorHAnsi" w:eastAsiaTheme="majorEastAsia" w:hAnsiTheme="majorHAnsi" w:cstheme="majorBidi"/>
+      <w:color w:val="2F5496" w:themeColor="accent1" w:themeShade="BF"/>
+      <w:sz w:val="32"/>
+      <w:szCs w:val="32"/>
+    </w:rPr>
+  </w:style>
+  <w:style w:type="character" w:customStyle="1" w:styleId="20">
+    <w:name w:val="Заголовок 2 Знак"/>
+    <w:basedOn w:val="a0"/>
+    <w:link w:val="2"/>
+    <w:uiPriority w:val="9"/>
+    <w:semiHidden/>
+    <w:rsid w:val="00AF7CEB"/>
+    <w:rPr>
+      <w:rFonts w:asciiTheme="majorHAnsi" w:eastAsiaTheme="majorEastAsia" w:hAnsiTheme="majorHAnsi" w:cstheme="majorBidi"/>
+      <w:color w:val="404040" w:themeColor="text1" w:themeTint="BF"/>
+      <w:sz w:val="28"/>
+      <w:szCs w:val="28"/>
+    </w:rPr>
+  </w:style>
+  <w:style w:type="character" w:customStyle="1" w:styleId="30">
+    <w:name w:val="Заголовок 3 Знак"/>
+    <w:basedOn w:val="a0"/>
+    <w:link w:val="3"/>
+    <w:uiPriority w:val="9"/>
+    <w:semiHidden/>
+    <w:rsid w:val="00AF7CEB"/>
+    <w:rPr>
+      <w:rFonts w:asciiTheme="majorHAnsi" w:eastAsiaTheme="majorEastAsia" w:hAnsiTheme="majorHAnsi" w:cstheme="majorBidi"/>
+      <w:color w:val="44546A" w:themeColor="text2"/>
+      <w:sz w:val="24"/>
+      <w:szCs w:val="24"/>
+    </w:rPr>
+  </w:style>
+  <w:style w:type="character" w:customStyle="1" w:styleId="40">
+    <w:name w:val="Заголовок 4 Знак"/>
+    <w:basedOn w:val="a0"/>
+    <w:link w:val="4"/>
+    <w:uiPriority w:val="9"/>
+    <w:semiHidden/>
+    <w:rsid w:val="00AF7CEB"/>
+    <w:rPr>
+      <w:rFonts w:asciiTheme="majorHAnsi" w:eastAsiaTheme="majorEastAsia" w:hAnsiTheme="majorHAnsi" w:cstheme="majorBidi"/>
+      <w:sz w:val="22"/>
+      <w:szCs w:val="22"/>
+    </w:rPr>
+  </w:style>
+  <w:style w:type="character" w:customStyle="1" w:styleId="50">
+    <w:name w:val="Заголовок 5 Знак"/>
+    <w:basedOn w:val="a0"/>
+    <w:link w:val="5"/>
+    <w:uiPriority w:val="9"/>
+    <w:semiHidden/>
+    <w:rsid w:val="00AF7CEB"/>
+    <w:rPr>
+      <w:rFonts w:asciiTheme="majorHAnsi" w:eastAsiaTheme="majorEastAsia" w:hAnsiTheme="majorHAnsi" w:cstheme="majorBidi"/>
+      <w:color w:val="44546A" w:themeColor="text2"/>
+      <w:sz w:val="22"/>
+      <w:szCs w:val="22"/>
+    </w:rPr>
+  </w:style>
+  <w:style w:type="character" w:customStyle="1" w:styleId="60">
+    <w:name w:val="Заголовок 6 Знак"/>
+    <w:basedOn w:val="a0"/>
+    <w:link w:val="6"/>
+    <w:uiPriority w:val="9"/>
+    <w:semiHidden/>
+    <w:rsid w:val="00AF7CEB"/>
+    <w:rPr>
+      <w:rFonts w:asciiTheme="majorHAnsi" w:eastAsiaTheme="majorEastAsia" w:hAnsiTheme="majorHAnsi" w:cstheme="majorBidi"/>
+      <w:i/>
+      <w:iCs/>
+      <w:color w:val="44546A" w:themeColor="text2"/>
+      <w:sz w:val="21"/>
+      <w:szCs w:val="21"/>
+    </w:rPr>
+  </w:style>
+  <w:style w:type="character" w:customStyle="1" w:styleId="70">
+    <w:name w:val="Заголовок 7 Знак"/>
+    <w:basedOn w:val="a0"/>
+    <w:link w:val="7"/>
+    <w:uiPriority w:val="9"/>
+    <w:semiHidden/>
+    <w:rsid w:val="00AF7CEB"/>
+    <w:rPr>
+      <w:rFonts w:asciiTheme="majorHAnsi" w:eastAsiaTheme="majorEastAsia" w:hAnsiTheme="majorHAnsi" w:cstheme="majorBidi"/>
+      <w:i/>
+      <w:iCs/>
+      <w:color w:val="1F3864" w:themeColor="accent1" w:themeShade="80"/>
+      <w:sz w:val="21"/>
+      <w:szCs w:val="21"/>
+    </w:rPr>
+  </w:style>
+  <w:style w:type="character" w:customStyle="1" w:styleId="80">
+    <w:name w:val="Заголовок 8 Знак"/>
+    <w:basedOn w:val="a0"/>
+    <w:link w:val="8"/>
+    <w:uiPriority w:val="9"/>
+    <w:semiHidden/>
+    <w:rsid w:val="00AF7CEB"/>
+    <w:rPr>
+      <w:rFonts w:asciiTheme="majorHAnsi" w:eastAsiaTheme="majorEastAsia" w:hAnsiTheme="majorHAnsi" w:cstheme="majorBidi"/>
+      <w:b/>
+      <w:bCs/>
+      <w:color w:val="44546A" w:themeColor="text2"/>
+    </w:rPr>
+  </w:style>
+  <w:style w:type="character" w:customStyle="1" w:styleId="90">
+    <w:name w:val="Заголовок 9 Знак"/>
+    <w:basedOn w:val="a0"/>
+    <w:link w:val="9"/>
+    <w:uiPriority w:val="9"/>
+    <w:semiHidden/>
+    <w:rsid w:val="00AF7CEB"/>
+    <w:rPr>
+      <w:rFonts w:asciiTheme="majorHAnsi" w:eastAsiaTheme="majorEastAsia" w:hAnsiTheme="majorHAnsi" w:cstheme="majorBidi"/>
+      <w:b/>
+      <w:bCs/>
+      <w:i/>
+      <w:iCs/>
+      <w:color w:val="44546A" w:themeColor="text2"/>
+    </w:rPr>
+  </w:style>
+  <w:style w:type="paragraph" w:styleId="a3">
+    <w:name w:val="caption"/>
+    <w:basedOn w:val="a"/>
+    <w:next w:val="a"/>
+    <w:uiPriority w:val="35"/>
+    <w:semiHidden/>
+    <w:unhideWhenUsed/>
+    <w:qFormat/>
+    <w:rsid w:val="00AF7CEB"/>
+    <w:pPr>
+      <w:spacing w:line="240" w:lineRule="auto"/>
+    </w:pPr>
+    <w:rPr>
+      <w:b/>
+      <w:bCs/>
+      <w:smallCaps/>
+      <w:color w:val="595959" w:themeColor="text1" w:themeTint="A6"/>
+      <w:spacing w:val="6"/>
+    </w:rPr>
+  </w:style>
+  <w:style w:type="paragraph" w:styleId="a4">
+    <w:name w:val="Title"/>
+    <w:basedOn w:val="a"/>
+    <w:next w:val="a"/>
+    <w:link w:val="a5"/>
+    <w:uiPriority w:val="10"/>
+    <w:qFormat/>
+    <w:rsid w:val="00AF7CEB"/>
+    <w:pPr>
+      <w:spacing w:line="240" w:lineRule="auto"/>
+      <w:contextualSpacing/>
+    </w:pPr>
+    <w:rPr>
+      <w:rFonts w:asciiTheme="majorHAnsi" w:eastAsiaTheme="majorEastAsia" w:hAnsiTheme="majorHAnsi" w:cstheme="majorBidi"/>
+      <w:color w:val="4472C4" w:themeColor="accent1"/>
+      <w:spacing w:val="-10"/>
+      <w:sz w:val="56"/>
+      <w:szCs w:val="56"/>
+    </w:rPr>
+  </w:style>
+  <w:style w:type="character" w:customStyle="1" w:styleId="a5">
+    <w:name w:val="Название Знак"/>
+    <w:basedOn w:val="a0"/>
+    <w:link w:val="a4"/>
+    <w:uiPriority w:val="10"/>
+    <w:rsid w:val="00AF7CEB"/>
+    <w:rPr>
+      <w:rFonts w:asciiTheme="majorHAnsi" w:eastAsiaTheme="majorEastAsia" w:hAnsiTheme="majorHAnsi" w:cstheme="majorBidi"/>
+      <w:color w:val="4472C4" w:themeColor="accent1"/>
+      <w:spacing w:val="-10"/>
+      <w:sz w:val="56"/>
+      <w:szCs w:val="56"/>
+    </w:rPr>
+  </w:style>
+  <w:style w:type="paragraph" w:styleId="a6">
+    <w:name w:val="Subtitle"/>
+    <w:basedOn w:val="a"/>
+    <w:next w:val="a"/>
+    <w:link w:val="a7"/>
+    <w:uiPriority w:val="11"/>
+    <w:qFormat/>
+    <w:rsid w:val="00AF7CEB"/>
+    <w:pPr>
+      <w:numPr>
+        <w:ilvl w:val="1"/>
+      </w:numPr>
+      <w:spacing w:line="240" w:lineRule="auto"/>
+      <w:ind w:firstLine="709"/>
+    </w:pPr>
+    <w:rPr>
+      <w:rFonts w:asciiTheme="majorHAnsi" w:eastAsiaTheme="majorEastAsia" w:hAnsiTheme="majorHAnsi" w:cstheme="majorBidi"/>
+      <w:sz w:val="24"/>
+      <w:szCs w:val="24"/>
+    </w:rPr>
+  </w:style>
+  <w:style w:type="character" w:customStyle="1" w:styleId="a7">
+    <w:name w:val="Подзаголовок Знак"/>
+    <w:basedOn w:val="a0"/>
+    <w:link w:val="a6"/>
+    <w:uiPriority w:val="11"/>
+    <w:rsid w:val="00AF7CEB"/>
+    <w:rPr>
+      <w:rFonts w:asciiTheme="majorHAnsi" w:eastAsiaTheme="majorEastAsia" w:hAnsiTheme="majorHAnsi" w:cstheme="majorBidi"/>
+      <w:sz w:val="24"/>
+      <w:szCs w:val="24"/>
+    </w:rPr>
+  </w:style>
+  <w:style w:type="character" w:styleId="a8">
+    <w:name w:val="Strong"/>
+    <w:basedOn w:val="a0"/>
+    <w:uiPriority w:val="22"/>
+    <w:qFormat/>
+    <w:rsid w:val="00AF7CEB"/>
+    <w:rPr>
+      <w:b/>
+      <w:bCs/>
+    </w:rPr>
+  </w:style>
+  <w:style w:type="character" w:styleId="a9">
+    <w:name w:val="Emphasis"/>
+    <w:basedOn w:val="a0"/>
+    <w:uiPriority w:val="20"/>
+    <w:qFormat/>
+    <w:rsid w:val="00AF7CEB"/>
+    <w:rPr>
+      <w:i/>
+      <w:iCs/>
+    </w:rPr>
+  </w:style>
+  <w:style w:type="paragraph" w:styleId="aa">
+    <w:name w:val="No Spacing"/>
+    <w:uiPriority w:val="1"/>
+    <w:qFormat/>
+    <w:rsid w:val="00AF7CEB"/>
+    <w:pPr>
+      <w:spacing w:after="0" w:line="240" w:lineRule="auto"/>
+    </w:pPr>
+  </w:style>
+  <w:style w:type="paragraph" w:styleId="21">
+    <w:name w:val="Quote"/>
+    <w:basedOn w:val="a"/>
+    <w:next w:val="a"/>
+    <w:link w:val="22"/>
+    <w:uiPriority w:val="29"/>
+    <w:qFormat/>
+    <w:rsid w:val="00AF7CEB"/>
+    <w:pPr>
+      <w:spacing w:before="160"/>
+      <w:ind w:left="720" w:right="720"/>
+    </w:pPr>
+    <w:rPr>
+      <w:i/>
+      <w:iCs/>
+      <w:color w:val="404040" w:themeColor="text1" w:themeTint="BF"/>
+    </w:rPr>
+  </w:style>
+  <w:style w:type="character" w:customStyle="1" w:styleId="22">
+    <w:name w:val="Цитата 2 Знак"/>
+    <w:basedOn w:val="a0"/>
+    <w:link w:val="21"/>
+    <w:uiPriority w:val="29"/>
+    <w:rsid w:val="00AF7CEB"/>
+    <w:rPr>
+      <w:i/>
+      <w:iCs/>
+      <w:color w:val="404040" w:themeColor="text1" w:themeTint="BF"/>
+    </w:rPr>
+  </w:style>
+  <w:style w:type="paragraph" w:styleId="ab">
+    <w:name w:val="Intense Quote"/>
+    <w:basedOn w:val="a"/>
+    <w:next w:val="a"/>
+    <w:link w:val="ac"/>
+    <w:uiPriority w:val="30"/>
+    <w:qFormat/>
+    <w:rsid w:val="00AF7CEB"/>
+    <w:pPr>
+      <w:pBdr>
+        <w:left w:val="single" w:sz="18" w:space="12" w:color="4472C4" w:themeColor="accent1"/>
+      </w:pBdr>
+      <w:spacing w:before="100" w:beforeAutospacing="1" w:line="300" w:lineRule="auto"/>
+      <w:ind w:left="1224" w:right="1224"/>
+    </w:pPr>
+    <w:rPr>
+      <w:rFonts w:asciiTheme="majorHAnsi" w:eastAsiaTheme="majorEastAsia" w:hAnsiTheme="majorHAnsi" w:cstheme="majorBidi"/>
+      <w:color w:val="4472C4" w:themeColor="accent1"/>
+    </w:rPr>
+  </w:style>
+  <w:style w:type="character" w:customStyle="1" w:styleId="ac">
+    <w:name w:val="Выделенная цитата Знак"/>
+    <w:basedOn w:val="a0"/>
+    <w:link w:val="ab"/>
+    <w:uiPriority w:val="30"/>
+    <w:rsid w:val="00AF7CEB"/>
+    <w:rPr>
+      <w:rFonts w:asciiTheme="majorHAnsi" w:eastAsiaTheme="majorEastAsia" w:hAnsiTheme="majorHAnsi" w:cstheme="majorBidi"/>
+      <w:color w:val="4472C4" w:themeColor="accent1"/>
+      <w:sz w:val="28"/>
+      <w:szCs w:val="28"/>
+    </w:rPr>
+  </w:style>
+  <w:style w:type="character" w:styleId="ad">
+    <w:name w:val="Subtle Emphasis"/>
+    <w:basedOn w:val="a0"/>
+    <w:uiPriority w:val="19"/>
+    <w:qFormat/>
+    <w:rsid w:val="00AF7CEB"/>
+    <w:rPr>
+      <w:i/>
+      <w:iCs/>
+      <w:color w:val="404040" w:themeColor="text1" w:themeTint="BF"/>
+    </w:rPr>
+  </w:style>
+  <w:style w:type="character" w:styleId="ae">
+    <w:name w:val="Intense Emphasis"/>
+    <w:basedOn w:val="a0"/>
+    <w:uiPriority w:val="21"/>
+    <w:qFormat/>
+    <w:rsid w:val="00AF7CEB"/>
+    <w:rPr>
+      <w:b/>
+      <w:bCs/>
+      <w:i/>
+      <w:iCs/>
+    </w:rPr>
+  </w:style>
+  <w:style w:type="character" w:styleId="af">
+    <w:name w:val="Subtle Reference"/>
+    <w:basedOn w:val="a0"/>
+    <w:uiPriority w:val="31"/>
+    <w:qFormat/>
+    <w:rsid w:val="00AF7CEB"/>
+    <w:rPr>
+      <w:smallCaps/>
+      <w:color w:val="404040" w:themeColor="text1" w:themeTint="BF"/>
+      <w:u w:val="single" w:color="7F7F7F" w:themeColor="text1" w:themeTint="80"/>
+    </w:rPr>
+  </w:style>
+  <w:style w:type="character" w:styleId="af0">
+    <w:name w:val="Intense Reference"/>
+    <w:basedOn w:val="a0"/>
+    <w:uiPriority w:val="32"/>
+    <w:qFormat/>
+    <w:rsid w:val="00AF7CEB"/>
+    <w:rPr>
+      <w:b/>
+      <w:bCs/>
+      <w:smallCaps/>
+      <w:spacing w:val="5"/>
+      <w:u w:val="single"/>
+    </w:rPr>
+  </w:style>
+  <w:style w:type="character" w:styleId="af1">
+    <w:name w:val="Book Title"/>
+    <w:basedOn w:val="a0"/>
+    <w:uiPriority w:val="33"/>
+    <w:qFormat/>
+    <w:rsid w:val="00AF7CEB"/>
+    <w:rPr>
+      <w:b/>
+      <w:bCs/>
+      <w:smallCaps/>
+    </w:rPr>
+  </w:style>
+  <w:style w:type="paragraph" w:styleId="af2">
+    <w:name w:val="TOC Heading"/>
+    <w:basedOn w:val="1"/>
+    <w:next w:val="a"/>
+    <w:uiPriority w:val="39"/>
+    <w:unhideWhenUsed/>
+    <w:qFormat/>
+    <w:rsid w:val="00AF7CEB"/>
+    <w:pPr>
+      <w:outlineLvl w:val="9"/>
+    </w:pPr>
+  </w:style>
+  <w:style w:type="paragraph" w:styleId="af3">
+    <w:name w:val="Balloon Text"/>
+    <w:basedOn w:val="a"/>
+    <w:link w:val="af4"/>
+    <w:uiPriority w:val="99"/>
+    <w:semiHidden/>
+    <w:unhideWhenUsed/>
+    <w:rsid w:val="004733DC"/>
+    <w:pPr>
+      <w:spacing w:line="240" w:lineRule="auto"/>
+    </w:pPr>
+    <w:rPr>
+      <w:rFonts w:ascii="Segoe UI" w:hAnsi="Segoe UI" w:cs="Segoe UI"/>
+      <w:sz w:val="18"/>
+      <w:szCs w:val="18"/>
+    </w:rPr>
+  </w:style>
+  <w:style w:type="character" w:customStyle="1" w:styleId="af4">
+    <w:name w:val="Текст выноски Знак"/>
+    <w:basedOn w:val="a0"/>
+    <w:link w:val="af3"/>
+    <w:uiPriority w:val="99"/>
+    <w:semiHidden/>
+    <w:rsid w:val="004733DC"/>
+    <w:rPr>
+      <w:rFonts w:ascii="Segoe UI" w:hAnsi="Segoe UI" w:cs="Segoe UI"/>
+      <w:sz w:val="18"/>
+      <w:szCs w:val="18"/>
+    </w:rPr>
+  </w:style>
+  <w:style w:type="paragraph" w:customStyle="1" w:styleId="11">
+    <w:name w:val="Заг1"/>
+    <w:basedOn w:val="1"/>
+    <w:next w:val="a"/>
+    <w:link w:val="12"/>
+    <w:qFormat/>
+    <w:rsid w:val="00130FDF"/>
+    <w:pPr>
+      <w:pageBreakBefore/>
+      <w:spacing w:before="0" w:line="360" w:lineRule="auto"/>
+      <w:ind w:firstLine="0"/>
+      <w:jc w:val="center"/>
+    </w:pPr>
+    <w:rPr>
+      <w:rFonts w:ascii="Times New Roman" w:hAnsi="Times New Roman"/>
+      <w:b/>
+      <w:color w:val="000000" w:themeColor="text1"/>
+      <w:sz w:val="28"/>
+    </w:rPr>
+  </w:style>
+  <w:style w:type="paragraph" w:customStyle="1" w:styleId="13">
+    <w:name w:val="Подзаг1"/>
+    <w:basedOn w:val="a"/>
+    <w:next w:val="a"/>
+    <w:link w:val="14"/>
+    <w:qFormat/>
+    <w:rsid w:val="004733DC"/>
+    <w:pPr>
+      <w:outlineLvl w:val="1"/>
+    </w:pPr>
+    <w:rPr>
+      <w:b/>
+    </w:rPr>
+  </w:style>
+  <w:style w:type="character" w:customStyle="1" w:styleId="12">
+    <w:name w:val="Заг1 Знак"/>
+    <w:basedOn w:val="a0"/>
+    <w:link w:val="11"/>
+    <w:rsid w:val="00130FDF"/>
+    <w:rPr>
+      <w:rFonts w:ascii="Times New Roman" w:eastAsiaTheme="majorEastAsia" w:hAnsi="Times New Roman" w:cstheme="majorBidi"/>
+      <w:b/>
+      <w:color w:val="000000" w:themeColor="text1"/>
+      <w:sz w:val="28"/>
+      <w:szCs w:val="32"/>
+    </w:rPr>
+  </w:style>
+  <w:style w:type="paragraph" w:styleId="15">
+    <w:name w:val="toc 1"/>
+    <w:basedOn w:val="a"/>
+    <w:next w:val="a"/>
+    <w:autoRedefine/>
+    <w:uiPriority w:val="39"/>
+    <w:unhideWhenUsed/>
+    <w:rsid w:val="00585846"/>
+    <w:pPr>
+      <w:tabs>
+        <w:tab w:val="right" w:leader="dot" w:pos="9628"/>
+      </w:tabs>
+      <w:spacing w:after="100"/>
+      <w:ind w:firstLine="0"/>
+      <w:jc w:val="left"/>
+    </w:pPr>
+  </w:style>
+  <w:style w:type="character" w:customStyle="1" w:styleId="14">
+    <w:name w:val="Подзаг1 Знак"/>
+    <w:basedOn w:val="a0"/>
+    <w:link w:val="13"/>
+    <w:rsid w:val="004733DC"/>
+    <w:rPr>
+      <w:rFonts w:ascii="Times New Roman" w:hAnsi="Times New Roman" w:cs="Times New Roman"/>
+      <w:b/>
+      <w:sz w:val="28"/>
+      <w:szCs w:val="28"/>
+    </w:rPr>
+  </w:style>
+  <w:style w:type="paragraph" w:styleId="23">
+    <w:name w:val="toc 2"/>
+    <w:basedOn w:val="a"/>
+    <w:next w:val="a"/>
+    <w:autoRedefine/>
+    <w:uiPriority w:val="39"/>
+    <w:unhideWhenUsed/>
+    <w:rsid w:val="00585846"/>
+    <w:pPr>
+      <w:tabs>
+        <w:tab w:val="right" w:leader="dot" w:pos="9628"/>
+      </w:tabs>
+      <w:spacing w:after="100"/>
+      <w:jc w:val="left"/>
+    </w:pPr>
+  </w:style>
+  <w:style w:type="character" w:styleId="af5">
+    <w:name w:val="Hyperlink"/>
+    <w:basedOn w:val="a0"/>
+    <w:uiPriority w:val="99"/>
+    <w:unhideWhenUsed/>
+    <w:rsid w:val="00DC171B"/>
+    <w:rPr>
+      <w:color w:val="0563C1" w:themeColor="hyperlink"/>
+      <w:u w:val="single"/>
+    </w:rPr>
+  </w:style>
+  <w:style w:type="paragraph" w:styleId="af6">
+    <w:name w:val="header"/>
+    <w:basedOn w:val="a"/>
+    <w:link w:val="af7"/>
+    <w:uiPriority w:val="99"/>
+    <w:unhideWhenUsed/>
+    <w:rsid w:val="00140328"/>
+    <w:pPr>
+      <w:tabs>
+        <w:tab w:val="center" w:pos="4677"/>
+        <w:tab w:val="right" w:pos="9355"/>
+      </w:tabs>
+      <w:spacing w:line="240" w:lineRule="auto"/>
+    </w:pPr>
+  </w:style>
+  <w:style w:type="character" w:customStyle="1" w:styleId="af7">
+    <w:name w:val="Верхний колонтитул Знак"/>
+    <w:basedOn w:val="a0"/>
+    <w:link w:val="af6"/>
+    <w:uiPriority w:val="99"/>
+    <w:rsid w:val="00140328"/>
+    <w:rPr>
+      <w:rFonts w:ascii="Times New Roman" w:hAnsi="Times New Roman" w:cs="Times New Roman"/>
+      <w:sz w:val="28"/>
+      <w:szCs w:val="28"/>
+    </w:rPr>
+  </w:style>
+  <w:style w:type="paragraph" w:styleId="af8">
+    <w:name w:val="footer"/>
+    <w:basedOn w:val="a"/>
+    <w:link w:val="af9"/>
+    <w:uiPriority w:val="99"/>
+    <w:unhideWhenUsed/>
+    <w:rsid w:val="00140328"/>
+    <w:pPr>
+      <w:tabs>
+        <w:tab w:val="center" w:pos="4677"/>
+        <w:tab w:val="right" w:pos="9355"/>
+      </w:tabs>
+      <w:spacing w:line="240" w:lineRule="auto"/>
+    </w:pPr>
+  </w:style>
+  <w:style w:type="character" w:customStyle="1" w:styleId="af9">
+    <w:name w:val="Нижний колонтитул Знак"/>
+    <w:basedOn w:val="a0"/>
+    <w:link w:val="af8"/>
+    <w:uiPriority w:val="99"/>
+    <w:rsid w:val="00140328"/>
+    <w:rPr>
+      <w:rFonts w:ascii="Times New Roman" w:hAnsi="Times New Roman" w:cs="Times New Roman"/>
+      <w:sz w:val="28"/>
+      <w:szCs w:val="28"/>
+    </w:rPr>
+  </w:style>
+  <w:style w:type="paragraph" w:customStyle="1" w:styleId="afa">
+    <w:name w:val="Рисунок"/>
+    <w:basedOn w:val="a"/>
+    <w:link w:val="afb"/>
+    <w:qFormat/>
+    <w:rsid w:val="00BC7457"/>
+    <w:pPr>
+      <w:keepNext/>
+      <w:keepLines/>
+      <w:ind w:firstLine="0"/>
+      <w:jc w:val="center"/>
+    </w:pPr>
+    <w:rPr>
+      <w:noProof/>
+    </w:rPr>
+  </w:style>
+  <w:style w:type="character" w:customStyle="1" w:styleId="afb">
+    <w:name w:val="Рисунок Знак"/>
+    <w:basedOn w:val="a0"/>
+    <w:link w:val="afa"/>
+    <w:rsid w:val="00BC7457"/>
+    <w:rPr>
+      <w:rFonts w:ascii="Times New Roman" w:hAnsi="Times New Roman" w:cs="Times New Roman"/>
+      <w:noProof/>
+      <w:sz w:val="28"/>
+      <w:szCs w:val="28"/>
+    </w:rPr>
+  </w:style>
+  <w:style w:type="paragraph" w:styleId="afc">
+    <w:name w:val="List Paragraph"/>
+    <w:basedOn w:val="a"/>
+    <w:uiPriority w:val="34"/>
+    <w:qFormat/>
+    <w:rsid w:val="00633F66"/>
+    <w:pPr>
+      <w:ind w:left="720"/>
+      <w:contextualSpacing/>
+    </w:pPr>
+  </w:style>
+  <w:style w:type="character" w:customStyle="1" w:styleId="16">
+    <w:name w:val="Неразрешенное упоминание1"/>
+    <w:basedOn w:val="a0"/>
+    <w:uiPriority w:val="99"/>
+    <w:semiHidden/>
+    <w:unhideWhenUsed/>
+    <w:rsid w:val="0069596D"/>
+    <w:rPr>
+      <w:color w:val="605E5C"/>
+      <w:shd w:val="clear" w:color="auto" w:fill="E1DFDD"/>
+    </w:rPr>
+  </w:style>
+  <w:style w:type="paragraph" w:customStyle="1" w:styleId="24">
+    <w:name w:val="Подзаг 2"/>
+    <w:basedOn w:val="a"/>
+    <w:next w:val="a"/>
+    <w:link w:val="25"/>
+    <w:qFormat/>
+    <w:rsid w:val="00F92AF7"/>
+    <w:rPr>
+      <w:b/>
+    </w:rPr>
+  </w:style>
+  <w:style w:type="character" w:customStyle="1" w:styleId="25">
+    <w:name w:val="Подзаг 2 Знак"/>
+    <w:basedOn w:val="a0"/>
+    <w:link w:val="24"/>
+    <w:rsid w:val="00F92AF7"/>
+    <w:rPr>
+      <w:rFonts w:ascii="Times New Roman" w:hAnsi="Times New Roman" w:cs="Times New Roman"/>
+      <w:b/>
+      <w:sz w:val="28"/>
+      <w:szCs w:val="28"/>
+    </w:rPr>
+  </w:style>
+  <w:style w:type="paragraph" w:styleId="31">
+    <w:name w:val="toc 3"/>
+    <w:basedOn w:val="a"/>
+    <w:next w:val="a"/>
+    <w:autoRedefine/>
+    <w:uiPriority w:val="39"/>
+    <w:unhideWhenUsed/>
+    <w:rsid w:val="00585846"/>
+    <w:pPr>
+      <w:spacing w:after="100"/>
+      <w:ind w:left="560"/>
+    </w:pPr>
+  </w:style>
+  <w:style w:type="character" w:customStyle="1" w:styleId="26">
+    <w:name w:val="Неразрешенное упоминание2"/>
+    <w:basedOn w:val="a0"/>
+    <w:uiPriority w:val="99"/>
+    <w:semiHidden/>
+    <w:unhideWhenUsed/>
+    <w:rsid w:val="00420677"/>
+    <w:rPr>
+      <w:color w:val="605E5C"/>
+      <w:shd w:val="clear" w:color="auto" w:fill="E1DFDD"/>
+    </w:rPr>
+  </w:style>
+  <w:style w:type="character" w:styleId="afd">
+    <w:name w:val="FollowedHyperlink"/>
+    <w:basedOn w:val="a0"/>
+    <w:uiPriority w:val="99"/>
+    <w:semiHidden/>
+    <w:unhideWhenUsed/>
+    <w:rsid w:val="00007D4F"/>
+    <w:rPr>
+      <w:color w:val="954F72" w:themeColor="followedHyperlink"/>
+      <w:u w:val="single"/>
+    </w:rPr>
+  </w:style>
+  <w:style w:type="table" w:styleId="afe">
+    <w:name w:val="Table Grid"/>
+    <w:basedOn w:val="a1"/>
+    <w:uiPriority w:val="39"/>
+    <w:qFormat/>
+    <w:rsid w:val="00CB4287"/>
+    <w:pPr>
+      <w:spacing w:after="0" w:line="240" w:lineRule="auto"/>
+    </w:pPr>
+    <w:rPr>
+      <w:rFonts w:eastAsiaTheme="minorHAnsi"/>
+      <w:sz w:val="22"/>
+      <w:szCs w:val="22"/>
+    </w:rPr>
+    <w:tblPr>
+      <w:tblInd w:w="0" w:type="dxa"/>
+      <w:tblBorders>
+        <w:top w:val="single" w:sz="4" w:space="0" w:color="auto"/>
+        <w:left w:val="single" w:sz="4" w:space="0" w:color="auto"/>
+        <w:bottom w:val="single" w:sz="4" w:space="0" w:color="auto"/>
+        <w:right w:val="single" w:sz="4" w:space="0" w:color="auto"/>
+        <w:insideH w:val="single" w:sz="4" w:space="0" w:color="auto"/>
+        <w:insideV w:val="single" w:sz="4" w:space="0" w:color="auto"/>
+      </w:tblBorders>
+      <w:tblCellMar>
+        <w:top w:w="0" w:type="dxa"/>
+        <w:left w:w="108" w:type="dxa"/>
+        <w:bottom w:w="0" w:type="dxa"/>
+        <w:right w:w="108" w:type="dxa"/>
+      </w:tblCellMar>
+    </w:tblPr>
   </w:style>
 </w:styles>
 </file>
@@ -6855,7 +7573,7 @@
   <a:extraClrSchemeLst/>
   <a:extLst>
     <a:ext uri="{05A4C25C-085E-4340-85A3-A5531E510DB2}">
-      <thm15:themeFamily xmlns:thm15="http://schemas.microsoft.com/office/thememl/2012/main" name="Office Theme" id="{62F939B6-93AF-4DB8-9C6B-D6C7DFDC589F}" vid="{4A3C46E8-61CC-4603-A589-7422A47A8E4A}"/>
+      <thm15:themeFamily xmlns="" xmlns:thm15="http://schemas.microsoft.com/office/thememl/2012/main" name="Office Theme" id="{62F939B6-93AF-4DB8-9C6B-D6C7DFDC589F}" vid="{4A3C46E8-61CC-4603-A589-7422A47A8E4A}"/>
     </a:ext>
   </a:extLst>
 </a:theme>
@@ -6866,7 +7584,7 @@
 </file>
 
 <file path=customXml/itemProps1.xml><?xml version="1.0" encoding="utf-8"?>
-<ds:datastoreItem xmlns:ds="http://schemas.openxmlformats.org/officeDocument/2006/customXml" ds:itemID="{30A8474E-ECE2-4995-8F81-3D3B1135B147}">
+<ds:datastoreItem xmlns:ds="http://schemas.openxmlformats.org/officeDocument/2006/customXml" ds:itemID="{8001F78E-D635-4632-8422-18E92795943B}">
   <ds:schemaRefs>
     <ds:schemaRef ds:uri="http://schemas.openxmlformats.org/officeDocument/2006/bibliography"/>
   </ds:schemaRefs>

--- a/000.exe.docx
+++ b/000.exe.docx
@@ -1,6 +1,6 @@
 
 <file path=word/document.xml><?xml version="1.0" encoding="utf-8"?>
-<w:document xmlns:wpc="http://schemas.microsoft.com/office/word/2010/wordprocessingCanvas" xmlns:mc="http://schemas.openxmlformats.org/markup-compatibility/2006" xmlns:o="urn:schemas-microsoft-com:office:office" xmlns:r="http://schemas.openxmlformats.org/officeDocument/2006/relationships" xmlns:m="http://schemas.openxmlformats.org/officeDocument/2006/math" xmlns:v="urn:schemas-microsoft-com:vml" xmlns:wp14="http://schemas.microsoft.com/office/word/2010/wordprocessingDrawing" xmlns:wp="http://schemas.openxmlformats.org/drawingml/2006/wordprocessingDrawing" xmlns:w10="urn:schemas-microsoft-com:office:word" xmlns:w="http://schemas.openxmlformats.org/wordprocessingml/2006/main" xmlns:w14="http://schemas.microsoft.com/office/word/2010/wordml" xmlns:wpg="http://schemas.microsoft.com/office/word/2010/wordprocessingGroup" xmlns:wpi="http://schemas.microsoft.com/office/word/2010/wordprocessingInk" xmlns:wne="http://schemas.microsoft.com/office/word/2006/wordml" xmlns:wps="http://schemas.microsoft.com/office/word/2010/wordprocessingShape" mc:Ignorable="w14 wp14">
+<w:document xmlns:wpc="http://schemas.microsoft.com/office/word/2010/wordprocessingCanvas" xmlns:cx="http://schemas.microsoft.com/office/drawing/2014/chartex" xmlns:cx1="http://schemas.microsoft.com/office/drawing/2015/9/8/chartex" xmlns:cx2="http://schemas.microsoft.com/office/drawing/2015/10/21/chartex" xmlns:cx3="http://schemas.microsoft.com/office/drawing/2016/5/9/chartex" xmlns:cx4="http://schemas.microsoft.com/office/drawing/2016/5/10/chartex" xmlns:cx5="http://schemas.microsoft.com/office/drawing/2016/5/11/chartex" xmlns:cx6="http://schemas.microsoft.com/office/drawing/2016/5/12/chartex" xmlns:cx7="http://schemas.microsoft.com/office/drawing/2016/5/13/chartex" xmlns:cx8="http://schemas.microsoft.com/office/drawing/2016/5/14/chartex" xmlns:mc="http://schemas.openxmlformats.org/markup-compatibility/2006" xmlns:aink="http://schemas.microsoft.com/office/drawing/2016/ink" xmlns:am3d="http://schemas.microsoft.com/office/drawing/2017/model3d" xmlns:o="urn:schemas-microsoft-com:office:office" xmlns:r="http://schemas.openxmlformats.org/officeDocument/2006/relationships" xmlns:m="http://schemas.openxmlformats.org/officeDocument/2006/math" xmlns:v="urn:schemas-microsoft-com:vml" xmlns:wp14="http://schemas.microsoft.com/office/word/2010/wordprocessingDrawing" xmlns:wp="http://schemas.openxmlformats.org/drawingml/2006/wordprocessingDrawing" xmlns:w10="urn:schemas-microsoft-com:office:word" xmlns:w="http://schemas.openxmlformats.org/wordprocessingml/2006/main" xmlns:w14="http://schemas.microsoft.com/office/word/2010/wordml" xmlns:w15="http://schemas.microsoft.com/office/word/2012/wordml" xmlns:w16cid="http://schemas.microsoft.com/office/word/2016/wordml/cid" xmlns:w16se="http://schemas.microsoft.com/office/word/2015/wordml/symex" xmlns:wpg="http://schemas.microsoft.com/office/word/2010/wordprocessingGroup" xmlns:wpi="http://schemas.microsoft.com/office/word/2010/wordprocessingInk" xmlns:wne="http://schemas.microsoft.com/office/word/2006/wordml" xmlns:wps="http://schemas.microsoft.com/office/word/2010/wordprocessingShape" mc:Ignorable="w14 w15 w16se w16cid wp14">
   <w:body>
     <w:p>
       <w:pPr>
@@ -11,8 +11,6 @@
       <w:r>
         <w:br w:type="page"/>
       </w:r>
-      <w:bookmarkStart w:id="0" w:name="_GoBack"/>
-      <w:bookmarkEnd w:id="0"/>
     </w:p>
     <w:sdt>
       <w:sdtPr>
@@ -995,228 +993,231 @@
       <w:pPr>
         <w:pStyle w:val="11"/>
       </w:pPr>
-      <w:bookmarkStart w:id="1" w:name="_Toc231996000"/>
-      <w:r>
+      <w:bookmarkStart w:id="0" w:name="_Toc231996000"/>
+      <w:r>
+        <w:lastRenderedPageBreak/>
         <w:t>В</w:t>
       </w:r>
       <w:r>
         <w:t>ВЕДЕНИЕ</w:t>
       </w:r>
+      <w:bookmarkEnd w:id="0"/>
+    </w:p>
+    <w:p>
+      <w:r>
+        <w:t>В настоящее время</w:t>
+      </w:r>
+      <w:r>
+        <w:t xml:space="preserve"> существует противоречие между желанием получить бесплатный доступ к программному обеспечению и высокими рисками, которыми подвергается личная информация или компьютерная техника.</w:t>
+      </w:r>
+      <w:r>
+        <w:t xml:space="preserve"> </w:t>
+      </w:r>
+      <w:r>
+        <w:t xml:space="preserve">В </w:t>
+      </w:r>
+      <w:r>
+        <w:t>условиях ухода крупных иностранных компаний с российского рынка и роста стоимости лицензионных продуктов, пользователи интернета, параллельно стремясь к экономии своих средств</w:t>
+      </w:r>
+      <w:r>
+        <w:t>,</w:t>
+      </w:r>
+      <w:r>
+        <w:t xml:space="preserve"> все чаще обращаются к нелицензионному программному обеспечению</w:t>
+      </w:r>
+      <w:r>
+        <w:t>,</w:t>
+      </w:r>
+      <w:r>
+        <w:t xml:space="preserve"> </w:t>
+      </w:r>
+      <w:r>
+        <w:t>не осознавая последстви</w:t>
+      </w:r>
+      <w:r>
+        <w:t>й</w:t>
+      </w:r>
+      <w:r>
+        <w:t xml:space="preserve"> своих действий. Пиратское программное обеспечение является вектором для распространения троянов, программ-вымогателей, скрытых </w:t>
+      </w:r>
+      <w:proofErr w:type="spellStart"/>
+      <w:r>
+        <w:t>майнеров</w:t>
+      </w:r>
+      <w:proofErr w:type="spellEnd"/>
+      <w:r>
+        <w:t xml:space="preserve"> и других инструментов для кражи личных данных. Актуальность исследования обусловлена ростом числа случаев использования нелицензионных программ, а также повышением уровня сложности защиты программных продуктов. </w:t>
+      </w:r>
+    </w:p>
+    <w:p>
+      <w:r>
+        <w:t xml:space="preserve">Объект исследования </w:t>
+      </w:r>
+      <w:r>
+        <w:t>–</w:t>
+      </w:r>
+      <w:r>
+        <w:t xml:space="preserve"> </w:t>
+      </w:r>
+      <w:r>
+        <w:t>пиратское программное обеспечение и методы его распространения.</w:t>
+      </w:r>
+    </w:p>
+    <w:p>
+      <w:r>
+        <w:t>Предмет исследования – механизмы внедрения вредоносного кода и риски информационной безопасности</w:t>
+      </w:r>
+      <w:r>
+        <w:t xml:space="preserve">; </w:t>
+      </w:r>
+      <w:r>
+        <w:t xml:space="preserve">влияние пиратского программного обеспечения на безопасность информационных систем, включая распространение вредоносных программ. </w:t>
+      </w:r>
+    </w:p>
+    <w:p>
+      <w:r>
+        <w:t>Цель работы – провести комплексный анализ безопасности пиратского программного обеспечения и механизмы его защиты, оценить угрозы</w:t>
+      </w:r>
+      <w:r>
+        <w:t>.</w:t>
+      </w:r>
+    </w:p>
+    <w:p>
+      <w:pPr>
+        <w:ind w:left="708" w:firstLine="1"/>
+      </w:pPr>
+      <w:r>
+        <w:t>Задачи</w:t>
+      </w:r>
+      <w:r>
+        <w:t>:</w:t>
+      </w:r>
+    </w:p>
+    <w:p>
+      <w:r>
+        <w:t>1</w:t>
+      </w:r>
+      <w:r>
+        <w:t xml:space="preserve">. Изучить теоретические основы взлома программного обеспечения и механизмы обхода защиты </w:t>
+      </w:r>
+      <w:r>
+        <w:rPr>
+          <w:lang w:val="en-US"/>
+        </w:rPr>
+        <w:t>DRM</w:t>
+      </w:r>
+      <w:r>
+        <w:t xml:space="preserve"> и </w:t>
+      </w:r>
+      <w:r>
+        <w:rPr>
+          <w:lang w:val="en-US"/>
+        </w:rPr>
+        <w:t>Anti</w:t>
+      </w:r>
+      <w:r>
+        <w:t>-</w:t>
+      </w:r>
+      <w:r>
+        <w:rPr>
+          <w:lang w:val="en-US"/>
+        </w:rPr>
+        <w:t>Tamper</w:t>
+      </w:r>
+      <w:r>
+        <w:t xml:space="preserve">. </w:t>
+      </w:r>
+    </w:p>
+    <w:p>
+      <w:r>
+        <w:t>2</w:t>
+      </w:r>
+      <w:r>
+        <w:t xml:space="preserve">. Провести практическое исследование вредоносного файла в изолированной программной среде на наличие вредоносного кода. </w:t>
+      </w:r>
+    </w:p>
+    <w:p>
+      <w:r>
+        <w:t>3</w:t>
+      </w:r>
+      <w:r>
+        <w:t xml:space="preserve">. </w:t>
+      </w:r>
+      <w:r>
+        <w:t>Классифицировать актуальные угрозы информационной безопасности, распространяемые через нелицензионные дистрибутивы ПО</w:t>
+      </w:r>
+      <w:r>
+        <w:t>.</w:t>
+      </w:r>
+    </w:p>
+    <w:p>
+      <w:r>
+        <w:t>4</w:t>
+      </w:r>
+      <w:r>
+        <w:t xml:space="preserve">. </w:t>
+      </w:r>
+      <w:r>
+        <w:t>Исследовать технические методы скрытого внедрения вредоносного кода</w:t>
+      </w:r>
+      <w:r>
+        <w:t>.</w:t>
+      </w:r>
+    </w:p>
+    <w:p>
+      <w:r>
+        <w:lastRenderedPageBreak/>
+        <w:t xml:space="preserve">Методы исследования – исследование научной литературы, нормативно-правовых документов, технических материалов по системам защиты программного обеспечения и способам их обхода, динамический анализ </w:t>
+      </w:r>
+      <w:r>
+        <w:t xml:space="preserve">в изолированной программной среде, анализ различных видов защиты и методов обходов. </w:t>
+      </w:r>
+    </w:p>
+    <w:p/>
+    <w:p>
+      <w:pPr>
+        <w:pStyle w:val="11"/>
+      </w:pPr>
+      <w:bookmarkStart w:id="1" w:name="_Toc231996001"/>
+      <w:r>
+        <w:lastRenderedPageBreak/>
+        <w:t xml:space="preserve">Глава </w:t>
+      </w:r>
+      <w:r>
+        <w:t>1</w:t>
+      </w:r>
+      <w:r>
+        <w:t xml:space="preserve">. </w:t>
+      </w:r>
+      <w:r>
+        <w:t>ТЕОРЕТИЧЕСКИЕ ОСНОВЫ БЕЗОПАСНОСТИ ПРОГРАММНОГО ОБЕСПЕЧЕНИЯ</w:t>
+      </w:r>
       <w:bookmarkEnd w:id="1"/>
-    </w:p>
-    <w:p>
-      <w:r>
-        <w:t>В настоящее время</w:t>
-      </w:r>
-      <w:r>
-        <w:t xml:space="preserve"> существует противоречие между желанием получить бесплатный доступ к программному обеспечению и высокими рисками, которыми подвергается личная информация или компьютерная техника.</w:t>
-      </w:r>
       <w:r>
         <w:t xml:space="preserve"> </w:t>
       </w:r>
-      <w:r>
-        <w:t xml:space="preserve">В </w:t>
-      </w:r>
-      <w:r>
-        <w:t>условиях ухода крупных иностранных компаний с российского рынка и роста стоимости лицензионных продуктов, пользователи интернета, параллельно стремясь к экономии своих средств</w:t>
-      </w:r>
-      <w:r>
-        <w:t>,</w:t>
-      </w:r>
-      <w:r>
-        <w:t xml:space="preserve"> все чаще обращаются к нелицензионному программному обеспечению</w:t>
-      </w:r>
-      <w:r>
-        <w:t>,</w:t>
-      </w:r>
-      <w:r>
-        <w:t xml:space="preserve"> </w:t>
-      </w:r>
-      <w:r>
-        <w:t>не осознавая последстви</w:t>
-      </w:r>
-      <w:r>
-        <w:t>й</w:t>
-      </w:r>
-      <w:r>
-        <w:t xml:space="preserve"> своих действий. Пиратское программное обеспечение является вектором для распространения троянов, программ-вымогателей, скрытых </w:t>
-      </w:r>
-      <w:proofErr w:type="spellStart"/>
-      <w:r>
-        <w:t>майнеров</w:t>
-      </w:r>
-      <w:proofErr w:type="spellEnd"/>
-      <w:r>
-        <w:t xml:space="preserve"> и других инструментов для кражи личных данных. Актуальность исследования обусловлена ростом числа случаев использования нелицензионных программ, а также повышением уровня сложности защиты программных продуктов. </w:t>
-      </w:r>
-    </w:p>
-    <w:p>
-      <w:r>
-        <w:t xml:space="preserve">Объект исследования </w:t>
-      </w:r>
-      <w:r>
-        <w:t>–</w:t>
-      </w:r>
-      <w:r>
-        <w:t xml:space="preserve"> </w:t>
-      </w:r>
-      <w:r>
-        <w:t>пиратское программное обеспечение и методы его распространения.</w:t>
-      </w:r>
-    </w:p>
-    <w:p>
-      <w:r>
-        <w:t>Предмет исследования – механизмы внедрения вредоносного кода и риски информационной безопасности</w:t>
-      </w:r>
-      <w:r>
-        <w:t xml:space="preserve">; </w:t>
-      </w:r>
-      <w:r>
-        <w:t xml:space="preserve">влияние пиратского программного обеспечения на безопасность информационных систем, включая распространение вредоносных программ. </w:t>
-      </w:r>
-    </w:p>
-    <w:p>
-      <w:r>
-        <w:t>Цель работы – провести комплексный анализ безопасности пиратского программного обеспечения и механизмы его защиты, оценить угрозы</w:t>
-      </w:r>
-      <w:r>
-        <w:t>.</w:t>
-      </w:r>
-    </w:p>
-    <w:p>
-      <w:pPr>
-        <w:ind w:left="708" w:firstLine="1"/>
-      </w:pPr>
-      <w:r>
-        <w:t>Задачи</w:t>
-      </w:r>
-      <w:r>
-        <w:t>:</w:t>
-      </w:r>
-    </w:p>
-    <w:p>
-      <w:r>
-        <w:t>1</w:t>
-      </w:r>
-      <w:r>
-        <w:t xml:space="preserve">. Изучить теоретические основы взлома программного обеспечения и механизмы обхода защиты </w:t>
-      </w:r>
-      <w:r>
-        <w:rPr>
-          <w:lang w:val="en-US"/>
-        </w:rPr>
-        <w:t>DRM</w:t>
-      </w:r>
-      <w:r>
-        <w:t xml:space="preserve"> и </w:t>
-      </w:r>
-      <w:r>
-        <w:rPr>
-          <w:lang w:val="en-US"/>
-        </w:rPr>
-        <w:t>Anti</w:t>
-      </w:r>
-      <w:r>
-        <w:t>-</w:t>
-      </w:r>
-      <w:r>
-        <w:rPr>
-          <w:lang w:val="en-US"/>
-        </w:rPr>
-        <w:t>Tamper</w:t>
-      </w:r>
-      <w:r>
-        <w:t xml:space="preserve">. </w:t>
-      </w:r>
-    </w:p>
-    <w:p>
-      <w:r>
-        <w:t>2</w:t>
-      </w:r>
-      <w:r>
-        <w:t xml:space="preserve">. Провести практическое исследование вредоносного файла в изолированной программной среде на наличие вредоносного кода. </w:t>
-      </w:r>
-    </w:p>
-    <w:p>
-      <w:r>
-        <w:t>3</w:t>
-      </w:r>
-      <w:r>
-        <w:t xml:space="preserve">. </w:t>
-      </w:r>
-      <w:r>
-        <w:t>Классифицировать актуальные угрозы информационной безопасности, распространяемые через нелицензионные дистрибутивы ПО</w:t>
-      </w:r>
-      <w:r>
-        <w:t>.</w:t>
-      </w:r>
-    </w:p>
-    <w:p>
-      <w:r>
-        <w:t>4</w:t>
-      </w:r>
-      <w:r>
-        <w:t xml:space="preserve">. </w:t>
-      </w:r>
-      <w:r>
-        <w:t>Исследовать технические методы скрытого внедрения вредоносного кода</w:t>
-      </w:r>
-      <w:r>
-        <w:t>.</w:t>
-      </w:r>
-    </w:p>
-    <w:p>
-      <w:r>
-        <w:t xml:space="preserve">Методы исследования – исследование научной литературы, нормативно-правовых документов, технических материалов по системам защиты программного обеспечения и способам их обхода, динамический анализ </w:t>
-      </w:r>
-      <w:r>
-        <w:t xml:space="preserve">в изолированной программной среде, анализ различных видов защиты и методов обходов. </w:t>
-      </w:r>
-    </w:p>
-    <w:p/>
-    <w:p>
-      <w:pPr>
-        <w:pStyle w:val="11"/>
-      </w:pPr>
-      <w:bookmarkStart w:id="2" w:name="_Toc231996001"/>
-      <w:r>
-        <w:t xml:space="preserve">Глава </w:t>
-      </w:r>
-      <w:r>
-        <w:t>1</w:t>
-      </w:r>
-      <w:r>
-        <w:t xml:space="preserve">. </w:t>
-      </w:r>
-      <w:r>
-        <w:t>ТЕОРЕТИЧЕСКИЕ ОСНОВЫ БЕЗОПАСНОСТИ ПРОГРАММНОГО ОБЕСПЕЧЕНИЯ</w:t>
+    </w:p>
+    <w:p>
+      <w:pPr>
+        <w:pStyle w:val="13"/>
+      </w:pPr>
+      <w:bookmarkStart w:id="2" w:name="_Toc231996002"/>
+      <w:r>
+        <w:t xml:space="preserve">1.1 </w:t>
+      </w:r>
+      <w:r>
+        <w:t xml:space="preserve">Понятие </w:t>
+      </w:r>
+      <w:r>
+        <w:t xml:space="preserve">и </w:t>
+      </w:r>
+      <w:r>
+        <w:t>классификация</w:t>
+      </w:r>
+      <w:r>
+        <w:t xml:space="preserve"> пиратского программного обеспечения.</w:t>
       </w:r>
       <w:bookmarkEnd w:id="2"/>
-      <w:r>
-        <w:t xml:space="preserve"> </w:t>
-      </w:r>
-    </w:p>
-    <w:p>
-      <w:pPr>
-        <w:pStyle w:val="13"/>
-      </w:pPr>
-      <w:bookmarkStart w:id="3" w:name="_Toc231996002"/>
-      <w:r>
-        <w:t xml:space="preserve">1.1 </w:t>
-      </w:r>
-      <w:r>
-        <w:t xml:space="preserve">Понятие </w:t>
-      </w:r>
-      <w:r>
-        <w:t xml:space="preserve">и </w:t>
-      </w:r>
-      <w:r>
-        <w:t>классификация</w:t>
-      </w:r>
-      <w:r>
-        <w:t xml:space="preserve"> пиратского программного обеспечения.</w:t>
-      </w:r>
-      <w:bookmarkEnd w:id="3"/>
       <w:r>
         <w:t xml:space="preserve"> </w:t>
       </w:r>
@@ -1370,7 +1371,7 @@
       <w:pPr>
         <w:pStyle w:val="13"/>
       </w:pPr>
-      <w:bookmarkStart w:id="4" w:name="_Toc231996003"/>
+      <w:bookmarkStart w:id="3" w:name="_Toc231996003"/>
       <w:r>
         <w:t xml:space="preserve">1.2 Защита </w:t>
       </w:r>
@@ -1412,7 +1413,7 @@
       <w:r>
         <w:t>anagement</w:t>
       </w:r>
-      <w:bookmarkEnd w:id="4"/>
+      <w:bookmarkEnd w:id="3"/>
       <w:proofErr w:type="spellEnd"/>
     </w:p>
     <w:p>
@@ -1486,6 +1487,7 @@
         <w:t xml:space="preserve"> </w:t>
       </w:r>
       <w:r>
+        <w:lastRenderedPageBreak/>
         <w:t>обеспечивает наиболее высокую эффективность для защиты цифрового контента</w:t>
       </w:r>
       <w:r>
@@ -1544,15 +1546,15 @@
         </w:rPr>
       </w:pPr>
       <w:r>
-        <w:t xml:space="preserve">Несмотря на всю сложность </w:t>
+        <w:t xml:space="preserve">Несмотря на всю сложность системы, желающие получить доступ </w:t>
       </w:r>
       <w:proofErr w:type="gramStart"/>
       <w:r>
-        <w:t>системы, желающие получить доступ к программе бесплатно используют</w:t>
+        <w:t>к программе</w:t>
       </w:r>
       <w:proofErr w:type="gramEnd"/>
       <w:r>
-        <w:t xml:space="preserve"> различные техники, способы для обхода </w:t>
+        <w:t xml:space="preserve"> бесплатно используют различные техники, способы для обхода </w:t>
       </w:r>
       <w:r>
         <w:rPr>
@@ -1662,7 +1664,11 @@
         <w:t xml:space="preserve"> </w:t>
       </w:r>
       <w:r>
-        <w:t xml:space="preserve">для создания особых уникальных лицензионных ключей. Система принимает их за подлинные и позволяют пользователю получить доступ к используемым функциям точно так же, как если бы лицензия была приобретена легально. </w:t>
+        <w:t xml:space="preserve">для создания особых уникальных лицензионных ключей. Система принимает их за подлинные и </w:t>
+      </w:r>
+      <w:r>
+        <w:lastRenderedPageBreak/>
+        <w:t xml:space="preserve">позволяют пользователю получить доступ к используемым функциям точно так же, как если бы лицензия была приобретена легально. </w:t>
       </w:r>
     </w:p>
     <w:p>
@@ -1870,7 +1876,11 @@
         <w:t>триггер проверяет, не была ли нарушена целостность кода в оперативной памяти. Если проверка провалена, то программа не сразу выдает ошибку о ненайденной подлинной лицензии.</w:t>
       </w:r>
       <w:r>
-        <w:t xml:space="preserve"> Связано это с тем, что современные системы защиты отходят от мгновенно блокировки приложения, дабы взломщику было труднее догадаться на каком именно этапе сработала защита. </w:t>
+        <w:t xml:space="preserve"> Связано это с тем, что современные системы защиты </w:t>
+      </w:r>
+      <w:r>
+        <w:lastRenderedPageBreak/>
+        <w:t xml:space="preserve">отходят от мгновенно блокировки приложения, дабы взломщику было труднее догадаться на каком именно этапе сработала защита. </w:t>
       </w:r>
       <w:r>
         <w:t xml:space="preserve"> Вместо этого она</w:t>
@@ -2013,6 +2023,7 @@
         <w:rPr>
           <w:lang w:eastAsia="ru-RU"/>
         </w:rPr>
+        <w:lastRenderedPageBreak/>
         <mc:AlternateContent>
           <mc:Choice Requires="wps">
             <w:drawing>
@@ -2070,9 +2081,9 @@
               </wp:inline>
             </w:drawing>
           </mc:Choice>
-          <mc:Fallback xmlns:cx="http://schemas.microsoft.com/office/drawing/2014/chartex" xmlns:cx1="http://schemas.microsoft.com/office/drawing/2015/9/8/chartex" xmlns:cx2="http://schemas.microsoft.com/office/drawing/2015/10/21/chartex" xmlns:cx3="http://schemas.microsoft.com/office/drawing/2016/5/9/chartex" xmlns:cx4="http://schemas.microsoft.com/office/drawing/2016/5/10/chartex" xmlns:cx5="http://schemas.microsoft.com/office/drawing/2016/5/11/chartex" xmlns:cx6="http://schemas.microsoft.com/office/drawing/2016/5/12/chartex" xmlns:cx7="http://schemas.microsoft.com/office/drawing/2016/5/13/chartex" xmlns:cx8="http://schemas.microsoft.com/office/drawing/2016/5/14/chartex" xmlns:aink="http://schemas.microsoft.com/office/drawing/2016/ink" xmlns:am3d="http://schemas.microsoft.com/office/drawing/2017/model3d" xmlns:w15="http://schemas.microsoft.com/office/word/2012/wordml" xmlns:w16cid="http://schemas.microsoft.com/office/word/2016/wordml/cid" xmlns:w16se="http://schemas.microsoft.com/office/word/2015/wordml/symex">
+          <mc:Fallback>
             <w:pict>
-              <v:rect w14:anchorId="7855ED1B" id="Прямоугольник 14" o:spid="_x0000_s1026" alt="blob:https://web.telegram.org/6ae3ef30-f1b1-47fe-aebd-b1a5fdf15993" style="width:24.3pt;height:24.3pt;visibility:visible;mso-wrap-style:square;mso-left-percent:-10001;mso-top-percent:-10001;mso-position-horizontal:absolute;mso-position-horizontal-relative:char;mso-position-vertical:absolute;mso-position-vertical-relative:line;mso-left-percent:-10001;mso-top-percent:-10001;v-text-anchor:top" o:gfxdata="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" filled="f" stroked="f">
+              <v:rect w14:anchorId="0BCCEB8C" id="Прямоугольник 14" o:spid="_x0000_s1026" alt="blob:https://web.telegram.org/6ae3ef30-f1b1-47fe-aebd-b1a5fdf15993" style="width:24.3pt;height:24.3pt;visibility:visible;mso-wrap-style:square;mso-left-percent:-10001;mso-top-percent:-10001;mso-position-horizontal:absolute;mso-position-horizontal-relative:char;mso-position-vertical:absolute;mso-position-vertical-relative:line;mso-left-percent:-10001;mso-top-percent:-10001;v-text-anchor:top" o:gfxdata="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" filled="f" stroked="f">
                 <o:lock v:ext="edit" aspectratio="t"/>
                 <w10:anchorlock/>
               </v:rect>
@@ -2144,9 +2155,9 @@
               </wp:inline>
             </w:drawing>
           </mc:Choice>
-          <mc:Fallback xmlns:cx="http://schemas.microsoft.com/office/drawing/2014/chartex" xmlns:cx1="http://schemas.microsoft.com/office/drawing/2015/9/8/chartex" xmlns:cx2="http://schemas.microsoft.com/office/drawing/2015/10/21/chartex" xmlns:cx3="http://schemas.microsoft.com/office/drawing/2016/5/9/chartex" xmlns:cx4="http://schemas.microsoft.com/office/drawing/2016/5/10/chartex" xmlns:cx5="http://schemas.microsoft.com/office/drawing/2016/5/11/chartex" xmlns:cx6="http://schemas.microsoft.com/office/drawing/2016/5/12/chartex" xmlns:cx7="http://schemas.microsoft.com/office/drawing/2016/5/13/chartex" xmlns:cx8="http://schemas.microsoft.com/office/drawing/2016/5/14/chartex" xmlns:aink="http://schemas.microsoft.com/office/drawing/2016/ink" xmlns:am3d="http://schemas.microsoft.com/office/drawing/2017/model3d" xmlns:w15="http://schemas.microsoft.com/office/word/2012/wordml" xmlns:w16cid="http://schemas.microsoft.com/office/word/2016/wordml/cid" xmlns:w16se="http://schemas.microsoft.com/office/word/2015/wordml/symex">
+          <mc:Fallback>
             <w:pict>
-              <v:rect w14:anchorId="4AA4C004" id="Прямоугольник 15" o:spid="_x0000_s1026" alt="blob:https://web.telegram.org/6ae3ef30-f1b1-47fe-aebd-b1a5fdf15993" style="width:24.3pt;height:24.3pt;visibility:visible;mso-wrap-style:square;mso-left-percent:-10001;mso-top-percent:-10001;mso-position-horizontal:absolute;mso-position-horizontal-relative:char;mso-position-vertical:absolute;mso-position-vertical-relative:line;mso-left-percent:-10001;mso-top-percent:-10001;v-text-anchor:top" o:gfxdata="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" filled="f" stroked="f">
+              <v:rect w14:anchorId="62338D7A" id="Прямоугольник 15" o:spid="_x0000_s1026" alt="blob:https://web.telegram.org/6ae3ef30-f1b1-47fe-aebd-b1a5fdf15993" style="width:24.3pt;height:24.3pt;visibility:visible;mso-wrap-style:square;mso-left-percent:-10001;mso-top-percent:-10001;mso-position-horizontal:absolute;mso-position-horizontal-relative:char;mso-position-vertical:absolute;mso-position-vertical-relative:line;mso-left-percent:-10001;mso-top-percent:-10001;v-text-anchor:top" o:gfxdata="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" filled="f" stroked="f">
                 <o:lock v:ext="edit" aspectratio="t"/>
                 <w10:anchorlock/>
               </v:rect>
@@ -2180,7 +2191,7 @@
                     <pic:cNvPicPr/>
                   </pic:nvPicPr>
                   <pic:blipFill>
-                    <a:blip r:embed="rId9"/>
+                    <a:blip r:embed="rId8"/>
                     <a:stretch>
                       <a:fillRect/>
                     </a:stretch>
@@ -2235,11 +2246,11 @@
       <w:r>
         <w:t xml:space="preserve"> </w:t>
       </w:r>
-      <w:bookmarkStart w:id="5" w:name="_Toc231996004"/>
+      <w:bookmarkStart w:id="4" w:name="_Toc231996004"/>
       <w:r>
         <w:t>Классификация угроз в нелицензионных дистрибутивах</w:t>
       </w:r>
-      <w:bookmarkEnd w:id="5"/>
+      <w:bookmarkEnd w:id="4"/>
     </w:p>
     <w:p>
       <w:r>
@@ -2365,7 +2376,11 @@
         <w:t>. В</w:t>
       </w:r>
       <w:r>
-        <w:t xml:space="preserve">редоносный код, который использует вычислительную мощность компьютера пользователя с целью добычи криптовалюты. Подобное программное обеспечение может не только добывать криптовалюту, но и выполнять ряд других действий. Например, извлекать какую либо конфиденциальную информацию пользователя и открывать посторонним лицам доступ к электронным кошелькам, финансовым средствам. Современные </w:t>
+        <w:t xml:space="preserve">редоносный код, который использует вычислительную мощность компьютера пользователя с целью </w:t>
+      </w:r>
+      <w:r>
+        <w:lastRenderedPageBreak/>
+        <w:t xml:space="preserve">добычи криптовалюты. Подобное программное обеспечение может не только добывать криптовалюту, но и выполнять ряд других действий. Например, извлекать какую либо конфиденциальную информацию пользователя и открывать посторонним лицам доступ к электронным кошелькам, финансовым средствам. Современные </w:t>
       </w:r>
       <w:proofErr w:type="spellStart"/>
       <w:r>
@@ -2405,13 +2420,8 @@
         </w:numPr>
         <w:ind w:left="0" w:firstLine="709"/>
       </w:pPr>
-      <w:proofErr w:type="spellStart"/>
-      <w:r>
-        <w:t>Бэкдоры</w:t>
-      </w:r>
-      <w:proofErr w:type="spellEnd"/>
-      <w:r>
-        <w:t xml:space="preserve"> (</w:t>
+      <w:r>
+        <w:t>Бэкдоры (</w:t>
       </w:r>
       <w:proofErr w:type="spellStart"/>
       <w:r>
@@ -2558,7 +2568,11 @@
         <w:t>)</w:t>
       </w:r>
       <w:r>
-        <w:t xml:space="preserve">. Это тип вредоносного программного обеспечения, который после запуска блокирует доступ к файлам пользователя или всей операционной системе или шифрует данные пользователя, требуя определенный денежный выкуп за восстановление. </w:t>
+        <w:t xml:space="preserve">. Это тип вредоносного программного обеспечения, который после запуска блокирует доступ к файлам </w:t>
+      </w:r>
+      <w:r>
+        <w:lastRenderedPageBreak/>
+        <w:t xml:space="preserve">пользователя или всей операционной системе или шифрует данные пользователя, требуя определенный денежный выкуп за восстановление. </w:t>
       </w:r>
     </w:p>
     <w:p>
@@ -2572,101 +2586,140 @@
       <w:r>
         <w:t xml:space="preserve"> </w:t>
       </w:r>
-      <w:bookmarkStart w:id="6" w:name="_Toc231996005"/>
+      <w:bookmarkStart w:id="5" w:name="_Toc231996005"/>
       <w:r>
         <w:t>Методы скрытого внедрения и маскировки угроз</w:t>
       </w:r>
+      <w:bookmarkEnd w:id="5"/>
+    </w:p>
+    <w:p>
+      <w:r>
+        <w:t>Недопущение обнаружения какого-либо вируса на устройстве является одной из главн</w:t>
+      </w:r>
+      <w:r>
+        <w:t>ых</w:t>
+      </w:r>
+      <w:r>
+        <w:t xml:space="preserve"> задач для каждого хакера. Если же антивирус удалит зараженную программу, то злоумышленник не получит никакой выгоды для себя. Современные </w:t>
+      </w:r>
+      <w:proofErr w:type="spellStart"/>
+      <w:r>
+        <w:t>киберугрозы</w:t>
+      </w:r>
+      <w:proofErr w:type="spellEnd"/>
+      <w:r>
+        <w:t xml:space="preserve"> используют комплексные методы для проникновения на устройство пользователя и маскировки своего присутствия, задачи которых является обеспечение </w:t>
+      </w:r>
+      <w:r>
+        <w:t xml:space="preserve">максимального количество времени жизни вредоносного кода в системе. </w:t>
+      </w:r>
+    </w:p>
+    <w:p>
+      <w:r>
+        <w:t xml:space="preserve">1. Склеивание через </w:t>
+      </w:r>
+      <w:proofErr w:type="spellStart"/>
+      <w:r>
+        <w:t>байндеры</w:t>
+      </w:r>
+      <w:proofErr w:type="spellEnd"/>
+      <w:r>
+        <w:t xml:space="preserve">. Является классическим способом внедрения вредоносного кода в систему пользователя. </w:t>
+      </w:r>
+      <w:r>
+        <w:t>Несмотря на то, что этот метод является одним из самых старых, на сегодняшний день он остается эффективным. Он позволяет хакеру объединить два и более файлов в один общий исполняемый</w:t>
+      </w:r>
+      <w:r>
+        <w:t xml:space="preserve"> (.</w:t>
+      </w:r>
+      <w:r>
+        <w:rPr>
+          <w:lang w:val="en-US"/>
+        </w:rPr>
+        <w:t>exe</w:t>
+      </w:r>
+      <w:r>
+        <w:t>)</w:t>
+      </w:r>
+      <w:r>
+        <w:t xml:space="preserve">. Для создания подобного используются специальным программы, называемые </w:t>
+      </w:r>
+      <w:proofErr w:type="spellStart"/>
+      <w:r>
+        <w:t>байндерами</w:t>
+      </w:r>
+      <w:proofErr w:type="spellEnd"/>
+      <w:r>
+        <w:t xml:space="preserve">. При запуске файла сначала обрабатывается код самого </w:t>
+      </w:r>
+      <w:proofErr w:type="spellStart"/>
+      <w:r>
+        <w:t>байндера</w:t>
+      </w:r>
+      <w:proofErr w:type="spellEnd"/>
+      <w:r>
+        <w:t xml:space="preserve">, который распаковывает содержимое во временную папку системы. Он запускает сразу два процесса. Первый – это реальная установка той программы, которой ожидает пользователь. Второй – скрытый запуск вредоносного кода. </w:t>
+      </w:r>
+      <w:r>
+        <w:t xml:space="preserve">Многие </w:t>
+      </w:r>
+      <w:proofErr w:type="spellStart"/>
+      <w:r>
+        <w:t>байндеры</w:t>
+      </w:r>
+      <w:proofErr w:type="spellEnd"/>
+      <w:r>
+        <w:t xml:space="preserve"> не просто склеивают, а шифруют код. Распаковка происходит прямо в оперативной памяти</w:t>
+      </w:r>
+      <w:r>
+        <w:t>, пропуска</w:t>
+      </w:r>
+      <w:r>
+        <w:t>я создание файла на диске</w:t>
+      </w:r>
+      <w:r>
+        <w:t xml:space="preserve">. </w:t>
+      </w:r>
+    </w:p>
+    <w:p>
+      <w:r>
+        <w:t xml:space="preserve">2. Использование </w:t>
+      </w:r>
+      <w:proofErr w:type="spellStart"/>
+      <w:r>
+        <w:t>дропперов</w:t>
+      </w:r>
+      <w:proofErr w:type="spellEnd"/>
+      <w:r>
+        <w:t xml:space="preserve">. </w:t>
+      </w:r>
+      <w:proofErr w:type="spellStart"/>
+      <w:r>
+        <w:t>Дроппер</w:t>
+      </w:r>
+      <w:proofErr w:type="spellEnd"/>
+      <w:r>
+        <w:t xml:space="preserve"> представляет специализированную программу-загрузчик, которая не является вредоносной сама по себе. Она является некоторым транспортом для доставки вируса в систему пользователя.  Главной механикой подобного метода заключается в том, что в программе отсутствует само тело вируса. После запуска </w:t>
+      </w:r>
+      <w:proofErr w:type="spellStart"/>
+      <w:r>
+        <w:t>дроппер</w:t>
+      </w:r>
+      <w:proofErr w:type="spellEnd"/>
+      <w:r>
+        <w:t xml:space="preserve"> связывается с сервером злоумышленника, после чего скачивает основной вредоносный модуль </w:t>
+      </w:r>
+      <w:bookmarkStart w:id="6" w:name="_GoBack"/>
       <w:bookmarkEnd w:id="6"/>
     </w:p>
-    <w:p>
-      <w:r>
-        <w:t xml:space="preserve">Недопущение обнаружения какого-либо вируса на устройстве является одной из главной задачей для каждого хакера. Если же антивирус удалит зараженную программу, то злоумышленник не получит никакой выгоды для себя. Современные </w:t>
-      </w:r>
-      <w:proofErr w:type="spellStart"/>
-      <w:r>
-        <w:t>киберугрозы</w:t>
-      </w:r>
-      <w:proofErr w:type="spellEnd"/>
-      <w:r>
-        <w:t xml:space="preserve"> используют комплексные методы для проникновения на устройство пользователя и маскировки своего присутствия, задачи которых является обеспечение </w:t>
-      </w:r>
-      <w:r>
-        <w:t xml:space="preserve">максимального количество времени жизни вредоносного кода в системе. </w:t>
-      </w:r>
-    </w:p>
-    <w:p>
-      <w:r>
-        <w:t xml:space="preserve">1. Склеивание через </w:t>
-      </w:r>
-      <w:proofErr w:type="spellStart"/>
-      <w:r>
-        <w:t>байндеры</w:t>
-      </w:r>
-      <w:proofErr w:type="spellEnd"/>
-      <w:r>
-        <w:t xml:space="preserve">. Является классическим способом внедрения вредоносного кода в систему пользователя. </w:t>
-      </w:r>
-      <w:r>
-        <w:t>Несмотря на то, что этот метод является одним из самых старых, на сегодняшний день он остается эффективным. Он позволяет хакеру объединить два и более файлов в один общий исполняемый</w:t>
-      </w:r>
-      <w:r>
-        <w:t xml:space="preserve"> (.</w:t>
-      </w:r>
-      <w:r>
-        <w:rPr>
-          <w:lang w:val="en-US"/>
-        </w:rPr>
-        <w:t>exe</w:t>
-      </w:r>
-      <w:r>
-        <w:t>)</w:t>
-      </w:r>
-      <w:r>
-        <w:t xml:space="preserve">. Для создания подобного используются специальным программы, называемые </w:t>
-      </w:r>
-      <w:proofErr w:type="spellStart"/>
-      <w:r>
-        <w:t>байндерами</w:t>
-      </w:r>
-      <w:proofErr w:type="spellEnd"/>
-      <w:r>
-        <w:t xml:space="preserve">. При запуске файла сначала обрабатывается код самого </w:t>
-      </w:r>
-      <w:proofErr w:type="spellStart"/>
-      <w:r>
-        <w:t>байндера</w:t>
-      </w:r>
-      <w:proofErr w:type="spellEnd"/>
-      <w:r>
-        <w:t xml:space="preserve">, который распаковывает содержимое во временную папку системы. Он запускает сразу два процесса. Первый – это реальная установка той программы, которой ожидает пользователь. Второй – скрытый запуск вредоносного кода. </w:t>
-      </w:r>
-      <w:r>
-        <w:t xml:space="preserve">Многие </w:t>
-      </w:r>
-      <w:proofErr w:type="spellStart"/>
-      <w:r>
-        <w:t>байндеры</w:t>
-      </w:r>
-      <w:proofErr w:type="spellEnd"/>
-      <w:r>
-        <w:t xml:space="preserve"> не просто склеивают, а шифруют код. Распаковка происходит прямо в оперативной памяти</w:t>
-      </w:r>
-      <w:r>
-        <w:t>, пропуска</w:t>
-      </w:r>
-      <w:r>
-        <w:t>я создание файла на диске</w:t>
-      </w:r>
-      <w:r>
-        <w:t xml:space="preserve">. </w:t>
-      </w:r>
-    </w:p>
+    <w:p/>
     <w:p>
       <w:pPr>
         <w:pStyle w:val="11"/>
       </w:pPr>
       <w:bookmarkStart w:id="7" w:name="_Toc231996006"/>
       <w:r>
+        <w:lastRenderedPageBreak/>
         <w:t>Глава 2. ПРАКТИЧЕСКАЯ ЧАСТЬ</w:t>
       </w:r>
       <w:bookmarkEnd w:id="7"/>
@@ -2737,12 +2790,17 @@
         <w:t xml:space="preserve">(Веб-платформа мультисканирования). </w:t>
       </w:r>
       <w:proofErr w:type="spellStart"/>
+      <w:proofErr w:type="gramStart"/>
       <w:r>
         <w:t>VirusTotal</w:t>
       </w:r>
       <w:proofErr w:type="spellEnd"/>
       <w:r>
-        <w:t xml:space="preserve">  — бесплатная служба, осуществляющая анализ подозрительных файлов и ссылок (URL) на предмет выявления вирусов, червей, троянов и всевозможных вредоносных программ</w:t>
+        <w:t xml:space="preserve">  —</w:t>
+      </w:r>
+      <w:proofErr w:type="gramEnd"/>
+      <w:r>
+        <w:t xml:space="preserve"> бесплатная служба, осуществляющая анализ подозрительных файлов и ссылок (URL) на предмет выявления вирусов, червей, троянов и всевозможных вредоносных программ</w:t>
       </w:r>
       <w:r>
         <w:t xml:space="preserve"> </w:t>
@@ -2751,13 +2809,8 @@
         <w:t>[</w:t>
       </w:r>
       <w:r>
-        <w:t>7, С</w:t>
-      </w:r>
-      <w:proofErr w:type="gramStart"/>
-      <w:r>
-        <w:t>1</w:t>
-      </w:r>
-      <w:proofErr w:type="gramEnd"/>
+        <w:t>7, С1</w:t>
+      </w:r>
       <w:r>
         <w:t>]</w:t>
       </w:r>
@@ -2813,12 +2866,15 @@
       <w:r>
         <w:t>1</w:t>
       </w:r>
+      <w:r>
+        <w:t>]</w:t>
+      </w:r>
+      <w:r>
+        <w:t>С</w:t>
+      </w:r>
       <w:proofErr w:type="gramEnd"/>
       <w:r>
-        <w:t>]</w:t>
-      </w:r>
-      <w:r>
-        <w:t xml:space="preserve">С помощью командной строки проводился анализ и восстановление прав доступа к </w:t>
+        <w:t xml:space="preserve"> помощью командной строки проводился анализ и восстановление прав доступа к </w:t>
       </w:r>
       <w:r>
         <w:t xml:space="preserve">объектам, которые были изменены пиратским программным обеспечением. </w:t>
@@ -2847,9 +2903,13 @@
       <w:r>
         <w:t xml:space="preserve">В качестве исследуемого объекта был использован дистрибутив нелицензионного программного обеспечения, загруженный с популярного </w:t>
       </w:r>
+      <w:r>
+        <w:lastRenderedPageBreak/>
+        <w:t>торрент-</w:t>
+      </w:r>
       <w:proofErr w:type="spellStart"/>
       <w:r>
-        <w:t>торрент-трекера</w:t>
+        <w:t>трекера</w:t>
       </w:r>
       <w:proofErr w:type="spellEnd"/>
       <w:r>
@@ -2902,7 +2962,7 @@
                     <pic:cNvPicPr/>
                   </pic:nvPicPr>
                   <pic:blipFill>
-                    <a:blip r:embed="rId10">
+                    <a:blip r:embed="rId9">
                       <a:extLst>
                         <a:ext uri="{28A0092B-C50C-407E-A947-70E740481C1C}">
                           <a14:useLocalDpi xmlns:a14="http://schemas.microsoft.com/office/drawing/2010/main" val="0"/>
@@ -3033,7 +3093,7 @@
                     <pic:cNvPicPr/>
                   </pic:nvPicPr>
                   <pic:blipFill>
-                    <a:blip r:embed="rId11" cstate="print">
+                    <a:blip r:embed="rId10" cstate="print">
                       <a:extLst>
                         <a:ext uri="{28A0092B-C50C-407E-A947-70E740481C1C}">
                           <a14:useLocalDpi xmlns:a14="http://schemas.microsoft.com/office/drawing/2010/main" val="0"/>
@@ -3158,21 +3218,16 @@
         </w:rPr>
         <w:t>]</w:t>
       </w:r>
+      <w:r>
+        <w:t xml:space="preserve">. </w:t>
+      </w:r>
       <w:proofErr w:type="gramStart"/>
       <w:r>
-        <w:t>.</w:t>
+        <w:t>( см.</w:t>
       </w:r>
       <w:proofErr w:type="gramEnd"/>
       <w:r>
-        <w:t xml:space="preserve"> ( </w:t>
-      </w:r>
-      <w:proofErr w:type="gramStart"/>
-      <w:r>
-        <w:t>с</w:t>
-      </w:r>
-      <w:proofErr w:type="gramEnd"/>
-      <w:r>
-        <w:t>м. Рисунок 3).</w:t>
+        <w:t xml:space="preserve"> Рисунок 3).</w:t>
       </w:r>
     </w:p>
     <w:p>
@@ -3183,11 +3238,170 @@
         <w:rPr>
           <w:lang w:eastAsia="ru-RU"/>
         </w:rPr>
+        <w:lastRenderedPageBreak/>
         <w:drawing>
           <wp:inline distT="0" distB="0" distL="0" distR="0" wp14:anchorId="2A726CB1" wp14:editId="602800F0">
             <wp:extent cx="6120130" cy="1840650"/>
             <wp:effectExtent l="0" t="0" r="0" b="7620"/>
             <wp:docPr id="1" name="Рисунок 1"/>
+            <wp:cNvGraphicFramePr>
+              <a:graphicFrameLocks xmlns:a="http://schemas.openxmlformats.org/drawingml/2006/main" noChangeAspect="1"/>
+            </wp:cNvGraphicFramePr>
+            <a:graphic xmlns:a="http://schemas.openxmlformats.org/drawingml/2006/main">
+              <a:graphicData uri="http://schemas.openxmlformats.org/drawingml/2006/picture">
+                <pic:pic xmlns:pic="http://schemas.openxmlformats.org/drawingml/2006/picture">
+                  <pic:nvPicPr>
+                    <pic:cNvPr id="0" name=""/>
+                    <pic:cNvPicPr/>
+                  </pic:nvPicPr>
+                  <pic:blipFill>
+                    <a:blip r:embed="rId11"/>
+                    <a:stretch>
+                      <a:fillRect/>
+                    </a:stretch>
+                  </pic:blipFill>
+                  <pic:spPr>
+                    <a:xfrm>
+                      <a:off x="0" y="0"/>
+                      <a:ext cx="6120130" cy="1840650"/>
+                    </a:xfrm>
+                    <a:prstGeom prst="rect">
+                      <a:avLst/>
+                    </a:prstGeom>
+                  </pic:spPr>
+                </pic:pic>
+              </a:graphicData>
+            </a:graphic>
+          </wp:inline>
+        </w:drawing>
+      </w:r>
+    </w:p>
+    <w:p>
+      <w:pPr>
+        <w:pStyle w:val="afa"/>
+      </w:pPr>
+      <w:r>
+        <w:t xml:space="preserve">Рисунок </w:t>
+      </w:r>
+      <w:r>
+        <w:t>4</w:t>
+      </w:r>
+      <w:r>
+        <w:t xml:space="preserve"> - </w:t>
+      </w:r>
+      <w:r>
+        <w:t>Восстановление доступа</w:t>
+      </w:r>
+    </w:p>
+    <w:p>
+      <w:r>
+        <w:t>Использовалась команда:</w:t>
+      </w:r>
+      <w:r>
+        <w:t xml:space="preserve"> </w:t>
+      </w:r>
+      <w:proofErr w:type="spellStart"/>
+      <w:r>
+        <w:t>takeown</w:t>
+      </w:r>
+      <w:proofErr w:type="spellEnd"/>
+      <w:r>
+        <w:t xml:space="preserve"> /f "C:\Users\User\Documents" /r /d y. </w:t>
+      </w:r>
+      <w:r>
+        <w:t xml:space="preserve">Однако одного лишь изменения владельца директории через </w:t>
+      </w:r>
+      <w:proofErr w:type="spellStart"/>
+      <w:r>
+        <w:rPr>
+          <w:lang w:val="en-US"/>
+        </w:rPr>
+        <w:t>takeown</w:t>
+      </w:r>
+      <w:proofErr w:type="spellEnd"/>
+      <w:r>
+        <w:t xml:space="preserve"> недостаточно для разрешения проблемы. Для полного сброса поврежденных разрешений была применена системная утилита </w:t>
+      </w:r>
+      <w:proofErr w:type="spellStart"/>
+      <w:r>
+        <w:rPr>
+          <w:lang w:val="en-US"/>
+        </w:rPr>
+        <w:t>icacls</w:t>
+      </w:r>
+      <w:proofErr w:type="spellEnd"/>
+      <w:r>
+        <w:t xml:space="preserve">. (см. Рисунок 4). </w:t>
+      </w:r>
+      <w:r>
+        <w:t xml:space="preserve">Команда </w:t>
+      </w:r>
+      <w:proofErr w:type="spellStart"/>
+      <w:r>
+        <w:rPr>
+          <w:lang w:val="en-US"/>
+        </w:rPr>
+        <w:t>icacls</w:t>
+      </w:r>
+      <w:proofErr w:type="spellEnd"/>
+      <w:r>
+        <w:t xml:space="preserve"> </w:t>
+      </w:r>
+      <w:r>
+        <w:t>о</w:t>
+      </w:r>
+      <w:r>
+        <w:t>тображает или изменяет списки управления доступом (</w:t>
+      </w:r>
+      <w:r>
+        <w:rPr>
+          <w:lang w:val="en-US"/>
+        </w:rPr>
+        <w:t>DACLs</w:t>
+      </w:r>
+      <w:r>
+        <w:t>) для указанных файлов и применяет хранимые списки управления доступом</w:t>
+      </w:r>
+      <w:r>
+        <w:t xml:space="preserve"> к файлам в указанных каталогах. </w:t>
+      </w:r>
+      <w:r>
+        <w:t>[</w:t>
+      </w:r>
+      <w:r>
+        <w:t>10</w:t>
+      </w:r>
+      <w:r>
+        <w:t>, С</w:t>
+      </w:r>
+      <w:proofErr w:type="gramStart"/>
+      <w:r>
+        <w:t>1</w:t>
+      </w:r>
+      <w:r>
+        <w:t>]</w:t>
+      </w:r>
+      <w:r>
+        <w:t>Это</w:t>
+      </w:r>
+      <w:proofErr w:type="gramEnd"/>
+      <w:r>
+        <w:t xml:space="preserve"> позволило окончательно вернуть пользователю корректную работу системы, его доступ к файлам. </w:t>
+      </w:r>
+    </w:p>
+    <w:p>
+      <w:pPr>
+        <w:pStyle w:val="afa"/>
+      </w:pPr>
+      <w:r>
+        <w:rPr>
+          <w:lang w:eastAsia="ru-RU"/>
+        </w:rPr>
+        <w:drawing>
+          <wp:inline distT="0" distB="0" distL="0" distR="0" wp14:anchorId="1274B6BA" wp14:editId="0A3F4C09">
+            <wp:extent cx="6120130" cy="2759080"/>
+            <wp:effectExtent l="0" t="0" r="0" b="3175"/>
+            <wp:docPr id="12" name="Рисунок 12"/>
             <wp:cNvGraphicFramePr>
               <a:graphicFrameLocks xmlns:a="http://schemas.openxmlformats.org/drawingml/2006/main" noChangeAspect="1"/>
             </wp:cNvGraphicFramePr>
@@ -3207,161 +3421,6 @@
                   <pic:spPr>
                     <a:xfrm>
                       <a:off x="0" y="0"/>
-                      <a:ext cx="6120130" cy="1840650"/>
-                    </a:xfrm>
-                    <a:prstGeom prst="rect">
-                      <a:avLst/>
-                    </a:prstGeom>
-                  </pic:spPr>
-                </pic:pic>
-              </a:graphicData>
-            </a:graphic>
-          </wp:inline>
-        </w:drawing>
-      </w:r>
-    </w:p>
-    <w:p>
-      <w:pPr>
-        <w:pStyle w:val="afa"/>
-      </w:pPr>
-      <w:r>
-        <w:t xml:space="preserve">Рисунок </w:t>
-      </w:r>
-      <w:r>
-        <w:t>4</w:t>
-      </w:r>
-      <w:r>
-        <w:t xml:space="preserve"> - </w:t>
-      </w:r>
-      <w:r>
-        <w:t>Восстановление доступа</w:t>
-      </w:r>
-    </w:p>
-    <w:p>
-      <w:r>
-        <w:t>Использовалась команда:</w:t>
-      </w:r>
-      <w:r>
-        <w:t xml:space="preserve"> </w:t>
-      </w:r>
-      <w:proofErr w:type="spellStart"/>
-      <w:r>
-        <w:t>takeown</w:t>
-      </w:r>
-      <w:proofErr w:type="spellEnd"/>
-      <w:r>
-        <w:t xml:space="preserve"> /f "C:\Users\User\Documents" /r /d y. </w:t>
-      </w:r>
-      <w:r>
-        <w:t xml:space="preserve">Однако одного лишь изменения владельца директории через </w:t>
-      </w:r>
-      <w:proofErr w:type="spellStart"/>
-      <w:r>
-        <w:rPr>
-          <w:lang w:val="en-US"/>
-        </w:rPr>
-        <w:t>takeown</w:t>
-      </w:r>
-      <w:proofErr w:type="spellEnd"/>
-      <w:r>
-        <w:t xml:space="preserve"> недостаточно для разрешения проблемы. Для полного сброса поврежденных разрешений была применена системная утилита </w:t>
-      </w:r>
-      <w:proofErr w:type="spellStart"/>
-      <w:r>
-        <w:rPr>
-          <w:lang w:val="en-US"/>
-        </w:rPr>
-        <w:t>icacls</w:t>
-      </w:r>
-      <w:proofErr w:type="spellEnd"/>
-      <w:r>
-        <w:t xml:space="preserve">. (см. Рисунок 4). </w:t>
-      </w:r>
-      <w:r>
-        <w:t xml:space="preserve">Команда </w:t>
-      </w:r>
-      <w:proofErr w:type="spellStart"/>
-      <w:r>
-        <w:rPr>
-          <w:lang w:val="en-US"/>
-        </w:rPr>
-        <w:t>icacls</w:t>
-      </w:r>
-      <w:proofErr w:type="spellEnd"/>
-      <w:r>
-        <w:t xml:space="preserve"> </w:t>
-      </w:r>
-      <w:r>
-        <w:t>о</w:t>
-      </w:r>
-      <w:r>
-        <w:t>тображает или изменяет списки управления доступом (</w:t>
-      </w:r>
-      <w:r>
-        <w:rPr>
-          <w:lang w:val="en-US"/>
-        </w:rPr>
-        <w:t>DACLs</w:t>
-      </w:r>
-      <w:r>
-        <w:t>) для указанных файлов и применяет хранимые списки управления доступом</w:t>
-      </w:r>
-      <w:r>
-        <w:t xml:space="preserve"> к файлам в указанных каталогах. </w:t>
-      </w:r>
-      <w:r>
-        <w:t>[</w:t>
-      </w:r>
-      <w:r>
-        <w:t>10</w:t>
-      </w:r>
-      <w:r>
-        <w:t>, С</w:t>
-      </w:r>
-      <w:proofErr w:type="gramStart"/>
-      <w:r>
-        <w:t>1</w:t>
-      </w:r>
-      <w:proofErr w:type="gramEnd"/>
-      <w:r>
-        <w:t>]</w:t>
-      </w:r>
-      <w:r>
-        <w:t xml:space="preserve">Это позволило окончательно вернуть пользователю корректную работу системы, его доступ к файлам. </w:t>
-      </w:r>
-    </w:p>
-    <w:p>
-      <w:pPr>
-        <w:pStyle w:val="afa"/>
-      </w:pPr>
-      <w:r>
-        <w:rPr>
-          <w:lang w:eastAsia="ru-RU"/>
-        </w:rPr>
-        <w:drawing>
-          <wp:inline distT="0" distB="0" distL="0" distR="0" wp14:anchorId="1274B6BA" wp14:editId="0A3F4C09">
-            <wp:extent cx="6120130" cy="2759080"/>
-            <wp:effectExtent l="0" t="0" r="0" b="3175"/>
-            <wp:docPr id="12" name="Рисунок 12"/>
-            <wp:cNvGraphicFramePr>
-              <a:graphicFrameLocks xmlns:a="http://schemas.openxmlformats.org/drawingml/2006/main" noChangeAspect="1"/>
-            </wp:cNvGraphicFramePr>
-            <a:graphic xmlns:a="http://schemas.openxmlformats.org/drawingml/2006/main">
-              <a:graphicData uri="http://schemas.openxmlformats.org/drawingml/2006/picture">
-                <pic:pic xmlns:pic="http://schemas.openxmlformats.org/drawingml/2006/picture">
-                  <pic:nvPicPr>
-                    <pic:cNvPr id="0" name=""/>
-                    <pic:cNvPicPr/>
-                  </pic:nvPicPr>
-                  <pic:blipFill>
-                    <a:blip r:embed="rId13"/>
-                    <a:stretch>
-                      <a:fillRect/>
-                    </a:stretch>
-                  </pic:blipFill>
-                  <pic:spPr>
-                    <a:xfrm>
-                      <a:off x="0" y="0"/>
                       <a:ext cx="6120130" cy="2759080"/>
                     </a:xfrm>
                     <a:prstGeom prst="rect">
@@ -3403,6 +3462,7 @@
       </w:pPr>
       <w:bookmarkStart w:id="10" w:name="_Toc231996009"/>
       <w:r>
+        <w:lastRenderedPageBreak/>
         <w:t>ЗАКЛЮЧЕНИЕ</w:t>
       </w:r>
       <w:bookmarkEnd w:id="10"/>
@@ -3481,6 +3541,7 @@
       </w:pPr>
       <w:bookmarkStart w:id="11" w:name="_Toc231996010"/>
       <w:r>
+        <w:lastRenderedPageBreak/>
         <w:t>СПИСОК ИСПОЛЬЗОВАННЫХ ИСТОЧНИКОВ</w:t>
       </w:r>
       <w:bookmarkEnd w:id="11"/>
@@ -3498,7 +3559,7 @@
           <w:u w:val="none"/>
         </w:rPr>
       </w:pPr>
-      <w:hyperlink r:id="rId14" w:history="1">
+      <w:hyperlink r:id="rId13" w:history="1">
         <w:r>
           <w:rPr>
             <w:rStyle w:val="af5"/>
@@ -3515,7 +3576,7 @@
           <w:numId w:val="3"/>
         </w:numPr>
       </w:pPr>
-      <w:hyperlink r:id="rId15" w:history="1">
+      <w:hyperlink r:id="rId14" w:history="1">
         <w:r>
           <w:rPr>
             <w:rStyle w:val="af5"/>
@@ -3545,7 +3606,7 @@
           <w:u w:val="none"/>
         </w:rPr>
       </w:pPr>
-      <w:hyperlink r:id="rId16" w:history="1">
+      <w:hyperlink r:id="rId15" w:history="1">
         <w:r>
           <w:rPr>
             <w:rStyle w:val="af5"/>
@@ -3620,7 +3681,7 @@
       <w:r>
         <w:t xml:space="preserve"> </w:t>
       </w:r>
-      <w:hyperlink r:id="rId17" w:history="1">
+      <w:hyperlink r:id="rId16" w:history="1">
         <w:r>
           <w:rPr>
             <w:rStyle w:val="af5"/>
@@ -3643,7 +3704,7 @@
           <w:u w:val="none"/>
         </w:rPr>
       </w:pPr>
-      <w:hyperlink r:id="rId18" w:history="1">
+      <w:hyperlink r:id="rId17" w:history="1">
         <w:r>
           <w:rPr>
             <w:rStyle w:val="af5"/>
@@ -3662,7 +3723,7 @@
         </w:numPr>
         <w:jc w:val="left"/>
       </w:pPr>
-      <w:hyperlink r:id="rId19" w:history="1">
+      <w:hyperlink r:id="rId18" w:history="1">
         <w:proofErr w:type="spellStart"/>
         <w:r>
           <w:rPr>
@@ -3699,7 +3760,7 @@
         </w:numPr>
         <w:jc w:val="left"/>
       </w:pPr>
-      <w:hyperlink r:id="rId20" w:history="1">
+      <w:hyperlink r:id="rId19" w:history="1">
         <w:r>
           <w:rPr>
             <w:rStyle w:val="af5"/>
@@ -3725,7 +3786,7 @@
         </w:numPr>
         <w:jc w:val="left"/>
       </w:pPr>
-      <w:hyperlink r:id="rId21" w:history="1">
+      <w:hyperlink r:id="rId20" w:history="1">
         <w:r>
           <w:rPr>
             <w:rStyle w:val="af5"/>
@@ -3785,7 +3846,7 @@
       <w:r>
         <w:t xml:space="preserve"> </w:t>
       </w:r>
-      <w:hyperlink r:id="rId22" w:history="1">
+      <w:hyperlink r:id="rId21" w:history="1">
         <w:proofErr w:type="spellStart"/>
         <w:r>
           <w:rPr>
@@ -3838,7 +3899,7 @@
       </w:pPr>
     </w:p>
     <w:sectPr>
-      <w:footerReference w:type="first" r:id="rId23"/>
+      <w:footerReference w:type="first" r:id="rId22"/>
       <w:type w:val="continuous"/>
       <w:pgSz w:w="11906" w:h="16838"/>
       <w:pgMar w:top="1134" w:right="567" w:bottom="1134" w:left="1701" w:header="709" w:footer="709" w:gutter="0"/>
@@ -3852,7 +3913,7 @@
 </file>
 
 <file path=word/endnotes.xml><?xml version="1.0" encoding="utf-8"?>
-<w:endnotes xmlns:wpc="http://schemas.microsoft.com/office/word/2010/wordprocessingCanvas" xmlns:mc="http://schemas.openxmlformats.org/markup-compatibility/2006" xmlns:o="urn:schemas-microsoft-com:office:office" xmlns:r="http://schemas.openxmlformats.org/officeDocument/2006/relationships" xmlns:m="http://schemas.openxmlformats.org/officeDocument/2006/math" xmlns:v="urn:schemas-microsoft-com:vml" xmlns:wp14="http://schemas.microsoft.com/office/word/2010/wordprocessingDrawing" xmlns:wp="http://schemas.openxmlformats.org/drawingml/2006/wordprocessingDrawing" xmlns:w10="urn:schemas-microsoft-com:office:word" xmlns:w="http://schemas.openxmlformats.org/wordprocessingml/2006/main" xmlns:w14="http://schemas.microsoft.com/office/word/2010/wordml" xmlns:wpg="http://schemas.microsoft.com/office/word/2010/wordprocessingGroup" xmlns:wpi="http://schemas.microsoft.com/office/word/2010/wordprocessingInk" xmlns:wne="http://schemas.microsoft.com/office/word/2006/wordml" xmlns:wps="http://schemas.microsoft.com/office/word/2010/wordprocessingShape" mc:Ignorable="w14 wp14">
+<w:endnotes xmlns:wpc="http://schemas.microsoft.com/office/word/2010/wordprocessingCanvas" xmlns:cx="http://schemas.microsoft.com/office/drawing/2014/chartex" xmlns:cx1="http://schemas.microsoft.com/office/drawing/2015/9/8/chartex" xmlns:cx2="http://schemas.microsoft.com/office/drawing/2015/10/21/chartex" xmlns:cx3="http://schemas.microsoft.com/office/drawing/2016/5/9/chartex" xmlns:cx4="http://schemas.microsoft.com/office/drawing/2016/5/10/chartex" xmlns:cx5="http://schemas.microsoft.com/office/drawing/2016/5/11/chartex" xmlns:cx6="http://schemas.microsoft.com/office/drawing/2016/5/12/chartex" xmlns:cx7="http://schemas.microsoft.com/office/drawing/2016/5/13/chartex" xmlns:cx8="http://schemas.microsoft.com/office/drawing/2016/5/14/chartex" xmlns:mc="http://schemas.openxmlformats.org/markup-compatibility/2006" xmlns:aink="http://schemas.microsoft.com/office/drawing/2016/ink" xmlns:am3d="http://schemas.microsoft.com/office/drawing/2017/model3d" xmlns:o="urn:schemas-microsoft-com:office:office" xmlns:r="http://schemas.openxmlformats.org/officeDocument/2006/relationships" xmlns:m="http://schemas.openxmlformats.org/officeDocument/2006/math" xmlns:v="urn:schemas-microsoft-com:vml" xmlns:wp14="http://schemas.microsoft.com/office/word/2010/wordprocessingDrawing" xmlns:wp="http://schemas.openxmlformats.org/drawingml/2006/wordprocessingDrawing" xmlns:w10="urn:schemas-microsoft-com:office:word" xmlns:w="http://schemas.openxmlformats.org/wordprocessingml/2006/main" xmlns:w14="http://schemas.microsoft.com/office/word/2010/wordml" xmlns:w15="http://schemas.microsoft.com/office/word/2012/wordml" xmlns:w16cid="http://schemas.microsoft.com/office/word/2016/wordml/cid" xmlns:w16se="http://schemas.microsoft.com/office/word/2015/wordml/symex" xmlns:wpg="http://schemas.microsoft.com/office/word/2010/wordprocessingGroup" xmlns:wpi="http://schemas.microsoft.com/office/word/2010/wordprocessingInk" xmlns:wne="http://schemas.microsoft.com/office/word/2006/wordml" xmlns:wps="http://schemas.microsoft.com/office/word/2010/wordprocessingShape" mc:Ignorable="w14 w15 w16se w16cid wp14">
   <w:endnote w:type="separator" w:id="-1">
     <w:p>
       <w:pPr>
@@ -3877,7 +3938,7 @@
 </file>
 
 <file path=word/footer1.xml><?xml version="1.0" encoding="utf-8"?>
-<w:ftr xmlns:wpc="http://schemas.microsoft.com/office/word/2010/wordprocessingCanvas" xmlns:mc="http://schemas.openxmlformats.org/markup-compatibility/2006" xmlns:o="urn:schemas-microsoft-com:office:office" xmlns:r="http://schemas.openxmlformats.org/officeDocument/2006/relationships" xmlns:m="http://schemas.openxmlformats.org/officeDocument/2006/math" xmlns:v="urn:schemas-microsoft-com:vml" xmlns:wp14="http://schemas.microsoft.com/office/word/2010/wordprocessingDrawing" xmlns:wp="http://schemas.openxmlformats.org/drawingml/2006/wordprocessingDrawing" xmlns:w10="urn:schemas-microsoft-com:office:word" xmlns:w="http://schemas.openxmlformats.org/wordprocessingml/2006/main" xmlns:w14="http://schemas.microsoft.com/office/word/2010/wordml" xmlns:wpg="http://schemas.microsoft.com/office/word/2010/wordprocessingGroup" xmlns:wpi="http://schemas.microsoft.com/office/word/2010/wordprocessingInk" xmlns:wne="http://schemas.microsoft.com/office/word/2006/wordml" xmlns:wps="http://schemas.microsoft.com/office/word/2010/wordprocessingShape" mc:Ignorable="w14 wp14">
+<w:ftr xmlns:wpc="http://schemas.microsoft.com/office/word/2010/wordprocessingCanvas" xmlns:cx="http://schemas.microsoft.com/office/drawing/2014/chartex" xmlns:cx1="http://schemas.microsoft.com/office/drawing/2015/9/8/chartex" xmlns:cx2="http://schemas.microsoft.com/office/drawing/2015/10/21/chartex" xmlns:cx3="http://schemas.microsoft.com/office/drawing/2016/5/9/chartex" xmlns:cx4="http://schemas.microsoft.com/office/drawing/2016/5/10/chartex" xmlns:cx5="http://schemas.microsoft.com/office/drawing/2016/5/11/chartex" xmlns:cx6="http://schemas.microsoft.com/office/drawing/2016/5/12/chartex" xmlns:cx7="http://schemas.microsoft.com/office/drawing/2016/5/13/chartex" xmlns:cx8="http://schemas.microsoft.com/office/drawing/2016/5/14/chartex" xmlns:mc="http://schemas.openxmlformats.org/markup-compatibility/2006" xmlns:aink="http://schemas.microsoft.com/office/drawing/2016/ink" xmlns:am3d="http://schemas.microsoft.com/office/drawing/2017/model3d" xmlns:o="urn:schemas-microsoft-com:office:office" xmlns:r="http://schemas.openxmlformats.org/officeDocument/2006/relationships" xmlns:m="http://schemas.openxmlformats.org/officeDocument/2006/math" xmlns:v="urn:schemas-microsoft-com:vml" xmlns:wp14="http://schemas.microsoft.com/office/word/2010/wordprocessingDrawing" xmlns:wp="http://schemas.openxmlformats.org/drawingml/2006/wordprocessingDrawing" xmlns:w10="urn:schemas-microsoft-com:office:word" xmlns:w="http://schemas.openxmlformats.org/wordprocessingml/2006/main" xmlns:w14="http://schemas.microsoft.com/office/word/2010/wordml" xmlns:w15="http://schemas.microsoft.com/office/word/2012/wordml" xmlns:w16cid="http://schemas.microsoft.com/office/word/2016/wordml/cid" xmlns:w16se="http://schemas.microsoft.com/office/word/2015/wordml/symex" xmlns:wpg="http://schemas.microsoft.com/office/word/2010/wordprocessingGroup" xmlns:wpi="http://schemas.microsoft.com/office/word/2010/wordprocessingInk" xmlns:wne="http://schemas.microsoft.com/office/word/2006/wordml" xmlns:wps="http://schemas.microsoft.com/office/word/2010/wordprocessingShape" mc:Ignorable="w14 w15 w16se w16cid wp14">
   <w:p>
     <w:pPr>
       <w:pStyle w:val="af8"/>
@@ -3893,7 +3954,7 @@
 </file>
 
 <file path=word/footnotes.xml><?xml version="1.0" encoding="utf-8"?>
-<w:footnotes xmlns:wpc="http://schemas.microsoft.com/office/word/2010/wordprocessingCanvas" xmlns:mc="http://schemas.openxmlformats.org/markup-compatibility/2006" xmlns:o="urn:schemas-microsoft-com:office:office" xmlns:r="http://schemas.openxmlformats.org/officeDocument/2006/relationships" xmlns:m="http://schemas.openxmlformats.org/officeDocument/2006/math" xmlns:v="urn:schemas-microsoft-com:vml" xmlns:wp14="http://schemas.microsoft.com/office/word/2010/wordprocessingDrawing" xmlns:wp="http://schemas.openxmlformats.org/drawingml/2006/wordprocessingDrawing" xmlns:w10="urn:schemas-microsoft-com:office:word" xmlns:w="http://schemas.openxmlformats.org/wordprocessingml/2006/main" xmlns:w14="http://schemas.microsoft.com/office/word/2010/wordml" xmlns:wpg="http://schemas.microsoft.com/office/word/2010/wordprocessingGroup" xmlns:wpi="http://schemas.microsoft.com/office/word/2010/wordprocessingInk" xmlns:wne="http://schemas.microsoft.com/office/word/2006/wordml" xmlns:wps="http://schemas.microsoft.com/office/word/2010/wordprocessingShape" mc:Ignorable="w14 wp14">
+<w:footnotes xmlns:wpc="http://schemas.microsoft.com/office/word/2010/wordprocessingCanvas" xmlns:cx="http://schemas.microsoft.com/office/drawing/2014/chartex" xmlns:cx1="http://schemas.microsoft.com/office/drawing/2015/9/8/chartex" xmlns:cx2="http://schemas.microsoft.com/office/drawing/2015/10/21/chartex" xmlns:cx3="http://schemas.microsoft.com/office/drawing/2016/5/9/chartex" xmlns:cx4="http://schemas.microsoft.com/office/drawing/2016/5/10/chartex" xmlns:cx5="http://schemas.microsoft.com/office/drawing/2016/5/11/chartex" xmlns:cx6="http://schemas.microsoft.com/office/drawing/2016/5/12/chartex" xmlns:cx7="http://schemas.microsoft.com/office/drawing/2016/5/13/chartex" xmlns:cx8="http://schemas.microsoft.com/office/drawing/2016/5/14/chartex" xmlns:mc="http://schemas.openxmlformats.org/markup-compatibility/2006" xmlns:aink="http://schemas.microsoft.com/office/drawing/2016/ink" xmlns:am3d="http://schemas.microsoft.com/office/drawing/2017/model3d" xmlns:o="urn:schemas-microsoft-com:office:office" xmlns:r="http://schemas.openxmlformats.org/officeDocument/2006/relationships" xmlns:m="http://schemas.openxmlformats.org/officeDocument/2006/math" xmlns:v="urn:schemas-microsoft-com:vml" xmlns:wp14="http://schemas.microsoft.com/office/word/2010/wordprocessingDrawing" xmlns:wp="http://schemas.openxmlformats.org/drawingml/2006/wordprocessingDrawing" xmlns:w10="urn:schemas-microsoft-com:office:word" xmlns:w="http://schemas.openxmlformats.org/wordprocessingml/2006/main" xmlns:w14="http://schemas.microsoft.com/office/word/2010/wordml" xmlns:w15="http://schemas.microsoft.com/office/word/2012/wordml" xmlns:w16cid="http://schemas.microsoft.com/office/word/2016/wordml/cid" xmlns:w16se="http://schemas.microsoft.com/office/word/2015/wordml/symex" xmlns:wpg="http://schemas.microsoft.com/office/word/2010/wordprocessingGroup" xmlns:wpi="http://schemas.microsoft.com/office/word/2010/wordprocessingInk" xmlns:wne="http://schemas.microsoft.com/office/word/2006/wordml" xmlns:wps="http://schemas.microsoft.com/office/word/2010/wordprocessingShape" mc:Ignorable="w14 w15 w16se w16cid wp14">
   <w:footnote w:type="separator" w:id="-1">
     <w:p>
       <w:pPr>
@@ -3918,8 +3979,8 @@
 </file>
 
 <file path=word/numbering.xml><?xml version="1.0" encoding="utf-8"?>
-<w:numbering xmlns:wpc="http://schemas.microsoft.com/office/word/2010/wordprocessingCanvas" xmlns:mc="http://schemas.openxmlformats.org/markup-compatibility/2006" xmlns:o="urn:schemas-microsoft-com:office:office" xmlns:r="http://schemas.openxmlformats.org/officeDocument/2006/relationships" xmlns:m="http://schemas.openxmlformats.org/officeDocument/2006/math" xmlns:v="urn:schemas-microsoft-com:vml" xmlns:wp14="http://schemas.microsoft.com/office/word/2010/wordprocessingDrawing" xmlns:wp="http://schemas.openxmlformats.org/drawingml/2006/wordprocessingDrawing" xmlns:w10="urn:schemas-microsoft-com:office:word" xmlns:w="http://schemas.openxmlformats.org/wordprocessingml/2006/main" xmlns:w14="http://schemas.microsoft.com/office/word/2010/wordml" xmlns:wpg="http://schemas.microsoft.com/office/word/2010/wordprocessingGroup" xmlns:wpi="http://schemas.microsoft.com/office/word/2010/wordprocessingInk" xmlns:wne="http://schemas.microsoft.com/office/word/2006/wordml" xmlns:wps="http://schemas.microsoft.com/office/word/2010/wordprocessingShape" mc:Ignorable="w14 wp14">
-  <w:abstractNum w:abstractNumId="0">
+<w:numbering xmlns:wpc="http://schemas.microsoft.com/office/word/2010/wordprocessingCanvas" xmlns:cx="http://schemas.microsoft.com/office/drawing/2014/chartex" xmlns:cx1="http://schemas.microsoft.com/office/drawing/2015/9/8/chartex" xmlns:cx2="http://schemas.microsoft.com/office/drawing/2015/10/21/chartex" xmlns:cx3="http://schemas.microsoft.com/office/drawing/2016/5/9/chartex" xmlns:cx4="http://schemas.microsoft.com/office/drawing/2016/5/10/chartex" xmlns:cx5="http://schemas.microsoft.com/office/drawing/2016/5/11/chartex" xmlns:cx6="http://schemas.microsoft.com/office/drawing/2016/5/12/chartex" xmlns:cx7="http://schemas.microsoft.com/office/drawing/2016/5/13/chartex" xmlns:cx8="http://schemas.microsoft.com/office/drawing/2016/5/14/chartex" xmlns:mc="http://schemas.openxmlformats.org/markup-compatibility/2006" xmlns:aink="http://schemas.microsoft.com/office/drawing/2016/ink" xmlns:am3d="http://schemas.microsoft.com/office/drawing/2017/model3d" xmlns:o="urn:schemas-microsoft-com:office:office" xmlns:r="http://schemas.openxmlformats.org/officeDocument/2006/relationships" xmlns:m="http://schemas.openxmlformats.org/officeDocument/2006/math" xmlns:v="urn:schemas-microsoft-com:vml" xmlns:wp14="http://schemas.microsoft.com/office/word/2010/wordprocessingDrawing" xmlns:wp="http://schemas.openxmlformats.org/drawingml/2006/wordprocessingDrawing" xmlns:w10="urn:schemas-microsoft-com:office:word" xmlns:w="http://schemas.openxmlformats.org/wordprocessingml/2006/main" xmlns:w14="http://schemas.microsoft.com/office/word/2010/wordml" xmlns:w15="http://schemas.microsoft.com/office/word/2012/wordml" xmlns:w16cid="http://schemas.microsoft.com/office/word/2016/wordml/cid" xmlns:w16se="http://schemas.microsoft.com/office/word/2015/wordml/symex" xmlns:wpg="http://schemas.microsoft.com/office/word/2010/wordprocessingGroup" xmlns:wpi="http://schemas.microsoft.com/office/word/2010/wordprocessingInk" xmlns:wne="http://schemas.microsoft.com/office/word/2006/wordml" xmlns:wps="http://schemas.microsoft.com/office/word/2010/wordprocessingShape" mc:Ignorable="w14 w15 w16se w16cid wp14">
+  <w:abstractNum w:abstractNumId="0" w15:restartNumberingAfterBreak="0">
     <w:nsid w:val="065519F6"/>
     <w:multiLevelType w:val="multilevel"/>
     <w:tmpl w:val="2E48DE40"/>
@@ -4032,7 +4093,7 @@
       </w:rPr>
     </w:lvl>
   </w:abstractNum>
-  <w:abstractNum w:abstractNumId="1">
+  <w:abstractNum w:abstractNumId="1" w15:restartNumberingAfterBreak="0">
     <w:nsid w:val="1C082881"/>
     <w:multiLevelType w:val="hybridMultilevel"/>
     <w:tmpl w:val="7108E054"/>
@@ -4121,7 +4182,7 @@
       </w:pPr>
     </w:lvl>
   </w:abstractNum>
-  <w:abstractNum w:abstractNumId="2">
+  <w:abstractNum w:abstractNumId="2" w15:restartNumberingAfterBreak="0">
     <w:nsid w:val="25C70E73"/>
     <w:multiLevelType w:val="hybridMultilevel"/>
     <w:tmpl w:val="36C44796"/>
@@ -4210,7 +4271,7 @@
       </w:pPr>
     </w:lvl>
   </w:abstractNum>
-  <w:abstractNum w:abstractNumId="3">
+  <w:abstractNum w:abstractNumId="3" w15:restartNumberingAfterBreak="0">
     <w:nsid w:val="494F246C"/>
     <w:multiLevelType w:val="hybridMultilevel"/>
     <w:tmpl w:val="AFC6BC40"/>
@@ -4299,7 +4360,7 @@
       </w:pPr>
     </w:lvl>
   </w:abstractNum>
-  <w:abstractNum w:abstractNumId="4">
+  <w:abstractNum w:abstractNumId="4" w15:restartNumberingAfterBreak="0">
     <w:nsid w:val="50ED5D1A"/>
     <w:multiLevelType w:val="hybridMultilevel"/>
     <w:tmpl w:val="9E083F96"/>
@@ -4388,7 +4449,7 @@
       </w:pPr>
     </w:lvl>
   </w:abstractNum>
-  <w:abstractNum w:abstractNumId="5">
+  <w:abstractNum w:abstractNumId="5" w15:restartNumberingAfterBreak="0">
     <w:nsid w:val="53C87547"/>
     <w:multiLevelType w:val="hybridMultilevel"/>
     <w:tmpl w:val="A60461A8"/>
@@ -4477,7 +4538,7 @@
       </w:pPr>
     </w:lvl>
   </w:abstractNum>
-  <w:abstractNum w:abstractNumId="6">
+  <w:abstractNum w:abstractNumId="6" w15:restartNumberingAfterBreak="0">
     <w:nsid w:val="5BAE6DC1"/>
     <w:multiLevelType w:val="multilevel"/>
     <w:tmpl w:val="C2082E80"/>
@@ -4590,7 +4651,7 @@
       </w:rPr>
     </w:lvl>
   </w:abstractNum>
-  <w:abstractNum w:abstractNumId="7">
+  <w:abstractNum w:abstractNumId="7" w15:restartNumberingAfterBreak="0">
     <w:nsid w:val="644E476E"/>
     <w:multiLevelType w:val="hybridMultilevel"/>
     <w:tmpl w:val="1362F3DC"/>
@@ -4679,7 +4740,7 @@
       </w:pPr>
     </w:lvl>
   </w:abstractNum>
-  <w:abstractNum w:abstractNumId="8">
+  <w:abstractNum w:abstractNumId="8" w15:restartNumberingAfterBreak="0">
     <w:nsid w:val="694E2A1F"/>
     <w:multiLevelType w:val="multilevel"/>
     <w:tmpl w:val="50A65B7C"/>
@@ -4792,7 +4853,7 @@
       </w:rPr>
     </w:lvl>
   </w:abstractNum>
-  <w:abstractNum w:abstractNumId="9">
+  <w:abstractNum w:abstractNumId="9" w15:restartNumberingAfterBreak="0">
     <w:nsid w:val="6A9472AC"/>
     <w:multiLevelType w:val="hybridMultilevel"/>
     <w:tmpl w:val="3982A616"/>
@@ -4881,7 +4942,7 @@
       </w:pPr>
     </w:lvl>
   </w:abstractNum>
-  <w:abstractNum w:abstractNumId="10">
+  <w:abstractNum w:abstractNumId="10" w15:restartNumberingAfterBreak="0">
     <w:nsid w:val="7AA137DA"/>
     <w:multiLevelType w:val="multilevel"/>
     <w:tmpl w:val="B2AE4670"/>
@@ -5039,7 +5100,7 @@
 </file>
 
 <file path=word/styles.xml><?xml version="1.0" encoding="utf-8"?>
-<w:styles xmlns:mc="http://schemas.openxmlformats.org/markup-compatibility/2006" xmlns:r="http://schemas.openxmlformats.org/officeDocument/2006/relationships" xmlns:w="http://schemas.openxmlformats.org/wordprocessingml/2006/main" xmlns:w14="http://schemas.microsoft.com/office/word/2010/wordml" mc:Ignorable="w14">
+<w:styles xmlns:mc="http://schemas.openxmlformats.org/markup-compatibility/2006" xmlns:r="http://schemas.openxmlformats.org/officeDocument/2006/relationships" xmlns:w="http://schemas.openxmlformats.org/wordprocessingml/2006/main" xmlns:w14="http://schemas.microsoft.com/office/word/2010/wordml" xmlns:w15="http://schemas.microsoft.com/office/word/2012/wordml" xmlns:w16cid="http://schemas.microsoft.com/office/word/2016/wordml/cid" xmlns:w16se="http://schemas.microsoft.com/office/word/2015/wordml/symex" mc:Ignorable="w14 w15 w16se w16cid">
   <w:docDefaults>
     <w:rPrDefault>
       <w:rPr>
@@ -5053,144 +5114,382 @@
       </w:pPr>
     </w:pPrDefault>
   </w:docDefaults>
-  <w:latentStyles w:defLockedState="0" w:defUIPriority="99" w:defSemiHidden="1" w:defUnhideWhenUsed="1" w:defQFormat="0" w:count="267">
-    <w:lsdException w:name="Normal" w:semiHidden="0" w:uiPriority="0" w:unhideWhenUsed="0" w:qFormat="1"/>
-    <w:lsdException w:name="heading 1" w:semiHidden="0" w:uiPriority="9" w:unhideWhenUsed="0" w:qFormat="1"/>
-    <w:lsdException w:name="heading 2" w:uiPriority="9" w:qFormat="1"/>
-    <w:lsdException w:name="heading 3" w:uiPriority="9" w:qFormat="1"/>
-    <w:lsdException w:name="heading 4" w:uiPriority="9" w:qFormat="1"/>
-    <w:lsdException w:name="heading 5" w:uiPriority="9" w:qFormat="1"/>
-    <w:lsdException w:name="heading 6" w:uiPriority="9" w:qFormat="1"/>
-    <w:lsdException w:name="heading 7" w:uiPriority="9" w:qFormat="1"/>
-    <w:lsdException w:name="heading 8" w:uiPriority="9" w:qFormat="1"/>
-    <w:lsdException w:name="heading 9" w:uiPriority="9" w:qFormat="1"/>
-    <w:lsdException w:name="toc 1" w:uiPriority="39"/>
-    <w:lsdException w:name="toc 2" w:uiPriority="39"/>
-    <w:lsdException w:name="toc 3" w:uiPriority="39"/>
-    <w:lsdException w:name="toc 4" w:uiPriority="39"/>
-    <w:lsdException w:name="toc 5" w:uiPriority="39"/>
-    <w:lsdException w:name="toc 6" w:uiPriority="39"/>
-    <w:lsdException w:name="toc 7" w:uiPriority="39"/>
-    <w:lsdException w:name="toc 8" w:uiPriority="39"/>
-    <w:lsdException w:name="toc 9" w:uiPriority="39"/>
-    <w:lsdException w:name="caption" w:uiPriority="35" w:qFormat="1"/>
-    <w:lsdException w:name="Title" w:semiHidden="0" w:uiPriority="10" w:unhideWhenUsed="0" w:qFormat="1"/>
-    <w:lsdException w:name="Default Paragraph Font" w:uiPriority="1"/>
-    <w:lsdException w:name="Subtitle" w:semiHidden="0" w:uiPriority="11" w:unhideWhenUsed="0" w:qFormat="1"/>
-    <w:lsdException w:name="Strong" w:semiHidden="0" w:uiPriority="22" w:unhideWhenUsed="0" w:qFormat="1"/>
-    <w:lsdException w:name="Emphasis" w:semiHidden="0" w:uiPriority="20" w:unhideWhenUsed="0" w:qFormat="1"/>
-    <w:lsdException w:name="Table Grid" w:semiHidden="0" w:uiPriority="39" w:unhideWhenUsed="0" w:qFormat="1"/>
-    <w:lsdException w:name="Placeholder Text" w:unhideWhenUsed="0"/>
-    <w:lsdException w:name="No Spacing" w:semiHidden="0" w:uiPriority="1" w:unhideWhenUsed="0" w:qFormat="1"/>
-    <w:lsdException w:name="Light Shading" w:semiHidden="0" w:uiPriority="60" w:unhideWhenUsed="0"/>
-    <w:lsdException w:name="Light List" w:semiHidden="0" w:uiPriority="61" w:unhideWhenUsed="0"/>
-    <w:lsdException w:name="Light Grid" w:semiHidden="0" w:uiPriority="62" w:unhideWhenUsed="0"/>
-    <w:lsdException w:name="Medium Shading 1" w:semiHidden="0" w:uiPriority="63" w:unhideWhenUsed="0"/>
-    <w:lsdException w:name="Medium Shading 2" w:semiHidden="0" w:uiPriority="64" w:unhideWhenUsed="0"/>
-    <w:lsdException w:name="Medium List 1" w:semiHidden="0" w:uiPriority="65" w:unhideWhenUsed="0"/>
-    <w:lsdException w:name="Medium List 2" w:semiHidden="0" w:uiPriority="66" w:unhideWhenUsed="0"/>
-    <w:lsdException w:name="Medium Grid 1" w:semiHidden="0" w:uiPriority="67" w:unhideWhenUsed="0"/>
-    <w:lsdException w:name="Medium Grid 2" w:semiHidden="0" w:uiPriority="68" w:unhideWhenUsed="0"/>
-    <w:lsdException w:name="Medium Grid 3" w:semiHidden="0" w:uiPriority="69" w:unhideWhenUsed="0"/>
-    <w:lsdException w:name="Dark List" w:semiHidden="0" w:uiPriority="70" w:unhideWhenUsed="0"/>
-    <w:lsdException w:name="Colorful Shading" w:semiHidden="0" w:uiPriority="71" w:unhideWhenUsed="0"/>
-    <w:lsdException w:name="Colorful List" w:semiHidden="0" w:uiPriority="72" w:unhideWhenUsed="0"/>
-    <w:lsdException w:name="Colorful Grid" w:semiHidden="0" w:uiPriority="73" w:unhideWhenUsed="0"/>
-    <w:lsdException w:name="Light Shading Accent 1" w:semiHidden="0" w:uiPriority="60" w:unhideWhenUsed="0"/>
-    <w:lsdException w:name="Light List Accent 1" w:semiHidden="0" w:uiPriority="61" w:unhideWhenUsed="0"/>
-    <w:lsdException w:name="Light Grid Accent 1" w:semiHidden="0" w:uiPriority="62" w:unhideWhenUsed="0"/>
-    <w:lsdException w:name="Medium Shading 1 Accent 1" w:semiHidden="0" w:uiPriority="63" w:unhideWhenUsed="0"/>
-    <w:lsdException w:name="Medium Shading 2 Accent 1" w:semiHidden="0" w:uiPriority="64" w:unhideWhenUsed="0"/>
-    <w:lsdException w:name="Medium List 1 Accent 1" w:semiHidden="0" w:uiPriority="65" w:unhideWhenUsed="0"/>
-    <w:lsdException w:name="Revision" w:unhideWhenUsed="0"/>
-    <w:lsdException w:name="List Paragraph" w:semiHidden="0" w:uiPriority="34" w:unhideWhenUsed="0" w:qFormat="1"/>
-    <w:lsdException w:name="Quote" w:semiHidden="0" w:uiPriority="29" w:unhideWhenUsed="0" w:qFormat="1"/>
-    <w:lsdException w:name="Intense Quote" w:semiHidden="0" w:uiPriority="30" w:unhideWhenUsed="0" w:qFormat="1"/>
-    <w:lsdException w:name="Medium List 2 Accent 1" w:semiHidden="0" w:uiPriority="66" w:unhideWhenUsed="0"/>
-    <w:lsdException w:name="Medium Grid 1 Accent 1" w:semiHidden="0" w:uiPriority="67" w:unhideWhenUsed="0"/>
-    <w:lsdException w:name="Medium Grid 2 Accent 1" w:semiHidden="0" w:uiPriority="68" w:unhideWhenUsed="0"/>
-    <w:lsdException w:name="Medium Grid 3 Accent 1" w:semiHidden="0" w:uiPriority="69" w:unhideWhenUsed="0"/>
-    <w:lsdException w:name="Dark List Accent 1" w:semiHidden="0" w:uiPriority="70" w:unhideWhenUsed="0"/>
-    <w:lsdException w:name="Colorful Shading Accent 1" w:semiHidden="0" w:uiPriority="71" w:unhideWhenUsed="0"/>
-    <w:lsdException w:name="Colorful List Accent 1" w:semiHidden="0" w:uiPriority="72" w:unhideWhenUsed="0"/>
-    <w:lsdException w:name="Colorful Grid Accent 1" w:semiHidden="0" w:uiPriority="73" w:unhideWhenUsed="0"/>
-    <w:lsdException w:name="Light Shading Accent 2" w:semiHidden="0" w:uiPriority="60" w:unhideWhenUsed="0"/>
-    <w:lsdException w:name="Light List Accent 2" w:semiHidden="0" w:uiPriority="61" w:unhideWhenUsed="0"/>
-    <w:lsdException w:name="Light Grid Accent 2" w:semiHidden="0" w:uiPriority="62" w:unhideWhenUsed="0"/>
-    <w:lsdException w:name="Medium Shading 1 Accent 2" w:semiHidden="0" w:uiPriority="63" w:unhideWhenUsed="0"/>
-    <w:lsdException w:name="Medium Shading 2 Accent 2" w:semiHidden="0" w:uiPriority="64" w:unhideWhenUsed="0"/>
-    <w:lsdException w:name="Medium List 1 Accent 2" w:semiHidden="0" w:uiPriority="65" w:unhideWhenUsed="0"/>
-    <w:lsdException w:name="Medium List 2 Accent 2" w:semiHidden="0" w:uiPriority="66" w:unhideWhenUsed="0"/>
-    <w:lsdException w:name="Medium Grid 1 Accent 2" w:semiHidden="0" w:uiPriority="67" w:unhideWhenUsed="0"/>
-    <w:lsdException w:name="Medium Grid 2 Accent 2" w:semiHidden="0" w:uiPriority="68" w:unhideWhenUsed="0"/>
-    <w:lsdException w:name="Medium Grid 3 Accent 2" w:semiHidden="0" w:uiPriority="69" w:unhideWhenUsed="0"/>
-    <w:lsdException w:name="Dark List Accent 2" w:semiHidden="0" w:uiPriority="70" w:unhideWhenUsed="0"/>
-    <w:lsdException w:name="Colorful Shading Accent 2" w:semiHidden="0" w:uiPriority="71" w:unhideWhenUsed="0"/>
-    <w:lsdException w:name="Colorful List Accent 2" w:semiHidden="0" w:uiPriority="72" w:unhideWhenUsed="0"/>
-    <w:lsdException w:name="Colorful Grid Accent 2" w:semiHidden="0" w:uiPriority="73" w:unhideWhenUsed="0"/>
-    <w:lsdException w:name="Light Shading Accent 3" w:semiHidden="0" w:uiPriority="60" w:unhideWhenUsed="0"/>
-    <w:lsdException w:name="Light List Accent 3" w:semiHidden="0" w:uiPriority="61" w:unhideWhenUsed="0"/>
-    <w:lsdException w:name="Light Grid Accent 3" w:semiHidden="0" w:uiPriority="62" w:unhideWhenUsed="0"/>
-    <w:lsdException w:name="Medium Shading 1 Accent 3" w:semiHidden="0" w:uiPriority="63" w:unhideWhenUsed="0"/>
-    <w:lsdException w:name="Medium Shading 2 Accent 3" w:semiHidden="0" w:uiPriority="64" w:unhideWhenUsed="0"/>
-    <w:lsdException w:name="Medium List 1 Accent 3" w:semiHidden="0" w:uiPriority="65" w:unhideWhenUsed="0"/>
-    <w:lsdException w:name="Medium List 2 Accent 3" w:semiHidden="0" w:uiPriority="66" w:unhideWhenUsed="0"/>
-    <w:lsdException w:name="Medium Grid 1 Accent 3" w:semiHidden="0" w:uiPriority="67" w:unhideWhenUsed="0"/>
-    <w:lsdException w:name="Medium Grid 2 Accent 3" w:semiHidden="0" w:uiPriority="68" w:unhideWhenUsed="0"/>
-    <w:lsdException w:name="Medium Grid 3 Accent 3" w:semiHidden="0" w:uiPriority="69" w:unhideWhenUsed="0"/>
-    <w:lsdException w:name="Dark List Accent 3" w:semiHidden="0" w:uiPriority="70" w:unhideWhenUsed="0"/>
-    <w:lsdException w:name="Colorful Shading Accent 3" w:semiHidden="0" w:uiPriority="71" w:unhideWhenUsed="0"/>
-    <w:lsdException w:name="Colorful List Accent 3" w:semiHidden="0" w:uiPriority="72" w:unhideWhenUsed="0"/>
-    <w:lsdException w:name="Colorful Grid Accent 3" w:semiHidden="0" w:uiPriority="73" w:unhideWhenUsed="0"/>
-    <w:lsdException w:name="Light Shading Accent 4" w:semiHidden="0" w:uiPriority="60" w:unhideWhenUsed="0"/>
-    <w:lsdException w:name="Light List Accent 4" w:semiHidden="0" w:uiPriority="61" w:unhideWhenUsed="0"/>
-    <w:lsdException w:name="Light Grid Accent 4" w:semiHidden="0" w:uiPriority="62" w:unhideWhenUsed="0"/>
-    <w:lsdException w:name="Medium Shading 1 Accent 4" w:semiHidden="0" w:uiPriority="63" w:unhideWhenUsed="0"/>
-    <w:lsdException w:name="Medium Shading 2 Accent 4" w:semiHidden="0" w:uiPriority="64" w:unhideWhenUsed="0"/>
-    <w:lsdException w:name="Medium List 1 Accent 4" w:semiHidden="0" w:uiPriority="65" w:unhideWhenUsed="0"/>
-    <w:lsdException w:name="Medium List 2 Accent 4" w:semiHidden="0" w:uiPriority="66" w:unhideWhenUsed="0"/>
-    <w:lsdException w:name="Medium Grid 1 Accent 4" w:semiHidden="0" w:uiPriority="67" w:unhideWhenUsed="0"/>
-    <w:lsdException w:name="Medium Grid 2 Accent 4" w:semiHidden="0" w:uiPriority="68" w:unhideWhenUsed="0"/>
-    <w:lsdException w:name="Medium Grid 3 Accent 4" w:semiHidden="0" w:uiPriority="69" w:unhideWhenUsed="0"/>
-    <w:lsdException w:name="Dark List Accent 4" w:semiHidden="0" w:uiPriority="70" w:unhideWhenUsed="0"/>
-    <w:lsdException w:name="Colorful Shading Accent 4" w:semiHidden="0" w:uiPriority="71" w:unhideWhenUsed="0"/>
-    <w:lsdException w:name="Colorful List Accent 4" w:semiHidden="0" w:uiPriority="72" w:unhideWhenUsed="0"/>
-    <w:lsdException w:name="Colorful Grid Accent 4" w:semiHidden="0" w:uiPriority="73" w:unhideWhenUsed="0"/>
-    <w:lsdException w:name="Light Shading Accent 5" w:semiHidden="0" w:uiPriority="60" w:unhideWhenUsed="0"/>
-    <w:lsdException w:name="Light List Accent 5" w:semiHidden="0" w:uiPriority="61" w:unhideWhenUsed="0"/>
-    <w:lsdException w:name="Light Grid Accent 5" w:semiHidden="0" w:uiPriority="62" w:unhideWhenUsed="0"/>
-    <w:lsdException w:name="Medium Shading 1 Accent 5" w:semiHidden="0" w:uiPriority="63" w:unhideWhenUsed="0"/>
-    <w:lsdException w:name="Medium Shading 2 Accent 5" w:semiHidden="0" w:uiPriority="64" w:unhideWhenUsed="0"/>
-    <w:lsdException w:name="Medium List 1 Accent 5" w:semiHidden="0" w:uiPriority="65" w:unhideWhenUsed="0"/>
-    <w:lsdException w:name="Medium List 2 Accent 5" w:semiHidden="0" w:uiPriority="66" w:unhideWhenUsed="0"/>
-    <w:lsdException w:name="Medium Grid 1 Accent 5" w:semiHidden="0" w:uiPriority="67" w:unhideWhenUsed="0"/>
-    <w:lsdException w:name="Medium Grid 2 Accent 5" w:semiHidden="0" w:uiPriority="68" w:unhideWhenUsed="0"/>
-    <w:lsdException w:name="Medium Grid 3 Accent 5" w:semiHidden="0" w:uiPriority="69" w:unhideWhenUsed="0"/>
-    <w:lsdException w:name="Dark List Accent 5" w:semiHidden="0" w:uiPriority="70" w:unhideWhenUsed="0"/>
-    <w:lsdException w:name="Colorful Shading Accent 5" w:semiHidden="0" w:uiPriority="71" w:unhideWhenUsed="0"/>
-    <w:lsdException w:name="Colorful List Accent 5" w:semiHidden="0" w:uiPriority="72" w:unhideWhenUsed="0"/>
-    <w:lsdException w:name="Colorful Grid Accent 5" w:semiHidden="0" w:uiPriority="73" w:unhideWhenUsed="0"/>
-    <w:lsdException w:name="Light Shading Accent 6" w:semiHidden="0" w:uiPriority="60" w:unhideWhenUsed="0"/>
-    <w:lsdException w:name="Light List Accent 6" w:semiHidden="0" w:uiPriority="61" w:unhideWhenUsed="0"/>
-    <w:lsdException w:name="Light Grid Accent 6" w:semiHidden="0" w:uiPriority="62" w:unhideWhenUsed="0"/>
-    <w:lsdException w:name="Medium Shading 1 Accent 6" w:semiHidden="0" w:uiPriority="63" w:unhideWhenUsed="0"/>
-    <w:lsdException w:name="Medium Shading 2 Accent 6" w:semiHidden="0" w:uiPriority="64" w:unhideWhenUsed="0"/>
-    <w:lsdException w:name="Medium List 1 Accent 6" w:semiHidden="0" w:uiPriority="65" w:unhideWhenUsed="0"/>
-    <w:lsdException w:name="Medium List 2 Accent 6" w:semiHidden="0" w:uiPriority="66" w:unhideWhenUsed="0"/>
-    <w:lsdException w:name="Medium Grid 1 Accent 6" w:semiHidden="0" w:uiPriority="67" w:unhideWhenUsed="0"/>
-    <w:lsdException w:name="Medium Grid 2 Accent 6" w:semiHidden="0" w:uiPriority="68" w:unhideWhenUsed="0"/>
-    <w:lsdException w:name="Medium Grid 3 Accent 6" w:semiHidden="0" w:uiPriority="69" w:unhideWhenUsed="0"/>
-    <w:lsdException w:name="Dark List Accent 6" w:semiHidden="0" w:uiPriority="70" w:unhideWhenUsed="0"/>
-    <w:lsdException w:name="Colorful Shading Accent 6" w:semiHidden="0" w:uiPriority="71" w:unhideWhenUsed="0"/>
-    <w:lsdException w:name="Colorful List Accent 6" w:semiHidden="0" w:uiPriority="72" w:unhideWhenUsed="0"/>
-    <w:lsdException w:name="Colorful Grid Accent 6" w:semiHidden="0" w:uiPriority="73" w:unhideWhenUsed="0"/>
-    <w:lsdException w:name="Subtle Emphasis" w:semiHidden="0" w:uiPriority="19" w:unhideWhenUsed="0" w:qFormat="1"/>
-    <w:lsdException w:name="Intense Emphasis" w:semiHidden="0" w:uiPriority="21" w:unhideWhenUsed="0" w:qFormat="1"/>
-    <w:lsdException w:name="Subtle Reference" w:semiHidden="0" w:uiPriority="31" w:unhideWhenUsed="0" w:qFormat="1"/>
-    <w:lsdException w:name="Intense Reference" w:semiHidden="0" w:uiPriority="32" w:unhideWhenUsed="0" w:qFormat="1"/>
-    <w:lsdException w:name="Book Title" w:semiHidden="0" w:uiPriority="33" w:unhideWhenUsed="0" w:qFormat="1"/>
-    <w:lsdException w:name="Bibliography" w:uiPriority="37"/>
-    <w:lsdException w:name="TOC Heading" w:uiPriority="39" w:qFormat="1"/>
+  <w:latentStyles w:defLockedState="0" w:defUIPriority="99" w:defSemiHidden="0" w:defUnhideWhenUsed="0" w:defQFormat="0" w:count="375">
+    <w:lsdException w:name="Normal" w:uiPriority="0" w:qFormat="1"/>
+    <w:lsdException w:name="heading 1" w:uiPriority="9" w:qFormat="1"/>
+    <w:lsdException w:name="heading 2" w:semiHidden="1" w:uiPriority="9" w:unhideWhenUsed="1" w:qFormat="1"/>
+    <w:lsdException w:name="heading 3" w:semiHidden="1" w:uiPriority="9" w:unhideWhenUsed="1" w:qFormat="1"/>
+    <w:lsdException w:name="heading 4" w:semiHidden="1" w:uiPriority="9" w:unhideWhenUsed="1" w:qFormat="1"/>
+    <w:lsdException w:name="heading 5" w:semiHidden="1" w:uiPriority="9" w:unhideWhenUsed="1" w:qFormat="1"/>
+    <w:lsdException w:name="heading 6" w:semiHidden="1" w:uiPriority="9" w:unhideWhenUsed="1" w:qFormat="1"/>
+    <w:lsdException w:name="heading 7" w:semiHidden="1" w:uiPriority="9" w:unhideWhenUsed="1" w:qFormat="1"/>
+    <w:lsdException w:name="heading 8" w:semiHidden="1" w:uiPriority="9" w:unhideWhenUsed="1" w:qFormat="1"/>
+    <w:lsdException w:name="heading 9" w:semiHidden="1" w:uiPriority="9" w:unhideWhenUsed="1" w:qFormat="1"/>
+    <w:lsdException w:name="index 1" w:semiHidden="1" w:unhideWhenUsed="1"/>
+    <w:lsdException w:name="index 2" w:semiHidden="1" w:unhideWhenUsed="1"/>
+    <w:lsdException w:name="index 3" w:semiHidden="1" w:unhideWhenUsed="1"/>
+    <w:lsdException w:name="index 4" w:semiHidden="1" w:unhideWhenUsed="1"/>
+    <w:lsdException w:name="index 5" w:semiHidden="1" w:unhideWhenUsed="1"/>
+    <w:lsdException w:name="index 6" w:semiHidden="1" w:unhideWhenUsed="1"/>
+    <w:lsdException w:name="index 7" w:semiHidden="1" w:unhideWhenUsed="1"/>
+    <w:lsdException w:name="index 8" w:semiHidden="1" w:unhideWhenUsed="1"/>
+    <w:lsdException w:name="index 9" w:semiHidden="1" w:unhideWhenUsed="1"/>
+    <w:lsdException w:name="toc 1" w:semiHidden="1" w:uiPriority="39" w:unhideWhenUsed="1"/>
+    <w:lsdException w:name="toc 2" w:semiHidden="1" w:uiPriority="39" w:unhideWhenUsed="1"/>
+    <w:lsdException w:name="toc 3" w:semiHidden="1" w:uiPriority="39" w:unhideWhenUsed="1"/>
+    <w:lsdException w:name="toc 4" w:semiHidden="1" w:uiPriority="39" w:unhideWhenUsed="1"/>
+    <w:lsdException w:name="toc 5" w:semiHidden="1" w:uiPriority="39" w:unhideWhenUsed="1"/>
+    <w:lsdException w:name="toc 6" w:semiHidden="1" w:uiPriority="39" w:unhideWhenUsed="1"/>
+    <w:lsdException w:name="toc 7" w:semiHidden="1" w:uiPriority="39" w:unhideWhenUsed="1"/>
+    <w:lsdException w:name="toc 8" w:semiHidden="1" w:uiPriority="39" w:unhideWhenUsed="1"/>
+    <w:lsdException w:name="toc 9" w:semiHidden="1" w:uiPriority="39" w:unhideWhenUsed="1"/>
+    <w:lsdException w:name="Normal Indent" w:semiHidden="1" w:unhideWhenUsed="1"/>
+    <w:lsdException w:name="footnote text" w:semiHidden="1" w:unhideWhenUsed="1"/>
+    <w:lsdException w:name="annotation text" w:semiHidden="1" w:unhideWhenUsed="1"/>
+    <w:lsdException w:name="header" w:semiHidden="1" w:unhideWhenUsed="1"/>
+    <w:lsdException w:name="footer" w:semiHidden="1" w:unhideWhenUsed="1"/>
+    <w:lsdException w:name="index heading" w:semiHidden="1" w:unhideWhenUsed="1"/>
+    <w:lsdException w:name="caption" w:semiHidden="1" w:uiPriority="35" w:unhideWhenUsed="1" w:qFormat="1"/>
+    <w:lsdException w:name="table of figures" w:semiHidden="1" w:unhideWhenUsed="1"/>
+    <w:lsdException w:name="envelope address" w:semiHidden="1" w:unhideWhenUsed="1"/>
+    <w:lsdException w:name="envelope return" w:semiHidden="1" w:unhideWhenUsed="1"/>
+    <w:lsdException w:name="footnote reference" w:semiHidden="1" w:unhideWhenUsed="1"/>
+    <w:lsdException w:name="annotation reference" w:semiHidden="1" w:unhideWhenUsed="1"/>
+    <w:lsdException w:name="line number" w:semiHidden="1" w:unhideWhenUsed="1"/>
+    <w:lsdException w:name="page number" w:semiHidden="1" w:unhideWhenUsed="1"/>
+    <w:lsdException w:name="endnote reference" w:semiHidden="1" w:unhideWhenUsed="1"/>
+    <w:lsdException w:name="endnote text" w:semiHidden="1" w:unhideWhenUsed="1"/>
+    <w:lsdException w:name="table of authorities" w:semiHidden="1" w:unhideWhenUsed="1"/>
+    <w:lsdException w:name="macro" w:semiHidden="1" w:unhideWhenUsed="1"/>
+    <w:lsdException w:name="toa heading" w:semiHidden="1" w:unhideWhenUsed="1"/>
+    <w:lsdException w:name="List" w:semiHidden="1" w:unhideWhenUsed="1"/>
+    <w:lsdException w:name="List Bullet" w:semiHidden="1" w:unhideWhenUsed="1"/>
+    <w:lsdException w:name="List Number" w:semiHidden="1" w:unhideWhenUsed="1"/>
+    <w:lsdException w:name="List 2" w:semiHidden="1" w:unhideWhenUsed="1"/>
+    <w:lsdException w:name="List 3" w:semiHidden="1" w:unhideWhenUsed="1"/>
+    <w:lsdException w:name="List 4" w:semiHidden="1" w:unhideWhenUsed="1"/>
+    <w:lsdException w:name="List 5" w:semiHidden="1" w:unhideWhenUsed="1"/>
+    <w:lsdException w:name="List Bullet 2" w:semiHidden="1" w:unhideWhenUsed="1"/>
+    <w:lsdException w:name="List Bullet 3" w:semiHidden="1" w:unhideWhenUsed="1"/>
+    <w:lsdException w:name="List Bullet 4" w:semiHidden="1" w:unhideWhenUsed="1"/>
+    <w:lsdException w:name="List Bullet 5" w:semiHidden="1" w:unhideWhenUsed="1"/>
+    <w:lsdException w:name="List Number 2" w:semiHidden="1" w:unhideWhenUsed="1"/>
+    <w:lsdException w:name="List Number 3" w:semiHidden="1" w:unhideWhenUsed="1"/>
+    <w:lsdException w:name="List Number 4" w:semiHidden="1" w:unhideWhenUsed="1"/>
+    <w:lsdException w:name="List Number 5" w:semiHidden="1" w:unhideWhenUsed="1"/>
+    <w:lsdException w:name="Title" w:uiPriority="10" w:qFormat="1"/>
+    <w:lsdException w:name="Closing" w:semiHidden="1" w:unhideWhenUsed="1"/>
+    <w:lsdException w:name="Signature" w:semiHidden="1" w:unhideWhenUsed="1"/>
+    <w:lsdException w:name="Default Paragraph Font" w:semiHidden="1" w:uiPriority="1" w:unhideWhenUsed="1"/>
+    <w:lsdException w:name="Body Text" w:semiHidden="1" w:unhideWhenUsed="1"/>
+    <w:lsdException w:name="Body Text Indent" w:semiHidden="1" w:unhideWhenUsed="1"/>
+    <w:lsdException w:name="List Continue" w:semiHidden="1" w:unhideWhenUsed="1"/>
+    <w:lsdException w:name="List Continue 2" w:semiHidden="1" w:unhideWhenUsed="1"/>
+    <w:lsdException w:name="List Continue 3" w:semiHidden="1" w:unhideWhenUsed="1"/>
+    <w:lsdException w:name="List Continue 4" w:semiHidden="1" w:unhideWhenUsed="1"/>
+    <w:lsdException w:name="List Continue 5" w:semiHidden="1" w:unhideWhenUsed="1"/>
+    <w:lsdException w:name="Message Header" w:semiHidden="1" w:unhideWhenUsed="1"/>
+    <w:lsdException w:name="Subtitle" w:uiPriority="11" w:qFormat="1"/>
+    <w:lsdException w:name="Salutation" w:semiHidden="1" w:unhideWhenUsed="1"/>
+    <w:lsdException w:name="Date" w:semiHidden="1" w:unhideWhenUsed="1"/>
+    <w:lsdException w:name="Body Text First Indent" w:semiHidden="1" w:unhideWhenUsed="1"/>
+    <w:lsdException w:name="Body Text First Indent 2" w:semiHidden="1" w:unhideWhenUsed="1"/>
+    <w:lsdException w:name="Note Heading" w:semiHidden="1" w:unhideWhenUsed="1"/>
+    <w:lsdException w:name="Body Text 2" w:semiHidden="1" w:unhideWhenUsed="1"/>
+    <w:lsdException w:name="Body Text 3" w:semiHidden="1" w:unhideWhenUsed="1"/>
+    <w:lsdException w:name="Body Text Indent 2" w:semiHidden="1" w:unhideWhenUsed="1"/>
+    <w:lsdException w:name="Body Text Indent 3" w:semiHidden="1" w:unhideWhenUsed="1"/>
+    <w:lsdException w:name="Block Text" w:semiHidden="1" w:unhideWhenUsed="1"/>
+    <w:lsdException w:name="Hyperlink" w:semiHidden="1" w:unhideWhenUsed="1"/>
+    <w:lsdException w:name="FollowedHyperlink" w:semiHidden="1" w:unhideWhenUsed="1"/>
+    <w:lsdException w:name="Strong" w:uiPriority="22" w:qFormat="1"/>
+    <w:lsdException w:name="Emphasis" w:uiPriority="20" w:qFormat="1"/>
+    <w:lsdException w:name="Document Map" w:semiHidden="1" w:unhideWhenUsed="1"/>
+    <w:lsdException w:name="Plain Text" w:semiHidden="1" w:unhideWhenUsed="1"/>
+    <w:lsdException w:name="E-mail Signature" w:semiHidden="1" w:unhideWhenUsed="1"/>
+    <w:lsdException w:name="HTML Top of Form" w:semiHidden="1" w:unhideWhenUsed="1"/>
+    <w:lsdException w:name="HTML Bottom of Form" w:semiHidden="1" w:unhideWhenUsed="1"/>
+    <w:lsdException w:name="Normal (Web)" w:semiHidden="1" w:unhideWhenUsed="1"/>
+    <w:lsdException w:name="HTML Acronym" w:semiHidden="1" w:unhideWhenUsed="1"/>
+    <w:lsdException w:name="HTML Address" w:semiHidden="1" w:unhideWhenUsed="1"/>
+    <w:lsdException w:name="HTML Cite" w:semiHidden="1" w:unhideWhenUsed="1"/>
+    <w:lsdException w:name="HTML Code" w:semiHidden="1" w:unhideWhenUsed="1"/>
+    <w:lsdException w:name="HTML Definition" w:semiHidden="1" w:unhideWhenUsed="1"/>
+    <w:lsdException w:name="HTML Keyboard" w:semiHidden="1" w:unhideWhenUsed="1"/>
+    <w:lsdException w:name="HTML Preformatted" w:semiHidden="1" w:unhideWhenUsed="1"/>
+    <w:lsdException w:name="HTML Sample" w:semiHidden="1" w:unhideWhenUsed="1"/>
+    <w:lsdException w:name="HTML Typewriter" w:semiHidden="1" w:unhideWhenUsed="1"/>
+    <w:lsdException w:name="HTML Variable" w:semiHidden="1" w:unhideWhenUsed="1"/>
+    <w:lsdException w:name="Normal Table" w:semiHidden="1" w:unhideWhenUsed="1"/>
+    <w:lsdException w:name="annotation subject" w:semiHidden="1" w:unhideWhenUsed="1"/>
+    <w:lsdException w:name="No List" w:semiHidden="1" w:unhideWhenUsed="1"/>
+    <w:lsdException w:name="Outline List 1" w:semiHidden="1" w:unhideWhenUsed="1"/>
+    <w:lsdException w:name="Outline List 2" w:semiHidden="1" w:unhideWhenUsed="1"/>
+    <w:lsdException w:name="Outline List 3" w:semiHidden="1" w:unhideWhenUsed="1"/>
+    <w:lsdException w:name="Table Simple 1" w:semiHidden="1" w:unhideWhenUsed="1"/>
+    <w:lsdException w:name="Table Simple 2" w:semiHidden="1" w:unhideWhenUsed="1"/>
+    <w:lsdException w:name="Table Simple 3" w:semiHidden="1" w:unhideWhenUsed="1"/>
+    <w:lsdException w:name="Table Classic 1" w:semiHidden="1" w:unhideWhenUsed="1"/>
+    <w:lsdException w:name="Table Classic 2" w:semiHidden="1" w:unhideWhenUsed="1"/>
+    <w:lsdException w:name="Table Classic 3" w:semiHidden="1" w:unhideWhenUsed="1"/>
+    <w:lsdException w:name="Table Classic 4" w:semiHidden="1" w:unhideWhenUsed="1"/>
+    <w:lsdException w:name="Table Colorful 1" w:semiHidden="1" w:unhideWhenUsed="1"/>
+    <w:lsdException w:name="Table Colorful 2" w:semiHidden="1" w:unhideWhenUsed="1"/>
+    <w:lsdException w:name="Table Colorful 3" w:semiHidden="1" w:unhideWhenUsed="1"/>
+    <w:lsdException w:name="Table Columns 1" w:semiHidden="1" w:unhideWhenUsed="1"/>
+    <w:lsdException w:name="Table Columns 2" w:semiHidden="1" w:unhideWhenUsed="1"/>
+    <w:lsdException w:name="Table Columns 3" w:semiHidden="1" w:unhideWhenUsed="1"/>
+    <w:lsdException w:name="Table Columns 4" w:semiHidden="1" w:unhideWhenUsed="1"/>
+    <w:lsdException w:name="Table Columns 5" w:semiHidden="1" w:unhideWhenUsed="1"/>
+    <w:lsdException w:name="Table Grid 1" w:semiHidden="1" w:unhideWhenUsed="1"/>
+    <w:lsdException w:name="Table Grid 2" w:semiHidden="1" w:unhideWhenUsed="1"/>
+    <w:lsdException w:name="Table Grid 3" w:semiHidden="1" w:unhideWhenUsed="1"/>
+    <w:lsdException w:name="Table Grid 4" w:semiHidden="1" w:unhideWhenUsed="1"/>
+    <w:lsdException w:name="Table Grid 5" w:semiHidden="1" w:unhideWhenUsed="1"/>
+    <w:lsdException w:name="Table Grid 6" w:semiHidden="1" w:unhideWhenUsed="1"/>
+    <w:lsdException w:name="Table Grid 7" w:semiHidden="1" w:unhideWhenUsed="1"/>
+    <w:lsdException w:name="Table Grid 8" w:semiHidden="1" w:unhideWhenUsed="1"/>
+    <w:lsdException w:name="Table List 1" w:semiHidden="1" w:unhideWhenUsed="1"/>
+    <w:lsdException w:name="Table List 2" w:semiHidden="1" w:unhideWhenUsed="1"/>
+    <w:lsdException w:name="Table List 3" w:semiHidden="1" w:unhideWhenUsed="1"/>
+    <w:lsdException w:name="Table List 4" w:semiHidden="1" w:unhideWhenUsed="1"/>
+    <w:lsdException w:name="Table List 5" w:semiHidden="1" w:unhideWhenUsed="1"/>
+    <w:lsdException w:name="Table List 6" w:semiHidden="1" w:unhideWhenUsed="1"/>
+    <w:lsdException w:name="Table List 7" w:semiHidden="1" w:unhideWhenUsed="1"/>
+    <w:lsdException w:name="Table List 8" w:semiHidden="1" w:unhideWhenUsed="1"/>
+    <w:lsdException w:name="Table 3D effects 1" w:semiHidden="1" w:unhideWhenUsed="1"/>
+    <w:lsdException w:name="Table 3D effects 2" w:semiHidden="1" w:unhideWhenUsed="1"/>
+    <w:lsdException w:name="Table 3D effects 3" w:semiHidden="1" w:unhideWhenUsed="1"/>
+    <w:lsdException w:name="Table Contemporary" w:semiHidden="1" w:unhideWhenUsed="1"/>
+    <w:lsdException w:name="Table Elegant" w:semiHidden="1" w:unhideWhenUsed="1"/>
+    <w:lsdException w:name="Table Professional" w:semiHidden="1" w:unhideWhenUsed="1"/>
+    <w:lsdException w:name="Table Subtle 1" w:semiHidden="1" w:unhideWhenUsed="1"/>
+    <w:lsdException w:name="Table Subtle 2" w:semiHidden="1" w:unhideWhenUsed="1"/>
+    <w:lsdException w:name="Table Web 1" w:semiHidden="1" w:unhideWhenUsed="1"/>
+    <w:lsdException w:name="Table Web 2" w:semiHidden="1" w:unhideWhenUsed="1"/>
+    <w:lsdException w:name="Table Web 3" w:semiHidden="1" w:unhideWhenUsed="1"/>
+    <w:lsdException w:name="Balloon Text" w:semiHidden="1" w:unhideWhenUsed="1"/>
+    <w:lsdException w:name="Table Grid" w:semiHidden="1" w:uiPriority="39" w:unhideWhenUsed="1" w:qFormat="1"/>
+    <w:lsdException w:name="Table Theme" w:semiHidden="1" w:unhideWhenUsed="1"/>
+    <w:lsdException w:name="Placeholder Text" w:semiHidden="1"/>
+    <w:lsdException w:name="No Spacing" w:uiPriority="1" w:qFormat="1"/>
+    <w:lsdException w:name="Light Shading" w:uiPriority="60"/>
+    <w:lsdException w:name="Light List" w:uiPriority="61"/>
+    <w:lsdException w:name="Light Grid" w:uiPriority="62"/>
+    <w:lsdException w:name="Medium Shading 1" w:uiPriority="63"/>
+    <w:lsdException w:name="Medium Shading 2" w:uiPriority="64"/>
+    <w:lsdException w:name="Medium List 1" w:uiPriority="65"/>
+    <w:lsdException w:name="Medium List 2" w:uiPriority="66"/>
+    <w:lsdException w:name="Medium Grid 1" w:uiPriority="67"/>
+    <w:lsdException w:name="Medium Grid 2" w:uiPriority="68"/>
+    <w:lsdException w:name="Medium Grid 3" w:uiPriority="69"/>
+    <w:lsdException w:name="Dark List" w:uiPriority="70"/>
+    <w:lsdException w:name="Colorful Shading" w:uiPriority="71"/>
+    <w:lsdException w:name="Colorful List" w:uiPriority="72"/>
+    <w:lsdException w:name="Colorful Grid" w:uiPriority="73"/>
+    <w:lsdException w:name="Light Shading Accent 1" w:uiPriority="60"/>
+    <w:lsdException w:name="Light List Accent 1" w:uiPriority="61"/>
+    <w:lsdException w:name="Light Grid Accent 1" w:uiPriority="62"/>
+    <w:lsdException w:name="Medium Shading 1 Accent 1" w:uiPriority="63"/>
+    <w:lsdException w:name="Medium Shading 2 Accent 1" w:uiPriority="64"/>
+    <w:lsdException w:name="Medium List 1 Accent 1" w:uiPriority="65"/>
+    <w:lsdException w:name="Revision" w:semiHidden="1"/>
+    <w:lsdException w:name="List Paragraph" w:uiPriority="34" w:qFormat="1"/>
+    <w:lsdException w:name="Quote" w:uiPriority="29" w:qFormat="1"/>
+    <w:lsdException w:name="Intense Quote" w:uiPriority="30" w:qFormat="1"/>
+    <w:lsdException w:name="Medium List 2 Accent 1" w:uiPriority="66"/>
+    <w:lsdException w:name="Medium Grid 1 Accent 1" w:uiPriority="67"/>
+    <w:lsdException w:name="Medium Grid 2 Accent 1" w:uiPriority="68"/>
+    <w:lsdException w:name="Medium Grid 3 Accent 1" w:uiPriority="69"/>
+    <w:lsdException w:name="Dark List Accent 1" w:uiPriority="70"/>
+    <w:lsdException w:name="Colorful Shading Accent 1" w:uiPriority="71"/>
+    <w:lsdException w:name="Colorful List Accent 1" w:uiPriority="72"/>
+    <w:lsdException w:name="Colorful Grid Accent 1" w:uiPriority="73"/>
+    <w:lsdException w:name="Light Shading Accent 2" w:uiPriority="60"/>
+    <w:lsdException w:name="Light List Accent 2" w:uiPriority="61"/>
+    <w:lsdException w:name="Light Grid Accent 2" w:uiPriority="62"/>
+    <w:lsdException w:name="Medium Shading 1 Accent 2" w:uiPriority="63"/>
+    <w:lsdException w:name="Medium Shading 2 Accent 2" w:uiPriority="64"/>
+    <w:lsdException w:name="Medium List 1 Accent 2" w:uiPriority="65"/>
+    <w:lsdException w:name="Medium List 2 Accent 2" w:uiPriority="66"/>
+    <w:lsdException w:name="Medium Grid 1 Accent 2" w:uiPriority="67"/>
+    <w:lsdException w:name="Medium Grid 2 Accent 2" w:uiPriority="68"/>
+    <w:lsdException w:name="Medium Grid 3 Accent 2" w:uiPriority="69"/>
+    <w:lsdException w:name="Dark List Accent 2" w:uiPriority="70"/>
+    <w:lsdException w:name="Colorful Shading Accent 2" w:uiPriority="71"/>
+    <w:lsdException w:name="Colorful List Accent 2" w:uiPriority="72"/>
+    <w:lsdException w:name="Colorful Grid Accent 2" w:uiPriority="73"/>
+    <w:lsdException w:name="Light Shading Accent 3" w:uiPriority="60"/>
+    <w:lsdException w:name="Light List Accent 3" w:uiPriority="61"/>
+    <w:lsdException w:name="Light Grid Accent 3" w:uiPriority="62"/>
+    <w:lsdException w:name="Medium Shading 1 Accent 3" w:uiPriority="63"/>
+    <w:lsdException w:name="Medium Shading 2 Accent 3" w:uiPriority="64"/>
+    <w:lsdException w:name="Medium List 1 Accent 3" w:uiPriority="65"/>
+    <w:lsdException w:name="Medium List 2 Accent 3" w:uiPriority="66"/>
+    <w:lsdException w:name="Medium Grid 1 Accent 3" w:uiPriority="67"/>
+    <w:lsdException w:name="Medium Grid 2 Accent 3" w:uiPriority="68"/>
+    <w:lsdException w:name="Medium Grid 3 Accent 3" w:uiPriority="69"/>
+    <w:lsdException w:name="Dark List Accent 3" w:uiPriority="70"/>
+    <w:lsdException w:name="Colorful Shading Accent 3" w:uiPriority="71"/>
+    <w:lsdException w:name="Colorful List Accent 3" w:uiPriority="72"/>
+    <w:lsdException w:name="Colorful Grid Accent 3" w:uiPriority="73"/>
+    <w:lsdException w:name="Light Shading Accent 4" w:uiPriority="60"/>
+    <w:lsdException w:name="Light List Accent 4" w:uiPriority="61"/>
+    <w:lsdException w:name="Light Grid Accent 4" w:uiPriority="62"/>
+    <w:lsdException w:name="Medium Shading 1 Accent 4" w:uiPriority="63"/>
+    <w:lsdException w:name="Medium Shading 2 Accent 4" w:uiPriority="64"/>
+    <w:lsdException w:name="Medium List 1 Accent 4" w:uiPriority="65"/>
+    <w:lsdException w:name="Medium List 2 Accent 4" w:uiPriority="66"/>
+    <w:lsdException w:name="Medium Grid 1 Accent 4" w:uiPriority="67"/>
+    <w:lsdException w:name="Medium Grid 2 Accent 4" w:uiPriority="68"/>
+    <w:lsdException w:name="Medium Grid 3 Accent 4" w:uiPriority="69"/>
+    <w:lsdException w:name="Dark List Accent 4" w:uiPriority="70"/>
+    <w:lsdException w:name="Colorful Shading Accent 4" w:uiPriority="71"/>
+    <w:lsdException w:name="Colorful List Accent 4" w:uiPriority="72"/>
+    <w:lsdException w:name="Colorful Grid Accent 4" w:uiPriority="73"/>
+    <w:lsdException w:name="Light Shading Accent 5" w:uiPriority="60"/>
+    <w:lsdException w:name="Light List Accent 5" w:uiPriority="61"/>
+    <w:lsdException w:name="Light Grid Accent 5" w:uiPriority="62"/>
+    <w:lsdException w:name="Medium Shading 1 Accent 5" w:uiPriority="63"/>
+    <w:lsdException w:name="Medium Shading 2 Accent 5" w:uiPriority="64"/>
+    <w:lsdException w:name="Medium List 1 Accent 5" w:uiPriority="65"/>
+    <w:lsdException w:name="Medium List 2 Accent 5" w:uiPriority="66"/>
+    <w:lsdException w:name="Medium Grid 1 Accent 5" w:uiPriority="67"/>
+    <w:lsdException w:name="Medium Grid 2 Accent 5" w:uiPriority="68"/>
+    <w:lsdException w:name="Medium Grid 3 Accent 5" w:uiPriority="69"/>
+    <w:lsdException w:name="Dark List Accent 5" w:uiPriority="70"/>
+    <w:lsdException w:name="Colorful Shading Accent 5" w:uiPriority="71"/>
+    <w:lsdException w:name="Colorful List Accent 5" w:uiPriority="72"/>
+    <w:lsdException w:name="Colorful Grid Accent 5" w:uiPriority="73"/>
+    <w:lsdException w:name="Light Shading Accent 6" w:uiPriority="60"/>
+    <w:lsdException w:name="Light List Accent 6" w:uiPriority="61"/>
+    <w:lsdException w:name="Light Grid Accent 6" w:uiPriority="62"/>
+    <w:lsdException w:name="Medium Shading 1 Accent 6" w:uiPriority="63"/>
+    <w:lsdException w:name="Medium Shading 2 Accent 6" w:uiPriority="64"/>
+    <w:lsdException w:name="Medium List 1 Accent 6" w:uiPriority="65"/>
+    <w:lsdException w:name="Medium List 2 Accent 6" w:uiPriority="66"/>
+    <w:lsdException w:name="Medium Grid 1 Accent 6" w:uiPriority="67"/>
+    <w:lsdException w:name="Medium Grid 2 Accent 6" w:uiPriority="68"/>
+    <w:lsdException w:name="Medium Grid 3 Accent 6" w:uiPriority="69"/>
+    <w:lsdException w:name="Dark List Accent 6" w:uiPriority="70"/>
+    <w:lsdException w:name="Colorful Shading Accent 6" w:uiPriority="71"/>
+    <w:lsdException w:name="Colorful List Accent 6" w:uiPriority="72"/>
+    <w:lsdException w:name="Colorful Grid Accent 6" w:uiPriority="73"/>
+    <w:lsdException w:name="Subtle Emphasis" w:uiPriority="19" w:qFormat="1"/>
+    <w:lsdException w:name="Intense Emphasis" w:uiPriority="21" w:qFormat="1"/>
+    <w:lsdException w:name="Subtle Reference" w:uiPriority="31" w:qFormat="1"/>
+    <w:lsdException w:name="Intense Reference" w:uiPriority="32" w:qFormat="1"/>
+    <w:lsdException w:name="Book Title" w:uiPriority="33" w:qFormat="1"/>
+    <w:lsdException w:name="Bibliography" w:semiHidden="1" w:uiPriority="37" w:unhideWhenUsed="1"/>
+    <w:lsdException w:name="TOC Heading" w:semiHidden="1" w:uiPriority="39" w:unhideWhenUsed="1" w:qFormat="1"/>
+    <w:lsdException w:name="Plain Table 1" w:uiPriority="41"/>
+    <w:lsdException w:name="Plain Table 2" w:uiPriority="42"/>
+    <w:lsdException w:name="Plain Table 3" w:uiPriority="43"/>
+    <w:lsdException w:name="Plain Table 4" w:uiPriority="44"/>
+    <w:lsdException w:name="Plain Table 5" w:uiPriority="45"/>
+    <w:lsdException w:name="Grid Table Light" w:uiPriority="40"/>
+    <w:lsdException w:name="Grid Table 1 Light" w:uiPriority="46"/>
+    <w:lsdException w:name="Grid Table 2" w:uiPriority="47"/>
+    <w:lsdException w:name="Grid Table 3" w:uiPriority="48"/>
+    <w:lsdException w:name="Grid Table 4" w:uiPriority="49"/>
+    <w:lsdException w:name="Grid Table 5 Dark" w:uiPriority="50"/>
+    <w:lsdException w:name="Grid Table 6 Colorful" w:uiPriority="51"/>
+    <w:lsdException w:name="Grid Table 7 Colorful" w:uiPriority="52"/>
+    <w:lsdException w:name="Grid Table 1 Light Accent 1" w:uiPriority="46"/>
+    <w:lsdException w:name="Grid Table 2 Accent 1" w:uiPriority="47"/>
+    <w:lsdException w:name="Grid Table 3 Accent 1" w:uiPriority="48"/>
+    <w:lsdException w:name="Grid Table 4 Accent 1" w:uiPriority="49"/>
+    <w:lsdException w:name="Grid Table 5 Dark Accent 1" w:uiPriority="50"/>
+    <w:lsdException w:name="Grid Table 6 Colorful Accent 1" w:uiPriority="51"/>
+    <w:lsdException w:name="Grid Table 7 Colorful Accent 1" w:uiPriority="52"/>
+    <w:lsdException w:name="Grid Table 1 Light Accent 2" w:uiPriority="46"/>
+    <w:lsdException w:name="Grid Table 2 Accent 2" w:uiPriority="47"/>
+    <w:lsdException w:name="Grid Table 3 Accent 2" w:uiPriority="48"/>
+    <w:lsdException w:name="Grid Table 4 Accent 2" w:uiPriority="49"/>
+    <w:lsdException w:name="Grid Table 5 Dark Accent 2" w:uiPriority="50"/>
+    <w:lsdException w:name="Grid Table 6 Colorful Accent 2" w:uiPriority="51"/>
+    <w:lsdException w:name="Grid Table 7 Colorful Accent 2" w:uiPriority="52"/>
+    <w:lsdException w:name="Grid Table 1 Light Accent 3" w:uiPriority="46"/>
+    <w:lsdException w:name="Grid Table 2 Accent 3" w:uiPriority="47"/>
+    <w:lsdException w:name="Grid Table 3 Accent 3" w:uiPriority="48"/>
+    <w:lsdException w:name="Grid Table 4 Accent 3" w:uiPriority="49"/>
+    <w:lsdException w:name="Grid Table 5 Dark Accent 3" w:uiPriority="50"/>
+    <w:lsdException w:name="Grid Table 6 Colorful Accent 3" w:uiPriority="51"/>
+    <w:lsdException w:name="Grid Table 7 Colorful Accent 3" w:uiPriority="52"/>
+    <w:lsdException w:name="Grid Table 1 Light Accent 4" w:uiPriority="46"/>
+    <w:lsdException w:name="Grid Table 2 Accent 4" w:uiPriority="47"/>
+    <w:lsdException w:name="Grid Table 3 Accent 4" w:uiPriority="48"/>
+    <w:lsdException w:name="Grid Table 4 Accent 4" w:uiPriority="49"/>
+    <w:lsdException w:name="Grid Table 5 Dark Accent 4" w:uiPriority="50"/>
+    <w:lsdException w:name="Grid Table 6 Colorful Accent 4" w:uiPriority="51"/>
+    <w:lsdException w:name="Grid Table 7 Colorful Accent 4" w:uiPriority="52"/>
+    <w:lsdException w:name="Grid Table 1 Light Accent 5" w:uiPriority="46"/>
+    <w:lsdException w:name="Grid Table 2 Accent 5" w:uiPriority="47"/>
+    <w:lsdException w:name="Grid Table 3 Accent 5" w:uiPriority="48"/>
+    <w:lsdException w:name="Grid Table 4 Accent 5" w:uiPriority="49"/>
+    <w:lsdException w:name="Grid Table 5 Dark Accent 5" w:uiPriority="50"/>
+    <w:lsdException w:name="Grid Table 6 Colorful Accent 5" w:uiPriority="51"/>
+    <w:lsdException w:name="Grid Table 7 Colorful Accent 5" w:uiPriority="52"/>
+    <w:lsdException w:name="Grid Table 1 Light Accent 6" w:uiPriority="46"/>
+    <w:lsdException w:name="Grid Table 2 Accent 6" w:uiPriority="47"/>
+    <w:lsdException w:name="Grid Table 3 Accent 6" w:uiPriority="48"/>
+    <w:lsdException w:name="Grid Table 4 Accent 6" w:uiPriority="49"/>
+    <w:lsdException w:name="Grid Table 5 Dark Accent 6" w:uiPriority="50"/>
+    <w:lsdException w:name="Grid Table 6 Colorful Accent 6" w:uiPriority="51"/>
+    <w:lsdException w:name="Grid Table 7 Colorful Accent 6" w:uiPriority="52"/>
+    <w:lsdException w:name="List Table 1 Light" w:uiPriority="46"/>
+    <w:lsdException w:name="List Table 2" w:uiPriority="47"/>
+    <w:lsdException w:name="List Table 3" w:uiPriority="48"/>
+    <w:lsdException w:name="List Table 4" w:uiPriority="49"/>
+    <w:lsdException w:name="List Table 5 Dark" w:uiPriority="50"/>
+    <w:lsdException w:name="List Table 6 Colorful" w:uiPriority="51"/>
+    <w:lsdException w:name="List Table 7 Colorful" w:uiPriority="52"/>
+    <w:lsdException w:name="List Table 1 Light Accent 1" w:uiPriority="46"/>
+    <w:lsdException w:name="List Table 2 Accent 1" w:uiPriority="47"/>
+    <w:lsdException w:name="List Table 3 Accent 1" w:uiPriority="48"/>
+    <w:lsdException w:name="List Table 4 Accent 1" w:uiPriority="49"/>
+    <w:lsdException w:name="List Table 5 Dark Accent 1" w:uiPriority="50"/>
+    <w:lsdException w:name="List Table 6 Colorful Accent 1" w:uiPriority="51"/>
+    <w:lsdException w:name="List Table 7 Colorful Accent 1" w:uiPriority="52"/>
+    <w:lsdException w:name="List Table 1 Light Accent 2" w:uiPriority="46"/>
+    <w:lsdException w:name="List Table 2 Accent 2" w:uiPriority="47"/>
+    <w:lsdException w:name="List Table 3 Accent 2" w:uiPriority="48"/>
+    <w:lsdException w:name="List Table 4 Accent 2" w:uiPriority="49"/>
+    <w:lsdException w:name="List Table 5 Dark Accent 2" w:uiPriority="50"/>
+    <w:lsdException w:name="List Table 6 Colorful Accent 2" w:uiPriority="51"/>
+    <w:lsdException w:name="List Table 7 Colorful Accent 2" w:uiPriority="52"/>
+    <w:lsdException w:name="List Table 1 Light Accent 3" w:uiPriority="46"/>
+    <w:lsdException w:name="List Table 2 Accent 3" w:uiPriority="47"/>
+    <w:lsdException w:name="List Table 3 Accent 3" w:uiPriority="48"/>
+    <w:lsdException w:name="List Table 4 Accent 3" w:uiPriority="49"/>
+    <w:lsdException w:name="List Table 5 Dark Accent 3" w:uiPriority="50"/>
+    <w:lsdException w:name="List Table 6 Colorful Accent 3" w:uiPriority="51"/>
+    <w:lsdException w:name="List Table 7 Colorful Accent 3" w:uiPriority="52"/>
+    <w:lsdException w:name="List Table 1 Light Accent 4" w:uiPriority="46"/>
+    <w:lsdException w:name="List Table 2 Accent 4" w:uiPriority="47"/>
+    <w:lsdException w:name="List Table 3 Accent 4" w:uiPriority="48"/>
+    <w:lsdException w:name="List Table 4 Accent 4" w:uiPriority="49"/>
+    <w:lsdException w:name="List Table 5 Dark Accent 4" w:uiPriority="50"/>
+    <w:lsdException w:name="List Table 6 Colorful Accent 4" w:uiPriority="51"/>
+    <w:lsdException w:name="List Table 7 Colorful Accent 4" w:uiPriority="52"/>
+    <w:lsdException w:name="List Table 1 Light Accent 5" w:uiPriority="46"/>
+    <w:lsdException w:name="List Table 2 Accent 5" w:uiPriority="47"/>
+    <w:lsdException w:name="List Table 3 Accent 5" w:uiPriority="48"/>
+    <w:lsdException w:name="List Table 4 Accent 5" w:uiPriority="49"/>
+    <w:lsdException w:name="List Table 5 Dark Accent 5" w:uiPriority="50"/>
+    <w:lsdException w:name="List Table 6 Colorful Accent 5" w:uiPriority="51"/>
+    <w:lsdException w:name="List Table 7 Colorful Accent 5" w:uiPriority="52"/>
+    <w:lsdException w:name="List Table 1 Light Accent 6" w:uiPriority="46"/>
+    <w:lsdException w:name="List Table 2 Accent 6" w:uiPriority="47"/>
+    <w:lsdException w:name="List Table 3 Accent 6" w:uiPriority="48"/>
+    <w:lsdException w:name="List Table 4 Accent 6" w:uiPriority="49"/>
+    <w:lsdException w:name="List Table 5 Dark Accent 6" w:uiPriority="50"/>
+    <w:lsdException w:name="List Table 6 Colorful Accent 6" w:uiPriority="51"/>
+    <w:lsdException w:name="List Table 7 Colorful Accent 6" w:uiPriority="52"/>
+    <w:lsdException w:name="Mention" w:semiHidden="1" w:unhideWhenUsed="1"/>
+    <w:lsdException w:name="Smart Hyperlink" w:semiHidden="1" w:unhideWhenUsed="1"/>
+    <w:lsdException w:name="Hashtag" w:semiHidden="1" w:unhideWhenUsed="1"/>
+    <w:lsdException w:name="Unresolved Mention" w:semiHidden="1" w:unhideWhenUsed="1"/>
   </w:latentStyles>
   <w:style w:type="paragraph" w:default="1" w:styleId="a">
     <w:name w:val="Normal"/>
@@ -5613,7 +5912,7 @@
     </w:rPr>
   </w:style>
   <w:style w:type="character" w:customStyle="1" w:styleId="a5">
-    <w:name w:val="Название Знак"/>
+    <w:name w:val="Заголовок Знак"/>
     <w:basedOn w:val="a0"/>
     <w:link w:val="a4"/>
     <w:uiPriority w:val="10"/>
@@ -6141,7 +6440,6 @@
       <w:szCs w:val="22"/>
     </w:rPr>
     <w:tblPr>
-      <w:tblInd w:w="0" w:type="dxa"/>
       <w:tblBorders>
         <w:top w:val="single" w:sz="4" w:space="0" w:color="auto"/>
         <w:left w:val="single" w:sz="4" w:space="0" w:color="auto"/>
@@ -6150,1135 +6448,6 @@
         <w:insideH w:val="single" w:sz="4" w:space="0" w:color="auto"/>
         <w:insideV w:val="single" w:sz="4" w:space="0" w:color="auto"/>
       </w:tblBorders>
-      <w:tblCellMar>
-        <w:top w:w="0" w:type="dxa"/>
-        <w:left w:w="108" w:type="dxa"/>
-        <w:bottom w:w="0" w:type="dxa"/>
-        <w:right w:w="108" w:type="dxa"/>
-      </w:tblCellMar>
-    </w:tblPr>
-  </w:style>
-</w:styles>
-</file>
-
-<file path=word/stylesWithEffects.xml><?xml version="1.0" encoding="utf-8"?>
-<w:styles xmlns:wpc="http://schemas.microsoft.com/office/word/2010/wordprocessingCanvas" xmlns:mc="http://schemas.openxmlformats.org/markup-compatibility/2006" xmlns:o="urn:schemas-microsoft-com:office:office" xmlns:r="http://schemas.openxmlformats.org/officeDocument/2006/relationships" xmlns:m="http://schemas.openxmlformats.org/officeDocument/2006/math" xmlns:v="urn:schemas-microsoft-com:vml" xmlns:wp14="http://schemas.microsoft.com/office/word/2010/wordprocessingDrawing" xmlns:wp="http://schemas.openxmlformats.org/drawingml/2006/wordprocessingDrawing" xmlns:w10="urn:schemas-microsoft-com:office:word" xmlns:w="http://schemas.openxmlformats.org/wordprocessingml/2006/main" xmlns:w14="http://schemas.microsoft.com/office/word/2010/wordml" xmlns:wpg="http://schemas.microsoft.com/office/word/2010/wordprocessingGroup" xmlns:wpi="http://schemas.microsoft.com/office/word/2010/wordprocessingInk" xmlns:wne="http://schemas.microsoft.com/office/word/2006/wordml" xmlns:wps="http://schemas.microsoft.com/office/word/2010/wordprocessingShape" mc:Ignorable="w14 wp14">
-  <w:docDefaults>
-    <w:rPrDefault>
-      <w:rPr>
-        <w:rFonts w:asciiTheme="minorHAnsi" w:eastAsiaTheme="minorEastAsia" w:hAnsiTheme="minorHAnsi" w:cstheme="minorBidi"/>
-        <w:lang w:val="ru-RU" w:eastAsia="en-US" w:bidi="ar-SA"/>
-      </w:rPr>
-    </w:rPrDefault>
-    <w:pPrDefault>
-      <w:pPr>
-        <w:spacing w:after="120" w:line="264" w:lineRule="auto"/>
-      </w:pPr>
-    </w:pPrDefault>
-  </w:docDefaults>
-  <w:latentStyles w:defLockedState="0" w:defUIPriority="99" w:defSemiHidden="1" w:defUnhideWhenUsed="1" w:defQFormat="0" w:count="267">
-    <w:lsdException w:name="Normal" w:semiHidden="0" w:uiPriority="0" w:unhideWhenUsed="0" w:qFormat="1"/>
-    <w:lsdException w:name="heading 1" w:semiHidden="0" w:uiPriority="9" w:unhideWhenUsed="0" w:qFormat="1"/>
-    <w:lsdException w:name="heading 2" w:uiPriority="9" w:qFormat="1"/>
-    <w:lsdException w:name="heading 3" w:uiPriority="9" w:qFormat="1"/>
-    <w:lsdException w:name="heading 4" w:uiPriority="9" w:qFormat="1"/>
-    <w:lsdException w:name="heading 5" w:uiPriority="9" w:qFormat="1"/>
-    <w:lsdException w:name="heading 6" w:uiPriority="9" w:qFormat="1"/>
-    <w:lsdException w:name="heading 7" w:uiPriority="9" w:qFormat="1"/>
-    <w:lsdException w:name="heading 8" w:uiPriority="9" w:qFormat="1"/>
-    <w:lsdException w:name="heading 9" w:uiPriority="9" w:qFormat="1"/>
-    <w:lsdException w:name="toc 1" w:uiPriority="39"/>
-    <w:lsdException w:name="toc 2" w:uiPriority="39"/>
-    <w:lsdException w:name="toc 3" w:uiPriority="39"/>
-    <w:lsdException w:name="toc 4" w:uiPriority="39"/>
-    <w:lsdException w:name="toc 5" w:uiPriority="39"/>
-    <w:lsdException w:name="toc 6" w:uiPriority="39"/>
-    <w:lsdException w:name="toc 7" w:uiPriority="39"/>
-    <w:lsdException w:name="toc 8" w:uiPriority="39"/>
-    <w:lsdException w:name="toc 9" w:uiPriority="39"/>
-    <w:lsdException w:name="caption" w:uiPriority="35" w:qFormat="1"/>
-    <w:lsdException w:name="Title" w:semiHidden="0" w:uiPriority="10" w:unhideWhenUsed="0" w:qFormat="1"/>
-    <w:lsdException w:name="Default Paragraph Font" w:uiPriority="1"/>
-    <w:lsdException w:name="Subtitle" w:semiHidden="0" w:uiPriority="11" w:unhideWhenUsed="0" w:qFormat="1"/>
-    <w:lsdException w:name="Strong" w:semiHidden="0" w:uiPriority="22" w:unhideWhenUsed="0" w:qFormat="1"/>
-    <w:lsdException w:name="Emphasis" w:semiHidden="0" w:uiPriority="20" w:unhideWhenUsed="0" w:qFormat="1"/>
-    <w:lsdException w:name="Table Grid" w:semiHidden="0" w:uiPriority="39" w:unhideWhenUsed="0" w:qFormat="1"/>
-    <w:lsdException w:name="Placeholder Text" w:unhideWhenUsed="0"/>
-    <w:lsdException w:name="No Spacing" w:semiHidden="0" w:uiPriority="1" w:unhideWhenUsed="0" w:qFormat="1"/>
-    <w:lsdException w:name="Light Shading" w:semiHidden="0" w:uiPriority="60" w:unhideWhenUsed="0"/>
-    <w:lsdException w:name="Light List" w:semiHidden="0" w:uiPriority="61" w:unhideWhenUsed="0"/>
-    <w:lsdException w:name="Light Grid" w:semiHidden="0" w:uiPriority="62" w:unhideWhenUsed="0"/>
-    <w:lsdException w:name="Medium Shading 1" w:semiHidden="0" w:uiPriority="63" w:unhideWhenUsed="0"/>
-    <w:lsdException w:name="Medium Shading 2" w:semiHidden="0" w:uiPriority="64" w:unhideWhenUsed="0"/>
-    <w:lsdException w:name="Medium List 1" w:semiHidden="0" w:uiPriority="65" w:unhideWhenUsed="0"/>
-    <w:lsdException w:name="Medium List 2" w:semiHidden="0" w:uiPriority="66" w:unhideWhenUsed="0"/>
-    <w:lsdException w:name="Medium Grid 1" w:semiHidden="0" w:uiPriority="67" w:unhideWhenUsed="0"/>
-    <w:lsdException w:name="Medium Grid 2" w:semiHidden="0" w:uiPriority="68" w:unhideWhenUsed="0"/>
-    <w:lsdException w:name="Medium Grid 3" w:semiHidden="0" w:uiPriority="69" w:unhideWhenUsed="0"/>
-    <w:lsdException w:name="Dark List" w:semiHidden="0" w:uiPriority="70" w:unhideWhenUsed="0"/>
-    <w:lsdException w:name="Colorful Shading" w:semiHidden="0" w:uiPriority="71" w:unhideWhenUsed="0"/>
-    <w:lsdException w:name="Colorful List" w:semiHidden="0" w:uiPriority="72" w:unhideWhenUsed="0"/>
-    <w:lsdException w:name="Colorful Grid" w:semiHidden="0" w:uiPriority="73" w:unhideWhenUsed="0"/>
-    <w:lsdException w:name="Light Shading Accent 1" w:semiHidden="0" w:uiPriority="60" w:unhideWhenUsed="0"/>
-    <w:lsdException w:name="Light List Accent 1" w:semiHidden="0" w:uiPriority="61" w:unhideWhenUsed="0"/>
-    <w:lsdException w:name="Light Grid Accent 1" w:semiHidden="0" w:uiPriority="62" w:unhideWhenUsed="0"/>
-    <w:lsdException w:name="Medium Shading 1 Accent 1" w:semiHidden="0" w:uiPriority="63" w:unhideWhenUsed="0"/>
-    <w:lsdException w:name="Medium Shading 2 Accent 1" w:semiHidden="0" w:uiPriority="64" w:unhideWhenUsed="0"/>
-    <w:lsdException w:name="Medium List 1 Accent 1" w:semiHidden="0" w:uiPriority="65" w:unhideWhenUsed="0"/>
-    <w:lsdException w:name="Revision" w:unhideWhenUsed="0"/>
-    <w:lsdException w:name="List Paragraph" w:semiHidden="0" w:uiPriority="34" w:unhideWhenUsed="0" w:qFormat="1"/>
-    <w:lsdException w:name="Quote" w:semiHidden="0" w:uiPriority="29" w:unhideWhenUsed="0" w:qFormat="1"/>
-    <w:lsdException w:name="Intense Quote" w:semiHidden="0" w:uiPriority="30" w:unhideWhenUsed="0" w:qFormat="1"/>
-    <w:lsdException w:name="Medium List 2 Accent 1" w:semiHidden="0" w:uiPriority="66" w:unhideWhenUsed="0"/>
-    <w:lsdException w:name="Medium Grid 1 Accent 1" w:semiHidden="0" w:uiPriority="67" w:unhideWhenUsed="0"/>
-    <w:lsdException w:name="Medium Grid 2 Accent 1" w:semiHidden="0" w:uiPriority="68" w:unhideWhenUsed="0"/>
-    <w:lsdException w:name="Medium Grid 3 Accent 1" w:semiHidden="0" w:uiPriority="69" w:unhideWhenUsed="0"/>
-    <w:lsdException w:name="Dark List Accent 1" w:semiHidden="0" w:uiPriority="70" w:unhideWhenUsed="0"/>
-    <w:lsdException w:name="Colorful Shading Accent 1" w:semiHidden="0" w:uiPriority="71" w:unhideWhenUsed="0"/>
-    <w:lsdException w:name="Colorful List Accent 1" w:semiHidden="0" w:uiPriority="72" w:unhideWhenUsed="0"/>
-    <w:lsdException w:name="Colorful Grid Accent 1" w:semiHidden="0" w:uiPriority="73" w:unhideWhenUsed="0"/>
-    <w:lsdException w:name="Light Shading Accent 2" w:semiHidden="0" w:uiPriority="60" w:unhideWhenUsed="0"/>
-    <w:lsdException w:name="Light List Accent 2" w:semiHidden="0" w:uiPriority="61" w:unhideWhenUsed="0"/>
-    <w:lsdException w:name="Light Grid Accent 2" w:semiHidden="0" w:uiPriority="62" w:unhideWhenUsed="0"/>
-    <w:lsdException w:name="Medium Shading 1 Accent 2" w:semiHidden="0" w:uiPriority="63" w:unhideWhenUsed="0"/>
-    <w:lsdException w:name="Medium Shading 2 Accent 2" w:semiHidden="0" w:uiPriority="64" w:unhideWhenUsed="0"/>
-    <w:lsdException w:name="Medium List 1 Accent 2" w:semiHidden="0" w:uiPriority="65" w:unhideWhenUsed="0"/>
-    <w:lsdException w:name="Medium List 2 Accent 2" w:semiHidden="0" w:uiPriority="66" w:unhideWhenUsed="0"/>
-    <w:lsdException w:name="Medium Grid 1 Accent 2" w:semiHidden="0" w:uiPriority="67" w:unhideWhenUsed="0"/>
-    <w:lsdException w:name="Medium Grid 2 Accent 2" w:semiHidden="0" w:uiPriority="68" w:unhideWhenUsed="0"/>
-    <w:lsdException w:name="Medium Grid 3 Accent 2" w:semiHidden="0" w:uiPriority="69" w:unhideWhenUsed="0"/>
-    <w:lsdException w:name="Dark List Accent 2" w:semiHidden="0" w:uiPriority="70" w:unhideWhenUsed="0"/>
-    <w:lsdException w:name="Colorful Shading Accent 2" w:semiHidden="0" w:uiPriority="71" w:unhideWhenUsed="0"/>
-    <w:lsdException w:name="Colorful List Accent 2" w:semiHidden="0" w:uiPriority="72" w:unhideWhenUsed="0"/>
-    <w:lsdException w:name="Colorful Grid Accent 2" w:semiHidden="0" w:uiPriority="73" w:unhideWhenUsed="0"/>
-    <w:lsdException w:name="Light Shading Accent 3" w:semiHidden="0" w:uiPriority="60" w:unhideWhenUsed="0"/>
-    <w:lsdException w:name="Light List Accent 3" w:semiHidden="0" w:uiPriority="61" w:unhideWhenUsed="0"/>
-    <w:lsdException w:name="Light Grid Accent 3" w:semiHidden="0" w:uiPriority="62" w:unhideWhenUsed="0"/>
-    <w:lsdException w:name="Medium Shading 1 Accent 3" w:semiHidden="0" w:uiPriority="63" w:unhideWhenUsed="0"/>
-    <w:lsdException w:name="Medium Shading 2 Accent 3" w:semiHidden="0" w:uiPriority="64" w:unhideWhenUsed="0"/>
-    <w:lsdException w:name="Medium List 1 Accent 3" w:semiHidden="0" w:uiPriority="65" w:unhideWhenUsed="0"/>
-    <w:lsdException w:name="Medium List 2 Accent 3" w:semiHidden="0" w:uiPriority="66" w:unhideWhenUsed="0"/>
-    <w:lsdException w:name="Medium Grid 1 Accent 3" w:semiHidden="0" w:uiPriority="67" w:unhideWhenUsed="0"/>
-    <w:lsdException w:name="Medium Grid 2 Accent 3" w:semiHidden="0" w:uiPriority="68" w:unhideWhenUsed="0"/>
-    <w:lsdException w:name="Medium Grid 3 Accent 3" w:semiHidden="0" w:uiPriority="69" w:unhideWhenUsed="0"/>
-    <w:lsdException w:name="Dark List Accent 3" w:semiHidden="0" w:uiPriority="70" w:unhideWhenUsed="0"/>
-    <w:lsdException w:name="Colorful Shading Accent 3" w:semiHidden="0" w:uiPriority="71" w:unhideWhenUsed="0"/>
-    <w:lsdException w:name="Colorful List Accent 3" w:semiHidden="0" w:uiPriority="72" w:unhideWhenUsed="0"/>
-    <w:lsdException w:name="Colorful Grid Accent 3" w:semiHidden="0" w:uiPriority="73" w:unhideWhenUsed="0"/>
-    <w:lsdException w:name="Light Shading Accent 4" w:semiHidden="0" w:uiPriority="60" w:unhideWhenUsed="0"/>
-    <w:lsdException w:name="Light List Accent 4" w:semiHidden="0" w:uiPriority="61" w:unhideWhenUsed="0"/>
-    <w:lsdException w:name="Light Grid Accent 4" w:semiHidden="0" w:uiPriority="62" w:unhideWhenUsed="0"/>
-    <w:lsdException w:name="Medium Shading 1 Accent 4" w:semiHidden="0" w:uiPriority="63" w:unhideWhenUsed="0"/>
-    <w:lsdException w:name="Medium Shading 2 Accent 4" w:semiHidden="0" w:uiPriority="64" w:unhideWhenUsed="0"/>
-    <w:lsdException w:name="Medium List 1 Accent 4" w:semiHidden="0" w:uiPriority="65" w:unhideWhenUsed="0"/>
-    <w:lsdException w:name="Medium List 2 Accent 4" w:semiHidden="0" w:uiPriority="66" w:unhideWhenUsed="0"/>
-    <w:lsdException w:name="Medium Grid 1 Accent 4" w:semiHidden="0" w:uiPriority="67" w:unhideWhenUsed="0"/>
-    <w:lsdException w:name="Medium Grid 2 Accent 4" w:semiHidden="0" w:uiPriority="68" w:unhideWhenUsed="0"/>
-    <w:lsdException w:name="Medium Grid 3 Accent 4" w:semiHidden="0" w:uiPriority="69" w:unhideWhenUsed="0"/>
-    <w:lsdException w:name="Dark List Accent 4" w:semiHidden="0" w:uiPriority="70" w:unhideWhenUsed="0"/>
-    <w:lsdException w:name="Colorful Shading Accent 4" w:semiHidden="0" w:uiPriority="71" w:unhideWhenUsed="0"/>
-    <w:lsdException w:name="Colorful List Accent 4" w:semiHidden="0" w:uiPriority="72" w:unhideWhenUsed="0"/>
-    <w:lsdException w:name="Colorful Grid Accent 4" w:semiHidden="0" w:uiPriority="73" w:unhideWhenUsed="0"/>
-    <w:lsdException w:name="Light Shading Accent 5" w:semiHidden="0" w:uiPriority="60" w:unhideWhenUsed="0"/>
-    <w:lsdException w:name="Light List Accent 5" w:semiHidden="0" w:uiPriority="61" w:unhideWhenUsed="0"/>
-    <w:lsdException w:name="Light Grid Accent 5" w:semiHidden="0" w:uiPriority="62" w:unhideWhenUsed="0"/>
-    <w:lsdException w:name="Medium Shading 1 Accent 5" w:semiHidden="0" w:uiPriority="63" w:unhideWhenUsed="0"/>
-    <w:lsdException w:name="Medium Shading 2 Accent 5" w:semiHidden="0" w:uiPriority="64" w:unhideWhenUsed="0"/>
-    <w:lsdException w:name="Medium List 1 Accent 5" w:semiHidden="0" w:uiPriority="65" w:unhideWhenUsed="0"/>
-    <w:lsdException w:name="Medium List 2 Accent 5" w:semiHidden="0" w:uiPriority="66" w:unhideWhenUsed="0"/>
-    <w:lsdException w:name="Medium Grid 1 Accent 5" w:semiHidden="0" w:uiPriority="67" w:unhideWhenUsed="0"/>
-    <w:lsdException w:name="Medium Grid 2 Accent 5" w:semiHidden="0" w:uiPriority="68" w:unhideWhenUsed="0"/>
-    <w:lsdException w:name="Medium Grid 3 Accent 5" w:semiHidden="0" w:uiPriority="69" w:unhideWhenUsed="0"/>
-    <w:lsdException w:name="Dark List Accent 5" w:semiHidden="0" w:uiPriority="70" w:unhideWhenUsed="0"/>
-    <w:lsdException w:name="Colorful Shading Accent 5" w:semiHidden="0" w:uiPriority="71" w:unhideWhenUsed="0"/>
-    <w:lsdException w:name="Colorful List Accent 5" w:semiHidden="0" w:uiPriority="72" w:unhideWhenUsed="0"/>
-    <w:lsdException w:name="Colorful Grid Accent 5" w:semiHidden="0" w:uiPriority="73" w:unhideWhenUsed="0"/>
-    <w:lsdException w:name="Light Shading Accent 6" w:semiHidden="0" w:uiPriority="60" w:unhideWhenUsed="0"/>
-    <w:lsdException w:name="Light List Accent 6" w:semiHidden="0" w:uiPriority="61" w:unhideWhenUsed="0"/>
-    <w:lsdException w:name="Light Grid Accent 6" w:semiHidden="0" w:uiPriority="62" w:unhideWhenUsed="0"/>
-    <w:lsdException w:name="Medium Shading 1 Accent 6" w:semiHidden="0" w:uiPriority="63" w:unhideWhenUsed="0"/>
-    <w:lsdException w:name="Medium Shading 2 Accent 6" w:semiHidden="0" w:uiPriority="64" w:unhideWhenUsed="0"/>
-    <w:lsdException w:name="Medium List 1 Accent 6" w:semiHidden="0" w:uiPriority="65" w:unhideWhenUsed="0"/>
-    <w:lsdException w:name="Medium List 2 Accent 6" w:semiHidden="0" w:uiPriority="66" w:unhideWhenUsed="0"/>
-    <w:lsdException w:name="Medium Grid 1 Accent 6" w:semiHidden="0" w:uiPriority="67" w:unhideWhenUsed="0"/>
-    <w:lsdException w:name="Medium Grid 2 Accent 6" w:semiHidden="0" w:uiPriority="68" w:unhideWhenUsed="0"/>
-    <w:lsdException w:name="Medium Grid 3 Accent 6" w:semiHidden="0" w:uiPriority="69" w:unhideWhenUsed="0"/>
-    <w:lsdException w:name="Dark List Accent 6" w:semiHidden="0" w:uiPriority="70" w:unhideWhenUsed="0"/>
-    <w:lsdException w:name="Colorful Shading Accent 6" w:semiHidden="0" w:uiPriority="71" w:unhideWhenUsed="0"/>
-    <w:lsdException w:name="Colorful List Accent 6" w:semiHidden="0" w:uiPriority="72" w:unhideWhenUsed="0"/>
-    <w:lsdException w:name="Colorful Grid Accent 6" w:semiHidden="0" w:uiPriority="73" w:unhideWhenUsed="0"/>
-    <w:lsdException w:name="Subtle Emphasis" w:semiHidden="0" w:uiPriority="19" w:unhideWhenUsed="0" w:qFormat="1"/>
-    <w:lsdException w:name="Intense Emphasis" w:semiHidden="0" w:uiPriority="21" w:unhideWhenUsed="0" w:qFormat="1"/>
-    <w:lsdException w:name="Subtle Reference" w:semiHidden="0" w:uiPriority="31" w:unhideWhenUsed="0" w:qFormat="1"/>
-    <w:lsdException w:name="Intense Reference" w:semiHidden="0" w:uiPriority="32" w:unhideWhenUsed="0" w:qFormat="1"/>
-    <w:lsdException w:name="Book Title" w:semiHidden="0" w:uiPriority="33" w:unhideWhenUsed="0" w:qFormat="1"/>
-    <w:lsdException w:name="Bibliography" w:uiPriority="37"/>
-    <w:lsdException w:name="TOC Heading" w:uiPriority="39" w:qFormat="1"/>
-  </w:latentStyles>
-  <w:style w:type="paragraph" w:default="1" w:styleId="a">
-    <w:name w:val="Normal"/>
-    <w:qFormat/>
-    <w:rsid w:val="008C1607"/>
-    <w:pPr>
-      <w:spacing w:after="0" w:line="360" w:lineRule="auto"/>
-      <w:ind w:firstLine="709"/>
-      <w:jc w:val="both"/>
-    </w:pPr>
-    <w:rPr>
-      <w:rFonts w:ascii="Times New Roman" w:hAnsi="Times New Roman" w:cs="Times New Roman"/>
-      <w:sz w:val="28"/>
-      <w:szCs w:val="28"/>
-    </w:rPr>
-  </w:style>
-  <w:style w:type="paragraph" w:styleId="1">
-    <w:name w:val="heading 1"/>
-    <w:basedOn w:val="a"/>
-    <w:next w:val="a"/>
-    <w:link w:val="10"/>
-    <w:uiPriority w:val="9"/>
-    <w:qFormat/>
-    <w:rsid w:val="00AF7CEB"/>
-    <w:pPr>
-      <w:keepNext/>
-      <w:keepLines/>
-      <w:spacing w:before="320" w:line="240" w:lineRule="auto"/>
-      <w:outlineLvl w:val="0"/>
-    </w:pPr>
-    <w:rPr>
-      <w:rFonts w:asciiTheme="majorHAnsi" w:eastAsiaTheme="majorEastAsia" w:hAnsiTheme="majorHAnsi" w:cstheme="majorBidi"/>
-      <w:color w:val="2F5496" w:themeColor="accent1" w:themeShade="BF"/>
-      <w:sz w:val="32"/>
-      <w:szCs w:val="32"/>
-    </w:rPr>
-  </w:style>
-  <w:style w:type="paragraph" w:styleId="2">
-    <w:name w:val="heading 2"/>
-    <w:basedOn w:val="a"/>
-    <w:next w:val="a"/>
-    <w:link w:val="20"/>
-    <w:uiPriority w:val="9"/>
-    <w:semiHidden/>
-    <w:unhideWhenUsed/>
-    <w:qFormat/>
-    <w:rsid w:val="00AF7CEB"/>
-    <w:pPr>
-      <w:keepNext/>
-      <w:keepLines/>
-      <w:spacing w:before="80" w:line="240" w:lineRule="auto"/>
-      <w:outlineLvl w:val="1"/>
-    </w:pPr>
-    <w:rPr>
-      <w:rFonts w:asciiTheme="majorHAnsi" w:eastAsiaTheme="majorEastAsia" w:hAnsiTheme="majorHAnsi" w:cstheme="majorBidi"/>
-      <w:color w:val="404040" w:themeColor="text1" w:themeTint="BF"/>
-    </w:rPr>
-  </w:style>
-  <w:style w:type="paragraph" w:styleId="3">
-    <w:name w:val="heading 3"/>
-    <w:basedOn w:val="a"/>
-    <w:next w:val="a"/>
-    <w:link w:val="30"/>
-    <w:uiPriority w:val="9"/>
-    <w:semiHidden/>
-    <w:unhideWhenUsed/>
-    <w:qFormat/>
-    <w:rsid w:val="00AF7CEB"/>
-    <w:pPr>
-      <w:keepNext/>
-      <w:keepLines/>
-      <w:spacing w:before="40" w:line="240" w:lineRule="auto"/>
-      <w:outlineLvl w:val="2"/>
-    </w:pPr>
-    <w:rPr>
-      <w:rFonts w:asciiTheme="majorHAnsi" w:eastAsiaTheme="majorEastAsia" w:hAnsiTheme="majorHAnsi" w:cstheme="majorBidi"/>
-      <w:color w:val="44546A" w:themeColor="text2"/>
-      <w:sz w:val="24"/>
-      <w:szCs w:val="24"/>
-    </w:rPr>
-  </w:style>
-  <w:style w:type="paragraph" w:styleId="4">
-    <w:name w:val="heading 4"/>
-    <w:basedOn w:val="a"/>
-    <w:next w:val="a"/>
-    <w:link w:val="40"/>
-    <w:uiPriority w:val="9"/>
-    <w:semiHidden/>
-    <w:unhideWhenUsed/>
-    <w:qFormat/>
-    <w:rsid w:val="00AF7CEB"/>
-    <w:pPr>
-      <w:keepNext/>
-      <w:keepLines/>
-      <w:spacing w:before="40"/>
-      <w:outlineLvl w:val="3"/>
-    </w:pPr>
-    <w:rPr>
-      <w:rFonts w:asciiTheme="majorHAnsi" w:eastAsiaTheme="majorEastAsia" w:hAnsiTheme="majorHAnsi" w:cstheme="majorBidi"/>
-      <w:sz w:val="22"/>
-      <w:szCs w:val="22"/>
-    </w:rPr>
-  </w:style>
-  <w:style w:type="paragraph" w:styleId="5">
-    <w:name w:val="heading 5"/>
-    <w:basedOn w:val="a"/>
-    <w:next w:val="a"/>
-    <w:link w:val="50"/>
-    <w:uiPriority w:val="9"/>
-    <w:semiHidden/>
-    <w:unhideWhenUsed/>
-    <w:qFormat/>
-    <w:rsid w:val="00AF7CEB"/>
-    <w:pPr>
-      <w:keepNext/>
-      <w:keepLines/>
-      <w:spacing w:before="40"/>
-      <w:outlineLvl w:val="4"/>
-    </w:pPr>
-    <w:rPr>
-      <w:rFonts w:asciiTheme="majorHAnsi" w:eastAsiaTheme="majorEastAsia" w:hAnsiTheme="majorHAnsi" w:cstheme="majorBidi"/>
-      <w:color w:val="44546A" w:themeColor="text2"/>
-      <w:sz w:val="22"/>
-      <w:szCs w:val="22"/>
-    </w:rPr>
-  </w:style>
-  <w:style w:type="paragraph" w:styleId="6">
-    <w:name w:val="heading 6"/>
-    <w:basedOn w:val="a"/>
-    <w:next w:val="a"/>
-    <w:link w:val="60"/>
-    <w:uiPriority w:val="9"/>
-    <w:semiHidden/>
-    <w:unhideWhenUsed/>
-    <w:qFormat/>
-    <w:rsid w:val="00AF7CEB"/>
-    <w:pPr>
-      <w:keepNext/>
-      <w:keepLines/>
-      <w:spacing w:before="40"/>
-      <w:outlineLvl w:val="5"/>
-    </w:pPr>
-    <w:rPr>
-      <w:rFonts w:asciiTheme="majorHAnsi" w:eastAsiaTheme="majorEastAsia" w:hAnsiTheme="majorHAnsi" w:cstheme="majorBidi"/>
-      <w:i/>
-      <w:iCs/>
-      <w:color w:val="44546A" w:themeColor="text2"/>
-      <w:sz w:val="21"/>
-      <w:szCs w:val="21"/>
-    </w:rPr>
-  </w:style>
-  <w:style w:type="paragraph" w:styleId="7">
-    <w:name w:val="heading 7"/>
-    <w:basedOn w:val="a"/>
-    <w:next w:val="a"/>
-    <w:link w:val="70"/>
-    <w:uiPriority w:val="9"/>
-    <w:semiHidden/>
-    <w:unhideWhenUsed/>
-    <w:qFormat/>
-    <w:rsid w:val="00AF7CEB"/>
-    <w:pPr>
-      <w:keepNext/>
-      <w:keepLines/>
-      <w:spacing w:before="40"/>
-      <w:outlineLvl w:val="6"/>
-    </w:pPr>
-    <w:rPr>
-      <w:rFonts w:asciiTheme="majorHAnsi" w:eastAsiaTheme="majorEastAsia" w:hAnsiTheme="majorHAnsi" w:cstheme="majorBidi"/>
-      <w:i/>
-      <w:iCs/>
-      <w:color w:val="1F3864" w:themeColor="accent1" w:themeShade="80"/>
-      <w:sz w:val="21"/>
-      <w:szCs w:val="21"/>
-    </w:rPr>
-  </w:style>
-  <w:style w:type="paragraph" w:styleId="8">
-    <w:name w:val="heading 8"/>
-    <w:basedOn w:val="a"/>
-    <w:next w:val="a"/>
-    <w:link w:val="80"/>
-    <w:uiPriority w:val="9"/>
-    <w:semiHidden/>
-    <w:unhideWhenUsed/>
-    <w:qFormat/>
-    <w:rsid w:val="00AF7CEB"/>
-    <w:pPr>
-      <w:keepNext/>
-      <w:keepLines/>
-      <w:spacing w:before="40"/>
-      <w:outlineLvl w:val="7"/>
-    </w:pPr>
-    <w:rPr>
-      <w:rFonts w:asciiTheme="majorHAnsi" w:eastAsiaTheme="majorEastAsia" w:hAnsiTheme="majorHAnsi" w:cstheme="majorBidi"/>
-      <w:b/>
-      <w:bCs/>
-      <w:color w:val="44546A" w:themeColor="text2"/>
-    </w:rPr>
-  </w:style>
-  <w:style w:type="paragraph" w:styleId="9">
-    <w:name w:val="heading 9"/>
-    <w:basedOn w:val="a"/>
-    <w:next w:val="a"/>
-    <w:link w:val="90"/>
-    <w:uiPriority w:val="9"/>
-    <w:semiHidden/>
-    <w:unhideWhenUsed/>
-    <w:qFormat/>
-    <w:rsid w:val="00AF7CEB"/>
-    <w:pPr>
-      <w:keepNext/>
-      <w:keepLines/>
-      <w:spacing w:before="40"/>
-      <w:outlineLvl w:val="8"/>
-    </w:pPr>
-    <w:rPr>
-      <w:rFonts w:asciiTheme="majorHAnsi" w:eastAsiaTheme="majorEastAsia" w:hAnsiTheme="majorHAnsi" w:cstheme="majorBidi"/>
-      <w:b/>
-      <w:bCs/>
-      <w:i/>
-      <w:iCs/>
-      <w:color w:val="44546A" w:themeColor="text2"/>
-    </w:rPr>
-  </w:style>
-  <w:style w:type="character" w:default="1" w:styleId="a0">
-    <w:name w:val="Default Paragraph Font"/>
-    <w:uiPriority w:val="1"/>
-    <w:semiHidden/>
-    <w:unhideWhenUsed/>
-  </w:style>
-  <w:style w:type="table" w:default="1" w:styleId="a1">
-    <w:name w:val="Normal Table"/>
-    <w:uiPriority w:val="99"/>
-    <w:semiHidden/>
-    <w:unhideWhenUsed/>
-    <w:tblPr>
-      <w:tblInd w:w="0" w:type="dxa"/>
-      <w:tblCellMar>
-        <w:top w:w="0" w:type="dxa"/>
-        <w:left w:w="108" w:type="dxa"/>
-        <w:bottom w:w="0" w:type="dxa"/>
-        <w:right w:w="108" w:type="dxa"/>
-      </w:tblCellMar>
-    </w:tblPr>
-  </w:style>
-  <w:style w:type="numbering" w:default="1" w:styleId="a2">
-    <w:name w:val="No List"/>
-    <w:uiPriority w:val="99"/>
-    <w:semiHidden/>
-    <w:unhideWhenUsed/>
-  </w:style>
-  <w:style w:type="character" w:customStyle="1" w:styleId="10">
-    <w:name w:val="Заголовок 1 Знак"/>
-    <w:basedOn w:val="a0"/>
-    <w:link w:val="1"/>
-    <w:uiPriority w:val="9"/>
-    <w:rsid w:val="00AF7CEB"/>
-    <w:rPr>
-      <w:rFonts w:asciiTheme="majorHAnsi" w:eastAsiaTheme="majorEastAsia" w:hAnsiTheme="majorHAnsi" w:cstheme="majorBidi"/>
-      <w:color w:val="2F5496" w:themeColor="accent1" w:themeShade="BF"/>
-      <w:sz w:val="32"/>
-      <w:szCs w:val="32"/>
-    </w:rPr>
-  </w:style>
-  <w:style w:type="character" w:customStyle="1" w:styleId="20">
-    <w:name w:val="Заголовок 2 Знак"/>
-    <w:basedOn w:val="a0"/>
-    <w:link w:val="2"/>
-    <w:uiPriority w:val="9"/>
-    <w:semiHidden/>
-    <w:rsid w:val="00AF7CEB"/>
-    <w:rPr>
-      <w:rFonts w:asciiTheme="majorHAnsi" w:eastAsiaTheme="majorEastAsia" w:hAnsiTheme="majorHAnsi" w:cstheme="majorBidi"/>
-      <w:color w:val="404040" w:themeColor="text1" w:themeTint="BF"/>
-      <w:sz w:val="28"/>
-      <w:szCs w:val="28"/>
-    </w:rPr>
-  </w:style>
-  <w:style w:type="character" w:customStyle="1" w:styleId="30">
-    <w:name w:val="Заголовок 3 Знак"/>
-    <w:basedOn w:val="a0"/>
-    <w:link w:val="3"/>
-    <w:uiPriority w:val="9"/>
-    <w:semiHidden/>
-    <w:rsid w:val="00AF7CEB"/>
-    <w:rPr>
-      <w:rFonts w:asciiTheme="majorHAnsi" w:eastAsiaTheme="majorEastAsia" w:hAnsiTheme="majorHAnsi" w:cstheme="majorBidi"/>
-      <w:color w:val="44546A" w:themeColor="text2"/>
-      <w:sz w:val="24"/>
-      <w:szCs w:val="24"/>
-    </w:rPr>
-  </w:style>
-  <w:style w:type="character" w:customStyle="1" w:styleId="40">
-    <w:name w:val="Заголовок 4 Знак"/>
-    <w:basedOn w:val="a0"/>
-    <w:link w:val="4"/>
-    <w:uiPriority w:val="9"/>
-    <w:semiHidden/>
-    <w:rsid w:val="00AF7CEB"/>
-    <w:rPr>
-      <w:rFonts w:asciiTheme="majorHAnsi" w:eastAsiaTheme="majorEastAsia" w:hAnsiTheme="majorHAnsi" w:cstheme="majorBidi"/>
-      <w:sz w:val="22"/>
-      <w:szCs w:val="22"/>
-    </w:rPr>
-  </w:style>
-  <w:style w:type="character" w:customStyle="1" w:styleId="50">
-    <w:name w:val="Заголовок 5 Знак"/>
-    <w:basedOn w:val="a0"/>
-    <w:link w:val="5"/>
-    <w:uiPriority w:val="9"/>
-    <w:semiHidden/>
-    <w:rsid w:val="00AF7CEB"/>
-    <w:rPr>
-      <w:rFonts w:asciiTheme="majorHAnsi" w:eastAsiaTheme="majorEastAsia" w:hAnsiTheme="majorHAnsi" w:cstheme="majorBidi"/>
-      <w:color w:val="44546A" w:themeColor="text2"/>
-      <w:sz w:val="22"/>
-      <w:szCs w:val="22"/>
-    </w:rPr>
-  </w:style>
-  <w:style w:type="character" w:customStyle="1" w:styleId="60">
-    <w:name w:val="Заголовок 6 Знак"/>
-    <w:basedOn w:val="a0"/>
-    <w:link w:val="6"/>
-    <w:uiPriority w:val="9"/>
-    <w:semiHidden/>
-    <w:rsid w:val="00AF7CEB"/>
-    <w:rPr>
-      <w:rFonts w:asciiTheme="majorHAnsi" w:eastAsiaTheme="majorEastAsia" w:hAnsiTheme="majorHAnsi" w:cstheme="majorBidi"/>
-      <w:i/>
-      <w:iCs/>
-      <w:color w:val="44546A" w:themeColor="text2"/>
-      <w:sz w:val="21"/>
-      <w:szCs w:val="21"/>
-    </w:rPr>
-  </w:style>
-  <w:style w:type="character" w:customStyle="1" w:styleId="70">
-    <w:name w:val="Заголовок 7 Знак"/>
-    <w:basedOn w:val="a0"/>
-    <w:link w:val="7"/>
-    <w:uiPriority w:val="9"/>
-    <w:semiHidden/>
-    <w:rsid w:val="00AF7CEB"/>
-    <w:rPr>
-      <w:rFonts w:asciiTheme="majorHAnsi" w:eastAsiaTheme="majorEastAsia" w:hAnsiTheme="majorHAnsi" w:cstheme="majorBidi"/>
-      <w:i/>
-      <w:iCs/>
-      <w:color w:val="1F3864" w:themeColor="accent1" w:themeShade="80"/>
-      <w:sz w:val="21"/>
-      <w:szCs w:val="21"/>
-    </w:rPr>
-  </w:style>
-  <w:style w:type="character" w:customStyle="1" w:styleId="80">
-    <w:name w:val="Заголовок 8 Знак"/>
-    <w:basedOn w:val="a0"/>
-    <w:link w:val="8"/>
-    <w:uiPriority w:val="9"/>
-    <w:semiHidden/>
-    <w:rsid w:val="00AF7CEB"/>
-    <w:rPr>
-      <w:rFonts w:asciiTheme="majorHAnsi" w:eastAsiaTheme="majorEastAsia" w:hAnsiTheme="majorHAnsi" w:cstheme="majorBidi"/>
-      <w:b/>
-      <w:bCs/>
-      <w:color w:val="44546A" w:themeColor="text2"/>
-    </w:rPr>
-  </w:style>
-  <w:style w:type="character" w:customStyle="1" w:styleId="90">
-    <w:name w:val="Заголовок 9 Знак"/>
-    <w:basedOn w:val="a0"/>
-    <w:link w:val="9"/>
-    <w:uiPriority w:val="9"/>
-    <w:semiHidden/>
-    <w:rsid w:val="00AF7CEB"/>
-    <w:rPr>
-      <w:rFonts w:asciiTheme="majorHAnsi" w:eastAsiaTheme="majorEastAsia" w:hAnsiTheme="majorHAnsi" w:cstheme="majorBidi"/>
-      <w:b/>
-      <w:bCs/>
-      <w:i/>
-      <w:iCs/>
-      <w:color w:val="44546A" w:themeColor="text2"/>
-    </w:rPr>
-  </w:style>
-  <w:style w:type="paragraph" w:styleId="a3">
-    <w:name w:val="caption"/>
-    <w:basedOn w:val="a"/>
-    <w:next w:val="a"/>
-    <w:uiPriority w:val="35"/>
-    <w:semiHidden/>
-    <w:unhideWhenUsed/>
-    <w:qFormat/>
-    <w:rsid w:val="00AF7CEB"/>
-    <w:pPr>
-      <w:spacing w:line="240" w:lineRule="auto"/>
-    </w:pPr>
-    <w:rPr>
-      <w:b/>
-      <w:bCs/>
-      <w:smallCaps/>
-      <w:color w:val="595959" w:themeColor="text1" w:themeTint="A6"/>
-      <w:spacing w:val="6"/>
-    </w:rPr>
-  </w:style>
-  <w:style w:type="paragraph" w:styleId="a4">
-    <w:name w:val="Title"/>
-    <w:basedOn w:val="a"/>
-    <w:next w:val="a"/>
-    <w:link w:val="a5"/>
-    <w:uiPriority w:val="10"/>
-    <w:qFormat/>
-    <w:rsid w:val="00AF7CEB"/>
-    <w:pPr>
-      <w:spacing w:line="240" w:lineRule="auto"/>
-      <w:contextualSpacing/>
-    </w:pPr>
-    <w:rPr>
-      <w:rFonts w:asciiTheme="majorHAnsi" w:eastAsiaTheme="majorEastAsia" w:hAnsiTheme="majorHAnsi" w:cstheme="majorBidi"/>
-      <w:color w:val="4472C4" w:themeColor="accent1"/>
-      <w:spacing w:val="-10"/>
-      <w:sz w:val="56"/>
-      <w:szCs w:val="56"/>
-    </w:rPr>
-  </w:style>
-  <w:style w:type="character" w:customStyle="1" w:styleId="a5">
-    <w:name w:val="Название Знак"/>
-    <w:basedOn w:val="a0"/>
-    <w:link w:val="a4"/>
-    <w:uiPriority w:val="10"/>
-    <w:rsid w:val="00AF7CEB"/>
-    <w:rPr>
-      <w:rFonts w:asciiTheme="majorHAnsi" w:eastAsiaTheme="majorEastAsia" w:hAnsiTheme="majorHAnsi" w:cstheme="majorBidi"/>
-      <w:color w:val="4472C4" w:themeColor="accent1"/>
-      <w:spacing w:val="-10"/>
-      <w:sz w:val="56"/>
-      <w:szCs w:val="56"/>
-    </w:rPr>
-  </w:style>
-  <w:style w:type="paragraph" w:styleId="a6">
-    <w:name w:val="Subtitle"/>
-    <w:basedOn w:val="a"/>
-    <w:next w:val="a"/>
-    <w:link w:val="a7"/>
-    <w:uiPriority w:val="11"/>
-    <w:qFormat/>
-    <w:rsid w:val="00AF7CEB"/>
-    <w:pPr>
-      <w:numPr>
-        <w:ilvl w:val="1"/>
-      </w:numPr>
-      <w:spacing w:line="240" w:lineRule="auto"/>
-      <w:ind w:firstLine="709"/>
-    </w:pPr>
-    <w:rPr>
-      <w:rFonts w:asciiTheme="majorHAnsi" w:eastAsiaTheme="majorEastAsia" w:hAnsiTheme="majorHAnsi" w:cstheme="majorBidi"/>
-      <w:sz w:val="24"/>
-      <w:szCs w:val="24"/>
-    </w:rPr>
-  </w:style>
-  <w:style w:type="character" w:customStyle="1" w:styleId="a7">
-    <w:name w:val="Подзаголовок Знак"/>
-    <w:basedOn w:val="a0"/>
-    <w:link w:val="a6"/>
-    <w:uiPriority w:val="11"/>
-    <w:rsid w:val="00AF7CEB"/>
-    <w:rPr>
-      <w:rFonts w:asciiTheme="majorHAnsi" w:eastAsiaTheme="majorEastAsia" w:hAnsiTheme="majorHAnsi" w:cstheme="majorBidi"/>
-      <w:sz w:val="24"/>
-      <w:szCs w:val="24"/>
-    </w:rPr>
-  </w:style>
-  <w:style w:type="character" w:styleId="a8">
-    <w:name w:val="Strong"/>
-    <w:basedOn w:val="a0"/>
-    <w:uiPriority w:val="22"/>
-    <w:qFormat/>
-    <w:rsid w:val="00AF7CEB"/>
-    <w:rPr>
-      <w:b/>
-      <w:bCs/>
-    </w:rPr>
-  </w:style>
-  <w:style w:type="character" w:styleId="a9">
-    <w:name w:val="Emphasis"/>
-    <w:basedOn w:val="a0"/>
-    <w:uiPriority w:val="20"/>
-    <w:qFormat/>
-    <w:rsid w:val="00AF7CEB"/>
-    <w:rPr>
-      <w:i/>
-      <w:iCs/>
-    </w:rPr>
-  </w:style>
-  <w:style w:type="paragraph" w:styleId="aa">
-    <w:name w:val="No Spacing"/>
-    <w:uiPriority w:val="1"/>
-    <w:qFormat/>
-    <w:rsid w:val="00AF7CEB"/>
-    <w:pPr>
-      <w:spacing w:after="0" w:line="240" w:lineRule="auto"/>
-    </w:pPr>
-  </w:style>
-  <w:style w:type="paragraph" w:styleId="21">
-    <w:name w:val="Quote"/>
-    <w:basedOn w:val="a"/>
-    <w:next w:val="a"/>
-    <w:link w:val="22"/>
-    <w:uiPriority w:val="29"/>
-    <w:qFormat/>
-    <w:rsid w:val="00AF7CEB"/>
-    <w:pPr>
-      <w:spacing w:before="160"/>
-      <w:ind w:left="720" w:right="720"/>
-    </w:pPr>
-    <w:rPr>
-      <w:i/>
-      <w:iCs/>
-      <w:color w:val="404040" w:themeColor="text1" w:themeTint="BF"/>
-    </w:rPr>
-  </w:style>
-  <w:style w:type="character" w:customStyle="1" w:styleId="22">
-    <w:name w:val="Цитата 2 Знак"/>
-    <w:basedOn w:val="a0"/>
-    <w:link w:val="21"/>
-    <w:uiPriority w:val="29"/>
-    <w:rsid w:val="00AF7CEB"/>
-    <w:rPr>
-      <w:i/>
-      <w:iCs/>
-      <w:color w:val="404040" w:themeColor="text1" w:themeTint="BF"/>
-    </w:rPr>
-  </w:style>
-  <w:style w:type="paragraph" w:styleId="ab">
-    <w:name w:val="Intense Quote"/>
-    <w:basedOn w:val="a"/>
-    <w:next w:val="a"/>
-    <w:link w:val="ac"/>
-    <w:uiPriority w:val="30"/>
-    <w:qFormat/>
-    <w:rsid w:val="00AF7CEB"/>
-    <w:pPr>
-      <w:pBdr>
-        <w:left w:val="single" w:sz="18" w:space="12" w:color="4472C4" w:themeColor="accent1"/>
-      </w:pBdr>
-      <w:spacing w:before="100" w:beforeAutospacing="1" w:line="300" w:lineRule="auto"/>
-      <w:ind w:left="1224" w:right="1224"/>
-    </w:pPr>
-    <w:rPr>
-      <w:rFonts w:asciiTheme="majorHAnsi" w:eastAsiaTheme="majorEastAsia" w:hAnsiTheme="majorHAnsi" w:cstheme="majorBidi"/>
-      <w:color w:val="4472C4" w:themeColor="accent1"/>
-    </w:rPr>
-  </w:style>
-  <w:style w:type="character" w:customStyle="1" w:styleId="ac">
-    <w:name w:val="Выделенная цитата Знак"/>
-    <w:basedOn w:val="a0"/>
-    <w:link w:val="ab"/>
-    <w:uiPriority w:val="30"/>
-    <w:rsid w:val="00AF7CEB"/>
-    <w:rPr>
-      <w:rFonts w:asciiTheme="majorHAnsi" w:eastAsiaTheme="majorEastAsia" w:hAnsiTheme="majorHAnsi" w:cstheme="majorBidi"/>
-      <w:color w:val="4472C4" w:themeColor="accent1"/>
-      <w:sz w:val="28"/>
-      <w:szCs w:val="28"/>
-    </w:rPr>
-  </w:style>
-  <w:style w:type="character" w:styleId="ad">
-    <w:name w:val="Subtle Emphasis"/>
-    <w:basedOn w:val="a0"/>
-    <w:uiPriority w:val="19"/>
-    <w:qFormat/>
-    <w:rsid w:val="00AF7CEB"/>
-    <w:rPr>
-      <w:i/>
-      <w:iCs/>
-      <w:color w:val="404040" w:themeColor="text1" w:themeTint="BF"/>
-    </w:rPr>
-  </w:style>
-  <w:style w:type="character" w:styleId="ae">
-    <w:name w:val="Intense Emphasis"/>
-    <w:basedOn w:val="a0"/>
-    <w:uiPriority w:val="21"/>
-    <w:qFormat/>
-    <w:rsid w:val="00AF7CEB"/>
-    <w:rPr>
-      <w:b/>
-      <w:bCs/>
-      <w:i/>
-      <w:iCs/>
-    </w:rPr>
-  </w:style>
-  <w:style w:type="character" w:styleId="af">
-    <w:name w:val="Subtle Reference"/>
-    <w:basedOn w:val="a0"/>
-    <w:uiPriority w:val="31"/>
-    <w:qFormat/>
-    <w:rsid w:val="00AF7CEB"/>
-    <w:rPr>
-      <w:smallCaps/>
-      <w:color w:val="404040" w:themeColor="text1" w:themeTint="BF"/>
-      <w:u w:val="single" w:color="7F7F7F" w:themeColor="text1" w:themeTint="80"/>
-    </w:rPr>
-  </w:style>
-  <w:style w:type="character" w:styleId="af0">
-    <w:name w:val="Intense Reference"/>
-    <w:basedOn w:val="a0"/>
-    <w:uiPriority w:val="32"/>
-    <w:qFormat/>
-    <w:rsid w:val="00AF7CEB"/>
-    <w:rPr>
-      <w:b/>
-      <w:bCs/>
-      <w:smallCaps/>
-      <w:spacing w:val="5"/>
-      <w:u w:val="single"/>
-    </w:rPr>
-  </w:style>
-  <w:style w:type="character" w:styleId="af1">
-    <w:name w:val="Book Title"/>
-    <w:basedOn w:val="a0"/>
-    <w:uiPriority w:val="33"/>
-    <w:qFormat/>
-    <w:rsid w:val="00AF7CEB"/>
-    <w:rPr>
-      <w:b/>
-      <w:bCs/>
-      <w:smallCaps/>
-    </w:rPr>
-  </w:style>
-  <w:style w:type="paragraph" w:styleId="af2">
-    <w:name w:val="TOC Heading"/>
-    <w:basedOn w:val="1"/>
-    <w:next w:val="a"/>
-    <w:uiPriority w:val="39"/>
-    <w:unhideWhenUsed/>
-    <w:qFormat/>
-    <w:rsid w:val="00AF7CEB"/>
-    <w:pPr>
-      <w:outlineLvl w:val="9"/>
-    </w:pPr>
-  </w:style>
-  <w:style w:type="paragraph" w:styleId="af3">
-    <w:name w:val="Balloon Text"/>
-    <w:basedOn w:val="a"/>
-    <w:link w:val="af4"/>
-    <w:uiPriority w:val="99"/>
-    <w:semiHidden/>
-    <w:unhideWhenUsed/>
-    <w:rsid w:val="004733DC"/>
-    <w:pPr>
-      <w:spacing w:line="240" w:lineRule="auto"/>
-    </w:pPr>
-    <w:rPr>
-      <w:rFonts w:ascii="Segoe UI" w:hAnsi="Segoe UI" w:cs="Segoe UI"/>
-      <w:sz w:val="18"/>
-      <w:szCs w:val="18"/>
-    </w:rPr>
-  </w:style>
-  <w:style w:type="character" w:customStyle="1" w:styleId="af4">
-    <w:name w:val="Текст выноски Знак"/>
-    <w:basedOn w:val="a0"/>
-    <w:link w:val="af3"/>
-    <w:uiPriority w:val="99"/>
-    <w:semiHidden/>
-    <w:rsid w:val="004733DC"/>
-    <w:rPr>
-      <w:rFonts w:ascii="Segoe UI" w:hAnsi="Segoe UI" w:cs="Segoe UI"/>
-      <w:sz w:val="18"/>
-      <w:szCs w:val="18"/>
-    </w:rPr>
-  </w:style>
-  <w:style w:type="paragraph" w:customStyle="1" w:styleId="11">
-    <w:name w:val="Заг1"/>
-    <w:basedOn w:val="1"/>
-    <w:next w:val="a"/>
-    <w:link w:val="12"/>
-    <w:qFormat/>
-    <w:rsid w:val="00130FDF"/>
-    <w:pPr>
-      <w:pageBreakBefore/>
-      <w:spacing w:before="0" w:line="360" w:lineRule="auto"/>
-      <w:ind w:firstLine="0"/>
-      <w:jc w:val="center"/>
-    </w:pPr>
-    <w:rPr>
-      <w:rFonts w:ascii="Times New Roman" w:hAnsi="Times New Roman"/>
-      <w:b/>
-      <w:color w:val="000000" w:themeColor="text1"/>
-      <w:sz w:val="28"/>
-    </w:rPr>
-  </w:style>
-  <w:style w:type="paragraph" w:customStyle="1" w:styleId="13">
-    <w:name w:val="Подзаг1"/>
-    <w:basedOn w:val="a"/>
-    <w:next w:val="a"/>
-    <w:link w:val="14"/>
-    <w:qFormat/>
-    <w:rsid w:val="004733DC"/>
-    <w:pPr>
-      <w:outlineLvl w:val="1"/>
-    </w:pPr>
-    <w:rPr>
-      <w:b/>
-    </w:rPr>
-  </w:style>
-  <w:style w:type="character" w:customStyle="1" w:styleId="12">
-    <w:name w:val="Заг1 Знак"/>
-    <w:basedOn w:val="a0"/>
-    <w:link w:val="11"/>
-    <w:rsid w:val="00130FDF"/>
-    <w:rPr>
-      <w:rFonts w:ascii="Times New Roman" w:eastAsiaTheme="majorEastAsia" w:hAnsi="Times New Roman" w:cstheme="majorBidi"/>
-      <w:b/>
-      <w:color w:val="000000" w:themeColor="text1"/>
-      <w:sz w:val="28"/>
-      <w:szCs w:val="32"/>
-    </w:rPr>
-  </w:style>
-  <w:style w:type="paragraph" w:styleId="15">
-    <w:name w:val="toc 1"/>
-    <w:basedOn w:val="a"/>
-    <w:next w:val="a"/>
-    <w:autoRedefine/>
-    <w:uiPriority w:val="39"/>
-    <w:unhideWhenUsed/>
-    <w:rsid w:val="00585846"/>
-    <w:pPr>
-      <w:tabs>
-        <w:tab w:val="right" w:leader="dot" w:pos="9628"/>
-      </w:tabs>
-      <w:spacing w:after="100"/>
-      <w:ind w:firstLine="0"/>
-      <w:jc w:val="left"/>
-    </w:pPr>
-  </w:style>
-  <w:style w:type="character" w:customStyle="1" w:styleId="14">
-    <w:name w:val="Подзаг1 Знак"/>
-    <w:basedOn w:val="a0"/>
-    <w:link w:val="13"/>
-    <w:rsid w:val="004733DC"/>
-    <w:rPr>
-      <w:rFonts w:ascii="Times New Roman" w:hAnsi="Times New Roman" w:cs="Times New Roman"/>
-      <w:b/>
-      <w:sz w:val="28"/>
-      <w:szCs w:val="28"/>
-    </w:rPr>
-  </w:style>
-  <w:style w:type="paragraph" w:styleId="23">
-    <w:name w:val="toc 2"/>
-    <w:basedOn w:val="a"/>
-    <w:next w:val="a"/>
-    <w:autoRedefine/>
-    <w:uiPriority w:val="39"/>
-    <w:unhideWhenUsed/>
-    <w:rsid w:val="00585846"/>
-    <w:pPr>
-      <w:tabs>
-        <w:tab w:val="right" w:leader="dot" w:pos="9628"/>
-      </w:tabs>
-      <w:spacing w:after="100"/>
-      <w:jc w:val="left"/>
-    </w:pPr>
-  </w:style>
-  <w:style w:type="character" w:styleId="af5">
-    <w:name w:val="Hyperlink"/>
-    <w:basedOn w:val="a0"/>
-    <w:uiPriority w:val="99"/>
-    <w:unhideWhenUsed/>
-    <w:rsid w:val="00DC171B"/>
-    <w:rPr>
-      <w:color w:val="0563C1" w:themeColor="hyperlink"/>
-      <w:u w:val="single"/>
-    </w:rPr>
-  </w:style>
-  <w:style w:type="paragraph" w:styleId="af6">
-    <w:name w:val="header"/>
-    <w:basedOn w:val="a"/>
-    <w:link w:val="af7"/>
-    <w:uiPriority w:val="99"/>
-    <w:unhideWhenUsed/>
-    <w:rsid w:val="00140328"/>
-    <w:pPr>
-      <w:tabs>
-        <w:tab w:val="center" w:pos="4677"/>
-        <w:tab w:val="right" w:pos="9355"/>
-      </w:tabs>
-      <w:spacing w:line="240" w:lineRule="auto"/>
-    </w:pPr>
-  </w:style>
-  <w:style w:type="character" w:customStyle="1" w:styleId="af7">
-    <w:name w:val="Верхний колонтитул Знак"/>
-    <w:basedOn w:val="a0"/>
-    <w:link w:val="af6"/>
-    <w:uiPriority w:val="99"/>
-    <w:rsid w:val="00140328"/>
-    <w:rPr>
-      <w:rFonts w:ascii="Times New Roman" w:hAnsi="Times New Roman" w:cs="Times New Roman"/>
-      <w:sz w:val="28"/>
-      <w:szCs w:val="28"/>
-    </w:rPr>
-  </w:style>
-  <w:style w:type="paragraph" w:styleId="af8">
-    <w:name w:val="footer"/>
-    <w:basedOn w:val="a"/>
-    <w:link w:val="af9"/>
-    <w:uiPriority w:val="99"/>
-    <w:unhideWhenUsed/>
-    <w:rsid w:val="00140328"/>
-    <w:pPr>
-      <w:tabs>
-        <w:tab w:val="center" w:pos="4677"/>
-        <w:tab w:val="right" w:pos="9355"/>
-      </w:tabs>
-      <w:spacing w:line="240" w:lineRule="auto"/>
-    </w:pPr>
-  </w:style>
-  <w:style w:type="character" w:customStyle="1" w:styleId="af9">
-    <w:name w:val="Нижний колонтитул Знак"/>
-    <w:basedOn w:val="a0"/>
-    <w:link w:val="af8"/>
-    <w:uiPriority w:val="99"/>
-    <w:rsid w:val="00140328"/>
-    <w:rPr>
-      <w:rFonts w:ascii="Times New Roman" w:hAnsi="Times New Roman" w:cs="Times New Roman"/>
-      <w:sz w:val="28"/>
-      <w:szCs w:val="28"/>
-    </w:rPr>
-  </w:style>
-  <w:style w:type="paragraph" w:customStyle="1" w:styleId="afa">
-    <w:name w:val="Рисунок"/>
-    <w:basedOn w:val="a"/>
-    <w:link w:val="afb"/>
-    <w:qFormat/>
-    <w:rsid w:val="00BC7457"/>
-    <w:pPr>
-      <w:keepNext/>
-      <w:keepLines/>
-      <w:ind w:firstLine="0"/>
-      <w:jc w:val="center"/>
-    </w:pPr>
-    <w:rPr>
-      <w:noProof/>
-    </w:rPr>
-  </w:style>
-  <w:style w:type="character" w:customStyle="1" w:styleId="afb">
-    <w:name w:val="Рисунок Знак"/>
-    <w:basedOn w:val="a0"/>
-    <w:link w:val="afa"/>
-    <w:rsid w:val="00BC7457"/>
-    <w:rPr>
-      <w:rFonts w:ascii="Times New Roman" w:hAnsi="Times New Roman" w:cs="Times New Roman"/>
-      <w:noProof/>
-      <w:sz w:val="28"/>
-      <w:szCs w:val="28"/>
-    </w:rPr>
-  </w:style>
-  <w:style w:type="paragraph" w:styleId="afc">
-    <w:name w:val="List Paragraph"/>
-    <w:basedOn w:val="a"/>
-    <w:uiPriority w:val="34"/>
-    <w:qFormat/>
-    <w:rsid w:val="00633F66"/>
-    <w:pPr>
-      <w:ind w:left="720"/>
-      <w:contextualSpacing/>
-    </w:pPr>
-  </w:style>
-  <w:style w:type="character" w:customStyle="1" w:styleId="16">
-    <w:name w:val="Неразрешенное упоминание1"/>
-    <w:basedOn w:val="a0"/>
-    <w:uiPriority w:val="99"/>
-    <w:semiHidden/>
-    <w:unhideWhenUsed/>
-    <w:rsid w:val="0069596D"/>
-    <w:rPr>
-      <w:color w:val="605E5C"/>
-      <w:shd w:val="clear" w:color="auto" w:fill="E1DFDD"/>
-    </w:rPr>
-  </w:style>
-  <w:style w:type="paragraph" w:customStyle="1" w:styleId="24">
-    <w:name w:val="Подзаг 2"/>
-    <w:basedOn w:val="a"/>
-    <w:next w:val="a"/>
-    <w:link w:val="25"/>
-    <w:qFormat/>
-    <w:rsid w:val="00F92AF7"/>
-    <w:rPr>
-      <w:b/>
-    </w:rPr>
-  </w:style>
-  <w:style w:type="character" w:customStyle="1" w:styleId="25">
-    <w:name w:val="Подзаг 2 Знак"/>
-    <w:basedOn w:val="a0"/>
-    <w:link w:val="24"/>
-    <w:rsid w:val="00F92AF7"/>
-    <w:rPr>
-      <w:rFonts w:ascii="Times New Roman" w:hAnsi="Times New Roman" w:cs="Times New Roman"/>
-      <w:b/>
-      <w:sz w:val="28"/>
-      <w:szCs w:val="28"/>
-    </w:rPr>
-  </w:style>
-  <w:style w:type="paragraph" w:styleId="31">
-    <w:name w:val="toc 3"/>
-    <w:basedOn w:val="a"/>
-    <w:next w:val="a"/>
-    <w:autoRedefine/>
-    <w:uiPriority w:val="39"/>
-    <w:unhideWhenUsed/>
-    <w:rsid w:val="00585846"/>
-    <w:pPr>
-      <w:spacing w:after="100"/>
-      <w:ind w:left="560"/>
-    </w:pPr>
-  </w:style>
-  <w:style w:type="character" w:customStyle="1" w:styleId="26">
-    <w:name w:val="Неразрешенное упоминание2"/>
-    <w:basedOn w:val="a0"/>
-    <w:uiPriority w:val="99"/>
-    <w:semiHidden/>
-    <w:unhideWhenUsed/>
-    <w:rsid w:val="00420677"/>
-    <w:rPr>
-      <w:color w:val="605E5C"/>
-      <w:shd w:val="clear" w:color="auto" w:fill="E1DFDD"/>
-    </w:rPr>
-  </w:style>
-  <w:style w:type="character" w:styleId="afd">
-    <w:name w:val="FollowedHyperlink"/>
-    <w:basedOn w:val="a0"/>
-    <w:uiPriority w:val="99"/>
-    <w:semiHidden/>
-    <w:unhideWhenUsed/>
-    <w:rsid w:val="00007D4F"/>
-    <w:rPr>
-      <w:color w:val="954F72" w:themeColor="followedHyperlink"/>
-      <w:u w:val="single"/>
-    </w:rPr>
-  </w:style>
-  <w:style w:type="table" w:styleId="afe">
-    <w:name w:val="Table Grid"/>
-    <w:basedOn w:val="a1"/>
-    <w:uiPriority w:val="39"/>
-    <w:qFormat/>
-    <w:rsid w:val="00CB4287"/>
-    <w:pPr>
-      <w:spacing w:after="0" w:line="240" w:lineRule="auto"/>
-    </w:pPr>
-    <w:rPr>
-      <w:rFonts w:eastAsiaTheme="minorHAnsi"/>
-      <w:sz w:val="22"/>
-      <w:szCs w:val="22"/>
-    </w:rPr>
-    <w:tblPr>
-      <w:tblInd w:w="0" w:type="dxa"/>
-      <w:tblBorders>
-        <w:top w:val="single" w:sz="4" w:space="0" w:color="auto"/>
-        <w:left w:val="single" w:sz="4" w:space="0" w:color="auto"/>
-        <w:bottom w:val="single" w:sz="4" w:space="0" w:color="auto"/>
-        <w:right w:val="single" w:sz="4" w:space="0" w:color="auto"/>
-        <w:insideH w:val="single" w:sz="4" w:space="0" w:color="auto"/>
-        <w:insideV w:val="single" w:sz="4" w:space="0" w:color="auto"/>
-      </w:tblBorders>
-      <w:tblCellMar>
-        <w:top w:w="0" w:type="dxa"/>
-        <w:left w:w="108" w:type="dxa"/>
-        <w:bottom w:w="0" w:type="dxa"/>
-        <w:right w:w="108" w:type="dxa"/>
-      </w:tblCellMar>
     </w:tblPr>
   </w:style>
 </w:styles>
@@ -7573,7 +6742,7 @@
   <a:extraClrSchemeLst/>
   <a:extLst>
     <a:ext uri="{05A4C25C-085E-4340-85A3-A5531E510DB2}">
-      <thm15:themeFamily xmlns="" xmlns:thm15="http://schemas.microsoft.com/office/thememl/2012/main" name="Office Theme" id="{62F939B6-93AF-4DB8-9C6B-D6C7DFDC589F}" vid="{4A3C46E8-61CC-4603-A589-7422A47A8E4A}"/>
+      <thm15:themeFamily xmlns:thm15="http://schemas.microsoft.com/office/thememl/2012/main" name="Office Theme" id="{62F939B6-93AF-4DB8-9C6B-D6C7DFDC589F}" vid="{4A3C46E8-61CC-4603-A589-7422A47A8E4A}"/>
     </a:ext>
   </a:extLst>
 </a:theme>
@@ -7584,7 +6753,7 @@
 </file>
 
 <file path=customXml/itemProps1.xml><?xml version="1.0" encoding="utf-8"?>
-<ds:datastoreItem xmlns:ds="http://schemas.openxmlformats.org/officeDocument/2006/customXml" ds:itemID="{8001F78E-D635-4632-8422-18E92795943B}">
+<ds:datastoreItem xmlns:ds="http://schemas.openxmlformats.org/officeDocument/2006/customXml" ds:itemID="{C099F0EC-F914-41DD-B509-F6E3B627AB07}">
   <ds:schemaRefs>
     <ds:schemaRef ds:uri="http://schemas.openxmlformats.org/officeDocument/2006/bibliography"/>
   </ds:schemaRefs>

--- a/000.exe.docx
+++ b/000.exe.docx
@@ -2083,7 +2083,7 @@
           </mc:Choice>
           <mc:Fallback>
             <w:pict>
-              <v:rect w14:anchorId="0BCCEB8C" id="Прямоугольник 14" o:spid="_x0000_s1026" alt="blob:https://web.telegram.org/6ae3ef30-f1b1-47fe-aebd-b1a5fdf15993" style="width:24.3pt;height:24.3pt;visibility:visible;mso-wrap-style:square;mso-left-percent:-10001;mso-top-percent:-10001;mso-position-horizontal:absolute;mso-position-horizontal-relative:char;mso-position-vertical:absolute;mso-position-vertical-relative:line;mso-left-percent:-10001;mso-top-percent:-10001;v-text-anchor:top" o:gfxdata="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" filled="f" stroked="f">
+              <v:rect w14:anchorId="56B2D0CA" id="Прямоугольник 14" o:spid="_x0000_s1026" alt="blob:https://web.telegram.org/6ae3ef30-f1b1-47fe-aebd-b1a5fdf15993" style="width:24.3pt;height:24.3pt;visibility:visible;mso-wrap-style:square;mso-left-percent:-10001;mso-top-percent:-10001;mso-position-horizontal:absolute;mso-position-horizontal-relative:char;mso-position-vertical:absolute;mso-position-vertical-relative:line;mso-left-percent:-10001;mso-top-percent:-10001;v-text-anchor:top" o:gfxdata="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" filled="f" stroked="f">
                 <o:lock v:ext="edit" aspectratio="t"/>
                 <w10:anchorlock/>
               </v:rect>
@@ -2157,7 +2157,7 @@
           </mc:Choice>
           <mc:Fallback>
             <w:pict>
-              <v:rect w14:anchorId="62338D7A" id="Прямоугольник 15" o:spid="_x0000_s1026" alt="blob:https://web.telegram.org/6ae3ef30-f1b1-47fe-aebd-b1a5fdf15993" style="width:24.3pt;height:24.3pt;visibility:visible;mso-wrap-style:square;mso-left-percent:-10001;mso-top-percent:-10001;mso-position-horizontal:absolute;mso-position-horizontal-relative:char;mso-position-vertical:absolute;mso-position-vertical-relative:line;mso-left-percent:-10001;mso-top-percent:-10001;v-text-anchor:top" o:gfxdata="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" filled="f" stroked="f">
+              <v:rect w14:anchorId="10D4ED68" id="Прямоугольник 15" o:spid="_x0000_s1026" alt="blob:https://web.telegram.org/6ae3ef30-f1b1-47fe-aebd-b1a5fdf15993" style="width:24.3pt;height:24.3pt;visibility:visible;mso-wrap-style:square;mso-left-percent:-10001;mso-top-percent:-10001;mso-position-horizontal:absolute;mso-position-horizontal-relative:char;mso-position-vertical:absolute;mso-position-vertical-relative:line;mso-left-percent:-10001;mso-top-percent:-10001;v-text-anchor:top" o:gfxdata="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" filled="f" stroked="f">
                 <o:lock v:ext="edit" aspectratio="t"/>
                 <w10:anchorlock/>
               </v:rect>
@@ -2615,6 +2615,8 @@
       </w:r>
     </w:p>
     <w:p>
+      <w:bookmarkStart w:id="6" w:name="_Hlk232427277"/>
+      <w:bookmarkStart w:id="7" w:name="_GoBack"/>
       <w:r>
         <w:t xml:space="preserve">1. Склеивание через </w:t>
       </w:r>
@@ -2707,32 +2709,49 @@
       </w:r>
       <w:proofErr w:type="spellEnd"/>
       <w:r>
-        <w:t xml:space="preserve"> связывается с сервером злоумышленника, после чего скачивает основной вредоносный модуль </w:t>
-      </w:r>
-      <w:bookmarkStart w:id="6" w:name="_GoBack"/>
-      <w:bookmarkEnd w:id="6"/>
-    </w:p>
+        <w:t xml:space="preserve"> связывается с сервером злоумышленника, после чего скачивает основной вредоносный модуль</w:t>
+      </w:r>
+      <w:r>
+        <w:t xml:space="preserve"> в зашифрованном виде, затем расшифровывает в оперативной памяти и запускает выполнение. </w:t>
+      </w:r>
+    </w:p>
+    <w:p>
+      <w:r>
+        <w:lastRenderedPageBreak/>
+        <w:t xml:space="preserve">3. Социальная инженерия. Такой метод маскировки направлен не на обман пользователя, а на использование человеческого фактора. </w:t>
+      </w:r>
+      <w:proofErr w:type="gramStart"/>
+      <w:r>
+        <w:t>Современные  технологии</w:t>
+      </w:r>
+      <w:proofErr w:type="gramEnd"/>
+      <w:r>
+        <w:t xml:space="preserve"> способны выстроить сложную защиту, на взлом которой приходится тратить достаточное количество времени, поэтому злоумышленники</w:t>
+      </w:r>
+    </w:p>
+    <w:bookmarkEnd w:id="6"/>
+    <w:bookmarkEnd w:id="7"/>
     <w:p/>
     <w:p>
       <w:pPr>
         <w:pStyle w:val="11"/>
       </w:pPr>
-      <w:bookmarkStart w:id="7" w:name="_Toc231996006"/>
+      <w:bookmarkStart w:id="8" w:name="_Toc231996006"/>
       <w:r>
         <w:lastRenderedPageBreak/>
         <w:t>Глава 2. ПРАКТИЧЕСКАЯ ЧАСТЬ</w:t>
       </w:r>
-      <w:bookmarkEnd w:id="7"/>
+      <w:bookmarkEnd w:id="8"/>
     </w:p>
     <w:p>
       <w:pPr>
         <w:pStyle w:val="13"/>
       </w:pPr>
-      <w:bookmarkStart w:id="8" w:name="_Toc231996007"/>
+      <w:bookmarkStart w:id="9" w:name="_Toc231996007"/>
       <w:r>
         <w:t>2.1 Инструменты и условия проведения исследования</w:t>
       </w:r>
-      <w:bookmarkEnd w:id="8"/>
+      <w:bookmarkEnd w:id="9"/>
     </w:p>
     <w:p>
       <w:r>
@@ -2884,7 +2903,7 @@
       <w:pPr>
         <w:pStyle w:val="13"/>
       </w:pPr>
-      <w:bookmarkStart w:id="9" w:name="_Toc231996008"/>
+      <w:bookmarkStart w:id="10" w:name="_Toc231996008"/>
       <w:r>
         <w:t xml:space="preserve">2.2 Анализ </w:t>
       </w:r>
@@ -2894,7 +2913,7 @@
       <w:r>
         <w:t>.</w:t>
       </w:r>
-      <w:bookmarkEnd w:id="9"/>
+      <w:bookmarkEnd w:id="10"/>
     </w:p>
     <w:p>
       <w:pPr>
@@ -3460,12 +3479,12 @@
       <w:pPr>
         <w:pStyle w:val="11"/>
       </w:pPr>
-      <w:bookmarkStart w:id="10" w:name="_Toc231996009"/>
+      <w:bookmarkStart w:id="11" w:name="_Toc231996009"/>
       <w:r>
         <w:lastRenderedPageBreak/>
         <w:t>ЗАКЛЮЧЕНИЕ</w:t>
       </w:r>
-      <w:bookmarkEnd w:id="10"/>
+      <w:bookmarkEnd w:id="11"/>
     </w:p>
     <w:p>
       <w:r>
@@ -3539,12 +3558,12 @@
       <w:pPr>
         <w:pStyle w:val="11"/>
       </w:pPr>
-      <w:bookmarkStart w:id="11" w:name="_Toc231996010"/>
+      <w:bookmarkStart w:id="12" w:name="_Toc231996010"/>
       <w:r>
         <w:lastRenderedPageBreak/>
         <w:t>СПИСОК ИСПОЛЬЗОВАННЫХ ИСТОЧНИКОВ</w:t>
       </w:r>
-      <w:bookmarkEnd w:id="11"/>
+      <w:bookmarkEnd w:id="12"/>
     </w:p>
     <w:p>
       <w:pPr>
@@ -6753,7 +6772,7 @@
 </file>
 
 <file path=customXml/itemProps1.xml><?xml version="1.0" encoding="utf-8"?>
-<ds:datastoreItem xmlns:ds="http://schemas.openxmlformats.org/officeDocument/2006/customXml" ds:itemID="{C099F0EC-F914-41DD-B509-F6E3B627AB07}">
+<ds:datastoreItem xmlns:ds="http://schemas.openxmlformats.org/officeDocument/2006/customXml" ds:itemID="{567BF534-CED1-4520-9A8B-0389F506D808}">
   <ds:schemaRefs>
     <ds:schemaRef ds:uri="http://schemas.openxmlformats.org/officeDocument/2006/bibliography"/>
   </ds:schemaRefs>
